--- a/documentation/dossier minifacturier.docx
+++ b/documentation/dossier minifacturier.docx
@@ -4,6 +4,15 @@
   <w:body>
     <w:sdt>
       <w:sdtPr>
+        <w:rPr>
+          <w:rFonts w:asciiTheme="minorHAnsi" w:eastAsiaTheme="minorHAnsi" w:hAnsiTheme="minorHAnsi" w:cstheme="minorBidi"/>
+          <w:color w:val="auto"/>
+          <w:kern w:val="2"/>
+          <w:sz w:val="24"/>
+          <w:szCs w:val="24"/>
+          <w:lang w:eastAsia="en-US"/>
+          <w14:ligatures w14:val="standardContextual"/>
+        </w:rPr>
         <w:id w:val="1881211075"/>
         <w:docPartObj>
           <w:docPartGallery w:val="Table of Contents"/>
@@ -12,15 +21,8 @@
       </w:sdtPr>
       <w:sdtEndPr>
         <w:rPr>
-          <w:rFonts w:asciiTheme="minorHAnsi" w:eastAsiaTheme="minorHAnsi" w:hAnsiTheme="minorHAnsi" w:cstheme="minorBidi"/>
           <w:b/>
           <w:bCs/>
-          <w:color w:val="auto"/>
-          <w:kern w:val="2"/>
-          <w:sz w:val="24"/>
-          <w:szCs w:val="24"/>
-          <w:lang w:eastAsia="en-US"/>
-          <w14:ligatures w14:val="standardContextual"/>
         </w:rPr>
       </w:sdtEndPr>
       <w:sdtContent>
@@ -54,7 +56,7 @@
           <w:r>
             <w:fldChar w:fldCharType="separate"/>
           </w:r>
-          <w:hyperlink w:anchor="_Toc227595309" w:history="1">
+          <w:hyperlink w:anchor="_Toc227672871" w:history="1">
             <w:r>
               <w:rPr>
                 <w:rStyle w:val="Lienhypertexte"/>
@@ -81,7 +83,7 @@
                 <w:noProof/>
                 <w:webHidden/>
               </w:rPr>
-              <w:instrText xml:space="preserve"> PAGEREF _Toc227595309 \h </w:instrText>
+              <w:instrText xml:space="preserve"> PAGEREF _Toc227672871 \h </w:instrText>
             </w:r>
             <w:r>
               <w:rPr>
@@ -124,7 +126,7 @@
               <w:lang w:eastAsia="fr-FR"/>
             </w:rPr>
           </w:pPr>
-          <w:hyperlink w:anchor="_Toc227595310" w:history="1">
+          <w:hyperlink w:anchor="_Toc227672872" w:history="1">
             <w:r>
               <w:rPr>
                 <w:rStyle w:val="Lienhypertexte"/>
@@ -151,7 +153,7 @@
                 <w:noProof/>
                 <w:webHidden/>
               </w:rPr>
-              <w:instrText xml:space="preserve"> PAGEREF _Toc227595310 \h </w:instrText>
+              <w:instrText xml:space="preserve"> PAGEREF _Toc227672872 \h </w:instrText>
             </w:r>
             <w:r>
               <w:rPr>
@@ -194,7 +196,7 @@
               <w:lang w:eastAsia="fr-FR"/>
             </w:rPr>
           </w:pPr>
-          <w:hyperlink w:anchor="_Toc227595311" w:history="1">
+          <w:hyperlink w:anchor="_Toc227672873" w:history="1">
             <w:r>
               <w:rPr>
                 <w:rStyle w:val="Lienhypertexte"/>
@@ -221,7 +223,7 @@
                 <w:noProof/>
                 <w:webHidden/>
               </w:rPr>
-              <w:instrText xml:space="preserve"> PAGEREF _Toc227595311 \h </w:instrText>
+              <w:instrText xml:space="preserve"> PAGEREF _Toc227672873 \h </w:instrText>
             </w:r>
             <w:r>
               <w:rPr>
@@ -264,7 +266,7 @@
               <w:lang w:eastAsia="fr-FR"/>
             </w:rPr>
           </w:pPr>
-          <w:hyperlink w:anchor="_Toc227595312" w:history="1">
+          <w:hyperlink w:anchor="_Toc227672874" w:history="1">
             <w:r>
               <w:rPr>
                 <w:rStyle w:val="Lienhypertexte"/>
@@ -291,7 +293,7 @@
                 <w:noProof/>
                 <w:webHidden/>
               </w:rPr>
-              <w:instrText xml:space="preserve"> PAGEREF _Toc227595312 \h </w:instrText>
+              <w:instrText xml:space="preserve"> PAGEREF _Toc227672874 \h </w:instrText>
             </w:r>
             <w:r>
               <w:rPr>
@@ -334,7 +336,7 @@
               <w:lang w:eastAsia="fr-FR"/>
             </w:rPr>
           </w:pPr>
-          <w:hyperlink w:anchor="_Toc227595313" w:history="1">
+          <w:hyperlink w:anchor="_Toc227672875" w:history="1">
             <w:r>
               <w:rPr>
                 <w:rStyle w:val="Lienhypertexte"/>
@@ -361,7 +363,7 @@
                 <w:noProof/>
                 <w:webHidden/>
               </w:rPr>
-              <w:instrText xml:space="preserve"> PAGEREF _Toc227595313 \h </w:instrText>
+              <w:instrText xml:space="preserve"> PAGEREF _Toc227672875 \h </w:instrText>
             </w:r>
             <w:r>
               <w:rPr>
@@ -404,7 +406,7 @@
               <w:lang w:eastAsia="fr-FR"/>
             </w:rPr>
           </w:pPr>
-          <w:hyperlink w:anchor="_Toc227595314" w:history="1">
+          <w:hyperlink w:anchor="_Toc227672876" w:history="1">
             <w:r>
               <w:rPr>
                 <w:rStyle w:val="Lienhypertexte"/>
@@ -431,7 +433,7 @@
                 <w:noProof/>
                 <w:webHidden/>
               </w:rPr>
-              <w:instrText xml:space="preserve"> PAGEREF _Toc227595314 \h </w:instrText>
+              <w:instrText xml:space="preserve"> PAGEREF _Toc227672876 \h </w:instrText>
             </w:r>
             <w:r>
               <w:rPr>
@@ -474,7 +476,7 @@
               <w:lang w:eastAsia="fr-FR"/>
             </w:rPr>
           </w:pPr>
-          <w:hyperlink w:anchor="_Toc227595315" w:history="1">
+          <w:hyperlink w:anchor="_Toc227672877" w:history="1">
             <w:r>
               <w:rPr>
                 <w:rStyle w:val="Lienhypertexte"/>
@@ -501,7 +503,7 @@
                 <w:noProof/>
                 <w:webHidden/>
               </w:rPr>
-              <w:instrText xml:space="preserve"> PAGEREF _Toc227595315 \h </w:instrText>
+              <w:instrText xml:space="preserve"> PAGEREF _Toc227672877 \h </w:instrText>
             </w:r>
             <w:r>
               <w:rPr>
@@ -544,7 +546,7 @@
               <w:lang w:eastAsia="fr-FR"/>
             </w:rPr>
           </w:pPr>
-          <w:hyperlink w:anchor="_Toc227595316" w:history="1">
+          <w:hyperlink w:anchor="_Toc227672878" w:history="1">
             <w:r>
               <w:rPr>
                 <w:rStyle w:val="Lienhypertexte"/>
@@ -571,7 +573,7 @@
                 <w:noProof/>
                 <w:webHidden/>
               </w:rPr>
-              <w:instrText xml:space="preserve"> PAGEREF _Toc227595316 \h </w:instrText>
+              <w:instrText xml:space="preserve"> PAGEREF _Toc227672878 \h </w:instrText>
             </w:r>
             <w:r>
               <w:rPr>
@@ -614,7 +616,7 @@
               <w:lang w:eastAsia="fr-FR"/>
             </w:rPr>
           </w:pPr>
-          <w:hyperlink w:anchor="_Toc227595317" w:history="1">
+          <w:hyperlink w:anchor="_Toc227672879" w:history="1">
             <w:r>
               <w:rPr>
                 <w:rStyle w:val="Lienhypertexte"/>
@@ -641,7 +643,7 @@
                 <w:noProof/>
                 <w:webHidden/>
               </w:rPr>
-              <w:instrText xml:space="preserve"> PAGEREF _Toc227595317 \h </w:instrText>
+              <w:instrText xml:space="preserve"> PAGEREF _Toc227672879 \h </w:instrText>
             </w:r>
             <w:r>
               <w:rPr>
@@ -684,7 +686,7 @@
               <w:lang w:eastAsia="fr-FR"/>
             </w:rPr>
           </w:pPr>
-          <w:hyperlink w:anchor="_Toc227595318" w:history="1">
+          <w:hyperlink w:anchor="_Toc227672880" w:history="1">
             <w:r>
               <w:rPr>
                 <w:rStyle w:val="Lienhypertexte"/>
@@ -711,7 +713,7 @@
                 <w:noProof/>
                 <w:webHidden/>
               </w:rPr>
-              <w:instrText xml:space="preserve"> PAGEREF _Toc227595318 \h </w:instrText>
+              <w:instrText xml:space="preserve"> PAGEREF _Toc227672880 \h </w:instrText>
             </w:r>
             <w:r>
               <w:rPr>
@@ -754,7 +756,7 @@
               <w:lang w:eastAsia="fr-FR"/>
             </w:rPr>
           </w:pPr>
-          <w:hyperlink w:anchor="_Toc227595319" w:history="1">
+          <w:hyperlink w:anchor="_Toc227672881" w:history="1">
             <w:r>
               <w:rPr>
                 <w:rStyle w:val="Lienhypertexte"/>
@@ -781,7 +783,7 @@
                 <w:noProof/>
                 <w:webHidden/>
               </w:rPr>
-              <w:instrText xml:space="preserve"> PAGEREF _Toc227595319 \h </w:instrText>
+              <w:instrText xml:space="preserve"> PAGEREF _Toc227672881 \h </w:instrText>
             </w:r>
             <w:r>
               <w:rPr>
@@ -824,7 +826,7 @@
               <w:lang w:eastAsia="fr-FR"/>
             </w:rPr>
           </w:pPr>
-          <w:hyperlink w:anchor="_Toc227595320" w:history="1">
+          <w:hyperlink w:anchor="_Toc227672882" w:history="1">
             <w:r>
               <w:rPr>
                 <w:rStyle w:val="Lienhypertexte"/>
@@ -851,7 +853,7 @@
                 <w:noProof/>
                 <w:webHidden/>
               </w:rPr>
-              <w:instrText xml:space="preserve"> PAGEREF _Toc227595320 \h </w:instrText>
+              <w:instrText xml:space="preserve"> PAGEREF _Toc227672882 \h </w:instrText>
             </w:r>
             <w:r>
               <w:rPr>
@@ -894,7 +896,7 @@
               <w:lang w:eastAsia="fr-FR"/>
             </w:rPr>
           </w:pPr>
-          <w:hyperlink w:anchor="_Toc227595321" w:history="1">
+          <w:hyperlink w:anchor="_Toc227672883" w:history="1">
             <w:r>
               <w:rPr>
                 <w:rStyle w:val="Lienhypertexte"/>
@@ -921,7 +923,7 @@
                 <w:noProof/>
                 <w:webHidden/>
               </w:rPr>
-              <w:instrText xml:space="preserve"> PAGEREF _Toc227595321 \h </w:instrText>
+              <w:instrText xml:space="preserve"> PAGEREF _Toc227672883 \h </w:instrText>
             </w:r>
             <w:r>
               <w:rPr>
@@ -964,7 +966,7 @@
               <w:lang w:eastAsia="fr-FR"/>
             </w:rPr>
           </w:pPr>
-          <w:hyperlink w:anchor="_Toc227595322" w:history="1">
+          <w:hyperlink w:anchor="_Toc227672884" w:history="1">
             <w:r>
               <w:rPr>
                 <w:rStyle w:val="Lienhypertexte"/>
@@ -991,7 +993,7 @@
                 <w:noProof/>
                 <w:webHidden/>
               </w:rPr>
-              <w:instrText xml:space="preserve"> PAGEREF _Toc227595322 \h </w:instrText>
+              <w:instrText xml:space="preserve"> PAGEREF _Toc227672884 \h </w:instrText>
             </w:r>
             <w:r>
               <w:rPr>
@@ -1034,7 +1036,7 @@
               <w:lang w:eastAsia="fr-FR"/>
             </w:rPr>
           </w:pPr>
-          <w:hyperlink w:anchor="_Toc227595323" w:history="1">
+          <w:hyperlink w:anchor="_Toc227672885" w:history="1">
             <w:r>
               <w:rPr>
                 <w:rStyle w:val="Lienhypertexte"/>
@@ -1061,7 +1063,7 @@
                 <w:noProof/>
                 <w:webHidden/>
               </w:rPr>
-              <w:instrText xml:space="preserve"> PAGEREF _Toc227595323 \h </w:instrText>
+              <w:instrText xml:space="preserve"> PAGEREF _Toc227672885 \h </w:instrText>
             </w:r>
             <w:r>
               <w:rPr>
@@ -1104,7 +1106,7 @@
               <w:lang w:eastAsia="fr-FR"/>
             </w:rPr>
           </w:pPr>
-          <w:hyperlink w:anchor="_Toc227595324" w:history="1">
+          <w:hyperlink w:anchor="_Toc227672886" w:history="1">
             <w:r>
               <w:rPr>
                 <w:rStyle w:val="Lienhypertexte"/>
@@ -1131,7 +1133,7 @@
                 <w:noProof/>
                 <w:webHidden/>
               </w:rPr>
-              <w:instrText xml:space="preserve"> PAGEREF _Toc227595324 \h </w:instrText>
+              <w:instrText xml:space="preserve"> PAGEREF _Toc227672886 \h </w:instrText>
             </w:r>
             <w:r>
               <w:rPr>
@@ -1174,7 +1176,7 @@
               <w:lang w:eastAsia="fr-FR"/>
             </w:rPr>
           </w:pPr>
-          <w:hyperlink w:anchor="_Toc227595325" w:history="1">
+          <w:hyperlink w:anchor="_Toc227672887" w:history="1">
             <w:r>
               <w:rPr>
                 <w:rStyle w:val="Lienhypertexte"/>
@@ -1201,7 +1203,7 @@
                 <w:noProof/>
                 <w:webHidden/>
               </w:rPr>
-              <w:instrText xml:space="preserve"> PAGEREF _Toc227595325 \h </w:instrText>
+              <w:instrText xml:space="preserve"> PAGEREF _Toc227672887 \h </w:instrText>
             </w:r>
             <w:r>
               <w:rPr>
@@ -1221,7 +1223,7 @@
                 <w:noProof/>
                 <w:webHidden/>
               </w:rPr>
-              <w:t>25</w:t>
+              <w:t>24</w:t>
             </w:r>
             <w:r>
               <w:rPr>
@@ -1244,7 +1246,7 @@
               <w:lang w:eastAsia="fr-FR"/>
             </w:rPr>
           </w:pPr>
-          <w:hyperlink w:anchor="_Toc227595326" w:history="1">
+          <w:hyperlink w:anchor="_Toc227672888" w:history="1">
             <w:r>
               <w:rPr>
                 <w:rStyle w:val="Lienhypertexte"/>
@@ -1271,7 +1273,7 @@
                 <w:noProof/>
                 <w:webHidden/>
               </w:rPr>
-              <w:instrText xml:space="preserve"> PAGEREF _Toc227595326 \h </w:instrText>
+              <w:instrText xml:space="preserve"> PAGEREF _Toc227672888 \h </w:instrText>
             </w:r>
             <w:r>
               <w:rPr>
@@ -1314,7 +1316,7 @@
               <w:lang w:eastAsia="fr-FR"/>
             </w:rPr>
           </w:pPr>
-          <w:hyperlink w:anchor="_Toc227595327" w:history="1">
+          <w:hyperlink w:anchor="_Toc227672889" w:history="1">
             <w:r>
               <w:rPr>
                 <w:rStyle w:val="Lienhypertexte"/>
@@ -1341,7 +1343,7 @@
                 <w:noProof/>
                 <w:webHidden/>
               </w:rPr>
-              <w:instrText xml:space="preserve"> PAGEREF _Toc227595327 \h </w:instrText>
+              <w:instrText xml:space="preserve"> PAGEREF _Toc227672889 \h </w:instrText>
             </w:r>
             <w:r>
               <w:rPr>
@@ -1361,7 +1363,7 @@
                 <w:noProof/>
                 <w:webHidden/>
               </w:rPr>
-              <w:t>26</w:t>
+              <w:t>25</w:t>
             </w:r>
             <w:r>
               <w:rPr>
@@ -1384,7 +1386,7 @@
               <w:lang w:eastAsia="fr-FR"/>
             </w:rPr>
           </w:pPr>
-          <w:hyperlink w:anchor="_Toc227595328" w:history="1">
+          <w:hyperlink w:anchor="_Toc227672890" w:history="1">
             <w:r>
               <w:rPr>
                 <w:rStyle w:val="Lienhypertexte"/>
@@ -1411,7 +1413,7 @@
                 <w:noProof/>
                 <w:webHidden/>
               </w:rPr>
-              <w:instrText xml:space="preserve"> PAGEREF _Toc227595328 \h </w:instrText>
+              <w:instrText xml:space="preserve"> PAGEREF _Toc227672890 \h </w:instrText>
             </w:r>
             <w:r>
               <w:rPr>
@@ -1454,7 +1456,7 @@
               <w:lang w:eastAsia="fr-FR"/>
             </w:rPr>
           </w:pPr>
-          <w:hyperlink w:anchor="_Toc227595329" w:history="1">
+          <w:hyperlink w:anchor="_Toc227672891" w:history="1">
             <w:r>
               <w:rPr>
                 <w:rStyle w:val="Lienhypertexte"/>
@@ -1481,7 +1483,7 @@
                 <w:noProof/>
                 <w:webHidden/>
               </w:rPr>
-              <w:instrText xml:space="preserve"> PAGEREF _Toc227595329 \h </w:instrText>
+              <w:instrText xml:space="preserve"> PAGEREF _Toc227672891 \h </w:instrText>
             </w:r>
             <w:r>
               <w:rPr>
@@ -1524,7 +1526,7 @@
               <w:lang w:eastAsia="fr-FR"/>
             </w:rPr>
           </w:pPr>
-          <w:hyperlink w:anchor="_Toc227595330" w:history="1">
+          <w:hyperlink w:anchor="_Toc227672892" w:history="1">
             <w:r>
               <w:rPr>
                 <w:rStyle w:val="Lienhypertexte"/>
@@ -1551,7 +1553,7 @@
                 <w:noProof/>
                 <w:webHidden/>
               </w:rPr>
-              <w:instrText xml:space="preserve"> PAGEREF _Toc227595330 \h </w:instrText>
+              <w:instrText xml:space="preserve"> PAGEREF _Toc227672892 \h </w:instrText>
             </w:r>
             <w:r>
               <w:rPr>
@@ -1594,7 +1596,7 @@
               <w:lang w:eastAsia="fr-FR"/>
             </w:rPr>
           </w:pPr>
-          <w:hyperlink w:anchor="_Toc227595331" w:history="1">
+          <w:hyperlink w:anchor="_Toc227672893" w:history="1">
             <w:r>
               <w:rPr>
                 <w:rStyle w:val="Lienhypertexte"/>
@@ -1630,7 +1632,7 @@
                 <w:noProof/>
                 <w:webHidden/>
               </w:rPr>
-              <w:instrText xml:space="preserve"> PAGEREF _Toc227595331 \h </w:instrText>
+              <w:instrText xml:space="preserve"> PAGEREF _Toc227672893 \h </w:instrText>
             </w:r>
             <w:r>
               <w:rPr>
@@ -1673,7 +1675,7 @@
               <w:lang w:eastAsia="fr-FR"/>
             </w:rPr>
           </w:pPr>
-          <w:hyperlink w:anchor="_Toc227595332" w:history="1">
+          <w:hyperlink w:anchor="_Toc227672894" w:history="1">
             <w:r>
               <w:rPr>
                 <w:rStyle w:val="Lienhypertexte"/>
@@ -1700,7 +1702,7 @@
                 <w:noProof/>
                 <w:webHidden/>
               </w:rPr>
-              <w:instrText xml:space="preserve"> PAGEREF _Toc227595332 \h </w:instrText>
+              <w:instrText xml:space="preserve"> PAGEREF _Toc227672894 \h </w:instrText>
             </w:r>
             <w:r>
               <w:rPr>
@@ -1743,7 +1745,7 @@
               <w:lang w:eastAsia="fr-FR"/>
             </w:rPr>
           </w:pPr>
-          <w:hyperlink w:anchor="_Toc227595333" w:history="1">
+          <w:hyperlink w:anchor="_Toc227672895" w:history="1">
             <w:r>
               <w:rPr>
                 <w:rStyle w:val="Lienhypertexte"/>
@@ -1770,7 +1772,7 @@
                 <w:noProof/>
                 <w:webHidden/>
               </w:rPr>
-              <w:instrText xml:space="preserve"> PAGEREF _Toc227595333 \h </w:instrText>
+              <w:instrText xml:space="preserve"> PAGEREF _Toc227672895 \h </w:instrText>
             </w:r>
             <w:r>
               <w:rPr>
@@ -1813,7 +1815,7 @@
               <w:lang w:eastAsia="fr-FR"/>
             </w:rPr>
           </w:pPr>
-          <w:hyperlink w:anchor="_Toc227595334" w:history="1">
+          <w:hyperlink w:anchor="_Toc227672896" w:history="1">
             <w:r>
               <w:rPr>
                 <w:noProof/>
@@ -1833,7 +1835,7 @@
                 <w:noProof/>
                 <w:webHidden/>
               </w:rPr>
-              <w:instrText xml:space="preserve"> PAGEREF _Toc227595334 \h </w:instrText>
+              <w:instrText xml:space="preserve"> PAGEREF _Toc227672896 \h </w:instrText>
             </w:r>
             <w:r>
               <w:rPr>
@@ -1876,7 +1878,7 @@
               <w:lang w:eastAsia="fr-FR"/>
             </w:rPr>
           </w:pPr>
-          <w:hyperlink w:anchor="_Toc227595335" w:history="1">
+          <w:hyperlink w:anchor="_Toc227672897" w:history="1">
             <w:r>
               <w:rPr>
                 <w:rStyle w:val="Lienhypertexte"/>
@@ -1903,7 +1905,7 @@
                 <w:noProof/>
                 <w:webHidden/>
               </w:rPr>
-              <w:instrText xml:space="preserve"> PAGEREF _Toc227595335 \h </w:instrText>
+              <w:instrText xml:space="preserve"> PAGEREF _Toc227672897 \h </w:instrText>
             </w:r>
             <w:r>
               <w:rPr>
@@ -1946,7 +1948,7 @@
               <w:lang w:eastAsia="fr-FR"/>
             </w:rPr>
           </w:pPr>
-          <w:hyperlink w:anchor="_Toc227595336" w:history="1">
+          <w:hyperlink w:anchor="_Toc227672898" w:history="1">
             <w:r>
               <w:rPr>
                 <w:rStyle w:val="Lienhypertexte"/>
@@ -1973,7 +1975,7 @@
                 <w:noProof/>
                 <w:webHidden/>
               </w:rPr>
-              <w:instrText xml:space="preserve"> PAGEREF _Toc227595336 \h </w:instrText>
+              <w:instrText xml:space="preserve"> PAGEREF _Toc227672898 \h </w:instrText>
             </w:r>
             <w:r>
               <w:rPr>
@@ -2016,7 +2018,7 @@
               <w:lang w:eastAsia="fr-FR"/>
             </w:rPr>
           </w:pPr>
-          <w:hyperlink w:anchor="_Toc227595337" w:history="1">
+          <w:hyperlink w:anchor="_Toc227672899" w:history="1">
             <w:r>
               <w:rPr>
                 <w:rStyle w:val="Lienhypertexte"/>
@@ -2043,7 +2045,7 @@
                 <w:noProof/>
                 <w:webHidden/>
               </w:rPr>
-              <w:instrText xml:space="preserve"> PAGEREF _Toc227595337 \h </w:instrText>
+              <w:instrText xml:space="preserve"> PAGEREF _Toc227672899 \h </w:instrText>
             </w:r>
             <w:r>
               <w:rPr>
@@ -2086,13 +2088,13 @@
               <w:lang w:eastAsia="fr-FR"/>
             </w:rPr>
           </w:pPr>
-          <w:hyperlink w:anchor="_Toc227595338" w:history="1">
+          <w:hyperlink w:anchor="_Toc227672900" w:history="1">
             <w:r>
               <w:rPr>
                 <w:rStyle w:val="Lienhypertexte"/>
                 <w:noProof/>
               </w:rPr>
-              <w:t>Fonctionnement des controllers</w:t>
+              <w:t>Calcul des montants (TVA et total des factures)</w:t>
             </w:r>
             <w:r>
               <w:rPr>
@@ -2113,7 +2115,7 @@
                 <w:noProof/>
                 <w:webHidden/>
               </w:rPr>
-              <w:instrText xml:space="preserve"> PAGEREF _Toc227595338 \h </w:instrText>
+              <w:instrText xml:space="preserve"> PAGEREF _Toc227672900 \h </w:instrText>
             </w:r>
             <w:r>
               <w:rPr>
@@ -2156,13 +2158,13 @@
               <w:lang w:eastAsia="fr-FR"/>
             </w:rPr>
           </w:pPr>
-          <w:hyperlink w:anchor="_Toc227595339" w:history="1">
+          <w:hyperlink w:anchor="_Toc227672901" w:history="1">
             <w:r>
               <w:rPr>
                 <w:rStyle w:val="Lienhypertexte"/>
                 <w:noProof/>
               </w:rPr>
-              <w:t>Conclusion</w:t>
+              <w:t>Fonctionnement des controllers</w:t>
             </w:r>
             <w:r>
               <w:rPr>
@@ -2183,7 +2185,7 @@
                 <w:noProof/>
                 <w:webHidden/>
               </w:rPr>
-              <w:instrText xml:space="preserve"> PAGEREF _Toc227595339 \h </w:instrText>
+              <w:instrText xml:space="preserve"> PAGEREF _Toc227672901 \h </w:instrText>
             </w:r>
             <w:r>
               <w:rPr>
@@ -2226,12 +2228,82 @@
               <w:lang w:eastAsia="fr-FR"/>
             </w:rPr>
           </w:pPr>
-          <w:hyperlink w:anchor="_Toc227595340" w:history="1">
+          <w:hyperlink w:anchor="_Toc227672902" w:history="1">
             <w:r>
               <w:rPr>
                 <w:rStyle w:val="Lienhypertexte"/>
                 <w:noProof/>
               </w:rPr>
+              <w:t>Conclusion</w:t>
+            </w:r>
+            <w:r>
+              <w:rPr>
+                <w:noProof/>
+                <w:webHidden/>
+              </w:rPr>
+              <w:tab/>
+            </w:r>
+            <w:r>
+              <w:rPr>
+                <w:noProof/>
+                <w:webHidden/>
+              </w:rPr>
+              <w:fldChar w:fldCharType="begin"/>
+            </w:r>
+            <w:r>
+              <w:rPr>
+                <w:noProof/>
+                <w:webHidden/>
+              </w:rPr>
+              <w:instrText xml:space="preserve"> PAGEREF _Toc227672902 \h </w:instrText>
+            </w:r>
+            <w:r>
+              <w:rPr>
+                <w:noProof/>
+                <w:webHidden/>
+              </w:rPr>
+            </w:r>
+            <w:r>
+              <w:rPr>
+                <w:noProof/>
+                <w:webHidden/>
+              </w:rPr>
+              <w:fldChar w:fldCharType="separate"/>
+            </w:r>
+            <w:r>
+              <w:rPr>
+                <w:noProof/>
+                <w:webHidden/>
+              </w:rPr>
+              <w:t>39</w:t>
+            </w:r>
+            <w:r>
+              <w:rPr>
+                <w:noProof/>
+                <w:webHidden/>
+              </w:rPr>
+              <w:fldChar w:fldCharType="end"/>
+            </w:r>
+          </w:hyperlink>
+        </w:p>
+        <w:p>
+          <w:pPr>
+            <w:pStyle w:val="TM1"/>
+            <w:tabs>
+              <w:tab w:val="right" w:leader="dot" w:pos="9061"/>
+            </w:tabs>
+            <w:rPr>
+              <w:rFonts w:eastAsiaTheme="minorEastAsia"/>
+              <w:noProof/>
+              <w:lang w:eastAsia="fr-FR"/>
+            </w:rPr>
+          </w:pPr>
+          <w:hyperlink w:anchor="_Toc227672903" w:history="1">
+            <w:r>
+              <w:rPr>
+                <w:rStyle w:val="Lienhypertexte"/>
+                <w:noProof/>
+              </w:rPr>
               <w:t>Glossaire technique</w:t>
             </w:r>
             <w:r>
@@ -2253,7 +2325,7 @@
                 <w:noProof/>
                 <w:webHidden/>
               </w:rPr>
-              <w:instrText xml:space="preserve"> PAGEREF _Toc227595340 \h </w:instrText>
+              <w:instrText xml:space="preserve"> PAGEREF _Toc227672903 \h </w:instrText>
             </w:r>
             <w:r>
               <w:rPr>
@@ -2273,7 +2345,7 @@
                 <w:noProof/>
                 <w:webHidden/>
               </w:rPr>
-              <w:t>37</w:t>
+              <w:t>40</w:t>
             </w:r>
             <w:r>
               <w:rPr>
@@ -2296,15 +2368,6 @@
         </w:p>
       </w:sdtContent>
     </w:sdt>
-    <w:p>
-      <w:pPr>
-        <w:ind w:left="3540"/>
-        <w:rPr>
-          <w:sz w:val="48"/>
-          <w:szCs w:val="48"/>
-        </w:rPr>
-      </w:pPr>
-    </w:p>
     <w:p>
       <w:pPr>
         <w:ind w:left="3540"/>
@@ -2522,14 +2585,14 @@
     <w:p/>
     <w:p/>
     <w:p/>
-    <w:p/>
     <w:p>
       <w:pPr>
         <w:pStyle w:val="Titre1"/>
         <w:jc w:val="center"/>
       </w:pPr>
-      <w:bookmarkStart w:id="0" w:name="_Toc227595309"/>
-      <w:r>
+      <w:bookmarkStart w:id="0" w:name="_Toc227672871"/>
+      <w:r>
+        <w:lastRenderedPageBreak/>
         <w:t>Introduction</w:t>
       </w:r>
       <w:bookmarkEnd w:id="0"/>
@@ -2655,7 +2718,13 @@
         <w:pStyle w:val="Titre1"/>
         <w:jc w:val="center"/>
       </w:pPr>
-      <w:bookmarkStart w:id="1" w:name="_Toc227595310"/>
+      <w:bookmarkStart w:id="1" w:name="_Toc227672872"/>
+    </w:p>
+    <w:p>
+      <w:pPr>
+        <w:pStyle w:val="Titre1"/>
+        <w:jc w:val="center"/>
+      </w:pPr>
       <w:r>
         <w:t>Environnement de travail</w:t>
       </w:r>
@@ -2864,6 +2933,19 @@
     </w:p>
     <w:p>
       <w:pPr>
+        <w:pStyle w:val="Titre1"/>
+        <w:jc w:val="center"/>
+      </w:pPr>
+      <w:bookmarkStart w:id="2" w:name="_Toc227672873"/>
+      <w:r>
+        <w:lastRenderedPageBreak/>
+        <w:t>Choix techniques</w:t>
+      </w:r>
+      <w:bookmarkEnd w:id="2"/>
+    </w:p>
+    <w:p>
+      <w:pPr>
+        <w:ind w:firstLine="567"/>
         <w:rPr>
           <w:b/>
           <w:bCs/>
@@ -2874,25 +2956,332 @@
     </w:p>
     <w:p>
       <w:pPr>
+        <w:ind w:firstLine="567"/>
+        <w:rPr>
+          <w:sz w:val="32"/>
+          <w:szCs w:val="32"/>
+        </w:rPr>
+      </w:pPr>
+      <w:r>
+        <w:rPr>
+          <w:b/>
+          <w:bCs/>
+          <w:sz w:val="32"/>
+          <w:szCs w:val="32"/>
+        </w:rPr>
+        <w:t>D</w:t>
+      </w:r>
+      <w:r>
+        <w:rPr>
+          <w:sz w:val="32"/>
+          <w:szCs w:val="32"/>
+        </w:rPr>
+        <w:t>ans le cadre de ce projet, plusieurs choix techniques ont été réalisés afin de garantir une application structurée, maintenable et adaptée aux besoins.</w:t>
+      </w:r>
+    </w:p>
+    <w:p>
+      <w:pPr>
+        <w:ind w:firstLine="567"/>
+        <w:rPr>
+          <w:sz w:val="32"/>
+          <w:szCs w:val="32"/>
+        </w:rPr>
+      </w:pPr>
+      <w:r>
+        <w:rPr>
+          <w:b/>
+          <w:bCs/>
+          <w:sz w:val="32"/>
+          <w:szCs w:val="32"/>
+        </w:rPr>
+        <w:t>L</w:t>
+      </w:r>
+      <w:r>
+        <w:rPr>
+          <w:sz w:val="32"/>
+          <w:szCs w:val="32"/>
+        </w:rPr>
+        <w:t xml:space="preserve">e </w:t>
+      </w:r>
+      <w:r>
+        <w:rPr>
+          <w:sz w:val="32"/>
+          <w:szCs w:val="32"/>
+        </w:rPr>
+        <w:t>Framework</w:t>
+      </w:r>
+      <w:r>
+        <w:rPr>
+          <w:sz w:val="32"/>
+          <w:szCs w:val="32"/>
+        </w:rPr>
+        <w:t xml:space="preserve"> </w:t>
+      </w:r>
+      <w:r>
+        <w:rPr>
+          <w:b/>
+          <w:bCs/>
+          <w:sz w:val="32"/>
+          <w:szCs w:val="32"/>
+        </w:rPr>
+        <w:t>Symfony</w:t>
+      </w:r>
+      <w:r>
+        <w:rPr>
+          <w:sz w:val="32"/>
+          <w:szCs w:val="32"/>
+        </w:rPr>
+        <w:t xml:space="preserve"> a été utilisé pour le développement de l’application. Ce choix s’explique par sa robustesse, sa popularité dans le développement web professionnel et son architecture basée sur le modèle MVC (Modèle-Vue-Contrôleur), permettant une bonne séparation des responsabilités.</w:t>
+      </w:r>
+    </w:p>
+    <w:p>
+      <w:pPr>
+        <w:ind w:firstLine="567"/>
+        <w:rPr>
+          <w:sz w:val="32"/>
+          <w:szCs w:val="32"/>
+        </w:rPr>
+      </w:pPr>
+      <w:r>
+        <w:rPr>
+          <w:b/>
+          <w:bCs/>
+          <w:sz w:val="32"/>
+          <w:szCs w:val="32"/>
+        </w:rPr>
+        <w:t>L</w:t>
+      </w:r>
+      <w:r>
+        <w:rPr>
+          <w:sz w:val="32"/>
+          <w:szCs w:val="32"/>
+        </w:rPr>
+        <w:t xml:space="preserve">e moteur de </w:t>
+      </w:r>
+      <w:r>
+        <w:rPr>
+          <w:b/>
+          <w:bCs/>
+          <w:sz w:val="32"/>
+          <w:szCs w:val="32"/>
+        </w:rPr>
+        <w:t>Templates Twig</w:t>
+      </w:r>
+      <w:r>
+        <w:rPr>
+          <w:sz w:val="32"/>
+          <w:szCs w:val="32"/>
+        </w:rPr>
+        <w:t xml:space="preserve"> a été utilisé pour la gestion de l’affichage. Il permet de séparer clairement la logique métier du rendu visuel, ce qui améliore la lisibilité et la maintenabilité du code.</w:t>
+      </w:r>
+    </w:p>
+    <w:p>
+      <w:pPr>
+        <w:ind w:firstLine="567"/>
+        <w:rPr>
+          <w:sz w:val="32"/>
+          <w:szCs w:val="32"/>
+        </w:rPr>
+      </w:pPr>
+      <w:r>
+        <w:rPr>
+          <w:b/>
+          <w:bCs/>
+          <w:sz w:val="32"/>
+          <w:szCs w:val="32"/>
+        </w:rPr>
+        <w:t>Bootstrap</w:t>
+      </w:r>
+      <w:r>
+        <w:rPr>
+          <w:sz w:val="32"/>
+          <w:szCs w:val="32"/>
+        </w:rPr>
+        <w:t xml:space="preserve"> </w:t>
+      </w:r>
+      <w:r>
+        <w:rPr>
+          <w:sz w:val="32"/>
+          <w:szCs w:val="32"/>
+        </w:rPr>
+        <w:t>a été intégré afin de faciliter la mise en forme de l’interface utilisateur. Il permet de créer rapidement une interface responsive, cohérente et professionnelle, sans nécessiter un développement CSS complexe.</w:t>
+      </w:r>
+    </w:p>
+    <w:p>
+      <w:pPr>
+        <w:ind w:firstLine="567"/>
+        <w:rPr>
+          <w:sz w:val="32"/>
+          <w:szCs w:val="32"/>
+        </w:rPr>
+      </w:pPr>
+      <w:r>
+        <w:rPr>
+          <w:b/>
+          <w:bCs/>
+          <w:sz w:val="32"/>
+          <w:szCs w:val="32"/>
+        </w:rPr>
+        <w:t>L</w:t>
+      </w:r>
+      <w:r>
+        <w:rPr>
+          <w:sz w:val="32"/>
+          <w:szCs w:val="32"/>
+        </w:rPr>
+        <w:t xml:space="preserve">a gestion des données est assurée par </w:t>
+      </w:r>
+      <w:r>
+        <w:rPr>
+          <w:b/>
+          <w:bCs/>
+          <w:sz w:val="32"/>
+          <w:szCs w:val="32"/>
+        </w:rPr>
+        <w:t>MySQL</w:t>
+      </w:r>
+      <w:r>
+        <w:rPr>
+          <w:sz w:val="32"/>
+          <w:szCs w:val="32"/>
+        </w:rPr>
+        <w:t xml:space="preserve">, une base de données relationnelle fiable et largement utilisée. L’accès aux données est réalisé via </w:t>
+      </w:r>
+      <w:r>
+        <w:rPr>
+          <w:b/>
+          <w:bCs/>
+          <w:sz w:val="32"/>
+          <w:szCs w:val="32"/>
+        </w:rPr>
+        <w:t>Doctrine ORM</w:t>
+      </w:r>
+      <w:r>
+        <w:rPr>
+          <w:sz w:val="32"/>
+          <w:szCs w:val="32"/>
+        </w:rPr>
+        <w:t xml:space="preserve">, qui permet de manipuler les entités en </w:t>
+      </w:r>
+      <w:r>
+        <w:rPr>
+          <w:b/>
+          <w:bCs/>
+          <w:sz w:val="32"/>
+          <w:szCs w:val="32"/>
+          <w:highlight w:val="yellow"/>
+        </w:rPr>
+        <w:t>PHP</w:t>
+      </w:r>
+      <w:r>
+        <w:rPr>
+          <w:sz w:val="32"/>
+          <w:szCs w:val="32"/>
+        </w:rPr>
+        <w:t xml:space="preserve"> sans écrire directement des requêtes SQL complexes.</w:t>
+      </w:r>
+    </w:p>
+    <w:p>
+      <w:pPr>
+        <w:ind w:firstLine="567"/>
+        <w:rPr>
+          <w:sz w:val="32"/>
+          <w:szCs w:val="32"/>
+        </w:rPr>
+      </w:pPr>
+      <w:r>
+        <w:rPr>
+          <w:b/>
+          <w:bCs/>
+          <w:sz w:val="32"/>
+          <w:szCs w:val="32"/>
+        </w:rPr>
+        <w:t>E</w:t>
+      </w:r>
+      <w:r>
+        <w:rPr>
+          <w:sz w:val="32"/>
+          <w:szCs w:val="32"/>
+        </w:rPr>
+        <w:t xml:space="preserve">nfin, le bundle </w:t>
+      </w:r>
+      <w:r>
+        <w:rPr>
+          <w:b/>
+          <w:bCs/>
+          <w:sz w:val="32"/>
+          <w:szCs w:val="32"/>
+        </w:rPr>
+        <w:t>Knp Paginator</w:t>
+      </w:r>
+      <w:r>
+        <w:rPr>
+          <w:sz w:val="32"/>
+          <w:szCs w:val="32"/>
+        </w:rPr>
+        <w:t xml:space="preserve"> a été utilisé pour implémenter la pagination des listes, notamment dans le catalogue de produits, afin d’améliorer l’expérience utilisateur et les performances de l’application.</w:t>
+      </w:r>
+    </w:p>
+    <w:p>
+      <w:pPr>
+        <w:rPr>
+          <w:b/>
+          <w:bCs/>
+          <w:sz w:val="32"/>
+          <w:szCs w:val="32"/>
+        </w:rPr>
+      </w:pPr>
+    </w:p>
+    <w:p>
+      <w:pPr>
         <w:pStyle w:val="Titre1"/>
         <w:jc w:val="center"/>
       </w:pPr>
-      <w:bookmarkStart w:id="2" w:name="_Toc227595311"/>
-      <w:r>
-        <w:t>Choix techniques</w:t>
-      </w:r>
-      <w:bookmarkEnd w:id="2"/>
+      <w:bookmarkStart w:id="3" w:name="_Toc227672874"/>
+      <w:r>
+        <w:lastRenderedPageBreak/>
+        <w:t>Présentation fonctionnelle du projet</w:t>
+      </w:r>
+      <w:bookmarkEnd w:id="3"/>
     </w:p>
     <w:p>
       <w:pPr>
         <w:ind w:firstLine="567"/>
+        <w:rPr>
+          <w:sz w:val="32"/>
+          <w:szCs w:val="32"/>
+        </w:rPr>
+      </w:pPr>
+      <w:r>
         <w:rPr>
           <w:b/>
           <w:bCs/>
           <w:sz w:val="32"/>
           <w:szCs w:val="32"/>
         </w:rPr>
-      </w:pPr>
+        <w:t>L</w:t>
+      </w:r>
+      <w:r>
+        <w:rPr>
+          <w:sz w:val="32"/>
+          <w:szCs w:val="32"/>
+        </w:rPr>
+        <w:t xml:space="preserve">’application </w:t>
+      </w:r>
+      <w:r>
+        <w:rPr>
+          <w:sz w:val="32"/>
+          <w:szCs w:val="32"/>
+        </w:rPr>
+        <w:t>mini Facturier</w:t>
+      </w:r>
+      <w:r>
+        <w:rPr>
+          <w:sz w:val="32"/>
+          <w:szCs w:val="32"/>
+        </w:rPr>
+        <w:t xml:space="preserve"> est une application web permettant de gérer une activité commerciale simple. Elle offre plusieurs fonctionnalités destinées à faciliter la gestion des clients, des vendeurs, des produits et des factures.</w:t>
+      </w:r>
     </w:p>
     <w:p>
       <w:pPr>
@@ -2909,14 +3298,14 @@
           <w:sz w:val="32"/>
           <w:szCs w:val="32"/>
         </w:rPr>
-        <w:t>D</w:t>
-      </w:r>
-      <w:r>
-        <w:rPr>
-          <w:sz w:val="32"/>
-          <w:szCs w:val="32"/>
-        </w:rPr>
-        <w:t>ans le cadre de ce projet, plusieurs choix techniques ont été réalisés afin de garantir une application structurée, maintenable et adaptée aux besoins.</w:t>
+        <w:t>L</w:t>
+      </w:r>
+      <w:r>
+        <w:rPr>
+          <w:sz w:val="32"/>
+          <w:szCs w:val="32"/>
+        </w:rPr>
+        <w:t>’application distingue deux types d’utilisateurs : l’administrateur et le vendeur. Chaque utilisateur dispose de droits spécifiques en fonction de son rôle.</w:t>
       </w:r>
     </w:p>
     <w:p>
@@ -2941,22 +3330,17 @@
           <w:sz w:val="32"/>
           <w:szCs w:val="32"/>
         </w:rPr>
-        <w:t xml:space="preserve">e </w:t>
-      </w:r>
-      <w:r>
-        <w:rPr>
-          <w:sz w:val="32"/>
-          <w:szCs w:val="32"/>
-        </w:rPr>
-        <w:t>Framework</w:t>
-      </w:r>
-      <w:r>
-        <w:rPr>
-          <w:sz w:val="32"/>
-          <w:szCs w:val="32"/>
-        </w:rPr>
-        <w:t xml:space="preserve"> </w:t>
-      </w:r>
+        <w:t>’administrateur a un accès complet à l’ensemble des fonctionnalités de l’application. Il peut gérer le catalogue de produits (création, modification, suppression), ainsi que les clients, les vendeurs et les factures. Il a également accès à un tableau de bord affichant des statistiques globales, telles que le nombre de clients, de vendeurs, de factures et le chiffre d’affaires.</w:t>
+      </w:r>
+    </w:p>
+    <w:p>
+      <w:pPr>
+        <w:ind w:firstLine="567"/>
+        <w:rPr>
+          <w:sz w:val="32"/>
+          <w:szCs w:val="32"/>
+        </w:rPr>
+      </w:pPr>
       <w:r>
         <w:rPr>
           <w:b/>
@@ -2964,14 +3348,14 @@
           <w:sz w:val="32"/>
           <w:szCs w:val="32"/>
         </w:rPr>
-        <w:t>Symfony</w:t>
-      </w:r>
-      <w:r>
-        <w:rPr>
-          <w:sz w:val="32"/>
-          <w:szCs w:val="32"/>
-        </w:rPr>
-        <w:t xml:space="preserve"> a été utilisé pour le développement de l’application. Ce choix s’explique par sa robustesse, sa popularité dans le développement web professionnel et son architecture basée sur le modèle MVC (Modèle-Vue-Contrôleur), permettant une bonne séparation des responsabilités.</w:t>
+        <w:t>L</w:t>
+      </w:r>
+      <w:r>
+        <w:rPr>
+          <w:sz w:val="32"/>
+          <w:szCs w:val="32"/>
+        </w:rPr>
+        <w:t>e vendeur dispose de fonctionnalités plus restreintes. Il peut consulter le catalogue de produits et créer des factures pour les clients. Il a également accès à ses propres statistiques, lui permettant de suivre ses ventes et ses performances.</w:t>
       </w:r>
     </w:p>
     <w:p>
@@ -2996,8 +3380,17 @@
           <w:sz w:val="32"/>
           <w:szCs w:val="32"/>
         </w:rPr>
-        <w:t xml:space="preserve">e moteur de </w:t>
-      </w:r>
+        <w:t>e catalogue de produits constitue une fonctionnalité centrale de l’application. Il permet de visualiser l’ensemble des produits disponibles avec leur nom, leur marque, leur prix et leur taux de TVA. Des fonctionnalités de recherche, de filtrage par marque et de pagination ont été mises en place afin d’améliorer la navigation et l’expérience utilisateur.</w:t>
+      </w:r>
+    </w:p>
+    <w:p>
+      <w:pPr>
+        <w:ind w:firstLine="567"/>
+        <w:rPr>
+          <w:sz w:val="32"/>
+          <w:szCs w:val="32"/>
+        </w:rPr>
+      </w:pPr>
       <w:r>
         <w:rPr>
           <w:b/>
@@ -3005,14 +3398,14 @@
           <w:sz w:val="32"/>
           <w:szCs w:val="32"/>
         </w:rPr>
-        <w:t>Templates Twig</w:t>
-      </w:r>
-      <w:r>
-        <w:rPr>
-          <w:sz w:val="32"/>
-          <w:szCs w:val="32"/>
-        </w:rPr>
-        <w:t xml:space="preserve"> a été utilisé pour la gestion de l’affichage. Il permet de séparer clairement la logique métier du rendu visuel, ce qui améliore la lisibilité et la maintenabilité du code.</w:t>
+        <w:t>L</w:t>
+      </w:r>
+      <w:r>
+        <w:rPr>
+          <w:sz w:val="32"/>
+          <w:szCs w:val="32"/>
+        </w:rPr>
+        <w:t>a gestion des factures permet de créer des documents associant un client, un vendeur et plusieurs produits. Chaque facture est composée de lignes de facture, permettant de détailler les produits vendus, les quantités, les prix et les montants associés.</w:t>
       </w:r>
     </w:p>
     <w:p>
@@ -3030,356 +3423,7 @@
           <w:sz w:val="32"/>
           <w:szCs w:val="32"/>
         </w:rPr>
-        <w:t>Bootstrap</w:t>
-      </w:r>
-      <w:r>
-        <w:rPr>
-          <w:sz w:val="32"/>
-          <w:szCs w:val="32"/>
-        </w:rPr>
-        <w:t xml:space="preserve"> </w:t>
-      </w:r>
-      <w:r>
-        <w:rPr>
-          <w:sz w:val="32"/>
-          <w:szCs w:val="32"/>
-        </w:rPr>
-        <w:t>a été intégré afin de faciliter la mise en forme de l’interface utilisateur. Il permet de créer rapidement une interface responsive, cohérente et professionnelle, sans nécessiter un développement CSS complexe.</w:t>
-      </w:r>
-    </w:p>
-    <w:p>
-      <w:pPr>
-        <w:ind w:firstLine="567"/>
-        <w:rPr>
-          <w:sz w:val="32"/>
-          <w:szCs w:val="32"/>
-        </w:rPr>
-      </w:pPr>
-      <w:r>
-        <w:rPr>
-          <w:b/>
-          <w:bCs/>
-          <w:sz w:val="32"/>
-          <w:szCs w:val="32"/>
-        </w:rPr>
-        <w:t>L</w:t>
-      </w:r>
-      <w:r>
-        <w:rPr>
-          <w:sz w:val="32"/>
-          <w:szCs w:val="32"/>
-        </w:rPr>
-        <w:t xml:space="preserve">a gestion des données est assurée par </w:t>
-      </w:r>
-      <w:r>
-        <w:rPr>
-          <w:b/>
-          <w:bCs/>
-          <w:sz w:val="32"/>
-          <w:szCs w:val="32"/>
-        </w:rPr>
-        <w:t>MySQL</w:t>
-      </w:r>
-      <w:r>
-        <w:rPr>
-          <w:sz w:val="32"/>
-          <w:szCs w:val="32"/>
-        </w:rPr>
-        <w:t xml:space="preserve">, une base de données relationnelle fiable et largement utilisée. L’accès aux données est réalisé via </w:t>
-      </w:r>
-      <w:r>
-        <w:rPr>
-          <w:b/>
-          <w:bCs/>
-          <w:sz w:val="32"/>
-          <w:szCs w:val="32"/>
-        </w:rPr>
-        <w:t>Doctrine ORM</w:t>
-      </w:r>
-      <w:r>
-        <w:rPr>
-          <w:sz w:val="32"/>
-          <w:szCs w:val="32"/>
-        </w:rPr>
-        <w:t xml:space="preserve">, qui permet de manipuler les entités en </w:t>
-      </w:r>
-      <w:r>
-        <w:rPr>
-          <w:b/>
-          <w:bCs/>
-          <w:sz w:val="32"/>
-          <w:szCs w:val="32"/>
-          <w:highlight w:val="yellow"/>
-        </w:rPr>
-        <w:t>PHP</w:t>
-      </w:r>
-      <w:r>
-        <w:rPr>
-          <w:sz w:val="32"/>
-          <w:szCs w:val="32"/>
-        </w:rPr>
-        <w:t xml:space="preserve"> sans écrire directement des requêtes SQL complexes.</w:t>
-      </w:r>
-    </w:p>
-    <w:p>
-      <w:pPr>
-        <w:ind w:firstLine="567"/>
-        <w:rPr>
-          <w:sz w:val="32"/>
-          <w:szCs w:val="32"/>
-        </w:rPr>
-      </w:pPr>
-      <w:r>
-        <w:rPr>
-          <w:b/>
-          <w:bCs/>
-          <w:sz w:val="32"/>
-          <w:szCs w:val="32"/>
-        </w:rPr>
-        <w:t>E</w:t>
-      </w:r>
-      <w:r>
-        <w:rPr>
-          <w:sz w:val="32"/>
-          <w:szCs w:val="32"/>
-        </w:rPr>
-        <w:t xml:space="preserve">nfin, le bundle </w:t>
-      </w:r>
-      <w:r>
-        <w:rPr>
-          <w:b/>
-          <w:bCs/>
-          <w:sz w:val="32"/>
-          <w:szCs w:val="32"/>
-        </w:rPr>
-        <w:t>Knp Paginator</w:t>
-      </w:r>
-      <w:r>
-        <w:rPr>
-          <w:sz w:val="32"/>
-          <w:szCs w:val="32"/>
-        </w:rPr>
-        <w:t xml:space="preserve"> a été utilisé pour implémenter la pagination des listes, notamment dans le catalogue de produits, afin d’améliorer l’expérience utilisateur et les performances de l’application.</w:t>
-      </w:r>
-    </w:p>
-    <w:p>
-      <w:pPr>
-        <w:rPr>
-          <w:b/>
-          <w:bCs/>
-          <w:sz w:val="32"/>
-          <w:szCs w:val="32"/>
-        </w:rPr>
-      </w:pPr>
-    </w:p>
-    <w:p>
-      <w:pPr>
-        <w:rPr>
-          <w:b/>
-          <w:bCs/>
-          <w:sz w:val="32"/>
-          <w:szCs w:val="32"/>
-        </w:rPr>
-      </w:pPr>
-    </w:p>
-    <w:p>
-      <w:pPr>
-        <w:pStyle w:val="Titre1"/>
-        <w:jc w:val="center"/>
-      </w:pPr>
-      <w:bookmarkStart w:id="3" w:name="_Toc227595312"/>
-      <w:r>
-        <w:t>Présentation fonctionnelle du projet</w:t>
-      </w:r>
-      <w:bookmarkEnd w:id="3"/>
-    </w:p>
-    <w:p>
-      <w:pPr>
-        <w:ind w:firstLine="567"/>
-        <w:rPr>
-          <w:sz w:val="32"/>
-          <w:szCs w:val="32"/>
-        </w:rPr>
-      </w:pPr>
-      <w:r>
-        <w:rPr>
-          <w:b/>
-          <w:bCs/>
-          <w:sz w:val="32"/>
-          <w:szCs w:val="32"/>
-        </w:rPr>
-        <w:t>L</w:t>
-      </w:r>
-      <w:r>
-        <w:rPr>
-          <w:sz w:val="32"/>
-          <w:szCs w:val="32"/>
-        </w:rPr>
-        <w:t xml:space="preserve">’application </w:t>
-      </w:r>
-      <w:r>
-        <w:rPr>
-          <w:sz w:val="32"/>
-          <w:szCs w:val="32"/>
-        </w:rPr>
-        <w:t>mini Facturier</w:t>
-      </w:r>
-      <w:r>
-        <w:rPr>
-          <w:sz w:val="32"/>
-          <w:szCs w:val="32"/>
-        </w:rPr>
-        <w:t xml:space="preserve"> est une application web permettant de gérer une activité commerciale simple. Elle offre plusieurs fonctionnalités destinées à faciliter la gestion des clients, des vendeurs, des produits et des factures.</w:t>
-      </w:r>
-    </w:p>
-    <w:p>
-      <w:pPr>
-        <w:ind w:firstLine="567"/>
-        <w:rPr>
-          <w:sz w:val="32"/>
-          <w:szCs w:val="32"/>
-        </w:rPr>
-      </w:pPr>
-      <w:r>
-        <w:rPr>
-          <w:b/>
-          <w:bCs/>
-          <w:sz w:val="32"/>
-          <w:szCs w:val="32"/>
-        </w:rPr>
-        <w:t>L</w:t>
-      </w:r>
-      <w:r>
-        <w:rPr>
-          <w:sz w:val="32"/>
-          <w:szCs w:val="32"/>
-        </w:rPr>
-        <w:t>’application distingue deux types d’utilisateurs : l’administrateur et le vendeur. Chaque utilisateur dispose de droits spécifiques en fonction de son rôle.</w:t>
-      </w:r>
-    </w:p>
-    <w:p>
-      <w:pPr>
-        <w:ind w:firstLine="567"/>
-        <w:rPr>
-          <w:sz w:val="32"/>
-          <w:szCs w:val="32"/>
-        </w:rPr>
-      </w:pPr>
-      <w:r>
-        <w:rPr>
-          <w:b/>
-          <w:bCs/>
-          <w:sz w:val="32"/>
-          <w:szCs w:val="32"/>
-        </w:rPr>
-        <w:t>L</w:t>
-      </w:r>
-      <w:r>
-        <w:rPr>
-          <w:sz w:val="32"/>
-          <w:szCs w:val="32"/>
-        </w:rPr>
-        <w:t>’administrateur a un accès complet à l’ensemble des fonctionnalités de l’application. Il peut gérer le catalogue de produits (création, modification, suppression), ainsi que les clients, les vendeurs et les factures. Il a également accès à un tableau de bord affichant des statistiques globales, telles que le nombre de clients, de vendeurs, de factures et le chiffre d’affaires.</w:t>
-      </w:r>
-    </w:p>
-    <w:p>
-      <w:pPr>
-        <w:ind w:firstLine="567"/>
-        <w:rPr>
-          <w:sz w:val="32"/>
-          <w:szCs w:val="32"/>
-        </w:rPr>
-      </w:pPr>
-      <w:r>
-        <w:rPr>
-          <w:b/>
-          <w:bCs/>
-          <w:sz w:val="32"/>
-          <w:szCs w:val="32"/>
-        </w:rPr>
-        <w:t>L</w:t>
-      </w:r>
-      <w:r>
-        <w:rPr>
-          <w:sz w:val="32"/>
-          <w:szCs w:val="32"/>
-        </w:rPr>
-        <w:t>e vendeur dispose de fonctionnalités plus restreintes. Il peut consulter le catalogue de produits et créer des factures pour les clients. Il a également accès à ses propres statistiques, lui permettant de suivre ses ventes et ses performances.</w:t>
-      </w:r>
-    </w:p>
-    <w:p>
-      <w:pPr>
-        <w:ind w:firstLine="567"/>
-        <w:rPr>
-          <w:sz w:val="32"/>
-          <w:szCs w:val="32"/>
-        </w:rPr>
-      </w:pPr>
-      <w:r>
-        <w:rPr>
-          <w:b/>
-          <w:bCs/>
-          <w:sz w:val="32"/>
-          <w:szCs w:val="32"/>
-        </w:rPr>
-        <w:t>L</w:t>
-      </w:r>
-      <w:r>
-        <w:rPr>
-          <w:sz w:val="32"/>
-          <w:szCs w:val="32"/>
-        </w:rPr>
-        <w:t>e catalogue de produits constitue une fonctionnalité centrale de l’application. Il permet de visualiser l’ensemble des produits disponibles avec leur nom, leur marque, leur prix et leur taux de TVA. Des fonctionnalités de recherche, de filtrage par marque et de pagination ont été mises en place afin d’améliorer la navigation et l’expérience utilisateur.</w:t>
-      </w:r>
-    </w:p>
-    <w:p>
-      <w:pPr>
-        <w:ind w:firstLine="567"/>
-        <w:rPr>
-          <w:sz w:val="32"/>
-          <w:szCs w:val="32"/>
-        </w:rPr>
-      </w:pPr>
-      <w:r>
-        <w:rPr>
-          <w:b/>
-          <w:bCs/>
-          <w:sz w:val="32"/>
-          <w:szCs w:val="32"/>
-        </w:rPr>
-        <w:t>L</w:t>
-      </w:r>
-      <w:r>
-        <w:rPr>
-          <w:sz w:val="32"/>
-          <w:szCs w:val="32"/>
-        </w:rPr>
-        <w:t xml:space="preserve">a gestion des factures permet de créer des documents associant un client, un vendeur et plusieurs produits. Chaque facture est composée de lignes de facture, permettant de détailler </w:t>
-      </w:r>
-      <w:r>
-        <w:rPr>
-          <w:sz w:val="32"/>
-          <w:szCs w:val="32"/>
-        </w:rPr>
         <w:lastRenderedPageBreak/>
-        <w:t>les produits vendus, les quantités, les prix et les montants associés.</w:t>
-      </w:r>
-    </w:p>
-    <w:p>
-      <w:pPr>
-        <w:ind w:firstLine="567"/>
-        <w:rPr>
-          <w:sz w:val="32"/>
-          <w:szCs w:val="32"/>
-        </w:rPr>
-      </w:pPr>
-      <w:r>
-        <w:rPr>
-          <w:b/>
-          <w:bCs/>
-          <w:sz w:val="32"/>
-          <w:szCs w:val="32"/>
-        </w:rPr>
         <w:t>E</w:t>
       </w:r>
       <w:r>
@@ -3778,8 +3822,9 @@
         <w:pStyle w:val="Titre1"/>
         <w:jc w:val="center"/>
       </w:pPr>
-      <w:bookmarkStart w:id="4" w:name="_Toc227595313"/>
-      <w:r>
+      <w:bookmarkStart w:id="4" w:name="_Toc227672875"/>
+      <w:r>
+        <w:lastRenderedPageBreak/>
         <w:t>Modélisation des données</w:t>
       </w:r>
       <w:bookmarkEnd w:id="4"/>
@@ -3847,7 +3892,7 @@
           <w:noProof/>
         </w:rPr>
       </w:pPr>
-      <w:bookmarkStart w:id="5" w:name="_Toc227595314"/>
+      <w:bookmarkStart w:id="5" w:name="_Toc227672876"/>
       <w:r>
         <w:rPr>
           <w:noProof/>
@@ -3985,7 +4030,6 @@
           <w:sz w:val="32"/>
           <w:szCs w:val="32"/>
         </w:rPr>
-        <w:lastRenderedPageBreak/>
         <w:t>L</w:t>
       </w:r>
       <w:r>
@@ -4000,19 +4044,22 @@
     <w:p/>
     <w:p/>
     <w:p/>
+    <w:p/>
+    <w:p/>
+    <w:p/>
     <w:p>
       <w:r>
         <w:rPr>
           <w:noProof/>
         </w:rPr>
         <w:drawing>
-          <wp:anchor distT="0" distB="0" distL="114300" distR="114300" simplePos="0" relativeHeight="251662848" behindDoc="1" locked="0" layoutInCell="1" allowOverlap="1" wp14:anchorId="12591EC9" wp14:editId="142949CC">
+          <wp:anchor distT="0" distB="0" distL="114300" distR="114300" simplePos="0" relativeHeight="251662848" behindDoc="1" locked="0" layoutInCell="1" allowOverlap="1" wp14:anchorId="12591EC9" wp14:editId="4C38DC6A">
             <wp:simplePos x="0" y="0"/>
             <wp:positionH relativeFrom="margin">
               <wp:align>right</wp:align>
             </wp:positionH>
             <wp:positionV relativeFrom="paragraph">
-              <wp:posOffset>490952</wp:posOffset>
+              <wp:posOffset>206693</wp:posOffset>
             </wp:positionV>
             <wp:extent cx="9214106" cy="6334125"/>
             <wp:effectExtent l="0" t="7938" r="0" b="0"/>
@@ -4072,9 +4119,6 @@
     <w:p/>
     <w:p/>
     <w:p/>
-    <w:p/>
-    <w:p/>
-    <w:p/>
     <w:p>
       <w:pPr>
         <w:rPr>
@@ -4236,8 +4280,9 @@
         <w:pStyle w:val="Titre1"/>
         <w:jc w:val="center"/>
       </w:pPr>
-      <w:bookmarkStart w:id="6" w:name="_Toc227595315"/>
-      <w:r>
+      <w:bookmarkStart w:id="6" w:name="_Toc227672877"/>
+      <w:r>
+        <w:lastRenderedPageBreak/>
         <w:t>Modèle Physique de Données (MPD)</w:t>
       </w:r>
       <w:bookmarkEnd w:id="6"/>
@@ -4328,23 +4373,7 @@
           <w:sz w:val="32"/>
           <w:szCs w:val="32"/>
         </w:rPr>
-        <w:t xml:space="preserve">es contraintes ont été ajoutées afin de sécuriser les données, telles que l’unicité de certains champs (comme </w:t>
-      </w:r>
-      <w:proofErr w:type="gramStart"/>
-      <w:r>
-        <w:rPr>
-          <w:sz w:val="32"/>
-          <w:szCs w:val="32"/>
-        </w:rPr>
-        <w:t>l’email</w:t>
-      </w:r>
-      <w:proofErr w:type="gramEnd"/>
-      <w:r>
-        <w:rPr>
-          <w:sz w:val="32"/>
-          <w:szCs w:val="32"/>
-        </w:rPr>
-        <w:t xml:space="preserve"> utilisateur ou le numéro de facture), ainsi que des contraintes de non-nullité pour les données obligatoires.</w:t>
+        <w:t>es contraintes ont été ajoutées afin de sécuriser les données, telles que l’unicité de certains champs (comme l’email utilisateur ou le numéro de facture), ainsi que des contraintes de non-nullité pour les données obligatoires.</w:t>
       </w:r>
     </w:p>
     <w:p>
@@ -4707,8 +4736,9 @@
         <w:pStyle w:val="Titre1"/>
         <w:jc w:val="center"/>
       </w:pPr>
-      <w:bookmarkStart w:id="7" w:name="_Toc227595316"/>
-      <w:r>
+      <w:bookmarkStart w:id="7" w:name="_Toc227672878"/>
+      <w:r>
+        <w:lastRenderedPageBreak/>
         <w:t>Exemples de données</w:t>
       </w:r>
       <w:bookmarkEnd w:id="7"/>
@@ -6280,24 +6310,8 @@
                 <w:lang w:eastAsia="fr-FR"/>
                 <w14:ligatures w14:val="none"/>
               </w:rPr>
-              <w:t xml:space="preserve">seller </w:t>
-            </w:r>
-            <w:proofErr w:type="gramStart"/>
-            <w:r>
-              <w:rPr>
-                <w:rFonts w:ascii="Aptos Narrow" w:eastAsia="Times New Roman" w:hAnsi="Aptos Narrow" w:cs="Times New Roman"/>
-                <w:b/>
-                <w:bCs/>
-                <w:color w:val="000000"/>
-                <w:kern w:val="0"/>
-                <w:sz w:val="22"/>
-                <w:szCs w:val="22"/>
-                <w:lang w:eastAsia="fr-FR"/>
-                <w14:ligatures w14:val="none"/>
-              </w:rPr>
-              <w:t>datas</w:t>
-            </w:r>
-            <w:proofErr w:type="gramEnd"/>
+              <w:t>seller datas</w:t>
+            </w:r>
           </w:p>
         </w:tc>
       </w:tr>
@@ -6525,7 +6539,6 @@
                 <w:lang w:eastAsia="fr-FR"/>
                 <w14:ligatures w14:val="none"/>
               </w:rPr>
-              <w:lastRenderedPageBreak/>
               <w:t>1</w:t>
             </w:r>
           </w:p>
@@ -7334,6 +7347,7 @@
     </w:p>
     <w:p>
       <w:r>
+        <w:lastRenderedPageBreak/>
         <w:t>Catalogue</w:t>
       </w:r>
       <w:r>
@@ -8461,8 +8475,6 @@
                 <w14:ligatures w14:val="none"/>
               </w:rPr>
             </w:pPr>
-            <w:proofErr w:type="spellStart"/>
-            <w:proofErr w:type="gramStart"/>
             <w:r>
               <w:rPr>
                 <w:rFonts w:ascii="Aptos Narrow" w:eastAsia="Times New Roman" w:hAnsi="Aptos Narrow" w:cs="Times New Roman"/>
@@ -8475,24 +8487,8 @@
                 <w:lang w:eastAsia="fr-FR"/>
                 <w14:ligatures w14:val="none"/>
               </w:rPr>
-              <w:t>invoice</w:t>
-            </w:r>
-            <w:proofErr w:type="spellEnd"/>
-            <w:r>
-              <w:rPr>
-                <w:rFonts w:ascii="Aptos Narrow" w:eastAsia="Times New Roman" w:hAnsi="Aptos Narrow" w:cs="Times New Roman"/>
-                <w:b/>
-                <w:bCs/>
-                <w:color w:val="000000"/>
-                <w:kern w:val="0"/>
-                <w:sz w:val="22"/>
-                <w:szCs w:val="22"/>
-                <w:lang w:eastAsia="fr-FR"/>
-                <w14:ligatures w14:val="none"/>
-              </w:rPr>
-              <w:t xml:space="preserve">  Data</w:t>
-            </w:r>
-            <w:proofErr w:type="gramEnd"/>
+              <w:t>invoice  Data</w:t>
+            </w:r>
           </w:p>
         </w:tc>
       </w:tr>
@@ -9680,8 +9676,6 @@
                 <w14:ligatures w14:val="none"/>
               </w:rPr>
             </w:pPr>
-            <w:proofErr w:type="spellStart"/>
-            <w:proofErr w:type="gramStart"/>
             <w:r>
               <w:rPr>
                 <w:rFonts w:ascii="Aptos Narrow" w:eastAsia="Times New Roman" w:hAnsi="Aptos Narrow" w:cs="Times New Roman"/>
@@ -9694,24 +9688,8 @@
                 <w:lang w:eastAsia="fr-FR"/>
                 <w14:ligatures w14:val="none"/>
               </w:rPr>
-              <w:t>invoice</w:t>
-            </w:r>
-            <w:proofErr w:type="spellEnd"/>
-            <w:r>
-              <w:rPr>
-                <w:rFonts w:ascii="Aptos Narrow" w:eastAsia="Times New Roman" w:hAnsi="Aptos Narrow" w:cs="Times New Roman"/>
-                <w:b/>
-                <w:bCs/>
-                <w:color w:val="000000"/>
-                <w:kern w:val="0"/>
-                <w:sz w:val="22"/>
-                <w:szCs w:val="22"/>
-                <w:lang w:eastAsia="fr-FR"/>
-                <w14:ligatures w14:val="none"/>
-              </w:rPr>
-              <w:t xml:space="preserve">  Data</w:t>
-            </w:r>
-            <w:proofErr w:type="gramEnd"/>
+              <w:t>invoice  Data</w:t>
+            </w:r>
           </w:p>
         </w:tc>
       </w:tr>
@@ -12040,8 +12018,9 @@
         <w:pStyle w:val="Titre1"/>
         <w:jc w:val="center"/>
       </w:pPr>
-      <w:bookmarkStart w:id="8" w:name="_Toc227595317"/>
-      <w:r>
+      <w:bookmarkStart w:id="8" w:name="_Toc227672879"/>
+      <w:r>
+        <w:lastRenderedPageBreak/>
         <w:t>Sécurité de l’application</w:t>
       </w:r>
       <w:bookmarkEnd w:id="8"/>
@@ -12101,23 +12080,7 @@
           <w:sz w:val="32"/>
           <w:szCs w:val="32"/>
         </w:rPr>
-        <w:t xml:space="preserve">’authentification permet de vérifier l’identité de l’utilisateur lors de la connexion. L’utilisateur saisit son </w:t>
-      </w:r>
-      <w:proofErr w:type="gramStart"/>
-      <w:r>
-        <w:rPr>
-          <w:sz w:val="32"/>
-          <w:szCs w:val="32"/>
-        </w:rPr>
-        <w:t>email</w:t>
-      </w:r>
-      <w:proofErr w:type="gramEnd"/>
-      <w:r>
-        <w:rPr>
-          <w:sz w:val="32"/>
-          <w:szCs w:val="32"/>
-        </w:rPr>
-        <w:t xml:space="preserve"> et son mot de passe dans le formulaire </w:t>
+        <w:t xml:space="preserve">’authentification permet de vérifier l’identité de l’utilisateur lors de la connexion. L’utilisateur saisit son email et son mot de passe dans le formulaire </w:t>
       </w:r>
       <w:r>
         <w:rPr>
@@ -12339,15 +12302,7 @@
           <w:sz w:val="32"/>
           <w:szCs w:val="32"/>
         </w:rPr>
-        <w:t xml:space="preserve">’accès aux différentes pages est contrôlé grâce au fichier security.yaml et à des vérifications dans les contrôleurs </w:t>
-      </w:r>
-      <w:r>
-        <w:rPr>
-          <w:sz w:val="32"/>
-          <w:szCs w:val="32"/>
-        </w:rPr>
-        <w:lastRenderedPageBreak/>
-        <w:t>(denyAccessUnlessGranted). Cela permet de limiter l’accès aux fonctionnalités selon le rôle de l’utilisateur.</w:t>
+        <w:t>’accès aux différentes pages est contrôlé grâce au fichier security.yaml et à des vérifications dans les contrôleurs (denyAccessUnlessGranted). Cela permet de limiter l’accès aux fonctionnalités selon le rôle de l’utilisateur.</w:t>
       </w:r>
     </w:p>
     <w:p>
@@ -12355,8 +12310,9 @@
         <w:pStyle w:val="Titre1"/>
         <w:jc w:val="center"/>
       </w:pPr>
-      <w:bookmarkStart w:id="9" w:name="_Toc227595318"/>
-      <w:r>
+      <w:bookmarkStart w:id="9" w:name="_Toc227672880"/>
+      <w:r>
+        <w:lastRenderedPageBreak/>
         <w:t>Workflow Security</w:t>
       </w:r>
       <w:bookmarkEnd w:id="9"/>
@@ -12709,8 +12665,9 @@
         <w:pStyle w:val="Titre1"/>
         <w:jc w:val="center"/>
       </w:pPr>
-      <w:bookmarkStart w:id="10" w:name="_Toc227595319"/>
-      <w:r>
+      <w:bookmarkStart w:id="10" w:name="_Toc227672881"/>
+      <w:r>
+        <w:lastRenderedPageBreak/>
         <w:t>Mise en œuvre technique de la sécurité</w:t>
       </w:r>
       <w:bookmarkEnd w:id="10"/>
@@ -12803,23 +12760,7 @@
           <w:sz w:val="32"/>
           <w:szCs w:val="32"/>
         </w:rPr>
-        <w:t xml:space="preserve">La sécurisation des accès est définie dans le fichier security.yaml grâce à la règle </w:t>
-      </w:r>
-      <w:proofErr w:type="spellStart"/>
-      <w:r>
-        <w:rPr>
-          <w:sz w:val="32"/>
-          <w:szCs w:val="32"/>
-        </w:rPr>
-        <w:t>access_control</w:t>
-      </w:r>
-      <w:proofErr w:type="spellEnd"/>
-      <w:r>
-        <w:rPr>
-          <w:sz w:val="32"/>
-          <w:szCs w:val="32"/>
-        </w:rPr>
-        <w:t>, et renforcée dans les contrôleurs :</w:t>
+        <w:t>La sécurisation des accès est définie dans le fichier security.yaml grâce à la règle access_control, et renforcée dans les contrôleurs :</w:t>
       </w:r>
     </w:p>
     <w:p>
@@ -13053,7 +12994,6 @@
           <w:sz w:val="32"/>
           <w:szCs w:val="32"/>
         </w:rPr>
-        <w:lastRenderedPageBreak/>
         <w:t xml:space="preserve">remove() prépare la suppression </w:t>
       </w:r>
     </w:p>
@@ -13104,26 +13044,17 @@
           <w:lang w:val="en-GB"/>
         </w:rPr>
         <w:br/>
-        <w:t>$em-&gt;flush(</w:t>
-      </w:r>
-      <w:proofErr w:type="gramStart"/>
-      <w:r>
-        <w:rPr>
-          <w:sz w:val="32"/>
-          <w:szCs w:val="32"/>
-          <w:lang w:val="en-GB"/>
-        </w:rPr>
-        <w:t>);</w:t>
-      </w:r>
-      <w:proofErr w:type="gramEnd"/>
+        <w:t>$em-&gt;flush();</w:t>
+      </w:r>
     </w:p>
     <w:p>
       <w:pPr>
         <w:pStyle w:val="Titre1"/>
         <w:jc w:val="center"/>
       </w:pPr>
-      <w:bookmarkStart w:id="11" w:name="_Toc227595320"/>
-      <w:r>
+      <w:bookmarkStart w:id="11" w:name="_Toc227672882"/>
+      <w:r>
+        <w:lastRenderedPageBreak/>
         <w:t>Architecture de l’application (MVC)</w:t>
       </w:r>
       <w:bookmarkEnd w:id="11"/>
@@ -13300,8 +13231,9 @@
         <w:pStyle w:val="Titre1"/>
         <w:jc w:val="center"/>
       </w:pPr>
-      <w:bookmarkStart w:id="12" w:name="_Toc227595321"/>
-      <w:r>
+      <w:bookmarkStart w:id="12" w:name="_Toc227672883"/>
+      <w:r>
+        <w:lastRenderedPageBreak/>
         <w:t>L</w:t>
       </w:r>
       <w:r>
@@ -13670,6 +13602,7 @@
           <w:sz w:val="32"/>
           <w:szCs w:val="32"/>
         </w:rPr>
+        <w:lastRenderedPageBreak/>
         <w:t>L</w:t>
       </w:r>
       <w:r>
@@ -14047,8 +13980,9 @@
         <w:pStyle w:val="Titre1"/>
         <w:jc w:val="center"/>
       </w:pPr>
-      <w:bookmarkStart w:id="13" w:name="_Toc227595322"/>
-      <w:r>
+      <w:bookmarkStart w:id="13" w:name="_Toc227672884"/>
+      <w:r>
+        <w:lastRenderedPageBreak/>
         <w:t>Vue</w:t>
       </w:r>
       <w:bookmarkEnd w:id="13"/>
@@ -14496,6 +14430,7 @@
         <w:pStyle w:val="Sous-titre"/>
       </w:pPr>
       <w:r>
+        <w:lastRenderedPageBreak/>
         <w:t>Organisation des Templates</w:t>
       </w:r>
     </w:p>
@@ -14828,15 +14763,7 @@
           <w:sz w:val="32"/>
           <w:szCs w:val="32"/>
         </w:rPr>
-        <w:t xml:space="preserve"> et vient compléter </w:t>
-      </w:r>
-      <w:r>
-        <w:rPr>
-          <w:sz w:val="32"/>
-          <w:szCs w:val="32"/>
-        </w:rPr>
-        <w:lastRenderedPageBreak/>
-        <w:t>certaines sections définies dans celui-ci, notamment le contenu principal de la page.</w:t>
+        <w:t xml:space="preserve"> et vient compléter certaines sections définies dans celui-ci, notamment le contenu principal de la page.</w:t>
       </w:r>
     </w:p>
     <w:p>
@@ -14926,6 +14853,7 @@
           <w:sz w:val="32"/>
           <w:szCs w:val="32"/>
         </w:rPr>
+        <w:lastRenderedPageBreak/>
         <w:t>L</w:t>
       </w:r>
       <w:r>
@@ -15485,6 +15413,7 @@
           <w:sz w:val="32"/>
           <w:szCs w:val="32"/>
         </w:rPr>
+        <w:lastRenderedPageBreak/>
         <w:t>L</w:t>
       </w:r>
       <w:r>
@@ -15675,7 +15604,6 @@
           <w:sz w:val="32"/>
           <w:szCs w:val="32"/>
         </w:rPr>
-        <w:lastRenderedPageBreak/>
         <w:t>Ce Template illustre ainsi le fonctionnement de la couche Vue, en lien avec la logique métier et les contrôleurs de l’application.</w:t>
       </w:r>
     </w:p>
@@ -15769,7 +15697,7 @@
       <w:pPr>
         <w:pStyle w:val="Titre2"/>
       </w:pPr>
-      <w:bookmarkStart w:id="14" w:name="_Toc227595323"/>
+      <w:bookmarkStart w:id="14" w:name="_Toc227672885"/>
       <w:r>
         <w:rPr>
           <w:noProof/>
@@ -15934,8 +15862,9 @@
       <w:pPr>
         <w:pStyle w:val="Titre2"/>
       </w:pPr>
-      <w:bookmarkStart w:id="15" w:name="_Toc227595324"/>
-      <w:r>
+      <w:bookmarkStart w:id="15" w:name="_Toc227672886"/>
+      <w:r>
+        <w:lastRenderedPageBreak/>
         <w:t>Dashboard admin</w:t>
       </w:r>
       <w:bookmarkEnd w:id="15"/>
@@ -15954,7 +15883,7 @@
           <w:szCs w:val="32"/>
         </w:rPr>
         <w:drawing>
-          <wp:anchor distT="0" distB="0" distL="114300" distR="114300" simplePos="0" relativeHeight="251668992" behindDoc="1" locked="0" layoutInCell="1" allowOverlap="1" wp14:anchorId="41866AE7" wp14:editId="5AEE6B56">
+          <wp:anchor distT="0" distB="0" distL="114300" distR="114300" simplePos="0" relativeHeight="251668992" behindDoc="1" locked="0" layoutInCell="1" allowOverlap="1" wp14:anchorId="41866AE7" wp14:editId="475DB766">
             <wp:simplePos x="0" y="0"/>
             <wp:positionH relativeFrom="column">
               <wp:posOffset>-151130</wp:posOffset>
@@ -16093,7 +16022,7 @@
       <w:pPr>
         <w:pStyle w:val="Titre2"/>
       </w:pPr>
-      <w:bookmarkStart w:id="16" w:name="_Toc227595325"/>
+      <w:bookmarkStart w:id="16" w:name="_Toc227672887"/>
       <w:r>
         <w:rPr>
           <w:noProof/>
@@ -16275,6 +16204,7 @@
           <w:sz w:val="32"/>
           <w:szCs w:val="32"/>
         </w:rPr>
+        <w:lastRenderedPageBreak/>
         <w:t xml:space="preserve">Dans le Dashboard seller, on ne peut pas ajouter de vendeurs, et les </w:t>
       </w:r>
       <w:r>
@@ -16303,7 +16233,7 @@
       <w:pPr>
         <w:pStyle w:val="Titre2"/>
       </w:pPr>
-      <w:bookmarkStart w:id="17" w:name="_Toc227595326"/>
+      <w:bookmarkStart w:id="17" w:name="_Toc227672888"/>
       <w:r>
         <w:rPr>
           <w:noProof/>
@@ -16539,7 +16469,7 @@
       <w:pPr>
         <w:pStyle w:val="Titre2"/>
       </w:pPr>
-      <w:bookmarkStart w:id="18" w:name="_Toc227595327"/>
+      <w:bookmarkStart w:id="18" w:name="_Toc227672889"/>
       <w:r>
         <w:rPr>
           <w:noProof/>
@@ -16735,8 +16665,9 @@
       <w:pPr>
         <w:pStyle w:val="Titre2"/>
       </w:pPr>
-      <w:bookmarkStart w:id="19" w:name="_Toc227595328"/>
-      <w:r>
+      <w:bookmarkStart w:id="19" w:name="_Toc227672890"/>
+      <w:r>
+        <w:lastRenderedPageBreak/>
         <w:t>Le bouton suppression</w:t>
       </w:r>
       <w:bookmarkEnd w:id="19"/>
@@ -16988,7 +16919,7 @@
       <w:pPr>
         <w:pStyle w:val="Titre2"/>
       </w:pPr>
-      <w:bookmarkStart w:id="20" w:name="_Toc227595329"/>
+      <w:bookmarkStart w:id="20" w:name="_Toc227672891"/>
       <w:r>
         <w:rPr>
           <w:noProof/>
@@ -17302,14 +17233,35 @@
         <w:rPr>
           <w:sz w:val="40"/>
           <w:szCs w:val="40"/>
-        </w:rPr>
-      </w:pPr>
-      <w:r>
+          <w:bdr w:val="single" w:sz="4" w:space="0" w:color="auto"/>
+        </w:rPr>
+      </w:pPr>
+    </w:p>
+    <w:p>
+      <w:pPr>
+        <w:jc w:val="center"/>
         <w:rPr>
           <w:sz w:val="40"/>
           <w:szCs w:val="40"/>
           <w:bdr w:val="single" w:sz="4" w:space="0" w:color="auto"/>
         </w:rPr>
+      </w:pPr>
+    </w:p>
+    <w:p>
+      <w:pPr>
+        <w:jc w:val="center"/>
+        <w:rPr>
+          <w:sz w:val="40"/>
+          <w:szCs w:val="40"/>
+        </w:rPr>
+      </w:pPr>
+      <w:r>
+        <w:rPr>
+          <w:sz w:val="40"/>
+          <w:szCs w:val="40"/>
+          <w:bdr w:val="single" w:sz="4" w:space="0" w:color="auto"/>
+        </w:rPr>
+        <w:lastRenderedPageBreak/>
         <w:t>Factures</w:t>
       </w:r>
     </w:p>
@@ -17335,15 +17287,15 @@
           <w:szCs w:val="32"/>
         </w:rPr>
         <w:drawing>
-          <wp:anchor distT="0" distB="0" distL="114300" distR="114300" simplePos="0" relativeHeight="251678208" behindDoc="1" locked="0" layoutInCell="1" allowOverlap="1" wp14:anchorId="03ABAF07" wp14:editId="2598EEAA">
+          <wp:anchor distT="0" distB="0" distL="114300" distR="114300" simplePos="0" relativeHeight="251678208" behindDoc="1" locked="0" layoutInCell="1" allowOverlap="1" wp14:anchorId="03ABAF07" wp14:editId="2527100A">
             <wp:simplePos x="0" y="0"/>
             <wp:positionH relativeFrom="margin">
-              <wp:posOffset>-1270</wp:posOffset>
+              <wp:align>right</wp:align>
             </wp:positionH>
             <wp:positionV relativeFrom="paragraph">
-              <wp:posOffset>10795</wp:posOffset>
+              <wp:posOffset>15240</wp:posOffset>
             </wp:positionV>
-            <wp:extent cx="5761990" cy="4219575"/>
+            <wp:extent cx="5761990" cy="4143375"/>
             <wp:effectExtent l="0" t="0" r="0" b="9525"/>
             <wp:wrapNone/>
             <wp:docPr id="264670344" name="Image 6"/>
@@ -17375,7 +17327,7 @@
                   <pic:spPr bwMode="auto">
                     <a:xfrm>
                       <a:off x="0" y="0"/>
-                      <a:ext cx="5761990" cy="4219575"/>
+                      <a:ext cx="5761990" cy="4143375"/>
                     </a:xfrm>
                     <a:prstGeom prst="rect">
                       <a:avLst/>
@@ -17388,6 +17340,9 @@
                 </pic:pic>
               </a:graphicData>
             </a:graphic>
+            <wp14:sizeRelV relativeFrom="margin">
+              <wp14:pctHeight>0</wp14:pctHeight>
+            </wp14:sizeRelV>
           </wp:anchor>
         </w:drawing>
       </w:r>
@@ -17468,7 +17423,7 @@
       <w:pPr>
         <w:pStyle w:val="Titre2"/>
       </w:pPr>
-      <w:bookmarkStart w:id="21" w:name="_Toc227595330"/>
+      <w:bookmarkStart w:id="21" w:name="_Toc227672892"/>
       <w:r>
         <w:t xml:space="preserve">Le PDF </w:t>
       </w:r>
@@ -17504,7 +17459,7 @@
           <w:szCs w:val="32"/>
         </w:rPr>
         <w:drawing>
-          <wp:anchor distT="0" distB="0" distL="114300" distR="114300" simplePos="0" relativeHeight="251679232" behindDoc="1" locked="0" layoutInCell="1" allowOverlap="1" wp14:anchorId="25B125BA" wp14:editId="62831CA2">
+          <wp:anchor distT="0" distB="0" distL="114300" distR="114300" simplePos="0" relativeHeight="251679232" behindDoc="1" locked="0" layoutInCell="1" allowOverlap="1" wp14:anchorId="25B125BA" wp14:editId="4D72C789">
             <wp:simplePos x="0" y="0"/>
             <wp:positionH relativeFrom="column">
               <wp:posOffset>-426307</wp:posOffset>
@@ -17661,7 +17616,7 @@
       <w:pPr>
         <w:pStyle w:val="Titre2"/>
       </w:pPr>
-      <w:bookmarkStart w:id="22" w:name="_Toc227595331"/>
+      <w:bookmarkStart w:id="22" w:name="_Toc227672893"/>
       <w:r>
         <w:rPr>
           <w:b/>
@@ -17739,6 +17694,7 @@
           <w:sz w:val="32"/>
           <w:szCs w:val="32"/>
         </w:rPr>
+        <w:lastRenderedPageBreak/>
         <w:drawing>
           <wp:anchor distT="0" distB="0" distL="114300" distR="114300" simplePos="0" relativeHeight="251680256" behindDoc="1" locked="0" layoutInCell="1" allowOverlap="1" wp14:anchorId="6914DC38" wp14:editId="3F174462">
             <wp:simplePos x="0" y="0"/>
@@ -17875,7 +17831,7 @@
         <w:pStyle w:val="Titre1"/>
         <w:jc w:val="center"/>
       </w:pPr>
-      <w:bookmarkStart w:id="23" w:name="_Toc227595332"/>
+      <w:bookmarkStart w:id="23" w:name="_Toc227672894"/>
       <w:r>
         <w:t>Les pages statistiques</w:t>
       </w:r>
@@ -17885,7 +17841,7 @@
       <w:pPr>
         <w:pStyle w:val="Titre2"/>
       </w:pPr>
-      <w:bookmarkStart w:id="24" w:name="_Toc227595333"/>
+      <w:bookmarkStart w:id="24" w:name="_Toc227672895"/>
       <w:r>
         <w:rPr>
           <w:noProof/>
@@ -18027,7 +17983,7 @@
       <w:pPr>
         <w:pStyle w:val="Titre2"/>
       </w:pPr>
-      <w:bookmarkStart w:id="25" w:name="_Toc227595334"/>
+      <w:bookmarkStart w:id="25" w:name="_Toc227672896"/>
       <w:r>
         <w:rPr>
           <w:noProof/>
@@ -18198,7 +18154,7 @@
       <w:pPr>
         <w:pStyle w:val="Titre2"/>
       </w:pPr>
-      <w:bookmarkStart w:id="26" w:name="_Toc227595335"/>
+      <w:bookmarkStart w:id="26" w:name="_Toc227672897"/>
       <w:r>
         <w:t>Les users(</w:t>
       </w:r>
@@ -18206,14 +18162,9 @@
         <w:t>Sellers</w:t>
       </w:r>
       <w:r>
-        <w:t xml:space="preserve">)  </w:t>
-      </w:r>
-      <w:proofErr w:type="gramStart"/>
-      <w:r>
-        <w:t>non Admin</w:t>
+        <w:t>)  non Admin</w:t>
       </w:r>
       <w:bookmarkEnd w:id="26"/>
-      <w:proofErr w:type="gramEnd"/>
     </w:p>
     <w:p>
       <w:pPr>
@@ -18527,7 +18478,7 @@
       <w:pPr>
         <w:pStyle w:val="Titre1"/>
       </w:pPr>
-      <w:bookmarkStart w:id="27" w:name="_Toc227595336"/>
+      <w:bookmarkStart w:id="27" w:name="_Toc227672898"/>
       <w:r>
         <w:t>Gestion du catalogue produit</w:t>
       </w:r>
@@ -18702,9 +18653,49 @@
           <w:highlight w:val="yellow"/>
           <w:lang w:val="en-GB"/>
         </w:rPr>
-        <w:t>$qb-&gt;andWhere("LOWER(p.name) LIKE :word$key"</w:t>
-      </w:r>
-      <w:proofErr w:type="gramStart"/>
+        <w:t>$qb-&gt;andWhere("LOWER(p.name) LIKE :word$key");</w:t>
+      </w:r>
+    </w:p>
+    <w:p>
+      <w:pPr>
+        <w:rPr>
+          <w:sz w:val="32"/>
+          <w:szCs w:val="32"/>
+          <w:lang w:val="en-GB"/>
+        </w:rPr>
+      </w:pPr>
+    </w:p>
+    <w:p>
+      <w:pPr>
+        <w:pStyle w:val="Sous-titre"/>
+      </w:pPr>
+      <w:r>
+        <w:t>Filtre par marque</w:t>
+      </w:r>
+    </w:p>
+    <w:p>
+      <w:pPr>
+        <w:rPr>
+          <w:sz w:val="32"/>
+          <w:szCs w:val="32"/>
+        </w:rPr>
+      </w:pPr>
+      <w:r>
+        <w:rPr>
+          <w:sz w:val="32"/>
+          <w:szCs w:val="32"/>
+        </w:rPr>
+        <w:t>L’utilisateur peut filtrer les produits par marque :</w:t>
+      </w:r>
+    </w:p>
+    <w:p>
+      <w:pPr>
+        <w:rPr>
+          <w:sz w:val="32"/>
+          <w:szCs w:val="32"/>
+          <w:lang w:val="en-GB"/>
+        </w:rPr>
+      </w:pPr>
       <w:r>
         <w:rPr>
           <w:sz w:val="32"/>
@@ -18712,57 +18703,6 @@
           <w:highlight w:val="yellow"/>
           <w:lang w:val="en-GB"/>
         </w:rPr>
-        <w:t>);</w:t>
-      </w:r>
-      <w:proofErr w:type="gramEnd"/>
-    </w:p>
-    <w:p>
-      <w:pPr>
-        <w:rPr>
-          <w:sz w:val="32"/>
-          <w:szCs w:val="32"/>
-          <w:lang w:val="en-GB"/>
-        </w:rPr>
-      </w:pPr>
-    </w:p>
-    <w:p>
-      <w:pPr>
-        <w:pStyle w:val="Sous-titre"/>
-      </w:pPr>
-      <w:r>
-        <w:t>Filtre par marque</w:t>
-      </w:r>
-    </w:p>
-    <w:p>
-      <w:pPr>
-        <w:rPr>
-          <w:sz w:val="32"/>
-          <w:szCs w:val="32"/>
-        </w:rPr>
-      </w:pPr>
-      <w:r>
-        <w:rPr>
-          <w:sz w:val="32"/>
-          <w:szCs w:val="32"/>
-        </w:rPr>
-        <w:t>L’utilisateur peut filtrer les produits par marque :</w:t>
-      </w:r>
-    </w:p>
-    <w:p>
-      <w:pPr>
-        <w:rPr>
-          <w:sz w:val="32"/>
-          <w:szCs w:val="32"/>
-          <w:lang w:val="en-GB"/>
-        </w:rPr>
-      </w:pPr>
-      <w:r>
-        <w:rPr>
-          <w:sz w:val="32"/>
-          <w:szCs w:val="32"/>
-          <w:highlight w:val="yellow"/>
-          <w:lang w:val="en-GB"/>
-        </w:rPr>
         <w:t>$qb-&gt;andWhere('p.brand = :brand');</w:t>
       </w:r>
     </w:p>
@@ -18838,7 +18778,7 @@
       <w:pPr>
         <w:pStyle w:val="Titre2"/>
       </w:pPr>
-      <w:bookmarkStart w:id="28" w:name="_Toc227595337"/>
+      <w:bookmarkStart w:id="28" w:name="_Toc227672899"/>
       <w:r>
         <w:t>Pagination</w:t>
       </w:r>
@@ -18991,35 +18931,43 @@
     <w:p>
       <w:pPr>
         <w:pStyle w:val="Titre1"/>
-        <w:jc w:val="center"/>
-      </w:pPr>
-      <w:bookmarkStart w:id="29" w:name="_Toc227595338"/>
+      </w:pPr>
+      <w:bookmarkStart w:id="29" w:name="_Toc227672900"/>
       <w:r>
         <w:lastRenderedPageBreak/>
-        <w:t>Fonctionnement des controllers</w:t>
+        <w:t>Calcul des montants (TVA et total des factures)</w:t>
       </w:r>
       <w:bookmarkEnd w:id="29"/>
     </w:p>
     <w:p>
       <w:pPr>
+        <w:spacing w:after="0" w:line="240" w:lineRule="auto"/>
+        <w:ind w:firstLine="567"/>
+        <w:rPr>
+          <w:sz w:val="32"/>
+          <w:szCs w:val="32"/>
+        </w:rPr>
+      </w:pPr>
+      <w:r>
         <w:rPr>
           <w:b/>
           <w:bCs/>
           <w:sz w:val="32"/>
           <w:szCs w:val="32"/>
         </w:rPr>
-      </w:pPr>
-    </w:p>
-    <w:p>
-      <w:pPr>
-        <w:pStyle w:val="Sous-titre"/>
-      </w:pPr>
-      <w:r>
-        <w:t>Pagination des clients</w:t>
-      </w:r>
-    </w:p>
-    <w:p>
-      <w:pPr>
+        <w:t>D</w:t>
+      </w:r>
+      <w:r>
+        <w:rPr>
+          <w:sz w:val="32"/>
+          <w:szCs w:val="32"/>
+        </w:rPr>
+        <w:t>ans l’application Mini Facturier, le calcul des montants constitue une partie importante de la logique métier. Il permet de déterminer les montants des factures en tenant compte du prix des produits, des quantités et du taux de TVA.</w:t>
+      </w:r>
+    </w:p>
+    <w:p>
+      <w:pPr>
+        <w:spacing w:after="0" w:line="240" w:lineRule="auto"/>
         <w:ind w:firstLine="567"/>
         <w:rPr>
           <w:sz w:val="32"/>
@@ -19033,15 +18981,25 @@
           <w:sz w:val="32"/>
           <w:szCs w:val="32"/>
         </w:rPr>
-        <w:t>L</w:t>
-      </w:r>
-      <w:r>
-        <w:rPr>
-          <w:sz w:val="32"/>
-          <w:szCs w:val="32"/>
-        </w:rPr>
-        <w:t xml:space="preserve">e bundle </w:t>
-      </w:r>
+        <w:t>C</w:t>
+      </w:r>
+      <w:r>
+        <w:rPr>
+          <w:sz w:val="32"/>
+          <w:szCs w:val="32"/>
+        </w:rPr>
+        <w:t>ontrairement à un simple affichage, ces calculs sont réalisés côté serveur, directement dans les entités InvoiceItem et Invoice. Cela permet de garantir la cohérence des données et d’éviter toute modification côté utilisateur.</w:t>
+      </w:r>
+    </w:p>
+    <w:p>
+      <w:pPr>
+        <w:spacing w:after="0" w:line="240" w:lineRule="auto"/>
+        <w:ind w:firstLine="567"/>
+        <w:rPr>
+          <w:sz w:val="32"/>
+          <w:szCs w:val="32"/>
+        </w:rPr>
+      </w:pPr>
       <w:r>
         <w:rPr>
           <w:b/>
@@ -19049,18 +19007,19 @@
           <w:sz w:val="32"/>
           <w:szCs w:val="32"/>
         </w:rPr>
-        <w:t>KnpPaginatorBundle</w:t>
-      </w:r>
-      <w:r>
-        <w:rPr>
-          <w:sz w:val="32"/>
-          <w:szCs w:val="32"/>
-        </w:rPr>
-        <w:t xml:space="preserve"> de KnpLabs permet de mettre en place la pagination sur des données issues d’une base de données, de requêtes Doctrine ou de collections PHP.</w:t>
-      </w:r>
-    </w:p>
-    <w:p>
-      <w:pPr>
+        <w:t>C</w:t>
+      </w:r>
+      <w:r>
+        <w:rPr>
+          <w:sz w:val="32"/>
+          <w:szCs w:val="32"/>
+        </w:rPr>
+        <w:t>alcul d’une ligne de facture</w:t>
+      </w:r>
+    </w:p>
+    <w:p>
+      <w:pPr>
+        <w:spacing w:after="0" w:line="240" w:lineRule="auto"/>
         <w:ind w:firstLine="567"/>
         <w:rPr>
           <w:sz w:val="32"/>
@@ -19074,255 +19033,60 @@
           <w:sz w:val="32"/>
           <w:szCs w:val="32"/>
         </w:rPr>
-        <w:t>D</w:t>
-      </w:r>
-      <w:r>
-        <w:rPr>
-          <w:sz w:val="32"/>
-          <w:szCs w:val="32"/>
-        </w:rPr>
-        <w:t>ans le contrôleur CustomerController.php, j’utilise l’interface PaginatorInterface :</w:t>
-      </w:r>
-    </w:p>
-    <w:p>
-      <w:pPr>
-        <w:rPr>
-          <w:sz w:val="32"/>
-          <w:szCs w:val="32"/>
-        </w:rPr>
-      </w:pPr>
+        <w:t>C</w:t>
+      </w:r>
+      <w:r>
+        <w:rPr>
+          <w:sz w:val="32"/>
+          <w:szCs w:val="32"/>
+        </w:rPr>
+        <w:t>haque ligne de facture correspond à un produit avec une quantité.</w:t>
+      </w:r>
+      <w:r>
+        <w:rPr>
+          <w:sz w:val="32"/>
+          <w:szCs w:val="32"/>
+        </w:rPr>
+        <w:br/>
+      </w:r>
       <w:r>
         <w:rPr>
           <w:sz w:val="32"/>
           <w:szCs w:val="32"/>
           <w:highlight w:val="yellow"/>
         </w:rPr>
-        <w:t>use Knp\Component\Pager\PaginatorInterface;</w:t>
-      </w:r>
-    </w:p>
-    <w:p>
-      <w:pPr>
-        <w:rPr>
-          <w:sz w:val="32"/>
-          <w:szCs w:val="32"/>
-        </w:rPr>
-      </w:pPr>
-      <w:r>
-        <w:rPr>
-          <w:sz w:val="32"/>
-          <w:szCs w:val="32"/>
-        </w:rPr>
-        <w:t xml:space="preserve">Je construis ensuite une requête avec le QueryBuilder de Symfony </w:t>
-      </w:r>
-    </w:p>
-    <w:p>
-      <w:pPr>
-        <w:rPr>
-          <w:sz w:val="32"/>
-          <w:szCs w:val="32"/>
-          <w:lang w:val="en-GB"/>
-        </w:rPr>
-      </w:pPr>
-      <w:r>
-        <w:rPr>
-          <w:sz w:val="32"/>
-          <w:szCs w:val="32"/>
-          <w:highlight w:val="yellow"/>
-          <w:lang w:val="en-GB"/>
-        </w:rPr>
-        <w:t>$query = $customerRepository-&gt;createQueryBuilder('c')</w:t>
-      </w:r>
-      <w:r>
-        <w:rPr>
-          <w:sz w:val="32"/>
-          <w:szCs w:val="32"/>
-          <w:highlight w:val="yellow"/>
-          <w:lang w:val="en-GB"/>
-        </w:rPr>
-        <w:br/>
-        <w:t xml:space="preserve">            -&gt;orderBy('c.id', 'DESC')</w:t>
-      </w:r>
-      <w:r>
-        <w:rPr>
-          <w:sz w:val="32"/>
-          <w:szCs w:val="32"/>
-          <w:highlight w:val="yellow"/>
-          <w:lang w:val="en-GB"/>
-        </w:rPr>
-        <w:br/>
-        <w:t xml:space="preserve">            -&gt;getQuery();</w:t>
-      </w:r>
-    </w:p>
-    <w:p>
-      <w:pPr>
-        <w:ind w:firstLine="567"/>
-        <w:rPr>
-          <w:sz w:val="32"/>
-          <w:szCs w:val="32"/>
-        </w:rPr>
-      </w:pPr>
-      <w:r>
-        <w:rPr>
-          <w:b/>
-          <w:bCs/>
-          <w:sz w:val="32"/>
-          <w:szCs w:val="32"/>
-        </w:rPr>
-        <w:t>L</w:t>
-      </w:r>
-      <w:r>
-        <w:rPr>
-          <w:sz w:val="32"/>
-          <w:szCs w:val="32"/>
-        </w:rPr>
-        <w:t>es clients sont triés par identifiant de manière décroissante afin d’afficher les plus récents en premier.</w:t>
-      </w:r>
-    </w:p>
-    <w:p>
-      <w:pPr>
-        <w:ind w:firstLine="567"/>
-        <w:rPr>
-          <w:sz w:val="32"/>
-          <w:szCs w:val="32"/>
-        </w:rPr>
-      </w:pPr>
-      <w:r>
-        <w:rPr>
-          <w:b/>
-          <w:bCs/>
-          <w:sz w:val="32"/>
-          <w:szCs w:val="32"/>
-        </w:rPr>
-        <w:t>C</w:t>
-      </w:r>
-      <w:r>
-        <w:rPr>
-          <w:sz w:val="32"/>
-          <w:szCs w:val="32"/>
-        </w:rPr>
-        <w:t xml:space="preserve">ette approche est plus performante que l’utilisation de </w:t>
-      </w:r>
-      <w:r>
-        <w:rPr>
-          <w:sz w:val="32"/>
-          <w:szCs w:val="32"/>
-          <w:highlight w:val="lightGray"/>
-        </w:rPr>
-        <w:t>findAll(),</w:t>
-      </w:r>
-      <w:r>
-        <w:rPr>
-          <w:sz w:val="32"/>
-          <w:szCs w:val="32"/>
-        </w:rPr>
-        <w:t xml:space="preserve"> qui charge l’ensemble des données en mémoire. </w:t>
-      </w:r>
-    </w:p>
-    <w:p>
-      <w:pPr>
-        <w:ind w:firstLine="567"/>
-        <w:rPr>
-          <w:sz w:val="32"/>
-          <w:szCs w:val="32"/>
-        </w:rPr>
-      </w:pPr>
-      <w:r>
-        <w:rPr>
-          <w:b/>
-          <w:bCs/>
-          <w:sz w:val="32"/>
-          <w:szCs w:val="32"/>
-        </w:rPr>
-        <w:t>L</w:t>
-      </w:r>
-      <w:r>
-        <w:rPr>
-          <w:sz w:val="32"/>
-          <w:szCs w:val="32"/>
-        </w:rPr>
-        <w:t>e QueryBuilder permet de préparer une requête optimisée, qui sera ensuite exploitée par le paginator.</w:t>
-      </w:r>
-    </w:p>
-    <w:p>
-      <w:pPr>
-        <w:rPr>
-          <w:sz w:val="32"/>
-          <w:szCs w:val="32"/>
-          <w:lang w:val="en-GB"/>
-        </w:rPr>
-      </w:pPr>
-      <w:r>
-        <w:rPr>
-          <w:sz w:val="32"/>
-          <w:szCs w:val="32"/>
-          <w:highlight w:val="yellow"/>
-          <w:lang w:val="en-GB"/>
-        </w:rPr>
-        <w:t>$customers = $paginator-&gt;paginate(</w:t>
-      </w:r>
-      <w:r>
-        <w:rPr>
-          <w:sz w:val="32"/>
-          <w:szCs w:val="32"/>
-          <w:highlight w:val="yellow"/>
-          <w:lang w:val="en-GB"/>
-        </w:rPr>
-        <w:br/>
-        <w:t xml:space="preserve">    $query,</w:t>
-      </w:r>
-      <w:r>
-        <w:rPr>
-          <w:sz w:val="32"/>
-          <w:szCs w:val="32"/>
-          <w:highlight w:val="yellow"/>
-          <w:lang w:val="en-GB"/>
-        </w:rPr>
-        <w:br/>
-        <w:t xml:space="preserve">    $request-&gt;query-&gt;getInt('page', 1),</w:t>
-      </w:r>
-      <w:r>
-        <w:rPr>
-          <w:sz w:val="32"/>
-          <w:szCs w:val="32"/>
-          <w:highlight w:val="yellow"/>
-          <w:lang w:val="en-GB"/>
-        </w:rPr>
-        <w:br/>
-        <w:t xml:space="preserve">    10</w:t>
-      </w:r>
-      <w:r>
-        <w:rPr>
-          <w:sz w:val="32"/>
-          <w:szCs w:val="32"/>
-          <w:highlight w:val="yellow"/>
-          <w:lang w:val="en-GB"/>
-        </w:rPr>
-        <w:br/>
-        <w:t>);</w:t>
-      </w:r>
-    </w:p>
-    <w:p>
-      <w:pPr>
-        <w:rPr>
-          <w:sz w:val="32"/>
-          <w:szCs w:val="32"/>
-        </w:rPr>
-      </w:pPr>
-      <w:r>
-        <w:rPr>
-          <w:b/>
-          <w:bCs/>
-          <w:sz w:val="32"/>
-          <w:szCs w:val="32"/>
-        </w:rPr>
-        <w:t>C</w:t>
-      </w:r>
-      <w:r>
-        <w:rPr>
-          <w:sz w:val="32"/>
-          <w:szCs w:val="32"/>
-        </w:rPr>
-        <w:t>ette requête correspond en SQL à :</w:t>
+        <w:t>Les calculs sont réalisés dans l’entité InvoiceItem</w:t>
+      </w:r>
+      <w:r>
+        <w:rPr>
+          <w:sz w:val="32"/>
+          <w:szCs w:val="32"/>
+        </w:rPr>
+        <w:t>.</w:t>
+      </w:r>
+    </w:p>
+    <w:p>
+      <w:pPr>
+        <w:pStyle w:val="Sous-titre"/>
+      </w:pPr>
+      <w:r>
+        <w:t>Calcul du total HT</w:t>
+      </w:r>
+    </w:p>
+    <w:p>
+      <w:pPr>
+        <w:spacing w:after="0" w:line="240" w:lineRule="auto"/>
+        <w:rPr>
+          <w:sz w:val="32"/>
+          <w:szCs w:val="32"/>
+        </w:rPr>
+      </w:pPr>
+      <w:r>
+        <w:rPr>
+          <w:sz w:val="32"/>
+          <w:szCs w:val="32"/>
+        </w:rPr>
+        <w:t>Le total hors taxe est calculé en multipliant le prix du produit par la quantité :</w:t>
       </w:r>
     </w:p>
     <w:p>
@@ -19333,6 +19097,7 @@
           <w:bottom w:val="single" w:sz="4" w:space="1" w:color="auto"/>
           <w:right w:val="single" w:sz="4" w:space="4" w:color="auto"/>
         </w:pBdr>
+        <w:spacing w:after="0" w:line="240" w:lineRule="auto"/>
         <w:rPr>
           <w:sz w:val="32"/>
           <w:szCs w:val="32"/>
@@ -19345,7 +19110,7 @@
           <w:szCs w:val="32"/>
           <w:lang w:val="en-GB"/>
         </w:rPr>
-        <w:t>SELECT *</w:t>
+        <w:t>public function getTotalHt(): string</w:t>
       </w:r>
       <w:r>
         <w:rPr>
@@ -19354,7 +19119,7 @@
           <w:lang w:val="en-GB"/>
         </w:rPr>
         <w:br/>
-        <w:t>FROM customer c</w:t>
+        <w:t>{</w:t>
       </w:r>
       <w:r>
         <w:rPr>
@@ -19363,7 +19128,7 @@
           <w:lang w:val="en-GB"/>
         </w:rPr>
         <w:br/>
-        <w:t xml:space="preserve">ORDER BY c.id </w:t>
+        <w:t xml:space="preserve">    $price = (float) ($this-&gt;price ?? 0);</w:t>
       </w:r>
       <w:r>
         <w:rPr>
@@ -19371,7 +19136,8 @@
           <w:szCs w:val="32"/>
           <w:lang w:val="en-GB"/>
         </w:rPr>
-        <w:t>DESC</w:t>
+        <w:br/>
+        <w:t xml:space="preserve">    $quantity = (int) ($this-&gt;quantity ?? 0);</w:t>
       </w:r>
       <w:r>
         <w:rPr>
@@ -19379,11 +19145,38 @@
           <w:szCs w:val="32"/>
           <w:lang w:val="en-GB"/>
         </w:rPr>
-        <w:t>.</w:t>
-      </w:r>
-    </w:p>
-    <w:p>
-      <w:pPr>
+        <w:br/>
+      </w:r>
+      <w:r>
+        <w:rPr>
+          <w:sz w:val="32"/>
+          <w:szCs w:val="32"/>
+          <w:lang w:val="en-GB"/>
+        </w:rPr>
+        <w:br/>
+        <w:t xml:space="preserve">    return number_format($price * $quantity, 2, '.', '');</w:t>
+      </w:r>
+      <w:r>
+        <w:rPr>
+          <w:sz w:val="32"/>
+          <w:szCs w:val="32"/>
+          <w:lang w:val="en-GB"/>
+        </w:rPr>
+        <w:br/>
+        <w:t>}</w:t>
+      </w:r>
+    </w:p>
+    <w:p>
+      <w:pPr>
+        <w:pStyle w:val="Sous-titre"/>
+      </w:pPr>
+      <w:r>
+        <w:t>Calcul de la TVA</w:t>
+      </w:r>
+    </w:p>
+    <w:p>
+      <w:pPr>
+        <w:spacing w:after="0" w:line="240" w:lineRule="auto"/>
         <w:rPr>
           <w:sz w:val="32"/>
           <w:szCs w:val="32"/>
@@ -19396,41 +19189,14 @@
           <w:sz w:val="32"/>
           <w:szCs w:val="32"/>
         </w:rPr>
-        <w:lastRenderedPageBreak/>
-        <w:t>A</w:t>
-      </w:r>
-      <w:r>
-        <w:rPr>
-          <w:sz w:val="32"/>
-          <w:szCs w:val="32"/>
-        </w:rPr>
-        <w:t>vec la pagination, la base de données utilise LIMIT et OFFSET.</w:t>
-      </w:r>
-    </w:p>
-    <w:p>
-      <w:pPr>
-        <w:rPr>
-          <w:sz w:val="32"/>
-          <w:szCs w:val="32"/>
-          <w:lang w:val="en-GB"/>
-        </w:rPr>
-      </w:pPr>
-      <w:r>
-        <w:rPr>
-          <w:sz w:val="32"/>
-          <w:szCs w:val="32"/>
-          <w:u w:val="single"/>
-          <w:lang w:val="en-GB"/>
-        </w:rPr>
-        <w:t>Pour la première page</w:t>
-      </w:r>
-      <w:r>
-        <w:rPr>
-          <w:sz w:val="32"/>
-          <w:szCs w:val="32"/>
-          <w:lang w:val="en-GB"/>
-        </w:rPr>
-        <w:t xml:space="preserve"> :</w:t>
+        <w:t>L</w:t>
+      </w:r>
+      <w:r>
+        <w:rPr>
+          <w:sz w:val="32"/>
+          <w:szCs w:val="32"/>
+        </w:rPr>
+        <w:t>e montant de la TVA est calculé à partir du total HT et du taux de TVA :</w:t>
       </w:r>
     </w:p>
     <w:p>
@@ -19441,94 +19207,141 @@
           <w:bottom w:val="single" w:sz="4" w:space="1" w:color="auto"/>
           <w:right w:val="single" w:sz="4" w:space="4" w:color="auto"/>
         </w:pBdr>
+        <w:spacing w:after="0" w:line="240" w:lineRule="auto"/>
+        <w:rPr>
+          <w:sz w:val="32"/>
+          <w:szCs w:val="32"/>
+        </w:rPr>
+      </w:pPr>
+      <w:r>
         <w:rPr>
           <w:sz w:val="32"/>
           <w:szCs w:val="32"/>
           <w:lang w:val="en-GB"/>
         </w:rPr>
-      </w:pPr>
-      <w:r>
-        <w:rPr>
-          <w:sz w:val="32"/>
-          <w:szCs w:val="32"/>
-          <w:highlight w:val="yellow"/>
+        <w:t>public function getVatAmount(): string</w:t>
+      </w:r>
+      <w:r>
+        <w:rPr>
+          <w:sz w:val="32"/>
+          <w:szCs w:val="32"/>
           <w:lang w:val="en-GB"/>
         </w:rPr>
-        <w:t>SELECT *</w:t>
-      </w:r>
-      <w:r>
-        <w:rPr>
-          <w:sz w:val="32"/>
-          <w:szCs w:val="32"/>
-          <w:highlight w:val="yellow"/>
+        <w:br/>
+        <w:t>{</w:t>
+      </w:r>
+      <w:r>
+        <w:rPr>
+          <w:sz w:val="32"/>
+          <w:szCs w:val="32"/>
           <w:lang w:val="en-GB"/>
         </w:rPr>
         <w:br/>
-        <w:t>FROM customer c</w:t>
-      </w:r>
-      <w:r>
-        <w:rPr>
-          <w:sz w:val="32"/>
-          <w:szCs w:val="32"/>
-          <w:highlight w:val="yellow"/>
+        <w:t xml:space="preserve">    $totalHt = (float) $this-&gt;getTotalHt();</w:t>
+      </w:r>
+      <w:r>
+        <w:rPr>
+          <w:sz w:val="32"/>
+          <w:szCs w:val="32"/>
           <w:lang w:val="en-GB"/>
         </w:rPr>
         <w:br/>
-        <w:t>ORDER BY c.id DESC</w:t>
-      </w:r>
-      <w:r>
-        <w:rPr>
-          <w:sz w:val="32"/>
-          <w:szCs w:val="32"/>
-          <w:highlight w:val="yellow"/>
-          <w:lang w:val="en-GB"/>
+        <w:t xml:space="preserve">    $vatRate = (float) ($this-&gt;vatRate ?? </w:t>
+      </w:r>
+      <w:r>
+        <w:rPr>
+          <w:sz w:val="32"/>
+          <w:szCs w:val="32"/>
+        </w:rPr>
+        <w:t>0);</w:t>
+      </w:r>
+      <w:r>
+        <w:rPr>
+          <w:sz w:val="32"/>
+          <w:szCs w:val="32"/>
         </w:rPr>
         <w:br/>
-        <w:t>LIMIT 10 OFFSET 0</w:t>
-      </w:r>
-      <w:r>
-        <w:rPr>
-          <w:sz w:val="32"/>
-          <w:szCs w:val="32"/>
-          <w:highlight w:val="yellow"/>
-          <w:lang w:val="en-GB"/>
-        </w:rPr>
-        <w:t xml:space="preserve"> </w:t>
-      </w:r>
-      <w:r>
-        <w:rPr>
-          <w:sz w:val="32"/>
-          <w:szCs w:val="32"/>
-          <w:highlight w:val="yellow"/>
-          <w:lang w:val="en-GB"/>
-        </w:rPr>
-        <w:t>;</w:t>
-      </w:r>
-    </w:p>
-    <w:p>
-      <w:pPr>
-        <w:rPr>
-          <w:sz w:val="32"/>
-          <w:szCs w:val="32"/>
-          <w:lang w:val="en-GB"/>
-        </w:rPr>
-      </w:pPr>
-      <w:r>
-        <w:rPr>
-          <w:sz w:val="32"/>
-          <w:szCs w:val="32"/>
-          <w:u w:val="single"/>
-          <w:lang w:val="en-GB"/>
-        </w:rPr>
-        <w:t>Pour la deuxième page</w:t>
-      </w:r>
-      <w:r>
-        <w:rPr>
-          <w:sz w:val="32"/>
-          <w:szCs w:val="32"/>
-          <w:lang w:val="en-GB"/>
-        </w:rPr>
-        <w:t xml:space="preserve"> :</w:t>
+      </w:r>
+      <w:r>
+        <w:rPr>
+          <w:sz w:val="32"/>
+          <w:szCs w:val="32"/>
+        </w:rPr>
+        <w:br/>
+        <w:t xml:space="preserve">    return number_format($totalHt * ($vatRate / 100), 2, '.', '');</w:t>
+      </w:r>
+      <w:r>
+        <w:rPr>
+          <w:sz w:val="32"/>
+          <w:szCs w:val="32"/>
+        </w:rPr>
+        <w:br/>
+        <w:t>}</w:t>
+      </w:r>
+    </w:p>
+    <w:p>
+      <w:pPr>
+        <w:spacing w:after="0" w:line="240" w:lineRule="auto"/>
+        <w:rPr>
+          <w:sz w:val="32"/>
+          <w:szCs w:val="32"/>
+        </w:rPr>
+      </w:pPr>
+    </w:p>
+    <w:p>
+      <w:pPr>
+        <w:spacing w:after="0" w:line="240" w:lineRule="auto"/>
+        <w:rPr>
+          <w:sz w:val="32"/>
+          <w:szCs w:val="32"/>
+        </w:rPr>
+      </w:pPr>
+    </w:p>
+    <w:p>
+      <w:pPr>
+        <w:spacing w:after="0" w:line="240" w:lineRule="auto"/>
+        <w:rPr>
+          <w:sz w:val="32"/>
+          <w:szCs w:val="32"/>
+        </w:rPr>
+      </w:pPr>
+    </w:p>
+    <w:p>
+      <w:pPr>
+        <w:pStyle w:val="Sous-titre"/>
+      </w:pPr>
+      <w:r>
+        <w:lastRenderedPageBreak/>
+        <w:br/>
+      </w:r>
+      <w:r>
+        <w:t>Calcul du total TTC</w:t>
+      </w:r>
+    </w:p>
+    <w:p>
+      <w:pPr>
+        <w:spacing w:after="0" w:line="240" w:lineRule="auto"/>
+        <w:ind w:firstLine="567"/>
+        <w:rPr>
+          <w:sz w:val="32"/>
+          <w:szCs w:val="32"/>
+        </w:rPr>
+      </w:pPr>
+      <w:r>
+        <w:rPr>
+          <w:b/>
+          <w:bCs/>
+          <w:sz w:val="32"/>
+          <w:szCs w:val="32"/>
+        </w:rPr>
+        <w:t>L</w:t>
+      </w:r>
+      <w:r>
+        <w:rPr>
+          <w:sz w:val="32"/>
+          <w:szCs w:val="32"/>
+        </w:rPr>
+        <w:t>e total toutes taxes comprises est obtenu en additionnant le total HT et la TVA :</w:t>
       </w:r>
     </w:p>
     <w:p>
@@ -19539,6 +19352,7 @@
           <w:bottom w:val="single" w:sz="4" w:space="1" w:color="auto"/>
           <w:right w:val="single" w:sz="4" w:space="4" w:color="auto"/>
         </w:pBdr>
+        <w:spacing w:after="0" w:line="240" w:lineRule="auto"/>
         <w:rPr>
           <w:sz w:val="32"/>
           <w:szCs w:val="32"/>
@@ -19549,40 +19363,62 @@
         <w:rPr>
           <w:sz w:val="32"/>
           <w:szCs w:val="32"/>
-          <w:highlight w:val="yellow"/>
           <w:lang w:val="en-GB"/>
         </w:rPr>
-        <w:t>SELECT *</w:t>
-      </w:r>
-      <w:r>
-        <w:rPr>
-          <w:sz w:val="32"/>
-          <w:szCs w:val="32"/>
-          <w:highlight w:val="yellow"/>
+        <w:t>public function getTotalTtc(): string</w:t>
+      </w:r>
+      <w:r>
+        <w:rPr>
+          <w:sz w:val="32"/>
+          <w:szCs w:val="32"/>
           <w:lang w:val="en-GB"/>
         </w:rPr>
         <w:br/>
-        <w:t>FROM customer c</w:t>
-      </w:r>
-      <w:r>
-        <w:rPr>
-          <w:sz w:val="32"/>
-          <w:szCs w:val="32"/>
-          <w:highlight w:val="yellow"/>
+        <w:t>{</w:t>
+      </w:r>
+      <w:r>
+        <w:rPr>
+          <w:sz w:val="32"/>
+          <w:szCs w:val="32"/>
           <w:lang w:val="en-GB"/>
         </w:rPr>
         <w:br/>
-        <w:t>ORDER BY c.id DESC</w:t>
-      </w:r>
-      <w:r>
-        <w:rPr>
-          <w:sz w:val="32"/>
-          <w:szCs w:val="32"/>
-          <w:highlight w:val="yellow"/>
+        <w:t xml:space="preserve">    $totalHt = (float) $this-&gt;getTotalHt();</w:t>
+      </w:r>
+      <w:r>
+        <w:rPr>
+          <w:sz w:val="32"/>
+          <w:szCs w:val="32"/>
           <w:lang w:val="en-GB"/>
         </w:rPr>
         <w:br/>
-        <w:t>LIMIT 10 OFFSET 10;</w:t>
+        <w:t xml:space="preserve">    $vatAmount = (float) $this-&gt;getVatAmount();</w:t>
+      </w:r>
+      <w:r>
+        <w:rPr>
+          <w:sz w:val="32"/>
+          <w:szCs w:val="32"/>
+          <w:lang w:val="en-GB"/>
+        </w:rPr>
+        <w:br/>
+      </w:r>
+      <w:r>
+        <w:rPr>
+          <w:sz w:val="32"/>
+          <w:szCs w:val="32"/>
+          <w:lang w:val="en-GB"/>
+        </w:rPr>
+        <w:br/>
+        <w:t xml:space="preserve">    return number_format($totalHt + $vatAmount, 2, '.', '');</w:t>
+      </w:r>
+      <w:r>
+        <w:rPr>
+          <w:sz w:val="32"/>
+          <w:szCs w:val="32"/>
+          <w:lang w:val="en-GB"/>
+        </w:rPr>
+        <w:br/>
+        <w:t>}</w:t>
       </w:r>
     </w:p>
     <w:p>
@@ -19590,11 +19426,12 @@
         <w:pStyle w:val="Sous-titre"/>
       </w:pPr>
       <w:r>
-        <w:t>Recherche et filtrage des produits</w:t>
-      </w:r>
-    </w:p>
-    <w:p>
-      <w:pPr>
+        <w:t>Calcul du total de la facture</w:t>
+      </w:r>
+    </w:p>
+    <w:p>
+      <w:pPr>
+        <w:spacing w:after="0" w:line="240" w:lineRule="auto"/>
         <w:ind w:firstLine="567"/>
         <w:rPr>
           <w:sz w:val="32"/>
@@ -19608,31 +19445,6 @@
           <w:sz w:val="32"/>
           <w:szCs w:val="32"/>
         </w:rPr>
-        <w:t>D</w:t>
-      </w:r>
-      <w:r>
-        <w:rPr>
-          <w:sz w:val="32"/>
-          <w:szCs w:val="32"/>
-        </w:rPr>
-        <w:t>ans le catalogue de produits, j’ai mis en place une recherche par nom, un filtre par marque ainsi qu’un tri des résultats.</w:t>
-      </w:r>
-    </w:p>
-    <w:p>
-      <w:pPr>
-        <w:ind w:left="567"/>
-        <w:rPr>
-          <w:sz w:val="32"/>
-          <w:szCs w:val="32"/>
-        </w:rPr>
-      </w:pPr>
-      <w:r>
-        <w:rPr>
-          <w:b/>
-          <w:bCs/>
-          <w:sz w:val="32"/>
-          <w:szCs w:val="32"/>
-        </w:rPr>
         <w:t>L</w:t>
       </w:r>
       <w:r>
@@ -19640,35 +19452,12 @@
           <w:sz w:val="32"/>
           <w:szCs w:val="32"/>
         </w:rPr>
-        <w:t>a recherche par nom permet à l’utilisateur de saisir plusieurs mots.</w:t>
-      </w:r>
-      <w:r>
-        <w:rPr>
-          <w:sz w:val="32"/>
-          <w:szCs w:val="32"/>
-        </w:rPr>
-        <w:br/>
-      </w:r>
-      <w:r>
-        <w:rPr>
-          <w:b/>
-          <w:bCs/>
-          <w:sz w:val="32"/>
-          <w:szCs w:val="32"/>
-        </w:rPr>
-        <w:t>L</w:t>
-      </w:r>
-      <w:r>
-        <w:rPr>
-          <w:sz w:val="32"/>
-          <w:szCs w:val="32"/>
-        </w:rPr>
-        <w:t>a chaîne de recherche est découpée grâce à une expression régulière :</w:t>
-      </w:r>
-    </w:p>
-    <w:p>
-      <w:pPr>
-        <w:ind w:firstLine="360"/>
+        <w:t>e total global de la facture est calculé dans l’entité Invoice en additionnant toutes les lignes de facture.</w:t>
+      </w:r>
+    </w:p>
+    <w:p>
+      <w:pPr>
+        <w:spacing w:after="0" w:line="240" w:lineRule="auto"/>
         <w:rPr>
           <w:sz w:val="32"/>
           <w:szCs w:val="32"/>
@@ -19679,286 +19468,9 @@
         <w:rPr>
           <w:sz w:val="32"/>
           <w:szCs w:val="32"/>
-          <w:highlight w:val="yellow"/>
           <w:lang w:val="en-GB"/>
         </w:rPr>
-        <w:t>$words = preg_split('/\s+/', trim($search)</w:t>
-      </w:r>
-      <w:proofErr w:type="gramStart"/>
-      <w:r>
-        <w:rPr>
-          <w:sz w:val="32"/>
-          <w:szCs w:val="32"/>
-          <w:highlight w:val="yellow"/>
-          <w:lang w:val="en-GB"/>
-        </w:rPr>
-        <w:t>);</w:t>
-      </w:r>
-      <w:proofErr w:type="gramEnd"/>
-    </w:p>
-    <w:p>
-      <w:pPr>
-        <w:numPr>
-          <w:ilvl w:val="0"/>
-          <w:numId w:val="10"/>
-        </w:numPr>
-        <w:rPr>
-          <w:sz w:val="32"/>
-          <w:szCs w:val="32"/>
-        </w:rPr>
-      </w:pPr>
-      <w:r>
-        <w:rPr>
-          <w:sz w:val="32"/>
-          <w:szCs w:val="32"/>
-        </w:rPr>
-        <w:t xml:space="preserve">trim() supprime les espaces inutiles au début et à la fin de la chaîne </w:t>
-      </w:r>
-    </w:p>
-    <w:p>
-      <w:pPr>
-        <w:numPr>
-          <w:ilvl w:val="0"/>
-          <w:numId w:val="10"/>
-        </w:numPr>
-        <w:rPr>
-          <w:sz w:val="32"/>
-          <w:szCs w:val="32"/>
-        </w:rPr>
-      </w:pPr>
-      <w:r>
-        <w:rPr>
-          <w:b/>
-          <w:bCs/>
-          <w:sz w:val="32"/>
-          <w:szCs w:val="32"/>
-          <w:highlight w:val="yellow"/>
-        </w:rPr>
-        <w:t>preg_split('/\s+/')</w:t>
-      </w:r>
-      <w:r>
-        <w:rPr>
-          <w:sz w:val="32"/>
-          <w:szCs w:val="32"/>
-        </w:rPr>
-        <w:t xml:space="preserve"> découpe la recherche en plusieurs mots à partir des espaces </w:t>
-      </w:r>
-    </w:p>
-    <w:p>
-      <w:pPr>
-        <w:rPr>
-          <w:sz w:val="32"/>
-          <w:szCs w:val="32"/>
-        </w:rPr>
-      </w:pPr>
-      <w:r>
-        <w:rPr>
-          <w:sz w:val="32"/>
-          <w:szCs w:val="32"/>
-        </w:rPr>
-        <w:t>Chaque mot est ensuite utilisé pour filtrer les résultats :</w:t>
-      </w:r>
-    </w:p>
-    <w:p>
-      <w:pPr>
-        <w:rPr>
-          <w:sz w:val="32"/>
-          <w:szCs w:val="32"/>
-        </w:rPr>
-      </w:pPr>
-      <w:r>
-        <w:rPr>
-          <w:sz w:val="32"/>
-          <w:szCs w:val="32"/>
-          <w:highlight w:val="yellow"/>
-          <w:lang w:val="en-GB"/>
-        </w:rPr>
-        <w:t>$qb-&gt;andWhere("LOWER(p.name) LIKE :word$key")</w:t>
-      </w:r>
-      <w:r>
-        <w:rPr>
-          <w:sz w:val="32"/>
-          <w:szCs w:val="32"/>
-          <w:lang w:val="en-GB"/>
-        </w:rPr>
-        <w:br/>
-        <w:t xml:space="preserve">   </w:t>
-      </w:r>
-      <w:r>
-        <w:rPr>
-          <w:sz w:val="32"/>
-          <w:szCs w:val="32"/>
-          <w:highlight w:val="yellow"/>
-          <w:lang w:val="en-GB"/>
-        </w:rPr>
-        <w:t>-&gt;</w:t>
-      </w:r>
-      <w:proofErr w:type="spellStart"/>
-      <w:r>
-        <w:rPr>
-          <w:sz w:val="32"/>
-          <w:szCs w:val="32"/>
-          <w:highlight w:val="yellow"/>
-          <w:lang w:val="en-GB"/>
-        </w:rPr>
-        <w:t>setParameter</w:t>
-      </w:r>
-      <w:proofErr w:type="spellEnd"/>
-      <w:r>
-        <w:rPr>
-          <w:sz w:val="32"/>
-          <w:szCs w:val="32"/>
-          <w:highlight w:val="yellow"/>
-          <w:lang w:val="en-GB"/>
-        </w:rPr>
-        <w:t xml:space="preserve">("word$key", '%' . </w:t>
-      </w:r>
-      <w:proofErr w:type="spellStart"/>
-      <w:r>
-        <w:rPr>
-          <w:sz w:val="32"/>
-          <w:szCs w:val="32"/>
-          <w:highlight w:val="yellow"/>
-          <w:lang w:val="en-GB"/>
-        </w:rPr>
-        <w:t>strtolower</w:t>
-      </w:r>
-      <w:proofErr w:type="spellEnd"/>
-      <w:r>
-        <w:rPr>
-          <w:sz w:val="32"/>
-          <w:szCs w:val="32"/>
-          <w:highlight w:val="yellow"/>
-          <w:lang w:val="en-GB"/>
-        </w:rPr>
-        <w:t xml:space="preserve">($word) . </w:t>
-      </w:r>
-      <w:r>
-        <w:rPr>
-          <w:sz w:val="32"/>
-          <w:szCs w:val="32"/>
-          <w:highlight w:val="yellow"/>
-        </w:rPr>
-        <w:t>'%');</w:t>
-      </w:r>
-    </w:p>
-    <w:p>
-      <w:pPr>
-        <w:ind w:firstLine="567"/>
-        <w:rPr>
-          <w:sz w:val="32"/>
-          <w:szCs w:val="32"/>
-        </w:rPr>
-      </w:pPr>
-      <w:r>
-        <w:rPr>
-          <w:b/>
-          <w:bCs/>
-          <w:sz w:val="32"/>
-          <w:szCs w:val="32"/>
-        </w:rPr>
-        <w:lastRenderedPageBreak/>
-        <w:t>C</w:t>
-      </w:r>
-      <w:r>
-        <w:rPr>
-          <w:sz w:val="32"/>
-          <w:szCs w:val="32"/>
-        </w:rPr>
-        <w:t>ette technique permet d’effectuer une recherche multi-mots, insensible aux majuscules et minuscules.</w:t>
-      </w:r>
-    </w:p>
-    <w:p>
-      <w:pPr>
-        <w:ind w:firstLine="567"/>
-        <w:rPr>
-          <w:sz w:val="32"/>
-          <w:szCs w:val="32"/>
-        </w:rPr>
-      </w:pPr>
-      <w:r>
-        <w:rPr>
-          <w:b/>
-          <w:bCs/>
-          <w:sz w:val="32"/>
-          <w:szCs w:val="32"/>
-        </w:rPr>
-        <w:t>U</w:t>
-      </w:r>
-      <w:r>
-        <w:rPr>
-          <w:sz w:val="32"/>
-          <w:szCs w:val="32"/>
-        </w:rPr>
-        <w:t>n filtre par marque est également appliqué si l’utilisateur sélectionne une marque :</w:t>
-      </w:r>
-    </w:p>
-    <w:p>
-      <w:pPr>
-        <w:rPr>
-          <w:sz w:val="32"/>
-          <w:szCs w:val="32"/>
-        </w:rPr>
-      </w:pPr>
-      <w:r>
-        <w:rPr>
-          <w:sz w:val="32"/>
-          <w:szCs w:val="32"/>
-          <w:highlight w:val="yellow"/>
-        </w:rPr>
-        <w:t>$qb-&gt;andWhere('p.brand = :brand')</w:t>
-      </w:r>
-      <w:r>
-        <w:rPr>
-          <w:sz w:val="32"/>
-          <w:szCs w:val="32"/>
-          <w:highlight w:val="yellow"/>
-        </w:rPr>
-        <w:br/>
-        <w:t xml:space="preserve">   -&gt;</w:t>
-      </w:r>
-      <w:proofErr w:type="spellStart"/>
-      <w:r>
-        <w:rPr>
-          <w:sz w:val="32"/>
-          <w:szCs w:val="32"/>
-          <w:highlight w:val="yellow"/>
-        </w:rPr>
-        <w:t>setParameter</w:t>
-      </w:r>
-      <w:proofErr w:type="spellEnd"/>
-      <w:r>
-        <w:rPr>
-          <w:sz w:val="32"/>
-          <w:szCs w:val="32"/>
-          <w:highlight w:val="yellow"/>
-        </w:rPr>
-        <w:t>('brand', $brand);</w:t>
-      </w:r>
-    </w:p>
-    <w:p>
-      <w:pPr>
-        <w:ind w:firstLine="567"/>
-        <w:rPr>
-          <w:sz w:val="32"/>
-          <w:szCs w:val="32"/>
-        </w:rPr>
-      </w:pPr>
-      <w:r>
-        <w:rPr>
-          <w:b/>
-          <w:bCs/>
-          <w:sz w:val="32"/>
-          <w:szCs w:val="32"/>
-        </w:rPr>
-        <w:t>L</w:t>
-      </w:r>
-      <w:r>
-        <w:rPr>
-          <w:sz w:val="32"/>
-          <w:szCs w:val="32"/>
-        </w:rPr>
-        <w:t>es résultats sont ensuite triés par nom puis par marque :</w:t>
+        <w:t>Total HT de la facture</w:t>
       </w:r>
     </w:p>
     <w:p>
@@ -19969,6 +19481,1549 @@
           <w:bottom w:val="single" w:sz="4" w:space="1" w:color="auto"/>
           <w:right w:val="single" w:sz="4" w:space="4" w:color="auto"/>
         </w:pBdr>
+        <w:spacing w:after="0" w:line="240" w:lineRule="auto"/>
+        <w:rPr>
+          <w:sz w:val="32"/>
+          <w:szCs w:val="32"/>
+          <w:lang w:val="en-GB"/>
+        </w:rPr>
+      </w:pPr>
+      <w:r>
+        <w:rPr>
+          <w:sz w:val="32"/>
+          <w:szCs w:val="32"/>
+          <w:lang w:val="en-GB"/>
+        </w:rPr>
+        <w:t>public function getGrandTotalHt(): string</w:t>
+      </w:r>
+      <w:r>
+        <w:rPr>
+          <w:sz w:val="32"/>
+          <w:szCs w:val="32"/>
+          <w:lang w:val="en-GB"/>
+        </w:rPr>
+        <w:br/>
+        <w:t>{</w:t>
+      </w:r>
+      <w:r>
+        <w:rPr>
+          <w:sz w:val="32"/>
+          <w:szCs w:val="32"/>
+          <w:lang w:val="en-GB"/>
+        </w:rPr>
+        <w:br/>
+        <w:t xml:space="preserve">    $total = 0;</w:t>
+      </w:r>
+      <w:r>
+        <w:rPr>
+          <w:sz w:val="32"/>
+          <w:szCs w:val="32"/>
+          <w:lang w:val="en-GB"/>
+        </w:rPr>
+        <w:br/>
+        <w:t xml:space="preserve">    foreach ($this-&gt;invoiceItems as $item) {</w:t>
+      </w:r>
+      <w:r>
+        <w:rPr>
+          <w:sz w:val="32"/>
+          <w:szCs w:val="32"/>
+          <w:lang w:val="en-GB"/>
+        </w:rPr>
+        <w:br/>
+        <w:t xml:space="preserve">        $total += (float) $item-&gt;getTotalHt();</w:t>
+      </w:r>
+      <w:r>
+        <w:rPr>
+          <w:sz w:val="32"/>
+          <w:szCs w:val="32"/>
+          <w:lang w:val="en-GB"/>
+        </w:rPr>
+        <w:br/>
+        <w:t xml:space="preserve">    }</w:t>
+      </w:r>
+      <w:r>
+        <w:rPr>
+          <w:sz w:val="32"/>
+          <w:szCs w:val="32"/>
+          <w:lang w:val="en-GB"/>
+        </w:rPr>
+        <w:br/>
+        <w:t xml:space="preserve">    return number_format($total, 2, '.', '');</w:t>
+      </w:r>
+      <w:r>
+        <w:rPr>
+          <w:sz w:val="32"/>
+          <w:szCs w:val="32"/>
+          <w:lang w:val="en-GB"/>
+        </w:rPr>
+        <w:br/>
+        <w:t>}</w:t>
+      </w:r>
+    </w:p>
+    <w:p>
+      <w:pPr>
+        <w:pBdr>
+          <w:top w:val="single" w:sz="4" w:space="1" w:color="auto"/>
+          <w:left w:val="single" w:sz="4" w:space="4" w:color="auto"/>
+          <w:bottom w:val="single" w:sz="4" w:space="1" w:color="auto"/>
+          <w:right w:val="single" w:sz="4" w:space="4" w:color="auto"/>
+        </w:pBdr>
+        <w:spacing w:after="0" w:line="240" w:lineRule="auto"/>
+        <w:rPr>
+          <w:sz w:val="32"/>
+          <w:szCs w:val="32"/>
+          <w:lang w:val="en-GB"/>
+        </w:rPr>
+      </w:pPr>
+      <w:r>
+        <w:rPr>
+          <w:sz w:val="32"/>
+          <w:szCs w:val="32"/>
+          <w:lang w:val="en-GB"/>
+        </w:rPr>
+        <w:t>Total TVA de la facture</w:t>
+      </w:r>
+    </w:p>
+    <w:p>
+      <w:pPr>
+        <w:pBdr>
+          <w:top w:val="single" w:sz="4" w:space="1" w:color="auto"/>
+          <w:left w:val="single" w:sz="4" w:space="4" w:color="auto"/>
+          <w:bottom w:val="single" w:sz="4" w:space="1" w:color="auto"/>
+          <w:right w:val="single" w:sz="4" w:space="4" w:color="auto"/>
+        </w:pBdr>
+        <w:spacing w:after="0" w:line="240" w:lineRule="auto"/>
+        <w:rPr>
+          <w:sz w:val="32"/>
+          <w:szCs w:val="32"/>
+          <w:lang w:val="en-GB"/>
+        </w:rPr>
+      </w:pPr>
+      <w:r>
+        <w:rPr>
+          <w:sz w:val="32"/>
+          <w:szCs w:val="32"/>
+          <w:lang w:val="en-GB"/>
+        </w:rPr>
+        <w:t>public function getGrandVatAmount(): string</w:t>
+      </w:r>
+      <w:r>
+        <w:rPr>
+          <w:sz w:val="32"/>
+          <w:szCs w:val="32"/>
+          <w:lang w:val="en-GB"/>
+        </w:rPr>
+        <w:br/>
+        <w:t>{</w:t>
+      </w:r>
+      <w:r>
+        <w:rPr>
+          <w:sz w:val="32"/>
+          <w:szCs w:val="32"/>
+          <w:lang w:val="en-GB"/>
+        </w:rPr>
+        <w:br/>
+        <w:t xml:space="preserve">    $total = 0;</w:t>
+      </w:r>
+      <w:r>
+        <w:rPr>
+          <w:sz w:val="32"/>
+          <w:szCs w:val="32"/>
+          <w:lang w:val="en-GB"/>
+        </w:rPr>
+        <w:br/>
+        <w:t xml:space="preserve">    foreach ($this-&gt;invoiceItems as $item) {</w:t>
+      </w:r>
+      <w:r>
+        <w:rPr>
+          <w:sz w:val="32"/>
+          <w:szCs w:val="32"/>
+          <w:lang w:val="en-GB"/>
+        </w:rPr>
+        <w:br/>
+        <w:t xml:space="preserve">        $total += (float) $item-&gt;getVatAmount();</w:t>
+      </w:r>
+      <w:r>
+        <w:rPr>
+          <w:sz w:val="32"/>
+          <w:szCs w:val="32"/>
+          <w:lang w:val="en-GB"/>
+        </w:rPr>
+        <w:br/>
+        <w:t xml:space="preserve">    }</w:t>
+      </w:r>
+      <w:r>
+        <w:rPr>
+          <w:sz w:val="32"/>
+          <w:szCs w:val="32"/>
+          <w:lang w:val="en-GB"/>
+        </w:rPr>
+        <w:br/>
+        <w:t xml:space="preserve">    return number_format($total, 2, '.', '');</w:t>
+      </w:r>
+      <w:r>
+        <w:rPr>
+          <w:sz w:val="32"/>
+          <w:szCs w:val="32"/>
+          <w:lang w:val="en-GB"/>
+        </w:rPr>
+        <w:br/>
+        <w:t>}</w:t>
+      </w:r>
+    </w:p>
+    <w:p>
+      <w:pPr>
+        <w:spacing w:after="0" w:line="240" w:lineRule="auto"/>
+        <w:rPr>
+          <w:sz w:val="32"/>
+          <w:szCs w:val="32"/>
+          <w:lang w:val="en-GB"/>
+        </w:rPr>
+      </w:pPr>
+    </w:p>
+    <w:p>
+      <w:pPr>
+        <w:spacing w:after="0" w:line="240" w:lineRule="auto"/>
+        <w:rPr>
+          <w:sz w:val="32"/>
+          <w:szCs w:val="32"/>
+          <w:lang w:val="en-GB"/>
+        </w:rPr>
+      </w:pPr>
+    </w:p>
+    <w:p>
+      <w:pPr>
+        <w:spacing w:after="0" w:line="240" w:lineRule="auto"/>
+        <w:rPr>
+          <w:sz w:val="32"/>
+          <w:szCs w:val="32"/>
+          <w:lang w:val="en-GB"/>
+        </w:rPr>
+      </w:pPr>
+    </w:p>
+    <w:p>
+      <w:pPr>
+        <w:spacing w:after="0" w:line="240" w:lineRule="auto"/>
+        <w:rPr>
+          <w:sz w:val="32"/>
+          <w:szCs w:val="32"/>
+          <w:lang w:val="en-GB"/>
+        </w:rPr>
+      </w:pPr>
+    </w:p>
+    <w:p>
+      <w:pPr>
+        <w:spacing w:after="0" w:line="240" w:lineRule="auto"/>
+        <w:rPr>
+          <w:sz w:val="32"/>
+          <w:szCs w:val="32"/>
+          <w:lang w:val="en-GB"/>
+        </w:rPr>
+      </w:pPr>
+    </w:p>
+    <w:p>
+      <w:pPr>
+        <w:pStyle w:val="Sous-titre"/>
+      </w:pPr>
+    </w:p>
+    <w:p>
+      <w:pPr>
+        <w:pStyle w:val="Sous-titre"/>
+      </w:pPr>
+      <w:r>
+        <w:lastRenderedPageBreak/>
+        <w:t>Total TTC de la facture</w:t>
+      </w:r>
+    </w:p>
+    <w:p>
+      <w:pPr>
+        <w:pBdr>
+          <w:top w:val="single" w:sz="4" w:space="1" w:color="auto"/>
+          <w:left w:val="single" w:sz="4" w:space="4" w:color="auto"/>
+          <w:bottom w:val="single" w:sz="4" w:space="1" w:color="auto"/>
+          <w:right w:val="single" w:sz="4" w:space="4" w:color="auto"/>
+        </w:pBdr>
+        <w:spacing w:after="0" w:line="240" w:lineRule="auto"/>
+        <w:rPr>
+          <w:sz w:val="32"/>
+          <w:szCs w:val="32"/>
+          <w:lang w:val="en-GB"/>
+        </w:rPr>
+      </w:pPr>
+      <w:r>
+        <w:rPr>
+          <w:sz w:val="32"/>
+          <w:szCs w:val="32"/>
+          <w:lang w:val="en-GB"/>
+        </w:rPr>
+        <w:t>public function getGrandTotalTtc(): string</w:t>
+      </w:r>
+      <w:r>
+        <w:rPr>
+          <w:sz w:val="32"/>
+          <w:szCs w:val="32"/>
+          <w:lang w:val="en-GB"/>
+        </w:rPr>
+        <w:br/>
+        <w:t>{</w:t>
+      </w:r>
+      <w:r>
+        <w:rPr>
+          <w:sz w:val="32"/>
+          <w:szCs w:val="32"/>
+          <w:lang w:val="en-GB"/>
+        </w:rPr>
+        <w:br/>
+        <w:t xml:space="preserve">    $total = 0;</w:t>
+      </w:r>
+      <w:r>
+        <w:rPr>
+          <w:sz w:val="32"/>
+          <w:szCs w:val="32"/>
+          <w:lang w:val="en-GB"/>
+        </w:rPr>
+        <w:br/>
+      </w:r>
+      <w:r>
+        <w:rPr>
+          <w:sz w:val="32"/>
+          <w:szCs w:val="32"/>
+          <w:lang w:val="en-GB"/>
+        </w:rPr>
+        <w:br/>
+        <w:t xml:space="preserve">    foreach ($this-&gt;invoiceItems as $item) {</w:t>
+      </w:r>
+      <w:r>
+        <w:rPr>
+          <w:sz w:val="32"/>
+          <w:szCs w:val="32"/>
+          <w:lang w:val="en-GB"/>
+        </w:rPr>
+        <w:br/>
+        <w:t xml:space="preserve">        $total += (float) $item-&gt;getTotalTtc();</w:t>
+      </w:r>
+      <w:r>
+        <w:rPr>
+          <w:sz w:val="32"/>
+          <w:szCs w:val="32"/>
+          <w:lang w:val="en-GB"/>
+        </w:rPr>
+        <w:br/>
+        <w:t xml:space="preserve">    }</w:t>
+      </w:r>
+      <w:r>
+        <w:rPr>
+          <w:sz w:val="32"/>
+          <w:szCs w:val="32"/>
+          <w:lang w:val="en-GB"/>
+        </w:rPr>
+        <w:br/>
+      </w:r>
+      <w:r>
+        <w:rPr>
+          <w:sz w:val="32"/>
+          <w:szCs w:val="32"/>
+          <w:lang w:val="en-GB"/>
+        </w:rPr>
+        <w:br/>
+        <w:t xml:space="preserve">    return number_format($total, 2, '.', '');</w:t>
+      </w:r>
+      <w:r>
+        <w:rPr>
+          <w:sz w:val="32"/>
+          <w:szCs w:val="32"/>
+          <w:lang w:val="en-GB"/>
+        </w:rPr>
+        <w:br/>
+        <w:t>}</w:t>
+      </w:r>
+    </w:p>
+    <w:p>
+      <w:pPr>
+        <w:spacing w:after="0" w:line="240" w:lineRule="auto"/>
+        <w:rPr>
+          <w:sz w:val="32"/>
+          <w:szCs w:val="32"/>
+        </w:rPr>
+      </w:pPr>
+      <w:r>
+        <w:rPr>
+          <w:b/>
+          <w:bCs/>
+          <w:sz w:val="32"/>
+          <w:szCs w:val="32"/>
+        </w:rPr>
+        <w:t>A</w:t>
+      </w:r>
+      <w:r>
+        <w:rPr>
+          <w:sz w:val="32"/>
+          <w:szCs w:val="32"/>
+        </w:rPr>
+        <w:t xml:space="preserve">ffichage dans le </w:t>
+      </w:r>
+      <w:r>
+        <w:rPr>
+          <w:sz w:val="32"/>
+          <w:szCs w:val="32"/>
+        </w:rPr>
+        <w:t>Template</w:t>
+      </w:r>
+    </w:p>
+    <w:p>
+      <w:pPr>
+        <w:spacing w:after="0" w:line="240" w:lineRule="auto"/>
+        <w:ind w:firstLine="567"/>
+        <w:rPr>
+          <w:sz w:val="32"/>
+          <w:szCs w:val="32"/>
+        </w:rPr>
+      </w:pPr>
+      <w:r>
+        <w:rPr>
+          <w:b/>
+          <w:bCs/>
+          <w:sz w:val="32"/>
+          <w:szCs w:val="32"/>
+        </w:rPr>
+        <w:t>D</w:t>
+      </w:r>
+      <w:r>
+        <w:rPr>
+          <w:sz w:val="32"/>
+          <w:szCs w:val="32"/>
+        </w:rPr>
+        <w:t xml:space="preserve">ans certains cas, un calcul simple peut être réalisé dans le </w:t>
+      </w:r>
+      <w:r>
+        <w:rPr>
+          <w:sz w:val="32"/>
+          <w:szCs w:val="32"/>
+        </w:rPr>
+        <w:t>Template</w:t>
+      </w:r>
+      <w:r>
+        <w:rPr>
+          <w:sz w:val="32"/>
+          <w:szCs w:val="32"/>
+        </w:rPr>
+        <w:t xml:space="preserve"> Twig pour l’affichage, comme le calcul du prix TTC d’un produit :</w:t>
+      </w:r>
+    </w:p>
+    <w:p>
+      <w:pPr>
+        <w:pBdr>
+          <w:top w:val="single" w:sz="4" w:space="1" w:color="auto"/>
+          <w:left w:val="single" w:sz="4" w:space="4" w:color="auto"/>
+          <w:bottom w:val="single" w:sz="4" w:space="1" w:color="auto"/>
+          <w:right w:val="single" w:sz="4" w:space="4" w:color="auto"/>
+        </w:pBdr>
+        <w:spacing w:after="0" w:line="240" w:lineRule="auto"/>
+        <w:rPr>
+          <w:sz w:val="32"/>
+          <w:szCs w:val="32"/>
+        </w:rPr>
+      </w:pPr>
+      <w:r>
+        <w:rPr>
+          <w:sz w:val="32"/>
+          <w:szCs w:val="32"/>
+        </w:rPr>
+        <w:t>{{ (product.price * (1 + product.vatRate / 100))|number_format(2, ',', ' ') }} €</w:t>
+      </w:r>
+    </w:p>
+    <w:p>
+      <w:pPr>
+        <w:spacing w:after="0" w:line="240" w:lineRule="auto"/>
+        <w:ind w:firstLine="567"/>
+        <w:rPr>
+          <w:sz w:val="32"/>
+          <w:szCs w:val="32"/>
+        </w:rPr>
+      </w:pPr>
+      <w:r>
+        <w:rPr>
+          <w:b/>
+          <w:bCs/>
+          <w:sz w:val="32"/>
+          <w:szCs w:val="32"/>
+        </w:rPr>
+        <w:t>C</w:t>
+      </w:r>
+      <w:r>
+        <w:rPr>
+          <w:sz w:val="32"/>
+          <w:szCs w:val="32"/>
+        </w:rPr>
+        <w:t>ependant, ce calcul reste uniquement destiné à l’affichage.</w:t>
+      </w:r>
+    </w:p>
+    <w:p>
+      <w:pPr>
+        <w:spacing w:after="0" w:line="240" w:lineRule="auto"/>
+        <w:rPr>
+          <w:sz w:val="32"/>
+          <w:szCs w:val="32"/>
+        </w:rPr>
+      </w:pPr>
+      <w:r>
+        <w:rPr>
+          <w:sz w:val="32"/>
+          <w:szCs w:val="32"/>
+        </w:rPr>
+        <w:t>Importance de cette approche</w:t>
+      </w:r>
+    </w:p>
+    <w:p>
+      <w:pPr>
+        <w:spacing w:after="0" w:line="240" w:lineRule="auto"/>
+        <w:rPr>
+          <w:sz w:val="32"/>
+          <w:szCs w:val="32"/>
+        </w:rPr>
+      </w:pPr>
+      <w:r>
+        <w:rPr>
+          <w:b/>
+          <w:bCs/>
+          <w:sz w:val="32"/>
+          <w:szCs w:val="32"/>
+        </w:rPr>
+        <w:t>L</w:t>
+      </w:r>
+      <w:r>
+        <w:rPr>
+          <w:sz w:val="32"/>
+          <w:szCs w:val="32"/>
+        </w:rPr>
+        <w:t>e fait de réaliser les calculs dans les entités permet :</w:t>
+      </w:r>
+    </w:p>
+    <w:p>
+      <w:pPr>
+        <w:numPr>
+          <w:ilvl w:val="0"/>
+          <w:numId w:val="12"/>
+        </w:numPr>
+        <w:spacing w:after="0" w:line="240" w:lineRule="auto"/>
+        <w:rPr>
+          <w:sz w:val="32"/>
+          <w:szCs w:val="32"/>
+        </w:rPr>
+      </w:pPr>
+      <w:r>
+        <w:rPr>
+          <w:sz w:val="32"/>
+          <w:szCs w:val="32"/>
+        </w:rPr>
+        <w:t xml:space="preserve">de centraliser la logique métier </w:t>
+      </w:r>
+    </w:p>
+    <w:p>
+      <w:pPr>
+        <w:numPr>
+          <w:ilvl w:val="0"/>
+          <w:numId w:val="12"/>
+        </w:numPr>
+        <w:spacing w:after="0" w:line="240" w:lineRule="auto"/>
+        <w:rPr>
+          <w:sz w:val="32"/>
+          <w:szCs w:val="32"/>
+        </w:rPr>
+      </w:pPr>
+      <w:r>
+        <w:rPr>
+          <w:sz w:val="32"/>
+          <w:szCs w:val="32"/>
+        </w:rPr>
+        <w:t xml:space="preserve">de garantir la cohérence des données </w:t>
+      </w:r>
+    </w:p>
+    <w:p>
+      <w:pPr>
+        <w:numPr>
+          <w:ilvl w:val="0"/>
+          <w:numId w:val="12"/>
+        </w:numPr>
+        <w:spacing w:after="0" w:line="240" w:lineRule="auto"/>
+        <w:rPr>
+          <w:sz w:val="32"/>
+          <w:szCs w:val="32"/>
+        </w:rPr>
+      </w:pPr>
+      <w:r>
+        <w:rPr>
+          <w:sz w:val="32"/>
+          <w:szCs w:val="32"/>
+        </w:rPr>
+        <w:t xml:space="preserve">d’éviter la duplication du code </w:t>
+      </w:r>
+    </w:p>
+    <w:p>
+      <w:pPr>
+        <w:numPr>
+          <w:ilvl w:val="0"/>
+          <w:numId w:val="12"/>
+        </w:numPr>
+        <w:spacing w:after="0" w:line="240" w:lineRule="auto"/>
+        <w:rPr>
+          <w:sz w:val="32"/>
+          <w:szCs w:val="32"/>
+        </w:rPr>
+      </w:pPr>
+      <w:r>
+        <w:rPr>
+          <w:sz w:val="32"/>
+          <w:szCs w:val="32"/>
+        </w:rPr>
+        <w:t xml:space="preserve">de sécuriser les calculs côté serveur </w:t>
+      </w:r>
+    </w:p>
+    <w:p>
+      <w:pPr>
+        <w:spacing w:after="0" w:line="240" w:lineRule="auto"/>
+        <w:rPr>
+          <w:sz w:val="32"/>
+          <w:szCs w:val="32"/>
+        </w:rPr>
+      </w:pPr>
+      <w:r>
+        <w:rPr>
+          <w:sz w:val="32"/>
+          <w:szCs w:val="32"/>
+        </w:rPr>
+        <w:t>Les montants sont arrondis à deux décimales afin de respecter les règles de facturation.</w:t>
+      </w:r>
+    </w:p>
+    <w:p>
+      <w:pPr>
+        <w:spacing w:after="0" w:line="240" w:lineRule="auto"/>
+        <w:rPr>
+          <w:sz w:val="32"/>
+          <w:szCs w:val="32"/>
+        </w:rPr>
+      </w:pPr>
+    </w:p>
+    <w:p/>
+    <w:p/>
+    <w:p/>
+    <w:p/>
+    <w:p/>
+    <w:p>
+      <w:pPr>
+        <w:pStyle w:val="Titre1"/>
+      </w:pPr>
+    </w:p>
+    <w:p>
+      <w:pPr>
+        <w:pStyle w:val="Titre1"/>
+      </w:pPr>
+      <w:bookmarkStart w:id="30" w:name="_Toc227672901"/>
+      <w:r>
+        <w:t>Fonctionnement des controllers</w:t>
+      </w:r>
+      <w:bookmarkEnd w:id="30"/>
+    </w:p>
+    <w:p>
+      <w:pPr>
+        <w:rPr>
+          <w:b/>
+          <w:bCs/>
+          <w:sz w:val="32"/>
+          <w:szCs w:val="32"/>
+        </w:rPr>
+      </w:pPr>
+    </w:p>
+    <w:p>
+      <w:pPr>
+        <w:pStyle w:val="Sous-titre"/>
+      </w:pPr>
+      <w:r>
+        <w:t>Pagination des clients</w:t>
+      </w:r>
+    </w:p>
+    <w:p>
+      <w:pPr>
+        <w:ind w:firstLine="567"/>
+        <w:rPr>
+          <w:sz w:val="32"/>
+          <w:szCs w:val="32"/>
+        </w:rPr>
+      </w:pPr>
+      <w:r>
+        <w:rPr>
+          <w:b/>
+          <w:bCs/>
+          <w:sz w:val="32"/>
+          <w:szCs w:val="32"/>
+        </w:rPr>
+        <w:t>L</w:t>
+      </w:r>
+      <w:r>
+        <w:rPr>
+          <w:sz w:val="32"/>
+          <w:szCs w:val="32"/>
+        </w:rPr>
+        <w:t xml:space="preserve">e bundle </w:t>
+      </w:r>
+      <w:r>
+        <w:rPr>
+          <w:b/>
+          <w:bCs/>
+          <w:sz w:val="32"/>
+          <w:szCs w:val="32"/>
+        </w:rPr>
+        <w:t>KnpPaginatorBundle</w:t>
+      </w:r>
+      <w:r>
+        <w:rPr>
+          <w:sz w:val="32"/>
+          <w:szCs w:val="32"/>
+        </w:rPr>
+        <w:t xml:space="preserve"> de KnpLabs permet de mettre en place la pagination sur des données issues d’une base de données, de requêtes Doctrine ou de collections PHP.</w:t>
+      </w:r>
+    </w:p>
+    <w:p>
+      <w:pPr>
+        <w:ind w:firstLine="567"/>
+        <w:rPr>
+          <w:sz w:val="32"/>
+          <w:szCs w:val="32"/>
+        </w:rPr>
+      </w:pPr>
+      <w:r>
+        <w:rPr>
+          <w:b/>
+          <w:bCs/>
+          <w:sz w:val="32"/>
+          <w:szCs w:val="32"/>
+        </w:rPr>
+        <w:t>D</w:t>
+      </w:r>
+      <w:r>
+        <w:rPr>
+          <w:sz w:val="32"/>
+          <w:szCs w:val="32"/>
+        </w:rPr>
+        <w:t>ans le contrôleur CustomerController.php, j’utilise l’interface PaginatorInterface :</w:t>
+      </w:r>
+    </w:p>
+    <w:p>
+      <w:pPr>
+        <w:rPr>
+          <w:sz w:val="32"/>
+          <w:szCs w:val="32"/>
+        </w:rPr>
+      </w:pPr>
+      <w:r>
+        <w:rPr>
+          <w:sz w:val="32"/>
+          <w:szCs w:val="32"/>
+          <w:highlight w:val="yellow"/>
+        </w:rPr>
+        <w:t>use Knp\Component\Pager\PaginatorInterface;</w:t>
+      </w:r>
+    </w:p>
+    <w:p>
+      <w:pPr>
+        <w:rPr>
+          <w:sz w:val="32"/>
+          <w:szCs w:val="32"/>
+        </w:rPr>
+      </w:pPr>
+      <w:r>
+        <w:rPr>
+          <w:sz w:val="32"/>
+          <w:szCs w:val="32"/>
+        </w:rPr>
+        <w:t xml:space="preserve">Je construis ensuite une requête avec le QueryBuilder de Symfony </w:t>
+      </w:r>
+    </w:p>
+    <w:p>
+      <w:pPr>
+        <w:rPr>
+          <w:sz w:val="32"/>
+          <w:szCs w:val="32"/>
+          <w:lang w:val="en-GB"/>
+        </w:rPr>
+      </w:pPr>
+      <w:r>
+        <w:rPr>
+          <w:sz w:val="32"/>
+          <w:szCs w:val="32"/>
+          <w:highlight w:val="yellow"/>
+          <w:lang w:val="en-GB"/>
+        </w:rPr>
+        <w:t>$query = $customerRepository-&gt;createQueryBuilder('c')</w:t>
+      </w:r>
+      <w:r>
+        <w:rPr>
+          <w:sz w:val="32"/>
+          <w:szCs w:val="32"/>
+          <w:highlight w:val="yellow"/>
+          <w:lang w:val="en-GB"/>
+        </w:rPr>
+        <w:br/>
+        <w:t xml:space="preserve">            -&gt;orderBy('c.id', 'DESC')</w:t>
+      </w:r>
+      <w:r>
+        <w:rPr>
+          <w:sz w:val="32"/>
+          <w:szCs w:val="32"/>
+          <w:highlight w:val="yellow"/>
+          <w:lang w:val="en-GB"/>
+        </w:rPr>
+        <w:br/>
+        <w:t xml:space="preserve">            -&gt;getQuery();</w:t>
+      </w:r>
+    </w:p>
+    <w:p>
+      <w:pPr>
+        <w:ind w:firstLine="567"/>
+        <w:rPr>
+          <w:sz w:val="32"/>
+          <w:szCs w:val="32"/>
+        </w:rPr>
+      </w:pPr>
+      <w:r>
+        <w:rPr>
+          <w:b/>
+          <w:bCs/>
+          <w:sz w:val="32"/>
+          <w:szCs w:val="32"/>
+        </w:rPr>
+        <w:t>L</w:t>
+      </w:r>
+      <w:r>
+        <w:rPr>
+          <w:sz w:val="32"/>
+          <w:szCs w:val="32"/>
+        </w:rPr>
+        <w:t>es clients sont triés par identifiant de manière décroissante afin d’afficher les plus récents en premier.</w:t>
+      </w:r>
+    </w:p>
+    <w:p>
+      <w:pPr>
+        <w:ind w:firstLine="567"/>
+        <w:rPr>
+          <w:sz w:val="32"/>
+          <w:szCs w:val="32"/>
+        </w:rPr>
+      </w:pPr>
+      <w:r>
+        <w:rPr>
+          <w:b/>
+          <w:bCs/>
+          <w:sz w:val="32"/>
+          <w:szCs w:val="32"/>
+        </w:rPr>
+        <w:t>C</w:t>
+      </w:r>
+      <w:r>
+        <w:rPr>
+          <w:sz w:val="32"/>
+          <w:szCs w:val="32"/>
+        </w:rPr>
+        <w:t xml:space="preserve">ette approche est plus performante que l’utilisation de </w:t>
+      </w:r>
+      <w:r>
+        <w:rPr>
+          <w:sz w:val="32"/>
+          <w:szCs w:val="32"/>
+          <w:highlight w:val="lightGray"/>
+        </w:rPr>
+        <w:t>findAll(),</w:t>
+      </w:r>
+      <w:r>
+        <w:rPr>
+          <w:sz w:val="32"/>
+          <w:szCs w:val="32"/>
+        </w:rPr>
+        <w:t xml:space="preserve"> qui charge l’ensemble des données en mémoire. </w:t>
+      </w:r>
+    </w:p>
+    <w:p>
+      <w:pPr>
+        <w:ind w:firstLine="567"/>
+        <w:rPr>
+          <w:sz w:val="32"/>
+          <w:szCs w:val="32"/>
+        </w:rPr>
+      </w:pPr>
+      <w:r>
+        <w:rPr>
+          <w:b/>
+          <w:bCs/>
+          <w:sz w:val="32"/>
+          <w:szCs w:val="32"/>
+        </w:rPr>
+        <w:t>L</w:t>
+      </w:r>
+      <w:r>
+        <w:rPr>
+          <w:sz w:val="32"/>
+          <w:szCs w:val="32"/>
+        </w:rPr>
+        <w:t>e QueryBuilder permet de préparer une requête optimisée, qui sera ensuite exploitée par le paginator.</w:t>
+      </w:r>
+    </w:p>
+    <w:p>
+      <w:pPr>
+        <w:rPr>
+          <w:sz w:val="32"/>
+          <w:szCs w:val="32"/>
+          <w:lang w:val="en-GB"/>
+        </w:rPr>
+      </w:pPr>
+      <w:r>
+        <w:rPr>
+          <w:sz w:val="32"/>
+          <w:szCs w:val="32"/>
+          <w:highlight w:val="yellow"/>
+          <w:lang w:val="en-GB"/>
+        </w:rPr>
+        <w:t>$customers = $paginator-&gt;paginate(</w:t>
+      </w:r>
+      <w:r>
+        <w:rPr>
+          <w:sz w:val="32"/>
+          <w:szCs w:val="32"/>
+          <w:highlight w:val="yellow"/>
+          <w:lang w:val="en-GB"/>
+        </w:rPr>
+        <w:br/>
+        <w:t xml:space="preserve">    $query,</w:t>
+      </w:r>
+      <w:r>
+        <w:rPr>
+          <w:sz w:val="32"/>
+          <w:szCs w:val="32"/>
+          <w:highlight w:val="yellow"/>
+          <w:lang w:val="en-GB"/>
+        </w:rPr>
+        <w:br/>
+        <w:t xml:space="preserve">    $request-&gt;query-&gt;getInt('page', 1),</w:t>
+      </w:r>
+      <w:r>
+        <w:rPr>
+          <w:sz w:val="32"/>
+          <w:szCs w:val="32"/>
+          <w:highlight w:val="yellow"/>
+          <w:lang w:val="en-GB"/>
+        </w:rPr>
+        <w:br/>
+        <w:t xml:space="preserve">    10</w:t>
+      </w:r>
+      <w:r>
+        <w:rPr>
+          <w:sz w:val="32"/>
+          <w:szCs w:val="32"/>
+          <w:highlight w:val="yellow"/>
+          <w:lang w:val="en-GB"/>
+        </w:rPr>
+        <w:br/>
+        <w:t>);</w:t>
+      </w:r>
+    </w:p>
+    <w:p>
+      <w:pPr>
+        <w:rPr>
+          <w:sz w:val="32"/>
+          <w:szCs w:val="32"/>
+        </w:rPr>
+      </w:pPr>
+      <w:r>
+        <w:rPr>
+          <w:b/>
+          <w:bCs/>
+          <w:sz w:val="32"/>
+          <w:szCs w:val="32"/>
+        </w:rPr>
+        <w:t>C</w:t>
+      </w:r>
+      <w:r>
+        <w:rPr>
+          <w:sz w:val="32"/>
+          <w:szCs w:val="32"/>
+        </w:rPr>
+        <w:t>ette requête correspond en SQL à :</w:t>
+      </w:r>
+    </w:p>
+    <w:p>
+      <w:pPr>
+        <w:pBdr>
+          <w:top w:val="single" w:sz="4" w:space="1" w:color="auto"/>
+          <w:left w:val="single" w:sz="4" w:space="4" w:color="auto"/>
+          <w:bottom w:val="single" w:sz="4" w:space="1" w:color="auto"/>
+          <w:right w:val="single" w:sz="4" w:space="4" w:color="auto"/>
+        </w:pBdr>
+        <w:rPr>
+          <w:sz w:val="32"/>
+          <w:szCs w:val="32"/>
+          <w:lang w:val="en-GB"/>
+        </w:rPr>
+      </w:pPr>
+      <w:r>
+        <w:rPr>
+          <w:sz w:val="32"/>
+          <w:szCs w:val="32"/>
+          <w:lang w:val="en-GB"/>
+        </w:rPr>
+        <w:lastRenderedPageBreak/>
+        <w:t>SELECT *</w:t>
+      </w:r>
+      <w:r>
+        <w:rPr>
+          <w:sz w:val="32"/>
+          <w:szCs w:val="32"/>
+          <w:lang w:val="en-GB"/>
+        </w:rPr>
+        <w:br/>
+        <w:t>FROM customer c</w:t>
+      </w:r>
+      <w:r>
+        <w:rPr>
+          <w:sz w:val="32"/>
+          <w:szCs w:val="32"/>
+          <w:lang w:val="en-GB"/>
+        </w:rPr>
+        <w:br/>
+        <w:t xml:space="preserve">ORDER BY c.id </w:t>
+      </w:r>
+      <w:r>
+        <w:rPr>
+          <w:sz w:val="32"/>
+          <w:szCs w:val="32"/>
+          <w:lang w:val="en-GB"/>
+        </w:rPr>
+        <w:t>DESC</w:t>
+      </w:r>
+      <w:r>
+        <w:rPr>
+          <w:sz w:val="32"/>
+          <w:szCs w:val="32"/>
+          <w:lang w:val="en-GB"/>
+        </w:rPr>
+        <w:t>.</w:t>
+      </w:r>
+    </w:p>
+    <w:p>
+      <w:pPr>
+        <w:rPr>
+          <w:sz w:val="32"/>
+          <w:szCs w:val="32"/>
+        </w:rPr>
+      </w:pPr>
+      <w:r>
+        <w:rPr>
+          <w:b/>
+          <w:bCs/>
+          <w:sz w:val="32"/>
+          <w:szCs w:val="32"/>
+        </w:rPr>
+        <w:t>A</w:t>
+      </w:r>
+      <w:r>
+        <w:rPr>
+          <w:sz w:val="32"/>
+          <w:szCs w:val="32"/>
+        </w:rPr>
+        <w:t>vec la pagination, la base de données utilise LIMIT et OFFSET.</w:t>
+      </w:r>
+    </w:p>
+    <w:p>
+      <w:pPr>
+        <w:rPr>
+          <w:sz w:val="32"/>
+          <w:szCs w:val="32"/>
+          <w:lang w:val="en-GB"/>
+        </w:rPr>
+      </w:pPr>
+      <w:r>
+        <w:rPr>
+          <w:sz w:val="32"/>
+          <w:szCs w:val="32"/>
+          <w:u w:val="single"/>
+          <w:lang w:val="en-GB"/>
+        </w:rPr>
+        <w:t>Pour la première page</w:t>
+      </w:r>
+      <w:r>
+        <w:rPr>
+          <w:sz w:val="32"/>
+          <w:szCs w:val="32"/>
+          <w:lang w:val="en-GB"/>
+        </w:rPr>
+        <w:t xml:space="preserve"> :</w:t>
+      </w:r>
+    </w:p>
+    <w:p>
+      <w:pPr>
+        <w:pBdr>
+          <w:top w:val="single" w:sz="4" w:space="1" w:color="auto"/>
+          <w:left w:val="single" w:sz="4" w:space="4" w:color="auto"/>
+          <w:bottom w:val="single" w:sz="4" w:space="1" w:color="auto"/>
+          <w:right w:val="single" w:sz="4" w:space="4" w:color="auto"/>
+        </w:pBdr>
+        <w:rPr>
+          <w:sz w:val="32"/>
+          <w:szCs w:val="32"/>
+          <w:lang w:val="en-GB"/>
+        </w:rPr>
+      </w:pPr>
+      <w:r>
+        <w:rPr>
+          <w:sz w:val="32"/>
+          <w:szCs w:val="32"/>
+          <w:highlight w:val="yellow"/>
+          <w:lang w:val="en-GB"/>
+        </w:rPr>
+        <w:t>SELECT *</w:t>
+      </w:r>
+      <w:r>
+        <w:rPr>
+          <w:sz w:val="32"/>
+          <w:szCs w:val="32"/>
+          <w:highlight w:val="yellow"/>
+          <w:lang w:val="en-GB"/>
+        </w:rPr>
+        <w:br/>
+        <w:t>FROM customer c</w:t>
+      </w:r>
+      <w:r>
+        <w:rPr>
+          <w:sz w:val="32"/>
+          <w:szCs w:val="32"/>
+          <w:highlight w:val="yellow"/>
+          <w:lang w:val="en-GB"/>
+        </w:rPr>
+        <w:br/>
+        <w:t>ORDER BY c.id DESC</w:t>
+      </w:r>
+      <w:r>
+        <w:rPr>
+          <w:sz w:val="32"/>
+          <w:szCs w:val="32"/>
+          <w:highlight w:val="yellow"/>
+          <w:lang w:val="en-GB"/>
+        </w:rPr>
+        <w:br/>
+        <w:t>LIMIT 10 OFFSET 0</w:t>
+      </w:r>
+      <w:r>
+        <w:rPr>
+          <w:sz w:val="32"/>
+          <w:szCs w:val="32"/>
+          <w:highlight w:val="yellow"/>
+          <w:lang w:val="en-GB"/>
+        </w:rPr>
+        <w:t xml:space="preserve"> </w:t>
+      </w:r>
+      <w:r>
+        <w:rPr>
+          <w:sz w:val="32"/>
+          <w:szCs w:val="32"/>
+          <w:highlight w:val="yellow"/>
+          <w:lang w:val="en-GB"/>
+        </w:rPr>
+        <w:t>;</w:t>
+      </w:r>
+    </w:p>
+    <w:p>
+      <w:pPr>
+        <w:rPr>
+          <w:sz w:val="32"/>
+          <w:szCs w:val="32"/>
+          <w:lang w:val="en-GB"/>
+        </w:rPr>
+      </w:pPr>
+      <w:r>
+        <w:rPr>
+          <w:sz w:val="32"/>
+          <w:szCs w:val="32"/>
+          <w:u w:val="single"/>
+          <w:lang w:val="en-GB"/>
+        </w:rPr>
+        <w:t>Pour la deuxième page</w:t>
+      </w:r>
+      <w:r>
+        <w:rPr>
+          <w:sz w:val="32"/>
+          <w:szCs w:val="32"/>
+          <w:lang w:val="en-GB"/>
+        </w:rPr>
+        <w:t xml:space="preserve"> :</w:t>
+      </w:r>
+    </w:p>
+    <w:p>
+      <w:pPr>
+        <w:pBdr>
+          <w:top w:val="single" w:sz="4" w:space="1" w:color="auto"/>
+          <w:left w:val="single" w:sz="4" w:space="4" w:color="auto"/>
+          <w:bottom w:val="single" w:sz="4" w:space="1" w:color="auto"/>
+          <w:right w:val="single" w:sz="4" w:space="4" w:color="auto"/>
+        </w:pBdr>
+        <w:rPr>
+          <w:sz w:val="32"/>
+          <w:szCs w:val="32"/>
+          <w:lang w:val="en-GB"/>
+        </w:rPr>
+      </w:pPr>
+      <w:r>
+        <w:rPr>
+          <w:sz w:val="32"/>
+          <w:szCs w:val="32"/>
+          <w:highlight w:val="yellow"/>
+          <w:lang w:val="en-GB"/>
+        </w:rPr>
+        <w:t>SELECT *</w:t>
+      </w:r>
+      <w:r>
+        <w:rPr>
+          <w:sz w:val="32"/>
+          <w:szCs w:val="32"/>
+          <w:highlight w:val="yellow"/>
+          <w:lang w:val="en-GB"/>
+        </w:rPr>
+        <w:br/>
+        <w:t>FROM customer c</w:t>
+      </w:r>
+      <w:r>
+        <w:rPr>
+          <w:sz w:val="32"/>
+          <w:szCs w:val="32"/>
+          <w:highlight w:val="yellow"/>
+          <w:lang w:val="en-GB"/>
+        </w:rPr>
+        <w:br/>
+        <w:t>ORDER BY c.id DESC</w:t>
+      </w:r>
+      <w:r>
+        <w:rPr>
+          <w:sz w:val="32"/>
+          <w:szCs w:val="32"/>
+          <w:highlight w:val="yellow"/>
+          <w:lang w:val="en-GB"/>
+        </w:rPr>
+        <w:br/>
+        <w:t>LIMIT 10 OFFSET 10;</w:t>
+      </w:r>
+    </w:p>
+    <w:p>
+      <w:pPr>
+        <w:pStyle w:val="Sous-titre"/>
+      </w:pPr>
+      <w:r>
+        <w:t>Recherche et filtrage des produits</w:t>
+      </w:r>
+    </w:p>
+    <w:p>
+      <w:pPr>
+        <w:ind w:firstLine="567"/>
+        <w:rPr>
+          <w:sz w:val="32"/>
+          <w:szCs w:val="32"/>
+        </w:rPr>
+      </w:pPr>
+      <w:r>
+        <w:rPr>
+          <w:b/>
+          <w:bCs/>
+          <w:sz w:val="32"/>
+          <w:szCs w:val="32"/>
+        </w:rPr>
+        <w:t>D</w:t>
+      </w:r>
+      <w:r>
+        <w:rPr>
+          <w:sz w:val="32"/>
+          <w:szCs w:val="32"/>
+        </w:rPr>
+        <w:t>ans le catalogue de produits, j’ai mis en place une recherche par nom, un filtre par marque ainsi qu’un tri des résultats.</w:t>
+      </w:r>
+    </w:p>
+    <w:p>
+      <w:pPr>
+        <w:ind w:left="567"/>
+        <w:rPr>
+          <w:sz w:val="32"/>
+          <w:szCs w:val="32"/>
+        </w:rPr>
+      </w:pPr>
+      <w:r>
+        <w:rPr>
+          <w:b/>
+          <w:bCs/>
+          <w:sz w:val="32"/>
+          <w:szCs w:val="32"/>
+        </w:rPr>
+        <w:t>L</w:t>
+      </w:r>
+      <w:r>
+        <w:rPr>
+          <w:sz w:val="32"/>
+          <w:szCs w:val="32"/>
+        </w:rPr>
+        <w:t>a recherche par nom permet à l’utilisateur de saisir plusieurs mots.</w:t>
+      </w:r>
+      <w:r>
+        <w:rPr>
+          <w:sz w:val="32"/>
+          <w:szCs w:val="32"/>
+        </w:rPr>
+        <w:br/>
+      </w:r>
+      <w:r>
+        <w:rPr>
+          <w:b/>
+          <w:bCs/>
+          <w:sz w:val="32"/>
+          <w:szCs w:val="32"/>
+        </w:rPr>
+        <w:t>L</w:t>
+      </w:r>
+      <w:r>
+        <w:rPr>
+          <w:sz w:val="32"/>
+          <w:szCs w:val="32"/>
+        </w:rPr>
+        <w:t>a chaîne de recherche est découpée grâce à une expression régulière :</w:t>
+      </w:r>
+    </w:p>
+    <w:p>
+      <w:pPr>
+        <w:ind w:firstLine="360"/>
+        <w:rPr>
+          <w:sz w:val="32"/>
+          <w:szCs w:val="32"/>
+          <w:lang w:val="en-GB"/>
+        </w:rPr>
+      </w:pPr>
+      <w:r>
+        <w:rPr>
+          <w:sz w:val="32"/>
+          <w:szCs w:val="32"/>
+          <w:highlight w:val="yellow"/>
+          <w:lang w:val="en-GB"/>
+        </w:rPr>
+        <w:t>$words = preg_split('/\s+/', trim($search));</w:t>
+      </w:r>
+    </w:p>
+    <w:p>
+      <w:pPr>
+        <w:numPr>
+          <w:ilvl w:val="0"/>
+          <w:numId w:val="10"/>
+        </w:numPr>
+        <w:rPr>
+          <w:sz w:val="32"/>
+          <w:szCs w:val="32"/>
+        </w:rPr>
+      </w:pPr>
+      <w:r>
+        <w:rPr>
+          <w:sz w:val="32"/>
+          <w:szCs w:val="32"/>
+        </w:rPr>
+        <w:t xml:space="preserve">trim() supprime les espaces inutiles au début et à la fin de la chaîne </w:t>
+      </w:r>
+    </w:p>
+    <w:p>
+      <w:pPr>
+        <w:numPr>
+          <w:ilvl w:val="0"/>
+          <w:numId w:val="10"/>
+        </w:numPr>
+        <w:rPr>
+          <w:sz w:val="32"/>
+          <w:szCs w:val="32"/>
+        </w:rPr>
+      </w:pPr>
+      <w:r>
+        <w:rPr>
+          <w:b/>
+          <w:bCs/>
+          <w:sz w:val="32"/>
+          <w:szCs w:val="32"/>
+          <w:highlight w:val="yellow"/>
+        </w:rPr>
+        <w:t>preg_split('/\s+/')</w:t>
+      </w:r>
+      <w:r>
+        <w:rPr>
+          <w:sz w:val="32"/>
+          <w:szCs w:val="32"/>
+        </w:rPr>
+        <w:t xml:space="preserve"> découpe la recherche en plusieurs mots à partir des espaces </w:t>
+      </w:r>
+    </w:p>
+    <w:p>
+      <w:pPr>
+        <w:rPr>
+          <w:sz w:val="32"/>
+          <w:szCs w:val="32"/>
+        </w:rPr>
+      </w:pPr>
+      <w:r>
+        <w:rPr>
+          <w:sz w:val="32"/>
+          <w:szCs w:val="32"/>
+        </w:rPr>
+        <w:t>Chaque mot est ensuite utilisé pour filtrer les résultats :</w:t>
+      </w:r>
+    </w:p>
+    <w:p>
+      <w:pPr>
+        <w:rPr>
+          <w:sz w:val="32"/>
+          <w:szCs w:val="32"/>
+        </w:rPr>
+      </w:pPr>
+      <w:r>
+        <w:rPr>
+          <w:sz w:val="32"/>
+          <w:szCs w:val="32"/>
+          <w:highlight w:val="yellow"/>
+          <w:lang w:val="en-GB"/>
+        </w:rPr>
+        <w:lastRenderedPageBreak/>
+        <w:t>$qb-&gt;andWhere("LOWER(p.name) LIKE :word$key")</w:t>
+      </w:r>
+      <w:r>
+        <w:rPr>
+          <w:sz w:val="32"/>
+          <w:szCs w:val="32"/>
+          <w:lang w:val="en-GB"/>
+        </w:rPr>
+        <w:br/>
+        <w:t xml:space="preserve">   </w:t>
+      </w:r>
+      <w:r>
+        <w:rPr>
+          <w:sz w:val="32"/>
+          <w:szCs w:val="32"/>
+          <w:highlight w:val="yellow"/>
+          <w:lang w:val="en-GB"/>
+        </w:rPr>
+        <w:t xml:space="preserve">-&gt;setParameter("word$key", '%' . strtolower($word) . </w:t>
+      </w:r>
+      <w:r>
+        <w:rPr>
+          <w:sz w:val="32"/>
+          <w:szCs w:val="32"/>
+          <w:highlight w:val="yellow"/>
+        </w:rPr>
+        <w:t>'%');</w:t>
+      </w:r>
+    </w:p>
+    <w:p>
+      <w:pPr>
+        <w:ind w:firstLine="567"/>
+        <w:rPr>
+          <w:sz w:val="32"/>
+          <w:szCs w:val="32"/>
+        </w:rPr>
+      </w:pPr>
+      <w:r>
+        <w:rPr>
+          <w:b/>
+          <w:bCs/>
+          <w:sz w:val="32"/>
+          <w:szCs w:val="32"/>
+        </w:rPr>
+        <w:t>C</w:t>
+      </w:r>
+      <w:r>
+        <w:rPr>
+          <w:sz w:val="32"/>
+          <w:szCs w:val="32"/>
+        </w:rPr>
+        <w:t>ette technique permet d’effectuer une recherche multi-mots, insensible aux majuscules et minuscules.</w:t>
+      </w:r>
+    </w:p>
+    <w:p>
+      <w:pPr>
+        <w:ind w:firstLine="567"/>
+        <w:rPr>
+          <w:sz w:val="32"/>
+          <w:szCs w:val="32"/>
+        </w:rPr>
+      </w:pPr>
+      <w:r>
+        <w:rPr>
+          <w:b/>
+          <w:bCs/>
+          <w:sz w:val="32"/>
+          <w:szCs w:val="32"/>
+        </w:rPr>
+        <w:t>U</w:t>
+      </w:r>
+      <w:r>
+        <w:rPr>
+          <w:sz w:val="32"/>
+          <w:szCs w:val="32"/>
+        </w:rPr>
+        <w:t>n filtre par marque est également appliqué si l’utilisateur sélectionne une marque :</w:t>
+      </w:r>
+    </w:p>
+    <w:p>
+      <w:pPr>
+        <w:rPr>
+          <w:sz w:val="32"/>
+          <w:szCs w:val="32"/>
+        </w:rPr>
+      </w:pPr>
+      <w:r>
+        <w:rPr>
+          <w:sz w:val="32"/>
+          <w:szCs w:val="32"/>
+          <w:highlight w:val="yellow"/>
+        </w:rPr>
+        <w:t>$qb-&gt;andWhere('p.brand = :brand')</w:t>
+      </w:r>
+      <w:r>
+        <w:rPr>
+          <w:sz w:val="32"/>
+          <w:szCs w:val="32"/>
+          <w:highlight w:val="yellow"/>
+        </w:rPr>
+        <w:br/>
+        <w:t xml:space="preserve">   -&gt;setParameter('brand', $brand);</w:t>
+      </w:r>
+    </w:p>
+    <w:p>
+      <w:pPr>
+        <w:ind w:firstLine="567"/>
+        <w:rPr>
+          <w:sz w:val="32"/>
+          <w:szCs w:val="32"/>
+        </w:rPr>
+      </w:pPr>
+      <w:r>
+        <w:rPr>
+          <w:b/>
+          <w:bCs/>
+          <w:sz w:val="32"/>
+          <w:szCs w:val="32"/>
+        </w:rPr>
+        <w:t>L</w:t>
+      </w:r>
+      <w:r>
+        <w:rPr>
+          <w:sz w:val="32"/>
+          <w:szCs w:val="32"/>
+        </w:rPr>
+        <w:t>es résultats sont ensuite triés par nom puis par marque :</w:t>
+      </w:r>
+    </w:p>
+    <w:p>
+      <w:pPr>
+        <w:pBdr>
+          <w:top w:val="single" w:sz="4" w:space="1" w:color="auto"/>
+          <w:left w:val="single" w:sz="4" w:space="4" w:color="auto"/>
+          <w:bottom w:val="single" w:sz="4" w:space="1" w:color="auto"/>
+          <w:right w:val="single" w:sz="4" w:space="4" w:color="auto"/>
+        </w:pBdr>
         <w:rPr>
           <w:sz w:val="32"/>
           <w:szCs w:val="32"/>
@@ -19998,25 +21053,7 @@
           <w:highlight w:val="yellow"/>
         </w:rPr>
         <w:br/>
-        <w:t xml:space="preserve">    -&gt;</w:t>
-      </w:r>
-      <w:proofErr w:type="spellStart"/>
-      <w:r>
-        <w:rPr>
-          <w:sz w:val="32"/>
-          <w:szCs w:val="32"/>
-          <w:highlight w:val="yellow"/>
-        </w:rPr>
-        <w:t>addOrderBy</w:t>
-      </w:r>
-      <w:proofErr w:type="spellEnd"/>
-      <w:r>
-        <w:rPr>
-          <w:sz w:val="32"/>
-          <w:szCs w:val="32"/>
-          <w:highlight w:val="yellow"/>
-        </w:rPr>
-        <w:t>('p.brand', 'ASC');</w:t>
+        <w:t xml:space="preserve">    -&gt;addOrderBy('p.brand', 'ASC');</w:t>
       </w:r>
     </w:p>
     <w:p>
@@ -20146,37 +21183,44 @@
         <w:pStyle w:val="Titre1"/>
         <w:jc w:val="center"/>
       </w:pPr>
-      <w:bookmarkStart w:id="30" w:name="_Toc227595339"/>
-      <w:r>
-        <w:lastRenderedPageBreak/>
+      <w:bookmarkStart w:id="31" w:name="_Toc227672902"/>
+      <w:r>
         <w:t>Conclusion</w:t>
       </w:r>
-      <w:bookmarkEnd w:id="30"/>
+      <w:bookmarkEnd w:id="31"/>
     </w:p>
     <w:p/>
     <w:p>
       <w:pPr>
-        <w:rPr>
-          <w:sz w:val="32"/>
-          <w:szCs w:val="32"/>
-        </w:rPr>
-      </w:pPr>
-      <w:r>
-        <w:rPr>
-          <w:sz w:val="32"/>
-          <w:szCs w:val="32"/>
-        </w:rPr>
-        <w:t xml:space="preserve">Ce projet m’a permis de mettre en pratique mes compétences en développement web avec le </w:t>
-      </w:r>
-      <w:proofErr w:type="spellStart"/>
-      <w:r>
-        <w:rPr>
-          <w:sz w:val="32"/>
-          <w:szCs w:val="32"/>
-        </w:rPr>
-        <w:t>framework</w:t>
-      </w:r>
-      <w:proofErr w:type="spellEnd"/>
+        <w:ind w:firstLine="567"/>
+        <w:rPr>
+          <w:sz w:val="32"/>
+          <w:szCs w:val="32"/>
+        </w:rPr>
+      </w:pPr>
+      <w:r>
+        <w:rPr>
+          <w:b/>
+          <w:bCs/>
+          <w:sz w:val="32"/>
+          <w:szCs w:val="32"/>
+        </w:rPr>
+        <w:t>C</w:t>
+      </w:r>
+      <w:r>
+        <w:rPr>
+          <w:sz w:val="32"/>
+          <w:szCs w:val="32"/>
+        </w:rPr>
+        <w:t xml:space="preserve">e projet m’a permis de mettre en pratique mes compétences en développement web avec le </w:t>
+      </w:r>
+      <w:r>
+        <w:rPr>
+          <w:sz w:val="32"/>
+          <w:szCs w:val="32"/>
+        </w:rPr>
+        <w:t>Framework</w:t>
+      </w:r>
       <w:r>
         <w:rPr>
           <w:sz w:val="32"/>
@@ -20326,12 +21370,11 @@
         <w:pStyle w:val="Titre1"/>
         <w:jc w:val="center"/>
       </w:pPr>
-      <w:bookmarkStart w:id="31" w:name="_Toc227595340"/>
-      <w:r>
-        <w:lastRenderedPageBreak/>
+      <w:bookmarkStart w:id="32" w:name="_Toc227672903"/>
+      <w:r>
         <w:t>Glossaire technique</w:t>
       </w:r>
-      <w:bookmarkEnd w:id="31"/>
+      <w:bookmarkEnd w:id="32"/>
     </w:p>
     <w:p>
       <w:r>
@@ -20394,15 +21437,7 @@
         <w:t>Twig</w:t>
       </w:r>
       <w:r>
-        <w:t xml:space="preserve"> : moteur de </w:t>
-      </w:r>
-      <w:proofErr w:type="spellStart"/>
-      <w:r>
-        <w:t>template</w:t>
-      </w:r>
-      <w:proofErr w:type="spellEnd"/>
-      <w:r>
-        <w:t xml:space="preserve"> utilisé pour l’affichage </w:t>
+        <w:t xml:space="preserve"> : moteur de template utilisé pour l’affichage </w:t>
       </w:r>
     </w:p>
     <w:p/>
@@ -20422,7 +21457,7 @@
     <w:sectPr>
       <w:footerReference w:type="default" r:id="rId32"/>
       <w:pgSz w:w="11906" w:h="16838"/>
-      <w:pgMar w:top="709" w:right="1417" w:bottom="709" w:left="1418" w:header="708" w:footer="708" w:gutter="0"/>
+      <w:pgMar w:top="284" w:right="1417" w:bottom="709" w:left="1418" w:header="708" w:footer="708" w:gutter="0"/>
       <w:cols w:space="708"/>
       <w:docGrid w:linePitch="360"/>
     </w:sectPr>
@@ -21085,9 +22120,9 @@
     </w:lvl>
   </w:abstractNum>
   <w:abstractNum w:abstractNumId="4" w15:restartNumberingAfterBreak="0">
-    <w:nsid w:val="20F62CBE"/>
+    <w:nsid w:val="1D6E28F4"/>
     <w:multiLevelType w:val="multilevel"/>
-    <w:tmpl w:val="546079C0"/>
+    <w:tmpl w:val="C97AD806"/>
     <w:lvl w:ilvl="0">
       <w:start w:val="1"/>
       <w:numFmt w:val="bullet"/>
@@ -21234,122 +22269,9 @@
     </w:lvl>
   </w:abstractNum>
   <w:abstractNum w:abstractNumId="5" w15:restartNumberingAfterBreak="0">
-    <w:nsid w:val="249E6B46"/>
-    <w:multiLevelType w:val="hybridMultilevel"/>
-    <w:tmpl w:val="5758300E"/>
-    <w:lvl w:ilvl="0" w:tplc="040C0001">
-      <w:start w:val="1"/>
-      <w:numFmt w:val="bullet"/>
-      <w:lvlText w:val=""/>
-      <w:lvlJc w:val="left"/>
-      <w:pPr>
-        <w:ind w:left="720" w:hanging="360"/>
-      </w:pPr>
-      <w:rPr>
-        <w:rFonts w:ascii="Symbol" w:hAnsi="Symbol" w:hint="default"/>
-      </w:rPr>
-    </w:lvl>
-    <w:lvl w:ilvl="1" w:tplc="040C0003" w:tentative="1">
-      <w:start w:val="1"/>
-      <w:numFmt w:val="bullet"/>
-      <w:lvlText w:val="o"/>
-      <w:lvlJc w:val="left"/>
-      <w:pPr>
-        <w:ind w:left="1440" w:hanging="360"/>
-      </w:pPr>
-      <w:rPr>
-        <w:rFonts w:ascii="Courier New" w:hAnsi="Courier New" w:cs="Courier New" w:hint="default"/>
-      </w:rPr>
-    </w:lvl>
-    <w:lvl w:ilvl="2" w:tplc="040C0005" w:tentative="1">
-      <w:start w:val="1"/>
-      <w:numFmt w:val="bullet"/>
-      <w:lvlText w:val=""/>
-      <w:lvlJc w:val="left"/>
-      <w:pPr>
-        <w:ind w:left="2160" w:hanging="360"/>
-      </w:pPr>
-      <w:rPr>
-        <w:rFonts w:ascii="Wingdings" w:hAnsi="Wingdings" w:hint="default"/>
-      </w:rPr>
-    </w:lvl>
-    <w:lvl w:ilvl="3" w:tplc="040C0001" w:tentative="1">
-      <w:start w:val="1"/>
-      <w:numFmt w:val="bullet"/>
-      <w:lvlText w:val=""/>
-      <w:lvlJc w:val="left"/>
-      <w:pPr>
-        <w:ind w:left="2880" w:hanging="360"/>
-      </w:pPr>
-      <w:rPr>
-        <w:rFonts w:ascii="Symbol" w:hAnsi="Symbol" w:hint="default"/>
-      </w:rPr>
-    </w:lvl>
-    <w:lvl w:ilvl="4" w:tplc="040C0003" w:tentative="1">
-      <w:start w:val="1"/>
-      <w:numFmt w:val="bullet"/>
-      <w:lvlText w:val="o"/>
-      <w:lvlJc w:val="left"/>
-      <w:pPr>
-        <w:ind w:left="3600" w:hanging="360"/>
-      </w:pPr>
-      <w:rPr>
-        <w:rFonts w:ascii="Courier New" w:hAnsi="Courier New" w:cs="Courier New" w:hint="default"/>
-      </w:rPr>
-    </w:lvl>
-    <w:lvl w:ilvl="5" w:tplc="040C0005" w:tentative="1">
-      <w:start w:val="1"/>
-      <w:numFmt w:val="bullet"/>
-      <w:lvlText w:val=""/>
-      <w:lvlJc w:val="left"/>
-      <w:pPr>
-        <w:ind w:left="4320" w:hanging="360"/>
-      </w:pPr>
-      <w:rPr>
-        <w:rFonts w:ascii="Wingdings" w:hAnsi="Wingdings" w:hint="default"/>
-      </w:rPr>
-    </w:lvl>
-    <w:lvl w:ilvl="6" w:tplc="040C0001" w:tentative="1">
-      <w:start w:val="1"/>
-      <w:numFmt w:val="bullet"/>
-      <w:lvlText w:val=""/>
-      <w:lvlJc w:val="left"/>
-      <w:pPr>
-        <w:ind w:left="5040" w:hanging="360"/>
-      </w:pPr>
-      <w:rPr>
-        <w:rFonts w:ascii="Symbol" w:hAnsi="Symbol" w:hint="default"/>
-      </w:rPr>
-    </w:lvl>
-    <w:lvl w:ilvl="7" w:tplc="040C0003" w:tentative="1">
-      <w:start w:val="1"/>
-      <w:numFmt w:val="bullet"/>
-      <w:lvlText w:val="o"/>
-      <w:lvlJc w:val="left"/>
-      <w:pPr>
-        <w:ind w:left="5760" w:hanging="360"/>
-      </w:pPr>
-      <w:rPr>
-        <w:rFonts w:ascii="Courier New" w:hAnsi="Courier New" w:cs="Courier New" w:hint="default"/>
-      </w:rPr>
-    </w:lvl>
-    <w:lvl w:ilvl="8" w:tplc="040C0005" w:tentative="1">
-      <w:start w:val="1"/>
-      <w:numFmt w:val="bullet"/>
-      <w:lvlText w:val=""/>
-      <w:lvlJc w:val="left"/>
-      <w:pPr>
-        <w:ind w:left="6480" w:hanging="360"/>
-      </w:pPr>
-      <w:rPr>
-        <w:rFonts w:ascii="Wingdings" w:hAnsi="Wingdings" w:hint="default"/>
-      </w:rPr>
-    </w:lvl>
-  </w:abstractNum>
-  <w:abstractNum w:abstractNumId="6" w15:restartNumberingAfterBreak="0">
-    <w:nsid w:val="344327DB"/>
+    <w:nsid w:val="20F62CBE"/>
     <w:multiLevelType w:val="multilevel"/>
-    <w:tmpl w:val="71845E36"/>
+    <w:tmpl w:val="546079C0"/>
     <w:lvl w:ilvl="0">
       <w:start w:val="1"/>
       <w:numFmt w:val="bullet"/>
@@ -21495,10 +22417,123 @@
       </w:rPr>
     </w:lvl>
   </w:abstractNum>
+  <w:abstractNum w:abstractNumId="6" w15:restartNumberingAfterBreak="0">
+    <w:nsid w:val="249E6B46"/>
+    <w:multiLevelType w:val="hybridMultilevel"/>
+    <w:tmpl w:val="5758300E"/>
+    <w:lvl w:ilvl="0" w:tplc="040C0001">
+      <w:start w:val="1"/>
+      <w:numFmt w:val="bullet"/>
+      <w:lvlText w:val=""/>
+      <w:lvlJc w:val="left"/>
+      <w:pPr>
+        <w:ind w:left="720" w:hanging="360"/>
+      </w:pPr>
+      <w:rPr>
+        <w:rFonts w:ascii="Symbol" w:hAnsi="Symbol" w:hint="default"/>
+      </w:rPr>
+    </w:lvl>
+    <w:lvl w:ilvl="1" w:tplc="040C0003" w:tentative="1">
+      <w:start w:val="1"/>
+      <w:numFmt w:val="bullet"/>
+      <w:lvlText w:val="o"/>
+      <w:lvlJc w:val="left"/>
+      <w:pPr>
+        <w:ind w:left="1440" w:hanging="360"/>
+      </w:pPr>
+      <w:rPr>
+        <w:rFonts w:ascii="Courier New" w:hAnsi="Courier New" w:cs="Courier New" w:hint="default"/>
+      </w:rPr>
+    </w:lvl>
+    <w:lvl w:ilvl="2" w:tplc="040C0005" w:tentative="1">
+      <w:start w:val="1"/>
+      <w:numFmt w:val="bullet"/>
+      <w:lvlText w:val=""/>
+      <w:lvlJc w:val="left"/>
+      <w:pPr>
+        <w:ind w:left="2160" w:hanging="360"/>
+      </w:pPr>
+      <w:rPr>
+        <w:rFonts w:ascii="Wingdings" w:hAnsi="Wingdings" w:hint="default"/>
+      </w:rPr>
+    </w:lvl>
+    <w:lvl w:ilvl="3" w:tplc="040C0001" w:tentative="1">
+      <w:start w:val="1"/>
+      <w:numFmt w:val="bullet"/>
+      <w:lvlText w:val=""/>
+      <w:lvlJc w:val="left"/>
+      <w:pPr>
+        <w:ind w:left="2880" w:hanging="360"/>
+      </w:pPr>
+      <w:rPr>
+        <w:rFonts w:ascii="Symbol" w:hAnsi="Symbol" w:hint="default"/>
+      </w:rPr>
+    </w:lvl>
+    <w:lvl w:ilvl="4" w:tplc="040C0003" w:tentative="1">
+      <w:start w:val="1"/>
+      <w:numFmt w:val="bullet"/>
+      <w:lvlText w:val="o"/>
+      <w:lvlJc w:val="left"/>
+      <w:pPr>
+        <w:ind w:left="3600" w:hanging="360"/>
+      </w:pPr>
+      <w:rPr>
+        <w:rFonts w:ascii="Courier New" w:hAnsi="Courier New" w:cs="Courier New" w:hint="default"/>
+      </w:rPr>
+    </w:lvl>
+    <w:lvl w:ilvl="5" w:tplc="040C0005" w:tentative="1">
+      <w:start w:val="1"/>
+      <w:numFmt w:val="bullet"/>
+      <w:lvlText w:val=""/>
+      <w:lvlJc w:val="left"/>
+      <w:pPr>
+        <w:ind w:left="4320" w:hanging="360"/>
+      </w:pPr>
+      <w:rPr>
+        <w:rFonts w:ascii="Wingdings" w:hAnsi="Wingdings" w:hint="default"/>
+      </w:rPr>
+    </w:lvl>
+    <w:lvl w:ilvl="6" w:tplc="040C0001" w:tentative="1">
+      <w:start w:val="1"/>
+      <w:numFmt w:val="bullet"/>
+      <w:lvlText w:val=""/>
+      <w:lvlJc w:val="left"/>
+      <w:pPr>
+        <w:ind w:left="5040" w:hanging="360"/>
+      </w:pPr>
+      <w:rPr>
+        <w:rFonts w:ascii="Symbol" w:hAnsi="Symbol" w:hint="default"/>
+      </w:rPr>
+    </w:lvl>
+    <w:lvl w:ilvl="7" w:tplc="040C0003" w:tentative="1">
+      <w:start w:val="1"/>
+      <w:numFmt w:val="bullet"/>
+      <w:lvlText w:val="o"/>
+      <w:lvlJc w:val="left"/>
+      <w:pPr>
+        <w:ind w:left="5760" w:hanging="360"/>
+      </w:pPr>
+      <w:rPr>
+        <w:rFonts w:ascii="Courier New" w:hAnsi="Courier New" w:cs="Courier New" w:hint="default"/>
+      </w:rPr>
+    </w:lvl>
+    <w:lvl w:ilvl="8" w:tplc="040C0005" w:tentative="1">
+      <w:start w:val="1"/>
+      <w:numFmt w:val="bullet"/>
+      <w:lvlText w:val=""/>
+      <w:lvlJc w:val="left"/>
+      <w:pPr>
+        <w:ind w:left="6480" w:hanging="360"/>
+      </w:pPr>
+      <w:rPr>
+        <w:rFonts w:ascii="Wingdings" w:hAnsi="Wingdings" w:hint="default"/>
+      </w:rPr>
+    </w:lvl>
+  </w:abstractNum>
   <w:abstractNum w:abstractNumId="7" w15:restartNumberingAfterBreak="0">
-    <w:nsid w:val="45150146"/>
+    <w:nsid w:val="344327DB"/>
     <w:multiLevelType w:val="multilevel"/>
-    <w:tmpl w:val="F348BC24"/>
+    <w:tmpl w:val="71845E36"/>
     <w:lvl w:ilvl="0">
       <w:start w:val="1"/>
       <w:numFmt w:val="bullet"/>
@@ -21645,9 +22680,9 @@
     </w:lvl>
   </w:abstractNum>
   <w:abstractNum w:abstractNumId="8" w15:restartNumberingAfterBreak="0">
-    <w:nsid w:val="56287F51"/>
+    <w:nsid w:val="45150146"/>
     <w:multiLevelType w:val="multilevel"/>
-    <w:tmpl w:val="25661C2E"/>
+    <w:tmpl w:val="F348BC24"/>
     <w:lvl w:ilvl="0">
       <w:start w:val="1"/>
       <w:numFmt w:val="bullet"/>
@@ -21794,9 +22829,9 @@
     </w:lvl>
   </w:abstractNum>
   <w:abstractNum w:abstractNumId="9" w15:restartNumberingAfterBreak="0">
-    <w:nsid w:val="7497253F"/>
+    <w:nsid w:val="56287F51"/>
     <w:multiLevelType w:val="multilevel"/>
-    <w:tmpl w:val="164CD772"/>
+    <w:tmpl w:val="25661C2E"/>
     <w:lvl w:ilvl="0">
       <w:start w:val="1"/>
       <w:numFmt w:val="bullet"/>
@@ -21942,20 +22977,318 @@
       </w:rPr>
     </w:lvl>
   </w:abstractNum>
+  <w:abstractNum w:abstractNumId="10" w15:restartNumberingAfterBreak="0">
+    <w:nsid w:val="700C3CEA"/>
+    <w:multiLevelType w:val="multilevel"/>
+    <w:tmpl w:val="2AD48AB2"/>
+    <w:lvl w:ilvl="0">
+      <w:start w:val="1"/>
+      <w:numFmt w:val="bullet"/>
+      <w:lvlText w:val=""/>
+      <w:lvlJc w:val="left"/>
+      <w:pPr>
+        <w:tabs>
+          <w:tab w:val="num" w:pos="720"/>
+        </w:tabs>
+        <w:ind w:left="720" w:hanging="360"/>
+      </w:pPr>
+      <w:rPr>
+        <w:rFonts w:ascii="Symbol" w:hAnsi="Symbol" w:hint="default"/>
+        <w:sz w:val="20"/>
+      </w:rPr>
+    </w:lvl>
+    <w:lvl w:ilvl="1" w:tentative="1">
+      <w:start w:val="1"/>
+      <w:numFmt w:val="bullet"/>
+      <w:lvlText w:val="o"/>
+      <w:lvlJc w:val="left"/>
+      <w:pPr>
+        <w:tabs>
+          <w:tab w:val="num" w:pos="1440"/>
+        </w:tabs>
+        <w:ind w:left="1440" w:hanging="360"/>
+      </w:pPr>
+      <w:rPr>
+        <w:rFonts w:ascii="Courier New" w:hAnsi="Courier New" w:hint="default"/>
+        <w:sz w:val="20"/>
+      </w:rPr>
+    </w:lvl>
+    <w:lvl w:ilvl="2" w:tentative="1">
+      <w:start w:val="1"/>
+      <w:numFmt w:val="bullet"/>
+      <w:lvlText w:val=""/>
+      <w:lvlJc w:val="left"/>
+      <w:pPr>
+        <w:tabs>
+          <w:tab w:val="num" w:pos="2160"/>
+        </w:tabs>
+        <w:ind w:left="2160" w:hanging="360"/>
+      </w:pPr>
+      <w:rPr>
+        <w:rFonts w:ascii="Wingdings" w:hAnsi="Wingdings" w:hint="default"/>
+        <w:sz w:val="20"/>
+      </w:rPr>
+    </w:lvl>
+    <w:lvl w:ilvl="3" w:tentative="1">
+      <w:start w:val="1"/>
+      <w:numFmt w:val="bullet"/>
+      <w:lvlText w:val=""/>
+      <w:lvlJc w:val="left"/>
+      <w:pPr>
+        <w:tabs>
+          <w:tab w:val="num" w:pos="2880"/>
+        </w:tabs>
+        <w:ind w:left="2880" w:hanging="360"/>
+      </w:pPr>
+      <w:rPr>
+        <w:rFonts w:ascii="Wingdings" w:hAnsi="Wingdings" w:hint="default"/>
+        <w:sz w:val="20"/>
+      </w:rPr>
+    </w:lvl>
+    <w:lvl w:ilvl="4" w:tentative="1">
+      <w:start w:val="1"/>
+      <w:numFmt w:val="bullet"/>
+      <w:lvlText w:val=""/>
+      <w:lvlJc w:val="left"/>
+      <w:pPr>
+        <w:tabs>
+          <w:tab w:val="num" w:pos="3600"/>
+        </w:tabs>
+        <w:ind w:left="3600" w:hanging="360"/>
+      </w:pPr>
+      <w:rPr>
+        <w:rFonts w:ascii="Wingdings" w:hAnsi="Wingdings" w:hint="default"/>
+        <w:sz w:val="20"/>
+      </w:rPr>
+    </w:lvl>
+    <w:lvl w:ilvl="5" w:tentative="1">
+      <w:start w:val="1"/>
+      <w:numFmt w:val="bullet"/>
+      <w:lvlText w:val=""/>
+      <w:lvlJc w:val="left"/>
+      <w:pPr>
+        <w:tabs>
+          <w:tab w:val="num" w:pos="4320"/>
+        </w:tabs>
+        <w:ind w:left="4320" w:hanging="360"/>
+      </w:pPr>
+      <w:rPr>
+        <w:rFonts w:ascii="Wingdings" w:hAnsi="Wingdings" w:hint="default"/>
+        <w:sz w:val="20"/>
+      </w:rPr>
+    </w:lvl>
+    <w:lvl w:ilvl="6" w:tentative="1">
+      <w:start w:val="1"/>
+      <w:numFmt w:val="bullet"/>
+      <w:lvlText w:val=""/>
+      <w:lvlJc w:val="left"/>
+      <w:pPr>
+        <w:tabs>
+          <w:tab w:val="num" w:pos="5040"/>
+        </w:tabs>
+        <w:ind w:left="5040" w:hanging="360"/>
+      </w:pPr>
+      <w:rPr>
+        <w:rFonts w:ascii="Wingdings" w:hAnsi="Wingdings" w:hint="default"/>
+        <w:sz w:val="20"/>
+      </w:rPr>
+    </w:lvl>
+    <w:lvl w:ilvl="7" w:tentative="1">
+      <w:start w:val="1"/>
+      <w:numFmt w:val="bullet"/>
+      <w:lvlText w:val=""/>
+      <w:lvlJc w:val="left"/>
+      <w:pPr>
+        <w:tabs>
+          <w:tab w:val="num" w:pos="5760"/>
+        </w:tabs>
+        <w:ind w:left="5760" w:hanging="360"/>
+      </w:pPr>
+      <w:rPr>
+        <w:rFonts w:ascii="Wingdings" w:hAnsi="Wingdings" w:hint="default"/>
+        <w:sz w:val="20"/>
+      </w:rPr>
+    </w:lvl>
+    <w:lvl w:ilvl="8" w:tentative="1">
+      <w:start w:val="1"/>
+      <w:numFmt w:val="bullet"/>
+      <w:lvlText w:val=""/>
+      <w:lvlJc w:val="left"/>
+      <w:pPr>
+        <w:tabs>
+          <w:tab w:val="num" w:pos="6480"/>
+        </w:tabs>
+        <w:ind w:left="6480" w:hanging="360"/>
+      </w:pPr>
+      <w:rPr>
+        <w:rFonts w:ascii="Wingdings" w:hAnsi="Wingdings" w:hint="default"/>
+        <w:sz w:val="20"/>
+      </w:rPr>
+    </w:lvl>
+  </w:abstractNum>
+  <w:abstractNum w:abstractNumId="11" w15:restartNumberingAfterBreak="0">
+    <w:nsid w:val="7497253F"/>
+    <w:multiLevelType w:val="multilevel"/>
+    <w:tmpl w:val="164CD772"/>
+    <w:lvl w:ilvl="0">
+      <w:start w:val="1"/>
+      <w:numFmt w:val="bullet"/>
+      <w:lvlText w:val=""/>
+      <w:lvlJc w:val="left"/>
+      <w:pPr>
+        <w:tabs>
+          <w:tab w:val="num" w:pos="720"/>
+        </w:tabs>
+        <w:ind w:left="720" w:hanging="360"/>
+      </w:pPr>
+      <w:rPr>
+        <w:rFonts w:ascii="Symbol" w:hAnsi="Symbol" w:hint="default"/>
+        <w:sz w:val="20"/>
+      </w:rPr>
+    </w:lvl>
+    <w:lvl w:ilvl="1" w:tentative="1">
+      <w:start w:val="1"/>
+      <w:numFmt w:val="bullet"/>
+      <w:lvlText w:val="o"/>
+      <w:lvlJc w:val="left"/>
+      <w:pPr>
+        <w:tabs>
+          <w:tab w:val="num" w:pos="1440"/>
+        </w:tabs>
+        <w:ind w:left="1440" w:hanging="360"/>
+      </w:pPr>
+      <w:rPr>
+        <w:rFonts w:ascii="Courier New" w:hAnsi="Courier New" w:hint="default"/>
+        <w:sz w:val="20"/>
+      </w:rPr>
+    </w:lvl>
+    <w:lvl w:ilvl="2" w:tentative="1">
+      <w:start w:val="1"/>
+      <w:numFmt w:val="bullet"/>
+      <w:lvlText w:val=""/>
+      <w:lvlJc w:val="left"/>
+      <w:pPr>
+        <w:tabs>
+          <w:tab w:val="num" w:pos="2160"/>
+        </w:tabs>
+        <w:ind w:left="2160" w:hanging="360"/>
+      </w:pPr>
+      <w:rPr>
+        <w:rFonts w:ascii="Wingdings" w:hAnsi="Wingdings" w:hint="default"/>
+        <w:sz w:val="20"/>
+      </w:rPr>
+    </w:lvl>
+    <w:lvl w:ilvl="3" w:tentative="1">
+      <w:start w:val="1"/>
+      <w:numFmt w:val="bullet"/>
+      <w:lvlText w:val=""/>
+      <w:lvlJc w:val="left"/>
+      <w:pPr>
+        <w:tabs>
+          <w:tab w:val="num" w:pos="2880"/>
+        </w:tabs>
+        <w:ind w:left="2880" w:hanging="360"/>
+      </w:pPr>
+      <w:rPr>
+        <w:rFonts w:ascii="Wingdings" w:hAnsi="Wingdings" w:hint="default"/>
+        <w:sz w:val="20"/>
+      </w:rPr>
+    </w:lvl>
+    <w:lvl w:ilvl="4" w:tentative="1">
+      <w:start w:val="1"/>
+      <w:numFmt w:val="bullet"/>
+      <w:lvlText w:val=""/>
+      <w:lvlJc w:val="left"/>
+      <w:pPr>
+        <w:tabs>
+          <w:tab w:val="num" w:pos="3600"/>
+        </w:tabs>
+        <w:ind w:left="3600" w:hanging="360"/>
+      </w:pPr>
+      <w:rPr>
+        <w:rFonts w:ascii="Wingdings" w:hAnsi="Wingdings" w:hint="default"/>
+        <w:sz w:val="20"/>
+      </w:rPr>
+    </w:lvl>
+    <w:lvl w:ilvl="5" w:tentative="1">
+      <w:start w:val="1"/>
+      <w:numFmt w:val="bullet"/>
+      <w:lvlText w:val=""/>
+      <w:lvlJc w:val="left"/>
+      <w:pPr>
+        <w:tabs>
+          <w:tab w:val="num" w:pos="4320"/>
+        </w:tabs>
+        <w:ind w:left="4320" w:hanging="360"/>
+      </w:pPr>
+      <w:rPr>
+        <w:rFonts w:ascii="Wingdings" w:hAnsi="Wingdings" w:hint="default"/>
+        <w:sz w:val="20"/>
+      </w:rPr>
+    </w:lvl>
+    <w:lvl w:ilvl="6" w:tentative="1">
+      <w:start w:val="1"/>
+      <w:numFmt w:val="bullet"/>
+      <w:lvlText w:val=""/>
+      <w:lvlJc w:val="left"/>
+      <w:pPr>
+        <w:tabs>
+          <w:tab w:val="num" w:pos="5040"/>
+        </w:tabs>
+        <w:ind w:left="5040" w:hanging="360"/>
+      </w:pPr>
+      <w:rPr>
+        <w:rFonts w:ascii="Wingdings" w:hAnsi="Wingdings" w:hint="default"/>
+        <w:sz w:val="20"/>
+      </w:rPr>
+    </w:lvl>
+    <w:lvl w:ilvl="7" w:tentative="1">
+      <w:start w:val="1"/>
+      <w:numFmt w:val="bullet"/>
+      <w:lvlText w:val=""/>
+      <w:lvlJc w:val="left"/>
+      <w:pPr>
+        <w:tabs>
+          <w:tab w:val="num" w:pos="5760"/>
+        </w:tabs>
+        <w:ind w:left="5760" w:hanging="360"/>
+      </w:pPr>
+      <w:rPr>
+        <w:rFonts w:ascii="Wingdings" w:hAnsi="Wingdings" w:hint="default"/>
+        <w:sz w:val="20"/>
+      </w:rPr>
+    </w:lvl>
+    <w:lvl w:ilvl="8" w:tentative="1">
+      <w:start w:val="1"/>
+      <w:numFmt w:val="bullet"/>
+      <w:lvlText w:val=""/>
+      <w:lvlJc w:val="left"/>
+      <w:pPr>
+        <w:tabs>
+          <w:tab w:val="num" w:pos="6480"/>
+        </w:tabs>
+        <w:ind w:left="6480" w:hanging="360"/>
+      </w:pPr>
+      <w:rPr>
+        <w:rFonts w:ascii="Wingdings" w:hAnsi="Wingdings" w:hint="default"/>
+        <w:sz w:val="20"/>
+      </w:rPr>
+    </w:lvl>
+  </w:abstractNum>
   <w:num w:numId="1" w16cid:durableId="80882177">
-    <w:abstractNumId w:val="5"/>
+    <w:abstractNumId w:val="6"/>
   </w:num>
   <w:num w:numId="2" w16cid:durableId="788279594">
-    <w:abstractNumId w:val="7"/>
+    <w:abstractNumId w:val="8"/>
   </w:num>
   <w:num w:numId="3" w16cid:durableId="192885476">
-    <w:abstractNumId w:val="4"/>
+    <w:abstractNumId w:val="5"/>
   </w:num>
   <w:num w:numId="4" w16cid:durableId="617224404">
     <w:abstractNumId w:val="1"/>
   </w:num>
   <w:num w:numId="5" w16cid:durableId="1338114666">
-    <w:abstractNumId w:val="6"/>
+    <w:abstractNumId w:val="7"/>
   </w:num>
   <w:num w:numId="6" w16cid:durableId="1966038595">
     <w:abstractNumId w:val="0"/>
@@ -21967,10 +23300,16 @@
     <w:abstractNumId w:val="2"/>
   </w:num>
   <w:num w:numId="9" w16cid:durableId="1225338985">
-    <w:abstractNumId w:val="8"/>
+    <w:abstractNumId w:val="9"/>
   </w:num>
   <w:num w:numId="10" w16cid:durableId="1830441398">
-    <w:abstractNumId w:val="9"/>
+    <w:abstractNumId w:val="11"/>
+  </w:num>
+  <w:num w:numId="11" w16cid:durableId="2040163789">
+    <w:abstractNumId w:val="4"/>
+  </w:num>
+  <w:num w:numId="12" w16cid:durableId="1013533006">
+    <w:abstractNumId w:val="10"/>
   </w:num>
 </w:numbering>
 </file>

--- a/documentation/dossier minifacturier.docx
+++ b/documentation/dossier minifacturier.docx
@@ -56,7 +56,7 @@
           <w:r>
             <w:fldChar w:fldCharType="separate"/>
           </w:r>
-          <w:hyperlink w:anchor="_Toc227672871" w:history="1">
+          <w:hyperlink w:anchor="_Toc227845503" w:history="1">
             <w:r>
               <w:rPr>
                 <w:rStyle w:val="Lienhypertexte"/>
@@ -83,7 +83,7 @@
                 <w:noProof/>
                 <w:webHidden/>
               </w:rPr>
-              <w:instrText xml:space="preserve"> PAGEREF _Toc227672871 \h </w:instrText>
+              <w:instrText xml:space="preserve"> PAGEREF _Toc227845503 \h </w:instrText>
             </w:r>
             <w:r>
               <w:rPr>
@@ -126,7 +126,7 @@
               <w:lang w:eastAsia="fr-FR"/>
             </w:rPr>
           </w:pPr>
-          <w:hyperlink w:anchor="_Toc227672872" w:history="1">
+          <w:hyperlink w:anchor="_Toc227845504" w:history="1">
             <w:r>
               <w:rPr>
                 <w:rStyle w:val="Lienhypertexte"/>
@@ -153,7 +153,7 @@
                 <w:noProof/>
                 <w:webHidden/>
               </w:rPr>
-              <w:instrText xml:space="preserve"> PAGEREF _Toc227672872 \h </w:instrText>
+              <w:instrText xml:space="preserve"> PAGEREF _Toc227845504 \h </w:instrText>
             </w:r>
             <w:r>
               <w:rPr>
@@ -196,7 +196,7 @@
               <w:lang w:eastAsia="fr-FR"/>
             </w:rPr>
           </w:pPr>
-          <w:hyperlink w:anchor="_Toc227672873" w:history="1">
+          <w:hyperlink w:anchor="_Toc227845505" w:history="1">
             <w:r>
               <w:rPr>
                 <w:rStyle w:val="Lienhypertexte"/>
@@ -223,7 +223,7 @@
                 <w:noProof/>
                 <w:webHidden/>
               </w:rPr>
-              <w:instrText xml:space="preserve"> PAGEREF _Toc227672873 \h </w:instrText>
+              <w:instrText xml:space="preserve"> PAGEREF _Toc227845505 \h </w:instrText>
             </w:r>
             <w:r>
               <w:rPr>
@@ -266,7 +266,7 @@
               <w:lang w:eastAsia="fr-FR"/>
             </w:rPr>
           </w:pPr>
-          <w:hyperlink w:anchor="_Toc227672874" w:history="1">
+          <w:hyperlink w:anchor="_Toc227845506" w:history="1">
             <w:r>
               <w:rPr>
                 <w:rStyle w:val="Lienhypertexte"/>
@@ -293,7 +293,7 @@
                 <w:noProof/>
                 <w:webHidden/>
               </w:rPr>
-              <w:instrText xml:space="preserve"> PAGEREF _Toc227672874 \h </w:instrText>
+              <w:instrText xml:space="preserve"> PAGEREF _Toc227845506 \h </w:instrText>
             </w:r>
             <w:r>
               <w:rPr>
@@ -336,7 +336,7 @@
               <w:lang w:eastAsia="fr-FR"/>
             </w:rPr>
           </w:pPr>
-          <w:hyperlink w:anchor="_Toc227672875" w:history="1">
+          <w:hyperlink w:anchor="_Toc227845507" w:history="1">
             <w:r>
               <w:rPr>
                 <w:rStyle w:val="Lienhypertexte"/>
@@ -363,7 +363,7 @@
                 <w:noProof/>
                 <w:webHidden/>
               </w:rPr>
-              <w:instrText xml:space="preserve"> PAGEREF _Toc227672875 \h </w:instrText>
+              <w:instrText xml:space="preserve"> PAGEREF _Toc227845507 \h </w:instrText>
             </w:r>
             <w:r>
               <w:rPr>
@@ -406,7 +406,7 @@
               <w:lang w:eastAsia="fr-FR"/>
             </w:rPr>
           </w:pPr>
-          <w:hyperlink w:anchor="_Toc227672876" w:history="1">
+          <w:hyperlink w:anchor="_Toc227845508" w:history="1">
             <w:r>
               <w:rPr>
                 <w:rStyle w:val="Lienhypertexte"/>
@@ -433,7 +433,7 @@
                 <w:noProof/>
                 <w:webHidden/>
               </w:rPr>
-              <w:instrText xml:space="preserve"> PAGEREF _Toc227672876 \h </w:instrText>
+              <w:instrText xml:space="preserve"> PAGEREF _Toc227845508 \h </w:instrText>
             </w:r>
             <w:r>
               <w:rPr>
@@ -476,7 +476,7 @@
               <w:lang w:eastAsia="fr-FR"/>
             </w:rPr>
           </w:pPr>
-          <w:hyperlink w:anchor="_Toc227672877" w:history="1">
+          <w:hyperlink w:anchor="_Toc227845509" w:history="1">
             <w:r>
               <w:rPr>
                 <w:rStyle w:val="Lienhypertexte"/>
@@ -503,7 +503,7 @@
                 <w:noProof/>
                 <w:webHidden/>
               </w:rPr>
-              <w:instrText xml:space="preserve"> PAGEREF _Toc227672877 \h </w:instrText>
+              <w:instrText xml:space="preserve"> PAGEREF _Toc227845509 \h </w:instrText>
             </w:r>
             <w:r>
               <w:rPr>
@@ -546,7 +546,7 @@
               <w:lang w:eastAsia="fr-FR"/>
             </w:rPr>
           </w:pPr>
-          <w:hyperlink w:anchor="_Toc227672878" w:history="1">
+          <w:hyperlink w:anchor="_Toc227845510" w:history="1">
             <w:r>
               <w:rPr>
                 <w:rStyle w:val="Lienhypertexte"/>
@@ -573,7 +573,7 @@
                 <w:noProof/>
                 <w:webHidden/>
               </w:rPr>
-              <w:instrText xml:space="preserve"> PAGEREF _Toc227672878 \h </w:instrText>
+              <w:instrText xml:space="preserve"> PAGEREF _Toc227845510 \h </w:instrText>
             </w:r>
             <w:r>
               <w:rPr>
@@ -616,7 +616,7 @@
               <w:lang w:eastAsia="fr-FR"/>
             </w:rPr>
           </w:pPr>
-          <w:hyperlink w:anchor="_Toc227672879" w:history="1">
+          <w:hyperlink w:anchor="_Toc227845511" w:history="1">
             <w:r>
               <w:rPr>
                 <w:rStyle w:val="Lienhypertexte"/>
@@ -643,7 +643,7 @@
                 <w:noProof/>
                 <w:webHidden/>
               </w:rPr>
-              <w:instrText xml:space="preserve"> PAGEREF _Toc227672879 \h </w:instrText>
+              <w:instrText xml:space="preserve"> PAGEREF _Toc227845511 \h </w:instrText>
             </w:r>
             <w:r>
               <w:rPr>
@@ -686,7 +686,7 @@
               <w:lang w:eastAsia="fr-FR"/>
             </w:rPr>
           </w:pPr>
-          <w:hyperlink w:anchor="_Toc227672880" w:history="1">
+          <w:hyperlink w:anchor="_Toc227845512" w:history="1">
             <w:r>
               <w:rPr>
                 <w:rStyle w:val="Lienhypertexte"/>
@@ -713,7 +713,7 @@
                 <w:noProof/>
                 <w:webHidden/>
               </w:rPr>
-              <w:instrText xml:space="preserve"> PAGEREF _Toc227672880 \h </w:instrText>
+              <w:instrText xml:space="preserve"> PAGEREF _Toc227845512 \h </w:instrText>
             </w:r>
             <w:r>
               <w:rPr>
@@ -756,7 +756,7 @@
               <w:lang w:eastAsia="fr-FR"/>
             </w:rPr>
           </w:pPr>
-          <w:hyperlink w:anchor="_Toc227672881" w:history="1">
+          <w:hyperlink w:anchor="_Toc227845513" w:history="1">
             <w:r>
               <w:rPr>
                 <w:rStyle w:val="Lienhypertexte"/>
@@ -783,7 +783,7 @@
                 <w:noProof/>
                 <w:webHidden/>
               </w:rPr>
-              <w:instrText xml:space="preserve"> PAGEREF _Toc227672881 \h </w:instrText>
+              <w:instrText xml:space="preserve"> PAGEREF _Toc227845513 \h </w:instrText>
             </w:r>
             <w:r>
               <w:rPr>
@@ -826,7 +826,7 @@
               <w:lang w:eastAsia="fr-FR"/>
             </w:rPr>
           </w:pPr>
-          <w:hyperlink w:anchor="_Toc227672882" w:history="1">
+          <w:hyperlink w:anchor="_Toc227845514" w:history="1">
             <w:r>
               <w:rPr>
                 <w:rStyle w:val="Lienhypertexte"/>
@@ -853,7 +853,7 @@
                 <w:noProof/>
                 <w:webHidden/>
               </w:rPr>
-              <w:instrText xml:space="preserve"> PAGEREF _Toc227672882 \h </w:instrText>
+              <w:instrText xml:space="preserve"> PAGEREF _Toc227845514 \h </w:instrText>
             </w:r>
             <w:r>
               <w:rPr>
@@ -896,7 +896,7 @@
               <w:lang w:eastAsia="fr-FR"/>
             </w:rPr>
           </w:pPr>
-          <w:hyperlink w:anchor="_Toc227672883" w:history="1">
+          <w:hyperlink w:anchor="_Toc227845515" w:history="1">
             <w:r>
               <w:rPr>
                 <w:rStyle w:val="Lienhypertexte"/>
@@ -923,7 +923,7 @@
                 <w:noProof/>
                 <w:webHidden/>
               </w:rPr>
-              <w:instrText xml:space="preserve"> PAGEREF _Toc227672883 \h </w:instrText>
+              <w:instrText xml:space="preserve"> PAGEREF _Toc227845515 \h </w:instrText>
             </w:r>
             <w:r>
               <w:rPr>
@@ -966,7 +966,7 @@
               <w:lang w:eastAsia="fr-FR"/>
             </w:rPr>
           </w:pPr>
-          <w:hyperlink w:anchor="_Toc227672884" w:history="1">
+          <w:hyperlink w:anchor="_Toc227845516" w:history="1">
             <w:r>
               <w:rPr>
                 <w:rStyle w:val="Lienhypertexte"/>
@@ -993,7 +993,7 @@
                 <w:noProof/>
                 <w:webHidden/>
               </w:rPr>
-              <w:instrText xml:space="preserve"> PAGEREF _Toc227672884 \h </w:instrText>
+              <w:instrText xml:space="preserve"> PAGEREF _Toc227845516 \h </w:instrText>
             </w:r>
             <w:r>
               <w:rPr>
@@ -1036,7 +1036,7 @@
               <w:lang w:eastAsia="fr-FR"/>
             </w:rPr>
           </w:pPr>
-          <w:hyperlink w:anchor="_Toc227672885" w:history="1">
+          <w:hyperlink w:anchor="_Toc227845517" w:history="1">
             <w:r>
               <w:rPr>
                 <w:rStyle w:val="Lienhypertexte"/>
@@ -1063,7 +1063,7 @@
                 <w:noProof/>
                 <w:webHidden/>
               </w:rPr>
-              <w:instrText xml:space="preserve"> PAGEREF _Toc227672885 \h </w:instrText>
+              <w:instrText xml:space="preserve"> PAGEREF _Toc227845517 \h </w:instrText>
             </w:r>
             <w:r>
               <w:rPr>
@@ -1106,7 +1106,7 @@
               <w:lang w:eastAsia="fr-FR"/>
             </w:rPr>
           </w:pPr>
-          <w:hyperlink w:anchor="_Toc227672886" w:history="1">
+          <w:hyperlink w:anchor="_Toc227845518" w:history="1">
             <w:r>
               <w:rPr>
                 <w:rStyle w:val="Lienhypertexte"/>
@@ -1133,7 +1133,7 @@
                 <w:noProof/>
                 <w:webHidden/>
               </w:rPr>
-              <w:instrText xml:space="preserve"> PAGEREF _Toc227672886 \h </w:instrText>
+              <w:instrText xml:space="preserve"> PAGEREF _Toc227845518 \h </w:instrText>
             </w:r>
             <w:r>
               <w:rPr>
@@ -1176,7 +1176,7 @@
               <w:lang w:eastAsia="fr-FR"/>
             </w:rPr>
           </w:pPr>
-          <w:hyperlink w:anchor="_Toc227672887" w:history="1">
+          <w:hyperlink w:anchor="_Toc227845519" w:history="1">
             <w:r>
               <w:rPr>
                 <w:rStyle w:val="Lienhypertexte"/>
@@ -1203,7 +1203,7 @@
                 <w:noProof/>
                 <w:webHidden/>
               </w:rPr>
-              <w:instrText xml:space="preserve"> PAGEREF _Toc227672887 \h </w:instrText>
+              <w:instrText xml:space="preserve"> PAGEREF _Toc227845519 \h </w:instrText>
             </w:r>
             <w:r>
               <w:rPr>
@@ -1246,7 +1246,7 @@
               <w:lang w:eastAsia="fr-FR"/>
             </w:rPr>
           </w:pPr>
-          <w:hyperlink w:anchor="_Toc227672888" w:history="1">
+          <w:hyperlink w:anchor="_Toc227845520" w:history="1">
             <w:r>
               <w:rPr>
                 <w:rStyle w:val="Lienhypertexte"/>
@@ -1273,7 +1273,7 @@
                 <w:noProof/>
                 <w:webHidden/>
               </w:rPr>
-              <w:instrText xml:space="preserve"> PAGEREF _Toc227672888 \h </w:instrText>
+              <w:instrText xml:space="preserve"> PAGEREF _Toc227845520 \h </w:instrText>
             </w:r>
             <w:r>
               <w:rPr>
@@ -1316,7 +1316,7 @@
               <w:lang w:eastAsia="fr-FR"/>
             </w:rPr>
           </w:pPr>
-          <w:hyperlink w:anchor="_Toc227672889" w:history="1">
+          <w:hyperlink w:anchor="_Toc227845521" w:history="1">
             <w:r>
               <w:rPr>
                 <w:rStyle w:val="Lienhypertexte"/>
@@ -1343,7 +1343,7 @@
                 <w:noProof/>
                 <w:webHidden/>
               </w:rPr>
-              <w:instrText xml:space="preserve"> PAGEREF _Toc227672889 \h </w:instrText>
+              <w:instrText xml:space="preserve"> PAGEREF _Toc227845521 \h </w:instrText>
             </w:r>
             <w:r>
               <w:rPr>
@@ -1363,7 +1363,7 @@
                 <w:noProof/>
                 <w:webHidden/>
               </w:rPr>
-              <w:t>25</w:t>
+              <w:t>26</w:t>
             </w:r>
             <w:r>
               <w:rPr>
@@ -1386,7 +1386,7 @@
               <w:lang w:eastAsia="fr-FR"/>
             </w:rPr>
           </w:pPr>
-          <w:hyperlink w:anchor="_Toc227672890" w:history="1">
+          <w:hyperlink w:anchor="_Toc227845522" w:history="1">
             <w:r>
               <w:rPr>
                 <w:rStyle w:val="Lienhypertexte"/>
@@ -1413,7 +1413,7 @@
                 <w:noProof/>
                 <w:webHidden/>
               </w:rPr>
-              <w:instrText xml:space="preserve"> PAGEREF _Toc227672890 \h </w:instrText>
+              <w:instrText xml:space="preserve"> PAGEREF _Toc227845522 \h </w:instrText>
             </w:r>
             <w:r>
               <w:rPr>
@@ -1456,13 +1456,76 @@
               <w:lang w:eastAsia="fr-FR"/>
             </w:rPr>
           </w:pPr>
-          <w:hyperlink w:anchor="_Toc227672891" w:history="1">
+          <w:hyperlink w:anchor="_Toc227845523" w:history="1">
+            <w:r>
+              <w:rPr>
+                <w:noProof/>
+                <w:webHidden/>
+              </w:rPr>
+              <w:tab/>
+            </w:r>
+            <w:r>
+              <w:rPr>
+                <w:noProof/>
+                <w:webHidden/>
+              </w:rPr>
+              <w:fldChar w:fldCharType="begin"/>
+            </w:r>
+            <w:r>
+              <w:rPr>
+                <w:noProof/>
+                <w:webHidden/>
+              </w:rPr>
+              <w:instrText xml:space="preserve"> PAGEREF _Toc227845523 \h </w:instrText>
+            </w:r>
+            <w:r>
+              <w:rPr>
+                <w:noProof/>
+                <w:webHidden/>
+              </w:rPr>
+            </w:r>
+            <w:r>
+              <w:rPr>
+                <w:noProof/>
+                <w:webHidden/>
+              </w:rPr>
+              <w:fldChar w:fldCharType="separate"/>
+            </w:r>
+            <w:r>
+              <w:rPr>
+                <w:noProof/>
+                <w:webHidden/>
+              </w:rPr>
+              <w:t>26</w:t>
+            </w:r>
+            <w:r>
+              <w:rPr>
+                <w:noProof/>
+                <w:webHidden/>
+              </w:rPr>
+              <w:fldChar w:fldCharType="end"/>
+            </w:r>
+          </w:hyperlink>
+        </w:p>
+        <w:p>
+          <w:pPr>
+            <w:pStyle w:val="TM1"/>
+            <w:tabs>
+              <w:tab w:val="right" w:leader="dot" w:pos="9061"/>
+            </w:tabs>
+            <w:rPr>
+              <w:rFonts w:eastAsiaTheme="minorEastAsia"/>
+              <w:noProof/>
+              <w:lang w:eastAsia="fr-FR"/>
+            </w:rPr>
+          </w:pPr>
+          <w:hyperlink w:anchor="_Toc227845524" w:history="1">
             <w:r>
               <w:rPr>
                 <w:rStyle w:val="Lienhypertexte"/>
                 <w:noProof/>
               </w:rPr>
-              <w:t>La page index catalogue :Paginée, filtrée et triée</w:t>
+              <w:t>Fonctionnement du bouton suppression</w:t>
             </w:r>
             <w:r>
               <w:rPr>
@@ -1483,7 +1546,7 @@
                 <w:noProof/>
                 <w:webHidden/>
               </w:rPr>
-              <w:instrText xml:space="preserve"> PAGEREF _Toc227672891 \h </w:instrText>
+              <w:instrText xml:space="preserve"> PAGEREF _Toc227845524 \h </w:instrText>
             </w:r>
             <w:r>
               <w:rPr>
@@ -1526,7 +1589,7 @@
               <w:lang w:eastAsia="fr-FR"/>
             </w:rPr>
           </w:pPr>
-          <w:hyperlink w:anchor="_Toc227672892" w:history="1">
+          <w:hyperlink w:anchor="_Toc227845525" w:history="1">
             <w:r>
               <w:rPr>
                 <w:rStyle w:val="Lienhypertexte"/>
@@ -1553,7 +1616,7 @@
                 <w:noProof/>
                 <w:webHidden/>
               </w:rPr>
-              <w:instrText xml:space="preserve"> PAGEREF _Toc227672892 \h </w:instrText>
+              <w:instrText xml:space="preserve"> PAGEREF _Toc227845525 \h </w:instrText>
             </w:r>
             <w:r>
               <w:rPr>
@@ -1573,7 +1636,7 @@
                 <w:noProof/>
                 <w:webHidden/>
               </w:rPr>
-              <w:t>28</w:t>
+              <w:t>29</w:t>
             </w:r>
             <w:r>
               <w:rPr>
@@ -1596,7 +1659,7 @@
               <w:lang w:eastAsia="fr-FR"/>
             </w:rPr>
           </w:pPr>
-          <w:hyperlink w:anchor="_Toc227672893" w:history="1">
+          <w:hyperlink w:anchor="_Toc227845526" w:history="1">
             <w:r>
               <w:rPr>
                 <w:rStyle w:val="Lienhypertexte"/>
@@ -1632,7 +1695,7 @@
                 <w:noProof/>
                 <w:webHidden/>
               </w:rPr>
-              <w:instrText xml:space="preserve"> PAGEREF _Toc227672893 \h </w:instrText>
+              <w:instrText xml:space="preserve"> PAGEREF _Toc227845526 \h </w:instrText>
             </w:r>
             <w:r>
               <w:rPr>
@@ -1652,7 +1715,7 @@
                 <w:noProof/>
                 <w:webHidden/>
               </w:rPr>
-              <w:t>28</w:t>
+              <w:t>29</w:t>
             </w:r>
             <w:r>
               <w:rPr>
@@ -1675,13 +1738,13 @@
               <w:lang w:eastAsia="fr-FR"/>
             </w:rPr>
           </w:pPr>
-          <w:hyperlink w:anchor="_Toc227672894" w:history="1">
+          <w:hyperlink w:anchor="_Toc227845527" w:history="1">
             <w:r>
               <w:rPr>
                 <w:rStyle w:val="Lienhypertexte"/>
                 <w:noProof/>
               </w:rPr>
-              <w:t>Les pages statistiques</w:t>
+              <w:t>Gestion du catalogue produit</w:t>
             </w:r>
             <w:r>
               <w:rPr>
@@ -1702,7 +1765,7 @@
                 <w:noProof/>
                 <w:webHidden/>
               </w:rPr>
-              <w:instrText xml:space="preserve"> PAGEREF _Toc227672894 \h </w:instrText>
+              <w:instrText xml:space="preserve"> PAGEREF _Toc227845527 \h </w:instrText>
             </w:r>
             <w:r>
               <w:rPr>
@@ -1722,7 +1785,7 @@
                 <w:noProof/>
                 <w:webHidden/>
               </w:rPr>
-              <w:t>29</w:t>
+              <w:t>30</w:t>
             </w:r>
             <w:r>
               <w:rPr>
@@ -1745,13 +1808,13 @@
               <w:lang w:eastAsia="fr-FR"/>
             </w:rPr>
           </w:pPr>
-          <w:hyperlink w:anchor="_Toc227672895" w:history="1">
+          <w:hyperlink w:anchor="_Toc227845528" w:history="1">
             <w:r>
               <w:rPr>
                 <w:rStyle w:val="Lienhypertexte"/>
                 <w:noProof/>
               </w:rPr>
-              <w:t>Admin :</w:t>
+              <w:t>Pagination</w:t>
             </w:r>
             <w:r>
               <w:rPr>
@@ -1772,7 +1835,7 @@
                 <w:noProof/>
                 <w:webHidden/>
               </w:rPr>
-              <w:instrText xml:space="preserve"> PAGEREF _Toc227672895 \h </w:instrText>
+              <w:instrText xml:space="preserve"> PAGEREF _Toc227845528 \h </w:instrText>
             </w:r>
             <w:r>
               <w:rPr>
@@ -1792,140 +1855,7 @@
                 <w:noProof/>
                 <w:webHidden/>
               </w:rPr>
-              <w:t>29</w:t>
-            </w:r>
-            <w:r>
-              <w:rPr>
-                <w:noProof/>
-                <w:webHidden/>
-              </w:rPr>
-              <w:fldChar w:fldCharType="end"/>
-            </w:r>
-          </w:hyperlink>
-        </w:p>
-        <w:p>
-          <w:pPr>
-            <w:pStyle w:val="TM2"/>
-            <w:tabs>
-              <w:tab w:val="right" w:leader="dot" w:pos="9061"/>
-            </w:tabs>
-            <w:rPr>
-              <w:rFonts w:eastAsiaTheme="minorEastAsia"/>
-              <w:noProof/>
-              <w:lang w:eastAsia="fr-FR"/>
-            </w:rPr>
-          </w:pPr>
-          <w:hyperlink w:anchor="_Toc227672896" w:history="1">
-            <w:r>
-              <w:rPr>
-                <w:noProof/>
-                <w:webHidden/>
-              </w:rPr>
-              <w:tab/>
-            </w:r>
-            <w:r>
-              <w:rPr>
-                <w:noProof/>
-                <w:webHidden/>
-              </w:rPr>
-              <w:fldChar w:fldCharType="begin"/>
-            </w:r>
-            <w:r>
-              <w:rPr>
-                <w:noProof/>
-                <w:webHidden/>
-              </w:rPr>
-              <w:instrText xml:space="preserve"> PAGEREF _Toc227672896 \h </w:instrText>
-            </w:r>
-            <w:r>
-              <w:rPr>
-                <w:noProof/>
-                <w:webHidden/>
-              </w:rPr>
-            </w:r>
-            <w:r>
-              <w:rPr>
-                <w:noProof/>
-                <w:webHidden/>
-              </w:rPr>
-              <w:fldChar w:fldCharType="separate"/>
-            </w:r>
-            <w:r>
-              <w:rPr>
-                <w:noProof/>
-                <w:webHidden/>
-              </w:rPr>
-              <w:t>29</w:t>
-            </w:r>
-            <w:r>
-              <w:rPr>
-                <w:noProof/>
-                <w:webHidden/>
-              </w:rPr>
-              <w:fldChar w:fldCharType="end"/>
-            </w:r>
-          </w:hyperlink>
-        </w:p>
-        <w:p>
-          <w:pPr>
-            <w:pStyle w:val="TM2"/>
-            <w:tabs>
-              <w:tab w:val="right" w:leader="dot" w:pos="9061"/>
-            </w:tabs>
-            <w:rPr>
-              <w:rFonts w:eastAsiaTheme="minorEastAsia"/>
-              <w:noProof/>
-              <w:lang w:eastAsia="fr-FR"/>
-            </w:rPr>
-          </w:pPr>
-          <w:hyperlink w:anchor="_Toc227672897" w:history="1">
-            <w:r>
-              <w:rPr>
-                <w:rStyle w:val="Lienhypertexte"/>
-                <w:noProof/>
-              </w:rPr>
-              <w:t>Les users(Sellers)  non Admin</w:t>
-            </w:r>
-            <w:r>
-              <w:rPr>
-                <w:noProof/>
-                <w:webHidden/>
-              </w:rPr>
-              <w:tab/>
-            </w:r>
-            <w:r>
-              <w:rPr>
-                <w:noProof/>
-                <w:webHidden/>
-              </w:rPr>
-              <w:fldChar w:fldCharType="begin"/>
-            </w:r>
-            <w:r>
-              <w:rPr>
-                <w:noProof/>
-                <w:webHidden/>
-              </w:rPr>
-              <w:instrText xml:space="preserve"> PAGEREF _Toc227672897 \h </w:instrText>
-            </w:r>
-            <w:r>
-              <w:rPr>
-                <w:noProof/>
-                <w:webHidden/>
-              </w:rPr>
-            </w:r>
-            <w:r>
-              <w:rPr>
-                <w:noProof/>
-                <w:webHidden/>
-              </w:rPr>
-              <w:fldChar w:fldCharType="separate"/>
-            </w:r>
-            <w:r>
-              <w:rPr>
-                <w:noProof/>
-                <w:webHidden/>
-              </w:rPr>
-              <w:t>30</w:t>
+              <w:t>31</w:t>
             </w:r>
             <w:r>
               <w:rPr>
@@ -1948,13 +1878,13 @@
               <w:lang w:eastAsia="fr-FR"/>
             </w:rPr>
           </w:pPr>
-          <w:hyperlink w:anchor="_Toc227672898" w:history="1">
+          <w:hyperlink w:anchor="_Toc227845529" w:history="1">
             <w:r>
               <w:rPr>
                 <w:rStyle w:val="Lienhypertexte"/>
                 <w:noProof/>
               </w:rPr>
-              <w:t>Gestion du catalogue produit</w:t>
+              <w:t>Calcul des montants (TVA et total des factures)</w:t>
             </w:r>
             <w:r>
               <w:rPr>
@@ -1975,77 +1905,7 @@
                 <w:noProof/>
                 <w:webHidden/>
               </w:rPr>
-              <w:instrText xml:space="preserve"> PAGEREF _Toc227672898 \h </w:instrText>
-            </w:r>
-            <w:r>
-              <w:rPr>
-                <w:noProof/>
-                <w:webHidden/>
-              </w:rPr>
-            </w:r>
-            <w:r>
-              <w:rPr>
-                <w:noProof/>
-                <w:webHidden/>
-              </w:rPr>
-              <w:fldChar w:fldCharType="separate"/>
-            </w:r>
-            <w:r>
-              <w:rPr>
-                <w:noProof/>
-                <w:webHidden/>
-              </w:rPr>
-              <w:t>31</w:t>
-            </w:r>
-            <w:r>
-              <w:rPr>
-                <w:noProof/>
-                <w:webHidden/>
-              </w:rPr>
-              <w:fldChar w:fldCharType="end"/>
-            </w:r>
-          </w:hyperlink>
-        </w:p>
-        <w:p>
-          <w:pPr>
-            <w:pStyle w:val="TM2"/>
-            <w:tabs>
-              <w:tab w:val="right" w:leader="dot" w:pos="9061"/>
-            </w:tabs>
-            <w:rPr>
-              <w:rFonts w:eastAsiaTheme="minorEastAsia"/>
-              <w:noProof/>
-              <w:lang w:eastAsia="fr-FR"/>
-            </w:rPr>
-          </w:pPr>
-          <w:hyperlink w:anchor="_Toc227672899" w:history="1">
-            <w:r>
-              <w:rPr>
-                <w:rStyle w:val="Lienhypertexte"/>
-                <w:noProof/>
-              </w:rPr>
-              <w:t>Pagination</w:t>
-            </w:r>
-            <w:r>
-              <w:rPr>
-                <w:noProof/>
-                <w:webHidden/>
-              </w:rPr>
-              <w:tab/>
-            </w:r>
-            <w:r>
-              <w:rPr>
-                <w:noProof/>
-                <w:webHidden/>
-              </w:rPr>
-              <w:fldChar w:fldCharType="begin"/>
-            </w:r>
-            <w:r>
-              <w:rPr>
-                <w:noProof/>
-                <w:webHidden/>
-              </w:rPr>
-              <w:instrText xml:space="preserve"> PAGEREF _Toc227672899 \h </w:instrText>
+              <w:instrText xml:space="preserve"> PAGEREF _Toc227845529 \h </w:instrText>
             </w:r>
             <w:r>
               <w:rPr>
@@ -2088,13 +1948,13 @@
               <w:lang w:eastAsia="fr-FR"/>
             </w:rPr>
           </w:pPr>
-          <w:hyperlink w:anchor="_Toc227672900" w:history="1">
+          <w:hyperlink w:anchor="_Toc227845530" w:history="1">
             <w:r>
               <w:rPr>
                 <w:rStyle w:val="Lienhypertexte"/>
                 <w:noProof/>
               </w:rPr>
-              <w:t>Calcul des montants (TVA et total des factures)</w:t>
+              <w:t>Fonctionnement des controllers</w:t>
             </w:r>
             <w:r>
               <w:rPr>
@@ -2115,7 +1975,7 @@
                 <w:noProof/>
                 <w:webHidden/>
               </w:rPr>
-              <w:instrText xml:space="preserve"> PAGEREF _Toc227672900 \h </w:instrText>
+              <w:instrText xml:space="preserve"> PAGEREF _Toc227845530 \h </w:instrText>
             </w:r>
             <w:r>
               <w:rPr>
@@ -2135,7 +1995,7 @@
                 <w:noProof/>
                 <w:webHidden/>
               </w:rPr>
-              <w:t>33</w:t>
+              <w:t>35</w:t>
             </w:r>
             <w:r>
               <w:rPr>
@@ -2158,13 +2018,13 @@
               <w:lang w:eastAsia="fr-FR"/>
             </w:rPr>
           </w:pPr>
-          <w:hyperlink w:anchor="_Toc227672901" w:history="1">
+          <w:hyperlink w:anchor="_Toc227845531" w:history="1">
             <w:r>
               <w:rPr>
                 <w:rStyle w:val="Lienhypertexte"/>
                 <w:noProof/>
               </w:rPr>
-              <w:t>Fonctionnement des controllers</w:t>
+              <w:t>Conclusion</w:t>
             </w:r>
             <w:r>
               <w:rPr>
@@ -2185,7 +2045,7 @@
                 <w:noProof/>
                 <w:webHidden/>
               </w:rPr>
-              <w:instrText xml:space="preserve"> PAGEREF _Toc227672901 \h </w:instrText>
+              <w:instrText xml:space="preserve"> PAGEREF _Toc227845531 \h </w:instrText>
             </w:r>
             <w:r>
               <w:rPr>
@@ -2205,7 +2065,7 @@
                 <w:noProof/>
                 <w:webHidden/>
               </w:rPr>
-              <w:t>36</w:t>
+              <w:t>38</w:t>
             </w:r>
             <w:r>
               <w:rPr>
@@ -2228,13 +2088,13 @@
               <w:lang w:eastAsia="fr-FR"/>
             </w:rPr>
           </w:pPr>
-          <w:hyperlink w:anchor="_Toc227672902" w:history="1">
+          <w:hyperlink w:anchor="_Toc227845532" w:history="1">
             <w:r>
               <w:rPr>
                 <w:rStyle w:val="Lienhypertexte"/>
                 <w:noProof/>
               </w:rPr>
-              <w:t>Conclusion</w:t>
+              <w:t>Glossaire technique</w:t>
             </w:r>
             <w:r>
               <w:rPr>
@@ -2255,7 +2115,7 @@
                 <w:noProof/>
                 <w:webHidden/>
               </w:rPr>
-              <w:instrText xml:space="preserve"> PAGEREF _Toc227672902 \h </w:instrText>
+              <w:instrText xml:space="preserve"> PAGEREF _Toc227845532 \h </w:instrText>
             </w:r>
             <w:r>
               <w:rPr>
@@ -2276,76 +2136,6 @@
                 <w:webHidden/>
               </w:rPr>
               <w:t>39</w:t>
-            </w:r>
-            <w:r>
-              <w:rPr>
-                <w:noProof/>
-                <w:webHidden/>
-              </w:rPr>
-              <w:fldChar w:fldCharType="end"/>
-            </w:r>
-          </w:hyperlink>
-        </w:p>
-        <w:p>
-          <w:pPr>
-            <w:pStyle w:val="TM1"/>
-            <w:tabs>
-              <w:tab w:val="right" w:leader="dot" w:pos="9061"/>
-            </w:tabs>
-            <w:rPr>
-              <w:rFonts w:eastAsiaTheme="minorEastAsia"/>
-              <w:noProof/>
-              <w:lang w:eastAsia="fr-FR"/>
-            </w:rPr>
-          </w:pPr>
-          <w:hyperlink w:anchor="_Toc227672903" w:history="1">
-            <w:r>
-              <w:rPr>
-                <w:rStyle w:val="Lienhypertexte"/>
-                <w:noProof/>
-              </w:rPr>
-              <w:t>Glossaire technique</w:t>
-            </w:r>
-            <w:r>
-              <w:rPr>
-                <w:noProof/>
-                <w:webHidden/>
-              </w:rPr>
-              <w:tab/>
-            </w:r>
-            <w:r>
-              <w:rPr>
-                <w:noProof/>
-                <w:webHidden/>
-              </w:rPr>
-              <w:fldChar w:fldCharType="begin"/>
-            </w:r>
-            <w:r>
-              <w:rPr>
-                <w:noProof/>
-                <w:webHidden/>
-              </w:rPr>
-              <w:instrText xml:space="preserve"> PAGEREF _Toc227672903 \h </w:instrText>
-            </w:r>
-            <w:r>
-              <w:rPr>
-                <w:noProof/>
-                <w:webHidden/>
-              </w:rPr>
-            </w:r>
-            <w:r>
-              <w:rPr>
-                <w:noProof/>
-                <w:webHidden/>
-              </w:rPr>
-              <w:fldChar w:fldCharType="separate"/>
-            </w:r>
-            <w:r>
-              <w:rPr>
-                <w:noProof/>
-                <w:webHidden/>
-              </w:rPr>
-              <w:t>40</w:t>
             </w:r>
             <w:r>
               <w:rPr>
@@ -2362,7 +2152,6 @@
               <w:b/>
               <w:bCs/>
             </w:rPr>
-            <w:lastRenderedPageBreak/>
             <w:fldChar w:fldCharType="end"/>
           </w:r>
         </w:p>
@@ -2376,11 +2165,21 @@
           <w:szCs w:val="48"/>
         </w:rPr>
       </w:pPr>
-      <w:r>
+    </w:p>
+    <w:p>
+      <w:pPr>
+        <w:ind w:left="3540"/>
         <w:rPr>
           <w:sz w:val="48"/>
           <w:szCs w:val="48"/>
         </w:rPr>
+      </w:pPr>
+      <w:r>
+        <w:rPr>
+          <w:sz w:val="48"/>
+          <w:szCs w:val="48"/>
+        </w:rPr>
+        <w:lastRenderedPageBreak/>
         <w:t>Mini Facturier</w:t>
       </w:r>
     </w:p>
@@ -2590,7 +2389,7 @@
         <w:pStyle w:val="Titre1"/>
         <w:jc w:val="center"/>
       </w:pPr>
-      <w:bookmarkStart w:id="0" w:name="_Toc227672871"/>
+      <w:bookmarkStart w:id="0" w:name="_Toc227845503"/>
       <w:r>
         <w:lastRenderedPageBreak/>
         <w:t>Introduction</w:t>
@@ -2715,20 +2514,242 @@
     </w:p>
     <w:p>
       <w:pPr>
+        <w:ind w:firstLine="567"/>
+        <w:rPr>
+          <w:b/>
+          <w:bCs/>
+          <w:sz w:val="32"/>
+          <w:szCs w:val="32"/>
+        </w:rPr>
+      </w:pPr>
+    </w:p>
+    <w:p>
+      <w:pPr>
         <w:pStyle w:val="Titre1"/>
         <w:jc w:val="center"/>
       </w:pPr>
-      <w:bookmarkStart w:id="1" w:name="_Toc227672872"/>
+      <w:bookmarkStart w:id="1" w:name="_Toc227845504"/>
+      <w:r>
+        <w:lastRenderedPageBreak/>
+        <w:t>E</w:t>
+      </w:r>
+      <w:r>
+        <w:t>nvironnement de travail</w:t>
+      </w:r>
+      <w:bookmarkEnd w:id="1"/>
+    </w:p>
+    <w:p>
+      <w:pPr>
+        <w:ind w:firstLine="567"/>
+        <w:rPr>
+          <w:b/>
+          <w:bCs/>
+          <w:sz w:val="32"/>
+          <w:szCs w:val="32"/>
+        </w:rPr>
+      </w:pPr>
+    </w:p>
+    <w:p>
+      <w:pPr>
+        <w:ind w:firstLine="567"/>
+        <w:rPr>
+          <w:sz w:val="32"/>
+          <w:szCs w:val="32"/>
+        </w:rPr>
+      </w:pPr>
+      <w:r>
+        <w:rPr>
+          <w:b/>
+          <w:bCs/>
+          <w:sz w:val="32"/>
+          <w:szCs w:val="32"/>
+        </w:rPr>
+        <w:t>L</w:t>
+      </w:r>
+      <w:r>
+        <w:rPr>
+          <w:sz w:val="32"/>
+          <w:szCs w:val="32"/>
+        </w:rPr>
+        <w:t>e projet Mini Facturier a été réalisé dans un environnement de développement local sous Windows, en utilisant la plateforme Laragon, qui permet de configurer rapidement un serveur web avec PHP et MySQL.</w:t>
+      </w:r>
+    </w:p>
+    <w:p>
+      <w:pPr>
+        <w:ind w:firstLine="567"/>
+        <w:rPr>
+          <w:sz w:val="32"/>
+          <w:szCs w:val="32"/>
+        </w:rPr>
+      </w:pPr>
+      <w:r>
+        <w:rPr>
+          <w:b/>
+          <w:bCs/>
+          <w:sz w:val="32"/>
+          <w:szCs w:val="32"/>
+        </w:rPr>
+        <w:t>L</w:t>
+      </w:r>
+      <w:r>
+        <w:rPr>
+          <w:sz w:val="32"/>
+          <w:szCs w:val="32"/>
+        </w:rPr>
+        <w:t>e développement de l’application a été effectué avec l’éditeur de code Visual Studio Code, offrant des fonctionnalités adaptées telles que la coloration syntaxique, l’auto-complétions et la gestion des extensions.</w:t>
+      </w:r>
+    </w:p>
+    <w:p>
+      <w:pPr>
+        <w:ind w:firstLine="567"/>
+        <w:rPr>
+          <w:sz w:val="32"/>
+          <w:szCs w:val="32"/>
+        </w:rPr>
+      </w:pPr>
+      <w:r>
+        <w:rPr>
+          <w:b/>
+          <w:bCs/>
+          <w:sz w:val="32"/>
+          <w:szCs w:val="32"/>
+        </w:rPr>
+        <w:t>L</w:t>
+      </w:r>
+      <w:r>
+        <w:rPr>
+          <w:sz w:val="32"/>
+          <w:szCs w:val="32"/>
+        </w:rPr>
+        <w:t>a base de données est gérée avec MySQL, et son administration a été facilitée par l’outil HeidiSql, fonctionnant avec Laragon.</w:t>
+      </w:r>
+    </w:p>
+    <w:p>
+      <w:pPr>
+        <w:ind w:firstLine="567"/>
+        <w:rPr>
+          <w:sz w:val="32"/>
+          <w:szCs w:val="32"/>
+        </w:rPr>
+      </w:pPr>
+      <w:r>
+        <w:rPr>
+          <w:b/>
+          <w:bCs/>
+          <w:sz w:val="32"/>
+          <w:szCs w:val="32"/>
+        </w:rPr>
+        <w:t>E</w:t>
+      </w:r>
+      <w:r>
+        <w:rPr>
+          <w:sz w:val="32"/>
+          <w:szCs w:val="32"/>
+        </w:rPr>
+        <w:t>nfin, les tests et l’affichage de l’application ont été réalisés via un navigateur web (Google Chrome), permettant de vérifier le bon fonctionnement de l’interface utilisateur et des différentes fonctionnalités développées.</w:t>
+      </w:r>
+    </w:p>
+    <w:p>
+      <w:pPr>
+        <w:rPr>
+          <w:b/>
+          <w:bCs/>
+          <w:sz w:val="32"/>
+          <w:szCs w:val="32"/>
+        </w:rPr>
+      </w:pPr>
+    </w:p>
+    <w:p>
+      <w:pPr>
+        <w:rPr>
+          <w:b/>
+          <w:bCs/>
+          <w:sz w:val="32"/>
+          <w:szCs w:val="32"/>
+        </w:rPr>
+      </w:pPr>
+    </w:p>
+    <w:p>
+      <w:pPr>
+        <w:rPr>
+          <w:b/>
+          <w:bCs/>
+          <w:sz w:val="32"/>
+          <w:szCs w:val="32"/>
+        </w:rPr>
+      </w:pPr>
+    </w:p>
+    <w:p>
+      <w:pPr>
+        <w:rPr>
+          <w:b/>
+          <w:bCs/>
+          <w:sz w:val="32"/>
+          <w:szCs w:val="32"/>
+        </w:rPr>
+      </w:pPr>
+    </w:p>
+    <w:p>
+      <w:pPr>
+        <w:rPr>
+          <w:b/>
+          <w:bCs/>
+          <w:sz w:val="32"/>
+          <w:szCs w:val="32"/>
+        </w:rPr>
+      </w:pPr>
+    </w:p>
+    <w:p>
+      <w:pPr>
+        <w:rPr>
+          <w:b/>
+          <w:bCs/>
+          <w:sz w:val="32"/>
+          <w:szCs w:val="32"/>
+        </w:rPr>
+      </w:pPr>
+    </w:p>
+    <w:p>
+      <w:pPr>
+        <w:rPr>
+          <w:b/>
+          <w:bCs/>
+          <w:sz w:val="32"/>
+          <w:szCs w:val="32"/>
+        </w:rPr>
+      </w:pPr>
+    </w:p>
+    <w:p>
+      <w:pPr>
+        <w:rPr>
+          <w:b/>
+          <w:bCs/>
+          <w:sz w:val="32"/>
+          <w:szCs w:val="32"/>
+        </w:rPr>
+      </w:pPr>
+    </w:p>
+    <w:p>
+      <w:pPr>
+        <w:rPr>
+          <w:b/>
+          <w:bCs/>
+          <w:sz w:val="32"/>
+          <w:szCs w:val="32"/>
+        </w:rPr>
+      </w:pPr>
     </w:p>
     <w:p>
       <w:pPr>
         <w:pStyle w:val="Titre1"/>
         <w:jc w:val="center"/>
       </w:pPr>
-      <w:r>
-        <w:t>Environnement de travail</w:t>
-      </w:r>
-      <w:bookmarkEnd w:id="1"/>
+      <w:bookmarkStart w:id="2" w:name="_Toc227845505"/>
+      <w:r>
+        <w:lastRenderedPageBreak/>
+        <w:t>Choix techniques</w:t>
+      </w:r>
+      <w:bookmarkEnd w:id="2"/>
     </w:p>
     <w:p>
       <w:pPr>
@@ -2756,14 +2777,14 @@
           <w:sz w:val="32"/>
           <w:szCs w:val="32"/>
         </w:rPr>
-        <w:t>L</w:t>
-      </w:r>
-      <w:r>
-        <w:rPr>
-          <w:sz w:val="32"/>
-          <w:szCs w:val="32"/>
-        </w:rPr>
-        <w:t>e projet Mini Facturier a été réalisé dans un environnement de développement local sous Windows, en utilisant la plateforme Laragon, qui permet de configurer rapidement un serveur web avec PHP et MySQL.</w:t>
+        <w:t>D</w:t>
+      </w:r>
+      <w:r>
+        <w:rPr>
+          <w:sz w:val="32"/>
+          <w:szCs w:val="32"/>
+        </w:rPr>
+        <w:t>ans le cadre de ce projet, plusieurs choix techniques ont été réalisés afin de garantir une application structurée, maintenable et adaptée aux besoins.</w:t>
       </w:r>
     </w:p>
     <w:p>
@@ -2788,17 +2809,22 @@
           <w:sz w:val="32"/>
           <w:szCs w:val="32"/>
         </w:rPr>
-        <w:t>e développement de l’application a été effectué avec l’éditeur de code Visual Studio Code, offrant des fonctionnalités adaptées telles que la coloration syntaxique, l’auto-complétions et la gestion des extensions.</w:t>
-      </w:r>
-    </w:p>
-    <w:p>
-      <w:pPr>
-        <w:ind w:firstLine="567"/>
-        <w:rPr>
-          <w:sz w:val="32"/>
-          <w:szCs w:val="32"/>
-        </w:rPr>
-      </w:pPr>
+        <w:t xml:space="preserve">e </w:t>
+      </w:r>
+      <w:r>
+        <w:rPr>
+          <w:sz w:val="32"/>
+          <w:szCs w:val="32"/>
+        </w:rPr>
+        <w:t>Framework</w:t>
+      </w:r>
+      <w:r>
+        <w:rPr>
+          <w:sz w:val="32"/>
+          <w:szCs w:val="32"/>
+        </w:rPr>
+        <w:t xml:space="preserve"> </w:t>
+      </w:r>
       <w:r>
         <w:rPr>
           <w:b/>
@@ -2806,14 +2832,14 @@
           <w:sz w:val="32"/>
           <w:szCs w:val="32"/>
         </w:rPr>
-        <w:t>L</w:t>
-      </w:r>
-      <w:r>
-        <w:rPr>
-          <w:sz w:val="32"/>
-          <w:szCs w:val="32"/>
-        </w:rPr>
-        <w:t>a base de données est gérée avec MySQL, et son administration a été facilitée par l’outil HeidiSql, fonctionnant avec Laragon.</w:t>
+        <w:t>Symfony</w:t>
+      </w:r>
+      <w:r>
+        <w:rPr>
+          <w:sz w:val="32"/>
+          <w:szCs w:val="32"/>
+        </w:rPr>
+        <w:t xml:space="preserve"> a été utilisé pour le développement de l’application. Ce choix s’explique par sa robustesse, sa popularité dans le développement web professionnel et son architecture basée sur le modèle MVC (Modèle-Vue-Contrôleur), permettant une bonne séparation des responsabilités.</w:t>
       </w:r>
     </w:p>
     <w:p>
@@ -2831,95 +2857,178 @@
           <w:sz w:val="32"/>
           <w:szCs w:val="32"/>
         </w:rPr>
-        <w:t>E</w:t>
-      </w:r>
-      <w:r>
-        <w:rPr>
-          <w:sz w:val="32"/>
-          <w:szCs w:val="32"/>
-        </w:rPr>
-        <w:t>nfin, les tests et l’affichage de l’application ont été réalisés via un navigateur web (Google Chrome), permettant de vérifier le bon fonctionnement de l’interface utilisateur et des différentes fonctionnalités développées.</w:t>
-      </w:r>
-    </w:p>
-    <w:p>
-      <w:pPr>
+        <w:t>L</w:t>
+      </w:r>
+      <w:r>
+        <w:rPr>
+          <w:sz w:val="32"/>
+          <w:szCs w:val="32"/>
+        </w:rPr>
+        <w:t xml:space="preserve">e moteur de </w:t>
+      </w:r>
+      <w:r>
         <w:rPr>
           <w:b/>
           <w:bCs/>
           <w:sz w:val="32"/>
           <w:szCs w:val="32"/>
         </w:rPr>
-      </w:pPr>
-    </w:p>
-    <w:p>
-      <w:pPr>
+        <w:t>Templates Twig</w:t>
+      </w:r>
+      <w:r>
+        <w:rPr>
+          <w:sz w:val="32"/>
+          <w:szCs w:val="32"/>
+        </w:rPr>
+        <w:t xml:space="preserve"> a été utilisé pour la gestion de l’affichage. Il permet de séparer clairement la logique métier du rendu visuel, ce qui améliore la lisibilité et la maintenabilité du code.</w:t>
+      </w:r>
+    </w:p>
+    <w:p>
+      <w:pPr>
+        <w:ind w:firstLine="567"/>
+        <w:rPr>
+          <w:sz w:val="32"/>
+          <w:szCs w:val="32"/>
+        </w:rPr>
+      </w:pPr>
+      <w:r>
         <w:rPr>
           <w:b/>
           <w:bCs/>
           <w:sz w:val="32"/>
           <w:szCs w:val="32"/>
         </w:rPr>
-      </w:pPr>
-    </w:p>
-    <w:p>
-      <w:pPr>
+        <w:t>Bootstrap</w:t>
+      </w:r>
+      <w:r>
+        <w:rPr>
+          <w:sz w:val="32"/>
+          <w:szCs w:val="32"/>
+        </w:rPr>
+        <w:t xml:space="preserve"> </w:t>
+      </w:r>
+      <w:r>
+        <w:rPr>
+          <w:sz w:val="32"/>
+          <w:szCs w:val="32"/>
+        </w:rPr>
+        <w:t>a été intégré afin de faciliter la mise en forme de l’interface utilisateur. Il permet de créer rapidement une interface responsive, cohérente et professionnelle, sans nécessiter un développement CSS complexe.</w:t>
+      </w:r>
+    </w:p>
+    <w:p>
+      <w:pPr>
+        <w:ind w:firstLine="567"/>
+        <w:rPr>
+          <w:sz w:val="32"/>
+          <w:szCs w:val="32"/>
+        </w:rPr>
+      </w:pPr>
+      <w:r>
         <w:rPr>
           <w:b/>
           <w:bCs/>
           <w:sz w:val="32"/>
           <w:szCs w:val="32"/>
         </w:rPr>
-      </w:pPr>
-    </w:p>
-    <w:p>
-      <w:pPr>
+        <w:t>L</w:t>
+      </w:r>
+      <w:r>
+        <w:rPr>
+          <w:sz w:val="32"/>
+          <w:szCs w:val="32"/>
+        </w:rPr>
+        <w:t xml:space="preserve">a gestion des données est assurée par </w:t>
+      </w:r>
+      <w:r>
         <w:rPr>
           <w:b/>
           <w:bCs/>
           <w:sz w:val="32"/>
           <w:szCs w:val="32"/>
         </w:rPr>
-      </w:pPr>
-    </w:p>
-    <w:p>
-      <w:pPr>
+        <w:t>MySQL</w:t>
+      </w:r>
+      <w:r>
+        <w:rPr>
+          <w:sz w:val="32"/>
+          <w:szCs w:val="32"/>
+        </w:rPr>
+        <w:t xml:space="preserve">, une base de données relationnelle fiable et largement utilisée. L’accès aux données est réalisé via </w:t>
+      </w:r>
+      <w:r>
         <w:rPr>
           <w:b/>
           <w:bCs/>
           <w:sz w:val="32"/>
           <w:szCs w:val="32"/>
         </w:rPr>
-      </w:pPr>
-    </w:p>
-    <w:p>
-      <w:pPr>
+        <w:t>Doctrine ORM</w:t>
+      </w:r>
+      <w:r>
+        <w:rPr>
+          <w:sz w:val="32"/>
+          <w:szCs w:val="32"/>
+        </w:rPr>
+        <w:t xml:space="preserve">, qui permet de manipuler les entités en </w:t>
+      </w:r>
+      <w:r>
         <w:rPr>
           <w:b/>
           <w:bCs/>
           <w:sz w:val="32"/>
           <w:szCs w:val="32"/>
-        </w:rPr>
-      </w:pPr>
-    </w:p>
-    <w:p>
-      <w:pPr>
+          <w:highlight w:val="yellow"/>
+        </w:rPr>
+        <w:t>PHP</w:t>
+      </w:r>
+      <w:r>
+        <w:rPr>
+          <w:sz w:val="32"/>
+          <w:szCs w:val="32"/>
+        </w:rPr>
+        <w:t xml:space="preserve"> sans écrire directement des requêtes SQL complexes.</w:t>
+      </w:r>
+    </w:p>
+    <w:p>
+      <w:pPr>
+        <w:ind w:firstLine="567"/>
+        <w:rPr>
+          <w:sz w:val="32"/>
+          <w:szCs w:val="32"/>
+        </w:rPr>
+      </w:pPr>
+      <w:r>
         <w:rPr>
           <w:b/>
           <w:bCs/>
           <w:sz w:val="32"/>
           <w:szCs w:val="32"/>
         </w:rPr>
-      </w:pPr>
-    </w:p>
-    <w:p>
-      <w:pPr>
+        <w:t>E</w:t>
+      </w:r>
+      <w:r>
+        <w:rPr>
+          <w:sz w:val="32"/>
+          <w:szCs w:val="32"/>
+        </w:rPr>
+        <w:t xml:space="preserve">nfin, le bundle </w:t>
+      </w:r>
+      <w:r>
         <w:rPr>
           <w:b/>
           <w:bCs/>
           <w:sz w:val="32"/>
           <w:szCs w:val="32"/>
         </w:rPr>
-      </w:pPr>
+        <w:t>Knp Paginator</w:t>
+      </w:r>
+      <w:r>
+        <w:rPr>
+          <w:sz w:val="32"/>
+          <w:szCs w:val="32"/>
+        </w:rPr>
+        <w:t xml:space="preserve"> a été utilisé pour implémenter la pagination des listes, notamment dans le catalogue de produits, afin d’améliorer l’expérience utilisateur et les performances de l’application.</w:t>
+      </w:r>
     </w:p>
     <w:p>
       <w:pPr>
@@ -2936,308 +3045,7 @@
         <w:pStyle w:val="Titre1"/>
         <w:jc w:val="center"/>
       </w:pPr>
-      <w:bookmarkStart w:id="2" w:name="_Toc227672873"/>
-      <w:r>
-        <w:lastRenderedPageBreak/>
-        <w:t>Choix techniques</w:t>
-      </w:r>
-      <w:bookmarkEnd w:id="2"/>
-    </w:p>
-    <w:p>
-      <w:pPr>
-        <w:ind w:firstLine="567"/>
-        <w:rPr>
-          <w:b/>
-          <w:bCs/>
-          <w:sz w:val="32"/>
-          <w:szCs w:val="32"/>
-        </w:rPr>
-      </w:pPr>
-    </w:p>
-    <w:p>
-      <w:pPr>
-        <w:ind w:firstLine="567"/>
-        <w:rPr>
-          <w:sz w:val="32"/>
-          <w:szCs w:val="32"/>
-        </w:rPr>
-      </w:pPr>
-      <w:r>
-        <w:rPr>
-          <w:b/>
-          <w:bCs/>
-          <w:sz w:val="32"/>
-          <w:szCs w:val="32"/>
-        </w:rPr>
-        <w:t>D</w:t>
-      </w:r>
-      <w:r>
-        <w:rPr>
-          <w:sz w:val="32"/>
-          <w:szCs w:val="32"/>
-        </w:rPr>
-        <w:t>ans le cadre de ce projet, plusieurs choix techniques ont été réalisés afin de garantir une application structurée, maintenable et adaptée aux besoins.</w:t>
-      </w:r>
-    </w:p>
-    <w:p>
-      <w:pPr>
-        <w:ind w:firstLine="567"/>
-        <w:rPr>
-          <w:sz w:val="32"/>
-          <w:szCs w:val="32"/>
-        </w:rPr>
-      </w:pPr>
-      <w:r>
-        <w:rPr>
-          <w:b/>
-          <w:bCs/>
-          <w:sz w:val="32"/>
-          <w:szCs w:val="32"/>
-        </w:rPr>
-        <w:t>L</w:t>
-      </w:r>
-      <w:r>
-        <w:rPr>
-          <w:sz w:val="32"/>
-          <w:szCs w:val="32"/>
-        </w:rPr>
-        <w:t xml:space="preserve">e </w:t>
-      </w:r>
-      <w:r>
-        <w:rPr>
-          <w:sz w:val="32"/>
-          <w:szCs w:val="32"/>
-        </w:rPr>
-        <w:t>Framework</w:t>
-      </w:r>
-      <w:r>
-        <w:rPr>
-          <w:sz w:val="32"/>
-          <w:szCs w:val="32"/>
-        </w:rPr>
-        <w:t xml:space="preserve"> </w:t>
-      </w:r>
-      <w:r>
-        <w:rPr>
-          <w:b/>
-          <w:bCs/>
-          <w:sz w:val="32"/>
-          <w:szCs w:val="32"/>
-        </w:rPr>
-        <w:t>Symfony</w:t>
-      </w:r>
-      <w:r>
-        <w:rPr>
-          <w:sz w:val="32"/>
-          <w:szCs w:val="32"/>
-        </w:rPr>
-        <w:t xml:space="preserve"> a été utilisé pour le développement de l’application. Ce choix s’explique par sa robustesse, sa popularité dans le développement web professionnel et son architecture basée sur le modèle MVC (Modèle-Vue-Contrôleur), permettant une bonne séparation des responsabilités.</w:t>
-      </w:r>
-    </w:p>
-    <w:p>
-      <w:pPr>
-        <w:ind w:firstLine="567"/>
-        <w:rPr>
-          <w:sz w:val="32"/>
-          <w:szCs w:val="32"/>
-        </w:rPr>
-      </w:pPr>
-      <w:r>
-        <w:rPr>
-          <w:b/>
-          <w:bCs/>
-          <w:sz w:val="32"/>
-          <w:szCs w:val="32"/>
-        </w:rPr>
-        <w:t>L</w:t>
-      </w:r>
-      <w:r>
-        <w:rPr>
-          <w:sz w:val="32"/>
-          <w:szCs w:val="32"/>
-        </w:rPr>
-        <w:t xml:space="preserve">e moteur de </w:t>
-      </w:r>
-      <w:r>
-        <w:rPr>
-          <w:b/>
-          <w:bCs/>
-          <w:sz w:val="32"/>
-          <w:szCs w:val="32"/>
-        </w:rPr>
-        <w:t>Templates Twig</w:t>
-      </w:r>
-      <w:r>
-        <w:rPr>
-          <w:sz w:val="32"/>
-          <w:szCs w:val="32"/>
-        </w:rPr>
-        <w:t xml:space="preserve"> a été utilisé pour la gestion de l’affichage. Il permet de séparer clairement la logique métier du rendu visuel, ce qui améliore la lisibilité et la maintenabilité du code.</w:t>
-      </w:r>
-    </w:p>
-    <w:p>
-      <w:pPr>
-        <w:ind w:firstLine="567"/>
-        <w:rPr>
-          <w:sz w:val="32"/>
-          <w:szCs w:val="32"/>
-        </w:rPr>
-      </w:pPr>
-      <w:r>
-        <w:rPr>
-          <w:b/>
-          <w:bCs/>
-          <w:sz w:val="32"/>
-          <w:szCs w:val="32"/>
-        </w:rPr>
-        <w:t>Bootstrap</w:t>
-      </w:r>
-      <w:r>
-        <w:rPr>
-          <w:sz w:val="32"/>
-          <w:szCs w:val="32"/>
-        </w:rPr>
-        <w:t xml:space="preserve"> </w:t>
-      </w:r>
-      <w:r>
-        <w:rPr>
-          <w:sz w:val="32"/>
-          <w:szCs w:val="32"/>
-        </w:rPr>
-        <w:t>a été intégré afin de faciliter la mise en forme de l’interface utilisateur. Il permet de créer rapidement une interface responsive, cohérente et professionnelle, sans nécessiter un développement CSS complexe.</w:t>
-      </w:r>
-    </w:p>
-    <w:p>
-      <w:pPr>
-        <w:ind w:firstLine="567"/>
-        <w:rPr>
-          <w:sz w:val="32"/>
-          <w:szCs w:val="32"/>
-        </w:rPr>
-      </w:pPr>
-      <w:r>
-        <w:rPr>
-          <w:b/>
-          <w:bCs/>
-          <w:sz w:val="32"/>
-          <w:szCs w:val="32"/>
-        </w:rPr>
-        <w:t>L</w:t>
-      </w:r>
-      <w:r>
-        <w:rPr>
-          <w:sz w:val="32"/>
-          <w:szCs w:val="32"/>
-        </w:rPr>
-        <w:t xml:space="preserve">a gestion des données est assurée par </w:t>
-      </w:r>
-      <w:r>
-        <w:rPr>
-          <w:b/>
-          <w:bCs/>
-          <w:sz w:val="32"/>
-          <w:szCs w:val="32"/>
-        </w:rPr>
-        <w:t>MySQL</w:t>
-      </w:r>
-      <w:r>
-        <w:rPr>
-          <w:sz w:val="32"/>
-          <w:szCs w:val="32"/>
-        </w:rPr>
-        <w:t xml:space="preserve">, une base de données relationnelle fiable et largement utilisée. L’accès aux données est réalisé via </w:t>
-      </w:r>
-      <w:r>
-        <w:rPr>
-          <w:b/>
-          <w:bCs/>
-          <w:sz w:val="32"/>
-          <w:szCs w:val="32"/>
-        </w:rPr>
-        <w:t>Doctrine ORM</w:t>
-      </w:r>
-      <w:r>
-        <w:rPr>
-          <w:sz w:val="32"/>
-          <w:szCs w:val="32"/>
-        </w:rPr>
-        <w:t xml:space="preserve">, qui permet de manipuler les entités en </w:t>
-      </w:r>
-      <w:r>
-        <w:rPr>
-          <w:b/>
-          <w:bCs/>
-          <w:sz w:val="32"/>
-          <w:szCs w:val="32"/>
-          <w:highlight w:val="yellow"/>
-        </w:rPr>
-        <w:t>PHP</w:t>
-      </w:r>
-      <w:r>
-        <w:rPr>
-          <w:sz w:val="32"/>
-          <w:szCs w:val="32"/>
-        </w:rPr>
-        <w:t xml:space="preserve"> sans écrire directement des requêtes SQL complexes.</w:t>
-      </w:r>
-    </w:p>
-    <w:p>
-      <w:pPr>
-        <w:ind w:firstLine="567"/>
-        <w:rPr>
-          <w:sz w:val="32"/>
-          <w:szCs w:val="32"/>
-        </w:rPr>
-      </w:pPr>
-      <w:r>
-        <w:rPr>
-          <w:b/>
-          <w:bCs/>
-          <w:sz w:val="32"/>
-          <w:szCs w:val="32"/>
-        </w:rPr>
-        <w:t>E</w:t>
-      </w:r>
-      <w:r>
-        <w:rPr>
-          <w:sz w:val="32"/>
-          <w:szCs w:val="32"/>
-        </w:rPr>
-        <w:t xml:space="preserve">nfin, le bundle </w:t>
-      </w:r>
-      <w:r>
-        <w:rPr>
-          <w:b/>
-          <w:bCs/>
-          <w:sz w:val="32"/>
-          <w:szCs w:val="32"/>
-        </w:rPr>
-        <w:t>Knp Paginator</w:t>
-      </w:r>
-      <w:r>
-        <w:rPr>
-          <w:sz w:val="32"/>
-          <w:szCs w:val="32"/>
-        </w:rPr>
-        <w:t xml:space="preserve"> a été utilisé pour implémenter la pagination des listes, notamment dans le catalogue de produits, afin d’améliorer l’expérience utilisateur et les performances de l’application.</w:t>
-      </w:r>
-    </w:p>
-    <w:p>
-      <w:pPr>
-        <w:rPr>
-          <w:b/>
-          <w:bCs/>
-          <w:sz w:val="32"/>
-          <w:szCs w:val="32"/>
-        </w:rPr>
-      </w:pPr>
-    </w:p>
-    <w:p>
-      <w:pPr>
-        <w:pStyle w:val="Titre1"/>
-        <w:jc w:val="center"/>
-      </w:pPr>
-      <w:bookmarkStart w:id="3" w:name="_Toc227672874"/>
+      <w:bookmarkStart w:id="3" w:name="_Toc227845506"/>
       <w:r>
         <w:lastRenderedPageBreak/>
         <w:t>Présentation fonctionnelle du projet</w:t>
@@ -3822,7 +3630,7 @@
         <w:pStyle w:val="Titre1"/>
         <w:jc w:val="center"/>
       </w:pPr>
-      <w:bookmarkStart w:id="4" w:name="_Toc227672875"/>
+      <w:bookmarkStart w:id="4" w:name="_Toc227845507"/>
       <w:r>
         <w:lastRenderedPageBreak/>
         <w:t>Modélisation des données</w:t>
@@ -3892,7 +3700,7 @@
           <w:noProof/>
         </w:rPr>
       </w:pPr>
-      <w:bookmarkStart w:id="5" w:name="_Toc227672876"/>
+      <w:bookmarkStart w:id="5" w:name="_Toc227845508"/>
       <w:r>
         <w:rPr>
           <w:noProof/>
@@ -4280,7 +4088,7 @@
         <w:pStyle w:val="Titre1"/>
         <w:jc w:val="center"/>
       </w:pPr>
-      <w:bookmarkStart w:id="6" w:name="_Toc227672877"/>
+      <w:bookmarkStart w:id="6" w:name="_Toc227845509"/>
       <w:r>
         <w:lastRenderedPageBreak/>
         <w:t>Modèle Physique de Données (MPD)</w:t>
@@ -4736,7 +4544,7 @@
         <w:pStyle w:val="Titre1"/>
         <w:jc w:val="center"/>
       </w:pPr>
-      <w:bookmarkStart w:id="7" w:name="_Toc227672878"/>
+      <w:bookmarkStart w:id="7" w:name="_Toc227845510"/>
       <w:r>
         <w:lastRenderedPageBreak/>
         <w:t>Exemples de données</w:t>
@@ -9688,7 +9496,21 @@
                 <w:lang w:eastAsia="fr-FR"/>
                 <w14:ligatures w14:val="none"/>
               </w:rPr>
-              <w:t>invoice  Data</w:t>
+              <w:t>Invoice</w:t>
+            </w:r>
+            <w:r>
+              <w:rPr>
+                <w:rFonts w:ascii="Aptos Narrow" w:eastAsia="Times New Roman" w:hAnsi="Aptos Narrow" w:cs="Times New Roman"/>
+                <w:b/>
+                <w:bCs/>
+                <w:color w:val="000000"/>
+                <w:kern w:val="0"/>
+                <w:sz w:val="22"/>
+                <w:szCs w:val="22"/>
+                <w:lang w:eastAsia="fr-FR"/>
+                <w14:ligatures w14:val="none"/>
+              </w:rPr>
+              <w:t xml:space="preserve">  Data</w:t>
             </w:r>
           </w:p>
         </w:tc>
@@ -12018,7 +11840,7 @@
         <w:pStyle w:val="Titre1"/>
         <w:jc w:val="center"/>
       </w:pPr>
-      <w:bookmarkStart w:id="8" w:name="_Toc227672879"/>
+      <w:bookmarkStart w:id="8" w:name="_Toc227845511"/>
       <w:r>
         <w:lastRenderedPageBreak/>
         <w:t>Sécurité de l’application</w:t>
@@ -12310,7 +12132,7 @@
         <w:pStyle w:val="Titre1"/>
         <w:jc w:val="center"/>
       </w:pPr>
-      <w:bookmarkStart w:id="9" w:name="_Toc227672880"/>
+      <w:bookmarkStart w:id="9" w:name="_Toc227845512"/>
       <w:r>
         <w:lastRenderedPageBreak/>
         <w:t>Workflow Security</w:t>
@@ -12665,7 +12487,7 @@
         <w:pStyle w:val="Titre1"/>
         <w:jc w:val="center"/>
       </w:pPr>
-      <w:bookmarkStart w:id="10" w:name="_Toc227672881"/>
+      <w:bookmarkStart w:id="10" w:name="_Toc227845513"/>
       <w:r>
         <w:lastRenderedPageBreak/>
         <w:t>Mise en œuvre technique de la sécurité</w:t>
@@ -13052,7 +12874,7 @@
         <w:pStyle w:val="Titre1"/>
         <w:jc w:val="center"/>
       </w:pPr>
-      <w:bookmarkStart w:id="11" w:name="_Toc227672882"/>
+      <w:bookmarkStart w:id="11" w:name="_Toc227845514"/>
       <w:r>
         <w:lastRenderedPageBreak/>
         <w:t>Architecture de l’application (MVC)</w:t>
@@ -13231,7 +13053,7 @@
         <w:pStyle w:val="Titre1"/>
         <w:jc w:val="center"/>
       </w:pPr>
-      <w:bookmarkStart w:id="12" w:name="_Toc227672883"/>
+      <w:bookmarkStart w:id="12" w:name="_Toc227845515"/>
       <w:r>
         <w:lastRenderedPageBreak/>
         <w:t>L</w:t>
@@ -13980,7 +13802,7 @@
         <w:pStyle w:val="Titre1"/>
         <w:jc w:val="center"/>
       </w:pPr>
-      <w:bookmarkStart w:id="13" w:name="_Toc227672884"/>
+      <w:bookmarkStart w:id="13" w:name="_Toc227845516"/>
       <w:r>
         <w:lastRenderedPageBreak/>
         <w:t>Vue</w:t>
@@ -15697,11 +15519,12 @@
       <w:pPr>
         <w:pStyle w:val="Titre2"/>
       </w:pPr>
-      <w:bookmarkStart w:id="14" w:name="_Toc227672885"/>
+      <w:bookmarkStart w:id="14" w:name="_Toc227845517"/>
       <w:r>
         <w:rPr>
           <w:noProof/>
         </w:rPr>
+        <w:lastRenderedPageBreak/>
         <w:drawing>
           <wp:anchor distT="0" distB="0" distL="114300" distR="114300" simplePos="0" relativeHeight="251667968" behindDoc="1" locked="0" layoutInCell="1" allowOverlap="1" wp14:anchorId="63322B66" wp14:editId="1CC4BDFE">
             <wp:simplePos x="0" y="0"/>
@@ -15862,9 +15685,8 @@
       <w:pPr>
         <w:pStyle w:val="Titre2"/>
       </w:pPr>
-      <w:bookmarkStart w:id="15" w:name="_Toc227672886"/>
-      <w:r>
-        <w:lastRenderedPageBreak/>
+      <w:bookmarkStart w:id="15" w:name="_Toc227845518"/>
+      <w:r>
         <w:t>Dashboard admin</w:t>
       </w:r>
       <w:bookmarkEnd w:id="15"/>
@@ -15883,7 +15705,7 @@
           <w:szCs w:val="32"/>
         </w:rPr>
         <w:drawing>
-          <wp:anchor distT="0" distB="0" distL="114300" distR="114300" simplePos="0" relativeHeight="251668992" behindDoc="1" locked="0" layoutInCell="1" allowOverlap="1" wp14:anchorId="41866AE7" wp14:editId="475DB766">
+          <wp:anchor distT="0" distB="0" distL="114300" distR="114300" simplePos="0" relativeHeight="251668992" behindDoc="1" locked="0" layoutInCell="1" allowOverlap="1" wp14:anchorId="41866AE7" wp14:editId="5A3E645A">
             <wp:simplePos x="0" y="0"/>
             <wp:positionH relativeFrom="column">
               <wp:posOffset>-151130</wp:posOffset>
@@ -16022,7 +15844,7 @@
       <w:pPr>
         <w:pStyle w:val="Titre2"/>
       </w:pPr>
-      <w:bookmarkStart w:id="16" w:name="_Toc227672887"/>
+      <w:bookmarkStart w:id="16" w:name="_Toc227845519"/>
       <w:r>
         <w:rPr>
           <w:noProof/>
@@ -16109,145 +15931,67 @@
           <w:sz w:val="32"/>
           <w:szCs w:val="32"/>
         </w:rPr>
+        <w:lastRenderedPageBreak/>
+        <w:t xml:space="preserve"> Dans le Dashboard seller, on ne peut pas ajouter de vendeurs, et les </w:t>
+      </w:r>
+      <w:r>
+        <w:rPr>
+          <w:sz w:val="32"/>
+          <w:szCs w:val="32"/>
+        </w:rPr>
+        <w:t>statistiques</w:t>
+      </w:r>
+      <w:r>
+        <w:rPr>
+          <w:sz w:val="32"/>
+          <w:szCs w:val="32"/>
+        </w:rPr>
+        <w:t xml:space="preserve"> seront propres </w:t>
+      </w:r>
+      <w:r>
+        <w:rPr>
+          <w:sz w:val="32"/>
+          <w:szCs w:val="32"/>
+        </w:rPr>
+        <w:t>aux vendeurs connectés.</w:t>
+      </w:r>
+    </w:p>
+    <w:p>
+      <w:pPr>
+        <w:pStyle w:val="Titre2"/>
+      </w:pPr>
+      <w:bookmarkStart w:id="17" w:name="_Toc227845520"/>
+      <w:r>
+        <w:t>Liste des clients avec le paginator</w:t>
+      </w:r>
+      <w:bookmarkEnd w:id="17"/>
+      <w:r>
         <w:t xml:space="preserve"> </w:t>
       </w:r>
     </w:p>
     <w:p>
       <w:pPr>
         <w:rPr>
-          <w:sz w:val="32"/>
-          <w:szCs w:val="32"/>
-        </w:rPr>
-      </w:pPr>
-    </w:p>
-    <w:p>
-      <w:pPr>
-        <w:rPr>
-          <w:sz w:val="32"/>
-          <w:szCs w:val="32"/>
-        </w:rPr>
-      </w:pPr>
-    </w:p>
-    <w:p>
-      <w:pPr>
-        <w:rPr>
-          <w:sz w:val="32"/>
-          <w:szCs w:val="32"/>
-        </w:rPr>
-      </w:pPr>
-    </w:p>
-    <w:p>
-      <w:pPr>
-        <w:rPr>
-          <w:sz w:val="32"/>
-          <w:szCs w:val="32"/>
-        </w:rPr>
-      </w:pPr>
-    </w:p>
-    <w:p>
-      <w:pPr>
-        <w:rPr>
-          <w:sz w:val="32"/>
-          <w:szCs w:val="32"/>
-        </w:rPr>
-      </w:pPr>
-    </w:p>
-    <w:p>
-      <w:pPr>
-        <w:rPr>
-          <w:sz w:val="32"/>
-          <w:szCs w:val="32"/>
-        </w:rPr>
-      </w:pPr>
-    </w:p>
-    <w:p>
-      <w:pPr>
-        <w:rPr>
-          <w:sz w:val="32"/>
-          <w:szCs w:val="32"/>
-        </w:rPr>
-      </w:pPr>
-    </w:p>
-    <w:p>
-      <w:pPr>
-        <w:rPr>
-          <w:sz w:val="32"/>
-          <w:szCs w:val="32"/>
-        </w:rPr>
-      </w:pPr>
-    </w:p>
-    <w:p>
-      <w:pPr>
-        <w:rPr>
-          <w:sz w:val="32"/>
-          <w:szCs w:val="32"/>
-        </w:rPr>
-      </w:pPr>
-    </w:p>
-    <w:p>
-      <w:pPr>
-        <w:rPr>
-          <w:sz w:val="32"/>
-          <w:szCs w:val="32"/>
-        </w:rPr>
-      </w:pPr>
-    </w:p>
-    <w:p>
-      <w:pPr>
-        <w:rPr>
-          <w:sz w:val="32"/>
-          <w:szCs w:val="32"/>
-        </w:rPr>
-      </w:pPr>
-      <w:r>
-        <w:rPr>
-          <w:sz w:val="32"/>
-          <w:szCs w:val="32"/>
-        </w:rPr>
-        <w:lastRenderedPageBreak/>
-        <w:t xml:space="preserve">Dans le Dashboard seller, on ne peut pas ajouter de vendeurs, et les </w:t>
-      </w:r>
-      <w:r>
-        <w:rPr>
-          <w:sz w:val="32"/>
-          <w:szCs w:val="32"/>
-        </w:rPr>
-        <w:t>statistiques</w:t>
-      </w:r>
-      <w:r>
-        <w:rPr>
-          <w:sz w:val="32"/>
-          <w:szCs w:val="32"/>
-        </w:rPr>
-        <w:t xml:space="preserve"> seront propres </w:t>
-      </w:r>
-      <w:r>
-        <w:rPr>
-          <w:sz w:val="32"/>
-          <w:szCs w:val="32"/>
-        </w:rPr>
-        <w:t>aux vendeurs connectés.</w:t>
-      </w:r>
-    </w:p>
-    <w:p>
-      <w:pPr>
-        <w:pStyle w:val="Titre2"/>
-      </w:pPr>
-      <w:bookmarkStart w:id="17" w:name="_Toc227672888"/>
+          <w:b/>
+          <w:bCs/>
+          <w:sz w:val="32"/>
+          <w:szCs w:val="32"/>
+        </w:rPr>
+      </w:pPr>
       <w:r>
         <w:rPr>
           <w:noProof/>
         </w:rPr>
         <w:drawing>
-          <wp:anchor distT="0" distB="0" distL="114300" distR="114300" simplePos="0" relativeHeight="251673088" behindDoc="1" locked="0" layoutInCell="1" allowOverlap="1" wp14:anchorId="0FB14470" wp14:editId="4A8420F8">
+          <wp:anchor distT="0" distB="0" distL="114300" distR="114300" simplePos="0" relativeHeight="251673088" behindDoc="1" locked="0" layoutInCell="1" allowOverlap="1" wp14:anchorId="0FB14470" wp14:editId="4C14551A">
             <wp:simplePos x="0" y="0"/>
             <wp:positionH relativeFrom="margin">
-              <wp:align>left</wp:align>
+              <wp:posOffset>4445</wp:posOffset>
             </wp:positionH>
             <wp:positionV relativeFrom="paragraph">
-              <wp:posOffset>363412</wp:posOffset>
+              <wp:posOffset>34925</wp:posOffset>
             </wp:positionV>
-            <wp:extent cx="5056742" cy="3831997"/>
+            <wp:extent cx="5056505" cy="3810000"/>
             <wp:effectExtent l="0" t="0" r="0" b="0"/>
             <wp:wrapNone/>
             <wp:docPr id="1423155819" name="Image 1"/>
@@ -16258,7 +16002,7 @@
               <a:graphicData uri="http://schemas.openxmlformats.org/drawingml/2006/picture">
                 <pic:pic xmlns:pic="http://schemas.openxmlformats.org/drawingml/2006/picture">
                   <pic:nvPicPr>
-                    <pic:cNvPr id="1423155819" name="Image 1423155819"/>
+                    <pic:cNvPr id="1423155819" name="Image 1"/>
                     <pic:cNvPicPr/>
                   </pic:nvPicPr>
                   <pic:blipFill>
@@ -16276,7 +16020,7 @@
                   <pic:spPr>
                     <a:xfrm>
                       <a:off x="0" y="0"/>
-                      <a:ext cx="5056742" cy="3831997"/>
+                      <a:ext cx="5056505" cy="3810000"/>
                     </a:xfrm>
                     <a:prstGeom prst="rect">
                       <a:avLst/>
@@ -16294,13 +16038,6 @@
           </wp:anchor>
         </w:drawing>
       </w:r>
-      <w:r>
-        <w:t>Liste des clients avec le paginator</w:t>
-      </w:r>
-      <w:bookmarkEnd w:id="17"/>
-      <w:r>
-        <w:t xml:space="preserve"> </w:t>
-      </w:r>
     </w:p>
     <w:p>
       <w:pPr>
@@ -16381,6 +16118,35 @@
           <w:szCs w:val="32"/>
         </w:rPr>
       </w:pPr>
+    </w:p>
+    <w:p>
+      <w:pPr>
+        <w:rPr>
+          <w:b/>
+          <w:bCs/>
+          <w:sz w:val="32"/>
+          <w:szCs w:val="32"/>
+        </w:rPr>
+      </w:pPr>
+    </w:p>
+    <w:p>
+      <w:pPr>
+        <w:rPr>
+          <w:b/>
+          <w:bCs/>
+          <w:sz w:val="32"/>
+          <w:szCs w:val="32"/>
+        </w:rPr>
+      </w:pPr>
+      <w:r>
+        <w:rPr>
+          <w:b/>
+          <w:bCs/>
+          <w:sz w:val="32"/>
+          <w:szCs w:val="32"/>
+        </w:rPr>
+        <w:t>Show client</w:t>
+      </w:r>
     </w:p>
     <w:p>
       <w:pPr>
@@ -16400,13 +16166,13 @@
           <w:szCs w:val="32"/>
         </w:rPr>
         <w:drawing>
-          <wp:anchor distT="0" distB="0" distL="114300" distR="114300" simplePos="0" relativeHeight="251674112" behindDoc="1" locked="0" layoutInCell="1" allowOverlap="1" wp14:anchorId="69CE377D" wp14:editId="6BA76A4F">
+          <wp:anchor distT="0" distB="0" distL="114300" distR="114300" simplePos="0" relativeHeight="251674112" behindDoc="1" locked="0" layoutInCell="1" allowOverlap="1" wp14:anchorId="69CE377D" wp14:editId="3962A528">
             <wp:simplePos x="0" y="0"/>
             <wp:positionH relativeFrom="margin">
-              <wp:align>left</wp:align>
+              <wp:posOffset>173990</wp:posOffset>
             </wp:positionH>
             <wp:positionV relativeFrom="paragraph">
-              <wp:posOffset>385032</wp:posOffset>
+              <wp:posOffset>14605</wp:posOffset>
             </wp:positionV>
             <wp:extent cx="5431316" cy="3183255"/>
             <wp:effectExtent l="0" t="0" r="0" b="0"/>
@@ -16437,7 +16203,7 @@
                   <pic:spPr>
                     <a:xfrm>
                       <a:off x="0" y="0"/>
-                      <a:ext cx="5438683" cy="3187573"/>
+                      <a:ext cx="5431316" cy="3183255"/>
                     </a:xfrm>
                     <a:prstGeom prst="rect">
                       <a:avLst/>
@@ -16455,33 +16221,129 @@
           </wp:anchor>
         </w:drawing>
       </w:r>
-      <w:r>
+    </w:p>
+    <w:p>
+      <w:pPr>
         <w:rPr>
           <w:b/>
           <w:bCs/>
           <w:sz w:val="32"/>
           <w:szCs w:val="32"/>
         </w:rPr>
-        <w:t>Show client</w:t>
-      </w:r>
+      </w:pPr>
+    </w:p>
+    <w:p>
+      <w:pPr>
+        <w:rPr>
+          <w:b/>
+          <w:bCs/>
+          <w:sz w:val="32"/>
+          <w:szCs w:val="32"/>
+        </w:rPr>
+      </w:pPr>
+    </w:p>
+    <w:p>
+      <w:pPr>
+        <w:rPr>
+          <w:b/>
+          <w:bCs/>
+          <w:sz w:val="32"/>
+          <w:szCs w:val="32"/>
+        </w:rPr>
+      </w:pPr>
+    </w:p>
+    <w:p>
+      <w:pPr>
+        <w:rPr>
+          <w:b/>
+          <w:bCs/>
+          <w:sz w:val="32"/>
+          <w:szCs w:val="32"/>
+        </w:rPr>
+      </w:pPr>
+    </w:p>
+    <w:p>
+      <w:pPr>
+        <w:rPr>
+          <w:b/>
+          <w:bCs/>
+          <w:sz w:val="32"/>
+          <w:szCs w:val="32"/>
+        </w:rPr>
+      </w:pPr>
+    </w:p>
+    <w:p>
+      <w:pPr>
+        <w:rPr>
+          <w:b/>
+          <w:bCs/>
+          <w:sz w:val="32"/>
+          <w:szCs w:val="32"/>
+        </w:rPr>
+      </w:pPr>
+    </w:p>
+    <w:p>
+      <w:pPr>
+        <w:rPr>
+          <w:b/>
+          <w:bCs/>
+          <w:sz w:val="32"/>
+          <w:szCs w:val="32"/>
+        </w:rPr>
+      </w:pPr>
+    </w:p>
+    <w:p>
+      <w:pPr>
+        <w:rPr>
+          <w:b/>
+          <w:bCs/>
+          <w:sz w:val="32"/>
+          <w:szCs w:val="32"/>
+        </w:rPr>
+      </w:pPr>
+    </w:p>
+    <w:p>
+      <w:pPr>
+        <w:rPr>
+          <w:b/>
+          <w:bCs/>
+          <w:sz w:val="32"/>
+          <w:szCs w:val="32"/>
+        </w:rPr>
+      </w:pPr>
     </w:p>
     <w:p>
       <w:pPr>
         <w:pStyle w:val="Titre2"/>
       </w:pPr>
-      <w:bookmarkStart w:id="18" w:name="_Toc227672889"/>
+      <w:bookmarkStart w:id="18" w:name="_Toc227845521"/>
+      <w:r>
+        <w:lastRenderedPageBreak/>
+        <w:t>Edit client</w:t>
+      </w:r>
+      <w:bookmarkEnd w:id="18"/>
+    </w:p>
+    <w:p>
+      <w:pPr>
+        <w:rPr>
+          <w:b/>
+          <w:bCs/>
+          <w:sz w:val="32"/>
+          <w:szCs w:val="32"/>
+        </w:rPr>
+      </w:pPr>
       <w:r>
         <w:rPr>
           <w:noProof/>
         </w:rPr>
         <w:drawing>
-          <wp:anchor distT="0" distB="0" distL="114300" distR="114300" simplePos="0" relativeHeight="251675136" behindDoc="1" locked="0" layoutInCell="1" allowOverlap="1" wp14:anchorId="13E9C6BB" wp14:editId="7E899FCF">
+          <wp:anchor distT="0" distB="0" distL="114300" distR="114300" simplePos="0" relativeHeight="251675136" behindDoc="1" locked="0" layoutInCell="1" allowOverlap="1" wp14:anchorId="13E9C6BB" wp14:editId="6162501F">
             <wp:simplePos x="0" y="0"/>
             <wp:positionH relativeFrom="margin">
-              <wp:align>left</wp:align>
+              <wp:posOffset>145415</wp:posOffset>
             </wp:positionH>
             <wp:positionV relativeFrom="paragraph">
-              <wp:posOffset>386647</wp:posOffset>
+              <wp:posOffset>5080</wp:posOffset>
             </wp:positionV>
             <wp:extent cx="5164842" cy="4010140"/>
             <wp:effectExtent l="0" t="0" r="0" b="0"/>
@@ -16530,20 +16392,6 @@
           </wp:anchor>
         </w:drawing>
       </w:r>
-      <w:r>
-        <w:t>Edit client</w:t>
-      </w:r>
-      <w:bookmarkEnd w:id="18"/>
-    </w:p>
-    <w:p>
-      <w:pPr>
-        <w:rPr>
-          <w:b/>
-          <w:bCs/>
-          <w:sz w:val="32"/>
-          <w:szCs w:val="32"/>
-        </w:rPr>
-      </w:pPr>
     </w:p>
     <w:p>
       <w:pPr>
@@ -16665,9 +16513,8 @@
       <w:pPr>
         <w:pStyle w:val="Titre2"/>
       </w:pPr>
-      <w:bookmarkStart w:id="19" w:name="_Toc227672890"/>
-      <w:r>
-        <w:lastRenderedPageBreak/>
+      <w:bookmarkStart w:id="19" w:name="_Toc227845522"/>
+      <w:r>
         <w:t>Le bouton suppression</w:t>
       </w:r>
       <w:bookmarkEnd w:id="19"/>
@@ -16914,178 +16761,6 @@
         </w:rPr>
         <w:t>Invoice.</w:t>
       </w:r>
-    </w:p>
-    <w:p>
-      <w:pPr>
-        <w:pStyle w:val="Titre2"/>
-      </w:pPr>
-      <w:bookmarkStart w:id="20" w:name="_Toc227672891"/>
-      <w:r>
-        <w:rPr>
-          <w:noProof/>
-        </w:rPr>
-        <mc:AlternateContent>
-          <mc:Choice Requires="wps">
-            <w:drawing>
-              <wp:anchor distT="45720" distB="45720" distL="114300" distR="114300" simplePos="0" relativeHeight="251687424" behindDoc="1" locked="0" layoutInCell="1" allowOverlap="1" wp14:anchorId="1137A51C" wp14:editId="43759D34">
-                <wp:simplePos x="0" y="0"/>
-                <wp:positionH relativeFrom="leftMargin">
-                  <wp:posOffset>193431</wp:posOffset>
-                </wp:positionH>
-                <wp:positionV relativeFrom="paragraph">
-                  <wp:posOffset>290977</wp:posOffset>
-                </wp:positionV>
-                <wp:extent cx="685800" cy="691661"/>
-                <wp:effectExtent l="0" t="0" r="19050" b="13335"/>
-                <wp:wrapNone/>
-                <wp:docPr id="217" name="Zone de texte 2"/>
-                <wp:cNvGraphicFramePr>
-                  <a:graphicFrameLocks xmlns:a="http://schemas.openxmlformats.org/drawingml/2006/main"/>
-                </wp:cNvGraphicFramePr>
-                <a:graphic xmlns:a="http://schemas.openxmlformats.org/drawingml/2006/main">
-                  <a:graphicData uri="http://schemas.microsoft.com/office/word/2010/wordprocessingShape">
-                    <wps:wsp>
-                      <wps:cNvSpPr txBox="1">
-                        <a:spLocks noChangeArrowheads="1"/>
-                      </wps:cNvSpPr>
-                      <wps:spPr bwMode="auto">
-                        <a:xfrm>
-                          <a:off x="0" y="0"/>
-                          <a:ext cx="685800" cy="691661"/>
-                        </a:xfrm>
-                        <a:prstGeom prst="rect">
-                          <a:avLst/>
-                        </a:prstGeom>
-                        <a:solidFill>
-                          <a:srgbClr val="FFFF00"/>
-                        </a:solidFill>
-                        <a:ln w="9525">
-                          <a:solidFill>
-                            <a:srgbClr val="000000"/>
-                          </a:solidFill>
-                          <a:miter lim="800000"/>
-                          <a:headEnd/>
-                          <a:tailEnd/>
-                        </a:ln>
-                      </wps:spPr>
-                      <wps:txbx>
-                        <w:txbxContent>
-                          <w:p>
-                            <w:r>
-                              <w:t>Voir page 2</w:t>
-                            </w:r>
-                            <w:r>
-                              <w:t>8</w:t>
-                            </w:r>
-                          </w:p>
-                        </w:txbxContent>
-                      </wps:txbx>
-                      <wps:bodyPr rot="0" vert="horz" wrap="square" lIns="91440" tIns="45720" rIns="91440" bIns="45720" anchor="t" anchorCtr="0">
-                        <a:noAutofit/>
-                      </wps:bodyPr>
-                    </wps:wsp>
-                  </a:graphicData>
-                </a:graphic>
-                <wp14:sizeRelH relativeFrom="margin">
-                  <wp14:pctWidth>0</wp14:pctWidth>
-                </wp14:sizeRelH>
-                <wp14:sizeRelV relativeFrom="margin">
-                  <wp14:pctHeight>0</wp14:pctHeight>
-                </wp14:sizeRelV>
-              </wp:anchor>
-            </w:drawing>
-          </mc:Choice>
-          <mc:Fallback>
-            <w:pict>
-              <v:shape w14:anchorId="1137A51C" id="_x0000_s1027" type="#_x0000_t202" style="position:absolute;margin-left:15.25pt;margin-top:22.9pt;width:54pt;height:54.45pt;z-index:-251629056;visibility:visible;mso-wrap-style:square;mso-width-percent:0;mso-height-percent:0;mso-wrap-distance-left:9pt;mso-wrap-distance-top:3.6pt;mso-wrap-distance-right:9pt;mso-wrap-distance-bottom:3.6pt;mso-position-horizontal:absolute;mso-position-horizontal-relative:left-margin-area;mso-position-vertical:absolute;mso-position-vertical-relative:text;mso-width-percent:0;mso-height-percent:0;mso-width-relative:margin;mso-height-relative:margin;v-text-anchor:top" o:gfxdata="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" fillcolor="yellow">
-                <v:textbox>
-                  <w:txbxContent>
-                    <w:p>
-                      <w:r>
-                        <w:t>Voir page 2</w:t>
-                      </w:r>
-                      <w:r>
-                        <w:t>8</w:t>
-                      </w:r>
-                    </w:p>
-                  </w:txbxContent>
-                </v:textbox>
-                <w10:wrap anchorx="margin"/>
-              </v:shape>
-            </w:pict>
-          </mc:Fallback>
-        </mc:AlternateContent>
-      </w:r>
-      <w:r>
-        <w:rPr>
-          <w:noProof/>
-        </w:rPr>
-        <w:drawing>
-          <wp:anchor distT="0" distB="0" distL="114300" distR="114300" simplePos="0" relativeHeight="251677184" behindDoc="1" locked="0" layoutInCell="1" allowOverlap="1" wp14:anchorId="2DE6E00F" wp14:editId="0AEAAF76">
-            <wp:simplePos x="0" y="0"/>
-            <wp:positionH relativeFrom="column">
-              <wp:posOffset>-74165</wp:posOffset>
-            </wp:positionH>
-            <wp:positionV relativeFrom="paragraph">
-              <wp:posOffset>358568</wp:posOffset>
-            </wp:positionV>
-            <wp:extent cx="5453349" cy="3940166"/>
-            <wp:effectExtent l="0" t="0" r="0" b="3810"/>
-            <wp:wrapNone/>
-            <wp:docPr id="965375256" name="Image 5"/>
-            <wp:cNvGraphicFramePr>
-              <a:graphicFrameLocks xmlns:a="http://schemas.openxmlformats.org/drawingml/2006/main" noChangeAspect="1"/>
-            </wp:cNvGraphicFramePr>
-            <a:graphic xmlns:a="http://schemas.openxmlformats.org/drawingml/2006/main">
-              <a:graphicData uri="http://schemas.openxmlformats.org/drawingml/2006/picture">
-                <pic:pic xmlns:pic="http://schemas.openxmlformats.org/drawingml/2006/picture">
-                  <pic:nvPicPr>
-                    <pic:cNvPr id="965375256" name="Image 965375256"/>
-                    <pic:cNvPicPr/>
-                  </pic:nvPicPr>
-                  <pic:blipFill>
-                    <a:blip r:embed="rId24">
-                      <a:extLst>
-                        <a:ext uri="{28A0092B-C50C-407E-A947-70E740481C1C}">
-                          <a14:useLocalDpi xmlns:a14="http://schemas.microsoft.com/office/drawing/2010/main" val="0"/>
-                        </a:ext>
-                      </a:extLst>
-                    </a:blip>
-                    <a:stretch>
-                      <a:fillRect/>
-                    </a:stretch>
-                  </pic:blipFill>
-                  <pic:spPr>
-                    <a:xfrm>
-                      <a:off x="0" y="0"/>
-                      <a:ext cx="5460046" cy="3945005"/>
-                    </a:xfrm>
-                    <a:prstGeom prst="rect">
-                      <a:avLst/>
-                    </a:prstGeom>
-                  </pic:spPr>
-                </pic:pic>
-              </a:graphicData>
-            </a:graphic>
-            <wp14:sizeRelH relativeFrom="margin">
-              <wp14:pctWidth>0</wp14:pctWidth>
-            </wp14:sizeRelH>
-            <wp14:sizeRelV relativeFrom="margin">
-              <wp14:pctHeight>0</wp14:pctHeight>
-            </wp14:sizeRelV>
-          </wp:anchor>
-        </w:drawing>
-      </w:r>
-      <w:r>
-        <w:t>La page index catalogue</w:t>
-      </w:r>
-      <w:r>
-        <w:t> </w:t>
-      </w:r>
-      <w:r>
-        <w:t>:Paginée, filtrée et triée</w:t>
-      </w:r>
-      <w:bookmarkEnd w:id="20"/>
     </w:p>
     <w:p>
       <w:pPr>
@@ -17253,15 +16928,114 @@
         <w:rPr>
           <w:sz w:val="40"/>
           <w:szCs w:val="40"/>
-        </w:rPr>
-      </w:pPr>
-      <w:r>
+          <w:bdr w:val="single" w:sz="4" w:space="0" w:color="auto"/>
+        </w:rPr>
+      </w:pPr>
+    </w:p>
+    <w:p>
+      <w:pPr>
+        <w:jc w:val="center"/>
         <w:rPr>
           <w:sz w:val="40"/>
           <w:szCs w:val="40"/>
           <w:bdr w:val="single" w:sz="4" w:space="0" w:color="auto"/>
         </w:rPr>
-        <w:lastRenderedPageBreak/>
+      </w:pPr>
+    </w:p>
+    <w:p>
+      <w:pPr>
+        <w:jc w:val="center"/>
+        <w:rPr>
+          <w:sz w:val="40"/>
+          <w:szCs w:val="40"/>
+          <w:bdr w:val="single" w:sz="4" w:space="0" w:color="auto"/>
+        </w:rPr>
+      </w:pPr>
+    </w:p>
+    <w:p>
+      <w:pPr>
+        <w:jc w:val="center"/>
+        <w:rPr>
+          <w:sz w:val="40"/>
+          <w:szCs w:val="40"/>
+          <w:bdr w:val="single" w:sz="4" w:space="0" w:color="auto"/>
+        </w:rPr>
+      </w:pPr>
+    </w:p>
+    <w:p>
+      <w:pPr>
+        <w:jc w:val="center"/>
+        <w:rPr>
+          <w:sz w:val="40"/>
+          <w:szCs w:val="40"/>
+          <w:bdr w:val="single" w:sz="4" w:space="0" w:color="auto"/>
+        </w:rPr>
+      </w:pPr>
+    </w:p>
+    <w:p>
+      <w:pPr>
+        <w:jc w:val="center"/>
+        <w:rPr>
+          <w:sz w:val="40"/>
+          <w:szCs w:val="40"/>
+          <w:bdr w:val="single" w:sz="4" w:space="0" w:color="auto"/>
+        </w:rPr>
+      </w:pPr>
+    </w:p>
+    <w:p>
+      <w:pPr>
+        <w:jc w:val="center"/>
+        <w:rPr>
+          <w:sz w:val="40"/>
+          <w:szCs w:val="40"/>
+          <w:bdr w:val="single" w:sz="4" w:space="0" w:color="auto"/>
+        </w:rPr>
+      </w:pPr>
+    </w:p>
+    <w:p>
+      <w:pPr>
+        <w:jc w:val="center"/>
+        <w:rPr>
+          <w:sz w:val="40"/>
+          <w:szCs w:val="40"/>
+          <w:bdr w:val="single" w:sz="4" w:space="0" w:color="auto"/>
+        </w:rPr>
+      </w:pPr>
+    </w:p>
+    <w:p>
+      <w:pPr>
+        <w:jc w:val="center"/>
+        <w:rPr>
+          <w:sz w:val="40"/>
+          <w:szCs w:val="40"/>
+          <w:bdr w:val="single" w:sz="4" w:space="0" w:color="auto"/>
+        </w:rPr>
+      </w:pPr>
+    </w:p>
+    <w:p>
+      <w:pPr>
+        <w:jc w:val="center"/>
+        <w:rPr>
+          <w:sz w:val="40"/>
+          <w:szCs w:val="40"/>
+          <w:bdr w:val="single" w:sz="4" w:space="0" w:color="auto"/>
+        </w:rPr>
+      </w:pPr>
+    </w:p>
+    <w:p>
+      <w:pPr>
+        <w:jc w:val="center"/>
+        <w:rPr>
+          <w:sz w:val="40"/>
+          <w:szCs w:val="40"/>
+        </w:rPr>
+      </w:pPr>
+      <w:r>
+        <w:rPr>
+          <w:sz w:val="40"/>
+          <w:szCs w:val="40"/>
+          <w:bdr w:val="single" w:sz="4" w:space="0" w:color="auto"/>
+        </w:rPr>
         <w:t>Factures</w:t>
       </w:r>
     </w:p>
@@ -17312,7 +17086,7 @@
                     </pic:cNvPicPr>
                   </pic:nvPicPr>
                   <pic:blipFill>
-                    <a:blip r:embed="rId25">
+                    <a:blip r:embed="rId24">
                       <a:extLst>
                         <a:ext uri="{28A0092B-C50C-407E-A947-70E740481C1C}">
                           <a14:useLocalDpi xmlns:a14="http://schemas.microsoft.com/office/drawing/2010/main" val="0"/>
@@ -17423,7 +17197,1191 @@
       <w:pPr>
         <w:pStyle w:val="Titre2"/>
       </w:pPr>
-      <w:bookmarkStart w:id="21" w:name="_Toc227672892"/>
+      <w:bookmarkStart w:id="20" w:name="_Toc227845523"/>
+      <w:r>
+        <w:rPr>
+          <w:noProof/>
+        </w:rPr>
+        <w:drawing>
+          <wp:anchor distT="0" distB="0" distL="114300" distR="114300" simplePos="0" relativeHeight="251694592" behindDoc="1" locked="0" layoutInCell="1" allowOverlap="1" wp14:anchorId="0BB72E0B" wp14:editId="65128CE5">
+            <wp:simplePos x="0" y="0"/>
+            <wp:positionH relativeFrom="margin">
+              <wp:align>left</wp:align>
+            </wp:positionH>
+            <wp:positionV relativeFrom="paragraph">
+              <wp:posOffset>7620</wp:posOffset>
+            </wp:positionV>
+            <wp:extent cx="5760085" cy="648970"/>
+            <wp:effectExtent l="0" t="0" r="0" b="0"/>
+            <wp:wrapNone/>
+            <wp:docPr id="9777456" name="Image 7"/>
+            <wp:cNvGraphicFramePr>
+              <a:graphicFrameLocks xmlns:a="http://schemas.openxmlformats.org/drawingml/2006/main" noChangeAspect="1"/>
+            </wp:cNvGraphicFramePr>
+            <a:graphic xmlns:a="http://schemas.openxmlformats.org/drawingml/2006/main">
+              <a:graphicData uri="http://schemas.openxmlformats.org/drawingml/2006/picture">
+                <pic:pic xmlns:pic="http://schemas.openxmlformats.org/drawingml/2006/picture">
+                  <pic:nvPicPr>
+                    <pic:cNvPr id="9777456" name="Image 9777456"/>
+                    <pic:cNvPicPr/>
+                  </pic:nvPicPr>
+                  <pic:blipFill>
+                    <a:blip r:embed="rId25">
+                      <a:extLst>
+                        <a:ext uri="{28A0092B-C50C-407E-A947-70E740481C1C}">
+                          <a14:useLocalDpi xmlns:a14="http://schemas.microsoft.com/office/drawing/2010/main" val="0"/>
+                        </a:ext>
+                      </a:extLst>
+                    </a:blip>
+                    <a:stretch>
+                      <a:fillRect/>
+                    </a:stretch>
+                  </pic:blipFill>
+                  <pic:spPr>
+                    <a:xfrm>
+                      <a:off x="0" y="0"/>
+                      <a:ext cx="5760085" cy="648970"/>
+                    </a:xfrm>
+                    <a:prstGeom prst="rect">
+                      <a:avLst/>
+                    </a:prstGeom>
+                  </pic:spPr>
+                </pic:pic>
+              </a:graphicData>
+            </a:graphic>
+          </wp:anchor>
+        </w:drawing>
+      </w:r>
+      <w:bookmarkEnd w:id="20"/>
+    </w:p>
+    <w:p/>
+    <w:p>
+      <w:pPr>
+        <w:ind w:firstLine="567"/>
+        <w:rPr>
+          <w:b/>
+          <w:bCs/>
+        </w:rPr>
+      </w:pPr>
+    </w:p>
+    <w:p>
+      <w:pPr>
+        <w:ind w:firstLine="567"/>
+      </w:pPr>
+      <w:r>
+        <w:t>Si le vendeur est lié à une ou plusieurs factures, l’icône de suppression est désactivée afin d’empêcher toute action incohérente.</w:t>
+      </w:r>
+      <w:r>
+        <w:br/>
+        <w:t>Lorsque la suppression est autorisée, un modal de confirmation est affiché pour valider l’</w:t>
+      </w:r>
+      <w:r>
+        <w:t>action. Après</w:t>
+      </w:r>
+      <w:r>
+        <w:t xml:space="preserve"> validation, un message de succès informe l’utilisateur que la suppression a été réalisée.</w:t>
+      </w:r>
+    </w:p>
+    <w:p>
+      <w:r>
+        <w:rPr>
+          <w:noProof/>
+        </w:rPr>
+        <w:drawing>
+          <wp:anchor distT="0" distB="0" distL="114300" distR="114300" simplePos="0" relativeHeight="251693568" behindDoc="1" locked="0" layoutInCell="1" allowOverlap="1" wp14:anchorId="116E966E" wp14:editId="1617DF3C">
+            <wp:simplePos x="0" y="0"/>
+            <wp:positionH relativeFrom="margin">
+              <wp:posOffset>3039110</wp:posOffset>
+            </wp:positionH>
+            <wp:positionV relativeFrom="paragraph">
+              <wp:posOffset>11430</wp:posOffset>
+            </wp:positionV>
+            <wp:extent cx="2806700" cy="1604010"/>
+            <wp:effectExtent l="0" t="0" r="0" b="0"/>
+            <wp:wrapNone/>
+            <wp:docPr id="656960101" name="Image 6"/>
+            <wp:cNvGraphicFramePr>
+              <a:graphicFrameLocks xmlns:a="http://schemas.openxmlformats.org/drawingml/2006/main" noChangeAspect="1"/>
+            </wp:cNvGraphicFramePr>
+            <a:graphic xmlns:a="http://schemas.openxmlformats.org/drawingml/2006/main">
+              <a:graphicData uri="http://schemas.openxmlformats.org/drawingml/2006/picture">
+                <pic:pic xmlns:pic="http://schemas.openxmlformats.org/drawingml/2006/picture">
+                  <pic:nvPicPr>
+                    <pic:cNvPr id="656960101" name="Image 656960101"/>
+                    <pic:cNvPicPr/>
+                  </pic:nvPicPr>
+                  <pic:blipFill>
+                    <a:blip r:embed="rId26">
+                      <a:extLst>
+                        <a:ext uri="{28A0092B-C50C-407E-A947-70E740481C1C}">
+                          <a14:useLocalDpi xmlns:a14="http://schemas.microsoft.com/office/drawing/2010/main" val="0"/>
+                        </a:ext>
+                      </a:extLst>
+                    </a:blip>
+                    <a:stretch>
+                      <a:fillRect/>
+                    </a:stretch>
+                  </pic:blipFill>
+                  <pic:spPr>
+                    <a:xfrm>
+                      <a:off x="0" y="0"/>
+                      <a:ext cx="2806700" cy="1604010"/>
+                    </a:xfrm>
+                    <a:prstGeom prst="rect">
+                      <a:avLst/>
+                    </a:prstGeom>
+                  </pic:spPr>
+                </pic:pic>
+              </a:graphicData>
+            </a:graphic>
+            <wp14:sizeRelH relativeFrom="margin">
+              <wp14:pctWidth>0</wp14:pctWidth>
+            </wp14:sizeRelH>
+            <wp14:sizeRelV relativeFrom="margin">
+              <wp14:pctHeight>0</wp14:pctHeight>
+            </wp14:sizeRelV>
+          </wp:anchor>
+        </w:drawing>
+      </w:r>
+      <w:r>
+        <w:rPr>
+          <w:noProof/>
+        </w:rPr>
+        <w:drawing>
+          <wp:anchor distT="0" distB="0" distL="114300" distR="114300" simplePos="0" relativeHeight="251692544" behindDoc="1" locked="0" layoutInCell="1" allowOverlap="1" wp14:anchorId="7F2E118B" wp14:editId="495E4DC7">
+            <wp:simplePos x="0" y="0"/>
+            <wp:positionH relativeFrom="margin">
+              <wp:posOffset>76200</wp:posOffset>
+            </wp:positionH>
+            <wp:positionV relativeFrom="paragraph">
+              <wp:posOffset>15240</wp:posOffset>
+            </wp:positionV>
+            <wp:extent cx="2807242" cy="1628775"/>
+            <wp:effectExtent l="0" t="0" r="0" b="0"/>
+            <wp:wrapNone/>
+            <wp:docPr id="1167205543" name="Image 5"/>
+            <wp:cNvGraphicFramePr>
+              <a:graphicFrameLocks xmlns:a="http://schemas.openxmlformats.org/drawingml/2006/main" noChangeAspect="1"/>
+            </wp:cNvGraphicFramePr>
+            <a:graphic xmlns:a="http://schemas.openxmlformats.org/drawingml/2006/main">
+              <a:graphicData uri="http://schemas.openxmlformats.org/drawingml/2006/picture">
+                <pic:pic xmlns:pic="http://schemas.openxmlformats.org/drawingml/2006/picture">
+                  <pic:nvPicPr>
+                    <pic:cNvPr id="1167205543" name="Image 1167205543"/>
+                    <pic:cNvPicPr/>
+                  </pic:nvPicPr>
+                  <pic:blipFill>
+                    <a:blip r:embed="rId27">
+                      <a:extLst>
+                        <a:ext uri="{28A0092B-C50C-407E-A947-70E740481C1C}">
+                          <a14:useLocalDpi xmlns:a14="http://schemas.microsoft.com/office/drawing/2010/main" val="0"/>
+                        </a:ext>
+                      </a:extLst>
+                    </a:blip>
+                    <a:stretch>
+                      <a:fillRect/>
+                    </a:stretch>
+                  </pic:blipFill>
+                  <pic:spPr>
+                    <a:xfrm>
+                      <a:off x="0" y="0"/>
+                      <a:ext cx="2807242" cy="1628775"/>
+                    </a:xfrm>
+                    <a:prstGeom prst="rect">
+                      <a:avLst/>
+                    </a:prstGeom>
+                  </pic:spPr>
+                </pic:pic>
+              </a:graphicData>
+            </a:graphic>
+            <wp14:sizeRelH relativeFrom="margin">
+              <wp14:pctWidth>0</wp14:pctWidth>
+            </wp14:sizeRelH>
+            <wp14:sizeRelV relativeFrom="margin">
+              <wp14:pctHeight>0</wp14:pctHeight>
+            </wp14:sizeRelV>
+          </wp:anchor>
+        </w:drawing>
+      </w:r>
+    </w:p>
+    <w:p/>
+    <w:p/>
+    <w:p/>
+    <w:p/>
+    <w:p/>
+    <w:p>
+      <w:pPr>
+        <w:pStyle w:val="Titre1"/>
+      </w:pPr>
+      <w:bookmarkStart w:id="21" w:name="_Toc227845524"/>
+      <w:r>
+        <w:lastRenderedPageBreak/>
+        <w:t>Fonctionnement du bouton suppression</w:t>
+      </w:r>
+      <w:bookmarkEnd w:id="21"/>
+    </w:p>
+    <w:p>
+      <w:pPr>
+        <w:pStyle w:val="Sous-titre"/>
+      </w:pPr>
+      <w:r>
+        <w:t>Gestion de l’affichage dans le template(Twig)</w:t>
+      </w:r>
+    </w:p>
+    <w:p>
+      <w:pPr>
+        <w:pBdr>
+          <w:top w:val="single" w:sz="4" w:space="1" w:color="auto"/>
+          <w:left w:val="single" w:sz="4" w:space="4" w:color="auto"/>
+          <w:bottom w:val="single" w:sz="4" w:space="1" w:color="auto"/>
+          <w:right w:val="single" w:sz="4" w:space="4" w:color="auto"/>
+        </w:pBdr>
+        <w:spacing w:after="0" w:line="240" w:lineRule="auto"/>
+        <w:rPr>
+          <w:sz w:val="32"/>
+          <w:szCs w:val="32"/>
+          <w:lang w:val="en-GB"/>
+        </w:rPr>
+      </w:pPr>
+      <w:r>
+        <w:rPr>
+          <w:sz w:val="32"/>
+          <w:szCs w:val="32"/>
+          <w:highlight w:val="yellow"/>
+          <w:lang w:val="en-GB"/>
+        </w:rPr>
+        <w:t>{% if seller.invoices|length &gt; 0 %}</w:t>
+      </w:r>
+    </w:p>
+    <w:p>
+      <w:pPr>
+        <w:pBdr>
+          <w:top w:val="single" w:sz="4" w:space="1" w:color="auto"/>
+          <w:left w:val="single" w:sz="4" w:space="4" w:color="auto"/>
+          <w:bottom w:val="single" w:sz="4" w:space="1" w:color="auto"/>
+          <w:right w:val="single" w:sz="4" w:space="4" w:color="auto"/>
+        </w:pBdr>
+        <w:spacing w:after="0" w:line="240" w:lineRule="auto"/>
+        <w:rPr>
+          <w:sz w:val="32"/>
+          <w:szCs w:val="32"/>
+          <w:lang w:val="en-GB"/>
+        </w:rPr>
+      </w:pPr>
+      <w:r>
+        <w:rPr>
+          <w:sz w:val="32"/>
+          <w:szCs w:val="32"/>
+          <w:lang w:val="en-GB"/>
+        </w:rPr>
+        <w:t xml:space="preserve">    &lt;button class="btn btn-sm btn-</w:t>
+      </w:r>
+      <w:r>
+        <w:rPr>
+          <w:sz w:val="32"/>
+          <w:szCs w:val="32"/>
+          <w:highlight w:val="lightGray"/>
+          <w:lang w:val="en-GB"/>
+        </w:rPr>
+        <w:t>secondary</w:t>
+      </w:r>
+      <w:r>
+        <w:rPr>
+          <w:sz w:val="32"/>
+          <w:szCs w:val="32"/>
+          <w:lang w:val="en-GB"/>
+        </w:rPr>
+        <w:t xml:space="preserve">" </w:t>
+      </w:r>
+      <w:r>
+        <w:rPr>
+          <w:sz w:val="32"/>
+          <w:szCs w:val="32"/>
+          <w:highlight w:val="green"/>
+          <w:lang w:val="en-GB"/>
+        </w:rPr>
+        <w:t>disabled&gt;</w:t>
+      </w:r>
+    </w:p>
+    <w:p>
+      <w:pPr>
+        <w:pBdr>
+          <w:top w:val="single" w:sz="4" w:space="1" w:color="auto"/>
+          <w:left w:val="single" w:sz="4" w:space="4" w:color="auto"/>
+          <w:bottom w:val="single" w:sz="4" w:space="1" w:color="auto"/>
+          <w:right w:val="single" w:sz="4" w:space="4" w:color="auto"/>
+        </w:pBdr>
+        <w:spacing w:after="0" w:line="240" w:lineRule="auto"/>
+        <w:rPr>
+          <w:sz w:val="32"/>
+          <w:szCs w:val="32"/>
+          <w:lang w:val="en-GB"/>
+        </w:rPr>
+      </w:pPr>
+      <w:r>
+        <w:rPr>
+          <w:sz w:val="32"/>
+          <w:szCs w:val="32"/>
+          <w:lang w:val="en-GB"/>
+        </w:rPr>
+        <w:t xml:space="preserve">        &lt;i class="</w:t>
+      </w:r>
+      <w:r>
+        <w:rPr>
+          <w:b/>
+          <w:bCs/>
+          <w:color w:val="FFFFFF" w:themeColor="background1"/>
+          <w:sz w:val="32"/>
+          <w:szCs w:val="32"/>
+          <w:highlight w:val="red"/>
+          <w:lang w:val="en-GB"/>
+        </w:rPr>
+        <w:t>bi bi-trash3-fill</w:t>
+      </w:r>
+      <w:r>
+        <w:rPr>
+          <w:sz w:val="32"/>
+          <w:szCs w:val="32"/>
+          <w:lang w:val="en-GB"/>
+        </w:rPr>
+        <w:t>"&gt;&lt;/i&gt;</w:t>
+      </w:r>
+    </w:p>
+    <w:p>
+      <w:pPr>
+        <w:pBdr>
+          <w:top w:val="single" w:sz="4" w:space="1" w:color="auto"/>
+          <w:left w:val="single" w:sz="4" w:space="4" w:color="auto"/>
+          <w:bottom w:val="single" w:sz="4" w:space="1" w:color="auto"/>
+          <w:right w:val="single" w:sz="4" w:space="4" w:color="auto"/>
+        </w:pBdr>
+        <w:spacing w:after="0" w:line="240" w:lineRule="auto"/>
+        <w:rPr>
+          <w:sz w:val="32"/>
+          <w:szCs w:val="32"/>
+          <w:lang w:val="en-GB"/>
+        </w:rPr>
+      </w:pPr>
+      <w:r>
+        <w:rPr>
+          <w:sz w:val="32"/>
+          <w:szCs w:val="32"/>
+          <w:lang w:val="en-GB"/>
+        </w:rPr>
+        <w:t xml:space="preserve">    &lt;/button&gt;</w:t>
+      </w:r>
+    </w:p>
+    <w:p>
+      <w:pPr>
+        <w:pBdr>
+          <w:top w:val="single" w:sz="4" w:space="1" w:color="auto"/>
+          <w:left w:val="single" w:sz="4" w:space="4" w:color="auto"/>
+          <w:bottom w:val="single" w:sz="4" w:space="1" w:color="auto"/>
+          <w:right w:val="single" w:sz="4" w:space="4" w:color="auto"/>
+        </w:pBdr>
+        <w:spacing w:after="0" w:line="240" w:lineRule="auto"/>
+        <w:rPr>
+          <w:sz w:val="32"/>
+          <w:szCs w:val="32"/>
+          <w:lang w:val="en-GB"/>
+        </w:rPr>
+      </w:pPr>
+      <w:r>
+        <w:rPr>
+          <w:sz w:val="32"/>
+          <w:szCs w:val="32"/>
+          <w:highlight w:val="yellow"/>
+          <w:lang w:val="en-GB"/>
+        </w:rPr>
+        <w:t>{% else %}</w:t>
+      </w:r>
+    </w:p>
+    <w:p>
+      <w:pPr>
+        <w:pBdr>
+          <w:top w:val="single" w:sz="4" w:space="1" w:color="auto"/>
+          <w:left w:val="single" w:sz="4" w:space="4" w:color="auto"/>
+          <w:bottom w:val="single" w:sz="4" w:space="1" w:color="auto"/>
+          <w:right w:val="single" w:sz="4" w:space="4" w:color="auto"/>
+        </w:pBdr>
+        <w:spacing w:after="0" w:line="240" w:lineRule="auto"/>
+        <w:rPr>
+          <w:sz w:val="32"/>
+          <w:szCs w:val="32"/>
+          <w:highlight w:val="green"/>
+          <w:lang w:val="en-GB"/>
+        </w:rPr>
+      </w:pPr>
+      <w:r>
+        <w:rPr>
+          <w:sz w:val="32"/>
+          <w:szCs w:val="32"/>
+          <w:lang w:val="en-GB"/>
+        </w:rPr>
+        <w:t xml:space="preserve">    </w:t>
+      </w:r>
+      <w:r>
+        <w:rPr>
+          <w:sz w:val="32"/>
+          <w:szCs w:val="32"/>
+          <w:highlight w:val="green"/>
+          <w:lang w:val="en-GB"/>
+        </w:rPr>
+        <w:t>{{ include('components/buttons/_delete.html.twig', {</w:t>
+      </w:r>
+    </w:p>
+    <w:p>
+      <w:pPr>
+        <w:pBdr>
+          <w:top w:val="single" w:sz="4" w:space="1" w:color="auto"/>
+          <w:left w:val="single" w:sz="4" w:space="4" w:color="auto"/>
+          <w:bottom w:val="single" w:sz="4" w:space="1" w:color="auto"/>
+          <w:right w:val="single" w:sz="4" w:space="4" w:color="auto"/>
+        </w:pBdr>
+        <w:spacing w:after="0" w:line="240" w:lineRule="auto"/>
+        <w:rPr>
+          <w:sz w:val="32"/>
+          <w:szCs w:val="32"/>
+          <w:highlight w:val="green"/>
+        </w:rPr>
+      </w:pPr>
+      <w:r>
+        <w:rPr>
+          <w:sz w:val="32"/>
+          <w:szCs w:val="32"/>
+          <w:highlight w:val="green"/>
+          <w:lang w:val="en-GB"/>
+        </w:rPr>
+        <w:t xml:space="preserve">        </w:t>
+      </w:r>
+      <w:r>
+        <w:rPr>
+          <w:sz w:val="32"/>
+          <w:szCs w:val="32"/>
+          <w:highlight w:val="green"/>
+        </w:rPr>
+        <w:t>route: 'app_seller_delete',</w:t>
+      </w:r>
+    </w:p>
+    <w:p>
+      <w:pPr>
+        <w:pBdr>
+          <w:top w:val="single" w:sz="4" w:space="1" w:color="auto"/>
+          <w:left w:val="single" w:sz="4" w:space="4" w:color="auto"/>
+          <w:bottom w:val="single" w:sz="4" w:space="1" w:color="auto"/>
+          <w:right w:val="single" w:sz="4" w:space="4" w:color="auto"/>
+        </w:pBdr>
+        <w:spacing w:after="0" w:line="240" w:lineRule="auto"/>
+        <w:rPr>
+          <w:sz w:val="32"/>
+          <w:szCs w:val="32"/>
+        </w:rPr>
+      </w:pPr>
+      <w:r>
+        <w:rPr>
+          <w:sz w:val="32"/>
+          <w:szCs w:val="32"/>
+          <w:highlight w:val="green"/>
+        </w:rPr>
+        <w:t xml:space="preserve">        id: seller.id</w:t>
+      </w:r>
+    </w:p>
+    <w:p>
+      <w:pPr>
+        <w:pBdr>
+          <w:top w:val="single" w:sz="4" w:space="1" w:color="auto"/>
+          <w:left w:val="single" w:sz="4" w:space="4" w:color="auto"/>
+          <w:bottom w:val="single" w:sz="4" w:space="1" w:color="auto"/>
+          <w:right w:val="single" w:sz="4" w:space="4" w:color="auto"/>
+        </w:pBdr>
+        <w:spacing w:after="0" w:line="240" w:lineRule="auto"/>
+        <w:rPr>
+          <w:sz w:val="32"/>
+          <w:szCs w:val="32"/>
+        </w:rPr>
+      </w:pPr>
+      <w:r>
+        <w:rPr>
+          <w:sz w:val="32"/>
+          <w:szCs w:val="32"/>
+        </w:rPr>
+        <w:t xml:space="preserve">    }) }}</w:t>
+      </w:r>
+    </w:p>
+    <w:p>
+      <w:pPr>
+        <w:pBdr>
+          <w:top w:val="single" w:sz="4" w:space="1" w:color="auto"/>
+          <w:left w:val="single" w:sz="4" w:space="4" w:color="auto"/>
+          <w:bottom w:val="single" w:sz="4" w:space="1" w:color="auto"/>
+          <w:right w:val="single" w:sz="4" w:space="4" w:color="auto"/>
+        </w:pBdr>
+        <w:spacing w:after="0" w:line="240" w:lineRule="auto"/>
+        <w:rPr>
+          <w:sz w:val="32"/>
+          <w:szCs w:val="32"/>
+        </w:rPr>
+      </w:pPr>
+      <w:r>
+        <w:rPr>
+          <w:sz w:val="32"/>
+          <w:szCs w:val="32"/>
+        </w:rPr>
+        <w:t>{% endif %}</w:t>
+      </w:r>
+    </w:p>
+    <w:p>
+      <w:pPr>
+        <w:rPr>
+          <w:sz w:val="32"/>
+          <w:szCs w:val="32"/>
+        </w:rPr>
+      </w:pPr>
+      <w:r>
+        <w:rPr>
+          <w:sz w:val="32"/>
+          <w:szCs w:val="32"/>
+        </w:rPr>
+        <w:t>Dans la liste des vendeurs, une condition permet de vérifier si le vendeur possède des factures :</w:t>
+      </w:r>
+    </w:p>
+    <w:p>
+      <w:pPr>
+        <w:numPr>
+          <w:ilvl w:val="0"/>
+          <w:numId w:val="15"/>
+        </w:numPr>
+        <w:rPr>
+          <w:sz w:val="32"/>
+          <w:szCs w:val="32"/>
+        </w:rPr>
+      </w:pPr>
+      <w:r>
+        <w:rPr>
+          <w:sz w:val="32"/>
+          <w:szCs w:val="32"/>
+        </w:rPr>
+        <w:t xml:space="preserve">Si c’est le cas, le bouton de suppression est désactivé et grisé </w:t>
+      </w:r>
+    </w:p>
+    <w:p>
+      <w:pPr>
+        <w:numPr>
+          <w:ilvl w:val="0"/>
+          <w:numId w:val="15"/>
+        </w:numPr>
+        <w:rPr>
+          <w:sz w:val="32"/>
+          <w:szCs w:val="32"/>
+        </w:rPr>
+      </w:pPr>
+      <w:r>
+        <w:rPr>
+          <w:sz w:val="32"/>
+          <w:szCs w:val="32"/>
+        </w:rPr>
+        <w:t xml:space="preserve">Sinon, le composant de suppression est affiché </w:t>
+      </w:r>
+    </w:p>
+    <w:p>
+      <w:pPr>
+        <w:rPr>
+          <w:sz w:val="32"/>
+          <w:szCs w:val="32"/>
+        </w:rPr>
+      </w:pPr>
+      <w:r>
+        <w:rPr>
+          <w:sz w:val="32"/>
+          <w:szCs w:val="32"/>
+        </w:rPr>
+        <w:t>Cela permet d’informer immédiatement l’utilisateur qu’une suppression est impossible.</w:t>
+      </w:r>
+    </w:p>
+    <w:p>
+      <w:pPr>
+        <w:pStyle w:val="Sous-titre"/>
+      </w:pPr>
+      <w:r>
+        <w:t>Utilisation d’un composant réutilisable</w:t>
+      </w:r>
+    </w:p>
+    <w:p>
+      <w:pPr>
+        <w:rPr>
+          <w:sz w:val="32"/>
+          <w:szCs w:val="32"/>
+        </w:rPr>
+      </w:pPr>
+      <w:r>
+        <w:rPr>
+          <w:sz w:val="32"/>
+          <w:szCs w:val="32"/>
+        </w:rPr>
+        <w:t>Le bouton de suppression est implémenté sous forme de composant Twig situé dans :</w:t>
+      </w:r>
+    </w:p>
+    <w:p>
+      <w:pPr>
+        <w:rPr>
+          <w:sz w:val="32"/>
+          <w:szCs w:val="32"/>
+        </w:rPr>
+      </w:pPr>
+      <w:r>
+        <w:rPr>
+          <w:sz w:val="32"/>
+          <w:szCs w:val="32"/>
+        </w:rPr>
+        <w:t>components/buttons/_delete.html.twig</w:t>
+      </w:r>
+    </w:p>
+    <w:p>
+      <w:pPr>
+        <w:rPr>
+          <w:sz w:val="32"/>
+          <w:szCs w:val="32"/>
+        </w:rPr>
+      </w:pPr>
+      <w:r>
+        <w:rPr>
+          <w:sz w:val="32"/>
+          <w:szCs w:val="32"/>
+        </w:rPr>
+        <w:t>Ce composant permet de centraliser :</w:t>
+      </w:r>
+    </w:p>
+    <w:p>
+      <w:pPr>
+        <w:numPr>
+          <w:ilvl w:val="0"/>
+          <w:numId w:val="16"/>
+        </w:numPr>
+        <w:rPr>
+          <w:sz w:val="32"/>
+          <w:szCs w:val="32"/>
+        </w:rPr>
+      </w:pPr>
+      <w:r>
+        <w:rPr>
+          <w:sz w:val="32"/>
+          <w:szCs w:val="32"/>
+        </w:rPr>
+        <w:t xml:space="preserve">l’affichage du bouton </w:t>
+      </w:r>
+    </w:p>
+    <w:p>
+      <w:pPr>
+        <w:numPr>
+          <w:ilvl w:val="0"/>
+          <w:numId w:val="16"/>
+        </w:numPr>
+        <w:rPr>
+          <w:sz w:val="32"/>
+          <w:szCs w:val="32"/>
+        </w:rPr>
+      </w:pPr>
+      <w:r>
+        <w:rPr>
+          <w:sz w:val="32"/>
+          <w:szCs w:val="32"/>
+        </w:rPr>
+        <w:t xml:space="preserve">la gestion de son état (actif ou désactivé) </w:t>
+      </w:r>
+    </w:p>
+    <w:p>
+      <w:pPr>
+        <w:numPr>
+          <w:ilvl w:val="0"/>
+          <w:numId w:val="16"/>
+        </w:numPr>
+        <w:rPr>
+          <w:sz w:val="32"/>
+          <w:szCs w:val="32"/>
+        </w:rPr>
+      </w:pPr>
+      <w:r>
+        <w:rPr>
+          <w:sz w:val="32"/>
+          <w:szCs w:val="32"/>
+        </w:rPr>
+        <w:t xml:space="preserve">le modal de confirmation </w:t>
+      </w:r>
+    </w:p>
+    <w:p>
+      <w:pPr>
+        <w:numPr>
+          <w:ilvl w:val="0"/>
+          <w:numId w:val="16"/>
+        </w:numPr>
+        <w:rPr>
+          <w:sz w:val="32"/>
+          <w:szCs w:val="32"/>
+        </w:rPr>
+      </w:pPr>
+      <w:r>
+        <w:rPr>
+          <w:sz w:val="32"/>
+          <w:szCs w:val="32"/>
+        </w:rPr>
+        <w:t xml:space="preserve">le formulaire de suppression </w:t>
+      </w:r>
+    </w:p>
+    <w:p>
+      <w:pPr>
+        <w:rPr>
+          <w:sz w:val="32"/>
+          <w:szCs w:val="32"/>
+        </w:rPr>
+      </w:pPr>
+    </w:p>
+    <w:p>
+      <w:pPr>
+        <w:rPr>
+          <w:sz w:val="32"/>
+          <w:szCs w:val="32"/>
+        </w:rPr>
+      </w:pPr>
+      <w:r>
+        <w:rPr>
+          <w:sz w:val="32"/>
+          <w:szCs w:val="32"/>
+        </w:rPr>
+        <w:lastRenderedPageBreak/>
+        <w:t>Il accepte notamment un paramètre disabled permettant de désactiver le bouton :</w:t>
+      </w:r>
+    </w:p>
+    <w:p>
+      <w:pPr>
+        <w:pBdr>
+          <w:top w:val="single" w:sz="4" w:space="1" w:color="auto"/>
+          <w:left w:val="single" w:sz="4" w:space="4" w:color="auto"/>
+          <w:bottom w:val="single" w:sz="4" w:space="1" w:color="auto"/>
+          <w:right w:val="single" w:sz="4" w:space="4" w:color="auto"/>
+        </w:pBdr>
+        <w:rPr>
+          <w:sz w:val="32"/>
+          <w:szCs w:val="32"/>
+          <w:lang w:val="en-GB"/>
+        </w:rPr>
+      </w:pPr>
+      <w:r>
+        <w:rPr>
+          <w:sz w:val="32"/>
+          <w:szCs w:val="32"/>
+          <w:lang w:val="en-GB"/>
+        </w:rPr>
+        <w:t>{% if disabled %}</w:t>
+      </w:r>
+    </w:p>
+    <w:p>
+      <w:pPr>
+        <w:pBdr>
+          <w:top w:val="single" w:sz="4" w:space="1" w:color="auto"/>
+          <w:left w:val="single" w:sz="4" w:space="4" w:color="auto"/>
+          <w:bottom w:val="single" w:sz="4" w:space="1" w:color="auto"/>
+          <w:right w:val="single" w:sz="4" w:space="4" w:color="auto"/>
+        </w:pBdr>
+        <w:rPr>
+          <w:sz w:val="32"/>
+          <w:szCs w:val="32"/>
+          <w:lang w:val="en-GB"/>
+        </w:rPr>
+      </w:pPr>
+      <w:r>
+        <w:rPr>
+          <w:sz w:val="32"/>
+          <w:szCs w:val="32"/>
+          <w:lang w:val="en-GB"/>
+        </w:rPr>
+        <w:t xml:space="preserve">    &lt;button class="btn btn-sm btn-secondary" disabled&gt;</w:t>
+      </w:r>
+    </w:p>
+    <w:p>
+      <w:pPr>
+        <w:rPr>
+          <w:sz w:val="32"/>
+          <w:szCs w:val="32"/>
+        </w:rPr>
+      </w:pPr>
+      <w:r>
+        <w:rPr>
+          <w:sz w:val="32"/>
+          <w:szCs w:val="32"/>
+        </w:rPr>
+        <w:t>Lorsque ce paramètre est actif, le bouton est grisé et non cliquable.</w:t>
+      </w:r>
+    </w:p>
+    <w:p>
+      <w:pPr>
+        <w:pStyle w:val="Sous-titre"/>
+      </w:pPr>
+      <w:r>
+        <w:t>Ouverture du modal</w:t>
+      </w:r>
+    </w:p>
+    <w:p>
+      <w:r>
+        <w:rPr>
+          <w:sz w:val="32"/>
+          <w:szCs w:val="32"/>
+        </w:rPr>
+        <w:t>Lorsque le bouton est actif, il déclenche l’ouverture d’un modal Bootstrap</w:t>
+      </w:r>
+      <w:r>
+        <w:t xml:space="preserve"> :</w:t>
+      </w:r>
+    </w:p>
+    <w:p>
+      <w:pPr>
+        <w:pBdr>
+          <w:top w:val="single" w:sz="4" w:space="1" w:color="auto"/>
+          <w:left w:val="single" w:sz="4" w:space="4" w:color="auto"/>
+          <w:bottom w:val="single" w:sz="4" w:space="1" w:color="auto"/>
+          <w:right w:val="single" w:sz="4" w:space="4" w:color="auto"/>
+        </w:pBdr>
+        <w:rPr>
+          <w:sz w:val="32"/>
+          <w:szCs w:val="32"/>
+          <w:lang w:val="en-GB"/>
+        </w:rPr>
+      </w:pPr>
+      <w:r>
+        <w:rPr>
+          <w:sz w:val="32"/>
+          <w:szCs w:val="32"/>
+          <w:lang w:val="en-GB"/>
+        </w:rPr>
+        <w:t>&lt;button</w:t>
+      </w:r>
+    </w:p>
+    <w:p>
+      <w:pPr>
+        <w:pBdr>
+          <w:top w:val="single" w:sz="4" w:space="1" w:color="auto"/>
+          <w:left w:val="single" w:sz="4" w:space="4" w:color="auto"/>
+          <w:bottom w:val="single" w:sz="4" w:space="1" w:color="auto"/>
+          <w:right w:val="single" w:sz="4" w:space="4" w:color="auto"/>
+        </w:pBdr>
+        <w:rPr>
+          <w:sz w:val="32"/>
+          <w:szCs w:val="32"/>
+          <w:lang w:val="en-GB"/>
+        </w:rPr>
+      </w:pPr>
+      <w:r>
+        <w:rPr>
+          <w:sz w:val="32"/>
+          <w:szCs w:val="32"/>
+          <w:lang w:val="en-GB"/>
+        </w:rPr>
+        <w:t xml:space="preserve">    type="button"</w:t>
+      </w:r>
+    </w:p>
+    <w:p>
+      <w:pPr>
+        <w:pBdr>
+          <w:top w:val="single" w:sz="4" w:space="1" w:color="auto"/>
+          <w:left w:val="single" w:sz="4" w:space="4" w:color="auto"/>
+          <w:bottom w:val="single" w:sz="4" w:space="1" w:color="auto"/>
+          <w:right w:val="single" w:sz="4" w:space="4" w:color="auto"/>
+        </w:pBdr>
+        <w:rPr>
+          <w:sz w:val="32"/>
+          <w:szCs w:val="32"/>
+          <w:lang w:val="en-GB"/>
+        </w:rPr>
+      </w:pPr>
+      <w:r>
+        <w:rPr>
+          <w:sz w:val="32"/>
+          <w:szCs w:val="32"/>
+          <w:lang w:val="en-GB"/>
+        </w:rPr>
+        <w:t xml:space="preserve">    class="btn btn-sm btn-danger"</w:t>
+      </w:r>
+    </w:p>
+    <w:p>
+      <w:pPr>
+        <w:pBdr>
+          <w:top w:val="single" w:sz="4" w:space="1" w:color="auto"/>
+          <w:left w:val="single" w:sz="4" w:space="4" w:color="auto"/>
+          <w:bottom w:val="single" w:sz="4" w:space="1" w:color="auto"/>
+          <w:right w:val="single" w:sz="4" w:space="4" w:color="auto"/>
+        </w:pBdr>
+        <w:rPr>
+          <w:sz w:val="32"/>
+          <w:szCs w:val="32"/>
+          <w:lang w:val="it-IT"/>
+        </w:rPr>
+      </w:pPr>
+      <w:r>
+        <w:rPr>
+          <w:sz w:val="32"/>
+          <w:szCs w:val="32"/>
+          <w:lang w:val="en-GB"/>
+        </w:rPr>
+        <w:t xml:space="preserve">    </w:t>
+      </w:r>
+      <w:r>
+        <w:rPr>
+          <w:sz w:val="32"/>
+          <w:szCs w:val="32"/>
+          <w:lang w:val="it-IT"/>
+        </w:rPr>
+        <w:t>data-bs-toggle="modal"</w:t>
+      </w:r>
+    </w:p>
+    <w:p>
+      <w:pPr>
+        <w:pBdr>
+          <w:top w:val="single" w:sz="4" w:space="1" w:color="auto"/>
+          <w:left w:val="single" w:sz="4" w:space="4" w:color="auto"/>
+          <w:bottom w:val="single" w:sz="4" w:space="1" w:color="auto"/>
+          <w:right w:val="single" w:sz="4" w:space="4" w:color="auto"/>
+        </w:pBdr>
+        <w:rPr>
+          <w:sz w:val="32"/>
+          <w:szCs w:val="32"/>
+          <w:lang w:val="it-IT"/>
+        </w:rPr>
+      </w:pPr>
+      <w:r>
+        <w:rPr>
+          <w:sz w:val="32"/>
+          <w:szCs w:val="32"/>
+          <w:lang w:val="it-IT"/>
+        </w:rPr>
+        <w:t xml:space="preserve">    data-bs-target="#{{ modalId }}"</w:t>
+      </w:r>
+    </w:p>
+    <w:p>
+      <w:pPr>
+        <w:pBdr>
+          <w:top w:val="single" w:sz="4" w:space="1" w:color="auto"/>
+          <w:left w:val="single" w:sz="4" w:space="4" w:color="auto"/>
+          <w:bottom w:val="single" w:sz="4" w:space="1" w:color="auto"/>
+          <w:right w:val="single" w:sz="4" w:space="4" w:color="auto"/>
+        </w:pBdr>
+        <w:rPr>
+          <w:sz w:val="32"/>
+          <w:szCs w:val="32"/>
+        </w:rPr>
+      </w:pPr>
+      <w:r>
+        <w:rPr>
+          <w:sz w:val="32"/>
+          <w:szCs w:val="32"/>
+        </w:rPr>
+        <w:t>&gt;</w:t>
+      </w:r>
+    </w:p>
+    <w:p>
+      <w:pPr>
+        <w:rPr>
+          <w:sz w:val="32"/>
+          <w:szCs w:val="32"/>
+        </w:rPr>
+      </w:pPr>
+      <w:r>
+        <w:rPr>
+          <w:sz w:val="32"/>
+          <w:szCs w:val="32"/>
+        </w:rPr>
+        <w:t>Chaque modal possède un identifiant unique (modalId) afin d’éviter les conflits dans la page.</w:t>
+      </w:r>
+    </w:p>
+    <w:p>
+      <w:pPr>
+        <w:rPr>
+          <w:b/>
+          <w:bCs/>
+          <w:sz w:val="32"/>
+          <w:szCs w:val="32"/>
+        </w:rPr>
+      </w:pPr>
+      <w:r>
+        <w:rPr>
+          <w:b/>
+          <w:bCs/>
+          <w:sz w:val="32"/>
+          <w:szCs w:val="32"/>
+        </w:rPr>
+        <w:t>Confirmation de l’action</w:t>
+      </w:r>
+    </w:p>
+    <w:p>
+      <w:pPr>
+        <w:rPr>
+          <w:sz w:val="32"/>
+          <w:szCs w:val="32"/>
+        </w:rPr>
+      </w:pPr>
+      <w:r>
+        <w:rPr>
+          <w:sz w:val="32"/>
+          <w:szCs w:val="32"/>
+        </w:rPr>
+        <w:t>Le modal demande à l’utilisateur de confirmer la suppression, ce qui permet d’éviter toute suppression accidentelle.</w:t>
+      </w:r>
+    </w:p>
+    <w:p>
+      <w:pPr>
+        <w:rPr>
+          <w:b/>
+          <w:bCs/>
+          <w:sz w:val="32"/>
+          <w:szCs w:val="32"/>
+        </w:rPr>
+      </w:pPr>
+      <w:r>
+        <w:rPr>
+          <w:b/>
+          <w:bCs/>
+          <w:sz w:val="32"/>
+          <w:szCs w:val="32"/>
+        </w:rPr>
+        <w:t>Envoi du formulaire sécurisé</w:t>
+      </w:r>
+    </w:p>
+    <w:p>
+      <w:pPr>
+        <w:rPr>
+          <w:sz w:val="32"/>
+          <w:szCs w:val="32"/>
+        </w:rPr>
+      </w:pPr>
+      <w:r>
+        <w:rPr>
+          <w:sz w:val="32"/>
+          <w:szCs w:val="32"/>
+        </w:rPr>
+        <w:t>&lt;form method="post" action="{{ path(route, {'id': id}) }}"&gt;</w:t>
+      </w:r>
+      <w:r>
+        <w:rPr>
+          <w:sz w:val="32"/>
+          <w:szCs w:val="32"/>
+        </w:rPr>
+        <w:br/>
+        <w:t xml:space="preserve">    &lt;input type="hidden" name="_token" value="{{ csrf_token('delete' ~ id) }}"&gt;</w:t>
+      </w:r>
+    </w:p>
+    <w:p>
+      <w:pPr>
+        <w:rPr>
+          <w:sz w:val="32"/>
+          <w:szCs w:val="32"/>
+        </w:rPr>
+      </w:pPr>
+      <w:r>
+        <w:rPr>
+          <w:sz w:val="32"/>
+          <w:szCs w:val="32"/>
+        </w:rPr>
+        <w:t>La suppression est réalisée via un formulaire POST contenant un jeton CSRF.</w:t>
+      </w:r>
+      <w:r>
+        <w:rPr>
+          <w:sz w:val="32"/>
+          <w:szCs w:val="32"/>
+        </w:rPr>
+        <w:br/>
+      </w:r>
+      <w:r>
+        <w:rPr>
+          <w:sz w:val="32"/>
+          <w:szCs w:val="32"/>
+        </w:rPr>
+        <w:lastRenderedPageBreak/>
+        <w:t>Ce jeton garantit que la requête est sécurisée et provient bien de l’application.</w:t>
+      </w:r>
+    </w:p>
+    <w:p>
+      <w:pPr>
+        <w:rPr>
+          <w:b/>
+          <w:bCs/>
+          <w:sz w:val="32"/>
+          <w:szCs w:val="32"/>
+        </w:rPr>
+      </w:pPr>
+      <w:r>
+        <w:rPr>
+          <w:b/>
+          <w:bCs/>
+          <w:sz w:val="32"/>
+          <w:szCs w:val="32"/>
+        </w:rPr>
+        <w:t>Organisation des modals</w:t>
+      </w:r>
+    </w:p>
+    <w:p>
+      <w:pPr>
+        <w:rPr>
+          <w:sz w:val="32"/>
+          <w:szCs w:val="32"/>
+        </w:rPr>
+      </w:pPr>
+      <w:r>
+        <w:rPr>
+          <w:sz w:val="32"/>
+          <w:szCs w:val="32"/>
+        </w:rPr>
+        <w:t>Les modals sont intégrés directement dans le composant :</w:t>
+      </w:r>
+    </w:p>
+    <w:p>
+      <w:pPr>
+        <w:rPr>
+          <w:sz w:val="32"/>
+          <w:szCs w:val="32"/>
+        </w:rPr>
+      </w:pPr>
+      <w:r>
+        <w:rPr>
+          <w:sz w:val="32"/>
+          <w:szCs w:val="32"/>
+        </w:rPr>
+        <w:t>components/buttons/_delete.html.twig</w:t>
+      </w:r>
+    </w:p>
+    <w:p>
+      <w:pPr>
+        <w:rPr>
+          <w:sz w:val="32"/>
+          <w:szCs w:val="32"/>
+        </w:rPr>
+      </w:pPr>
+      <w:r>
+        <w:rPr>
+          <w:sz w:val="32"/>
+          <w:szCs w:val="32"/>
+        </w:rPr>
+        <w:t>car ils sont étroitement liés à l’action de suppression.</w:t>
+      </w:r>
+      <w:r>
+        <w:rPr>
+          <w:sz w:val="32"/>
+          <w:szCs w:val="32"/>
+        </w:rPr>
+        <w:br/>
+        <w:t>Cette organisation permet de regrouper l’interface et le comportement associé dans un seul composant, facilitant ainsi la maintenance et la lisibilité du code.</w:t>
+      </w:r>
+    </w:p>
+    <w:p>
+      <w:pPr>
+        <w:rPr>
+          <w:sz w:val="32"/>
+          <w:szCs w:val="32"/>
+        </w:rPr>
+      </w:pPr>
+    </w:p>
+    <w:p>
+      <w:pPr>
+        <w:pStyle w:val="Titre2"/>
+      </w:pPr>
+      <w:bookmarkStart w:id="22" w:name="_Toc227845525"/>
       <w:r>
         <w:t xml:space="preserve">Le PDF </w:t>
       </w:r>
@@ -17439,7 +18397,7 @@
       <w:r>
         <w:t xml:space="preserve"> être imprimé</w:t>
       </w:r>
-      <w:bookmarkEnd w:id="21"/>
+      <w:bookmarkEnd w:id="22"/>
     </w:p>
     <w:p>
       <w:pPr>
@@ -17459,7 +18417,7 @@
           <w:szCs w:val="32"/>
         </w:rPr>
         <w:drawing>
-          <wp:anchor distT="0" distB="0" distL="114300" distR="114300" simplePos="0" relativeHeight="251679232" behindDoc="1" locked="0" layoutInCell="1" allowOverlap="1" wp14:anchorId="25B125BA" wp14:editId="4D72C789">
+          <wp:anchor distT="0" distB="0" distL="114300" distR="114300" simplePos="0" relativeHeight="251679232" behindDoc="1" locked="0" layoutInCell="1" allowOverlap="1" wp14:anchorId="25B125BA" wp14:editId="1AFF9686">
             <wp:simplePos x="0" y="0"/>
             <wp:positionH relativeFrom="column">
               <wp:posOffset>-426307</wp:posOffset>
@@ -17484,7 +18442,7 @@
                     </pic:cNvPicPr>
                   </pic:nvPicPr>
                   <pic:blipFill>
-                    <a:blip r:embed="rId26" cstate="print">
+                    <a:blip r:embed="rId28" cstate="print">
                       <a:extLst>
                         <a:ext uri="{28A0092B-C50C-407E-A947-70E740481C1C}">
                           <a14:useLocalDpi xmlns:a14="http://schemas.microsoft.com/office/drawing/2010/main" val="0"/>
@@ -17616,7 +18574,7 @@
       <w:pPr>
         <w:pStyle w:val="Titre2"/>
       </w:pPr>
-      <w:bookmarkStart w:id="22" w:name="_Toc227672893"/>
+      <w:bookmarkStart w:id="23" w:name="_Toc227845526"/>
       <w:r>
         <w:rPr>
           <w:b/>
@@ -17662,7 +18620,7 @@
       <w:r>
         <w:t>que l’on peut imprimer ou enregistrer</w:t>
       </w:r>
-      <w:bookmarkEnd w:id="22"/>
+      <w:bookmarkEnd w:id="23"/>
     </w:p>
     <w:p>
       <w:pPr>
@@ -17694,7 +18652,6 @@
           <w:sz w:val="32"/>
           <w:szCs w:val="32"/>
         </w:rPr>
-        <w:lastRenderedPageBreak/>
         <w:drawing>
           <wp:anchor distT="0" distB="0" distL="114300" distR="114300" simplePos="0" relativeHeight="251680256" behindDoc="1" locked="0" layoutInCell="1" allowOverlap="1" wp14:anchorId="6914DC38" wp14:editId="3F174462">
             <wp:simplePos x="0" y="0"/>
@@ -17719,7 +18676,7 @@
                     <pic:cNvPicPr/>
                   </pic:nvPicPr>
                   <pic:blipFill>
-                    <a:blip r:embed="rId27">
+                    <a:blip r:embed="rId29">
                       <a:extLst>
                         <a:ext uri="{28A0092B-C50C-407E-A947-70E740481C1C}">
                           <a14:useLocalDpi xmlns:a14="http://schemas.microsoft.com/office/drawing/2010/main" val="0"/>
@@ -17831,658 +18788,47 @@
         <w:pStyle w:val="Titre1"/>
         <w:jc w:val="center"/>
       </w:pPr>
-      <w:bookmarkStart w:id="23" w:name="_Toc227672894"/>
-      <w:r>
-        <w:t>Les pages statistiques</w:t>
-      </w:r>
-      <w:bookmarkEnd w:id="23"/>
-    </w:p>
-    <w:p>
-      <w:pPr>
-        <w:pStyle w:val="Titre2"/>
-      </w:pPr>
-      <w:bookmarkStart w:id="24" w:name="_Toc227672895"/>
-      <w:r>
-        <w:rPr>
-          <w:noProof/>
-        </w:rPr>
-        <w:drawing>
-          <wp:anchor distT="0" distB="0" distL="114300" distR="114300" simplePos="0" relativeHeight="251681280" behindDoc="1" locked="0" layoutInCell="1" allowOverlap="1" wp14:anchorId="62E80690" wp14:editId="3634CD7D">
-            <wp:simplePos x="0" y="0"/>
-            <wp:positionH relativeFrom="margin">
-              <wp:align>left</wp:align>
-            </wp:positionH>
-            <wp:positionV relativeFrom="paragraph">
-              <wp:posOffset>389354</wp:posOffset>
-            </wp:positionV>
-            <wp:extent cx="4406747" cy="2781401"/>
-            <wp:effectExtent l="0" t="0" r="0" b="0"/>
-            <wp:wrapNone/>
-            <wp:docPr id="773396652" name="Image 1"/>
-            <wp:cNvGraphicFramePr>
-              <a:graphicFrameLocks xmlns:a="http://schemas.openxmlformats.org/drawingml/2006/main" noChangeAspect="1"/>
-            </wp:cNvGraphicFramePr>
-            <a:graphic xmlns:a="http://schemas.openxmlformats.org/drawingml/2006/main">
-              <a:graphicData uri="http://schemas.openxmlformats.org/drawingml/2006/picture">
-                <pic:pic xmlns:pic="http://schemas.openxmlformats.org/drawingml/2006/picture">
-                  <pic:nvPicPr>
-                    <pic:cNvPr id="773396652" name=""/>
-                    <pic:cNvPicPr/>
-                  </pic:nvPicPr>
-                  <pic:blipFill>
-                    <a:blip r:embed="rId28">
-                      <a:extLst>
-                        <a:ext uri="{28A0092B-C50C-407E-A947-70E740481C1C}">
-                          <a14:useLocalDpi xmlns:a14="http://schemas.microsoft.com/office/drawing/2010/main" val="0"/>
-                        </a:ext>
-                      </a:extLst>
-                    </a:blip>
-                    <a:stretch>
-                      <a:fillRect/>
-                    </a:stretch>
-                  </pic:blipFill>
-                  <pic:spPr>
-                    <a:xfrm>
-                      <a:off x="0" y="0"/>
-                      <a:ext cx="4406747" cy="2781401"/>
-                    </a:xfrm>
-                    <a:prstGeom prst="rect">
-                      <a:avLst/>
-                    </a:prstGeom>
-                  </pic:spPr>
-                </pic:pic>
-              </a:graphicData>
-            </a:graphic>
-            <wp14:sizeRelH relativeFrom="margin">
-              <wp14:pctWidth>0</wp14:pctWidth>
-            </wp14:sizeRelH>
-            <wp14:sizeRelV relativeFrom="margin">
-              <wp14:pctHeight>0</wp14:pctHeight>
-            </wp14:sizeRelV>
-          </wp:anchor>
-        </w:drawing>
-      </w:r>
-      <w:r>
-        <w:t>Admin</w:t>
-      </w:r>
-      <w:r>
-        <w:t> </w:t>
-      </w:r>
-      <w:r>
-        <w:t>:</w:t>
+    </w:p>
+    <w:p>
+      <w:pPr>
+        <w:pStyle w:val="Titre1"/>
+        <w:jc w:val="center"/>
+      </w:pPr>
+    </w:p>
+    <w:p>
+      <w:pPr>
+        <w:pStyle w:val="Titre1"/>
+        <w:jc w:val="center"/>
+      </w:pPr>
+    </w:p>
+    <w:p>
+      <w:pPr>
+        <w:pStyle w:val="Titre1"/>
+        <w:jc w:val="center"/>
+      </w:pPr>
+    </w:p>
+    <w:p>
+      <w:pPr>
+        <w:pStyle w:val="Titre1"/>
+        <w:jc w:val="center"/>
+      </w:pPr>
+    </w:p>
+    <w:p>
+      <w:pPr>
+        <w:pStyle w:val="Titre1"/>
+      </w:pPr>
+    </w:p>
+    <w:p/>
+    <w:p/>
+    <w:p>
+      <w:pPr>
+        <w:pStyle w:val="Titre1"/>
+      </w:pPr>
+      <w:bookmarkStart w:id="24" w:name="_Toc227845527"/>
+      <w:r>
+        <w:t>Gestion du catalogue produit</w:t>
       </w:r>
       <w:bookmarkEnd w:id="24"/>
-    </w:p>
-    <w:p>
-      <w:pPr>
-        <w:rPr>
-          <w:b/>
-          <w:bCs/>
-          <w:sz w:val="32"/>
-          <w:szCs w:val="32"/>
-        </w:rPr>
-      </w:pPr>
-    </w:p>
-    <w:p>
-      <w:pPr>
-        <w:rPr>
-          <w:sz w:val="32"/>
-          <w:szCs w:val="32"/>
-        </w:rPr>
-      </w:pPr>
-    </w:p>
-    <w:p>
-      <w:pPr>
-        <w:rPr>
-          <w:sz w:val="32"/>
-          <w:szCs w:val="32"/>
-        </w:rPr>
-      </w:pPr>
-    </w:p>
-    <w:p>
-      <w:pPr>
-        <w:rPr>
-          <w:sz w:val="32"/>
-          <w:szCs w:val="32"/>
-        </w:rPr>
-      </w:pPr>
-    </w:p>
-    <w:p>
-      <w:pPr>
-        <w:rPr>
-          <w:sz w:val="32"/>
-          <w:szCs w:val="32"/>
-        </w:rPr>
-      </w:pPr>
-    </w:p>
-    <w:p>
-      <w:pPr>
-        <w:rPr>
-          <w:sz w:val="32"/>
-          <w:szCs w:val="32"/>
-        </w:rPr>
-      </w:pPr>
-    </w:p>
-    <w:p>
-      <w:pPr>
-        <w:rPr>
-          <w:sz w:val="32"/>
-          <w:szCs w:val="32"/>
-        </w:rPr>
-      </w:pPr>
-    </w:p>
-    <w:p>
-      <w:pPr>
-        <w:rPr>
-          <w:sz w:val="32"/>
-          <w:szCs w:val="32"/>
-        </w:rPr>
-      </w:pPr>
-    </w:p>
-    <w:p>
-      <w:pPr>
-        <w:pStyle w:val="Titre2"/>
-      </w:pPr>
-      <w:bookmarkStart w:id="25" w:name="_Toc227672896"/>
-      <w:r>
-        <w:rPr>
-          <w:noProof/>
-        </w:rPr>
-        <w:drawing>
-          <wp:anchor distT="0" distB="0" distL="114300" distR="114300" simplePos="0" relativeHeight="251682304" behindDoc="1" locked="0" layoutInCell="1" allowOverlap="1" wp14:anchorId="1AD1802B" wp14:editId="40E38731">
-            <wp:simplePos x="0" y="0"/>
-            <wp:positionH relativeFrom="margin">
-              <wp:align>center</wp:align>
-            </wp:positionH>
-            <wp:positionV relativeFrom="paragraph">
-              <wp:posOffset>97316</wp:posOffset>
-            </wp:positionV>
-            <wp:extent cx="5760085" cy="3848100"/>
-            <wp:effectExtent l="0" t="0" r="0" b="0"/>
-            <wp:wrapNone/>
-            <wp:docPr id="241463209" name="Image 9"/>
-            <wp:cNvGraphicFramePr>
-              <a:graphicFrameLocks xmlns:a="http://schemas.openxmlformats.org/drawingml/2006/main" noChangeAspect="1"/>
-            </wp:cNvGraphicFramePr>
-            <a:graphic xmlns:a="http://schemas.openxmlformats.org/drawingml/2006/main">
-              <a:graphicData uri="http://schemas.openxmlformats.org/drawingml/2006/picture">
-                <pic:pic xmlns:pic="http://schemas.openxmlformats.org/drawingml/2006/picture">
-                  <pic:nvPicPr>
-                    <pic:cNvPr id="241463209" name="Image 241463209"/>
-                    <pic:cNvPicPr/>
-                  </pic:nvPicPr>
-                  <pic:blipFill>
-                    <a:blip r:embed="rId29">
-                      <a:extLst>
-                        <a:ext uri="{28A0092B-C50C-407E-A947-70E740481C1C}">
-                          <a14:useLocalDpi xmlns:a14="http://schemas.microsoft.com/office/drawing/2010/main" val="0"/>
-                        </a:ext>
-                      </a:extLst>
-                    </a:blip>
-                    <a:stretch>
-                      <a:fillRect/>
-                    </a:stretch>
-                  </pic:blipFill>
-                  <pic:spPr>
-                    <a:xfrm>
-                      <a:off x="0" y="0"/>
-                      <a:ext cx="5760085" cy="3848100"/>
-                    </a:xfrm>
-                    <a:prstGeom prst="rect">
-                      <a:avLst/>
-                    </a:prstGeom>
-                  </pic:spPr>
-                </pic:pic>
-              </a:graphicData>
-            </a:graphic>
-          </wp:anchor>
-        </w:drawing>
-      </w:r>
-      <w:bookmarkEnd w:id="25"/>
-    </w:p>
-    <w:p>
-      <w:pPr>
-        <w:rPr>
-          <w:sz w:val="32"/>
-          <w:szCs w:val="32"/>
-        </w:rPr>
-      </w:pPr>
-    </w:p>
-    <w:p>
-      <w:pPr>
-        <w:rPr>
-          <w:sz w:val="32"/>
-          <w:szCs w:val="32"/>
-        </w:rPr>
-      </w:pPr>
-    </w:p>
-    <w:p>
-      <w:pPr>
-        <w:rPr>
-          <w:sz w:val="32"/>
-          <w:szCs w:val="32"/>
-        </w:rPr>
-      </w:pPr>
-    </w:p>
-    <w:p>
-      <w:pPr>
-        <w:rPr>
-          <w:sz w:val="32"/>
-          <w:szCs w:val="32"/>
-        </w:rPr>
-      </w:pPr>
-    </w:p>
-    <w:p>
-      <w:pPr>
-        <w:rPr>
-          <w:sz w:val="32"/>
-          <w:szCs w:val="32"/>
-        </w:rPr>
-      </w:pPr>
-    </w:p>
-    <w:p>
-      <w:pPr>
-        <w:rPr>
-          <w:sz w:val="32"/>
-          <w:szCs w:val="32"/>
-        </w:rPr>
-      </w:pPr>
-    </w:p>
-    <w:p>
-      <w:pPr>
-        <w:rPr>
-          <w:sz w:val="32"/>
-          <w:szCs w:val="32"/>
-        </w:rPr>
-      </w:pPr>
-    </w:p>
-    <w:p>
-      <w:pPr>
-        <w:rPr>
-          <w:sz w:val="32"/>
-          <w:szCs w:val="32"/>
-        </w:rPr>
-      </w:pPr>
-    </w:p>
-    <w:p>
-      <w:pPr>
-        <w:rPr>
-          <w:sz w:val="32"/>
-          <w:szCs w:val="32"/>
-        </w:rPr>
-      </w:pPr>
-    </w:p>
-    <w:p>
-      <w:pPr>
-        <w:rPr>
-          <w:sz w:val="32"/>
-          <w:szCs w:val="32"/>
-        </w:rPr>
-      </w:pPr>
-    </w:p>
-    <w:p>
-      <w:pPr>
-        <w:rPr>
-          <w:b/>
-          <w:bCs/>
-          <w:sz w:val="32"/>
-          <w:szCs w:val="32"/>
-        </w:rPr>
-      </w:pPr>
-    </w:p>
-    <w:p>
-      <w:pPr>
-        <w:rPr>
-          <w:b/>
-          <w:bCs/>
-          <w:sz w:val="32"/>
-          <w:szCs w:val="32"/>
-        </w:rPr>
-      </w:pPr>
-    </w:p>
-    <w:p>
-      <w:pPr>
-        <w:rPr>
-          <w:b/>
-          <w:bCs/>
-          <w:sz w:val="32"/>
-          <w:szCs w:val="32"/>
-        </w:rPr>
-      </w:pPr>
-    </w:p>
-    <w:p>
-      <w:pPr>
-        <w:pStyle w:val="Titre2"/>
-      </w:pPr>
-      <w:bookmarkStart w:id="26" w:name="_Toc227672897"/>
-      <w:r>
-        <w:t>Les users(</w:t>
-      </w:r>
-      <w:r>
-        <w:t>Sellers</w:t>
-      </w:r>
-      <w:r>
-        <w:t>)  non Admin</w:t>
-      </w:r>
-      <w:bookmarkEnd w:id="26"/>
-    </w:p>
-    <w:p>
-      <w:pPr>
-        <w:rPr>
-          <w:sz w:val="32"/>
-          <w:szCs w:val="32"/>
-        </w:rPr>
-      </w:pPr>
-    </w:p>
-    <w:p>
-      <w:pPr>
-        <w:rPr>
-          <w:sz w:val="32"/>
-          <w:szCs w:val="32"/>
-        </w:rPr>
-      </w:pPr>
-      <w:r>
-        <w:rPr>
-          <w:noProof/>
-          <w:sz w:val="32"/>
-          <w:szCs w:val="32"/>
-        </w:rPr>
-        <w:drawing>
-          <wp:anchor distT="0" distB="0" distL="114300" distR="114300" simplePos="0" relativeHeight="251683328" behindDoc="1" locked="0" layoutInCell="1" allowOverlap="1" wp14:anchorId="7E797249" wp14:editId="22DF118E">
-            <wp:simplePos x="0" y="0"/>
-            <wp:positionH relativeFrom="column">
-              <wp:posOffset>519866</wp:posOffset>
-            </wp:positionH>
-            <wp:positionV relativeFrom="paragraph">
-              <wp:posOffset>17145</wp:posOffset>
-            </wp:positionV>
-            <wp:extent cx="4164376" cy="2554437"/>
-            <wp:effectExtent l="0" t="0" r="7620" b="0"/>
-            <wp:wrapNone/>
-            <wp:docPr id="177264962" name="Image 1"/>
-            <wp:cNvGraphicFramePr>
-              <a:graphicFrameLocks xmlns:a="http://schemas.openxmlformats.org/drawingml/2006/main" noChangeAspect="1"/>
-            </wp:cNvGraphicFramePr>
-            <a:graphic xmlns:a="http://schemas.openxmlformats.org/drawingml/2006/main">
-              <a:graphicData uri="http://schemas.openxmlformats.org/drawingml/2006/picture">
-                <pic:pic xmlns:pic="http://schemas.openxmlformats.org/drawingml/2006/picture">
-                  <pic:nvPicPr>
-                    <pic:cNvPr id="177264962" name=""/>
-                    <pic:cNvPicPr/>
-                  </pic:nvPicPr>
-                  <pic:blipFill>
-                    <a:blip r:embed="rId30">
-                      <a:extLst>
-                        <a:ext uri="{28A0092B-C50C-407E-A947-70E740481C1C}">
-                          <a14:useLocalDpi xmlns:a14="http://schemas.microsoft.com/office/drawing/2010/main" val="0"/>
-                        </a:ext>
-                      </a:extLst>
-                    </a:blip>
-                    <a:stretch>
-                      <a:fillRect/>
-                    </a:stretch>
-                  </pic:blipFill>
-                  <pic:spPr>
-                    <a:xfrm>
-                      <a:off x="0" y="0"/>
-                      <a:ext cx="4164376" cy="2554437"/>
-                    </a:xfrm>
-                    <a:prstGeom prst="rect">
-                      <a:avLst/>
-                    </a:prstGeom>
-                  </pic:spPr>
-                </pic:pic>
-              </a:graphicData>
-            </a:graphic>
-            <wp14:sizeRelH relativeFrom="margin">
-              <wp14:pctWidth>0</wp14:pctWidth>
-            </wp14:sizeRelH>
-            <wp14:sizeRelV relativeFrom="margin">
-              <wp14:pctHeight>0</wp14:pctHeight>
-            </wp14:sizeRelV>
-          </wp:anchor>
-        </w:drawing>
-      </w:r>
-    </w:p>
-    <w:p>
-      <w:pPr>
-        <w:rPr>
-          <w:sz w:val="32"/>
-          <w:szCs w:val="32"/>
-        </w:rPr>
-      </w:pPr>
-    </w:p>
-    <w:p>
-      <w:pPr>
-        <w:rPr>
-          <w:sz w:val="32"/>
-          <w:szCs w:val="32"/>
-        </w:rPr>
-      </w:pPr>
-    </w:p>
-    <w:p>
-      <w:pPr>
-        <w:rPr>
-          <w:sz w:val="32"/>
-          <w:szCs w:val="32"/>
-        </w:rPr>
-      </w:pPr>
-    </w:p>
-    <w:p>
-      <w:pPr>
-        <w:rPr>
-          <w:sz w:val="32"/>
-          <w:szCs w:val="32"/>
-        </w:rPr>
-      </w:pPr>
-    </w:p>
-    <w:p>
-      <w:pPr>
-        <w:rPr>
-          <w:sz w:val="32"/>
-          <w:szCs w:val="32"/>
-        </w:rPr>
-      </w:pPr>
-    </w:p>
-    <w:p>
-      <w:pPr>
-        <w:rPr>
-          <w:sz w:val="32"/>
-          <w:szCs w:val="32"/>
-        </w:rPr>
-      </w:pPr>
-    </w:p>
-    <w:p>
-      <w:pPr>
-        <w:rPr>
-          <w:sz w:val="32"/>
-          <w:szCs w:val="32"/>
-        </w:rPr>
-      </w:pPr>
-    </w:p>
-    <w:p>
-      <w:pPr>
-        <w:rPr>
-          <w:sz w:val="32"/>
-          <w:szCs w:val="32"/>
-        </w:rPr>
-      </w:pPr>
-      <w:r>
-        <w:rPr>
-          <w:noProof/>
-          <w:sz w:val="32"/>
-          <w:szCs w:val="32"/>
-        </w:rPr>
-        <w:drawing>
-          <wp:anchor distT="0" distB="0" distL="114300" distR="114300" simplePos="0" relativeHeight="251684352" behindDoc="1" locked="0" layoutInCell="1" allowOverlap="1" wp14:anchorId="238FC7EF" wp14:editId="0968AD9D">
-            <wp:simplePos x="0" y="0"/>
-            <wp:positionH relativeFrom="margin">
-              <wp:align>right</wp:align>
-            </wp:positionH>
-            <wp:positionV relativeFrom="paragraph">
-              <wp:posOffset>931996</wp:posOffset>
-            </wp:positionV>
-            <wp:extent cx="5760085" cy="3783330"/>
-            <wp:effectExtent l="0" t="0" r="0" b="7620"/>
-            <wp:wrapNone/>
-            <wp:docPr id="574436611" name="Image 10"/>
-            <wp:cNvGraphicFramePr>
-              <a:graphicFrameLocks xmlns:a="http://schemas.openxmlformats.org/drawingml/2006/main" noChangeAspect="1"/>
-            </wp:cNvGraphicFramePr>
-            <a:graphic xmlns:a="http://schemas.openxmlformats.org/drawingml/2006/main">
-              <a:graphicData uri="http://schemas.openxmlformats.org/drawingml/2006/picture">
-                <pic:pic xmlns:pic="http://schemas.openxmlformats.org/drawingml/2006/picture">
-                  <pic:nvPicPr>
-                    <pic:cNvPr id="574436611" name="Image 574436611"/>
-                    <pic:cNvPicPr/>
-                  </pic:nvPicPr>
-                  <pic:blipFill>
-                    <a:blip r:embed="rId31">
-                      <a:extLst>
-                        <a:ext uri="{28A0092B-C50C-407E-A947-70E740481C1C}">
-                          <a14:useLocalDpi xmlns:a14="http://schemas.microsoft.com/office/drawing/2010/main" val="0"/>
-                        </a:ext>
-                      </a:extLst>
-                    </a:blip>
-                    <a:stretch>
-                      <a:fillRect/>
-                    </a:stretch>
-                  </pic:blipFill>
-                  <pic:spPr>
-                    <a:xfrm>
-                      <a:off x="0" y="0"/>
-                      <a:ext cx="5760085" cy="3783330"/>
-                    </a:xfrm>
-                    <a:prstGeom prst="rect">
-                      <a:avLst/>
-                    </a:prstGeom>
-                  </pic:spPr>
-                </pic:pic>
-              </a:graphicData>
-            </a:graphic>
-          </wp:anchor>
-        </w:drawing>
-      </w:r>
-      <w:r>
-        <w:rPr>
-          <w:sz w:val="32"/>
-          <w:szCs w:val="32"/>
-        </w:rPr>
-        <w:t>dans la page statistique des vendeurs, ce sont celles du vendeur connecté</w:t>
-      </w:r>
-    </w:p>
-    <w:p>
-      <w:pPr>
-        <w:rPr>
-          <w:sz w:val="32"/>
-          <w:szCs w:val="32"/>
-        </w:rPr>
-      </w:pPr>
-    </w:p>
-    <w:p>
-      <w:pPr>
-        <w:pStyle w:val="Titre2"/>
-      </w:pPr>
-    </w:p>
-    <w:p>
-      <w:pPr>
-        <w:rPr>
-          <w:sz w:val="32"/>
-          <w:szCs w:val="32"/>
-        </w:rPr>
-      </w:pPr>
-    </w:p>
-    <w:p>
-      <w:pPr>
-        <w:rPr>
-          <w:sz w:val="32"/>
-          <w:szCs w:val="32"/>
-        </w:rPr>
-      </w:pPr>
-    </w:p>
-    <w:p>
-      <w:pPr>
-        <w:rPr>
-          <w:sz w:val="32"/>
-          <w:szCs w:val="32"/>
-        </w:rPr>
-      </w:pPr>
-    </w:p>
-    <w:p>
-      <w:pPr>
-        <w:rPr>
-          <w:sz w:val="32"/>
-          <w:szCs w:val="32"/>
-        </w:rPr>
-      </w:pPr>
-    </w:p>
-    <w:p>
-      <w:pPr>
-        <w:rPr>
-          <w:sz w:val="32"/>
-          <w:szCs w:val="32"/>
-        </w:rPr>
-      </w:pPr>
-    </w:p>
-    <w:p>
-      <w:pPr>
-        <w:rPr>
-          <w:sz w:val="32"/>
-          <w:szCs w:val="32"/>
-        </w:rPr>
-      </w:pPr>
-    </w:p>
-    <w:p>
-      <w:pPr>
-        <w:rPr>
-          <w:sz w:val="32"/>
-          <w:szCs w:val="32"/>
-        </w:rPr>
-      </w:pPr>
-    </w:p>
-    <w:p>
-      <w:pPr>
-        <w:rPr>
-          <w:sz w:val="32"/>
-          <w:szCs w:val="32"/>
-        </w:rPr>
-      </w:pPr>
-    </w:p>
-    <w:p>
-      <w:pPr>
-        <w:rPr>
-          <w:sz w:val="32"/>
-          <w:szCs w:val="32"/>
-        </w:rPr>
-      </w:pPr>
-    </w:p>
-    <w:p>
-      <w:pPr>
-        <w:rPr>
-          <w:sz w:val="32"/>
-          <w:szCs w:val="32"/>
-        </w:rPr>
-      </w:pPr>
-    </w:p>
-    <w:p>
-      <w:pPr>
-        <w:jc w:val="center"/>
-        <w:rPr>
-          <w:sz w:val="32"/>
-          <w:szCs w:val="32"/>
-          <w:bdr w:val="single" w:sz="4" w:space="0" w:color="auto"/>
-        </w:rPr>
-      </w:pPr>
-    </w:p>
-    <w:p>
-      <w:pPr>
-        <w:pStyle w:val="Titre1"/>
-      </w:pPr>
-      <w:bookmarkStart w:id="27" w:name="_Toc227672898"/>
-      <w:r>
-        <w:t>Gestion du catalogue produit</w:t>
-      </w:r>
-      <w:bookmarkEnd w:id="27"/>
     </w:p>
     <w:p>
       <w:pPr>
@@ -18778,11 +19124,11 @@
       <w:pPr>
         <w:pStyle w:val="Titre2"/>
       </w:pPr>
-      <w:bookmarkStart w:id="28" w:name="_Toc227672899"/>
+      <w:bookmarkStart w:id="25" w:name="_Toc227845528"/>
       <w:r>
         <w:t>Pagination</w:t>
       </w:r>
-      <w:bookmarkEnd w:id="28"/>
+      <w:bookmarkEnd w:id="25"/>
     </w:p>
     <w:p>
       <w:pPr>
@@ -18863,6 +19209,7 @@
           <w:sz w:val="32"/>
           <w:szCs w:val="32"/>
         </w:rPr>
+        <w:lastRenderedPageBreak/>
         <w:t>Cela permet d’afficher seulement 10 produits par page.</w:t>
       </w:r>
     </w:p>
@@ -18932,12 +19279,12 @@
       <w:pPr>
         <w:pStyle w:val="Titre1"/>
       </w:pPr>
-      <w:bookmarkStart w:id="29" w:name="_Toc227672900"/>
+      <w:bookmarkStart w:id="26" w:name="_Toc227845529"/>
       <w:r>
         <w:lastRenderedPageBreak/>
         <w:t>Calcul des montants (TVA et total des factures)</w:t>
       </w:r>
-      <w:bookmarkEnd w:id="29"/>
+      <w:bookmarkEnd w:id="26"/>
     </w:p>
     <w:p>
       <w:pPr>
@@ -19724,13 +20071,22 @@
     <w:p>
       <w:pPr>
         <w:pStyle w:val="Sous-titre"/>
+        <w:rPr>
+          <w:lang w:val="en-GB"/>
+        </w:rPr>
       </w:pPr>
     </w:p>
     <w:p>
       <w:pPr>
         <w:pStyle w:val="Sous-titre"/>
-      </w:pPr>
-      <w:r>
+        <w:rPr>
+          <w:lang w:val="en-GB"/>
+        </w:rPr>
+      </w:pPr>
+      <w:r>
+        <w:rPr>
+          <w:lang w:val="en-GB"/>
+        </w:rPr>
         <w:lastRenderedPageBreak/>
         <w:t>Total TTC de la facture</w:t>
       </w:r>
@@ -19860,14 +20216,7 @@
           <w:sz w:val="32"/>
           <w:szCs w:val="32"/>
         </w:rPr>
-        <w:t xml:space="preserve">ffichage dans le </w:t>
-      </w:r>
-      <w:r>
-        <w:rPr>
-          <w:sz w:val="32"/>
-          <w:szCs w:val="32"/>
-        </w:rPr>
-        <w:t>Template</w:t>
+        <w:t>ffichage dans le Template</w:t>
       </w:r>
     </w:p>
     <w:p>
@@ -19893,21 +20242,7 @@
           <w:sz w:val="32"/>
           <w:szCs w:val="32"/>
         </w:rPr>
-        <w:t xml:space="preserve">ans certains cas, un calcul simple peut être réalisé dans le </w:t>
-      </w:r>
-      <w:r>
-        <w:rPr>
-          <w:sz w:val="32"/>
-          <w:szCs w:val="32"/>
-        </w:rPr>
-        <w:t>Template</w:t>
-      </w:r>
-      <w:r>
-        <w:rPr>
-          <w:sz w:val="32"/>
-          <w:szCs w:val="32"/>
-        </w:rPr>
-        <w:t xml:space="preserve"> Twig pour l’affichage, comme le calcul du prix TTC d’un produit :</w:t>
+        <w:t>ans certains cas, un calcul simple peut être réalisé dans le Template Twig pour l’affichage, comme le calcul du prix TTC d’un produit :</w:t>
       </w:r>
     </w:p>
     <w:p>
@@ -20109,20 +20444,18 @@
     <w:p/>
     <w:p/>
     <w:p/>
+    <w:p/>
+    <w:p/>
     <w:p>
       <w:pPr>
         <w:pStyle w:val="Titre1"/>
       </w:pPr>
-    </w:p>
-    <w:p>
-      <w:pPr>
-        <w:pStyle w:val="Titre1"/>
-      </w:pPr>
-      <w:bookmarkStart w:id="30" w:name="_Toc227672901"/>
-      <w:r>
+      <w:bookmarkStart w:id="27" w:name="_Toc227845530"/>
+      <w:r>
+        <w:lastRenderedPageBreak/>
         <w:t>Fonctionnement des controllers</w:t>
       </w:r>
-      <w:bookmarkEnd w:id="30"/>
+      <w:bookmarkEnd w:id="27"/>
     </w:p>
     <w:p>
       <w:pPr>
@@ -20469,7 +20802,6 @@
           <w:szCs w:val="32"/>
           <w:lang w:val="en-GB"/>
         </w:rPr>
-        <w:lastRenderedPageBreak/>
         <w:t>SELECT *</w:t>
       </w:r>
       <w:r>
@@ -20521,6 +20853,7 @@
           <w:sz w:val="32"/>
           <w:szCs w:val="32"/>
         </w:rPr>
+        <w:lastRenderedPageBreak/>
         <w:t>A</w:t>
       </w:r>
       <w:r>
@@ -20886,7 +21219,6 @@
           <w:highlight w:val="yellow"/>
           <w:lang w:val="en-GB"/>
         </w:rPr>
-        <w:lastRenderedPageBreak/>
         <w:t>$qb-&gt;andWhere("LOWER(p.name) LIKE :word$key")</w:t>
       </w:r>
       <w:r>
@@ -20956,6 +21288,7 @@
           <w:sz w:val="32"/>
           <w:szCs w:val="32"/>
         </w:rPr>
+        <w:lastRenderedPageBreak/>
         <w:t>U</w:t>
       </w:r>
       <w:r>
@@ -21183,11 +21516,17 @@
         <w:pStyle w:val="Titre1"/>
         <w:jc w:val="center"/>
       </w:pPr>
-      <w:bookmarkStart w:id="31" w:name="_Toc227672902"/>
+    </w:p>
+    <w:p>
+      <w:pPr>
+        <w:pStyle w:val="Titre1"/>
+        <w:jc w:val="center"/>
+      </w:pPr>
+      <w:bookmarkStart w:id="28" w:name="_Toc227845531"/>
       <w:r>
         <w:t>Conclusion</w:t>
       </w:r>
-      <w:bookmarkEnd w:id="31"/>
+      <w:bookmarkEnd w:id="28"/>
     </w:p>
     <w:p/>
     <w:p>
@@ -21351,30 +21690,15 @@
     </w:p>
     <w:p>
       <w:pPr>
-        <w:rPr>
-          <w:sz w:val="32"/>
-          <w:szCs w:val="32"/>
-        </w:rPr>
-      </w:pPr>
-    </w:p>
-    <w:p>
-      <w:pPr>
-        <w:rPr>
-          <w:sz w:val="32"/>
-          <w:szCs w:val="32"/>
-        </w:rPr>
-      </w:pPr>
-    </w:p>
-    <w:p>
-      <w:pPr>
         <w:pStyle w:val="Titre1"/>
         <w:jc w:val="center"/>
       </w:pPr>
-      <w:bookmarkStart w:id="32" w:name="_Toc227672903"/>
-      <w:r>
+      <w:bookmarkStart w:id="29" w:name="_Toc227845532"/>
+      <w:r>
+        <w:lastRenderedPageBreak/>
         <w:t>Glossaire technique</w:t>
       </w:r>
-      <w:bookmarkEnd w:id="32"/>
+      <w:bookmarkEnd w:id="29"/>
     </w:p>
     <w:p>
       <w:r>
@@ -21455,7 +21779,7 @@
     </w:p>
     <w:p/>
     <w:sectPr>
-      <w:footerReference w:type="default" r:id="rId32"/>
+      <w:footerReference w:type="default" r:id="rId30"/>
       <w:pgSz w:w="11906" w:h="16838"/>
       <w:pgMar w:top="284" w:right="1417" w:bottom="709" w:left="1418" w:header="708" w:footer="708" w:gutter="0"/>
       <w:cols w:space="708"/>
@@ -22531,9 +22855,9 @@
     </w:lvl>
   </w:abstractNum>
   <w:abstractNum w:abstractNumId="7" w15:restartNumberingAfterBreak="0">
-    <w:nsid w:val="344327DB"/>
+    <w:nsid w:val="28F31D6F"/>
     <w:multiLevelType w:val="multilevel"/>
-    <w:tmpl w:val="71845E36"/>
+    <w:tmpl w:val="C4EAE06C"/>
     <w:lvl w:ilvl="0">
       <w:start w:val="1"/>
       <w:numFmt w:val="bullet"/>
@@ -22680,9 +23004,9 @@
     </w:lvl>
   </w:abstractNum>
   <w:abstractNum w:abstractNumId="8" w15:restartNumberingAfterBreak="0">
-    <w:nsid w:val="45150146"/>
+    <w:nsid w:val="342D54DE"/>
     <w:multiLevelType w:val="multilevel"/>
-    <w:tmpl w:val="F348BC24"/>
+    <w:tmpl w:val="30C2DC14"/>
     <w:lvl w:ilvl="0">
       <w:start w:val="1"/>
       <w:numFmt w:val="bullet"/>
@@ -22829,9 +23153,9 @@
     </w:lvl>
   </w:abstractNum>
   <w:abstractNum w:abstractNumId="9" w15:restartNumberingAfterBreak="0">
-    <w:nsid w:val="56287F51"/>
+    <w:nsid w:val="344327DB"/>
     <w:multiLevelType w:val="multilevel"/>
-    <w:tmpl w:val="25661C2E"/>
+    <w:tmpl w:val="71845E36"/>
     <w:lvl w:ilvl="0">
       <w:start w:val="1"/>
       <w:numFmt w:val="bullet"/>
@@ -22978,9 +23302,9 @@
     </w:lvl>
   </w:abstractNum>
   <w:abstractNum w:abstractNumId="10" w15:restartNumberingAfterBreak="0">
-    <w:nsid w:val="700C3CEA"/>
+    <w:nsid w:val="361E6707"/>
     <w:multiLevelType w:val="multilevel"/>
-    <w:tmpl w:val="2AD48AB2"/>
+    <w:tmpl w:val="AC665182"/>
     <w:lvl w:ilvl="0">
       <w:start w:val="1"/>
       <w:numFmt w:val="bullet"/>
@@ -23127,9 +23451,9 @@
     </w:lvl>
   </w:abstractNum>
   <w:abstractNum w:abstractNumId="11" w15:restartNumberingAfterBreak="0">
-    <w:nsid w:val="7497253F"/>
+    <w:nsid w:val="45150146"/>
     <w:multiLevelType w:val="multilevel"/>
-    <w:tmpl w:val="164CD772"/>
+    <w:tmpl w:val="F348BC24"/>
     <w:lvl w:ilvl="0">
       <w:start w:val="1"/>
       <w:numFmt w:val="bullet"/>
@@ -23275,11 +23599,607 @@
       </w:rPr>
     </w:lvl>
   </w:abstractNum>
+  <w:abstractNum w:abstractNumId="12" w15:restartNumberingAfterBreak="0">
+    <w:nsid w:val="56287F51"/>
+    <w:multiLevelType w:val="multilevel"/>
+    <w:tmpl w:val="25661C2E"/>
+    <w:lvl w:ilvl="0">
+      <w:start w:val="1"/>
+      <w:numFmt w:val="bullet"/>
+      <w:lvlText w:val=""/>
+      <w:lvlJc w:val="left"/>
+      <w:pPr>
+        <w:tabs>
+          <w:tab w:val="num" w:pos="720"/>
+        </w:tabs>
+        <w:ind w:left="720" w:hanging="360"/>
+      </w:pPr>
+      <w:rPr>
+        <w:rFonts w:ascii="Symbol" w:hAnsi="Symbol" w:hint="default"/>
+        <w:sz w:val="20"/>
+      </w:rPr>
+    </w:lvl>
+    <w:lvl w:ilvl="1" w:tentative="1">
+      <w:start w:val="1"/>
+      <w:numFmt w:val="bullet"/>
+      <w:lvlText w:val="o"/>
+      <w:lvlJc w:val="left"/>
+      <w:pPr>
+        <w:tabs>
+          <w:tab w:val="num" w:pos="1440"/>
+        </w:tabs>
+        <w:ind w:left="1440" w:hanging="360"/>
+      </w:pPr>
+      <w:rPr>
+        <w:rFonts w:ascii="Courier New" w:hAnsi="Courier New" w:hint="default"/>
+        <w:sz w:val="20"/>
+      </w:rPr>
+    </w:lvl>
+    <w:lvl w:ilvl="2" w:tentative="1">
+      <w:start w:val="1"/>
+      <w:numFmt w:val="bullet"/>
+      <w:lvlText w:val=""/>
+      <w:lvlJc w:val="left"/>
+      <w:pPr>
+        <w:tabs>
+          <w:tab w:val="num" w:pos="2160"/>
+        </w:tabs>
+        <w:ind w:left="2160" w:hanging="360"/>
+      </w:pPr>
+      <w:rPr>
+        <w:rFonts w:ascii="Wingdings" w:hAnsi="Wingdings" w:hint="default"/>
+        <w:sz w:val="20"/>
+      </w:rPr>
+    </w:lvl>
+    <w:lvl w:ilvl="3" w:tentative="1">
+      <w:start w:val="1"/>
+      <w:numFmt w:val="bullet"/>
+      <w:lvlText w:val=""/>
+      <w:lvlJc w:val="left"/>
+      <w:pPr>
+        <w:tabs>
+          <w:tab w:val="num" w:pos="2880"/>
+        </w:tabs>
+        <w:ind w:left="2880" w:hanging="360"/>
+      </w:pPr>
+      <w:rPr>
+        <w:rFonts w:ascii="Wingdings" w:hAnsi="Wingdings" w:hint="default"/>
+        <w:sz w:val="20"/>
+      </w:rPr>
+    </w:lvl>
+    <w:lvl w:ilvl="4" w:tentative="1">
+      <w:start w:val="1"/>
+      <w:numFmt w:val="bullet"/>
+      <w:lvlText w:val=""/>
+      <w:lvlJc w:val="left"/>
+      <w:pPr>
+        <w:tabs>
+          <w:tab w:val="num" w:pos="3600"/>
+        </w:tabs>
+        <w:ind w:left="3600" w:hanging="360"/>
+      </w:pPr>
+      <w:rPr>
+        <w:rFonts w:ascii="Wingdings" w:hAnsi="Wingdings" w:hint="default"/>
+        <w:sz w:val="20"/>
+      </w:rPr>
+    </w:lvl>
+    <w:lvl w:ilvl="5" w:tentative="1">
+      <w:start w:val="1"/>
+      <w:numFmt w:val="bullet"/>
+      <w:lvlText w:val=""/>
+      <w:lvlJc w:val="left"/>
+      <w:pPr>
+        <w:tabs>
+          <w:tab w:val="num" w:pos="4320"/>
+        </w:tabs>
+        <w:ind w:left="4320" w:hanging="360"/>
+      </w:pPr>
+      <w:rPr>
+        <w:rFonts w:ascii="Wingdings" w:hAnsi="Wingdings" w:hint="default"/>
+        <w:sz w:val="20"/>
+      </w:rPr>
+    </w:lvl>
+    <w:lvl w:ilvl="6" w:tentative="1">
+      <w:start w:val="1"/>
+      <w:numFmt w:val="bullet"/>
+      <w:lvlText w:val=""/>
+      <w:lvlJc w:val="left"/>
+      <w:pPr>
+        <w:tabs>
+          <w:tab w:val="num" w:pos="5040"/>
+        </w:tabs>
+        <w:ind w:left="5040" w:hanging="360"/>
+      </w:pPr>
+      <w:rPr>
+        <w:rFonts w:ascii="Wingdings" w:hAnsi="Wingdings" w:hint="default"/>
+        <w:sz w:val="20"/>
+      </w:rPr>
+    </w:lvl>
+    <w:lvl w:ilvl="7" w:tentative="1">
+      <w:start w:val="1"/>
+      <w:numFmt w:val="bullet"/>
+      <w:lvlText w:val=""/>
+      <w:lvlJc w:val="left"/>
+      <w:pPr>
+        <w:tabs>
+          <w:tab w:val="num" w:pos="5760"/>
+        </w:tabs>
+        <w:ind w:left="5760" w:hanging="360"/>
+      </w:pPr>
+      <w:rPr>
+        <w:rFonts w:ascii="Wingdings" w:hAnsi="Wingdings" w:hint="default"/>
+        <w:sz w:val="20"/>
+      </w:rPr>
+    </w:lvl>
+    <w:lvl w:ilvl="8" w:tentative="1">
+      <w:start w:val="1"/>
+      <w:numFmt w:val="bullet"/>
+      <w:lvlText w:val=""/>
+      <w:lvlJc w:val="left"/>
+      <w:pPr>
+        <w:tabs>
+          <w:tab w:val="num" w:pos="6480"/>
+        </w:tabs>
+        <w:ind w:left="6480" w:hanging="360"/>
+      </w:pPr>
+      <w:rPr>
+        <w:rFonts w:ascii="Wingdings" w:hAnsi="Wingdings" w:hint="default"/>
+        <w:sz w:val="20"/>
+      </w:rPr>
+    </w:lvl>
+  </w:abstractNum>
+  <w:abstractNum w:abstractNumId="13" w15:restartNumberingAfterBreak="0">
+    <w:nsid w:val="6271456B"/>
+    <w:multiLevelType w:val="multilevel"/>
+    <w:tmpl w:val="A03C970A"/>
+    <w:lvl w:ilvl="0">
+      <w:start w:val="1"/>
+      <w:numFmt w:val="bullet"/>
+      <w:lvlText w:val=""/>
+      <w:lvlJc w:val="left"/>
+      <w:pPr>
+        <w:tabs>
+          <w:tab w:val="num" w:pos="720"/>
+        </w:tabs>
+        <w:ind w:left="720" w:hanging="360"/>
+      </w:pPr>
+      <w:rPr>
+        <w:rFonts w:ascii="Symbol" w:hAnsi="Symbol" w:hint="default"/>
+        <w:sz w:val="20"/>
+      </w:rPr>
+    </w:lvl>
+    <w:lvl w:ilvl="1" w:tentative="1">
+      <w:start w:val="1"/>
+      <w:numFmt w:val="bullet"/>
+      <w:lvlText w:val="o"/>
+      <w:lvlJc w:val="left"/>
+      <w:pPr>
+        <w:tabs>
+          <w:tab w:val="num" w:pos="1440"/>
+        </w:tabs>
+        <w:ind w:left="1440" w:hanging="360"/>
+      </w:pPr>
+      <w:rPr>
+        <w:rFonts w:ascii="Courier New" w:hAnsi="Courier New" w:hint="default"/>
+        <w:sz w:val="20"/>
+      </w:rPr>
+    </w:lvl>
+    <w:lvl w:ilvl="2" w:tentative="1">
+      <w:start w:val="1"/>
+      <w:numFmt w:val="bullet"/>
+      <w:lvlText w:val=""/>
+      <w:lvlJc w:val="left"/>
+      <w:pPr>
+        <w:tabs>
+          <w:tab w:val="num" w:pos="2160"/>
+        </w:tabs>
+        <w:ind w:left="2160" w:hanging="360"/>
+      </w:pPr>
+      <w:rPr>
+        <w:rFonts w:ascii="Wingdings" w:hAnsi="Wingdings" w:hint="default"/>
+        <w:sz w:val="20"/>
+      </w:rPr>
+    </w:lvl>
+    <w:lvl w:ilvl="3" w:tentative="1">
+      <w:start w:val="1"/>
+      <w:numFmt w:val="bullet"/>
+      <w:lvlText w:val=""/>
+      <w:lvlJc w:val="left"/>
+      <w:pPr>
+        <w:tabs>
+          <w:tab w:val="num" w:pos="2880"/>
+        </w:tabs>
+        <w:ind w:left="2880" w:hanging="360"/>
+      </w:pPr>
+      <w:rPr>
+        <w:rFonts w:ascii="Wingdings" w:hAnsi="Wingdings" w:hint="default"/>
+        <w:sz w:val="20"/>
+      </w:rPr>
+    </w:lvl>
+    <w:lvl w:ilvl="4" w:tentative="1">
+      <w:start w:val="1"/>
+      <w:numFmt w:val="bullet"/>
+      <w:lvlText w:val=""/>
+      <w:lvlJc w:val="left"/>
+      <w:pPr>
+        <w:tabs>
+          <w:tab w:val="num" w:pos="3600"/>
+        </w:tabs>
+        <w:ind w:left="3600" w:hanging="360"/>
+      </w:pPr>
+      <w:rPr>
+        <w:rFonts w:ascii="Wingdings" w:hAnsi="Wingdings" w:hint="default"/>
+        <w:sz w:val="20"/>
+      </w:rPr>
+    </w:lvl>
+    <w:lvl w:ilvl="5" w:tentative="1">
+      <w:start w:val="1"/>
+      <w:numFmt w:val="bullet"/>
+      <w:lvlText w:val=""/>
+      <w:lvlJc w:val="left"/>
+      <w:pPr>
+        <w:tabs>
+          <w:tab w:val="num" w:pos="4320"/>
+        </w:tabs>
+        <w:ind w:left="4320" w:hanging="360"/>
+      </w:pPr>
+      <w:rPr>
+        <w:rFonts w:ascii="Wingdings" w:hAnsi="Wingdings" w:hint="default"/>
+        <w:sz w:val="20"/>
+      </w:rPr>
+    </w:lvl>
+    <w:lvl w:ilvl="6" w:tentative="1">
+      <w:start w:val="1"/>
+      <w:numFmt w:val="bullet"/>
+      <w:lvlText w:val=""/>
+      <w:lvlJc w:val="left"/>
+      <w:pPr>
+        <w:tabs>
+          <w:tab w:val="num" w:pos="5040"/>
+        </w:tabs>
+        <w:ind w:left="5040" w:hanging="360"/>
+      </w:pPr>
+      <w:rPr>
+        <w:rFonts w:ascii="Wingdings" w:hAnsi="Wingdings" w:hint="default"/>
+        <w:sz w:val="20"/>
+      </w:rPr>
+    </w:lvl>
+    <w:lvl w:ilvl="7" w:tentative="1">
+      <w:start w:val="1"/>
+      <w:numFmt w:val="bullet"/>
+      <w:lvlText w:val=""/>
+      <w:lvlJc w:val="left"/>
+      <w:pPr>
+        <w:tabs>
+          <w:tab w:val="num" w:pos="5760"/>
+        </w:tabs>
+        <w:ind w:left="5760" w:hanging="360"/>
+      </w:pPr>
+      <w:rPr>
+        <w:rFonts w:ascii="Wingdings" w:hAnsi="Wingdings" w:hint="default"/>
+        <w:sz w:val="20"/>
+      </w:rPr>
+    </w:lvl>
+    <w:lvl w:ilvl="8" w:tentative="1">
+      <w:start w:val="1"/>
+      <w:numFmt w:val="bullet"/>
+      <w:lvlText w:val=""/>
+      <w:lvlJc w:val="left"/>
+      <w:pPr>
+        <w:tabs>
+          <w:tab w:val="num" w:pos="6480"/>
+        </w:tabs>
+        <w:ind w:left="6480" w:hanging="360"/>
+      </w:pPr>
+      <w:rPr>
+        <w:rFonts w:ascii="Wingdings" w:hAnsi="Wingdings" w:hint="default"/>
+        <w:sz w:val="20"/>
+      </w:rPr>
+    </w:lvl>
+  </w:abstractNum>
+  <w:abstractNum w:abstractNumId="14" w15:restartNumberingAfterBreak="0">
+    <w:nsid w:val="700C3CEA"/>
+    <w:multiLevelType w:val="multilevel"/>
+    <w:tmpl w:val="2AD48AB2"/>
+    <w:lvl w:ilvl="0">
+      <w:start w:val="1"/>
+      <w:numFmt w:val="bullet"/>
+      <w:lvlText w:val=""/>
+      <w:lvlJc w:val="left"/>
+      <w:pPr>
+        <w:tabs>
+          <w:tab w:val="num" w:pos="720"/>
+        </w:tabs>
+        <w:ind w:left="720" w:hanging="360"/>
+      </w:pPr>
+      <w:rPr>
+        <w:rFonts w:ascii="Symbol" w:hAnsi="Symbol" w:hint="default"/>
+        <w:sz w:val="20"/>
+      </w:rPr>
+    </w:lvl>
+    <w:lvl w:ilvl="1" w:tentative="1">
+      <w:start w:val="1"/>
+      <w:numFmt w:val="bullet"/>
+      <w:lvlText w:val="o"/>
+      <w:lvlJc w:val="left"/>
+      <w:pPr>
+        <w:tabs>
+          <w:tab w:val="num" w:pos="1440"/>
+        </w:tabs>
+        <w:ind w:left="1440" w:hanging="360"/>
+      </w:pPr>
+      <w:rPr>
+        <w:rFonts w:ascii="Courier New" w:hAnsi="Courier New" w:hint="default"/>
+        <w:sz w:val="20"/>
+      </w:rPr>
+    </w:lvl>
+    <w:lvl w:ilvl="2" w:tentative="1">
+      <w:start w:val="1"/>
+      <w:numFmt w:val="bullet"/>
+      <w:lvlText w:val=""/>
+      <w:lvlJc w:val="left"/>
+      <w:pPr>
+        <w:tabs>
+          <w:tab w:val="num" w:pos="2160"/>
+        </w:tabs>
+        <w:ind w:left="2160" w:hanging="360"/>
+      </w:pPr>
+      <w:rPr>
+        <w:rFonts w:ascii="Wingdings" w:hAnsi="Wingdings" w:hint="default"/>
+        <w:sz w:val="20"/>
+      </w:rPr>
+    </w:lvl>
+    <w:lvl w:ilvl="3" w:tentative="1">
+      <w:start w:val="1"/>
+      <w:numFmt w:val="bullet"/>
+      <w:lvlText w:val=""/>
+      <w:lvlJc w:val="left"/>
+      <w:pPr>
+        <w:tabs>
+          <w:tab w:val="num" w:pos="2880"/>
+        </w:tabs>
+        <w:ind w:left="2880" w:hanging="360"/>
+      </w:pPr>
+      <w:rPr>
+        <w:rFonts w:ascii="Wingdings" w:hAnsi="Wingdings" w:hint="default"/>
+        <w:sz w:val="20"/>
+      </w:rPr>
+    </w:lvl>
+    <w:lvl w:ilvl="4" w:tentative="1">
+      <w:start w:val="1"/>
+      <w:numFmt w:val="bullet"/>
+      <w:lvlText w:val=""/>
+      <w:lvlJc w:val="left"/>
+      <w:pPr>
+        <w:tabs>
+          <w:tab w:val="num" w:pos="3600"/>
+        </w:tabs>
+        <w:ind w:left="3600" w:hanging="360"/>
+      </w:pPr>
+      <w:rPr>
+        <w:rFonts w:ascii="Wingdings" w:hAnsi="Wingdings" w:hint="default"/>
+        <w:sz w:val="20"/>
+      </w:rPr>
+    </w:lvl>
+    <w:lvl w:ilvl="5" w:tentative="1">
+      <w:start w:val="1"/>
+      <w:numFmt w:val="bullet"/>
+      <w:lvlText w:val=""/>
+      <w:lvlJc w:val="left"/>
+      <w:pPr>
+        <w:tabs>
+          <w:tab w:val="num" w:pos="4320"/>
+        </w:tabs>
+        <w:ind w:left="4320" w:hanging="360"/>
+      </w:pPr>
+      <w:rPr>
+        <w:rFonts w:ascii="Wingdings" w:hAnsi="Wingdings" w:hint="default"/>
+        <w:sz w:val="20"/>
+      </w:rPr>
+    </w:lvl>
+    <w:lvl w:ilvl="6" w:tentative="1">
+      <w:start w:val="1"/>
+      <w:numFmt w:val="bullet"/>
+      <w:lvlText w:val=""/>
+      <w:lvlJc w:val="left"/>
+      <w:pPr>
+        <w:tabs>
+          <w:tab w:val="num" w:pos="5040"/>
+        </w:tabs>
+        <w:ind w:left="5040" w:hanging="360"/>
+      </w:pPr>
+      <w:rPr>
+        <w:rFonts w:ascii="Wingdings" w:hAnsi="Wingdings" w:hint="default"/>
+        <w:sz w:val="20"/>
+      </w:rPr>
+    </w:lvl>
+    <w:lvl w:ilvl="7" w:tentative="1">
+      <w:start w:val="1"/>
+      <w:numFmt w:val="bullet"/>
+      <w:lvlText w:val=""/>
+      <w:lvlJc w:val="left"/>
+      <w:pPr>
+        <w:tabs>
+          <w:tab w:val="num" w:pos="5760"/>
+        </w:tabs>
+        <w:ind w:left="5760" w:hanging="360"/>
+      </w:pPr>
+      <w:rPr>
+        <w:rFonts w:ascii="Wingdings" w:hAnsi="Wingdings" w:hint="default"/>
+        <w:sz w:val="20"/>
+      </w:rPr>
+    </w:lvl>
+    <w:lvl w:ilvl="8" w:tentative="1">
+      <w:start w:val="1"/>
+      <w:numFmt w:val="bullet"/>
+      <w:lvlText w:val=""/>
+      <w:lvlJc w:val="left"/>
+      <w:pPr>
+        <w:tabs>
+          <w:tab w:val="num" w:pos="6480"/>
+        </w:tabs>
+        <w:ind w:left="6480" w:hanging="360"/>
+      </w:pPr>
+      <w:rPr>
+        <w:rFonts w:ascii="Wingdings" w:hAnsi="Wingdings" w:hint="default"/>
+        <w:sz w:val="20"/>
+      </w:rPr>
+    </w:lvl>
+  </w:abstractNum>
+  <w:abstractNum w:abstractNumId="15" w15:restartNumberingAfterBreak="0">
+    <w:nsid w:val="7497253F"/>
+    <w:multiLevelType w:val="multilevel"/>
+    <w:tmpl w:val="164CD772"/>
+    <w:lvl w:ilvl="0">
+      <w:start w:val="1"/>
+      <w:numFmt w:val="bullet"/>
+      <w:lvlText w:val=""/>
+      <w:lvlJc w:val="left"/>
+      <w:pPr>
+        <w:tabs>
+          <w:tab w:val="num" w:pos="720"/>
+        </w:tabs>
+        <w:ind w:left="720" w:hanging="360"/>
+      </w:pPr>
+      <w:rPr>
+        <w:rFonts w:ascii="Symbol" w:hAnsi="Symbol" w:hint="default"/>
+        <w:sz w:val="20"/>
+      </w:rPr>
+    </w:lvl>
+    <w:lvl w:ilvl="1" w:tentative="1">
+      <w:start w:val="1"/>
+      <w:numFmt w:val="bullet"/>
+      <w:lvlText w:val="o"/>
+      <w:lvlJc w:val="left"/>
+      <w:pPr>
+        <w:tabs>
+          <w:tab w:val="num" w:pos="1440"/>
+        </w:tabs>
+        <w:ind w:left="1440" w:hanging="360"/>
+      </w:pPr>
+      <w:rPr>
+        <w:rFonts w:ascii="Courier New" w:hAnsi="Courier New" w:hint="default"/>
+        <w:sz w:val="20"/>
+      </w:rPr>
+    </w:lvl>
+    <w:lvl w:ilvl="2" w:tentative="1">
+      <w:start w:val="1"/>
+      <w:numFmt w:val="bullet"/>
+      <w:lvlText w:val=""/>
+      <w:lvlJc w:val="left"/>
+      <w:pPr>
+        <w:tabs>
+          <w:tab w:val="num" w:pos="2160"/>
+        </w:tabs>
+        <w:ind w:left="2160" w:hanging="360"/>
+      </w:pPr>
+      <w:rPr>
+        <w:rFonts w:ascii="Wingdings" w:hAnsi="Wingdings" w:hint="default"/>
+        <w:sz w:val="20"/>
+      </w:rPr>
+    </w:lvl>
+    <w:lvl w:ilvl="3" w:tentative="1">
+      <w:start w:val="1"/>
+      <w:numFmt w:val="bullet"/>
+      <w:lvlText w:val=""/>
+      <w:lvlJc w:val="left"/>
+      <w:pPr>
+        <w:tabs>
+          <w:tab w:val="num" w:pos="2880"/>
+        </w:tabs>
+        <w:ind w:left="2880" w:hanging="360"/>
+      </w:pPr>
+      <w:rPr>
+        <w:rFonts w:ascii="Wingdings" w:hAnsi="Wingdings" w:hint="default"/>
+        <w:sz w:val="20"/>
+      </w:rPr>
+    </w:lvl>
+    <w:lvl w:ilvl="4" w:tentative="1">
+      <w:start w:val="1"/>
+      <w:numFmt w:val="bullet"/>
+      <w:lvlText w:val=""/>
+      <w:lvlJc w:val="left"/>
+      <w:pPr>
+        <w:tabs>
+          <w:tab w:val="num" w:pos="3600"/>
+        </w:tabs>
+        <w:ind w:left="3600" w:hanging="360"/>
+      </w:pPr>
+      <w:rPr>
+        <w:rFonts w:ascii="Wingdings" w:hAnsi="Wingdings" w:hint="default"/>
+        <w:sz w:val="20"/>
+      </w:rPr>
+    </w:lvl>
+    <w:lvl w:ilvl="5" w:tentative="1">
+      <w:start w:val="1"/>
+      <w:numFmt w:val="bullet"/>
+      <w:lvlText w:val=""/>
+      <w:lvlJc w:val="left"/>
+      <w:pPr>
+        <w:tabs>
+          <w:tab w:val="num" w:pos="4320"/>
+        </w:tabs>
+        <w:ind w:left="4320" w:hanging="360"/>
+      </w:pPr>
+      <w:rPr>
+        <w:rFonts w:ascii="Wingdings" w:hAnsi="Wingdings" w:hint="default"/>
+        <w:sz w:val="20"/>
+      </w:rPr>
+    </w:lvl>
+    <w:lvl w:ilvl="6" w:tentative="1">
+      <w:start w:val="1"/>
+      <w:numFmt w:val="bullet"/>
+      <w:lvlText w:val=""/>
+      <w:lvlJc w:val="left"/>
+      <w:pPr>
+        <w:tabs>
+          <w:tab w:val="num" w:pos="5040"/>
+        </w:tabs>
+        <w:ind w:left="5040" w:hanging="360"/>
+      </w:pPr>
+      <w:rPr>
+        <w:rFonts w:ascii="Wingdings" w:hAnsi="Wingdings" w:hint="default"/>
+        <w:sz w:val="20"/>
+      </w:rPr>
+    </w:lvl>
+    <w:lvl w:ilvl="7" w:tentative="1">
+      <w:start w:val="1"/>
+      <w:numFmt w:val="bullet"/>
+      <w:lvlText w:val=""/>
+      <w:lvlJc w:val="left"/>
+      <w:pPr>
+        <w:tabs>
+          <w:tab w:val="num" w:pos="5760"/>
+        </w:tabs>
+        <w:ind w:left="5760" w:hanging="360"/>
+      </w:pPr>
+      <w:rPr>
+        <w:rFonts w:ascii="Wingdings" w:hAnsi="Wingdings" w:hint="default"/>
+        <w:sz w:val="20"/>
+      </w:rPr>
+    </w:lvl>
+    <w:lvl w:ilvl="8" w:tentative="1">
+      <w:start w:val="1"/>
+      <w:numFmt w:val="bullet"/>
+      <w:lvlText w:val=""/>
+      <w:lvlJc w:val="left"/>
+      <w:pPr>
+        <w:tabs>
+          <w:tab w:val="num" w:pos="6480"/>
+        </w:tabs>
+        <w:ind w:left="6480" w:hanging="360"/>
+      </w:pPr>
+      <w:rPr>
+        <w:rFonts w:ascii="Wingdings" w:hAnsi="Wingdings" w:hint="default"/>
+        <w:sz w:val="20"/>
+      </w:rPr>
+    </w:lvl>
+  </w:abstractNum>
   <w:num w:numId="1" w16cid:durableId="80882177">
     <w:abstractNumId w:val="6"/>
   </w:num>
   <w:num w:numId="2" w16cid:durableId="788279594">
-    <w:abstractNumId w:val="8"/>
+    <w:abstractNumId w:val="11"/>
   </w:num>
   <w:num w:numId="3" w16cid:durableId="192885476">
     <w:abstractNumId w:val="5"/>
@@ -23288,7 +24208,7 @@
     <w:abstractNumId w:val="1"/>
   </w:num>
   <w:num w:numId="5" w16cid:durableId="1338114666">
-    <w:abstractNumId w:val="7"/>
+    <w:abstractNumId w:val="9"/>
   </w:num>
   <w:num w:numId="6" w16cid:durableId="1966038595">
     <w:abstractNumId w:val="0"/>
@@ -23300,16 +24220,28 @@
     <w:abstractNumId w:val="2"/>
   </w:num>
   <w:num w:numId="9" w16cid:durableId="1225338985">
-    <w:abstractNumId w:val="9"/>
+    <w:abstractNumId w:val="12"/>
   </w:num>
   <w:num w:numId="10" w16cid:durableId="1830441398">
-    <w:abstractNumId w:val="11"/>
+    <w:abstractNumId w:val="15"/>
   </w:num>
   <w:num w:numId="11" w16cid:durableId="2040163789">
     <w:abstractNumId w:val="4"/>
   </w:num>
   <w:num w:numId="12" w16cid:durableId="1013533006">
+    <w:abstractNumId w:val="14"/>
+  </w:num>
+  <w:num w:numId="13" w16cid:durableId="1759863322">
+    <w:abstractNumId w:val="13"/>
+  </w:num>
+  <w:num w:numId="14" w16cid:durableId="733432097">
     <w:abstractNumId w:val="10"/>
+  </w:num>
+  <w:num w:numId="15" w16cid:durableId="1352225956">
+    <w:abstractNumId w:val="8"/>
+  </w:num>
+  <w:num w:numId="16" w16cid:durableId="169754870">
+    <w:abstractNumId w:val="7"/>
   </w:num>
 </w:numbering>
 </file>

--- a/documentation/dossier minifacturier.docx
+++ b/documentation/dossier minifacturier.docx
@@ -56,7 +56,7 @@
           <w:r>
             <w:fldChar w:fldCharType="separate"/>
           </w:r>
-          <w:hyperlink w:anchor="_Toc227845503" w:history="1">
+          <w:hyperlink w:anchor="_Toc227941616" w:history="1">
             <w:r>
               <w:rPr>
                 <w:rStyle w:val="Lienhypertexte"/>
@@ -83,7 +83,7 @@
                 <w:noProof/>
                 <w:webHidden/>
               </w:rPr>
-              <w:instrText xml:space="preserve"> PAGEREF _Toc227845503 \h </w:instrText>
+              <w:instrText xml:space="preserve"> PAGEREF _Toc227941616 \h </w:instrText>
             </w:r>
             <w:r>
               <w:rPr>
@@ -126,7 +126,7 @@
               <w:lang w:eastAsia="fr-FR"/>
             </w:rPr>
           </w:pPr>
-          <w:hyperlink w:anchor="_Toc227845504" w:history="1">
+          <w:hyperlink w:anchor="_Toc227941617" w:history="1">
             <w:r>
               <w:rPr>
                 <w:rStyle w:val="Lienhypertexte"/>
@@ -153,7 +153,7 @@
                 <w:noProof/>
                 <w:webHidden/>
               </w:rPr>
-              <w:instrText xml:space="preserve"> PAGEREF _Toc227845504 \h </w:instrText>
+              <w:instrText xml:space="preserve"> PAGEREF _Toc227941617 \h </w:instrText>
             </w:r>
             <w:r>
               <w:rPr>
@@ -196,7 +196,7 @@
               <w:lang w:eastAsia="fr-FR"/>
             </w:rPr>
           </w:pPr>
-          <w:hyperlink w:anchor="_Toc227845505" w:history="1">
+          <w:hyperlink w:anchor="_Toc227941618" w:history="1">
             <w:r>
               <w:rPr>
                 <w:rStyle w:val="Lienhypertexte"/>
@@ -223,7 +223,7 @@
                 <w:noProof/>
                 <w:webHidden/>
               </w:rPr>
-              <w:instrText xml:space="preserve"> PAGEREF _Toc227845505 \h </w:instrText>
+              <w:instrText xml:space="preserve"> PAGEREF _Toc227941618 \h </w:instrText>
             </w:r>
             <w:r>
               <w:rPr>
@@ -266,7 +266,7 @@
               <w:lang w:eastAsia="fr-FR"/>
             </w:rPr>
           </w:pPr>
-          <w:hyperlink w:anchor="_Toc227845506" w:history="1">
+          <w:hyperlink w:anchor="_Toc227941619" w:history="1">
             <w:r>
               <w:rPr>
                 <w:rStyle w:val="Lienhypertexte"/>
@@ -293,7 +293,7 @@
                 <w:noProof/>
                 <w:webHidden/>
               </w:rPr>
-              <w:instrText xml:space="preserve"> PAGEREF _Toc227845506 \h </w:instrText>
+              <w:instrText xml:space="preserve"> PAGEREF _Toc227941619 \h </w:instrText>
             </w:r>
             <w:r>
               <w:rPr>
@@ -336,7 +336,7 @@
               <w:lang w:eastAsia="fr-FR"/>
             </w:rPr>
           </w:pPr>
-          <w:hyperlink w:anchor="_Toc227845507" w:history="1">
+          <w:hyperlink w:anchor="_Toc227941620" w:history="1">
             <w:r>
               <w:rPr>
                 <w:rStyle w:val="Lienhypertexte"/>
@@ -363,7 +363,7 @@
                 <w:noProof/>
                 <w:webHidden/>
               </w:rPr>
-              <w:instrText xml:space="preserve"> PAGEREF _Toc227845507 \h </w:instrText>
+              <w:instrText xml:space="preserve"> PAGEREF _Toc227941620 \h </w:instrText>
             </w:r>
             <w:r>
               <w:rPr>
@@ -406,7 +406,7 @@
               <w:lang w:eastAsia="fr-FR"/>
             </w:rPr>
           </w:pPr>
-          <w:hyperlink w:anchor="_Toc227845508" w:history="1">
+          <w:hyperlink w:anchor="_Toc227941621" w:history="1">
             <w:r>
               <w:rPr>
                 <w:rStyle w:val="Lienhypertexte"/>
@@ -433,7 +433,7 @@
                 <w:noProof/>
                 <w:webHidden/>
               </w:rPr>
-              <w:instrText xml:space="preserve"> PAGEREF _Toc227845508 \h </w:instrText>
+              <w:instrText xml:space="preserve"> PAGEREF _Toc227941621 \h </w:instrText>
             </w:r>
             <w:r>
               <w:rPr>
@@ -476,7 +476,7 @@
               <w:lang w:eastAsia="fr-FR"/>
             </w:rPr>
           </w:pPr>
-          <w:hyperlink w:anchor="_Toc227845509" w:history="1">
+          <w:hyperlink w:anchor="_Toc227941622" w:history="1">
             <w:r>
               <w:rPr>
                 <w:rStyle w:val="Lienhypertexte"/>
@@ -503,7 +503,7 @@
                 <w:noProof/>
                 <w:webHidden/>
               </w:rPr>
-              <w:instrText xml:space="preserve"> PAGEREF _Toc227845509 \h </w:instrText>
+              <w:instrText xml:space="preserve"> PAGEREF _Toc227941622 \h </w:instrText>
             </w:r>
             <w:r>
               <w:rPr>
@@ -546,7 +546,7 @@
               <w:lang w:eastAsia="fr-FR"/>
             </w:rPr>
           </w:pPr>
-          <w:hyperlink w:anchor="_Toc227845510" w:history="1">
+          <w:hyperlink w:anchor="_Toc227941623" w:history="1">
             <w:r>
               <w:rPr>
                 <w:rStyle w:val="Lienhypertexte"/>
@@ -573,7 +573,7 @@
                 <w:noProof/>
                 <w:webHidden/>
               </w:rPr>
-              <w:instrText xml:space="preserve"> PAGEREF _Toc227845510 \h </w:instrText>
+              <w:instrText xml:space="preserve"> PAGEREF _Toc227941623 \h </w:instrText>
             </w:r>
             <w:r>
               <w:rPr>
@@ -616,7 +616,7 @@
               <w:lang w:eastAsia="fr-FR"/>
             </w:rPr>
           </w:pPr>
-          <w:hyperlink w:anchor="_Toc227845511" w:history="1">
+          <w:hyperlink w:anchor="_Toc227941624" w:history="1">
             <w:r>
               <w:rPr>
                 <w:rStyle w:val="Lienhypertexte"/>
@@ -643,7 +643,7 @@
                 <w:noProof/>
                 <w:webHidden/>
               </w:rPr>
-              <w:instrText xml:space="preserve"> PAGEREF _Toc227845511 \h </w:instrText>
+              <w:instrText xml:space="preserve"> PAGEREF _Toc227941624 \h </w:instrText>
             </w:r>
             <w:r>
               <w:rPr>
@@ -686,7 +686,7 @@
               <w:lang w:eastAsia="fr-FR"/>
             </w:rPr>
           </w:pPr>
-          <w:hyperlink w:anchor="_Toc227845512" w:history="1">
+          <w:hyperlink w:anchor="_Toc227941625" w:history="1">
             <w:r>
               <w:rPr>
                 <w:rStyle w:val="Lienhypertexte"/>
@@ -713,7 +713,7 @@
                 <w:noProof/>
                 <w:webHidden/>
               </w:rPr>
-              <w:instrText xml:space="preserve"> PAGEREF _Toc227845512 \h </w:instrText>
+              <w:instrText xml:space="preserve"> PAGEREF _Toc227941625 \h </w:instrText>
             </w:r>
             <w:r>
               <w:rPr>
@@ -756,7 +756,7 @@
               <w:lang w:eastAsia="fr-FR"/>
             </w:rPr>
           </w:pPr>
-          <w:hyperlink w:anchor="_Toc227845513" w:history="1">
+          <w:hyperlink w:anchor="_Toc227941626" w:history="1">
             <w:r>
               <w:rPr>
                 <w:rStyle w:val="Lienhypertexte"/>
@@ -783,7 +783,7 @@
                 <w:noProof/>
                 <w:webHidden/>
               </w:rPr>
-              <w:instrText xml:space="preserve"> PAGEREF _Toc227845513 \h </w:instrText>
+              <w:instrText xml:space="preserve"> PAGEREF _Toc227941626 \h </w:instrText>
             </w:r>
             <w:r>
               <w:rPr>
@@ -826,7 +826,7 @@
               <w:lang w:eastAsia="fr-FR"/>
             </w:rPr>
           </w:pPr>
-          <w:hyperlink w:anchor="_Toc227845514" w:history="1">
+          <w:hyperlink w:anchor="_Toc227941627" w:history="1">
             <w:r>
               <w:rPr>
                 <w:rStyle w:val="Lienhypertexte"/>
@@ -853,7 +853,7 @@
                 <w:noProof/>
                 <w:webHidden/>
               </w:rPr>
-              <w:instrText xml:space="preserve"> PAGEREF _Toc227845514 \h </w:instrText>
+              <w:instrText xml:space="preserve"> PAGEREF _Toc227941627 \h </w:instrText>
             </w:r>
             <w:r>
               <w:rPr>
@@ -896,7 +896,7 @@
               <w:lang w:eastAsia="fr-FR"/>
             </w:rPr>
           </w:pPr>
-          <w:hyperlink w:anchor="_Toc227845515" w:history="1">
+          <w:hyperlink w:anchor="_Toc227941628" w:history="1">
             <w:r>
               <w:rPr>
                 <w:rStyle w:val="Lienhypertexte"/>
@@ -923,7 +923,7 @@
                 <w:noProof/>
                 <w:webHidden/>
               </w:rPr>
-              <w:instrText xml:space="preserve"> PAGEREF _Toc227845515 \h </w:instrText>
+              <w:instrText xml:space="preserve"> PAGEREF _Toc227941628 \h </w:instrText>
             </w:r>
             <w:r>
               <w:rPr>
@@ -966,7 +966,7 @@
               <w:lang w:eastAsia="fr-FR"/>
             </w:rPr>
           </w:pPr>
-          <w:hyperlink w:anchor="_Toc227845516" w:history="1">
+          <w:hyperlink w:anchor="_Toc227941629" w:history="1">
             <w:r>
               <w:rPr>
                 <w:rStyle w:val="Lienhypertexte"/>
@@ -993,7 +993,7 @@
                 <w:noProof/>
                 <w:webHidden/>
               </w:rPr>
-              <w:instrText xml:space="preserve"> PAGEREF _Toc227845516 \h </w:instrText>
+              <w:instrText xml:space="preserve"> PAGEREF _Toc227941629 \h </w:instrText>
             </w:r>
             <w:r>
               <w:rPr>
@@ -1036,7 +1036,7 @@
               <w:lang w:eastAsia="fr-FR"/>
             </w:rPr>
           </w:pPr>
-          <w:hyperlink w:anchor="_Toc227845517" w:history="1">
+          <w:hyperlink w:anchor="_Toc227941630" w:history="1">
             <w:r>
               <w:rPr>
                 <w:rStyle w:val="Lienhypertexte"/>
@@ -1063,7 +1063,7 @@
                 <w:noProof/>
                 <w:webHidden/>
               </w:rPr>
-              <w:instrText xml:space="preserve"> PAGEREF _Toc227845517 \h </w:instrText>
+              <w:instrText xml:space="preserve"> PAGEREF _Toc227941630 \h </w:instrText>
             </w:r>
             <w:r>
               <w:rPr>
@@ -1106,7 +1106,7 @@
               <w:lang w:eastAsia="fr-FR"/>
             </w:rPr>
           </w:pPr>
-          <w:hyperlink w:anchor="_Toc227845518" w:history="1">
+          <w:hyperlink w:anchor="_Toc227941631" w:history="1">
             <w:r>
               <w:rPr>
                 <w:rStyle w:val="Lienhypertexte"/>
@@ -1133,7 +1133,7 @@
                 <w:noProof/>
                 <w:webHidden/>
               </w:rPr>
-              <w:instrText xml:space="preserve"> PAGEREF _Toc227845518 \h </w:instrText>
+              <w:instrText xml:space="preserve"> PAGEREF _Toc227941631 \h </w:instrText>
             </w:r>
             <w:r>
               <w:rPr>
@@ -1176,7 +1176,7 @@
               <w:lang w:eastAsia="fr-FR"/>
             </w:rPr>
           </w:pPr>
-          <w:hyperlink w:anchor="_Toc227845519" w:history="1">
+          <w:hyperlink w:anchor="_Toc227941632" w:history="1">
             <w:r>
               <w:rPr>
                 <w:rStyle w:val="Lienhypertexte"/>
@@ -1203,7 +1203,7 @@
                 <w:noProof/>
                 <w:webHidden/>
               </w:rPr>
-              <w:instrText xml:space="preserve"> PAGEREF _Toc227845519 \h </w:instrText>
+              <w:instrText xml:space="preserve"> PAGEREF _Toc227941632 \h </w:instrText>
             </w:r>
             <w:r>
               <w:rPr>
@@ -1223,7 +1223,7 @@
                 <w:noProof/>
                 <w:webHidden/>
               </w:rPr>
-              <w:t>24</w:t>
+              <w:t>25</w:t>
             </w:r>
             <w:r>
               <w:rPr>
@@ -1246,7 +1246,7 @@
               <w:lang w:eastAsia="fr-FR"/>
             </w:rPr>
           </w:pPr>
-          <w:hyperlink w:anchor="_Toc227845520" w:history="1">
+          <w:hyperlink w:anchor="_Toc227941633" w:history="1">
             <w:r>
               <w:rPr>
                 <w:rStyle w:val="Lienhypertexte"/>
@@ -1273,7 +1273,7 @@
                 <w:noProof/>
                 <w:webHidden/>
               </w:rPr>
-              <w:instrText xml:space="preserve"> PAGEREF _Toc227845520 \h </w:instrText>
+              <w:instrText xml:space="preserve"> PAGEREF _Toc227941633 \h </w:instrText>
             </w:r>
             <w:r>
               <w:rPr>
@@ -1316,7 +1316,7 @@
               <w:lang w:eastAsia="fr-FR"/>
             </w:rPr>
           </w:pPr>
-          <w:hyperlink w:anchor="_Toc227845521" w:history="1">
+          <w:hyperlink w:anchor="_Toc227941634" w:history="1">
             <w:r>
               <w:rPr>
                 <w:rStyle w:val="Lienhypertexte"/>
@@ -1343,7 +1343,7 @@
                 <w:noProof/>
                 <w:webHidden/>
               </w:rPr>
-              <w:instrText xml:space="preserve"> PAGEREF _Toc227845521 \h </w:instrText>
+              <w:instrText xml:space="preserve"> PAGEREF _Toc227941634 \h </w:instrText>
             </w:r>
             <w:r>
               <w:rPr>
@@ -1386,7 +1386,7 @@
               <w:lang w:eastAsia="fr-FR"/>
             </w:rPr>
           </w:pPr>
-          <w:hyperlink w:anchor="_Toc227845522" w:history="1">
+          <w:hyperlink w:anchor="_Toc227941635" w:history="1">
             <w:r>
               <w:rPr>
                 <w:rStyle w:val="Lienhypertexte"/>
@@ -1413,7 +1413,7 @@
                 <w:noProof/>
                 <w:webHidden/>
               </w:rPr>
-              <w:instrText xml:space="preserve"> PAGEREF _Toc227845522 \h </w:instrText>
+              <w:instrText xml:space="preserve"> PAGEREF _Toc227941635 \h </w:instrText>
             </w:r>
             <w:r>
               <w:rPr>
@@ -1433,7 +1433,77 @@
                 <w:noProof/>
                 <w:webHidden/>
               </w:rPr>
-              <w:t>26</w:t>
+              <w:t>27</w:t>
+            </w:r>
+            <w:r>
+              <w:rPr>
+                <w:noProof/>
+                <w:webHidden/>
+              </w:rPr>
+              <w:fldChar w:fldCharType="end"/>
+            </w:r>
+          </w:hyperlink>
+        </w:p>
+        <w:p>
+          <w:pPr>
+            <w:pStyle w:val="TM1"/>
+            <w:tabs>
+              <w:tab w:val="right" w:leader="dot" w:pos="9061"/>
+            </w:tabs>
+            <w:rPr>
+              <w:rFonts w:eastAsiaTheme="minorEastAsia"/>
+              <w:noProof/>
+              <w:lang w:eastAsia="fr-FR"/>
+            </w:rPr>
+          </w:pPr>
+          <w:hyperlink w:anchor="_Toc227941636" w:history="1">
+            <w:r>
+              <w:rPr>
+                <w:rStyle w:val="Lienhypertexte"/>
+                <w:noProof/>
+              </w:rPr>
+              <w:t>Template Factures</w:t>
+            </w:r>
+            <w:r>
+              <w:rPr>
+                <w:noProof/>
+                <w:webHidden/>
+              </w:rPr>
+              <w:tab/>
+            </w:r>
+            <w:r>
+              <w:rPr>
+                <w:noProof/>
+                <w:webHidden/>
+              </w:rPr>
+              <w:fldChar w:fldCharType="begin"/>
+            </w:r>
+            <w:r>
+              <w:rPr>
+                <w:noProof/>
+                <w:webHidden/>
+              </w:rPr>
+              <w:instrText xml:space="preserve"> PAGEREF _Toc227941636 \h </w:instrText>
+            </w:r>
+            <w:r>
+              <w:rPr>
+                <w:noProof/>
+                <w:webHidden/>
+              </w:rPr>
+            </w:r>
+            <w:r>
+              <w:rPr>
+                <w:noProof/>
+                <w:webHidden/>
+              </w:rPr>
+              <w:fldChar w:fldCharType="separate"/>
+            </w:r>
+            <w:r>
+              <w:rPr>
+                <w:noProof/>
+                <w:webHidden/>
+              </w:rPr>
+              <w:t>28</w:t>
             </w:r>
             <w:r>
               <w:rPr>
@@ -1456,7 +1526,7 @@
               <w:lang w:eastAsia="fr-FR"/>
             </w:rPr>
           </w:pPr>
-          <w:hyperlink w:anchor="_Toc227845523" w:history="1">
+          <w:hyperlink w:anchor="_Toc227941637" w:history="1">
             <w:r>
               <w:rPr>
                 <w:noProof/>
@@ -1476,7 +1546,7 @@
                 <w:noProof/>
                 <w:webHidden/>
               </w:rPr>
-              <w:instrText xml:space="preserve"> PAGEREF _Toc227845523 \h </w:instrText>
+              <w:instrText xml:space="preserve"> PAGEREF _Toc227941637 \h </w:instrText>
             </w:r>
             <w:r>
               <w:rPr>
@@ -1496,7 +1566,7 @@
                 <w:noProof/>
                 <w:webHidden/>
               </w:rPr>
-              <w:t>26</w:t>
+              <w:t>28</w:t>
             </w:r>
             <w:r>
               <w:rPr>
@@ -1519,7 +1589,7 @@
               <w:lang w:eastAsia="fr-FR"/>
             </w:rPr>
           </w:pPr>
-          <w:hyperlink w:anchor="_Toc227845524" w:history="1">
+          <w:hyperlink w:anchor="_Toc227941638" w:history="1">
             <w:r>
               <w:rPr>
                 <w:rStyle w:val="Lienhypertexte"/>
@@ -1546,7 +1616,7 @@
                 <w:noProof/>
                 <w:webHidden/>
               </w:rPr>
-              <w:instrText xml:space="preserve"> PAGEREF _Toc227845524 \h </w:instrText>
+              <w:instrText xml:space="preserve"> PAGEREF _Toc227941638 \h </w:instrText>
             </w:r>
             <w:r>
               <w:rPr>
@@ -1566,7 +1636,77 @@
                 <w:noProof/>
                 <w:webHidden/>
               </w:rPr>
-              <w:t>27</w:t>
+              <w:t>29</w:t>
+            </w:r>
+            <w:r>
+              <w:rPr>
+                <w:noProof/>
+                <w:webHidden/>
+              </w:rPr>
+              <w:fldChar w:fldCharType="end"/>
+            </w:r>
+          </w:hyperlink>
+        </w:p>
+        <w:p>
+          <w:pPr>
+            <w:pStyle w:val="TM1"/>
+            <w:tabs>
+              <w:tab w:val="right" w:leader="dot" w:pos="9061"/>
+            </w:tabs>
+            <w:rPr>
+              <w:rFonts w:eastAsiaTheme="minorEastAsia"/>
+              <w:noProof/>
+              <w:lang w:eastAsia="fr-FR"/>
+            </w:rPr>
+          </w:pPr>
+          <w:hyperlink w:anchor="_Toc227941639" w:history="1">
+            <w:r>
+              <w:rPr>
+                <w:rStyle w:val="Lienhypertexte"/>
+                <w:noProof/>
+              </w:rPr>
+              <w:t>Gestion du catalogue produit</w:t>
+            </w:r>
+            <w:r>
+              <w:rPr>
+                <w:noProof/>
+                <w:webHidden/>
+              </w:rPr>
+              <w:tab/>
+            </w:r>
+            <w:r>
+              <w:rPr>
+                <w:noProof/>
+                <w:webHidden/>
+              </w:rPr>
+              <w:fldChar w:fldCharType="begin"/>
+            </w:r>
+            <w:r>
+              <w:rPr>
+                <w:noProof/>
+                <w:webHidden/>
+              </w:rPr>
+              <w:instrText xml:space="preserve"> PAGEREF _Toc227941639 \h </w:instrText>
+            </w:r>
+            <w:r>
+              <w:rPr>
+                <w:noProof/>
+                <w:webHidden/>
+              </w:rPr>
+            </w:r>
+            <w:r>
+              <w:rPr>
+                <w:noProof/>
+                <w:webHidden/>
+              </w:rPr>
+              <w:fldChar w:fldCharType="separate"/>
+            </w:r>
+            <w:r>
+              <w:rPr>
+                <w:noProof/>
+                <w:webHidden/>
+              </w:rPr>
+              <w:t>32</w:t>
             </w:r>
             <w:r>
               <w:rPr>
@@ -1589,13 +1729,13 @@
               <w:lang w:eastAsia="fr-FR"/>
             </w:rPr>
           </w:pPr>
-          <w:hyperlink w:anchor="_Toc227845525" w:history="1">
+          <w:hyperlink w:anchor="_Toc227941640" w:history="1">
             <w:r>
               <w:rPr>
                 <w:rStyle w:val="Lienhypertexte"/>
                 <w:noProof/>
               </w:rPr>
-              <w:t>Le PDF de la facture prêt à être imprimé</w:t>
+              <w:t>Pagination</w:t>
             </w:r>
             <w:r>
               <w:rPr>
@@ -1616,7 +1756,7 @@
                 <w:noProof/>
                 <w:webHidden/>
               </w:rPr>
-              <w:instrText xml:space="preserve"> PAGEREF _Toc227845525 \h </w:instrText>
+              <w:instrText xml:space="preserve"> PAGEREF _Toc227941640 \h </w:instrText>
             </w:r>
             <w:r>
               <w:rPr>
@@ -1636,86 +1776,7 @@
                 <w:noProof/>
                 <w:webHidden/>
               </w:rPr>
-              <w:t>29</w:t>
-            </w:r>
-            <w:r>
-              <w:rPr>
-                <w:noProof/>
-                <w:webHidden/>
-              </w:rPr>
-              <w:fldChar w:fldCharType="end"/>
-            </w:r>
-          </w:hyperlink>
-        </w:p>
-        <w:p>
-          <w:pPr>
-            <w:pStyle w:val="TM2"/>
-            <w:tabs>
-              <w:tab w:val="right" w:leader="dot" w:pos="9061"/>
-            </w:tabs>
-            <w:rPr>
-              <w:rFonts w:eastAsiaTheme="minorEastAsia"/>
-              <w:noProof/>
-              <w:lang w:eastAsia="fr-FR"/>
-            </w:rPr>
-          </w:pPr>
-          <w:hyperlink w:anchor="_Toc227845526" w:history="1">
-            <w:r>
-              <w:rPr>
-                <w:rStyle w:val="Lienhypertexte"/>
-                <w:b/>
-                <w:bCs/>
-                <w:noProof/>
-              </w:rPr>
-              <w:t xml:space="preserve">Le PDF imprimé : </w:t>
-            </w:r>
-            <w:r>
-              <w:rPr>
-                <w:rStyle w:val="Lienhypertexte"/>
-                <w:noProof/>
-              </w:rPr>
-              <w:t>que l’on peut imprimer ou enregistrer</w:t>
-            </w:r>
-            <w:r>
-              <w:rPr>
-                <w:noProof/>
-                <w:webHidden/>
-              </w:rPr>
-              <w:tab/>
-            </w:r>
-            <w:r>
-              <w:rPr>
-                <w:noProof/>
-                <w:webHidden/>
-              </w:rPr>
-              <w:fldChar w:fldCharType="begin"/>
-            </w:r>
-            <w:r>
-              <w:rPr>
-                <w:noProof/>
-                <w:webHidden/>
-              </w:rPr>
-              <w:instrText xml:space="preserve"> PAGEREF _Toc227845526 \h </w:instrText>
-            </w:r>
-            <w:r>
-              <w:rPr>
-                <w:noProof/>
-                <w:webHidden/>
-              </w:rPr>
-            </w:r>
-            <w:r>
-              <w:rPr>
-                <w:noProof/>
-                <w:webHidden/>
-              </w:rPr>
-              <w:fldChar w:fldCharType="separate"/>
-            </w:r>
-            <w:r>
-              <w:rPr>
-                <w:noProof/>
-                <w:webHidden/>
-              </w:rPr>
-              <w:t>29</w:t>
+              <w:t>33</w:t>
             </w:r>
             <w:r>
               <w:rPr>
@@ -1738,13 +1799,13 @@
               <w:lang w:eastAsia="fr-FR"/>
             </w:rPr>
           </w:pPr>
-          <w:hyperlink w:anchor="_Toc227845527" w:history="1">
+          <w:hyperlink w:anchor="_Toc227941641" w:history="1">
             <w:r>
               <w:rPr>
                 <w:rStyle w:val="Lienhypertexte"/>
                 <w:noProof/>
               </w:rPr>
-              <w:t>Gestion du catalogue produit</w:t>
+              <w:t>Calcul des montants (TVA et total des factures)</w:t>
             </w:r>
             <w:r>
               <w:rPr>
@@ -1765,7 +1826,7 @@
                 <w:noProof/>
                 <w:webHidden/>
               </w:rPr>
-              <w:instrText xml:space="preserve"> PAGEREF _Toc227845527 \h </w:instrText>
+              <w:instrText xml:space="preserve"> PAGEREF _Toc227941641 \h </w:instrText>
             </w:r>
             <w:r>
               <w:rPr>
@@ -1785,77 +1846,7 @@
                 <w:noProof/>
                 <w:webHidden/>
               </w:rPr>
-              <w:t>30</w:t>
-            </w:r>
-            <w:r>
-              <w:rPr>
-                <w:noProof/>
-                <w:webHidden/>
-              </w:rPr>
-              <w:fldChar w:fldCharType="end"/>
-            </w:r>
-          </w:hyperlink>
-        </w:p>
-        <w:p>
-          <w:pPr>
-            <w:pStyle w:val="TM2"/>
-            <w:tabs>
-              <w:tab w:val="right" w:leader="dot" w:pos="9061"/>
-            </w:tabs>
-            <w:rPr>
-              <w:rFonts w:eastAsiaTheme="minorEastAsia"/>
-              <w:noProof/>
-              <w:lang w:eastAsia="fr-FR"/>
-            </w:rPr>
-          </w:pPr>
-          <w:hyperlink w:anchor="_Toc227845528" w:history="1">
-            <w:r>
-              <w:rPr>
-                <w:rStyle w:val="Lienhypertexte"/>
-                <w:noProof/>
-              </w:rPr>
-              <w:t>Pagination</w:t>
-            </w:r>
-            <w:r>
-              <w:rPr>
-                <w:noProof/>
-                <w:webHidden/>
-              </w:rPr>
-              <w:tab/>
-            </w:r>
-            <w:r>
-              <w:rPr>
-                <w:noProof/>
-                <w:webHidden/>
-              </w:rPr>
-              <w:fldChar w:fldCharType="begin"/>
-            </w:r>
-            <w:r>
-              <w:rPr>
-                <w:noProof/>
-                <w:webHidden/>
-              </w:rPr>
-              <w:instrText xml:space="preserve"> PAGEREF _Toc227845528 \h </w:instrText>
-            </w:r>
-            <w:r>
-              <w:rPr>
-                <w:noProof/>
-                <w:webHidden/>
-              </w:rPr>
-            </w:r>
-            <w:r>
-              <w:rPr>
-                <w:noProof/>
-                <w:webHidden/>
-              </w:rPr>
-              <w:fldChar w:fldCharType="separate"/>
-            </w:r>
-            <w:r>
-              <w:rPr>
-                <w:noProof/>
-                <w:webHidden/>
-              </w:rPr>
-              <w:t>31</w:t>
+              <w:t>34</w:t>
             </w:r>
             <w:r>
               <w:rPr>
@@ -1878,13 +1869,13 @@
               <w:lang w:eastAsia="fr-FR"/>
             </w:rPr>
           </w:pPr>
-          <w:hyperlink w:anchor="_Toc227845529" w:history="1">
+          <w:hyperlink w:anchor="_Toc227941642" w:history="1">
             <w:r>
               <w:rPr>
                 <w:rStyle w:val="Lienhypertexte"/>
                 <w:noProof/>
               </w:rPr>
-              <w:t>Calcul des montants (TVA et total des factures)</w:t>
+              <w:t>Fonctionnement des controllers</w:t>
             </w:r>
             <w:r>
               <w:rPr>
@@ -1905,7 +1896,7 @@
                 <w:noProof/>
                 <w:webHidden/>
               </w:rPr>
-              <w:instrText xml:space="preserve"> PAGEREF _Toc227845529 \h </w:instrText>
+              <w:instrText xml:space="preserve"> PAGEREF _Toc227941642 \h </w:instrText>
             </w:r>
             <w:r>
               <w:rPr>
@@ -1925,7 +1916,7 @@
                 <w:noProof/>
                 <w:webHidden/>
               </w:rPr>
-              <w:t>32</w:t>
+              <w:t>37</w:t>
             </w:r>
             <w:r>
               <w:rPr>
@@ -1948,13 +1939,13 @@
               <w:lang w:eastAsia="fr-FR"/>
             </w:rPr>
           </w:pPr>
-          <w:hyperlink w:anchor="_Toc227845530" w:history="1">
+          <w:hyperlink w:anchor="_Toc227941643" w:history="1">
             <w:r>
               <w:rPr>
                 <w:rStyle w:val="Lienhypertexte"/>
                 <w:noProof/>
               </w:rPr>
-              <w:t>Fonctionnement des controllers</w:t>
+              <w:t>Génération d’un PDF de la facture</w:t>
             </w:r>
             <w:r>
               <w:rPr>
@@ -1975,7 +1966,7 @@
                 <w:noProof/>
                 <w:webHidden/>
               </w:rPr>
-              <w:instrText xml:space="preserve"> PAGEREF _Toc227845530 \h </w:instrText>
+              <w:instrText xml:space="preserve"> PAGEREF _Toc227941643 \h </w:instrText>
             </w:r>
             <w:r>
               <w:rPr>
@@ -1995,7 +1986,7 @@
                 <w:noProof/>
                 <w:webHidden/>
               </w:rPr>
-              <w:t>35</w:t>
+              <w:t>39</w:t>
             </w:r>
             <w:r>
               <w:rPr>
@@ -2018,7 +2009,7 @@
               <w:lang w:eastAsia="fr-FR"/>
             </w:rPr>
           </w:pPr>
-          <w:hyperlink w:anchor="_Toc227845531" w:history="1">
+          <w:hyperlink w:anchor="_Toc227941644" w:history="1">
             <w:r>
               <w:rPr>
                 <w:rStyle w:val="Lienhypertexte"/>
@@ -2045,7 +2036,7 @@
                 <w:noProof/>
                 <w:webHidden/>
               </w:rPr>
-              <w:instrText xml:space="preserve"> PAGEREF _Toc227845531 \h </w:instrText>
+              <w:instrText xml:space="preserve"> PAGEREF _Toc227941644 \h </w:instrText>
             </w:r>
             <w:r>
               <w:rPr>
@@ -2065,7 +2056,7 @@
                 <w:noProof/>
                 <w:webHidden/>
               </w:rPr>
-              <w:t>38</w:t>
+              <w:t>40</w:t>
             </w:r>
             <w:r>
               <w:rPr>
@@ -2088,7 +2079,7 @@
               <w:lang w:eastAsia="fr-FR"/>
             </w:rPr>
           </w:pPr>
-          <w:hyperlink w:anchor="_Toc227845532" w:history="1">
+          <w:hyperlink w:anchor="_Toc227941645" w:history="1">
             <w:r>
               <w:rPr>
                 <w:rStyle w:val="Lienhypertexte"/>
@@ -2115,7 +2106,7 @@
                 <w:noProof/>
                 <w:webHidden/>
               </w:rPr>
-              <w:instrText xml:space="preserve"> PAGEREF _Toc227845532 \h </w:instrText>
+              <w:instrText xml:space="preserve"> PAGEREF _Toc227941645 \h </w:instrText>
             </w:r>
             <w:r>
               <w:rPr>
@@ -2135,7 +2126,7 @@
                 <w:noProof/>
                 <w:webHidden/>
               </w:rPr>
-              <w:t>39</w:t>
+              <w:t>41</w:t>
             </w:r>
             <w:r>
               <w:rPr>
@@ -2183,82 +2174,152 @@
         <w:t>Mini Facturier</w:t>
       </w:r>
     </w:p>
-    <w:p/>
-    <w:p/>
+    <w:p>
+      <w:pPr>
+        <w:rPr>
+          <w:sz w:val="32"/>
+          <w:szCs w:val="32"/>
+        </w:rPr>
+      </w:pPr>
+    </w:p>
+    <w:p>
+      <w:pPr>
+        <w:rPr>
+          <w:sz w:val="32"/>
+          <w:szCs w:val="32"/>
+        </w:rPr>
+      </w:pPr>
+    </w:p>
     <w:p>
       <w:pPr>
         <w:ind w:left="1134"/>
-      </w:pPr>
-      <w:r>
+        <w:rPr>
+          <w:sz w:val="32"/>
+          <w:szCs w:val="32"/>
+        </w:rPr>
+      </w:pPr>
+      <w:r>
+        <w:rPr>
+          <w:sz w:val="32"/>
+          <w:szCs w:val="32"/>
+        </w:rPr>
         <w:t>Application de Gestion Commerciale</w:t>
       </w:r>
     </w:p>
     <w:p>
       <w:pPr>
         <w:ind w:left="1134"/>
+        <w:rPr>
+          <w:sz w:val="32"/>
+          <w:szCs w:val="32"/>
+        </w:rPr>
       </w:pPr>
     </w:p>
     <w:p>
       <w:pPr>
         <w:ind w:left="1134"/>
-      </w:pPr>
-      <w:r>
+        <w:rPr>
+          <w:sz w:val="32"/>
+          <w:szCs w:val="32"/>
+        </w:rPr>
+      </w:pPr>
+      <w:r>
+        <w:rPr>
+          <w:sz w:val="32"/>
+          <w:szCs w:val="32"/>
+        </w:rPr>
         <w:t>Dossier de projet CCP1 et CCP2</w:t>
       </w:r>
     </w:p>
     <w:p>
       <w:pPr>
         <w:ind w:left="1134"/>
+        <w:rPr>
+          <w:sz w:val="32"/>
+          <w:szCs w:val="32"/>
+        </w:rPr>
       </w:pPr>
     </w:p>
     <w:p>
       <w:pPr>
         <w:ind w:left="1134"/>
-      </w:pPr>
-      <w:r>
-        <w:rPr>
-          <w:b/>
-          <w:bCs/>
+        <w:rPr>
+          <w:sz w:val="32"/>
+          <w:szCs w:val="32"/>
+        </w:rPr>
+      </w:pPr>
+      <w:r>
+        <w:rPr>
+          <w:b/>
+          <w:bCs/>
+          <w:sz w:val="32"/>
+          <w:szCs w:val="32"/>
         </w:rPr>
         <w:t>Nom</w:t>
       </w:r>
       <w:r>
+        <w:rPr>
+          <w:sz w:val="32"/>
+          <w:szCs w:val="32"/>
+        </w:rPr>
         <w:t xml:space="preserve"> : Ledeunf Jean Francois</w:t>
       </w:r>
     </w:p>
     <w:p>
       <w:pPr>
         <w:ind w:left="1134"/>
+        <w:rPr>
+          <w:sz w:val="32"/>
+          <w:szCs w:val="32"/>
+        </w:rPr>
       </w:pPr>
     </w:p>
     <w:p>
       <w:pPr>
         <w:ind w:left="1134"/>
-      </w:pPr>
-      <w:r>
-        <w:rPr>
-          <w:b/>
-          <w:bCs/>
+        <w:rPr>
+          <w:sz w:val="32"/>
+          <w:szCs w:val="32"/>
+        </w:rPr>
+      </w:pPr>
+      <w:r>
+        <w:rPr>
+          <w:b/>
+          <w:bCs/>
+          <w:sz w:val="32"/>
+          <w:szCs w:val="32"/>
         </w:rPr>
         <w:t>Formation</w:t>
       </w:r>
       <w:r>
+        <w:rPr>
+          <w:sz w:val="32"/>
+          <w:szCs w:val="32"/>
+        </w:rPr>
         <w:t xml:space="preserve"> ; Développeur </w:t>
       </w:r>
       <w:r>
         <w:rPr>
           <w:b/>
           <w:bCs/>
+          <w:sz w:val="32"/>
+          <w:szCs w:val="32"/>
         </w:rPr>
         <w:t>Web</w:t>
       </w:r>
       <w:r>
+        <w:rPr>
+          <w:sz w:val="32"/>
+          <w:szCs w:val="32"/>
+        </w:rPr>
         <w:t xml:space="preserve"> et </w:t>
       </w:r>
       <w:r>
         <w:rPr>
           <w:b/>
           <w:bCs/>
+          <w:sz w:val="32"/>
+          <w:szCs w:val="32"/>
         </w:rPr>
         <w:t>Web Mobil</w:t>
       </w:r>
@@ -2266,55 +2327,100 @@
     <w:p>
       <w:pPr>
         <w:ind w:left="1134"/>
+        <w:rPr>
+          <w:sz w:val="32"/>
+          <w:szCs w:val="32"/>
+        </w:rPr>
       </w:pPr>
     </w:p>
     <w:p>
       <w:pPr>
         <w:ind w:left="1134"/>
-      </w:pPr>
-      <w:r>
-        <w:rPr>
-          <w:b/>
-          <w:bCs/>
+        <w:rPr>
+          <w:sz w:val="32"/>
+          <w:szCs w:val="32"/>
+        </w:rPr>
+      </w:pPr>
+      <w:r>
+        <w:rPr>
+          <w:b/>
+          <w:bCs/>
+          <w:sz w:val="32"/>
+          <w:szCs w:val="32"/>
         </w:rPr>
         <w:t>Centre de Formation</w:t>
       </w:r>
       <w:r>
+        <w:rPr>
+          <w:sz w:val="32"/>
+          <w:szCs w:val="32"/>
+        </w:rPr>
         <w:t xml:space="preserve"> : AFEC Dax</w:t>
       </w:r>
     </w:p>
     <w:p>
       <w:pPr>
         <w:ind w:left="1134"/>
+        <w:rPr>
+          <w:sz w:val="32"/>
+          <w:szCs w:val="32"/>
+        </w:rPr>
       </w:pPr>
     </w:p>
     <w:p>
       <w:pPr>
         <w:ind w:left="1134"/>
-      </w:pPr>
-      <w:r>
-        <w:rPr>
-          <w:b/>
-          <w:bCs/>
+        <w:rPr>
+          <w:sz w:val="32"/>
+          <w:szCs w:val="32"/>
+        </w:rPr>
+      </w:pPr>
+      <w:r>
+        <w:rPr>
+          <w:b/>
+          <w:bCs/>
+          <w:sz w:val="32"/>
+          <w:szCs w:val="32"/>
         </w:rPr>
         <w:t>Session</w:t>
       </w:r>
       <w:r>
+        <w:rPr>
+          <w:sz w:val="32"/>
+          <w:szCs w:val="32"/>
+        </w:rPr>
         <w:t> :de Mars a décembre 2025</w:t>
       </w:r>
     </w:p>
     <w:p>
       <w:pPr>
         <w:ind w:left="1134"/>
-      </w:pPr>
-    </w:p>
-    <w:p/>
-    <w:p>
+        <w:rPr>
+          <w:sz w:val="32"/>
+          <w:szCs w:val="32"/>
+        </w:rPr>
+      </w:pPr>
+    </w:p>
+    <w:p>
+      <w:pPr>
+        <w:rPr>
+          <w:sz w:val="32"/>
+          <w:szCs w:val="32"/>
+        </w:rPr>
+      </w:pPr>
+    </w:p>
+    <w:p>
+      <w:pPr>
+        <w:rPr>
+          <w:sz w:val="32"/>
+          <w:szCs w:val="32"/>
+        </w:rPr>
+      </w:pPr>
       <w:r>
         <w:rPr>
           <w:noProof/>
-          <w:sz w:val="48"/>
-          <w:szCs w:val="48"/>
+          <w:sz w:val="32"/>
+          <w:szCs w:val="32"/>
         </w:rPr>
         <w:drawing>
           <wp:anchor distT="0" distB="0" distL="114300" distR="114300" simplePos="0" relativeHeight="251660800" behindDoc="1" locked="0" layoutInCell="1" allowOverlap="1" wp14:anchorId="2446AA4A" wp14:editId="01AABBB9">
@@ -2373,23 +2479,68 @@
         </w:drawing>
       </w:r>
     </w:p>
-    <w:p/>
-    <w:p/>
-    <w:p/>
-    <w:p/>
-    <w:p/>
-    <w:p/>
-    <w:p/>
-    <w:p/>
-    <w:p/>
-    <w:p/>
-    <w:p/>
+    <w:p>
+      <w:pPr>
+        <w:rPr>
+          <w:sz w:val="32"/>
+          <w:szCs w:val="32"/>
+        </w:rPr>
+      </w:pPr>
+    </w:p>
+    <w:p>
+      <w:pPr>
+        <w:rPr>
+          <w:sz w:val="32"/>
+          <w:szCs w:val="32"/>
+        </w:rPr>
+      </w:pPr>
+    </w:p>
+    <w:p>
+      <w:pPr>
+        <w:rPr>
+          <w:sz w:val="32"/>
+          <w:szCs w:val="32"/>
+        </w:rPr>
+      </w:pPr>
+    </w:p>
+    <w:p>
+      <w:pPr>
+        <w:rPr>
+          <w:sz w:val="32"/>
+          <w:szCs w:val="32"/>
+        </w:rPr>
+      </w:pPr>
+    </w:p>
+    <w:p>
+      <w:pPr>
+        <w:rPr>
+          <w:sz w:val="32"/>
+          <w:szCs w:val="32"/>
+        </w:rPr>
+      </w:pPr>
+    </w:p>
+    <w:p>
+      <w:pPr>
+        <w:rPr>
+          <w:sz w:val="32"/>
+          <w:szCs w:val="32"/>
+        </w:rPr>
+      </w:pPr>
+    </w:p>
+    <w:p>
+      <w:pPr>
+        <w:rPr>
+          <w:sz w:val="32"/>
+          <w:szCs w:val="32"/>
+        </w:rPr>
+      </w:pPr>
+    </w:p>
     <w:p>
       <w:pPr>
         <w:pStyle w:val="Titre1"/>
         <w:jc w:val="center"/>
       </w:pPr>
-      <w:bookmarkStart w:id="0" w:name="_Toc227845503"/>
+      <w:bookmarkStart w:id="0" w:name="_Toc227941616"/>
       <w:r>
         <w:lastRenderedPageBreak/>
         <w:t>Introduction</w:t>
@@ -2488,19 +2639,127 @@
         <w:t xml:space="preserve"> s’inscrit ainsi dans une démarche de conception d’un outil fiable, évolutif et adapté aux besoins d’une entreprise.</w:t>
       </w:r>
     </w:p>
-    <w:p/>
-    <w:p/>
-    <w:p/>
-    <w:p/>
-    <w:p/>
-    <w:p/>
-    <w:p/>
-    <w:p/>
-    <w:p/>
-    <w:p/>
-    <w:p/>
-    <w:p/>
-    <w:p/>
+    <w:p>
+      <w:pPr>
+        <w:ind w:firstLine="567"/>
+        <w:rPr>
+          <w:b/>
+          <w:bCs/>
+          <w:sz w:val="32"/>
+          <w:szCs w:val="32"/>
+        </w:rPr>
+      </w:pPr>
+    </w:p>
+    <w:p>
+      <w:pPr>
+        <w:ind w:firstLine="567"/>
+        <w:rPr>
+          <w:b/>
+          <w:bCs/>
+          <w:sz w:val="32"/>
+          <w:szCs w:val="32"/>
+        </w:rPr>
+      </w:pPr>
+    </w:p>
+    <w:p>
+      <w:pPr>
+        <w:ind w:firstLine="567"/>
+        <w:rPr>
+          <w:b/>
+          <w:bCs/>
+          <w:sz w:val="32"/>
+          <w:szCs w:val="32"/>
+        </w:rPr>
+      </w:pPr>
+    </w:p>
+    <w:p>
+      <w:pPr>
+        <w:ind w:firstLine="567"/>
+        <w:rPr>
+          <w:b/>
+          <w:bCs/>
+          <w:sz w:val="32"/>
+          <w:szCs w:val="32"/>
+        </w:rPr>
+      </w:pPr>
+    </w:p>
+    <w:p>
+      <w:pPr>
+        <w:ind w:firstLine="567"/>
+        <w:rPr>
+          <w:b/>
+          <w:bCs/>
+          <w:sz w:val="32"/>
+          <w:szCs w:val="32"/>
+        </w:rPr>
+      </w:pPr>
+    </w:p>
+    <w:p>
+      <w:pPr>
+        <w:ind w:firstLine="567"/>
+        <w:rPr>
+          <w:b/>
+          <w:bCs/>
+          <w:sz w:val="32"/>
+          <w:szCs w:val="32"/>
+        </w:rPr>
+      </w:pPr>
+    </w:p>
+    <w:p>
+      <w:pPr>
+        <w:ind w:firstLine="567"/>
+        <w:rPr>
+          <w:b/>
+          <w:bCs/>
+          <w:sz w:val="32"/>
+          <w:szCs w:val="32"/>
+        </w:rPr>
+      </w:pPr>
+    </w:p>
+    <w:p>
+      <w:pPr>
+        <w:ind w:firstLine="567"/>
+        <w:rPr>
+          <w:b/>
+          <w:bCs/>
+          <w:sz w:val="32"/>
+          <w:szCs w:val="32"/>
+        </w:rPr>
+      </w:pPr>
+    </w:p>
+    <w:p>
+      <w:pPr>
+        <w:ind w:firstLine="567"/>
+        <w:rPr>
+          <w:b/>
+          <w:bCs/>
+          <w:sz w:val="32"/>
+          <w:szCs w:val="32"/>
+        </w:rPr>
+      </w:pPr>
+    </w:p>
+    <w:p>
+      <w:pPr>
+        <w:ind w:firstLine="567"/>
+        <w:rPr>
+          <w:b/>
+          <w:bCs/>
+          <w:sz w:val="32"/>
+          <w:szCs w:val="32"/>
+        </w:rPr>
+      </w:pPr>
+    </w:p>
+    <w:p>
+      <w:pPr>
+        <w:ind w:firstLine="567"/>
+        <w:rPr>
+          <w:b/>
+          <w:bCs/>
+          <w:sz w:val="32"/>
+          <w:szCs w:val="32"/>
+        </w:rPr>
+      </w:pPr>
+    </w:p>
     <w:p>
       <w:pPr>
         <w:ind w:firstLine="567"/>
@@ -2528,7 +2787,7 @@
         <w:pStyle w:val="Titre1"/>
         <w:jc w:val="center"/>
       </w:pPr>
-      <w:bookmarkStart w:id="1" w:name="_Toc227845504"/>
+      <w:bookmarkStart w:id="1" w:name="_Toc227941617"/>
       <w:r>
         <w:lastRenderedPageBreak/>
         <w:t>E</w:t>
@@ -2596,7 +2855,23 @@
           <w:sz w:val="32"/>
           <w:szCs w:val="32"/>
         </w:rPr>
-        <w:t>e développement de l’application a été effectué avec l’éditeur de code Visual Studio Code, offrant des fonctionnalités adaptées telles que la coloration syntaxique, l’auto-complétions et la gestion des extensions.</w:t>
+        <w:t>e développement de l’application a été effectué avec l’éditeur de code Visual Studio Code, offrant des fonctionnalités telles que la coloration syntaxique, l’</w:t>
+      </w:r>
+      <w:proofErr w:type="spellStart"/>
+      <w:r>
+        <w:rPr>
+          <w:sz w:val="32"/>
+          <w:szCs w:val="32"/>
+        </w:rPr>
+        <w:t>auto-complétion</w:t>
+      </w:r>
+      <w:proofErr w:type="spellEnd"/>
+      <w:r>
+        <w:rPr>
+          <w:sz w:val="32"/>
+          <w:szCs w:val="32"/>
+        </w:rPr>
+        <w:t xml:space="preserve"> et la gestion des extensions, facilitant ainsi la productivité et la lisibilité du code.</w:t>
       </w:r>
     </w:p>
     <w:p>
@@ -2621,7 +2896,23 @@
           <w:sz w:val="32"/>
           <w:szCs w:val="32"/>
         </w:rPr>
-        <w:t>a base de données est gérée avec MySQL, et son administration a été facilitée par l’outil HeidiSql, fonctionnant avec Laragon.</w:t>
+        <w:t xml:space="preserve">a base de données est gérée avec MySQL, et son administration est assurée par l’outil </w:t>
+      </w:r>
+      <w:proofErr w:type="spellStart"/>
+      <w:r>
+        <w:rPr>
+          <w:sz w:val="32"/>
+          <w:szCs w:val="32"/>
+        </w:rPr>
+        <w:t>HeidiSQL</w:t>
+      </w:r>
+      <w:proofErr w:type="spellEnd"/>
+      <w:r>
+        <w:rPr>
+          <w:sz w:val="32"/>
+          <w:szCs w:val="32"/>
+        </w:rPr>
+        <w:t>, intégré à l’environnement Laragon.</w:t>
       </w:r>
     </w:p>
     <w:p>
@@ -2639,14 +2930,14 @@
           <w:sz w:val="32"/>
           <w:szCs w:val="32"/>
         </w:rPr>
-        <w:t>E</w:t>
-      </w:r>
-      <w:r>
-        <w:rPr>
-          <w:sz w:val="32"/>
-          <w:szCs w:val="32"/>
-        </w:rPr>
-        <w:t>nfin, les tests et l’affichage de l’application ont été réalisés via un navigateur web (Google Chrome), permettant de vérifier le bon fonctionnement de l’interface utilisateur et des différentes fonctionnalités développées.</w:t>
+        <w:t>L</w:t>
+      </w:r>
+      <w:r>
+        <w:rPr>
+          <w:sz w:val="32"/>
+          <w:szCs w:val="32"/>
+        </w:rPr>
+        <w:t>es tests et l’affichage de l’application ont été réalisés via le navigateur Google Chrome, permettant de vérifier le bon fonctionnement de l’interface utilisateur ainsi que l’interactivité des composants (modals, formulaires, navigation).</w:t>
       </w:r>
     </w:p>
     <w:p>
@@ -2744,7 +3035,7 @@
         <w:pStyle w:val="Titre1"/>
         <w:jc w:val="center"/>
       </w:pPr>
-      <w:bookmarkStart w:id="2" w:name="_Toc227845505"/>
+      <w:bookmarkStart w:id="2" w:name="_Toc227941618"/>
       <w:r>
         <w:lastRenderedPageBreak/>
         <w:t>Choix techniques</w:t>
@@ -2755,12 +3046,26 @@
       <w:pPr>
         <w:ind w:firstLine="567"/>
         <w:rPr>
-          <w:b/>
-          <w:bCs/>
-          <w:sz w:val="32"/>
-          <w:szCs w:val="32"/>
-        </w:rPr>
-      </w:pPr>
+          <w:sz w:val="32"/>
+          <w:szCs w:val="32"/>
+        </w:rPr>
+      </w:pPr>
+      <w:r>
+        <w:rPr>
+          <w:b/>
+          <w:bCs/>
+          <w:sz w:val="32"/>
+          <w:szCs w:val="32"/>
+        </w:rPr>
+        <w:t>D</w:t>
+      </w:r>
+      <w:r>
+        <w:rPr>
+          <w:sz w:val="32"/>
+          <w:szCs w:val="32"/>
+        </w:rPr>
+        <w:t>ans le cadre de ce projet, plusieurs choix techniques ont été réalisés afin de garantir une application structurée, maintenable et adaptée aux besoins.</w:t>
+      </w:r>
     </w:p>
     <w:p>
       <w:pPr>
@@ -2777,14 +3082,48 @@
           <w:sz w:val="32"/>
           <w:szCs w:val="32"/>
         </w:rPr>
-        <w:t>D</w:t>
-      </w:r>
-      <w:r>
-        <w:rPr>
-          <w:sz w:val="32"/>
-          <w:szCs w:val="32"/>
-        </w:rPr>
-        <w:t>ans le cadre de ce projet, plusieurs choix techniques ont été réalisés afin de garantir une application structurée, maintenable et adaptée aux besoins.</w:t>
+        <w:t>L</w:t>
+      </w:r>
+      <w:r>
+        <w:rPr>
+          <w:sz w:val="32"/>
+          <w:szCs w:val="32"/>
+        </w:rPr>
+        <w:t xml:space="preserve">e </w:t>
+      </w:r>
+      <w:proofErr w:type="spellStart"/>
+      <w:r>
+        <w:rPr>
+          <w:b/>
+          <w:bCs/>
+          <w:sz w:val="32"/>
+          <w:szCs w:val="32"/>
+        </w:rPr>
+        <w:t>framework</w:t>
+      </w:r>
+      <w:proofErr w:type="spellEnd"/>
+      <w:r>
+        <w:rPr>
+          <w:sz w:val="32"/>
+          <w:szCs w:val="32"/>
+        </w:rPr>
+        <w:t xml:space="preserve"> Symfony a été utilisé pour le développement de l’application. Ce choix s’explique par sa robustesse, sa popularité dans le développement web professionnel et son architecture basée sur le </w:t>
+      </w:r>
+      <w:r>
+        <w:rPr>
+          <w:b/>
+          <w:bCs/>
+          <w:sz w:val="32"/>
+          <w:szCs w:val="32"/>
+        </w:rPr>
+        <w:t>modèle MVC</w:t>
+      </w:r>
+      <w:r>
+        <w:rPr>
+          <w:sz w:val="32"/>
+          <w:szCs w:val="32"/>
+        </w:rPr>
+        <w:t xml:space="preserve"> (Modèle-Vue-Contrôleur), permettant une bonne séparation des responsabilités.</w:t>
       </w:r>
     </w:p>
     <w:p>
@@ -2809,37 +3148,171 @@
           <w:sz w:val="32"/>
           <w:szCs w:val="32"/>
         </w:rPr>
+        <w:t xml:space="preserve">e moteur de </w:t>
+      </w:r>
+      <w:r>
+        <w:rPr>
+          <w:sz w:val="32"/>
+          <w:szCs w:val="32"/>
+        </w:rPr>
+        <w:t>Templates</w:t>
+      </w:r>
+      <w:r>
+        <w:rPr>
+          <w:b/>
+          <w:bCs/>
+          <w:sz w:val="32"/>
+          <w:szCs w:val="32"/>
+        </w:rPr>
+        <w:t xml:space="preserve"> Twig</w:t>
+      </w:r>
+      <w:r>
+        <w:rPr>
+          <w:sz w:val="32"/>
+          <w:szCs w:val="32"/>
+        </w:rPr>
+        <w:t xml:space="preserve"> est utilisé pour la gestion de l’affichage. Il permet de séparer la logique métier du rendu visuel, tout en facilitant la réutilisation de composants (comme les boutons ou modals) et l’utilisation de filtres pour le formatage des données.</w:t>
+      </w:r>
+    </w:p>
+    <w:p>
+      <w:pPr>
+        <w:ind w:firstLine="567"/>
+        <w:rPr>
+          <w:sz w:val="32"/>
+          <w:szCs w:val="32"/>
+        </w:rPr>
+      </w:pPr>
+      <w:r>
+        <w:rPr>
+          <w:b/>
+          <w:bCs/>
+          <w:sz w:val="32"/>
+          <w:szCs w:val="32"/>
+        </w:rPr>
+        <w:t>B</w:t>
+      </w:r>
+      <w:r>
+        <w:rPr>
+          <w:sz w:val="32"/>
+          <w:szCs w:val="32"/>
+        </w:rPr>
+        <w:t>ootstrap a été intégré afin de faciliter la mise en forme de l’interface utilisateur. Il permet de créer rapidement une interface responsive, cohérente et professionnelle, ainsi que d’implémenter des composants interactifs comme les modals de confirmation.</w:t>
+      </w:r>
+    </w:p>
+    <w:p>
+      <w:pPr>
+        <w:ind w:firstLine="567"/>
+        <w:rPr>
+          <w:sz w:val="32"/>
+          <w:szCs w:val="32"/>
+        </w:rPr>
+      </w:pPr>
+      <w:r>
+        <w:rPr>
+          <w:b/>
+          <w:bCs/>
+          <w:sz w:val="32"/>
+          <w:szCs w:val="32"/>
+        </w:rPr>
+        <w:t>L</w:t>
+      </w:r>
+      <w:r>
+        <w:rPr>
+          <w:sz w:val="32"/>
+          <w:szCs w:val="32"/>
+        </w:rPr>
+        <w:t xml:space="preserve">a gestion des données est assurée par </w:t>
+      </w:r>
+      <w:r>
+        <w:rPr>
+          <w:b/>
+          <w:bCs/>
+          <w:sz w:val="32"/>
+          <w:szCs w:val="32"/>
+        </w:rPr>
+        <w:t>MySQL</w:t>
+      </w:r>
+      <w:r>
+        <w:rPr>
+          <w:sz w:val="32"/>
+          <w:szCs w:val="32"/>
+        </w:rPr>
+        <w:t xml:space="preserve">, une base de données relationnelle fiable et largement utilisée. L’accès aux données est réalisé via </w:t>
+      </w:r>
+      <w:r>
+        <w:rPr>
+          <w:b/>
+          <w:bCs/>
+          <w:sz w:val="32"/>
+          <w:szCs w:val="32"/>
+        </w:rPr>
+        <w:t>Doctrine ORM</w:t>
+      </w:r>
+      <w:r>
+        <w:rPr>
+          <w:sz w:val="32"/>
+          <w:szCs w:val="32"/>
+        </w:rPr>
+        <w:t xml:space="preserve">, qui permet de manipuler les entités en </w:t>
+      </w:r>
+      <w:r>
+        <w:rPr>
+          <w:b/>
+          <w:bCs/>
+          <w:sz w:val="32"/>
+          <w:szCs w:val="32"/>
+        </w:rPr>
+        <w:t>PHP</w:t>
+      </w:r>
+      <w:r>
+        <w:rPr>
+          <w:sz w:val="32"/>
+          <w:szCs w:val="32"/>
+        </w:rPr>
+        <w:t xml:space="preserve"> sans écrire directement des requêtes SQL complexes.</w:t>
+      </w:r>
+    </w:p>
+    <w:p>
+      <w:pPr>
+        <w:ind w:firstLine="567"/>
+        <w:rPr>
+          <w:b/>
+          <w:bCs/>
+          <w:sz w:val="32"/>
+          <w:szCs w:val="32"/>
+        </w:rPr>
+      </w:pPr>
+      <w:r>
+        <w:rPr>
+          <w:b/>
+          <w:bCs/>
+          <w:sz w:val="32"/>
+          <w:szCs w:val="32"/>
+        </w:rPr>
+        <w:t>L</w:t>
+      </w:r>
+      <w:r>
+        <w:rPr>
+          <w:sz w:val="32"/>
+          <w:szCs w:val="32"/>
+        </w:rPr>
         <w:t xml:space="preserve">e </w:t>
       </w:r>
       <w:r>
         <w:rPr>
-          <w:sz w:val="32"/>
-          <w:szCs w:val="32"/>
-        </w:rPr>
-        <w:t>Framework</w:t>
-      </w:r>
-      <w:r>
-        <w:rPr>
-          <w:sz w:val="32"/>
-          <w:szCs w:val="32"/>
-        </w:rPr>
-        <w:t xml:space="preserve"> </w:t>
-      </w:r>
-      <w:r>
-        <w:rPr>
-          <w:b/>
-          <w:bCs/>
-          <w:sz w:val="32"/>
-          <w:szCs w:val="32"/>
-        </w:rPr>
-        <w:t>Symfony</w:t>
-      </w:r>
-      <w:r>
-        <w:rPr>
-          <w:sz w:val="32"/>
-          <w:szCs w:val="32"/>
-        </w:rPr>
-        <w:t xml:space="preserve"> a été utilisé pour le développement de l’application. Ce choix s’explique par sa robustesse, sa popularité dans le développement web professionnel et son architecture basée sur le modèle MVC (Modèle-Vue-Contrôleur), permettant une bonne séparation des responsabilités.</w:t>
+          <w:b/>
+          <w:bCs/>
+          <w:sz w:val="32"/>
+          <w:szCs w:val="32"/>
+        </w:rPr>
+        <w:t>bundle Knp Paginator</w:t>
+      </w:r>
+      <w:r>
+        <w:rPr>
+          <w:sz w:val="32"/>
+          <w:szCs w:val="32"/>
+        </w:rPr>
+        <w:t xml:space="preserve"> est utilisé pour implémenter la pagination des listes, améliorant ainsi les performances et l’expérience utilisateur lors de l’affichage de grandes quantités de données.</w:t>
       </w:r>
     </w:p>
     <w:p>
@@ -2857,153 +3330,6 @@
           <w:sz w:val="32"/>
           <w:szCs w:val="32"/>
         </w:rPr>
-        <w:t>L</w:t>
-      </w:r>
-      <w:r>
-        <w:rPr>
-          <w:sz w:val="32"/>
-          <w:szCs w:val="32"/>
-        </w:rPr>
-        <w:t xml:space="preserve">e moteur de </w:t>
-      </w:r>
-      <w:r>
-        <w:rPr>
-          <w:b/>
-          <w:bCs/>
-          <w:sz w:val="32"/>
-          <w:szCs w:val="32"/>
-        </w:rPr>
-        <w:t>Templates Twig</w:t>
-      </w:r>
-      <w:r>
-        <w:rPr>
-          <w:sz w:val="32"/>
-          <w:szCs w:val="32"/>
-        </w:rPr>
-        <w:t xml:space="preserve"> a été utilisé pour la gestion de l’affichage. Il permet de séparer clairement la logique métier du rendu visuel, ce qui améliore la lisibilité et la maintenabilité du code.</w:t>
-      </w:r>
-    </w:p>
-    <w:p>
-      <w:pPr>
-        <w:ind w:firstLine="567"/>
-        <w:rPr>
-          <w:sz w:val="32"/>
-          <w:szCs w:val="32"/>
-        </w:rPr>
-      </w:pPr>
-      <w:r>
-        <w:rPr>
-          <w:b/>
-          <w:bCs/>
-          <w:sz w:val="32"/>
-          <w:szCs w:val="32"/>
-        </w:rPr>
-        <w:t>Bootstrap</w:t>
-      </w:r>
-      <w:r>
-        <w:rPr>
-          <w:sz w:val="32"/>
-          <w:szCs w:val="32"/>
-        </w:rPr>
-        <w:t xml:space="preserve"> </w:t>
-      </w:r>
-      <w:r>
-        <w:rPr>
-          <w:sz w:val="32"/>
-          <w:szCs w:val="32"/>
-        </w:rPr>
-        <w:t>a été intégré afin de faciliter la mise en forme de l’interface utilisateur. Il permet de créer rapidement une interface responsive, cohérente et professionnelle, sans nécessiter un développement CSS complexe.</w:t>
-      </w:r>
-    </w:p>
-    <w:p>
-      <w:pPr>
-        <w:ind w:firstLine="567"/>
-        <w:rPr>
-          <w:sz w:val="32"/>
-          <w:szCs w:val="32"/>
-        </w:rPr>
-      </w:pPr>
-      <w:r>
-        <w:rPr>
-          <w:b/>
-          <w:bCs/>
-          <w:sz w:val="32"/>
-          <w:szCs w:val="32"/>
-        </w:rPr>
-        <w:t>L</w:t>
-      </w:r>
-      <w:r>
-        <w:rPr>
-          <w:sz w:val="32"/>
-          <w:szCs w:val="32"/>
-        </w:rPr>
-        <w:t xml:space="preserve">a gestion des données est assurée par </w:t>
-      </w:r>
-      <w:r>
-        <w:rPr>
-          <w:b/>
-          <w:bCs/>
-          <w:sz w:val="32"/>
-          <w:szCs w:val="32"/>
-        </w:rPr>
-        <w:t>MySQL</w:t>
-      </w:r>
-      <w:r>
-        <w:rPr>
-          <w:sz w:val="32"/>
-          <w:szCs w:val="32"/>
-        </w:rPr>
-        <w:t xml:space="preserve">, une base de données relationnelle fiable et largement utilisée. L’accès aux données est réalisé via </w:t>
-      </w:r>
-      <w:r>
-        <w:rPr>
-          <w:b/>
-          <w:bCs/>
-          <w:sz w:val="32"/>
-          <w:szCs w:val="32"/>
-        </w:rPr>
-        <w:t>Doctrine ORM</w:t>
-      </w:r>
-      <w:r>
-        <w:rPr>
-          <w:sz w:val="32"/>
-          <w:szCs w:val="32"/>
-        </w:rPr>
-        <w:t xml:space="preserve">, qui permet de manipuler les entités en </w:t>
-      </w:r>
-      <w:r>
-        <w:rPr>
-          <w:b/>
-          <w:bCs/>
-          <w:sz w:val="32"/>
-          <w:szCs w:val="32"/>
-          <w:highlight w:val="yellow"/>
-        </w:rPr>
-        <w:t>PHP</w:t>
-      </w:r>
-      <w:r>
-        <w:rPr>
-          <w:sz w:val="32"/>
-          <w:szCs w:val="32"/>
-        </w:rPr>
-        <w:t xml:space="preserve"> sans écrire directement des requêtes SQL complexes.</w:t>
-      </w:r>
-    </w:p>
-    <w:p>
-      <w:pPr>
-        <w:ind w:firstLine="567"/>
-        <w:rPr>
-          <w:sz w:val="32"/>
-          <w:szCs w:val="32"/>
-        </w:rPr>
-      </w:pPr>
-      <w:r>
-        <w:rPr>
-          <w:b/>
-          <w:bCs/>
-          <w:sz w:val="32"/>
-          <w:szCs w:val="32"/>
-        </w:rPr>
         <w:t>E</w:t>
       </w:r>
       <w:r>
@@ -3011,41 +3337,40 @@
           <w:sz w:val="32"/>
           <w:szCs w:val="32"/>
         </w:rPr>
-        <w:t xml:space="preserve">nfin, le bundle </w:t>
-      </w:r>
-      <w:r>
-        <w:rPr>
-          <w:b/>
-          <w:bCs/>
-          <w:sz w:val="32"/>
-          <w:szCs w:val="32"/>
-        </w:rPr>
-        <w:t>Knp Paginator</w:t>
-      </w:r>
-      <w:r>
-        <w:rPr>
-          <w:sz w:val="32"/>
-          <w:szCs w:val="32"/>
-        </w:rPr>
-        <w:t xml:space="preserve"> a été utilisé pour implémenter la pagination des listes, notamment dans le catalogue de produits, afin d’améliorer l’expérience utilisateur et les performances de l’application.</w:t>
-      </w:r>
-    </w:p>
-    <w:p>
-      <w:pPr>
-        <w:rPr>
-          <w:b/>
-          <w:bCs/>
-          <w:sz w:val="32"/>
-          <w:szCs w:val="32"/>
-        </w:rPr>
-      </w:pPr>
+        <w:t xml:space="preserve">nfin, la génération de documents PDF est réalisée à partir de </w:t>
+      </w:r>
+      <w:r>
+        <w:rPr>
+          <w:b/>
+          <w:bCs/>
+          <w:sz w:val="32"/>
+          <w:szCs w:val="32"/>
+        </w:rPr>
+        <w:t>Templates</w:t>
+      </w:r>
+      <w:r>
+        <w:rPr>
+          <w:b/>
+          <w:bCs/>
+          <w:sz w:val="32"/>
+          <w:szCs w:val="32"/>
+        </w:rPr>
+        <w:t xml:space="preserve"> HTML</w:t>
+      </w:r>
+      <w:r>
+        <w:rPr>
+          <w:sz w:val="32"/>
+          <w:szCs w:val="32"/>
+        </w:rPr>
+        <w:t>, permettant de produire des factures exploitables à partir du contenu affiché dans l’application.</w:t>
+      </w:r>
     </w:p>
     <w:p>
       <w:pPr>
         <w:pStyle w:val="Titre1"/>
         <w:jc w:val="center"/>
       </w:pPr>
-      <w:bookmarkStart w:id="3" w:name="_Toc227845506"/>
+      <w:bookmarkStart w:id="3" w:name="_Toc227941619"/>
       <w:r>
         <w:lastRenderedPageBreak/>
         <w:t>Présentation fonctionnelle du projet</w:t>
@@ -3215,11 +3540,33 @@
         </w:rPr>
         <w:t>a gestion des factures permet de créer des documents associant un client, un vendeur et plusieurs produits. Chaque facture est composée de lignes de facture, permettant de détailler les produits vendus, les quantités, les prix et les montants associés.</w:t>
       </w:r>
-    </w:p>
-    <w:p>
-      <w:pPr>
-        <w:ind w:firstLine="567"/>
-        <w:rPr>
+      <w:r>
+        <w:rPr>
+          <w:sz w:val="32"/>
+          <w:szCs w:val="32"/>
+        </w:rPr>
+        <w:t xml:space="preserve"> </w:t>
+      </w:r>
+      <w:r>
+        <w:rPr>
+          <w:sz w:val="32"/>
+          <w:szCs w:val="32"/>
+        </w:rPr>
+        <w:t>E</w:t>
+      </w:r>
+      <w:r>
+        <w:rPr>
+          <w:sz w:val="32"/>
+          <w:szCs w:val="32"/>
+        </w:rPr>
+        <w:t>nfin, l’application propose des outils de suivi à travers des statistiques, permettant d’analyser l’activité commerciale et d’obtenir des indicateurs pertinents.</w:t>
+      </w:r>
+    </w:p>
+    <w:p>
+      <w:pPr>
+        <w:rPr>
+          <w:b/>
+          <w:bCs/>
           <w:sz w:val="32"/>
           <w:szCs w:val="32"/>
         </w:rPr>
@@ -3232,44 +3579,19 @@
           <w:szCs w:val="32"/>
         </w:rPr>
         <w:lastRenderedPageBreak/>
-        <w:t>E</w:t>
-      </w:r>
-      <w:r>
-        <w:rPr>
-          <w:sz w:val="32"/>
-          <w:szCs w:val="32"/>
-        </w:rPr>
-        <w:t>nfin, l’application propose des outils de suivi à travers des statistiques, permettant d’analyser l’activité commerciale et d’obtenir des indicateurs pertinents.</w:t>
-      </w:r>
-    </w:p>
-    <w:p>
-      <w:pPr>
-        <w:rPr>
-          <w:b/>
-          <w:bCs/>
-          <w:sz w:val="32"/>
-          <w:szCs w:val="32"/>
-        </w:rPr>
-      </w:pPr>
-    </w:p>
-    <w:p>
-      <w:pPr>
-        <w:rPr>
-          <w:b/>
-          <w:bCs/>
-          <w:sz w:val="32"/>
-          <w:szCs w:val="32"/>
-        </w:rPr>
-      </w:pPr>
-      <w:r>
-        <w:rPr>
-          <w:b/>
-          <w:bCs/>
-          <w:sz w:val="32"/>
-          <w:szCs w:val="32"/>
-        </w:rPr>
-        <w:t>Le workflow de l’application Mini-Facturier</w:t>
-      </w:r>
+        <w:t xml:space="preserve">Le workflow de l’application </w:t>
+      </w:r>
+      <w:proofErr w:type="spellStart"/>
+      <w:r>
+        <w:rPr>
+          <w:b/>
+          <w:bCs/>
+          <w:sz w:val="32"/>
+          <w:szCs w:val="32"/>
+        </w:rPr>
+        <w:t>Mini-Facturier</w:t>
+      </w:r>
+      <w:proofErr w:type="spellEnd"/>
     </w:p>
     <w:p>
       <w:pPr>
@@ -3288,105 +3610,8 @@
           <w:sz w:val="32"/>
           <w:szCs w:val="32"/>
         </w:rPr>
-        <mc:AlternateContent>
-          <mc:Choice Requires="wps">
-            <w:drawing>
-              <wp:anchor distT="45720" distB="45720" distL="114300" distR="114300" simplePos="0" relativeHeight="251690496" behindDoc="1" locked="0" layoutInCell="1" allowOverlap="1" wp14:anchorId="0505EB28" wp14:editId="6C6659F3">
-                <wp:simplePos x="0" y="0"/>
-                <wp:positionH relativeFrom="column">
-                  <wp:posOffset>-544830</wp:posOffset>
-                </wp:positionH>
-                <wp:positionV relativeFrom="paragraph">
-                  <wp:posOffset>285115</wp:posOffset>
-                </wp:positionV>
-                <wp:extent cx="1003300" cy="393700"/>
-                <wp:effectExtent l="0" t="0" r="25400" b="25400"/>
-                <wp:wrapNone/>
-                <wp:docPr id="1384913003" name="Zone de texte 2"/>
-                <wp:cNvGraphicFramePr>
-                  <a:graphicFrameLocks xmlns:a="http://schemas.openxmlformats.org/drawingml/2006/main"/>
-                </wp:cNvGraphicFramePr>
-                <a:graphic xmlns:a="http://schemas.openxmlformats.org/drawingml/2006/main">
-                  <a:graphicData uri="http://schemas.microsoft.com/office/word/2010/wordprocessingShape">
-                    <wps:wsp>
-                      <wps:cNvSpPr txBox="1">
-                        <a:spLocks noChangeArrowheads="1"/>
-                      </wps:cNvSpPr>
-                      <wps:spPr bwMode="auto">
-                        <a:xfrm>
-                          <a:off x="0" y="0"/>
-                          <a:ext cx="1003300" cy="393700"/>
-                        </a:xfrm>
-                        <a:prstGeom prst="rect">
-                          <a:avLst/>
-                        </a:prstGeom>
-                        <a:solidFill>
-                          <a:srgbClr val="FFFF00"/>
-                        </a:solidFill>
-                        <a:ln w="9525">
-                          <a:solidFill>
-                            <a:srgbClr val="000000"/>
-                          </a:solidFill>
-                          <a:miter lim="800000"/>
-                          <a:headEnd/>
-                          <a:tailEnd/>
-                        </a:ln>
-                      </wps:spPr>
-                      <wps:txbx>
-                        <w:txbxContent>
-                          <w:p>
-                            <w:r>
-                              <w:t>Voir page 11</w:t>
-                            </w:r>
-                          </w:p>
-                        </w:txbxContent>
-                      </wps:txbx>
-                      <wps:bodyPr rot="0" vert="horz" wrap="square" lIns="91440" tIns="45720" rIns="91440" bIns="45720" anchor="t" anchorCtr="0">
-                        <a:noAutofit/>
-                      </wps:bodyPr>
-                    </wps:wsp>
-                  </a:graphicData>
-                </a:graphic>
-                <wp14:sizeRelH relativeFrom="margin">
-                  <wp14:pctWidth>0</wp14:pctWidth>
-                </wp14:sizeRelH>
-                <wp14:sizeRelV relativeFrom="margin">
-                  <wp14:pctHeight>0</wp14:pctHeight>
-                </wp14:sizeRelV>
-              </wp:anchor>
-            </w:drawing>
-          </mc:Choice>
-          <mc:Fallback>
-            <w:pict>
-              <v:shapetype w14:anchorId="0505EB28" id="_x0000_t202" coordsize="21600,21600" o:spt="202" path="m,l,21600r21600,l21600,xe">
-                <v:stroke joinstyle="miter"/>
-                <v:path gradientshapeok="t" o:connecttype="rect"/>
-              </v:shapetype>
-              <v:shape id="Zone de texte 2" o:spid="_x0000_s1026" type="#_x0000_t202" style="position:absolute;margin-left:-42.9pt;margin-top:22.45pt;width:79pt;height:31pt;z-index:-251625984;visibility:visible;mso-wrap-style:square;mso-width-percent:0;mso-height-percent:0;mso-wrap-distance-left:9pt;mso-wrap-distance-top:3.6pt;mso-wrap-distance-right:9pt;mso-wrap-distance-bottom:3.6pt;mso-position-horizontal:absolute;mso-position-horizontal-relative:text;mso-position-vertical:absolute;mso-position-vertical-relative:text;mso-width-percent:0;mso-height-percent:0;mso-width-relative:margin;mso-height-relative:margin;v-text-anchor:top" o:gfxdata="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" fillcolor="yellow">
-                <v:textbox>
-                  <w:txbxContent>
-                    <w:p>
-                      <w:r>
-                        <w:t>Voir page 11</w:t>
-                      </w:r>
-                    </w:p>
-                  </w:txbxContent>
-                </v:textbox>
-              </v:shape>
-            </w:pict>
-          </mc:Fallback>
-        </mc:AlternateContent>
-      </w:r>
-      <w:r>
-        <w:rPr>
-          <w:b/>
-          <w:bCs/>
-          <w:noProof/>
-          <w:sz w:val="32"/>
-          <w:szCs w:val="32"/>
-        </w:rPr>
         <w:drawing>
-          <wp:anchor distT="0" distB="0" distL="114300" distR="114300" simplePos="0" relativeHeight="251661824" behindDoc="1" locked="0" layoutInCell="1" allowOverlap="1" wp14:anchorId="11023DCE" wp14:editId="6679F974">
+          <wp:anchor distT="0" distB="0" distL="114300" distR="114300" simplePos="0" relativeHeight="251661824" behindDoc="1" locked="0" layoutInCell="1" allowOverlap="1" wp14:anchorId="11023DCE" wp14:editId="769B7C5C">
             <wp:simplePos x="0" y="0"/>
             <wp:positionH relativeFrom="column">
               <wp:posOffset>-654541</wp:posOffset>
@@ -3456,84 +3681,6 @@
           <w:szCs w:val="32"/>
         </w:rPr>
       </w:pPr>
-      <w:r>
-        <w:rPr>
-          <w:noProof/>
-          <w:sz w:val="32"/>
-          <w:szCs w:val="32"/>
-        </w:rPr>
-        <mc:AlternateContent>
-          <mc:Choice Requires="wps">
-            <w:drawing>
-              <wp:anchor distT="0" distB="0" distL="114300" distR="114300" simplePos="0" relativeHeight="251688448" behindDoc="0" locked="0" layoutInCell="1" allowOverlap="1" wp14:anchorId="0F6184C9" wp14:editId="2CE7DB3D">
-                <wp:simplePos x="0" y="0"/>
-                <wp:positionH relativeFrom="column">
-                  <wp:posOffset>445770</wp:posOffset>
-                </wp:positionH>
-                <wp:positionV relativeFrom="paragraph">
-                  <wp:posOffset>80010</wp:posOffset>
-                </wp:positionV>
-                <wp:extent cx="1549400" cy="285750"/>
-                <wp:effectExtent l="0" t="0" r="88900" b="76200"/>
-                <wp:wrapNone/>
-                <wp:docPr id="11914870" name="Connecteur droit avec flèche 3"/>
-                <wp:cNvGraphicFramePr/>
-                <a:graphic xmlns:a="http://schemas.openxmlformats.org/drawingml/2006/main">
-                  <a:graphicData uri="http://schemas.microsoft.com/office/word/2010/wordprocessingShape">
-                    <wps:wsp>
-                      <wps:cNvCnPr/>
-                      <wps:spPr>
-                        <a:xfrm>
-                          <a:off x="0" y="0"/>
-                          <a:ext cx="1549400" cy="285750"/>
-                        </a:xfrm>
-                        <a:prstGeom prst="straightConnector1">
-                          <a:avLst/>
-                        </a:prstGeom>
-                        <a:ln>
-                          <a:tailEnd type="triangle"/>
-                        </a:ln>
-                      </wps:spPr>
-                      <wps:style>
-                        <a:lnRef idx="2">
-                          <a:schemeClr val="accent1"/>
-                        </a:lnRef>
-                        <a:fillRef idx="0">
-                          <a:schemeClr val="accent1"/>
-                        </a:fillRef>
-                        <a:effectRef idx="1">
-                          <a:schemeClr val="accent1"/>
-                        </a:effectRef>
-                        <a:fontRef idx="minor">
-                          <a:schemeClr val="tx1"/>
-                        </a:fontRef>
-                      </wps:style>
-                      <wps:bodyPr/>
-                    </wps:wsp>
-                  </a:graphicData>
-                </a:graphic>
-                <wp14:sizeRelH relativeFrom="margin">
-                  <wp14:pctWidth>0</wp14:pctWidth>
-                </wp14:sizeRelH>
-                <wp14:sizeRelV relativeFrom="margin">
-                  <wp14:pctHeight>0</wp14:pctHeight>
-                </wp14:sizeRelV>
-              </wp:anchor>
-            </w:drawing>
-          </mc:Choice>
-          <mc:Fallback>
-            <w:pict>
-              <v:shapetype w14:anchorId="0795C151" id="_x0000_t32" coordsize="21600,21600" o:spt="32" o:oned="t" path="m,l21600,21600e" filled="f">
-                <v:path arrowok="t" fillok="f" o:connecttype="none"/>
-                <o:lock v:ext="edit" shapetype="t"/>
-              </v:shapetype>
-              <v:shape id="Connecteur droit avec flèche 3" o:spid="_x0000_s1026" type="#_x0000_t32" style="position:absolute;margin-left:35.1pt;margin-top:6.3pt;width:122pt;height:22.5pt;z-index:251688448;visibility:visible;mso-wrap-style:square;mso-width-percent:0;mso-height-percent:0;mso-wrap-distance-left:9pt;mso-wrap-distance-top:0;mso-wrap-distance-right:9pt;mso-wrap-distance-bottom:0;mso-position-horizontal:absolute;mso-position-horizontal-relative:text;mso-position-vertical:absolute;mso-position-vertical-relative:text;mso-width-percent:0;mso-height-percent:0;mso-width-relative:margin;mso-height-relative:margin" o:gfxdata="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" strokecolor="#156082 [3204]" strokeweight="1.5pt">
-                <v:stroke endarrow="block" joinstyle="miter"/>
-              </v:shape>
-            </w:pict>
-          </mc:Fallback>
-        </mc:AlternateContent>
-      </w:r>
     </w:p>
     <w:p>
       <w:pPr>
@@ -3615,13 +3762,59 @@
     <w:p>
       <w:pPr>
         <w:ind w:firstLine="567"/>
-      </w:pPr>
-    </w:p>
-    <w:p>
-      <w:pPr>
-        <w:rPr>
-          <w:b/>
-          <w:bCs/>
+        <w:rPr>
+          <w:sz w:val="32"/>
+          <w:szCs w:val="32"/>
+        </w:rPr>
+      </w:pPr>
+    </w:p>
+    <w:p>
+      <w:pPr>
+        <w:rPr>
+          <w:b/>
+          <w:bCs/>
+          <w:sz w:val="32"/>
+          <w:szCs w:val="32"/>
+        </w:rPr>
+      </w:pPr>
+    </w:p>
+    <w:p>
+      <w:pPr>
+        <w:rPr>
+          <w:b/>
+          <w:bCs/>
+          <w:sz w:val="32"/>
+          <w:szCs w:val="32"/>
+        </w:rPr>
+      </w:pPr>
+    </w:p>
+    <w:p>
+      <w:pPr>
+        <w:rPr>
+          <w:b/>
+          <w:bCs/>
+          <w:sz w:val="32"/>
+          <w:szCs w:val="32"/>
+        </w:rPr>
+      </w:pPr>
+    </w:p>
+    <w:p>
+      <w:pPr>
+        <w:rPr>
+          <w:b/>
+          <w:bCs/>
+          <w:sz w:val="32"/>
+          <w:szCs w:val="32"/>
+        </w:rPr>
+      </w:pPr>
+    </w:p>
+    <w:p>
+      <w:pPr>
+        <w:rPr>
+          <w:b/>
+          <w:bCs/>
+          <w:sz w:val="32"/>
+          <w:szCs w:val="32"/>
         </w:rPr>
       </w:pPr>
     </w:p>
@@ -3630,7 +3823,7 @@
         <w:pStyle w:val="Titre1"/>
         <w:jc w:val="center"/>
       </w:pPr>
-      <w:bookmarkStart w:id="4" w:name="_Toc227845507"/>
+      <w:bookmarkStart w:id="4" w:name="_Toc227941620"/>
       <w:r>
         <w:lastRenderedPageBreak/>
         <w:t>Modélisation des données</w:t>
@@ -3700,7 +3893,7 @@
           <w:noProof/>
         </w:rPr>
       </w:pPr>
-      <w:bookmarkStart w:id="5" w:name="_Toc227845508"/>
+      <w:bookmarkStart w:id="5" w:name="_Toc227941621"/>
       <w:r>
         <w:rPr>
           <w:noProof/>
@@ -3849,28 +4042,136 @@
         <w:t>es cardinalités ont été définies de manière rigoureuse afin de refléter les contraintes du système, notamment les relations de type un-à-plusieurs entre vendeur et facture, ou encore entre facture et ligne de facture.</w:t>
       </w:r>
     </w:p>
-    <w:p/>
-    <w:p/>
-    <w:p/>
-    <w:p/>
-    <w:p/>
-    <w:p/>
-    <w:p>
+    <w:p>
+      <w:pPr>
+        <w:rPr>
+          <w:sz w:val="32"/>
+          <w:szCs w:val="32"/>
+        </w:rPr>
+      </w:pPr>
+    </w:p>
+    <w:p>
+      <w:pPr>
+        <w:rPr>
+          <w:sz w:val="32"/>
+          <w:szCs w:val="32"/>
+        </w:rPr>
+      </w:pPr>
+    </w:p>
+    <w:p>
+      <w:pPr>
+        <w:rPr>
+          <w:sz w:val="32"/>
+          <w:szCs w:val="32"/>
+        </w:rPr>
+      </w:pPr>
+    </w:p>
+    <w:p>
+      <w:pPr>
+        <w:rPr>
+          <w:sz w:val="32"/>
+          <w:szCs w:val="32"/>
+        </w:rPr>
+      </w:pPr>
+    </w:p>
+    <w:p>
+      <w:pPr>
+        <w:rPr>
+          <w:sz w:val="32"/>
+          <w:szCs w:val="32"/>
+        </w:rPr>
+      </w:pPr>
+    </w:p>
+    <w:p>
+      <w:pPr>
+        <w:rPr>
+          <w:sz w:val="32"/>
+          <w:szCs w:val="32"/>
+        </w:rPr>
+      </w:pPr>
+    </w:p>
+    <w:p>
+      <w:pPr>
+        <w:rPr>
+          <w:sz w:val="32"/>
+          <w:szCs w:val="32"/>
+        </w:rPr>
+      </w:pPr>
+    </w:p>
+    <w:p>
+      <w:pPr>
+        <w:rPr>
+          <w:sz w:val="32"/>
+          <w:szCs w:val="32"/>
+        </w:rPr>
+      </w:pPr>
+    </w:p>
+    <w:p>
+      <w:pPr>
+        <w:rPr>
+          <w:sz w:val="32"/>
+          <w:szCs w:val="32"/>
+        </w:rPr>
+      </w:pPr>
+    </w:p>
+    <w:p>
+      <w:pPr>
+        <w:rPr>
+          <w:sz w:val="32"/>
+          <w:szCs w:val="32"/>
+        </w:rPr>
+      </w:pPr>
+    </w:p>
+    <w:p>
+      <w:pPr>
+        <w:rPr>
+          <w:sz w:val="32"/>
+          <w:szCs w:val="32"/>
+        </w:rPr>
+      </w:pPr>
+    </w:p>
+    <w:p>
+      <w:pPr>
+        <w:rPr>
+          <w:sz w:val="32"/>
+          <w:szCs w:val="32"/>
+        </w:rPr>
+      </w:pPr>
+    </w:p>
+    <w:p>
+      <w:pPr>
+        <w:rPr>
+          <w:b/>
+          <w:bCs/>
+          <w:sz w:val="32"/>
+          <w:szCs w:val="32"/>
+        </w:rPr>
+      </w:pPr>
+    </w:p>
+    <w:p>
+      <w:pPr>
+        <w:rPr>
+          <w:b/>
+          <w:bCs/>
+          <w:sz w:val="32"/>
+          <w:szCs w:val="32"/>
+        </w:rPr>
+      </w:pPr>
       <w:r>
         <w:rPr>
           <w:noProof/>
         </w:rPr>
         <w:drawing>
-          <wp:anchor distT="0" distB="0" distL="114300" distR="114300" simplePos="0" relativeHeight="251662848" behindDoc="1" locked="0" layoutInCell="1" allowOverlap="1" wp14:anchorId="12591EC9" wp14:editId="4C38DC6A">
+          <wp:anchor distT="0" distB="0" distL="114300" distR="114300" simplePos="0" relativeHeight="251662848" behindDoc="1" locked="0" layoutInCell="1" allowOverlap="1" wp14:anchorId="12591EC9" wp14:editId="4956C108">
             <wp:simplePos x="0" y="0"/>
             <wp:positionH relativeFrom="margin">
-              <wp:align>right</wp:align>
+              <wp:posOffset>-654503</wp:posOffset>
             </wp:positionH>
             <wp:positionV relativeFrom="paragraph">
-              <wp:posOffset>206693</wp:posOffset>
+              <wp:posOffset>186782</wp:posOffset>
             </wp:positionV>
-            <wp:extent cx="9214106" cy="6334125"/>
-            <wp:effectExtent l="0" t="7938" r="0" b="0"/>
+            <wp:extent cx="7293296" cy="5013688"/>
+            <wp:effectExtent l="0" t="3175" r="0" b="0"/>
             <wp:wrapNone/>
             <wp:docPr id="539643336" name="Image 2"/>
             <wp:cNvGraphicFramePr>
@@ -3901,7 +4202,7 @@
                   <pic:spPr bwMode="auto">
                     <a:xfrm rot="16200000">
                       <a:off x="0" y="0"/>
-                      <a:ext cx="9214106" cy="6334125"/>
+                      <a:ext cx="7293296" cy="5013688"/>
                     </a:xfrm>
                     <a:prstGeom prst="rect">
                       <a:avLst/>
@@ -3924,171 +4225,140 @@
         </w:drawing>
       </w:r>
     </w:p>
+    <w:p>
+      <w:pPr>
+        <w:rPr>
+          <w:b/>
+          <w:bCs/>
+          <w:sz w:val="32"/>
+          <w:szCs w:val="32"/>
+        </w:rPr>
+      </w:pPr>
+    </w:p>
+    <w:p>
+      <w:pPr>
+        <w:rPr>
+          <w:b/>
+          <w:bCs/>
+          <w:sz w:val="32"/>
+          <w:szCs w:val="32"/>
+        </w:rPr>
+      </w:pPr>
+    </w:p>
+    <w:p>
+      <w:pPr>
+        <w:rPr>
+          <w:b/>
+          <w:bCs/>
+          <w:sz w:val="32"/>
+          <w:szCs w:val="32"/>
+        </w:rPr>
+      </w:pPr>
+    </w:p>
+    <w:p>
+      <w:pPr>
+        <w:rPr>
+          <w:b/>
+          <w:bCs/>
+          <w:sz w:val="32"/>
+          <w:szCs w:val="32"/>
+        </w:rPr>
+      </w:pPr>
+    </w:p>
+    <w:p>
+      <w:pPr>
+        <w:rPr>
+          <w:b/>
+          <w:bCs/>
+          <w:sz w:val="32"/>
+          <w:szCs w:val="32"/>
+        </w:rPr>
+      </w:pPr>
+    </w:p>
+    <w:p>
+      <w:pPr>
+        <w:rPr>
+          <w:b/>
+          <w:bCs/>
+          <w:sz w:val="32"/>
+          <w:szCs w:val="32"/>
+        </w:rPr>
+      </w:pPr>
+    </w:p>
+    <w:p>
+      <w:pPr>
+        <w:rPr>
+          <w:b/>
+          <w:bCs/>
+          <w:sz w:val="32"/>
+          <w:szCs w:val="32"/>
+        </w:rPr>
+      </w:pPr>
+    </w:p>
+    <w:p>
+      <w:pPr>
+        <w:rPr>
+          <w:b/>
+          <w:bCs/>
+          <w:sz w:val="32"/>
+          <w:szCs w:val="32"/>
+        </w:rPr>
+      </w:pPr>
+    </w:p>
+    <w:p>
+      <w:pPr>
+        <w:rPr>
+          <w:b/>
+          <w:bCs/>
+          <w:sz w:val="32"/>
+          <w:szCs w:val="32"/>
+        </w:rPr>
+      </w:pPr>
+    </w:p>
+    <w:p>
+      <w:pPr>
+        <w:rPr>
+          <w:b/>
+          <w:bCs/>
+          <w:sz w:val="32"/>
+          <w:szCs w:val="32"/>
+        </w:rPr>
+      </w:pPr>
+    </w:p>
+    <w:p>
+      <w:pPr>
+        <w:rPr>
+          <w:b/>
+          <w:bCs/>
+          <w:sz w:val="32"/>
+          <w:szCs w:val="32"/>
+        </w:rPr>
+      </w:pPr>
+    </w:p>
+    <w:p>
+      <w:pPr>
+        <w:rPr>
+          <w:b/>
+          <w:bCs/>
+          <w:sz w:val="32"/>
+          <w:szCs w:val="32"/>
+        </w:rPr>
+      </w:pPr>
+    </w:p>
+    <w:p>
+      <w:pPr>
+        <w:pStyle w:val="Titre1"/>
+        <w:jc w:val="center"/>
+      </w:pPr>
+    </w:p>
     <w:p/>
     <w:p/>
-    <w:p/>
-    <w:p>
-      <w:pPr>
-        <w:rPr>
-          <w:b/>
-          <w:bCs/>
-        </w:rPr>
-      </w:pPr>
-    </w:p>
-    <w:p>
-      <w:pPr>
-        <w:rPr>
-          <w:b/>
-          <w:bCs/>
-        </w:rPr>
-      </w:pPr>
-    </w:p>
-    <w:p>
-      <w:pPr>
-        <w:rPr>
-          <w:b/>
-          <w:bCs/>
-          <w:sz w:val="32"/>
-          <w:szCs w:val="32"/>
-        </w:rPr>
-      </w:pPr>
-    </w:p>
-    <w:p>
-      <w:pPr>
-        <w:rPr>
-          <w:b/>
-          <w:bCs/>
-          <w:sz w:val="32"/>
-          <w:szCs w:val="32"/>
-        </w:rPr>
-      </w:pPr>
-    </w:p>
-    <w:p>
-      <w:pPr>
-        <w:rPr>
-          <w:b/>
-          <w:bCs/>
-          <w:sz w:val="32"/>
-          <w:szCs w:val="32"/>
-        </w:rPr>
-      </w:pPr>
-    </w:p>
-    <w:p>
-      <w:pPr>
-        <w:rPr>
-          <w:b/>
-          <w:bCs/>
-          <w:sz w:val="32"/>
-          <w:szCs w:val="32"/>
-        </w:rPr>
-      </w:pPr>
-    </w:p>
-    <w:p>
-      <w:pPr>
-        <w:rPr>
-          <w:b/>
-          <w:bCs/>
-          <w:sz w:val="32"/>
-          <w:szCs w:val="32"/>
-        </w:rPr>
-      </w:pPr>
-    </w:p>
-    <w:p>
-      <w:pPr>
-        <w:rPr>
-          <w:b/>
-          <w:bCs/>
-          <w:sz w:val="32"/>
-          <w:szCs w:val="32"/>
-        </w:rPr>
-      </w:pPr>
-    </w:p>
-    <w:p>
-      <w:pPr>
-        <w:rPr>
-          <w:b/>
-          <w:bCs/>
-          <w:sz w:val="32"/>
-          <w:szCs w:val="32"/>
-        </w:rPr>
-      </w:pPr>
-    </w:p>
-    <w:p>
-      <w:pPr>
-        <w:rPr>
-          <w:b/>
-          <w:bCs/>
-          <w:sz w:val="32"/>
-          <w:szCs w:val="32"/>
-        </w:rPr>
-      </w:pPr>
-    </w:p>
-    <w:p>
-      <w:pPr>
-        <w:rPr>
-          <w:b/>
-          <w:bCs/>
-          <w:sz w:val="32"/>
-          <w:szCs w:val="32"/>
-        </w:rPr>
-      </w:pPr>
-    </w:p>
-    <w:p>
-      <w:pPr>
-        <w:rPr>
-          <w:b/>
-          <w:bCs/>
-          <w:sz w:val="32"/>
-          <w:szCs w:val="32"/>
-        </w:rPr>
-      </w:pPr>
-    </w:p>
-    <w:p>
-      <w:pPr>
-        <w:rPr>
-          <w:b/>
-          <w:bCs/>
-          <w:sz w:val="32"/>
-          <w:szCs w:val="32"/>
-        </w:rPr>
-      </w:pPr>
-    </w:p>
-    <w:p>
-      <w:pPr>
-        <w:rPr>
-          <w:b/>
-          <w:bCs/>
-          <w:sz w:val="32"/>
-          <w:szCs w:val="32"/>
-        </w:rPr>
-      </w:pPr>
-    </w:p>
-    <w:p>
-      <w:pPr>
-        <w:rPr>
-          <w:b/>
-          <w:bCs/>
-          <w:sz w:val="32"/>
-          <w:szCs w:val="32"/>
-        </w:rPr>
-      </w:pPr>
-    </w:p>
-    <w:p>
-      <w:pPr>
-        <w:rPr>
-          <w:b/>
-          <w:bCs/>
-          <w:sz w:val="32"/>
-          <w:szCs w:val="32"/>
-        </w:rPr>
-      </w:pPr>
-    </w:p>
     <w:p>
       <w:pPr>
         <w:pStyle w:val="Titre1"/>
         <w:jc w:val="center"/>
       </w:pPr>
-      <w:bookmarkStart w:id="6" w:name="_Toc227845509"/>
+      <w:bookmarkStart w:id="6" w:name="_Toc227941622"/>
       <w:r>
         <w:lastRenderedPageBreak/>
         <w:t>Modèle Physique de Données (MPD)</w:t>
@@ -4181,7 +4451,23 @@
           <w:sz w:val="32"/>
           <w:szCs w:val="32"/>
         </w:rPr>
-        <w:t>es contraintes ont été ajoutées afin de sécuriser les données, telles que l’unicité de certains champs (comme l’email utilisateur ou le numéro de facture), ainsi que des contraintes de non-nullité pour les données obligatoires.</w:t>
+        <w:t xml:space="preserve">es contraintes ont été ajoutées afin de sécuriser les données, telles que l’unicité de certains champs (comme </w:t>
+      </w:r>
+      <w:proofErr w:type="gramStart"/>
+      <w:r>
+        <w:rPr>
+          <w:sz w:val="32"/>
+          <w:szCs w:val="32"/>
+        </w:rPr>
+        <w:t>l’email</w:t>
+      </w:r>
+      <w:proofErr w:type="gramEnd"/>
+      <w:r>
+        <w:rPr>
+          <w:sz w:val="32"/>
+          <w:szCs w:val="32"/>
+        </w:rPr>
+        <w:t xml:space="preserve"> utilisateur ou le numéro de facture), ainsi que des contraintes de non-nullité pour les données obligatoires.</w:t>
       </w:r>
     </w:p>
     <w:p>
@@ -4318,37 +4604,55 @@
     <w:p>
       <w:pPr>
         <w:ind w:firstLine="567"/>
+        <w:rPr>
+          <w:sz w:val="32"/>
+          <w:szCs w:val="32"/>
+        </w:rPr>
       </w:pPr>
     </w:p>
     <w:p>
       <w:pPr>
         <w:ind w:firstLine="567"/>
+        <w:rPr>
+          <w:sz w:val="32"/>
+          <w:szCs w:val="32"/>
+        </w:rPr>
       </w:pPr>
     </w:p>
     <w:p>
       <w:pPr>
         <w:ind w:firstLine="567"/>
+        <w:rPr>
+          <w:sz w:val="32"/>
+          <w:szCs w:val="32"/>
+        </w:rPr>
       </w:pPr>
     </w:p>
     <w:p>
       <w:pPr>
         <w:ind w:firstLine="567"/>
+        <w:rPr>
+          <w:sz w:val="32"/>
+          <w:szCs w:val="32"/>
+        </w:rPr>
       </w:pPr>
       <w:r>
         <w:rPr>
           <w:noProof/>
+          <w:sz w:val="32"/>
+          <w:szCs w:val="32"/>
         </w:rPr>
         <w:drawing>
-          <wp:anchor distT="0" distB="0" distL="114300" distR="114300" simplePos="0" relativeHeight="251663872" behindDoc="1" locked="0" layoutInCell="1" allowOverlap="1" wp14:anchorId="29986CCE" wp14:editId="4067E08C">
+          <wp:anchor distT="0" distB="0" distL="114300" distR="114300" simplePos="0" relativeHeight="251663872" behindDoc="1" locked="0" layoutInCell="1" allowOverlap="1" wp14:anchorId="29986CCE" wp14:editId="536AF52F">
             <wp:simplePos x="0" y="0"/>
             <wp:positionH relativeFrom="margin">
-              <wp:align>right</wp:align>
+              <wp:align>left</wp:align>
             </wp:positionH>
             <wp:positionV relativeFrom="paragraph">
-              <wp:posOffset>223999</wp:posOffset>
+              <wp:posOffset>235480</wp:posOffset>
             </wp:positionV>
-            <wp:extent cx="8101188" cy="6277236"/>
-            <wp:effectExtent l="0" t="2540" r="0" b="0"/>
+            <wp:extent cx="9069496" cy="6276854"/>
+            <wp:effectExtent l="5715" t="0" r="4445" b="4445"/>
             <wp:wrapNone/>
             <wp:docPr id="444831519" name="Image 4"/>
             <wp:cNvGraphicFramePr>
@@ -4379,7 +4683,7 @@
                   <pic:spPr bwMode="auto">
                     <a:xfrm rot="16200000">
                       <a:off x="0" y="0"/>
-                      <a:ext cx="8101188" cy="6277236"/>
+                      <a:ext cx="9069496" cy="6276854"/>
                     </a:xfrm>
                     <a:prstGeom prst="rect">
                       <a:avLst/>
@@ -4405,66 +4709,118 @@
     <w:p>
       <w:pPr>
         <w:ind w:firstLine="567"/>
+        <w:rPr>
+          <w:sz w:val="32"/>
+          <w:szCs w:val="32"/>
+        </w:rPr>
       </w:pPr>
     </w:p>
     <w:p>
       <w:pPr>
         <w:ind w:firstLine="567"/>
+        <w:rPr>
+          <w:sz w:val="32"/>
+          <w:szCs w:val="32"/>
+        </w:rPr>
       </w:pPr>
     </w:p>
     <w:p>
       <w:pPr>
         <w:ind w:firstLine="567"/>
+        <w:rPr>
+          <w:sz w:val="32"/>
+          <w:szCs w:val="32"/>
+        </w:rPr>
       </w:pPr>
     </w:p>
     <w:p>
       <w:pPr>
         <w:ind w:firstLine="567"/>
+        <w:rPr>
+          <w:sz w:val="32"/>
+          <w:szCs w:val="32"/>
+        </w:rPr>
       </w:pPr>
     </w:p>
     <w:p>
       <w:pPr>
         <w:ind w:firstLine="567"/>
+        <w:rPr>
+          <w:sz w:val="32"/>
+          <w:szCs w:val="32"/>
+        </w:rPr>
       </w:pPr>
     </w:p>
     <w:p>
       <w:pPr>
         <w:ind w:firstLine="567"/>
+        <w:rPr>
+          <w:sz w:val="32"/>
+          <w:szCs w:val="32"/>
+        </w:rPr>
       </w:pPr>
     </w:p>
     <w:p>
       <w:pPr>
         <w:ind w:firstLine="567"/>
+        <w:rPr>
+          <w:sz w:val="32"/>
+          <w:szCs w:val="32"/>
+        </w:rPr>
       </w:pPr>
     </w:p>
     <w:p>
       <w:pPr>
         <w:ind w:firstLine="567"/>
+        <w:rPr>
+          <w:sz w:val="32"/>
+          <w:szCs w:val="32"/>
+        </w:rPr>
       </w:pPr>
     </w:p>
     <w:p>
       <w:pPr>
         <w:ind w:firstLine="567"/>
+        <w:rPr>
+          <w:sz w:val="32"/>
+          <w:szCs w:val="32"/>
+        </w:rPr>
       </w:pPr>
     </w:p>
     <w:p>
       <w:pPr>
         <w:ind w:firstLine="567"/>
+        <w:rPr>
+          <w:sz w:val="32"/>
+          <w:szCs w:val="32"/>
+        </w:rPr>
       </w:pPr>
     </w:p>
     <w:p>
       <w:pPr>
         <w:ind w:firstLine="567"/>
+        <w:rPr>
+          <w:sz w:val="32"/>
+          <w:szCs w:val="32"/>
+        </w:rPr>
       </w:pPr>
     </w:p>
     <w:p>
       <w:pPr>
         <w:ind w:firstLine="567"/>
+        <w:rPr>
+          <w:sz w:val="32"/>
+          <w:szCs w:val="32"/>
+        </w:rPr>
       </w:pPr>
     </w:p>
     <w:p>
       <w:pPr>
         <w:ind w:firstLine="567"/>
+        <w:rPr>
+          <w:sz w:val="32"/>
+          <w:szCs w:val="32"/>
+        </w:rPr>
       </w:pPr>
     </w:p>
     <w:p>
@@ -4472,6 +4828,10 @@
         <w:ind w:firstLine="567"/>
       </w:pPr>
       <w:r>
+        <w:rPr>
+          <w:sz w:val="32"/>
+          <w:szCs w:val="32"/>
+        </w:rPr>
         <w:t>.</w:t>
       </w:r>
     </w:p>
@@ -4480,62 +4840,58 @@
         <w:rPr>
           <w:b/>
           <w:bCs/>
-        </w:rPr>
-      </w:pPr>
-    </w:p>
-    <w:p>
-      <w:pPr>
-        <w:rPr>
-          <w:b/>
-          <w:bCs/>
-        </w:rPr>
-      </w:pPr>
-    </w:p>
-    <w:p>
-      <w:pPr>
-        <w:rPr>
-          <w:b/>
-          <w:bCs/>
-        </w:rPr>
-      </w:pPr>
-    </w:p>
-    <w:p>
-      <w:pPr>
-        <w:rPr>
-          <w:b/>
-          <w:bCs/>
-        </w:rPr>
-      </w:pPr>
-    </w:p>
-    <w:p>
-      <w:pPr>
-        <w:rPr>
-          <w:b/>
-          <w:bCs/>
-        </w:rPr>
-      </w:pPr>
-    </w:p>
-    <w:p>
-      <w:pPr>
-        <w:rPr>
-          <w:b/>
-          <w:bCs/>
-        </w:rPr>
-      </w:pPr>
-    </w:p>
-    <w:p>
-      <w:pPr>
-        <w:rPr>
-          <w:b/>
-          <w:bCs/>
-        </w:rPr>
-      </w:pPr>
-    </w:p>
-    <w:p>
-      <w:pPr>
-        <w:rPr>
-          <w:b/>
-          <w:bCs/>
+          <w:sz w:val="32"/>
+          <w:szCs w:val="32"/>
+        </w:rPr>
+      </w:pPr>
+    </w:p>
+    <w:p>
+      <w:pPr>
+        <w:rPr>
+          <w:b/>
+          <w:bCs/>
+          <w:sz w:val="32"/>
+          <w:szCs w:val="32"/>
+        </w:rPr>
+      </w:pPr>
+    </w:p>
+    <w:p>
+      <w:pPr>
+        <w:rPr>
+          <w:b/>
+          <w:bCs/>
+          <w:sz w:val="32"/>
+          <w:szCs w:val="32"/>
+        </w:rPr>
+      </w:pPr>
+    </w:p>
+    <w:p>
+      <w:pPr>
+        <w:rPr>
+          <w:b/>
+          <w:bCs/>
+          <w:sz w:val="32"/>
+          <w:szCs w:val="32"/>
+        </w:rPr>
+      </w:pPr>
+    </w:p>
+    <w:p>
+      <w:pPr>
+        <w:rPr>
+          <w:b/>
+          <w:bCs/>
+          <w:sz w:val="32"/>
+          <w:szCs w:val="32"/>
+        </w:rPr>
+      </w:pPr>
+    </w:p>
+    <w:p>
+      <w:pPr>
+        <w:rPr>
+          <w:b/>
+          <w:bCs/>
+          <w:sz w:val="32"/>
+          <w:szCs w:val="32"/>
         </w:rPr>
       </w:pPr>
     </w:p>
@@ -4544,7 +4900,7 @@
         <w:pStyle w:val="Titre1"/>
         <w:jc w:val="center"/>
       </w:pPr>
-      <w:bookmarkStart w:id="7" w:name="_Toc227845510"/>
+      <w:bookmarkStart w:id="7" w:name="_Toc227941623"/>
       <w:r>
         <w:lastRenderedPageBreak/>
         <w:t>Exemples de données</w:t>
@@ -6041,12 +6397,6 @@
       <w:r>
         <w:t>Table Seller</w:t>
       </w:r>
-      <w:r>
-        <w:tab/>
-      </w:r>
-      <w:r>
-        <w:tab/>
-      </w:r>
     </w:p>
     <w:p>
       <w:r>
@@ -6118,8 +6468,24 @@
                 <w:lang w:eastAsia="fr-FR"/>
                 <w14:ligatures w14:val="none"/>
               </w:rPr>
-              <w:t>seller datas</w:t>
-            </w:r>
+              <w:t xml:space="preserve">seller </w:t>
+            </w:r>
+            <w:proofErr w:type="gramStart"/>
+            <w:r>
+              <w:rPr>
+                <w:rFonts w:ascii="Aptos Narrow" w:eastAsia="Times New Roman" w:hAnsi="Aptos Narrow" w:cs="Times New Roman"/>
+                <w:b/>
+                <w:bCs/>
+                <w:color w:val="000000"/>
+                <w:kern w:val="0"/>
+                <w:sz w:val="22"/>
+                <w:szCs w:val="22"/>
+                <w:lang w:eastAsia="fr-FR"/>
+                <w14:ligatures w14:val="none"/>
+              </w:rPr>
+              <w:t>datas</w:t>
+            </w:r>
+            <w:proofErr w:type="gramEnd"/>
           </w:p>
         </w:tc>
       </w:tr>
@@ -8220,9 +8586,6 @@
       </w:pPr>
       <w:r>
         <w:t>Table Invoice</w:t>
-      </w:r>
-      <w:r>
-        <w:tab/>
       </w:r>
     </w:p>
     <w:p>
@@ -8283,6 +8646,8 @@
                 <w14:ligatures w14:val="none"/>
               </w:rPr>
             </w:pPr>
+            <w:proofErr w:type="spellStart"/>
+            <w:proofErr w:type="gramStart"/>
             <w:r>
               <w:rPr>
                 <w:rFonts w:ascii="Aptos Narrow" w:eastAsia="Times New Roman" w:hAnsi="Aptos Narrow" w:cs="Times New Roman"/>
@@ -8295,8 +8660,24 @@
                 <w:lang w:eastAsia="fr-FR"/>
                 <w14:ligatures w14:val="none"/>
               </w:rPr>
-              <w:t>invoice  Data</w:t>
-            </w:r>
+              <w:t>invoice</w:t>
+            </w:r>
+            <w:proofErr w:type="spellEnd"/>
+            <w:r>
+              <w:rPr>
+                <w:rFonts w:ascii="Aptos Narrow" w:eastAsia="Times New Roman" w:hAnsi="Aptos Narrow" w:cs="Times New Roman"/>
+                <w:b/>
+                <w:bCs/>
+                <w:color w:val="000000"/>
+                <w:kern w:val="0"/>
+                <w:sz w:val="22"/>
+                <w:szCs w:val="22"/>
+                <w:lang w:eastAsia="fr-FR"/>
+                <w14:ligatures w14:val="none"/>
+              </w:rPr>
+              <w:t xml:space="preserve">  Data</w:t>
+            </w:r>
+            <w:proofErr w:type="gramEnd"/>
           </w:p>
         </w:tc>
       </w:tr>
@@ -9412,12 +9793,6 @@
       </w:pPr>
       <w:r>
         <w:t>Table Invoice Item</w:t>
-      </w:r>
-      <w:r>
-        <w:tab/>
-      </w:r>
-      <w:r>
-        <w:tab/>
       </w:r>
     </w:p>
     <w:p>
@@ -9484,6 +9859,7 @@
                 <w14:ligatures w14:val="none"/>
               </w:rPr>
             </w:pPr>
+            <w:proofErr w:type="gramStart"/>
             <w:r>
               <w:rPr>
                 <w:rFonts w:ascii="Aptos Narrow" w:eastAsia="Times New Roman" w:hAnsi="Aptos Narrow" w:cs="Times New Roman"/>
@@ -9512,6 +9888,7 @@
               </w:rPr>
               <w:t xml:space="preserve">  Data</w:t>
             </w:r>
+            <w:proofErr w:type="gramEnd"/>
           </w:p>
         </w:tc>
       </w:tr>
@@ -11818,20 +12195,43 @@
         </w:tc>
       </w:tr>
     </w:tbl>
-    <w:p/>
-    <w:p/>
-    <w:p/>
-    <w:p/>
-    <w:p/>
-    <w:p>
-      <w:pPr>
-        <w:jc w:val="center"/>
-        <w:rPr>
-          <w:b/>
-          <w:bCs/>
-          <w:sz w:val="32"/>
-          <w:szCs w:val="32"/>
-          <w:bdr w:val="single" w:sz="4" w:space="0" w:color="auto"/>
+    <w:p>
+      <w:pPr>
+        <w:rPr>
+          <w:sz w:val="32"/>
+          <w:szCs w:val="32"/>
+        </w:rPr>
+      </w:pPr>
+    </w:p>
+    <w:p>
+      <w:pPr>
+        <w:rPr>
+          <w:sz w:val="32"/>
+          <w:szCs w:val="32"/>
+        </w:rPr>
+      </w:pPr>
+    </w:p>
+    <w:p>
+      <w:pPr>
+        <w:rPr>
+          <w:sz w:val="32"/>
+          <w:szCs w:val="32"/>
+        </w:rPr>
+      </w:pPr>
+    </w:p>
+    <w:p>
+      <w:pPr>
+        <w:rPr>
+          <w:sz w:val="32"/>
+          <w:szCs w:val="32"/>
+        </w:rPr>
+      </w:pPr>
+    </w:p>
+    <w:p>
+      <w:pPr>
+        <w:rPr>
+          <w:sz w:val="32"/>
+          <w:szCs w:val="32"/>
         </w:rPr>
       </w:pPr>
     </w:p>
@@ -11840,7 +12240,7 @@
         <w:pStyle w:val="Titre1"/>
         <w:jc w:val="center"/>
       </w:pPr>
-      <w:bookmarkStart w:id="8" w:name="_Toc227845511"/>
+      <w:bookmarkStart w:id="8" w:name="_Toc227941624"/>
       <w:r>
         <w:lastRenderedPageBreak/>
         <w:t>Sécurité de l’application</w:t>
@@ -11902,7 +12302,23 @@
           <w:sz w:val="32"/>
           <w:szCs w:val="32"/>
         </w:rPr>
-        <w:t xml:space="preserve">’authentification permet de vérifier l’identité de l’utilisateur lors de la connexion. L’utilisateur saisit son email et son mot de passe dans le formulaire </w:t>
+        <w:t xml:space="preserve">’authentification permet de vérifier l’identité de l’utilisateur lors de la connexion. L’utilisateur saisit son </w:t>
+      </w:r>
+      <w:proofErr w:type="gramStart"/>
+      <w:r>
+        <w:rPr>
+          <w:sz w:val="32"/>
+          <w:szCs w:val="32"/>
+        </w:rPr>
+        <w:t>email</w:t>
+      </w:r>
+      <w:proofErr w:type="gramEnd"/>
+      <w:r>
+        <w:rPr>
+          <w:sz w:val="32"/>
+          <w:szCs w:val="32"/>
+        </w:rPr>
+        <w:t xml:space="preserve"> et son mot de passe dans le formulaire </w:t>
       </w:r>
       <w:r>
         <w:rPr>
@@ -12054,7 +12470,7 @@
     <w:p>
       <w:pPr>
         <w:pStyle w:val="Paragraphedeliste"/>
-        <w:ind w:left="0"/>
+        <w:ind w:left="0" w:firstLine="567"/>
         <w:jc w:val="both"/>
         <w:rPr>
           <w:sz w:val="32"/>
@@ -12103,7 +12519,7 @@
     <w:p>
       <w:pPr>
         <w:pStyle w:val="Paragraphedeliste"/>
-        <w:ind w:left="0"/>
+        <w:ind w:left="0" w:firstLine="567"/>
         <w:jc w:val="both"/>
         <w:rPr>
           <w:sz w:val="32"/>
@@ -12132,7 +12548,7 @@
         <w:pStyle w:val="Titre1"/>
         <w:jc w:val="center"/>
       </w:pPr>
-      <w:bookmarkStart w:id="9" w:name="_Toc227845512"/>
+      <w:bookmarkStart w:id="9" w:name="_Toc227941625"/>
       <w:r>
         <w:lastRenderedPageBreak/>
         <w:t>Workflow Security</w:t>
@@ -12487,7 +12903,7 @@
         <w:pStyle w:val="Titre1"/>
         <w:jc w:val="center"/>
       </w:pPr>
-      <w:bookmarkStart w:id="10" w:name="_Toc227845513"/>
+      <w:bookmarkStart w:id="10" w:name="_Toc227941626"/>
       <w:r>
         <w:lastRenderedPageBreak/>
         <w:t>Mise en œuvre technique de la sécurité</w:t>
@@ -12517,17 +12933,27 @@
     <w:p>
       <w:pPr>
         <w:spacing w:after="0"/>
-        <w:rPr>
-          <w:sz w:val="32"/>
-          <w:szCs w:val="32"/>
-        </w:rPr>
-      </w:pPr>
-      <w:r>
-        <w:rPr>
-          <w:sz w:val="32"/>
-          <w:szCs w:val="32"/>
-        </w:rPr>
-        <w:t>Le rôle est attribué dans l’entité User lors de la création de l’utilisateur :</w:t>
+        <w:ind w:firstLine="567"/>
+        <w:rPr>
+          <w:sz w:val="32"/>
+          <w:szCs w:val="32"/>
+        </w:rPr>
+      </w:pPr>
+      <w:r>
+        <w:rPr>
+          <w:b/>
+          <w:bCs/>
+          <w:sz w:val="32"/>
+          <w:szCs w:val="32"/>
+        </w:rPr>
+        <w:t>L</w:t>
+      </w:r>
+      <w:r>
+        <w:rPr>
+          <w:sz w:val="32"/>
+          <w:szCs w:val="32"/>
+        </w:rPr>
+        <w:t>e rôle est attribué dans l’entité User lors de la création de l’utilisateur :</w:t>
       </w:r>
     </w:p>
     <w:p>
@@ -12571,6 +12997,7 @@
     <w:p>
       <w:pPr>
         <w:spacing w:after="0"/>
+        <w:ind w:firstLine="567"/>
         <w:jc w:val="both"/>
         <w:rPr>
           <w:sz w:val="32"/>
@@ -12579,10 +13006,35 @@
       </w:pPr>
       <w:r>
         <w:rPr>
-          <w:sz w:val="32"/>
-          <w:szCs w:val="32"/>
-        </w:rPr>
-        <w:t>La sécurisation des accès est définie dans le fichier security.yaml grâce à la règle access_control, et renforcée dans les contrôleurs :</w:t>
+          <w:b/>
+          <w:bCs/>
+          <w:sz w:val="32"/>
+          <w:szCs w:val="32"/>
+        </w:rPr>
+        <w:t>L</w:t>
+      </w:r>
+      <w:r>
+        <w:rPr>
+          <w:sz w:val="32"/>
+          <w:szCs w:val="32"/>
+        </w:rPr>
+        <w:t xml:space="preserve">a sécurisation des accès est définie dans le fichier security.yaml grâce à la règle </w:t>
+      </w:r>
+      <w:proofErr w:type="spellStart"/>
+      <w:r>
+        <w:rPr>
+          <w:sz w:val="32"/>
+          <w:szCs w:val="32"/>
+        </w:rPr>
+        <w:t>access_control</w:t>
+      </w:r>
+      <w:proofErr w:type="spellEnd"/>
+      <w:r>
+        <w:rPr>
+          <w:sz w:val="32"/>
+          <w:szCs w:val="32"/>
+        </w:rPr>
+        <w:t>, et renforcée dans les contrôleurs :</w:t>
       </w:r>
     </w:p>
     <w:p>
@@ -12634,10 +13086,19 @@
       </w:pPr>
       <w:r>
         <w:rPr>
-          <w:sz w:val="32"/>
-          <w:szCs w:val="32"/>
-        </w:rPr>
-        <w:t xml:space="preserve">Lors de la création d’un utilisateur, Doctrine utilise deux méthodes </w:t>
+          <w:b/>
+          <w:bCs/>
+          <w:sz w:val="32"/>
+          <w:szCs w:val="32"/>
+        </w:rPr>
+        <w:t>L</w:t>
+      </w:r>
+      <w:r>
+        <w:rPr>
+          <w:sz w:val="32"/>
+          <w:szCs w:val="32"/>
+        </w:rPr>
+        <w:t xml:space="preserve">ors de la création d’un utilisateur, Doctrine utilise deux méthodes </w:t>
       </w:r>
     </w:p>
     <w:p>
@@ -12720,6 +13181,7 @@
     <w:p>
       <w:pPr>
         <w:spacing w:after="0"/>
+        <w:ind w:firstLine="567"/>
         <w:jc w:val="both"/>
         <w:rPr>
           <w:sz w:val="32"/>
@@ -12728,10 +13190,19 @@
       </w:pPr>
       <w:r>
         <w:rPr>
-          <w:sz w:val="32"/>
-          <w:szCs w:val="32"/>
-        </w:rPr>
-        <w:t>Lors d’une modification, il n’est pas nécessaire d’utiliser persist() car l’objet est déjà géré par Doctrine. Il suffit d’utiliser :</w:t>
+          <w:b/>
+          <w:bCs/>
+          <w:sz w:val="32"/>
+          <w:szCs w:val="32"/>
+        </w:rPr>
+        <w:t>L</w:t>
+      </w:r>
+      <w:r>
+        <w:rPr>
+          <w:sz w:val="32"/>
+          <w:szCs w:val="32"/>
+        </w:rPr>
+        <w:t>ors d’une modification, il n’est pas nécessaire d’utiliser persist() car l’objet est déjà géré par Doctrine. Il suffit d’utiliser :</w:t>
       </w:r>
     </w:p>
     <w:p>
@@ -12874,7 +13345,7 @@
         <w:pStyle w:val="Titre1"/>
         <w:jc w:val="center"/>
       </w:pPr>
-      <w:bookmarkStart w:id="11" w:name="_Toc227845514"/>
+      <w:bookmarkStart w:id="11" w:name="_Toc227941627"/>
       <w:r>
         <w:lastRenderedPageBreak/>
         <w:t>Architecture de l’application (MVC)</w:t>
@@ -13053,7 +13524,7 @@
         <w:pStyle w:val="Titre1"/>
         <w:jc w:val="center"/>
       </w:pPr>
-      <w:bookmarkStart w:id="12" w:name="_Toc227845515"/>
+      <w:bookmarkStart w:id="12" w:name="_Toc227941628"/>
       <w:r>
         <w:lastRenderedPageBreak/>
         <w:t>L</w:t>
@@ -13065,14 +13536,6 @@
         <w:t xml:space="preserve"> Model View Controller</w:t>
       </w:r>
       <w:bookmarkEnd w:id="12"/>
-    </w:p>
-    <w:p>
-      <w:pPr>
-        <w:rPr>
-          <w:sz w:val="32"/>
-          <w:szCs w:val="32"/>
-        </w:rPr>
-      </w:pPr>
     </w:p>
     <w:p>
       <w:pPr>
@@ -13401,7 +13864,14 @@
       <w:pPr>
         <w:pStyle w:val="Sous-titre"/>
       </w:pPr>
-      <w:r>
+    </w:p>
+    <w:p/>
+    <w:p>
+      <w:pPr>
+        <w:pStyle w:val="Sous-titre"/>
+      </w:pPr>
+      <w:r>
+        <w:lastRenderedPageBreak/>
         <w:t>Contrôleur</w:t>
       </w:r>
       <w:r>
@@ -13424,7 +13894,6 @@
           <w:sz w:val="32"/>
           <w:szCs w:val="32"/>
         </w:rPr>
-        <w:lastRenderedPageBreak/>
         <w:t>L</w:t>
       </w:r>
       <w:r>
@@ -13802,7 +14271,7 @@
         <w:pStyle w:val="Titre1"/>
         <w:jc w:val="center"/>
       </w:pPr>
-      <w:bookmarkStart w:id="13" w:name="_Toc227845516"/>
+      <w:bookmarkStart w:id="13" w:name="_Toc227941629"/>
       <w:r>
         <w:lastRenderedPageBreak/>
         <w:t>Vue</w:t>
@@ -14653,9 +15122,21 @@
     </w:p>
     <w:p>
       <w:pPr>
+        <w:spacing w:line="240" w:lineRule="auto"/>
+        <w:rPr>
+          <w:b/>
+          <w:bCs/>
+          <w:sz w:val="32"/>
+          <w:szCs w:val="32"/>
+        </w:rPr>
+      </w:pPr>
+    </w:p>
+    <w:p>
+      <w:pPr>
         <w:pStyle w:val="Sous-titre"/>
       </w:pPr>
       <w:r>
+        <w:lastRenderedPageBreak/>
         <w:t>Principe d’héritage Twig</w:t>
       </w:r>
     </w:p>
@@ -14675,7 +15156,6 @@
           <w:sz w:val="32"/>
           <w:szCs w:val="32"/>
         </w:rPr>
-        <w:lastRenderedPageBreak/>
         <w:t>L</w:t>
       </w:r>
       <w:r>
@@ -15192,8 +15672,8 @@
           <w:rFonts w:ascii="Courrier new" w:hAnsi="Courrier new"/>
           <w:b/>
           <w:bCs/>
-          <w:sz w:val="20"/>
-          <w:szCs w:val="20"/>
+          <w:sz w:val="32"/>
+          <w:szCs w:val="32"/>
         </w:rPr>
       </w:pPr>
     </w:p>
@@ -15204,8 +15684,20 @@
           <w:rFonts w:ascii="Courrier new" w:hAnsi="Courrier new"/>
           <w:b/>
           <w:bCs/>
-          <w:sz w:val="20"/>
-          <w:szCs w:val="20"/>
+          <w:sz w:val="32"/>
+          <w:szCs w:val="32"/>
+        </w:rPr>
+      </w:pPr>
+    </w:p>
+    <w:p>
+      <w:pPr>
+        <w:spacing w:after="0" w:line="240" w:lineRule="auto"/>
+        <w:rPr>
+          <w:rFonts w:ascii="Courrier new" w:hAnsi="Courrier new"/>
+          <w:b/>
+          <w:bCs/>
+          <w:sz w:val="32"/>
+          <w:szCs w:val="32"/>
         </w:rPr>
       </w:pPr>
     </w:p>
@@ -15235,7 +15727,6 @@
           <w:sz w:val="32"/>
           <w:szCs w:val="32"/>
         </w:rPr>
-        <w:lastRenderedPageBreak/>
         <w:t>L</w:t>
       </w:r>
       <w:r>
@@ -15477,6 +15968,7 @@
           <w:sz w:val="32"/>
           <w:szCs w:val="32"/>
         </w:rPr>
+        <w:lastRenderedPageBreak/>
         <w:t>Vues</w:t>
       </w:r>
       <w:r>
@@ -15519,12 +16011,11 @@
       <w:pPr>
         <w:pStyle w:val="Titre2"/>
       </w:pPr>
-      <w:bookmarkStart w:id="14" w:name="_Toc227845517"/>
+      <w:bookmarkStart w:id="14" w:name="_Toc227941630"/>
       <w:r>
         <w:rPr>
           <w:noProof/>
         </w:rPr>
-        <w:lastRenderedPageBreak/>
         <w:drawing>
           <wp:anchor distT="0" distB="0" distL="114300" distR="114300" simplePos="0" relativeHeight="251667968" behindDoc="1" locked="0" layoutInCell="1" allowOverlap="1" wp14:anchorId="63322B66" wp14:editId="1CC4BDFE">
             <wp:simplePos x="0" y="0"/>
@@ -15685,7 +16176,7 @@
       <w:pPr>
         <w:pStyle w:val="Titre2"/>
       </w:pPr>
-      <w:bookmarkStart w:id="15" w:name="_Toc227845518"/>
+      <w:bookmarkStart w:id="15" w:name="_Toc227941631"/>
       <w:r>
         <w:t>Dashboard admin</w:t>
       </w:r>
@@ -15705,7 +16196,7 @@
           <w:szCs w:val="32"/>
         </w:rPr>
         <w:drawing>
-          <wp:anchor distT="0" distB="0" distL="114300" distR="114300" simplePos="0" relativeHeight="251668992" behindDoc="1" locked="0" layoutInCell="1" allowOverlap="1" wp14:anchorId="41866AE7" wp14:editId="5A3E645A">
+          <wp:anchor distT="0" distB="0" distL="114300" distR="114300" simplePos="0" relativeHeight="251668992" behindDoc="1" locked="0" layoutInCell="1" allowOverlap="1" wp14:anchorId="41866AE7" wp14:editId="0087D4C7">
             <wp:simplePos x="0" y="0"/>
             <wp:positionH relativeFrom="column">
               <wp:posOffset>-151130</wp:posOffset>
@@ -15844,19 +16335,32 @@
       <w:pPr>
         <w:pStyle w:val="Titre2"/>
       </w:pPr>
-      <w:bookmarkStart w:id="16" w:name="_Toc227845519"/>
+      <w:bookmarkStart w:id="16" w:name="_Toc227941632"/>
+      <w:r>
+        <w:lastRenderedPageBreak/>
+        <w:t>Dashboard Sellers</w:t>
+      </w:r>
+      <w:bookmarkEnd w:id="16"/>
+    </w:p>
+    <w:p>
+      <w:pPr>
+        <w:rPr>
+          <w:sz w:val="32"/>
+          <w:szCs w:val="32"/>
+        </w:rPr>
+      </w:pPr>
       <w:r>
         <w:rPr>
           <w:noProof/>
         </w:rPr>
         <w:drawing>
-          <wp:anchor distT="0" distB="0" distL="114300" distR="114300" simplePos="0" relativeHeight="251670016" behindDoc="1" locked="0" layoutInCell="1" allowOverlap="1" wp14:anchorId="31703B8B" wp14:editId="730FE12F">
+          <wp:anchor distT="0" distB="0" distL="114300" distR="114300" simplePos="0" relativeHeight="251670016" behindDoc="1" locked="0" layoutInCell="1" allowOverlap="1" wp14:anchorId="31703B8B" wp14:editId="6838B561">
             <wp:simplePos x="0" y="0"/>
             <wp:positionH relativeFrom="margin">
-              <wp:align>left</wp:align>
+              <wp:posOffset>114300</wp:posOffset>
             </wp:positionH>
             <wp:positionV relativeFrom="paragraph">
-              <wp:posOffset>272415</wp:posOffset>
+              <wp:posOffset>10795</wp:posOffset>
             </wp:positionV>
             <wp:extent cx="5753100" cy="4686300"/>
             <wp:effectExtent l="0" t="0" r="0" b="0"/>
@@ -15906,33 +16410,133 @@
           </wp:anchor>
         </w:drawing>
       </w:r>
-      <w:r>
-        <w:t>Dashboard Sellers</w:t>
-      </w:r>
-      <w:bookmarkEnd w:id="16"/>
-    </w:p>
-    <w:p>
-      <w:pPr>
-        <w:rPr>
-          <w:sz w:val="32"/>
-          <w:szCs w:val="32"/>
-        </w:rPr>
-      </w:pPr>
-    </w:p>
-    <w:p>
-      <w:pPr>
-        <w:rPr>
-          <w:sz w:val="32"/>
-          <w:szCs w:val="32"/>
-        </w:rPr>
-      </w:pPr>
-      <w:r>
-        <w:rPr>
-          <w:sz w:val="32"/>
-          <w:szCs w:val="32"/>
-        </w:rPr>
-        <w:lastRenderedPageBreak/>
-        <w:t xml:space="preserve"> Dans le Dashboard seller, on ne peut pas ajouter de vendeurs, et les </w:t>
+    </w:p>
+    <w:p>
+      <w:pPr>
+        <w:rPr>
+          <w:sz w:val="32"/>
+          <w:szCs w:val="32"/>
+        </w:rPr>
+      </w:pPr>
+    </w:p>
+    <w:p>
+      <w:pPr>
+        <w:rPr>
+          <w:sz w:val="32"/>
+          <w:szCs w:val="32"/>
+        </w:rPr>
+      </w:pPr>
+    </w:p>
+    <w:p>
+      <w:pPr>
+        <w:rPr>
+          <w:sz w:val="32"/>
+          <w:szCs w:val="32"/>
+        </w:rPr>
+      </w:pPr>
+    </w:p>
+    <w:p>
+      <w:pPr>
+        <w:rPr>
+          <w:sz w:val="32"/>
+          <w:szCs w:val="32"/>
+        </w:rPr>
+      </w:pPr>
+    </w:p>
+    <w:p>
+      <w:pPr>
+        <w:rPr>
+          <w:sz w:val="32"/>
+          <w:szCs w:val="32"/>
+        </w:rPr>
+      </w:pPr>
+    </w:p>
+    <w:p>
+      <w:pPr>
+        <w:rPr>
+          <w:sz w:val="32"/>
+          <w:szCs w:val="32"/>
+        </w:rPr>
+      </w:pPr>
+    </w:p>
+    <w:p>
+      <w:pPr>
+        <w:rPr>
+          <w:sz w:val="32"/>
+          <w:szCs w:val="32"/>
+        </w:rPr>
+      </w:pPr>
+    </w:p>
+    <w:p>
+      <w:pPr>
+        <w:rPr>
+          <w:sz w:val="32"/>
+          <w:szCs w:val="32"/>
+        </w:rPr>
+      </w:pPr>
+    </w:p>
+    <w:p>
+      <w:pPr>
+        <w:rPr>
+          <w:sz w:val="32"/>
+          <w:szCs w:val="32"/>
+        </w:rPr>
+      </w:pPr>
+    </w:p>
+    <w:p>
+      <w:pPr>
+        <w:rPr>
+          <w:sz w:val="32"/>
+          <w:szCs w:val="32"/>
+        </w:rPr>
+      </w:pPr>
+    </w:p>
+    <w:p>
+      <w:pPr>
+        <w:rPr>
+          <w:sz w:val="32"/>
+          <w:szCs w:val="32"/>
+        </w:rPr>
+      </w:pPr>
+    </w:p>
+    <w:p>
+      <w:pPr>
+        <w:rPr>
+          <w:sz w:val="32"/>
+          <w:szCs w:val="32"/>
+        </w:rPr>
+      </w:pPr>
+    </w:p>
+    <w:p>
+      <w:pPr>
+        <w:ind w:firstLine="567"/>
+        <w:rPr>
+          <w:sz w:val="32"/>
+          <w:szCs w:val="32"/>
+        </w:rPr>
+      </w:pPr>
+      <w:r>
+        <w:rPr>
+          <w:sz w:val="32"/>
+          <w:szCs w:val="32"/>
+        </w:rPr>
+        <w:t xml:space="preserve"> </w:t>
+      </w:r>
+      <w:r>
+        <w:rPr>
+          <w:b/>
+          <w:bCs/>
+          <w:sz w:val="32"/>
+          <w:szCs w:val="32"/>
+        </w:rPr>
+        <w:t>D</w:t>
+      </w:r>
+      <w:r>
+        <w:rPr>
+          <w:sz w:val="32"/>
+          <w:szCs w:val="32"/>
+        </w:rPr>
+        <w:t xml:space="preserve">ans le Dashboard seller, on ne peut pas ajouter de vendeurs, et les </w:t>
       </w:r>
       <w:r>
         <w:rPr>
@@ -15960,7 +16564,7 @@
       <w:pPr>
         <w:pStyle w:val="Titre2"/>
       </w:pPr>
-      <w:bookmarkStart w:id="17" w:name="_Toc227845520"/>
+      <w:bookmarkStart w:id="17" w:name="_Toc227941633"/>
       <w:r>
         <w:t>Liste des clients avec le paginator</w:t>
       </w:r>
@@ -15983,16 +16587,16 @@
           <w:noProof/>
         </w:rPr>
         <w:drawing>
-          <wp:anchor distT="0" distB="0" distL="114300" distR="114300" simplePos="0" relativeHeight="251673088" behindDoc="1" locked="0" layoutInCell="1" allowOverlap="1" wp14:anchorId="0FB14470" wp14:editId="4C14551A">
+          <wp:anchor distT="0" distB="0" distL="114300" distR="114300" simplePos="0" relativeHeight="251673088" behindDoc="1" locked="0" layoutInCell="1" allowOverlap="1" wp14:anchorId="0FB14470" wp14:editId="28587E42">
             <wp:simplePos x="0" y="0"/>
             <wp:positionH relativeFrom="margin">
-              <wp:posOffset>4445</wp:posOffset>
+              <wp:posOffset>280670</wp:posOffset>
             </wp:positionH>
             <wp:positionV relativeFrom="paragraph">
-              <wp:posOffset>34925</wp:posOffset>
+              <wp:posOffset>53340</wp:posOffset>
             </wp:positionV>
-            <wp:extent cx="5056505" cy="3810000"/>
-            <wp:effectExtent l="0" t="0" r="0" b="0"/>
+            <wp:extent cx="5056505" cy="3175000"/>
+            <wp:effectExtent l="0" t="0" r="0" b="6350"/>
             <wp:wrapNone/>
             <wp:docPr id="1423155819" name="Image 1"/>
             <wp:cNvGraphicFramePr>
@@ -16020,7 +16624,7 @@
                   <pic:spPr>
                     <a:xfrm>
                       <a:off x="0" y="0"/>
-                      <a:ext cx="5056505" cy="3810000"/>
+                      <a:ext cx="5056505" cy="3175000"/>
                     </a:xfrm>
                     <a:prstGeom prst="rect">
                       <a:avLst/>
@@ -16118,33 +16722,14 @@
           <w:szCs w:val="32"/>
         </w:rPr>
       </w:pPr>
-    </w:p>
-    <w:p>
-      <w:pPr>
-        <w:rPr>
-          <w:b/>
-          <w:bCs/>
-          <w:sz w:val="32"/>
-          <w:szCs w:val="32"/>
-        </w:rPr>
-      </w:pPr>
-    </w:p>
-    <w:p>
-      <w:pPr>
-        <w:rPr>
-          <w:b/>
-          <w:bCs/>
-          <w:sz w:val="32"/>
-          <w:szCs w:val="32"/>
-        </w:rPr>
-      </w:pPr>
-      <w:r>
-        <w:rPr>
-          <w:b/>
-          <w:bCs/>
-          <w:sz w:val="32"/>
-          <w:szCs w:val="32"/>
-        </w:rPr>
+      <w:r>
+        <w:rPr>
+          <w:b/>
+          <w:bCs/>
+          <w:sz w:val="32"/>
+          <w:szCs w:val="32"/>
+        </w:rPr>
+        <w:lastRenderedPageBreak/>
         <w:t>Show client</w:t>
       </w:r>
     </w:p>
@@ -16166,7 +16751,7 @@
           <w:szCs w:val="32"/>
         </w:rPr>
         <w:drawing>
-          <wp:anchor distT="0" distB="0" distL="114300" distR="114300" simplePos="0" relativeHeight="251674112" behindDoc="1" locked="0" layoutInCell="1" allowOverlap="1" wp14:anchorId="69CE377D" wp14:editId="3962A528">
+          <wp:anchor distT="0" distB="0" distL="114300" distR="114300" simplePos="0" relativeHeight="251674112" behindDoc="1" locked="0" layoutInCell="1" allowOverlap="1" wp14:anchorId="69CE377D" wp14:editId="0E304B8D">
             <wp:simplePos x="0" y="0"/>
             <wp:positionH relativeFrom="margin">
               <wp:posOffset>173990</wp:posOffset>
@@ -16304,21 +16889,10 @@
     </w:p>
     <w:p>
       <w:pPr>
-        <w:rPr>
-          <w:b/>
-          <w:bCs/>
-          <w:sz w:val="32"/>
-          <w:szCs w:val="32"/>
-        </w:rPr>
-      </w:pPr>
-    </w:p>
-    <w:p>
-      <w:pPr>
         <w:pStyle w:val="Titre2"/>
       </w:pPr>
-      <w:bookmarkStart w:id="18" w:name="_Toc227845521"/>
-      <w:r>
-        <w:lastRenderedPageBreak/>
+      <w:bookmarkStart w:id="18" w:name="_Toc227941634"/>
+      <w:r>
         <w:t>Edit client</w:t>
       </w:r>
       <w:bookmarkEnd w:id="18"/>
@@ -16475,17 +17049,27 @@
     </w:p>
     <w:p>
       <w:pPr>
-        <w:rPr>
-          <w:sz w:val="32"/>
-          <w:szCs w:val="32"/>
-        </w:rPr>
-      </w:pPr>
-      <w:r>
-        <w:rPr>
-          <w:sz w:val="32"/>
-          <w:szCs w:val="32"/>
-        </w:rPr>
-        <w:t>Pages</w:t>
+        <w:ind w:firstLine="567"/>
+        <w:rPr>
+          <w:sz w:val="32"/>
+          <w:szCs w:val="32"/>
+        </w:rPr>
+      </w:pPr>
+      <w:r>
+        <w:rPr>
+          <w:b/>
+          <w:bCs/>
+          <w:sz w:val="32"/>
+          <w:szCs w:val="32"/>
+        </w:rPr>
+        <w:t>P</w:t>
+      </w:r>
+      <w:r>
+        <w:rPr>
+          <w:sz w:val="32"/>
+          <w:szCs w:val="32"/>
+        </w:rPr>
+        <w:t>ages</w:t>
       </w:r>
       <w:r>
         <w:rPr>
@@ -16511,10 +17095,19 @@
     </w:p>
     <w:p>
       <w:pPr>
+        <w:rPr>
+          <w:sz w:val="32"/>
+          <w:szCs w:val="32"/>
+        </w:rPr>
+      </w:pPr>
+    </w:p>
+    <w:p>
+      <w:pPr>
         <w:pStyle w:val="Titre2"/>
       </w:pPr>
-      <w:bookmarkStart w:id="19" w:name="_Toc227845522"/>
-      <w:r>
+      <w:bookmarkStart w:id="19" w:name="_Toc227941635"/>
+      <w:r>
+        <w:lastRenderedPageBreak/>
         <w:t>Le bouton suppression</w:t>
       </w:r>
       <w:bookmarkEnd w:id="19"/>
@@ -16705,12 +17298,30 @@
           <w:szCs w:val="32"/>
         </w:rPr>
       </w:pPr>
-      <w:r>
-        <w:rPr>
-          <w:sz w:val="32"/>
-          <w:szCs w:val="32"/>
-        </w:rPr>
-        <w:t>Aussi, les captures d’</w:t>
+    </w:p>
+    <w:p>
+      <w:pPr>
+        <w:ind w:firstLine="567"/>
+        <w:rPr>
+          <w:sz w:val="32"/>
+          <w:szCs w:val="32"/>
+        </w:rPr>
+      </w:pPr>
+      <w:r>
+        <w:rPr>
+          <w:b/>
+          <w:bCs/>
+          <w:sz w:val="32"/>
+          <w:szCs w:val="32"/>
+        </w:rPr>
+        <w:t>A</w:t>
+      </w:r>
+      <w:r>
+        <w:rPr>
+          <w:sz w:val="32"/>
+          <w:szCs w:val="32"/>
+        </w:rPr>
+        <w:t>ussi, les captures d’</w:t>
       </w:r>
       <w:r>
         <w:rPr>
@@ -16738,7 +17349,23 @@
           <w:sz w:val="32"/>
           <w:szCs w:val="32"/>
         </w:rPr>
-        <w:t xml:space="preserve"> sont identiques a celles des </w:t>
+        <w:t xml:space="preserve"> sont identiques </w:t>
+      </w:r>
+      <w:proofErr w:type="spellStart"/>
+      <w:r>
+        <w:rPr>
+          <w:sz w:val="32"/>
+          <w:szCs w:val="32"/>
+        </w:rPr>
+        <w:t>a</w:t>
+      </w:r>
+      <w:proofErr w:type="spellEnd"/>
+      <w:r>
+        <w:rPr>
+          <w:sz w:val="32"/>
+          <w:szCs w:val="32"/>
+        </w:rPr>
+        <w:t xml:space="preserve"> celles des </w:t>
       </w:r>
       <w:r>
         <w:rPr>
@@ -16769,74 +17396,6 @@
           <w:szCs w:val="32"/>
         </w:rPr>
       </w:pPr>
-      <w:r>
-        <w:rPr>
-          <w:noProof/>
-          <w:sz w:val="32"/>
-          <w:szCs w:val="32"/>
-        </w:rPr>
-        <mc:AlternateContent>
-          <mc:Choice Requires="wps">
-            <w:drawing>
-              <wp:anchor distT="0" distB="0" distL="114300" distR="114300" simplePos="0" relativeHeight="251685376" behindDoc="0" locked="0" layoutInCell="1" allowOverlap="1" wp14:anchorId="40157252" wp14:editId="430EB527">
-                <wp:simplePos x="0" y="0"/>
-                <wp:positionH relativeFrom="column">
-                  <wp:posOffset>-499274</wp:posOffset>
-                </wp:positionH>
-                <wp:positionV relativeFrom="paragraph">
-                  <wp:posOffset>380345</wp:posOffset>
-                </wp:positionV>
-                <wp:extent cx="589936" cy="412954"/>
-                <wp:effectExtent l="0" t="0" r="76835" b="63500"/>
-                <wp:wrapNone/>
-                <wp:docPr id="1765081306" name="Connecteur droit avec flèche 1"/>
-                <wp:cNvGraphicFramePr/>
-                <a:graphic xmlns:a="http://schemas.openxmlformats.org/drawingml/2006/main">
-                  <a:graphicData uri="http://schemas.microsoft.com/office/word/2010/wordprocessingShape">
-                    <wps:wsp>
-                      <wps:cNvCnPr/>
-                      <wps:spPr>
-                        <a:xfrm>
-                          <a:off x="0" y="0"/>
-                          <a:ext cx="589936" cy="412954"/>
-                        </a:xfrm>
-                        <a:prstGeom prst="straightConnector1">
-                          <a:avLst/>
-                        </a:prstGeom>
-                        <a:ln>
-                          <a:tailEnd type="triangle"/>
-                        </a:ln>
-                      </wps:spPr>
-                      <wps:style>
-                        <a:lnRef idx="2">
-                          <a:schemeClr val="accent1"/>
-                        </a:lnRef>
-                        <a:fillRef idx="0">
-                          <a:schemeClr val="accent1"/>
-                        </a:fillRef>
-                        <a:effectRef idx="1">
-                          <a:schemeClr val="accent1"/>
-                        </a:effectRef>
-                        <a:fontRef idx="minor">
-                          <a:schemeClr val="tx1"/>
-                        </a:fontRef>
-                      </wps:style>
-                      <wps:bodyPr/>
-                    </wps:wsp>
-                  </a:graphicData>
-                </a:graphic>
-              </wp:anchor>
-            </w:drawing>
-          </mc:Choice>
-          <mc:Fallback>
-            <w:pict>
-              <v:shape w14:anchorId="42E3F3D7" id="Connecteur droit avec flèche 1" o:spid="_x0000_s1026" type="#_x0000_t32" style="position:absolute;margin-left:-39.3pt;margin-top:29.95pt;width:46.45pt;height:32.5pt;z-index:251685376;visibility:visible;mso-wrap-style:square;mso-wrap-distance-left:9pt;mso-wrap-distance-top:0;mso-wrap-distance-right:9pt;mso-wrap-distance-bottom:0;mso-position-horizontal:absolute;mso-position-horizontal-relative:text;mso-position-vertical:absolute;mso-position-vertical-relative:text" o:gfxdata="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" strokecolor="#156082 [3204]" strokeweight="1.5pt">
-                <v:stroke endarrow="block" joinstyle="miter"/>
-              </v:shape>
-            </w:pict>
-          </mc:Fallback>
-        </mc:AlternateContent>
-      </w:r>
     </w:p>
     <w:p>
       <w:pPr>
@@ -16924,128 +17483,17 @@
     </w:p>
     <w:p>
       <w:pPr>
-        <w:jc w:val="center"/>
-        <w:rPr>
-          <w:sz w:val="40"/>
-          <w:szCs w:val="40"/>
-          <w:bdr w:val="single" w:sz="4" w:space="0" w:color="auto"/>
-        </w:rPr>
-      </w:pPr>
-    </w:p>
-    <w:p>
-      <w:pPr>
-        <w:jc w:val="center"/>
-        <w:rPr>
-          <w:sz w:val="40"/>
-          <w:szCs w:val="40"/>
-          <w:bdr w:val="single" w:sz="4" w:space="0" w:color="auto"/>
-        </w:rPr>
-      </w:pPr>
-    </w:p>
-    <w:p>
-      <w:pPr>
-        <w:jc w:val="center"/>
-        <w:rPr>
-          <w:sz w:val="40"/>
-          <w:szCs w:val="40"/>
-          <w:bdr w:val="single" w:sz="4" w:space="0" w:color="auto"/>
-        </w:rPr>
-      </w:pPr>
-    </w:p>
-    <w:p>
-      <w:pPr>
-        <w:jc w:val="center"/>
-        <w:rPr>
-          <w:sz w:val="40"/>
-          <w:szCs w:val="40"/>
-          <w:bdr w:val="single" w:sz="4" w:space="0" w:color="auto"/>
-        </w:rPr>
-      </w:pPr>
-    </w:p>
-    <w:p>
-      <w:pPr>
-        <w:jc w:val="center"/>
-        <w:rPr>
-          <w:sz w:val="40"/>
-          <w:szCs w:val="40"/>
-          <w:bdr w:val="single" w:sz="4" w:space="0" w:color="auto"/>
-        </w:rPr>
-      </w:pPr>
-    </w:p>
-    <w:p>
-      <w:pPr>
-        <w:jc w:val="center"/>
-        <w:rPr>
-          <w:sz w:val="40"/>
-          <w:szCs w:val="40"/>
-          <w:bdr w:val="single" w:sz="4" w:space="0" w:color="auto"/>
-        </w:rPr>
-      </w:pPr>
-    </w:p>
-    <w:p>
-      <w:pPr>
-        <w:jc w:val="center"/>
-        <w:rPr>
-          <w:sz w:val="40"/>
-          <w:szCs w:val="40"/>
-          <w:bdr w:val="single" w:sz="4" w:space="0" w:color="auto"/>
-        </w:rPr>
-      </w:pPr>
-    </w:p>
-    <w:p>
-      <w:pPr>
-        <w:jc w:val="center"/>
-        <w:rPr>
-          <w:sz w:val="40"/>
-          <w:szCs w:val="40"/>
-          <w:bdr w:val="single" w:sz="4" w:space="0" w:color="auto"/>
-        </w:rPr>
-      </w:pPr>
-    </w:p>
-    <w:p>
-      <w:pPr>
-        <w:jc w:val="center"/>
-        <w:rPr>
-          <w:sz w:val="40"/>
-          <w:szCs w:val="40"/>
-          <w:bdr w:val="single" w:sz="4" w:space="0" w:color="auto"/>
-        </w:rPr>
-      </w:pPr>
-    </w:p>
-    <w:p>
-      <w:pPr>
-        <w:jc w:val="center"/>
-        <w:rPr>
-          <w:sz w:val="40"/>
-          <w:szCs w:val="40"/>
-          <w:bdr w:val="single" w:sz="4" w:space="0" w:color="auto"/>
-        </w:rPr>
-      </w:pPr>
-    </w:p>
-    <w:p>
-      <w:pPr>
-        <w:jc w:val="center"/>
-        <w:rPr>
-          <w:sz w:val="40"/>
-          <w:szCs w:val="40"/>
-        </w:rPr>
-      </w:pPr>
-      <w:r>
-        <w:rPr>
-          <w:sz w:val="40"/>
-          <w:szCs w:val="40"/>
-          <w:bdr w:val="single" w:sz="4" w:space="0" w:color="auto"/>
-        </w:rPr>
+        <w:pStyle w:val="Titre1"/>
+      </w:pPr>
+      <w:bookmarkStart w:id="20" w:name="_Toc227941636"/>
+      <w:r>
+        <w:lastRenderedPageBreak/>
+        <w:t xml:space="preserve">Template </w:t>
+      </w:r>
+      <w:r>
         <w:t>Factures</w:t>
       </w:r>
-    </w:p>
-    <w:p>
-      <w:pPr>
-        <w:rPr>
-          <w:sz w:val="32"/>
-          <w:szCs w:val="32"/>
-        </w:rPr>
-      </w:pPr>
+      <w:bookmarkEnd w:id="20"/>
     </w:p>
     <w:p>
       <w:pPr>
@@ -17061,7 +17509,7 @@
           <w:szCs w:val="32"/>
         </w:rPr>
         <w:drawing>
-          <wp:anchor distT="0" distB="0" distL="114300" distR="114300" simplePos="0" relativeHeight="251678208" behindDoc="1" locked="0" layoutInCell="1" allowOverlap="1" wp14:anchorId="03ABAF07" wp14:editId="2527100A">
+          <wp:anchor distT="0" distB="0" distL="114300" distR="114300" simplePos="0" relativeHeight="251678208" behindDoc="1" locked="0" layoutInCell="1" allowOverlap="1" wp14:anchorId="03ABAF07" wp14:editId="1C823755">
             <wp:simplePos x="0" y="0"/>
             <wp:positionH relativeFrom="margin">
               <wp:align>right</wp:align>
@@ -17197,7 +17645,7 @@
       <w:pPr>
         <w:pStyle w:val="Titre2"/>
       </w:pPr>
-      <w:bookmarkStart w:id="20" w:name="_Toc227845523"/>
+      <w:bookmarkStart w:id="21" w:name="_Toc227941637"/>
       <w:r>
         <w:rPr>
           <w:noProof/>
@@ -17252,7 +17700,7 @@
           </wp:anchor>
         </w:drawing>
       </w:r>
-      <w:bookmarkEnd w:id="20"/>
+      <w:bookmarkEnd w:id="21"/>
     </w:p>
     <w:p/>
     <w:p>
@@ -17267,18 +17715,53 @@
     <w:p>
       <w:pPr>
         <w:ind w:firstLine="567"/>
-      </w:pPr>
-      <w:r>
-        <w:t>Si le vendeur est lié à une ou plusieurs factures, l’icône de suppression est désactivée afin d’empêcher toute action incohérente.</w:t>
-      </w:r>
-      <w:r>
-        <w:br/>
+        <w:rPr>
+          <w:sz w:val="32"/>
+          <w:szCs w:val="32"/>
+        </w:rPr>
+      </w:pPr>
+      <w:r>
+        <w:rPr>
+          <w:b/>
+          <w:bCs/>
+          <w:sz w:val="32"/>
+          <w:szCs w:val="32"/>
+        </w:rPr>
+        <w:t>S</w:t>
+      </w:r>
+      <w:r>
+        <w:rPr>
+          <w:sz w:val="32"/>
+          <w:szCs w:val="32"/>
+        </w:rPr>
+        <w:t>i le vendeur est lié à une ou plusieurs factures, l’icône de suppression est désactivée afin d’empêcher toute action incohérente.</w:t>
+      </w:r>
+      <w:r>
+        <w:rPr>
+          <w:sz w:val="32"/>
+          <w:szCs w:val="32"/>
+        </w:rPr>
+        <w:t xml:space="preserve"> </w:t>
+      </w:r>
+      <w:r>
+        <w:rPr>
+          <w:sz w:val="32"/>
+          <w:szCs w:val="32"/>
+        </w:rPr>
         <w:t>Lorsque la suppression est autorisée, un modal de confirmation est affiché pour valider l’</w:t>
       </w:r>
       <w:r>
+        <w:rPr>
+          <w:sz w:val="32"/>
+          <w:szCs w:val="32"/>
+        </w:rPr>
         <w:t>action. Après</w:t>
       </w:r>
       <w:r>
+        <w:rPr>
+          <w:sz w:val="32"/>
+          <w:szCs w:val="32"/>
+        </w:rPr>
         <w:t xml:space="preserve"> validation, un message de succès informe l’utilisateur que la suppression a été réalisée.</w:t>
       </w:r>
     </w:p>
@@ -17413,19 +17896,25 @@
       <w:pPr>
         <w:pStyle w:val="Titre1"/>
       </w:pPr>
-      <w:bookmarkStart w:id="21" w:name="_Toc227845524"/>
+      <w:bookmarkStart w:id="22" w:name="_Toc227941638"/>
       <w:r>
         <w:lastRenderedPageBreak/>
         <w:t>Fonctionnement du bouton suppression</w:t>
       </w:r>
-      <w:bookmarkEnd w:id="21"/>
+      <w:bookmarkEnd w:id="22"/>
     </w:p>
     <w:p>
       <w:pPr>
         <w:pStyle w:val="Sous-titre"/>
       </w:pPr>
       <w:r>
-        <w:t>Gestion de l’affichage dans le template(Twig)</w:t>
+        <w:t xml:space="preserve">Gestion de l’affichage dans le </w:t>
+      </w:r>
+      <w:r>
+        <w:t>Template</w:t>
+      </w:r>
+      <w:r>
+        <w:t>(Twig)</w:t>
       </w:r>
     </w:p>
     <w:p>
@@ -17450,7 +17939,27 @@
           <w:highlight w:val="yellow"/>
           <w:lang w:val="en-GB"/>
         </w:rPr>
-        <w:t>{% if seller.invoices|length &gt; 0 %}</w:t>
+        <w:t xml:space="preserve">{% if </w:t>
+      </w:r>
+      <w:proofErr w:type="spellStart"/>
+      <w:r>
+        <w:rPr>
+          <w:sz w:val="32"/>
+          <w:szCs w:val="32"/>
+          <w:highlight w:val="yellow"/>
+          <w:lang w:val="en-GB"/>
+        </w:rPr>
+        <w:t>seller.invoices|length</w:t>
+      </w:r>
+      <w:proofErr w:type="spellEnd"/>
+      <w:r>
+        <w:rPr>
+          <w:sz w:val="32"/>
+          <w:szCs w:val="32"/>
+          <w:highlight w:val="yellow"/>
+          <w:lang w:val="en-GB"/>
+        </w:rPr>
+        <w:t xml:space="preserve"> &gt; 0 %}</w:t>
       </w:r>
     </w:p>
     <w:p>
@@ -17474,7 +17983,61 @@
           <w:szCs w:val="32"/>
           <w:lang w:val="en-GB"/>
         </w:rPr>
-        <w:t xml:space="preserve">    &lt;button class="btn btn-sm btn-</w:t>
+        <w:t xml:space="preserve">    &lt;button class="</w:t>
+      </w:r>
+      <w:proofErr w:type="spellStart"/>
+      <w:r>
+        <w:rPr>
+          <w:sz w:val="32"/>
+          <w:szCs w:val="32"/>
+          <w:lang w:val="en-GB"/>
+        </w:rPr>
+        <w:t>btn</w:t>
+      </w:r>
+      <w:proofErr w:type="spellEnd"/>
+      <w:r>
+        <w:rPr>
+          <w:sz w:val="32"/>
+          <w:szCs w:val="32"/>
+          <w:lang w:val="en-GB"/>
+        </w:rPr>
+        <w:t xml:space="preserve"> </w:t>
+      </w:r>
+      <w:proofErr w:type="spellStart"/>
+      <w:r>
+        <w:rPr>
+          <w:sz w:val="32"/>
+          <w:szCs w:val="32"/>
+          <w:lang w:val="en-GB"/>
+        </w:rPr>
+        <w:t>btn-sm</w:t>
+      </w:r>
+      <w:proofErr w:type="spellEnd"/>
+      <w:r>
+        <w:rPr>
+          <w:sz w:val="32"/>
+          <w:szCs w:val="32"/>
+          <w:lang w:val="en-GB"/>
+        </w:rPr>
+        <w:t xml:space="preserve"> </w:t>
+      </w:r>
+      <w:proofErr w:type="spellStart"/>
+      <w:r>
+        <w:rPr>
+          <w:sz w:val="32"/>
+          <w:szCs w:val="32"/>
+          <w:lang w:val="en-GB"/>
+        </w:rPr>
+        <w:t>btn</w:t>
+      </w:r>
+      <w:proofErr w:type="spellEnd"/>
+      <w:r>
+        <w:rPr>
+          <w:sz w:val="32"/>
+          <w:szCs w:val="32"/>
+          <w:lang w:val="en-GB"/>
+        </w:rPr>
+        <w:t>-</w:t>
       </w:r>
       <w:r>
         <w:rPr>
@@ -17524,7 +18087,25 @@
           <w:szCs w:val="32"/>
           <w:lang w:val="en-GB"/>
         </w:rPr>
-        <w:t xml:space="preserve">        &lt;i class="</w:t>
+        <w:t xml:space="preserve">        &lt;</w:t>
+      </w:r>
+      <w:proofErr w:type="spellStart"/>
+      <w:r>
+        <w:rPr>
+          <w:sz w:val="32"/>
+          <w:szCs w:val="32"/>
+          <w:lang w:val="en-GB"/>
+        </w:rPr>
+        <w:t>i</w:t>
+      </w:r>
+      <w:proofErr w:type="spellEnd"/>
+      <w:r>
+        <w:rPr>
+          <w:sz w:val="32"/>
+          <w:szCs w:val="32"/>
+          <w:lang w:val="en-GB"/>
+        </w:rPr>
+        <w:t xml:space="preserve"> class="</w:t>
       </w:r>
       <w:r>
         <w:rPr>
@@ -17544,7 +18125,25 @@
           <w:szCs w:val="32"/>
           <w:lang w:val="en-GB"/>
         </w:rPr>
-        <w:t>"&gt;&lt;/i&gt;</w:t>
+        <w:t>"&gt;&lt;/</w:t>
+      </w:r>
+      <w:proofErr w:type="spellStart"/>
+      <w:r>
+        <w:rPr>
+          <w:sz w:val="32"/>
+          <w:szCs w:val="32"/>
+          <w:lang w:val="en-GB"/>
+        </w:rPr>
+        <w:t>i</w:t>
+      </w:r>
+      <w:proofErr w:type="spellEnd"/>
+      <w:r>
+        <w:rPr>
+          <w:sz w:val="32"/>
+          <w:szCs w:val="32"/>
+          <w:lang w:val="en-GB"/>
+        </w:rPr>
+        <w:t>&gt;</w:t>
       </w:r>
     </w:p>
     <w:p>
@@ -17660,7 +18259,25 @@
           <w:szCs w:val="32"/>
           <w:highlight w:val="green"/>
         </w:rPr>
-        <w:t>route: 'app_seller_delete',</w:t>
+        <w:t>route: '</w:t>
+      </w:r>
+      <w:proofErr w:type="spellStart"/>
+      <w:r>
+        <w:rPr>
+          <w:sz w:val="32"/>
+          <w:szCs w:val="32"/>
+          <w:highlight w:val="green"/>
+        </w:rPr>
+        <w:t>app_seller_delete</w:t>
+      </w:r>
+      <w:proofErr w:type="spellEnd"/>
+      <w:r>
+        <w:rPr>
+          <w:sz w:val="32"/>
+          <w:szCs w:val="32"/>
+          <w:highlight w:val="green"/>
+        </w:rPr>
+        <w:t>',</w:t>
       </w:r>
     </w:p>
     <w:p>
@@ -17727,22 +18344,48 @@
           <w:sz w:val="32"/>
           <w:szCs w:val="32"/>
         </w:rPr>
-        <w:t>{% endif %}</w:t>
-      </w:r>
-    </w:p>
-    <w:p>
-      <w:pPr>
-        <w:rPr>
-          <w:sz w:val="32"/>
-          <w:szCs w:val="32"/>
-        </w:rPr>
-      </w:pPr>
-      <w:r>
-        <w:rPr>
-          <w:sz w:val="32"/>
-          <w:szCs w:val="32"/>
-        </w:rPr>
-        <w:t>Dans la liste des vendeurs, une condition permet de vérifier si le vendeur possède des factures :</w:t>
+        <w:t xml:space="preserve">{% </w:t>
+      </w:r>
+      <w:proofErr w:type="spellStart"/>
+      <w:r>
+        <w:rPr>
+          <w:sz w:val="32"/>
+          <w:szCs w:val="32"/>
+        </w:rPr>
+        <w:t>endif</w:t>
+      </w:r>
+      <w:proofErr w:type="spellEnd"/>
+      <w:r>
+        <w:rPr>
+          <w:sz w:val="32"/>
+          <w:szCs w:val="32"/>
+        </w:rPr>
+        <w:t xml:space="preserve"> %}</w:t>
+      </w:r>
+    </w:p>
+    <w:p>
+      <w:pPr>
+        <w:ind w:firstLine="567"/>
+        <w:rPr>
+          <w:sz w:val="32"/>
+          <w:szCs w:val="32"/>
+        </w:rPr>
+      </w:pPr>
+      <w:r>
+        <w:rPr>
+          <w:b/>
+          <w:bCs/>
+          <w:sz w:val="32"/>
+          <w:szCs w:val="32"/>
+        </w:rPr>
+        <w:t>D</w:t>
+      </w:r>
+      <w:r>
+        <w:rPr>
+          <w:sz w:val="32"/>
+          <w:szCs w:val="32"/>
+        </w:rPr>
+        <w:t>ans la liste des vendeurs, une condition permet de vérifier si le vendeur possède des factures :</w:t>
       </w:r>
     </w:p>
     <w:p>
@@ -17785,17 +18428,27 @@
     </w:p>
     <w:p>
       <w:pPr>
-        <w:rPr>
-          <w:sz w:val="32"/>
-          <w:szCs w:val="32"/>
-        </w:rPr>
-      </w:pPr>
-      <w:r>
-        <w:rPr>
-          <w:sz w:val="32"/>
-          <w:szCs w:val="32"/>
-        </w:rPr>
-        <w:t>Cela permet d’informer immédiatement l’utilisateur qu’une suppression est impossible.</w:t>
+        <w:ind w:firstLine="567"/>
+        <w:rPr>
+          <w:sz w:val="32"/>
+          <w:szCs w:val="32"/>
+        </w:rPr>
+      </w:pPr>
+      <w:r>
+        <w:rPr>
+          <w:b/>
+          <w:bCs/>
+          <w:sz w:val="32"/>
+          <w:szCs w:val="32"/>
+        </w:rPr>
+        <w:t>C</w:t>
+      </w:r>
+      <w:r>
+        <w:rPr>
+          <w:sz w:val="32"/>
+          <w:szCs w:val="32"/>
+        </w:rPr>
+        <w:t>ela permet d’informer immédiatement l’utilisateur qu’une suppression est impossible.</w:t>
       </w:r>
     </w:p>
     <w:p>
@@ -17815,10 +18468,19 @@
       </w:pPr>
       <w:r>
         <w:rPr>
-          <w:sz w:val="32"/>
-          <w:szCs w:val="32"/>
-        </w:rPr>
-        <w:t>Le bouton de suppression est implémenté sous forme de composant Twig situé dans :</w:t>
+          <w:b/>
+          <w:bCs/>
+          <w:sz w:val="32"/>
+          <w:szCs w:val="32"/>
+        </w:rPr>
+        <w:t>L</w:t>
+      </w:r>
+      <w:r>
+        <w:rPr>
+          <w:sz w:val="32"/>
+          <w:szCs w:val="32"/>
+        </w:rPr>
+        <w:t>e bouton de suppression est implémenté sous forme de composant Twig situé dans :</w:t>
       </w:r>
     </w:p>
     <w:p>
@@ -17845,10 +18507,19 @@
       </w:pPr>
       <w:r>
         <w:rPr>
-          <w:sz w:val="32"/>
-          <w:szCs w:val="32"/>
-        </w:rPr>
-        <w:t>Ce composant permet de centraliser :</w:t>
+          <w:b/>
+          <w:bCs/>
+          <w:sz w:val="32"/>
+          <w:szCs w:val="32"/>
+        </w:rPr>
+        <w:t>C</w:t>
+      </w:r>
+      <w:r>
+        <w:rPr>
+          <w:sz w:val="32"/>
+          <w:szCs w:val="32"/>
+        </w:rPr>
+        <w:t>e composant permet de centraliser :</w:t>
       </w:r>
     </w:p>
     <w:p>
@@ -17937,18 +18608,28 @@
     </w:p>
     <w:p>
       <w:pPr>
-        <w:rPr>
-          <w:sz w:val="32"/>
-          <w:szCs w:val="32"/>
-        </w:rPr>
-      </w:pPr>
-      <w:r>
-        <w:rPr>
+        <w:ind w:firstLine="567"/>
+        <w:rPr>
+          <w:sz w:val="32"/>
+          <w:szCs w:val="32"/>
+        </w:rPr>
+      </w:pPr>
+      <w:r>
+        <w:rPr>
+          <w:b/>
+          <w:bCs/>
           <w:sz w:val="32"/>
           <w:szCs w:val="32"/>
         </w:rPr>
         <w:lastRenderedPageBreak/>
-        <w:t>Il accepte notamment un paramètre disabled permettant de désactiver le bouton :</w:t>
+        <w:t>I</w:t>
+      </w:r>
+      <w:r>
+        <w:rPr>
+          <w:sz w:val="32"/>
+          <w:szCs w:val="32"/>
+        </w:rPr>
+        <w:t>l accepte notamment un paramètre disabled permettant de désactiver le bouton :</w:t>
       </w:r>
     </w:p>
     <w:p>
@@ -17994,22 +18675,86 @@
           <w:szCs w:val="32"/>
           <w:lang w:val="en-GB"/>
         </w:rPr>
-        <w:t xml:space="preserve">    &lt;button class="btn btn-sm btn-secondary" disabled&gt;</w:t>
-      </w:r>
-    </w:p>
-    <w:p>
-      <w:pPr>
-        <w:rPr>
-          <w:sz w:val="32"/>
-          <w:szCs w:val="32"/>
-        </w:rPr>
-      </w:pPr>
-      <w:r>
-        <w:rPr>
-          <w:sz w:val="32"/>
-          <w:szCs w:val="32"/>
-        </w:rPr>
-        <w:t>Lorsque ce paramètre est actif, le bouton est grisé et non cliquable.</w:t>
+        <w:t xml:space="preserve">    &lt;button class="</w:t>
+      </w:r>
+      <w:proofErr w:type="spellStart"/>
+      <w:r>
+        <w:rPr>
+          <w:sz w:val="32"/>
+          <w:szCs w:val="32"/>
+          <w:lang w:val="en-GB"/>
+        </w:rPr>
+        <w:t>btn</w:t>
+      </w:r>
+      <w:proofErr w:type="spellEnd"/>
+      <w:r>
+        <w:rPr>
+          <w:sz w:val="32"/>
+          <w:szCs w:val="32"/>
+          <w:lang w:val="en-GB"/>
+        </w:rPr>
+        <w:t xml:space="preserve"> </w:t>
+      </w:r>
+      <w:proofErr w:type="spellStart"/>
+      <w:r>
+        <w:rPr>
+          <w:sz w:val="32"/>
+          <w:szCs w:val="32"/>
+          <w:lang w:val="en-GB"/>
+        </w:rPr>
+        <w:t>btn-sm</w:t>
+      </w:r>
+      <w:proofErr w:type="spellEnd"/>
+      <w:r>
+        <w:rPr>
+          <w:sz w:val="32"/>
+          <w:szCs w:val="32"/>
+          <w:lang w:val="en-GB"/>
+        </w:rPr>
+        <w:t xml:space="preserve"> </w:t>
+      </w:r>
+      <w:proofErr w:type="spellStart"/>
+      <w:r>
+        <w:rPr>
+          <w:sz w:val="32"/>
+          <w:szCs w:val="32"/>
+          <w:lang w:val="en-GB"/>
+        </w:rPr>
+        <w:t>btn</w:t>
+      </w:r>
+      <w:proofErr w:type="spellEnd"/>
+      <w:r>
+        <w:rPr>
+          <w:sz w:val="32"/>
+          <w:szCs w:val="32"/>
+          <w:lang w:val="en-GB"/>
+        </w:rPr>
+        <w:t>-secondary" disabled&gt;</w:t>
+      </w:r>
+    </w:p>
+    <w:p>
+      <w:pPr>
+        <w:ind w:firstLine="567"/>
+        <w:rPr>
+          <w:sz w:val="32"/>
+          <w:szCs w:val="32"/>
+        </w:rPr>
+      </w:pPr>
+      <w:r>
+        <w:rPr>
+          <w:b/>
+          <w:bCs/>
+          <w:sz w:val="32"/>
+          <w:szCs w:val="32"/>
+        </w:rPr>
+        <w:t>L</w:t>
+      </w:r>
+      <w:r>
+        <w:rPr>
+          <w:sz w:val="32"/>
+          <w:szCs w:val="32"/>
+        </w:rPr>
+        <w:t>orsque ce paramètre est actif, le bouton est grisé et non cliquable.</w:t>
       </w:r>
     </w:p>
     <w:p>
@@ -18021,12 +18766,24 @@
       </w:r>
     </w:p>
     <w:p>
-      <w:r>
-        <w:rPr>
-          <w:sz w:val="32"/>
-          <w:szCs w:val="32"/>
-        </w:rPr>
-        <w:t>Lorsque le bouton est actif, il déclenche l’ouverture d’un modal Bootstrap</w:t>
+      <w:pPr>
+        <w:ind w:firstLine="567"/>
+      </w:pPr>
+      <w:r>
+        <w:rPr>
+          <w:b/>
+          <w:bCs/>
+          <w:sz w:val="32"/>
+          <w:szCs w:val="32"/>
+        </w:rPr>
+        <w:t>L</w:t>
+      </w:r>
+      <w:r>
+        <w:rPr>
+          <w:sz w:val="32"/>
+          <w:szCs w:val="32"/>
+        </w:rPr>
+        <w:t>orsque le bouton est actif, il déclenche l’ouverture d’un modal Bootstrap</w:t>
       </w:r>
       <w:r>
         <w:t xml:space="preserve"> :</w:t>
@@ -18098,7 +18855,61 @@
           <w:szCs w:val="32"/>
           <w:lang w:val="en-GB"/>
         </w:rPr>
-        <w:t xml:space="preserve">    class="btn btn-sm btn-danger"</w:t>
+        <w:t xml:space="preserve">    class="</w:t>
+      </w:r>
+      <w:proofErr w:type="spellStart"/>
+      <w:r>
+        <w:rPr>
+          <w:sz w:val="32"/>
+          <w:szCs w:val="32"/>
+          <w:lang w:val="en-GB"/>
+        </w:rPr>
+        <w:t>btn</w:t>
+      </w:r>
+      <w:proofErr w:type="spellEnd"/>
+      <w:r>
+        <w:rPr>
+          <w:sz w:val="32"/>
+          <w:szCs w:val="32"/>
+          <w:lang w:val="en-GB"/>
+        </w:rPr>
+        <w:t xml:space="preserve"> </w:t>
+      </w:r>
+      <w:proofErr w:type="spellStart"/>
+      <w:r>
+        <w:rPr>
+          <w:sz w:val="32"/>
+          <w:szCs w:val="32"/>
+          <w:lang w:val="en-GB"/>
+        </w:rPr>
+        <w:t>btn-sm</w:t>
+      </w:r>
+      <w:proofErr w:type="spellEnd"/>
+      <w:r>
+        <w:rPr>
+          <w:sz w:val="32"/>
+          <w:szCs w:val="32"/>
+          <w:lang w:val="en-GB"/>
+        </w:rPr>
+        <w:t xml:space="preserve"> </w:t>
+      </w:r>
+      <w:proofErr w:type="spellStart"/>
+      <w:r>
+        <w:rPr>
+          <w:sz w:val="32"/>
+          <w:szCs w:val="32"/>
+          <w:lang w:val="en-GB"/>
+        </w:rPr>
+        <w:t>btn</w:t>
+      </w:r>
+      <w:proofErr w:type="spellEnd"/>
+      <w:r>
+        <w:rPr>
+          <w:sz w:val="32"/>
+          <w:szCs w:val="32"/>
+          <w:lang w:val="en-GB"/>
+        </w:rPr>
+        <w:t>-danger"</w:t>
       </w:r>
     </w:p>
     <w:p>
@@ -18129,7 +18940,61 @@
           <w:szCs w:val="32"/>
           <w:lang w:val="it-IT"/>
         </w:rPr>
-        <w:t>data-bs-toggle="modal"</w:t>
+        <w:t>data-</w:t>
+      </w:r>
+      <w:proofErr w:type="spellStart"/>
+      <w:r>
+        <w:rPr>
+          <w:sz w:val="32"/>
+          <w:szCs w:val="32"/>
+          <w:lang w:val="it-IT"/>
+        </w:rPr>
+        <w:t>bs</w:t>
+      </w:r>
+      <w:proofErr w:type="spellEnd"/>
+      <w:r>
+        <w:rPr>
+          <w:sz w:val="32"/>
+          <w:szCs w:val="32"/>
+          <w:lang w:val="it-IT"/>
+        </w:rPr>
+        <w:t>-</w:t>
+      </w:r>
+      <w:proofErr w:type="spellStart"/>
+      <w:r>
+        <w:rPr>
+          <w:sz w:val="32"/>
+          <w:szCs w:val="32"/>
+          <w:lang w:val="it-IT"/>
+        </w:rPr>
+        <w:t>toggle</w:t>
+      </w:r>
+      <w:proofErr w:type="spellEnd"/>
+      <w:r>
+        <w:rPr>
+          <w:sz w:val="32"/>
+          <w:szCs w:val="32"/>
+          <w:lang w:val="it-IT"/>
+        </w:rPr>
+        <w:t>="</w:t>
+      </w:r>
+      <w:proofErr w:type="spellStart"/>
+      <w:r>
+        <w:rPr>
+          <w:sz w:val="32"/>
+          <w:szCs w:val="32"/>
+          <w:lang w:val="it-IT"/>
+        </w:rPr>
+        <w:t>modal</w:t>
+      </w:r>
+      <w:proofErr w:type="spellEnd"/>
+      <w:r>
+        <w:rPr>
+          <w:sz w:val="32"/>
+          <w:szCs w:val="32"/>
+          <w:lang w:val="it-IT"/>
+        </w:rPr>
+        <w:t>"</w:t>
       </w:r>
     </w:p>
     <w:p>
@@ -18152,7 +19017,53 @@
           <w:szCs w:val="32"/>
           <w:lang w:val="it-IT"/>
         </w:rPr>
-        <w:t xml:space="preserve">    data-bs-target="#{{ modalId }}"</w:t>
+        <w:t xml:space="preserve">    data-</w:t>
+      </w:r>
+      <w:proofErr w:type="spellStart"/>
+      <w:r>
+        <w:rPr>
+          <w:sz w:val="32"/>
+          <w:szCs w:val="32"/>
+          <w:lang w:val="it-IT"/>
+        </w:rPr>
+        <w:t>bs</w:t>
+      </w:r>
+      <w:proofErr w:type="spellEnd"/>
+      <w:r>
+        <w:rPr>
+          <w:sz w:val="32"/>
+          <w:szCs w:val="32"/>
+          <w:lang w:val="it-IT"/>
+        </w:rPr>
+        <w:t>-target="</w:t>
+      </w:r>
+      <w:proofErr w:type="gramStart"/>
+      <w:r>
+        <w:rPr>
+          <w:sz w:val="32"/>
+          <w:szCs w:val="32"/>
+          <w:lang w:val="it-IT"/>
+        </w:rPr>
+        <w:t xml:space="preserve">#{{ </w:t>
+      </w:r>
+      <w:proofErr w:type="spellStart"/>
+      <w:r>
+        <w:rPr>
+          <w:sz w:val="32"/>
+          <w:szCs w:val="32"/>
+          <w:lang w:val="it-IT"/>
+        </w:rPr>
+        <w:t>modalId</w:t>
+      </w:r>
+      <w:proofErr w:type="spellEnd"/>
+      <w:proofErr w:type="gramEnd"/>
+      <w:r>
+        <w:rPr>
+          <w:sz w:val="32"/>
+          <w:szCs w:val="32"/>
+          <w:lang w:val="it-IT"/>
+        </w:rPr>
+        <w:t xml:space="preserve"> }}"</w:t>
       </w:r>
     </w:p>
     <w:p>
@@ -18166,33 +19077,62 @@
         <w:rPr>
           <w:sz w:val="32"/>
           <w:szCs w:val="32"/>
-        </w:rPr>
-      </w:pPr>
-      <w:r>
-        <w:rPr>
-          <w:sz w:val="32"/>
-          <w:szCs w:val="32"/>
+          <w:lang w:val="it-IT"/>
+        </w:rPr>
+      </w:pPr>
+      <w:r>
+        <w:rPr>
+          <w:sz w:val="32"/>
+          <w:szCs w:val="32"/>
+          <w:lang w:val="it-IT"/>
         </w:rPr>
         <w:t>&gt;</w:t>
       </w:r>
     </w:p>
     <w:p>
       <w:pPr>
-        <w:rPr>
-          <w:sz w:val="32"/>
-          <w:szCs w:val="32"/>
-        </w:rPr>
-      </w:pPr>
-      <w:r>
-        <w:rPr>
-          <w:sz w:val="32"/>
-          <w:szCs w:val="32"/>
-        </w:rPr>
-        <w:t>Chaque modal possède un identifiant unique (modalId) afin d’éviter les conflits dans la page.</w:t>
-      </w:r>
-    </w:p>
-    <w:p>
-      <w:pPr>
+        <w:ind w:firstLine="567"/>
+        <w:rPr>
+          <w:sz w:val="32"/>
+          <w:szCs w:val="32"/>
+        </w:rPr>
+      </w:pPr>
+      <w:r>
+        <w:rPr>
+          <w:b/>
+          <w:bCs/>
+          <w:sz w:val="32"/>
+          <w:szCs w:val="32"/>
+        </w:rPr>
+        <w:t>C</w:t>
+      </w:r>
+      <w:r>
+        <w:rPr>
+          <w:sz w:val="32"/>
+          <w:szCs w:val="32"/>
+        </w:rPr>
+        <w:t>haque modal possède un identifiant unique (</w:t>
+      </w:r>
+      <w:proofErr w:type="spellStart"/>
+      <w:r>
+        <w:rPr>
+          <w:sz w:val="32"/>
+          <w:szCs w:val="32"/>
+        </w:rPr>
+        <w:t>modalId</w:t>
+      </w:r>
+      <w:proofErr w:type="spellEnd"/>
+      <w:r>
+        <w:rPr>
+          <w:sz w:val="32"/>
+          <w:szCs w:val="32"/>
+        </w:rPr>
+        <w:t>) afin d’éviter les conflits dans la page.</w:t>
+      </w:r>
+    </w:p>
+    <w:p>
+      <w:pPr>
+        <w:spacing w:line="240" w:lineRule="auto"/>
         <w:rPr>
           <w:b/>
           <w:bCs/>
@@ -18212,21 +19152,33 @@
     </w:p>
     <w:p>
       <w:pPr>
-        <w:rPr>
-          <w:sz w:val="32"/>
-          <w:szCs w:val="32"/>
-        </w:rPr>
-      </w:pPr>
-      <w:r>
-        <w:rPr>
-          <w:sz w:val="32"/>
-          <w:szCs w:val="32"/>
-        </w:rPr>
-        <w:t>Le modal demande à l’utilisateur de confirmer la suppression, ce qui permet d’éviter toute suppression accidentelle.</w:t>
-      </w:r>
-    </w:p>
-    <w:p>
-      <w:pPr>
+        <w:spacing w:line="240" w:lineRule="auto"/>
+        <w:ind w:firstLine="567"/>
+        <w:rPr>
+          <w:sz w:val="32"/>
+          <w:szCs w:val="32"/>
+        </w:rPr>
+      </w:pPr>
+      <w:r>
+        <w:rPr>
+          <w:b/>
+          <w:bCs/>
+          <w:sz w:val="32"/>
+          <w:szCs w:val="32"/>
+        </w:rPr>
+        <w:t>L</w:t>
+      </w:r>
+      <w:r>
+        <w:rPr>
+          <w:sz w:val="32"/>
+          <w:szCs w:val="32"/>
+        </w:rPr>
+        <w:t>e modal demande à l’utilisateur de confirmer la suppression, ce qui permet d’éviter toute suppression accidentelle.</w:t>
+      </w:r>
+    </w:p>
+    <w:p>
+      <w:pPr>
+        <w:spacing w:line="240" w:lineRule="auto"/>
         <w:rPr>
           <w:b/>
           <w:bCs/>
@@ -18246,17 +19198,56 @@
     </w:p>
     <w:p>
       <w:pPr>
-        <w:rPr>
-          <w:sz w:val="32"/>
-          <w:szCs w:val="32"/>
-        </w:rPr>
-      </w:pPr>
-      <w:r>
-        <w:rPr>
-          <w:sz w:val="32"/>
-          <w:szCs w:val="32"/>
-        </w:rPr>
-        <w:t>&lt;form method="post" action="{{ path(route, {'id': id}) }}"&gt;</w:t>
+        <w:pBdr>
+          <w:top w:val="single" w:sz="4" w:space="1" w:color="auto"/>
+          <w:left w:val="single" w:sz="4" w:space="4" w:color="auto"/>
+          <w:bottom w:val="single" w:sz="4" w:space="1" w:color="auto"/>
+          <w:right w:val="single" w:sz="4" w:space="4" w:color="auto"/>
+        </w:pBdr>
+        <w:spacing w:line="240" w:lineRule="auto"/>
+        <w:rPr>
+          <w:sz w:val="32"/>
+          <w:szCs w:val="32"/>
+        </w:rPr>
+      </w:pPr>
+      <w:r>
+        <w:rPr>
+          <w:sz w:val="32"/>
+          <w:szCs w:val="32"/>
+        </w:rPr>
+        <w:t>&lt;</w:t>
+      </w:r>
+      <w:proofErr w:type="spellStart"/>
+      <w:r>
+        <w:rPr>
+          <w:sz w:val="32"/>
+          <w:szCs w:val="32"/>
+        </w:rPr>
+        <w:t>form</w:t>
+      </w:r>
+      <w:proofErr w:type="spellEnd"/>
+      <w:r>
+        <w:rPr>
+          <w:sz w:val="32"/>
+          <w:szCs w:val="32"/>
+        </w:rPr>
+        <w:t xml:space="preserve"> </w:t>
+      </w:r>
+      <w:proofErr w:type="spellStart"/>
+      <w:r>
+        <w:rPr>
+          <w:sz w:val="32"/>
+          <w:szCs w:val="32"/>
+        </w:rPr>
+        <w:t>method</w:t>
+      </w:r>
+      <w:proofErr w:type="spellEnd"/>
+      <w:r>
+        <w:rPr>
+          <w:sz w:val="32"/>
+          <w:szCs w:val="32"/>
+        </w:rPr>
+        <w:t>="post" action="{{ path(route, {'id': id}) }}"&gt;</w:t>
       </w:r>
       <w:r>
         <w:rPr>
@@ -18264,171 +19255,154 @@
           <w:szCs w:val="32"/>
         </w:rPr>
         <w:br/>
-        <w:t xml:space="preserve">    &lt;input type="hidden" name="_token" value="{{ csrf_token('delete' ~ id) }}"&gt;</w:t>
-      </w:r>
-    </w:p>
-    <w:p>
-      <w:pPr>
-        <w:rPr>
-          <w:sz w:val="32"/>
-          <w:szCs w:val="32"/>
-        </w:rPr>
-      </w:pPr>
-      <w:r>
-        <w:rPr>
-          <w:sz w:val="32"/>
-          <w:szCs w:val="32"/>
-        </w:rPr>
-        <w:t>La suppression est réalisée via un formulaire POST contenant un jeton CSRF.</w:t>
-      </w:r>
-      <w:r>
-        <w:rPr>
-          <w:sz w:val="32"/>
-          <w:szCs w:val="32"/>
-        </w:rPr>
-        <w:br/>
-      </w:r>
-      <w:r>
-        <w:rPr>
+        <w:t xml:space="preserve">    &lt;input type="</w:t>
+      </w:r>
+      <w:proofErr w:type="spellStart"/>
+      <w:r>
+        <w:rPr>
+          <w:sz w:val="32"/>
+          <w:szCs w:val="32"/>
+        </w:rPr>
+        <w:t>hidden</w:t>
+      </w:r>
+      <w:proofErr w:type="spellEnd"/>
+      <w:r>
+        <w:rPr>
+          <w:sz w:val="32"/>
+          <w:szCs w:val="32"/>
+        </w:rPr>
+        <w:t xml:space="preserve">" </w:t>
+      </w:r>
+      <w:proofErr w:type="spellStart"/>
+      <w:r>
+        <w:rPr>
+          <w:sz w:val="32"/>
+          <w:szCs w:val="32"/>
+        </w:rPr>
+        <w:t>name</w:t>
+      </w:r>
+      <w:proofErr w:type="spellEnd"/>
+      <w:r>
+        <w:rPr>
+          <w:sz w:val="32"/>
+          <w:szCs w:val="32"/>
+        </w:rPr>
+        <w:t>="_</w:t>
+      </w:r>
+      <w:proofErr w:type="spellStart"/>
+      <w:r>
+        <w:rPr>
+          <w:sz w:val="32"/>
+          <w:szCs w:val="32"/>
+        </w:rPr>
+        <w:t>token</w:t>
+      </w:r>
+      <w:proofErr w:type="spellEnd"/>
+      <w:r>
+        <w:rPr>
+          <w:sz w:val="32"/>
+          <w:szCs w:val="32"/>
+        </w:rPr>
+        <w:t>" value="{{ csrf_token('delete' ~ id) }}"&gt;</w:t>
+      </w:r>
+    </w:p>
+    <w:p>
+      <w:pPr>
+        <w:spacing w:line="240" w:lineRule="auto"/>
+        <w:ind w:firstLine="567"/>
+        <w:rPr>
+          <w:sz w:val="32"/>
+          <w:szCs w:val="32"/>
+        </w:rPr>
+      </w:pPr>
+      <w:r>
+        <w:rPr>
+          <w:b/>
+          <w:bCs/>
+          <w:sz w:val="32"/>
+          <w:szCs w:val="32"/>
+        </w:rPr>
+        <w:t>L</w:t>
+      </w:r>
+      <w:r>
+        <w:rPr>
+          <w:sz w:val="32"/>
+          <w:szCs w:val="32"/>
+        </w:rPr>
+        <w:t>a suppression est réalisée via un formulaire POST contenant un jeton CSRF.</w:t>
+      </w:r>
+      <w:r>
+        <w:rPr>
+          <w:sz w:val="32"/>
+          <w:szCs w:val="32"/>
+        </w:rPr>
+        <w:t xml:space="preserve"> </w:t>
+      </w:r>
+      <w:r>
+        <w:rPr>
+          <w:sz w:val="32"/>
+          <w:szCs w:val="32"/>
+        </w:rPr>
+        <w:t>Ce jeton garantit que la requête est sécurisée et provient bien de l’application.</w:t>
+      </w:r>
+    </w:p>
+    <w:p>
+      <w:pPr>
+        <w:rPr>
+          <w:b/>
+          <w:bCs/>
+          <w:sz w:val="32"/>
+          <w:szCs w:val="32"/>
+        </w:rPr>
+      </w:pPr>
+      <w:proofErr w:type="spellStart"/>
+      <w:r>
+        <w:rPr>
+          <w:b/>
+          <w:bCs/>
           <w:sz w:val="32"/>
           <w:szCs w:val="32"/>
         </w:rPr>
         <w:lastRenderedPageBreak/>
-        <w:t>Ce jeton garantit que la requête est sécurisée et provient bien de l’application.</w:t>
-      </w:r>
-    </w:p>
-    <w:p>
-      <w:pPr>
-        <w:rPr>
-          <w:b/>
-          <w:bCs/>
-          <w:sz w:val="32"/>
-          <w:szCs w:val="32"/>
-        </w:rPr>
-      </w:pPr>
-      <w:r>
-        <w:rPr>
-          <w:b/>
-          <w:bCs/>
-          <w:sz w:val="32"/>
-          <w:szCs w:val="32"/>
-        </w:rPr>
-        <w:t>Organisation des modals</w:t>
-      </w:r>
-    </w:p>
-    <w:p>
-      <w:pPr>
-        <w:rPr>
-          <w:sz w:val="32"/>
-          <w:szCs w:val="32"/>
-        </w:rPr>
-      </w:pPr>
-      <w:r>
-        <w:rPr>
-          <w:sz w:val="32"/>
-          <w:szCs w:val="32"/>
-        </w:rPr>
-        <w:t>Les modals sont intégrés directement dans le composant :</w:t>
-      </w:r>
-    </w:p>
-    <w:p>
-      <w:pPr>
-        <w:rPr>
-          <w:sz w:val="32"/>
-          <w:szCs w:val="32"/>
-        </w:rPr>
-      </w:pPr>
-      <w:r>
-        <w:rPr>
-          <w:sz w:val="32"/>
-          <w:szCs w:val="32"/>
-        </w:rPr>
-        <w:t>components/buttons/_delete.html.twig</w:t>
-      </w:r>
-    </w:p>
-    <w:p>
-      <w:pPr>
-        <w:rPr>
-          <w:sz w:val="32"/>
-          <w:szCs w:val="32"/>
-        </w:rPr>
-      </w:pPr>
-      <w:r>
-        <w:rPr>
-          <w:sz w:val="32"/>
-          <w:szCs w:val="32"/>
-        </w:rPr>
-        <w:t>car ils sont étroitement liés à l’action de suppression.</w:t>
-      </w:r>
-      <w:r>
-        <w:rPr>
-          <w:sz w:val="32"/>
-          <w:szCs w:val="32"/>
-        </w:rPr>
-        <w:br/>
-        <w:t>Cette organisation permet de regrouper l’interface et le comportement associé dans un seul composant, facilitant ainsi la maintenance et la lisibilité du code.</w:t>
-      </w:r>
-    </w:p>
-    <w:p>
-      <w:pPr>
-        <w:rPr>
-          <w:sz w:val="32"/>
-          <w:szCs w:val="32"/>
-        </w:rPr>
-      </w:pPr>
-    </w:p>
-    <w:p>
-      <w:pPr>
-        <w:pStyle w:val="Titre2"/>
-      </w:pPr>
-      <w:bookmarkStart w:id="22" w:name="_Toc227845525"/>
-      <w:r>
-        <w:t xml:space="preserve">Le PDF </w:t>
-      </w:r>
-      <w:r>
-        <w:t xml:space="preserve">de la facture </w:t>
-      </w:r>
-      <w:r>
-        <w:t xml:space="preserve">prêt </w:t>
-      </w:r>
-      <w:r>
-        <w:t>à</w:t>
-      </w:r>
-      <w:r>
-        <w:t xml:space="preserve"> être imprimé</w:t>
-      </w:r>
-      <w:bookmarkEnd w:id="22"/>
-    </w:p>
-    <w:p>
-      <w:pPr>
-        <w:rPr>
-          <w:b/>
-          <w:bCs/>
-          <w:sz w:val="32"/>
-          <w:szCs w:val="32"/>
-        </w:rPr>
-      </w:pPr>
-      <w:r>
-        <w:rPr>
-          <w:b/>
-          <w:bCs/>
+        <w:t>Worflow</w:t>
+      </w:r>
+      <w:proofErr w:type="spellEnd"/>
+      <w:r>
+        <w:rPr>
+          <w:b/>
+          <w:bCs/>
+          <w:sz w:val="32"/>
+          <w:szCs w:val="32"/>
+        </w:rPr>
+        <w:t xml:space="preserve"> du bouton delete</w:t>
+      </w:r>
+    </w:p>
+    <w:p>
+      <w:pPr>
+        <w:rPr>
+          <w:sz w:val="32"/>
+          <w:szCs w:val="32"/>
+        </w:rPr>
+      </w:pPr>
+      <w:r>
+        <w:rPr>
           <w:noProof/>
           <w:sz w:val="32"/>
           <w:szCs w:val="32"/>
         </w:rPr>
         <w:drawing>
-          <wp:anchor distT="0" distB="0" distL="114300" distR="114300" simplePos="0" relativeHeight="251679232" behindDoc="1" locked="0" layoutInCell="1" allowOverlap="1" wp14:anchorId="25B125BA" wp14:editId="1AFF9686">
+          <wp:anchor distT="0" distB="0" distL="114300" distR="114300" simplePos="0" relativeHeight="251695616" behindDoc="1" locked="0" layoutInCell="1" allowOverlap="1" wp14:anchorId="63718D60" wp14:editId="1AB88E7E">
             <wp:simplePos x="0" y="0"/>
             <wp:positionH relativeFrom="column">
-              <wp:posOffset>-426307</wp:posOffset>
+              <wp:posOffset>280670</wp:posOffset>
             </wp:positionH>
             <wp:positionV relativeFrom="paragraph">
-              <wp:posOffset>326818</wp:posOffset>
+              <wp:posOffset>95884</wp:posOffset>
             </wp:positionV>
-            <wp:extent cx="6679772" cy="3205908"/>
-            <wp:effectExtent l="0" t="0" r="6985" b="0"/>
+            <wp:extent cx="4559300" cy="7998475"/>
+            <wp:effectExtent l="0" t="0" r="0" b="2540"/>
             <wp:wrapNone/>
-            <wp:docPr id="1347567351" name="Image 7"/>
+            <wp:docPr id="1555897126" name="Image 1"/>
             <wp:cNvGraphicFramePr>
               <a:graphicFrameLocks xmlns:a="http://schemas.openxmlformats.org/drawingml/2006/main" noChangeAspect="1"/>
             </wp:cNvGraphicFramePr>
@@ -18436,247 +19410,11 @@
               <a:graphicData uri="http://schemas.openxmlformats.org/drawingml/2006/picture">
                 <pic:pic xmlns:pic="http://schemas.openxmlformats.org/drawingml/2006/picture">
                   <pic:nvPicPr>
-                    <pic:cNvPr id="0" name="Picture 3"/>
-                    <pic:cNvPicPr>
-                      <a:picLocks noChangeAspect="1" noChangeArrowheads="1"/>
-                    </pic:cNvPicPr>
-                  </pic:nvPicPr>
-                  <pic:blipFill>
-                    <a:blip r:embed="rId28" cstate="print">
-                      <a:extLst>
-                        <a:ext uri="{28A0092B-C50C-407E-A947-70E740481C1C}">
-                          <a14:useLocalDpi xmlns:a14="http://schemas.microsoft.com/office/drawing/2010/main" val="0"/>
-                        </a:ext>
-                      </a:extLst>
-                    </a:blip>
-                    <a:srcRect/>
-                    <a:stretch>
-                      <a:fillRect/>
-                    </a:stretch>
-                  </pic:blipFill>
-                  <pic:spPr bwMode="auto">
-                    <a:xfrm>
-                      <a:off x="0" y="0"/>
-                      <a:ext cx="6679772" cy="3205908"/>
-                    </a:xfrm>
-                    <a:prstGeom prst="rect">
-                      <a:avLst/>
-                    </a:prstGeom>
-                    <a:noFill/>
-                    <a:ln>
-                      <a:noFill/>
-                    </a:ln>
-                  </pic:spPr>
-                </pic:pic>
-              </a:graphicData>
-            </a:graphic>
-            <wp14:sizeRelH relativeFrom="margin">
-              <wp14:pctWidth>0</wp14:pctWidth>
-            </wp14:sizeRelH>
-            <wp14:sizeRelV relativeFrom="margin">
-              <wp14:pctHeight>0</wp14:pctHeight>
-            </wp14:sizeRelV>
-          </wp:anchor>
-        </w:drawing>
-      </w:r>
-    </w:p>
-    <w:p>
-      <w:pPr>
-        <w:rPr>
-          <w:b/>
-          <w:bCs/>
-          <w:sz w:val="32"/>
-          <w:szCs w:val="32"/>
-        </w:rPr>
-      </w:pPr>
-    </w:p>
-    <w:p>
-      <w:pPr>
-        <w:rPr>
-          <w:b/>
-          <w:bCs/>
-          <w:sz w:val="32"/>
-          <w:szCs w:val="32"/>
-        </w:rPr>
-      </w:pPr>
-    </w:p>
-    <w:p>
-      <w:pPr>
-        <w:rPr>
-          <w:b/>
-          <w:bCs/>
-          <w:sz w:val="32"/>
-          <w:szCs w:val="32"/>
-        </w:rPr>
-      </w:pPr>
-    </w:p>
-    <w:p>
-      <w:pPr>
-        <w:rPr>
-          <w:b/>
-          <w:bCs/>
-          <w:sz w:val="32"/>
-          <w:szCs w:val="32"/>
-        </w:rPr>
-      </w:pPr>
-    </w:p>
-    <w:p>
-      <w:pPr>
-        <w:rPr>
-          <w:b/>
-          <w:bCs/>
-          <w:sz w:val="32"/>
-          <w:szCs w:val="32"/>
-        </w:rPr>
-      </w:pPr>
-    </w:p>
-    <w:p>
-      <w:pPr>
-        <w:rPr>
-          <w:b/>
-          <w:bCs/>
-          <w:sz w:val="32"/>
-          <w:szCs w:val="32"/>
-        </w:rPr>
-      </w:pPr>
-    </w:p>
-    <w:p>
-      <w:pPr>
-        <w:rPr>
-          <w:b/>
-          <w:bCs/>
-          <w:sz w:val="32"/>
-          <w:szCs w:val="32"/>
-        </w:rPr>
-      </w:pPr>
-    </w:p>
-    <w:p>
-      <w:pPr>
-        <w:rPr>
-          <w:b/>
-          <w:bCs/>
-          <w:sz w:val="32"/>
-          <w:szCs w:val="32"/>
-        </w:rPr>
-      </w:pPr>
-    </w:p>
-    <w:p>
-      <w:pPr>
-        <w:rPr>
-          <w:b/>
-          <w:bCs/>
-          <w:sz w:val="32"/>
-          <w:szCs w:val="32"/>
-        </w:rPr>
-      </w:pPr>
-    </w:p>
-    <w:p>
-      <w:pPr>
-        <w:pStyle w:val="Titre2"/>
-      </w:pPr>
-      <w:bookmarkStart w:id="23" w:name="_Toc227845526"/>
-      <w:r>
-        <w:rPr>
-          <w:b/>
-          <w:bCs/>
-        </w:rPr>
-        <w:t xml:space="preserve">Le </w:t>
-      </w:r>
-      <w:r>
-        <w:rPr>
-          <w:b/>
-          <w:bCs/>
-        </w:rPr>
-        <w:t>PDF</w:t>
-      </w:r>
-      <w:r>
-        <w:rPr>
-          <w:b/>
-          <w:bCs/>
-        </w:rPr>
-        <w:t xml:space="preserve"> imprimé</w:t>
-      </w:r>
-      <w:r>
-        <w:rPr>
-          <w:b/>
-          <w:bCs/>
-        </w:rPr>
-        <w:t> </w:t>
-      </w:r>
-      <w:r>
-        <w:rPr>
-          <w:b/>
-          <w:bCs/>
-        </w:rPr>
-        <w:t>:</w:t>
-      </w:r>
-      <w:r>
-        <w:rPr>
-          <w:b/>
-          <w:bCs/>
-        </w:rPr>
-        <w:t xml:space="preserve"> </w:t>
-      </w:r>
-      <w:r>
-        <w:t>que l’on peut imprimer ou enregistrer</w:t>
-      </w:r>
-      <w:bookmarkEnd w:id="23"/>
-    </w:p>
-    <w:p>
-      <w:pPr>
-        <w:rPr>
-          <w:sz w:val="32"/>
-          <w:szCs w:val="32"/>
-        </w:rPr>
-      </w:pPr>
-      <w:r>
-        <w:rPr>
-          <w:sz w:val="32"/>
-          <w:szCs w:val="32"/>
-        </w:rPr>
-        <w:t>Via le logiciel d’impression.</w:t>
-      </w:r>
-    </w:p>
-    <w:p>
-      <w:pPr>
-        <w:rPr>
-          <w:sz w:val="32"/>
-          <w:szCs w:val="32"/>
-        </w:rPr>
-      </w:pPr>
-      <w:r>
-        <w:rPr>
-          <w:b/>
-          <w:bCs/>
-          <w:noProof/>
-          <w:sz w:val="32"/>
-          <w:szCs w:val="32"/>
-        </w:rPr>
-        <w:drawing>
-          <wp:anchor distT="0" distB="0" distL="114300" distR="114300" simplePos="0" relativeHeight="251680256" behindDoc="1" locked="0" layoutInCell="1" allowOverlap="1" wp14:anchorId="6914DC38" wp14:editId="3F174462">
-            <wp:simplePos x="0" y="0"/>
-            <wp:positionH relativeFrom="margin">
-              <wp:align>right</wp:align>
-            </wp:positionH>
-            <wp:positionV relativeFrom="paragraph">
-              <wp:posOffset>17565</wp:posOffset>
-            </wp:positionV>
-            <wp:extent cx="5760085" cy="8097520"/>
-            <wp:effectExtent l="0" t="0" r="0" b="0"/>
-            <wp:wrapNone/>
-            <wp:docPr id="1946279195" name="Image 8"/>
-            <wp:cNvGraphicFramePr>
-              <a:graphicFrameLocks xmlns:a="http://schemas.openxmlformats.org/drawingml/2006/main" noChangeAspect="1"/>
-            </wp:cNvGraphicFramePr>
-            <a:graphic xmlns:a="http://schemas.openxmlformats.org/drawingml/2006/main">
-              <a:graphicData uri="http://schemas.openxmlformats.org/drawingml/2006/picture">
-                <pic:pic xmlns:pic="http://schemas.openxmlformats.org/drawingml/2006/picture">
-                  <pic:nvPicPr>
-                    <pic:cNvPr id="1946279195" name="Image 1946279195"/>
+                    <pic:cNvPr id="1555897126" name=""/>
                     <pic:cNvPicPr/>
                   </pic:nvPicPr>
                   <pic:blipFill>
-                    <a:blip r:embed="rId29">
+                    <a:blip r:embed="rId28">
                       <a:extLst>
                         <a:ext uri="{28A0092B-C50C-407E-A947-70E740481C1C}">
                           <a14:useLocalDpi xmlns:a14="http://schemas.microsoft.com/office/drawing/2010/main" val="0"/>
@@ -18690,7 +19428,7 @@
                   <pic:spPr>
                     <a:xfrm>
                       <a:off x="0" y="0"/>
-                      <a:ext cx="5760085" cy="8097520"/>
+                      <a:ext cx="4571314" cy="8019552"/>
                     </a:xfrm>
                     <a:prstGeom prst="rect">
                       <a:avLst/>
@@ -18699,6 +19437,12 @@
                 </pic:pic>
               </a:graphicData>
             </a:graphic>
+            <wp14:sizeRelH relativeFrom="margin">
+              <wp14:pctWidth>0</wp14:pctWidth>
+            </wp14:sizeRelH>
+            <wp14:sizeRelV relativeFrom="margin">
+              <wp14:pctHeight>0</wp14:pctHeight>
+            </wp14:sizeRelV>
           </wp:anchor>
         </w:drawing>
       </w:r>
@@ -18785,50 +19529,238 @@
     </w:p>
     <w:p>
       <w:pPr>
+        <w:rPr>
+          <w:sz w:val="32"/>
+          <w:szCs w:val="32"/>
+        </w:rPr>
+      </w:pPr>
+    </w:p>
+    <w:p>
+      <w:pPr>
+        <w:rPr>
+          <w:sz w:val="32"/>
+          <w:szCs w:val="32"/>
+        </w:rPr>
+      </w:pPr>
+    </w:p>
+    <w:p>
+      <w:pPr>
+        <w:rPr>
+          <w:sz w:val="32"/>
+          <w:szCs w:val="32"/>
+        </w:rPr>
+      </w:pPr>
+    </w:p>
+    <w:p>
+      <w:pPr>
+        <w:rPr>
+          <w:sz w:val="32"/>
+          <w:szCs w:val="32"/>
+        </w:rPr>
+      </w:pPr>
+    </w:p>
+    <w:p>
+      <w:pPr>
+        <w:rPr>
+          <w:sz w:val="32"/>
+          <w:szCs w:val="32"/>
+        </w:rPr>
+      </w:pPr>
+    </w:p>
+    <w:p>
+      <w:pPr>
+        <w:rPr>
+          <w:b/>
+          <w:bCs/>
+          <w:sz w:val="32"/>
+          <w:szCs w:val="32"/>
+        </w:rPr>
+      </w:pPr>
+    </w:p>
+    <w:p>
+      <w:pPr>
+        <w:rPr>
+          <w:b/>
+          <w:bCs/>
+          <w:sz w:val="32"/>
+          <w:szCs w:val="32"/>
+        </w:rPr>
+      </w:pPr>
+    </w:p>
+    <w:p>
+      <w:pPr>
+        <w:rPr>
+          <w:b/>
+          <w:bCs/>
+          <w:sz w:val="32"/>
+          <w:szCs w:val="32"/>
+        </w:rPr>
+      </w:pPr>
+    </w:p>
+    <w:p>
+      <w:pPr>
+        <w:rPr>
+          <w:b/>
+          <w:bCs/>
+          <w:sz w:val="32"/>
+          <w:szCs w:val="32"/>
+        </w:rPr>
+      </w:pPr>
+    </w:p>
+    <w:p>
+      <w:pPr>
+        <w:rPr>
+          <w:b/>
+          <w:bCs/>
+          <w:sz w:val="32"/>
+          <w:szCs w:val="32"/>
+        </w:rPr>
+      </w:pPr>
+    </w:p>
+    <w:p>
+      <w:pPr>
+        <w:rPr>
+          <w:b/>
+          <w:bCs/>
+          <w:sz w:val="32"/>
+          <w:szCs w:val="32"/>
+        </w:rPr>
+      </w:pPr>
+    </w:p>
+    <w:p>
+      <w:pPr>
+        <w:rPr>
+          <w:b/>
+          <w:bCs/>
+          <w:sz w:val="32"/>
+          <w:szCs w:val="32"/>
+        </w:rPr>
+      </w:pPr>
+    </w:p>
+    <w:p>
+      <w:pPr>
+        <w:rPr>
+          <w:b/>
+          <w:bCs/>
+          <w:sz w:val="32"/>
+          <w:szCs w:val="32"/>
+        </w:rPr>
+      </w:pPr>
+    </w:p>
+    <w:p>
+      <w:pPr>
+        <w:rPr>
+          <w:b/>
+          <w:bCs/>
+          <w:sz w:val="32"/>
+          <w:szCs w:val="32"/>
+        </w:rPr>
+      </w:pPr>
+      <w:r>
+        <w:rPr>
+          <w:b/>
+          <w:bCs/>
+          <w:sz w:val="32"/>
+          <w:szCs w:val="32"/>
+        </w:rPr>
+        <w:lastRenderedPageBreak/>
+        <w:t>Organisation des modals</w:t>
+      </w:r>
+    </w:p>
+    <w:p>
+      <w:pPr>
+        <w:rPr>
+          <w:sz w:val="32"/>
+          <w:szCs w:val="32"/>
+        </w:rPr>
+      </w:pPr>
+      <w:r>
+        <w:rPr>
+          <w:sz w:val="32"/>
+          <w:szCs w:val="32"/>
+        </w:rPr>
+        <w:t>Les modals sont intégrés directement dans le composant :</w:t>
+      </w:r>
+    </w:p>
+    <w:p>
+      <w:pPr>
+        <w:rPr>
+          <w:sz w:val="32"/>
+          <w:szCs w:val="32"/>
+        </w:rPr>
+      </w:pPr>
+      <w:r>
+        <w:rPr>
+          <w:sz w:val="32"/>
+          <w:szCs w:val="32"/>
+          <w:highlight w:val="yellow"/>
+        </w:rPr>
+        <w:t>components/buttons/_delete.html.twig</w:t>
+      </w:r>
+    </w:p>
+    <w:p>
+      <w:pPr>
+        <w:ind w:firstLine="567"/>
+        <w:rPr>
+          <w:sz w:val="32"/>
+          <w:szCs w:val="32"/>
+        </w:rPr>
+      </w:pPr>
+      <w:r>
+        <w:rPr>
+          <w:b/>
+          <w:bCs/>
+          <w:sz w:val="32"/>
+          <w:szCs w:val="32"/>
+        </w:rPr>
+        <w:t>C</w:t>
+      </w:r>
+      <w:r>
+        <w:rPr>
+          <w:sz w:val="32"/>
+          <w:szCs w:val="32"/>
+        </w:rPr>
+        <w:t>ar ils sont étroitement liés à l’action de suppression.</w:t>
+      </w:r>
+      <w:r>
+        <w:rPr>
+          <w:sz w:val="32"/>
+          <w:szCs w:val="32"/>
+        </w:rPr>
+        <w:br/>
+        <w:t>Cette organisation permet de regrouper l’interface et le comportement associé dans un seul composant, facilitant ainsi la maintenance et la lisibilité du code.</w:t>
+      </w:r>
+      <w:r>
+        <w:rPr>
+          <w:sz w:val="32"/>
+          <w:szCs w:val="32"/>
+        </w:rPr>
+        <w:t xml:space="preserve">(voir page </w:t>
+      </w:r>
+      <w:r>
+        <w:rPr>
+          <w:sz w:val="32"/>
+          <w:szCs w:val="32"/>
+        </w:rPr>
+        <w:t>30</w:t>
+      </w:r>
+      <w:r>
+        <w:rPr>
+          <w:sz w:val="32"/>
+          <w:szCs w:val="32"/>
+        </w:rPr>
+        <w:t>)</w:t>
+      </w:r>
+    </w:p>
+    <w:p>
+      <w:pPr>
         <w:pStyle w:val="Titre1"/>
-        <w:jc w:val="center"/>
-      </w:pPr>
-    </w:p>
-    <w:p>
-      <w:pPr>
-        <w:pStyle w:val="Titre1"/>
-        <w:jc w:val="center"/>
-      </w:pPr>
-    </w:p>
-    <w:p>
-      <w:pPr>
-        <w:pStyle w:val="Titre1"/>
-        <w:jc w:val="center"/>
-      </w:pPr>
-    </w:p>
-    <w:p>
-      <w:pPr>
-        <w:pStyle w:val="Titre1"/>
-        <w:jc w:val="center"/>
-      </w:pPr>
-    </w:p>
-    <w:p>
-      <w:pPr>
-        <w:pStyle w:val="Titre1"/>
-        <w:jc w:val="center"/>
-      </w:pPr>
-    </w:p>
-    <w:p>
-      <w:pPr>
-        <w:pStyle w:val="Titre1"/>
-      </w:pPr>
-    </w:p>
-    <w:p/>
-    <w:p/>
-    <w:p>
-      <w:pPr>
-        <w:pStyle w:val="Titre1"/>
-      </w:pPr>
-      <w:bookmarkStart w:id="24" w:name="_Toc227845527"/>
+      </w:pPr>
+      <w:bookmarkStart w:id="23" w:name="_Toc227941639"/>
       <w:r>
         <w:t>Gestion du catalogue produit</w:t>
       </w:r>
-      <w:bookmarkEnd w:id="24"/>
+      <w:bookmarkEnd w:id="23"/>
     </w:p>
     <w:p>
       <w:pPr>
@@ -18843,6 +19775,7 @@
     <w:p>
       <w:pPr>
         <w:pStyle w:val="Sous-titre"/>
+        <w:spacing w:line="240" w:lineRule="auto"/>
       </w:pPr>
       <w:r>
         <w:t>Gestion du catalogue produit</w:t>
@@ -18850,6 +19783,7 @@
     </w:p>
     <w:p>
       <w:pPr>
+        <w:spacing w:line="240" w:lineRule="auto"/>
         <w:ind w:firstLine="567"/>
         <w:rPr>
           <w:sz w:val="32"/>
@@ -18875,6 +19809,7 @@
     </w:p>
     <w:p>
       <w:pPr>
+        <w:spacing w:line="240" w:lineRule="auto"/>
         <w:ind w:firstLine="567"/>
         <w:rPr>
           <w:sz w:val="32"/>
@@ -18885,6 +19820,7 @@
     <w:p>
       <w:pPr>
         <w:pStyle w:val="Sous-titre"/>
+        <w:spacing w:line="240" w:lineRule="auto"/>
       </w:pPr>
       <w:r>
         <w:t>Recherche de produits</w:t>
@@ -18892,6 +19828,7 @@
     </w:p>
     <w:p>
       <w:pPr>
+        <w:spacing w:line="240" w:lineRule="auto"/>
         <w:ind w:firstLine="567"/>
         <w:rPr>
           <w:sz w:val="32"/>
@@ -18917,6 +19854,7 @@
     </w:p>
     <w:p>
       <w:pPr>
+        <w:spacing w:line="240" w:lineRule="auto"/>
         <w:rPr>
           <w:sz w:val="32"/>
           <w:szCs w:val="32"/>
@@ -18937,6 +19875,7 @@
           <w:ilvl w:val="0"/>
           <w:numId w:val="9"/>
         </w:numPr>
+        <w:spacing w:line="240" w:lineRule="auto"/>
         <w:rPr>
           <w:sz w:val="32"/>
           <w:szCs w:val="32"/>
@@ -18956,6 +19895,7 @@
           <w:ilvl w:val="0"/>
           <w:numId w:val="9"/>
         </w:numPr>
+        <w:spacing w:line="240" w:lineRule="auto"/>
         <w:rPr>
           <w:sz w:val="32"/>
           <w:szCs w:val="32"/>
@@ -18971,6 +19911,7 @@
     </w:p>
     <w:p>
       <w:pPr>
+        <w:spacing w:line="240" w:lineRule="auto"/>
         <w:rPr>
           <w:sz w:val="32"/>
           <w:szCs w:val="32"/>
@@ -18986,6 +19927,7 @@
     </w:p>
     <w:p>
       <w:pPr>
+        <w:spacing w:line="240" w:lineRule="auto"/>
         <w:rPr>
           <w:sz w:val="32"/>
           <w:szCs w:val="32"/>
@@ -19004,6 +19946,7 @@
     </w:p>
     <w:p>
       <w:pPr>
+        <w:spacing w:line="240" w:lineRule="auto"/>
         <w:rPr>
           <w:sz w:val="32"/>
           <w:szCs w:val="32"/>
@@ -19014,6 +19957,7 @@
     <w:p>
       <w:pPr>
         <w:pStyle w:val="Sous-titre"/>
+        <w:spacing w:line="240" w:lineRule="auto"/>
       </w:pPr>
       <w:r>
         <w:t>Filtre par marque</w:t>
@@ -19021,6 +19965,7 @@
     </w:p>
     <w:p>
       <w:pPr>
+        <w:spacing w:line="240" w:lineRule="auto"/>
         <w:rPr>
           <w:sz w:val="32"/>
           <w:szCs w:val="32"/>
@@ -19036,6 +19981,7 @@
     </w:p>
     <w:p>
       <w:pPr>
+        <w:spacing w:line="240" w:lineRule="auto"/>
         <w:rPr>
           <w:sz w:val="32"/>
           <w:szCs w:val="32"/>
@@ -19054,6 +20000,7 @@
     </w:p>
     <w:p>
       <w:pPr>
+        <w:spacing w:line="240" w:lineRule="auto"/>
         <w:rPr>
           <w:sz w:val="32"/>
           <w:szCs w:val="32"/>
@@ -19064,23 +20011,22 @@
     <w:p>
       <w:pPr>
         <w:pStyle w:val="Sous-titre"/>
-      </w:pPr>
-      <w:r>
+        <w:spacing w:line="240" w:lineRule="auto"/>
+      </w:pPr>
+    </w:p>
+    <w:p>
+      <w:pPr>
+        <w:pStyle w:val="Sous-titre"/>
+        <w:spacing w:line="240" w:lineRule="auto"/>
+      </w:pPr>
+      <w:r>
+        <w:lastRenderedPageBreak/>
         <w:t>Tri des produits</w:t>
       </w:r>
     </w:p>
     <w:p>
       <w:pPr>
-        <w:rPr>
-          <w:b/>
-          <w:bCs/>
-          <w:sz w:val="32"/>
-          <w:szCs w:val="32"/>
-        </w:rPr>
-      </w:pPr>
-    </w:p>
-    <w:p>
-      <w:pPr>
+        <w:spacing w:line="240" w:lineRule="auto"/>
         <w:rPr>
           <w:sz w:val="32"/>
           <w:szCs w:val="32"/>
@@ -19096,6 +20042,7 @@
     </w:p>
     <w:p>
       <w:pPr>
+        <w:spacing w:line="240" w:lineRule="auto"/>
         <w:rPr>
           <w:sz w:val="32"/>
           <w:szCs w:val="32"/>
@@ -19124,11 +20071,11 @@
       <w:pPr>
         <w:pStyle w:val="Titre2"/>
       </w:pPr>
-      <w:bookmarkStart w:id="25" w:name="_Toc227845528"/>
+      <w:bookmarkStart w:id="24" w:name="_Toc227941640"/>
       <w:r>
         <w:t>Pagination</w:t>
       </w:r>
-      <w:bookmarkEnd w:id="25"/>
+      <w:bookmarkEnd w:id="24"/>
     </w:p>
     <w:p>
       <w:pPr>
@@ -19185,7 +20132,15 @@
           <w:highlight w:val="yellow"/>
         </w:rPr>
         <w:br/>
-        <w:t xml:space="preserve">    10</w:t>
+        <w:t xml:space="preserve">    </w:t>
+      </w:r>
+      <w:r>
+        <w:rPr>
+          <w:sz w:val="32"/>
+          <w:szCs w:val="32"/>
+          <w:highlight w:val="yellow"/>
+        </w:rPr>
+        <w:t>20</w:t>
       </w:r>
       <w:r>
         <w:rPr>
@@ -19209,17 +20164,22 @@
           <w:sz w:val="32"/>
           <w:szCs w:val="32"/>
         </w:rPr>
-        <w:lastRenderedPageBreak/>
-        <w:t>Cela permet d’afficher seulement 10 produits par page.</w:t>
-      </w:r>
-    </w:p>
-    <w:p>
-      <w:pPr>
-        <w:rPr>
-          <w:sz w:val="32"/>
-          <w:szCs w:val="32"/>
-        </w:rPr>
-      </w:pPr>
+        <w:t xml:space="preserve">Cela permet d’afficher seulement </w:t>
+      </w:r>
+      <w:r>
+        <w:rPr>
+          <w:sz w:val="32"/>
+          <w:szCs w:val="32"/>
+        </w:rPr>
+        <w:t>20</w:t>
+      </w:r>
+      <w:r>
+        <w:rPr>
+          <w:sz w:val="32"/>
+          <w:szCs w:val="32"/>
+        </w:rPr>
+        <w:t xml:space="preserve"> produits par page.</w:t>
+      </w:r>
     </w:p>
     <w:p>
       <w:pPr>
@@ -19279,12 +20239,12 @@
       <w:pPr>
         <w:pStyle w:val="Titre1"/>
       </w:pPr>
-      <w:bookmarkStart w:id="26" w:name="_Toc227845529"/>
+      <w:bookmarkStart w:id="25" w:name="_Toc227941641"/>
       <w:r>
         <w:lastRenderedPageBreak/>
         <w:t>Calcul des montants (TVA et total des factures)</w:t>
       </w:r>
-      <w:bookmarkEnd w:id="26"/>
+      <w:bookmarkEnd w:id="25"/>
     </w:p>
     <w:p>
       <w:pPr>
@@ -19411,6 +20371,11 @@
         </w:rPr>
         <w:t>.</w:t>
       </w:r>
+    </w:p>
+    <w:p>
+      <w:pPr>
+        <w:pStyle w:val="Sous-titre"/>
+      </w:pPr>
     </w:p>
     <w:p>
       <w:pPr>
@@ -19457,7 +20422,25 @@
           <w:szCs w:val="32"/>
           <w:lang w:val="en-GB"/>
         </w:rPr>
-        <w:t>public function getTotalHt(): string</w:t>
+        <w:t xml:space="preserve">public function </w:t>
+      </w:r>
+      <w:proofErr w:type="spellStart"/>
+      <w:r>
+        <w:rPr>
+          <w:sz w:val="32"/>
+          <w:szCs w:val="32"/>
+          <w:lang w:val="en-GB"/>
+        </w:rPr>
+        <w:t>getTotalHt</w:t>
+      </w:r>
+      <w:proofErr w:type="spellEnd"/>
+      <w:r>
+        <w:rPr>
+          <w:sz w:val="32"/>
+          <w:szCs w:val="32"/>
+          <w:lang w:val="en-GB"/>
+        </w:rPr>
+        <w:t>(): string</w:t>
       </w:r>
       <w:r>
         <w:rPr>
@@ -19501,7 +20484,25 @@
           <w:lang w:val="en-GB"/>
         </w:rPr>
         <w:br/>
-        <w:t xml:space="preserve">    return number_format($price * $quantity, 2, '.', '');</w:t>
+        <w:t xml:space="preserve">    return </w:t>
+      </w:r>
+      <w:proofErr w:type="spellStart"/>
+      <w:r>
+        <w:rPr>
+          <w:sz w:val="32"/>
+          <w:szCs w:val="32"/>
+          <w:lang w:val="en-GB"/>
+        </w:rPr>
+        <w:t>number_format</w:t>
+      </w:r>
+      <w:proofErr w:type="spellEnd"/>
+      <w:r>
+        <w:rPr>
+          <w:sz w:val="32"/>
+          <w:szCs w:val="32"/>
+          <w:lang w:val="en-GB"/>
+        </w:rPr>
+        <w:t>($price * $quantity, 2, '.', '');</w:t>
       </w:r>
       <w:r>
         <w:rPr>
@@ -19566,7 +20567,25 @@
           <w:szCs w:val="32"/>
           <w:lang w:val="en-GB"/>
         </w:rPr>
-        <w:t>public function getVatAmount(): string</w:t>
+        <w:t xml:space="preserve">public function </w:t>
+      </w:r>
+      <w:proofErr w:type="spellStart"/>
+      <w:r>
+        <w:rPr>
+          <w:sz w:val="32"/>
+          <w:szCs w:val="32"/>
+          <w:lang w:val="en-GB"/>
+        </w:rPr>
+        <w:t>getVatAmount</w:t>
+      </w:r>
+      <w:proofErr w:type="spellEnd"/>
+      <w:r>
+        <w:rPr>
+          <w:sz w:val="32"/>
+          <w:szCs w:val="32"/>
+          <w:lang w:val="en-GB"/>
+        </w:rPr>
+        <w:t>(): string</w:t>
       </w:r>
       <w:r>
         <w:rPr>
@@ -19584,16 +20603,88 @@
           <w:lang w:val="en-GB"/>
         </w:rPr>
         <w:br/>
-        <w:t xml:space="preserve">    $totalHt = (float) $this-&gt;getTotalHt();</w:t>
-      </w:r>
+        <w:t xml:space="preserve">    $</w:t>
+      </w:r>
+      <w:proofErr w:type="spellStart"/>
       <w:r>
         <w:rPr>
           <w:sz w:val="32"/>
           <w:szCs w:val="32"/>
           <w:lang w:val="en-GB"/>
         </w:rPr>
+        <w:t>totalHt</w:t>
+      </w:r>
+      <w:proofErr w:type="spellEnd"/>
+      <w:r>
+        <w:rPr>
+          <w:sz w:val="32"/>
+          <w:szCs w:val="32"/>
+          <w:lang w:val="en-GB"/>
+        </w:rPr>
+        <w:t xml:space="preserve"> = (float) $this-&gt;</w:t>
+      </w:r>
+      <w:proofErr w:type="spellStart"/>
+      <w:r>
+        <w:rPr>
+          <w:sz w:val="32"/>
+          <w:szCs w:val="32"/>
+          <w:lang w:val="en-GB"/>
+        </w:rPr>
+        <w:t>getTotalHt</w:t>
+      </w:r>
+      <w:proofErr w:type="spellEnd"/>
+      <w:r>
+        <w:rPr>
+          <w:sz w:val="32"/>
+          <w:szCs w:val="32"/>
+          <w:lang w:val="en-GB"/>
+        </w:rPr>
+        <w:t>();</w:t>
+      </w:r>
+      <w:r>
+        <w:rPr>
+          <w:sz w:val="32"/>
+          <w:szCs w:val="32"/>
+          <w:lang w:val="en-GB"/>
+        </w:rPr>
         <w:br/>
-        <w:t xml:space="preserve">    $vatRate = (float) ($this-&gt;vatRate ?? </w:t>
+        <w:t xml:space="preserve">    $</w:t>
+      </w:r>
+      <w:proofErr w:type="spellStart"/>
+      <w:r>
+        <w:rPr>
+          <w:sz w:val="32"/>
+          <w:szCs w:val="32"/>
+          <w:lang w:val="en-GB"/>
+        </w:rPr>
+        <w:t>vatRate</w:t>
+      </w:r>
+      <w:proofErr w:type="spellEnd"/>
+      <w:r>
+        <w:rPr>
+          <w:sz w:val="32"/>
+          <w:szCs w:val="32"/>
+          <w:lang w:val="en-GB"/>
+        </w:rPr>
+        <w:t xml:space="preserve"> = (float) ($this-&gt;</w:t>
+      </w:r>
+      <w:proofErr w:type="spellStart"/>
+      <w:r>
+        <w:rPr>
+          <w:sz w:val="32"/>
+          <w:szCs w:val="32"/>
+          <w:lang w:val="en-GB"/>
+        </w:rPr>
+        <w:t>vatRate</w:t>
+      </w:r>
+      <w:proofErr w:type="spellEnd"/>
+      <w:r>
+        <w:rPr>
+          <w:sz w:val="32"/>
+          <w:szCs w:val="32"/>
+          <w:lang w:val="en-GB"/>
+        </w:rPr>
+        <w:t xml:space="preserve"> ?? </w:t>
       </w:r>
       <w:r>
         <w:rPr>
@@ -19615,7 +20706,55 @@
           <w:szCs w:val="32"/>
         </w:rPr>
         <w:br/>
-        <w:t xml:space="preserve">    return number_format($totalHt * ($vatRate / 100), 2, '.', '');</w:t>
+        <w:t xml:space="preserve">    return </w:t>
+      </w:r>
+      <w:proofErr w:type="spellStart"/>
+      <w:r>
+        <w:rPr>
+          <w:sz w:val="32"/>
+          <w:szCs w:val="32"/>
+        </w:rPr>
+        <w:t>number_format</w:t>
+      </w:r>
+      <w:proofErr w:type="spellEnd"/>
+      <w:r>
+        <w:rPr>
+          <w:sz w:val="32"/>
+          <w:szCs w:val="32"/>
+        </w:rPr>
+        <w:t>($</w:t>
+      </w:r>
+      <w:proofErr w:type="spellStart"/>
+      <w:r>
+        <w:rPr>
+          <w:sz w:val="32"/>
+          <w:szCs w:val="32"/>
+        </w:rPr>
+        <w:t>totalHt</w:t>
+      </w:r>
+      <w:proofErr w:type="spellEnd"/>
+      <w:r>
+        <w:rPr>
+          <w:sz w:val="32"/>
+          <w:szCs w:val="32"/>
+        </w:rPr>
+        <w:t xml:space="preserve"> * ($</w:t>
+      </w:r>
+      <w:proofErr w:type="spellStart"/>
+      <w:r>
+        <w:rPr>
+          <w:sz w:val="32"/>
+          <w:szCs w:val="32"/>
+        </w:rPr>
+        <w:t>vatRate</w:t>
+      </w:r>
+      <w:proofErr w:type="spellEnd"/>
+      <w:r>
+        <w:rPr>
+          <w:sz w:val="32"/>
+          <w:szCs w:val="32"/>
+        </w:rPr>
+        <w:t xml:space="preserve"> / 100), 2, '.', '');</w:t>
       </w:r>
       <w:r>
         <w:rPr>
@@ -19658,7 +20797,6 @@
         <w:pStyle w:val="Sous-titre"/>
       </w:pPr>
       <w:r>
-        <w:lastRenderedPageBreak/>
         <w:br/>
       </w:r>
       <w:r>
@@ -19712,7 +20850,25 @@
           <w:szCs w:val="32"/>
           <w:lang w:val="en-GB"/>
         </w:rPr>
-        <w:t>public function getTotalTtc(): string</w:t>
+        <w:t xml:space="preserve">public function </w:t>
+      </w:r>
+      <w:proofErr w:type="spellStart"/>
+      <w:r>
+        <w:rPr>
+          <w:sz w:val="32"/>
+          <w:szCs w:val="32"/>
+          <w:lang w:val="en-GB"/>
+        </w:rPr>
+        <w:t>getTotalTtc</w:t>
+      </w:r>
+      <w:proofErr w:type="spellEnd"/>
+      <w:r>
+        <w:rPr>
+          <w:sz w:val="32"/>
+          <w:szCs w:val="32"/>
+          <w:lang w:val="en-GB"/>
+        </w:rPr>
+        <w:t>(): string</w:t>
       </w:r>
       <w:r>
         <w:rPr>
@@ -19730,23 +20886,95 @@
           <w:lang w:val="en-GB"/>
         </w:rPr>
         <w:br/>
-        <w:t xml:space="preserve">    $totalHt = (float) $this-&gt;getTotalHt();</w:t>
-      </w:r>
+        <w:t xml:space="preserve">    $</w:t>
+      </w:r>
+      <w:proofErr w:type="spellStart"/>
       <w:r>
         <w:rPr>
           <w:sz w:val="32"/>
           <w:szCs w:val="32"/>
           <w:lang w:val="en-GB"/>
         </w:rPr>
+        <w:t>totalHt</w:t>
+      </w:r>
+      <w:proofErr w:type="spellEnd"/>
+      <w:r>
+        <w:rPr>
+          <w:sz w:val="32"/>
+          <w:szCs w:val="32"/>
+          <w:lang w:val="en-GB"/>
+        </w:rPr>
+        <w:t xml:space="preserve"> = (float) $this-&gt;</w:t>
+      </w:r>
+      <w:proofErr w:type="spellStart"/>
+      <w:r>
+        <w:rPr>
+          <w:sz w:val="32"/>
+          <w:szCs w:val="32"/>
+          <w:lang w:val="en-GB"/>
+        </w:rPr>
+        <w:t>getTotalHt</w:t>
+      </w:r>
+      <w:proofErr w:type="spellEnd"/>
+      <w:r>
+        <w:rPr>
+          <w:sz w:val="32"/>
+          <w:szCs w:val="32"/>
+          <w:lang w:val="en-GB"/>
+        </w:rPr>
+        <w:t>();</w:t>
+      </w:r>
+      <w:r>
+        <w:rPr>
+          <w:sz w:val="32"/>
+          <w:szCs w:val="32"/>
+          <w:lang w:val="en-GB"/>
+        </w:rPr>
         <w:br/>
-        <w:t xml:space="preserve">    $vatAmount = (float) $this-&gt;getVatAmount();</w:t>
-      </w:r>
+        <w:t xml:space="preserve">    $</w:t>
+      </w:r>
+      <w:proofErr w:type="spellStart"/>
       <w:r>
         <w:rPr>
           <w:sz w:val="32"/>
           <w:szCs w:val="32"/>
           <w:lang w:val="en-GB"/>
         </w:rPr>
+        <w:t>vatAmount</w:t>
+      </w:r>
+      <w:proofErr w:type="spellEnd"/>
+      <w:r>
+        <w:rPr>
+          <w:sz w:val="32"/>
+          <w:szCs w:val="32"/>
+          <w:lang w:val="en-GB"/>
+        </w:rPr>
+        <w:t xml:space="preserve"> = (float) $this-&gt;</w:t>
+      </w:r>
+      <w:proofErr w:type="spellStart"/>
+      <w:r>
+        <w:rPr>
+          <w:sz w:val="32"/>
+          <w:szCs w:val="32"/>
+          <w:lang w:val="en-GB"/>
+        </w:rPr>
+        <w:t>getVatAmount</w:t>
+      </w:r>
+      <w:proofErr w:type="spellEnd"/>
+      <w:r>
+        <w:rPr>
+          <w:sz w:val="32"/>
+          <w:szCs w:val="32"/>
+          <w:lang w:val="en-GB"/>
+        </w:rPr>
+        <w:t>();</w:t>
+      </w:r>
+      <w:r>
+        <w:rPr>
+          <w:sz w:val="32"/>
+          <w:szCs w:val="32"/>
+          <w:lang w:val="en-GB"/>
+        </w:rPr>
         <w:br/>
       </w:r>
       <w:r>
@@ -19756,7 +20984,67 @@
           <w:lang w:val="en-GB"/>
         </w:rPr>
         <w:br/>
-        <w:t xml:space="preserve">    return number_format($totalHt + $vatAmount, 2, '.', '');</w:t>
+        <w:t xml:space="preserve">    return </w:t>
+      </w:r>
+      <w:proofErr w:type="spellStart"/>
+      <w:r>
+        <w:rPr>
+          <w:sz w:val="32"/>
+          <w:szCs w:val="32"/>
+          <w:highlight w:val="yellow"/>
+          <w:lang w:val="en-GB"/>
+        </w:rPr>
+        <w:t>number_format</w:t>
+      </w:r>
+      <w:proofErr w:type="spellEnd"/>
+      <w:r>
+        <w:rPr>
+          <w:sz w:val="32"/>
+          <w:szCs w:val="32"/>
+          <w:highlight w:val="yellow"/>
+          <w:lang w:val="en-GB"/>
+        </w:rPr>
+        <w:t>($</w:t>
+      </w:r>
+      <w:proofErr w:type="spellStart"/>
+      <w:r>
+        <w:rPr>
+          <w:sz w:val="32"/>
+          <w:szCs w:val="32"/>
+          <w:highlight w:val="yellow"/>
+          <w:lang w:val="en-GB"/>
+        </w:rPr>
+        <w:t>totalHt</w:t>
+      </w:r>
+      <w:proofErr w:type="spellEnd"/>
+      <w:r>
+        <w:rPr>
+          <w:sz w:val="32"/>
+          <w:szCs w:val="32"/>
+          <w:highlight w:val="yellow"/>
+          <w:lang w:val="en-GB"/>
+        </w:rPr>
+        <w:t xml:space="preserve"> + $</w:t>
+      </w:r>
+      <w:proofErr w:type="spellStart"/>
+      <w:r>
+        <w:rPr>
+          <w:sz w:val="32"/>
+          <w:szCs w:val="32"/>
+          <w:highlight w:val="yellow"/>
+          <w:lang w:val="en-GB"/>
+        </w:rPr>
+        <w:t>vatAmount</w:t>
+      </w:r>
+      <w:proofErr w:type="spellEnd"/>
+      <w:r>
+        <w:rPr>
+          <w:sz w:val="32"/>
+          <w:szCs w:val="32"/>
+          <w:highlight w:val="yellow"/>
+          <w:lang w:val="en-GB"/>
+        </w:rPr>
+        <w:t>, 2, '.', '');</w:t>
       </w:r>
       <w:r>
         <w:rPr>
@@ -19841,7 +21129,25 @@
           <w:szCs w:val="32"/>
           <w:lang w:val="en-GB"/>
         </w:rPr>
-        <w:t>public function getGrandTotalHt(): string</w:t>
+        <w:t xml:space="preserve">public function </w:t>
+      </w:r>
+      <w:proofErr w:type="spellStart"/>
+      <w:r>
+        <w:rPr>
+          <w:sz w:val="32"/>
+          <w:szCs w:val="32"/>
+          <w:lang w:val="en-GB"/>
+        </w:rPr>
+        <w:t>getGrandTotalHt</w:t>
+      </w:r>
+      <w:proofErr w:type="spellEnd"/>
+      <w:r>
+        <w:rPr>
+          <w:sz w:val="32"/>
+          <w:szCs w:val="32"/>
+          <w:lang w:val="en-GB"/>
+        </w:rPr>
+        <w:t>(): string</w:t>
       </w:r>
       <w:r>
         <w:rPr>
@@ -19868,16 +21174,52 @@
           <w:lang w:val="en-GB"/>
         </w:rPr>
         <w:br/>
-        <w:t xml:space="preserve">    foreach ($this-&gt;invoiceItems as $item) {</w:t>
-      </w:r>
+        <w:t xml:space="preserve">    foreach ($this-&gt;</w:t>
+      </w:r>
+      <w:proofErr w:type="spellStart"/>
       <w:r>
         <w:rPr>
           <w:sz w:val="32"/>
           <w:szCs w:val="32"/>
           <w:lang w:val="en-GB"/>
         </w:rPr>
+        <w:t>invoiceItems</w:t>
+      </w:r>
+      <w:proofErr w:type="spellEnd"/>
+      <w:r>
+        <w:rPr>
+          <w:sz w:val="32"/>
+          <w:szCs w:val="32"/>
+          <w:lang w:val="en-GB"/>
+        </w:rPr>
+        <w:t xml:space="preserve"> as $item) {</w:t>
+      </w:r>
+      <w:r>
+        <w:rPr>
+          <w:sz w:val="32"/>
+          <w:szCs w:val="32"/>
+          <w:lang w:val="en-GB"/>
+        </w:rPr>
         <w:br/>
-        <w:t xml:space="preserve">        $total += (float) $item-&gt;getTotalHt();</w:t>
+        <w:t xml:space="preserve">        $total += (float) $item-&gt;</w:t>
+      </w:r>
+      <w:proofErr w:type="spellStart"/>
+      <w:r>
+        <w:rPr>
+          <w:sz w:val="32"/>
+          <w:szCs w:val="32"/>
+          <w:lang w:val="en-GB"/>
+        </w:rPr>
+        <w:t>getTotalHt</w:t>
+      </w:r>
+      <w:proofErr w:type="spellEnd"/>
+      <w:r>
+        <w:rPr>
+          <w:sz w:val="32"/>
+          <w:szCs w:val="32"/>
+          <w:lang w:val="en-GB"/>
+        </w:rPr>
+        <w:t>();</w:t>
       </w:r>
       <w:r>
         <w:rPr>
@@ -19895,7 +21237,25 @@
           <w:lang w:val="en-GB"/>
         </w:rPr>
         <w:br/>
-        <w:t xml:space="preserve">    return number_format($total, 2, '.', '');</w:t>
+        <w:t xml:space="preserve">    return </w:t>
+      </w:r>
+      <w:proofErr w:type="spellStart"/>
+      <w:r>
+        <w:rPr>
+          <w:sz w:val="32"/>
+          <w:szCs w:val="32"/>
+          <w:lang w:val="en-GB"/>
+        </w:rPr>
+        <w:t>number_format</w:t>
+      </w:r>
+      <w:proofErr w:type="spellEnd"/>
+      <w:r>
+        <w:rPr>
+          <w:sz w:val="32"/>
+          <w:szCs w:val="32"/>
+          <w:lang w:val="en-GB"/>
+        </w:rPr>
+        <w:t>($total, 2, '.', '');</w:t>
       </w:r>
       <w:r>
         <w:rPr>
@@ -19952,7 +21312,25 @@
           <w:szCs w:val="32"/>
           <w:lang w:val="en-GB"/>
         </w:rPr>
-        <w:t>public function getGrandVatAmount(): string</w:t>
+        <w:t xml:space="preserve">public function </w:t>
+      </w:r>
+      <w:proofErr w:type="spellStart"/>
+      <w:r>
+        <w:rPr>
+          <w:sz w:val="32"/>
+          <w:szCs w:val="32"/>
+          <w:lang w:val="en-GB"/>
+        </w:rPr>
+        <w:t>getGrandVatAmount</w:t>
+      </w:r>
+      <w:proofErr w:type="spellEnd"/>
+      <w:r>
+        <w:rPr>
+          <w:sz w:val="32"/>
+          <w:szCs w:val="32"/>
+          <w:lang w:val="en-GB"/>
+        </w:rPr>
+        <w:t>(): string</w:t>
       </w:r>
       <w:r>
         <w:rPr>
@@ -19979,16 +21357,52 @@
           <w:lang w:val="en-GB"/>
         </w:rPr>
         <w:br/>
-        <w:t xml:space="preserve">    foreach ($this-&gt;invoiceItems as $item) {</w:t>
-      </w:r>
+        <w:t xml:space="preserve">    foreach ($this-&gt;</w:t>
+      </w:r>
+      <w:proofErr w:type="spellStart"/>
       <w:r>
         <w:rPr>
           <w:sz w:val="32"/>
           <w:szCs w:val="32"/>
           <w:lang w:val="en-GB"/>
         </w:rPr>
+        <w:t>invoiceItems</w:t>
+      </w:r>
+      <w:proofErr w:type="spellEnd"/>
+      <w:r>
+        <w:rPr>
+          <w:sz w:val="32"/>
+          <w:szCs w:val="32"/>
+          <w:lang w:val="en-GB"/>
+        </w:rPr>
+        <w:t xml:space="preserve"> as $item) {</w:t>
+      </w:r>
+      <w:r>
+        <w:rPr>
+          <w:sz w:val="32"/>
+          <w:szCs w:val="32"/>
+          <w:lang w:val="en-GB"/>
+        </w:rPr>
         <w:br/>
-        <w:t xml:space="preserve">        $total += (float) $item-&gt;getVatAmount();</w:t>
+        <w:t xml:space="preserve">        $total += (float) $item-&gt;</w:t>
+      </w:r>
+      <w:proofErr w:type="spellStart"/>
+      <w:r>
+        <w:rPr>
+          <w:sz w:val="32"/>
+          <w:szCs w:val="32"/>
+          <w:lang w:val="en-GB"/>
+        </w:rPr>
+        <w:t>getVatAmount</w:t>
+      </w:r>
+      <w:proofErr w:type="spellEnd"/>
+      <w:r>
+        <w:rPr>
+          <w:sz w:val="32"/>
+          <w:szCs w:val="32"/>
+          <w:lang w:val="en-GB"/>
+        </w:rPr>
+        <w:t>();</w:t>
       </w:r>
       <w:r>
         <w:rPr>
@@ -20006,7 +21420,25 @@
           <w:lang w:val="en-GB"/>
         </w:rPr>
         <w:br/>
-        <w:t xml:space="preserve">    return number_format($total, 2, '.', '');</w:t>
+        <w:t xml:space="preserve">    return </w:t>
+      </w:r>
+      <w:proofErr w:type="spellStart"/>
+      <w:r>
+        <w:rPr>
+          <w:sz w:val="32"/>
+          <w:szCs w:val="32"/>
+          <w:lang w:val="en-GB"/>
+        </w:rPr>
+        <w:t>number_format</w:t>
+      </w:r>
+      <w:proofErr w:type="spellEnd"/>
+      <w:r>
+        <w:rPr>
+          <w:sz w:val="32"/>
+          <w:szCs w:val="32"/>
+          <w:lang w:val="en-GB"/>
+        </w:rPr>
+        <w:t>($total, 2, '.', '');</w:t>
       </w:r>
       <w:r>
         <w:rPr>
@@ -20087,7 +21519,6 @@
         <w:rPr>
           <w:lang w:val="en-GB"/>
         </w:rPr>
-        <w:lastRenderedPageBreak/>
         <w:t>Total TTC de la facture</w:t>
       </w:r>
     </w:p>
@@ -20112,7 +21543,25 @@
           <w:szCs w:val="32"/>
           <w:lang w:val="en-GB"/>
         </w:rPr>
-        <w:t>public function getGrandTotalTtc(): string</w:t>
+        <w:t xml:space="preserve">public function </w:t>
+      </w:r>
+      <w:proofErr w:type="spellStart"/>
+      <w:r>
+        <w:rPr>
+          <w:sz w:val="32"/>
+          <w:szCs w:val="32"/>
+          <w:lang w:val="en-GB"/>
+        </w:rPr>
+        <w:t>getGrandTotalTtc</w:t>
+      </w:r>
+      <w:proofErr w:type="spellEnd"/>
+      <w:r>
+        <w:rPr>
+          <w:sz w:val="32"/>
+          <w:szCs w:val="32"/>
+          <w:lang w:val="en-GB"/>
+        </w:rPr>
+        <w:t>(): string</w:t>
       </w:r>
       <w:r>
         <w:rPr>
@@ -20147,16 +21596,52 @@
           <w:lang w:val="en-GB"/>
         </w:rPr>
         <w:br/>
-        <w:t xml:space="preserve">    foreach ($this-&gt;invoiceItems as $item) {</w:t>
-      </w:r>
+        <w:t xml:space="preserve">    foreach ($this-&gt;</w:t>
+      </w:r>
+      <w:proofErr w:type="spellStart"/>
       <w:r>
         <w:rPr>
           <w:sz w:val="32"/>
           <w:szCs w:val="32"/>
           <w:lang w:val="en-GB"/>
         </w:rPr>
+        <w:t>invoiceItems</w:t>
+      </w:r>
+      <w:proofErr w:type="spellEnd"/>
+      <w:r>
+        <w:rPr>
+          <w:sz w:val="32"/>
+          <w:szCs w:val="32"/>
+          <w:lang w:val="en-GB"/>
+        </w:rPr>
+        <w:t xml:space="preserve"> as $item) {</w:t>
+      </w:r>
+      <w:r>
+        <w:rPr>
+          <w:sz w:val="32"/>
+          <w:szCs w:val="32"/>
+          <w:lang w:val="en-GB"/>
+        </w:rPr>
         <w:br/>
-        <w:t xml:space="preserve">        $total += (float) $item-&gt;getTotalTtc();</w:t>
+        <w:t xml:space="preserve">        $total += (float) $item-&gt;</w:t>
+      </w:r>
+      <w:proofErr w:type="spellStart"/>
+      <w:r>
+        <w:rPr>
+          <w:sz w:val="32"/>
+          <w:szCs w:val="32"/>
+          <w:lang w:val="en-GB"/>
+        </w:rPr>
+        <w:t>getTotalTtc</w:t>
+      </w:r>
+      <w:proofErr w:type="spellEnd"/>
+      <w:r>
+        <w:rPr>
+          <w:sz w:val="32"/>
+          <w:szCs w:val="32"/>
+          <w:lang w:val="en-GB"/>
+        </w:rPr>
+        <w:t>();</w:t>
       </w:r>
       <w:r>
         <w:rPr>
@@ -20182,7 +21667,36 @@
           <w:lang w:val="en-GB"/>
         </w:rPr>
         <w:br/>
-        <w:t xml:space="preserve">    return number_format($total, 2, '.', '');</w:t>
+        <w:t xml:space="preserve">    </w:t>
+      </w:r>
+      <w:r>
+        <w:rPr>
+          <w:sz w:val="32"/>
+          <w:szCs w:val="32"/>
+          <w:highlight w:val="yellow"/>
+          <w:lang w:val="en-GB"/>
+        </w:rPr>
+        <w:t xml:space="preserve">return </w:t>
+      </w:r>
+      <w:proofErr w:type="spellStart"/>
+      <w:r>
+        <w:rPr>
+          <w:sz w:val="32"/>
+          <w:szCs w:val="32"/>
+          <w:highlight w:val="yellow"/>
+          <w:lang w:val="en-GB"/>
+        </w:rPr>
+        <w:t>number_format</w:t>
+      </w:r>
+      <w:proofErr w:type="spellEnd"/>
+      <w:r>
+        <w:rPr>
+          <w:sz w:val="32"/>
+          <w:szCs w:val="32"/>
+          <w:highlight w:val="yellow"/>
+          <w:lang w:val="en-GB"/>
+        </w:rPr>
+        <w:t>($total, 2, '.', '');</w:t>
       </w:r>
       <w:r>
         <w:rPr>
@@ -20247,215 +21761,371 @@
     </w:p>
     <w:p>
       <w:pPr>
+        <w:pBdr>
+          <w:top w:val="single" w:sz="4" w:space="1" w:color="auto"/>
+          <w:left w:val="single" w:sz="4" w:space="1" w:color="auto"/>
+          <w:bottom w:val="single" w:sz="4" w:space="1" w:color="auto"/>
+          <w:right w:val="single" w:sz="4" w:space="4" w:color="auto"/>
+        </w:pBdr>
+        <w:spacing w:after="0" w:line="240" w:lineRule="auto"/>
+        <w:rPr>
+          <w:sz w:val="40"/>
+          <w:szCs w:val="40"/>
+        </w:rPr>
+      </w:pPr>
+      <w:r>
+        <w:rPr>
+          <w:sz w:val="40"/>
+          <w:szCs w:val="40"/>
+          <w:highlight w:val="yellow"/>
+        </w:rPr>
+        <w:t>{{ (</w:t>
+      </w:r>
+      <w:proofErr w:type="spellStart"/>
+      <w:r>
+        <w:rPr>
+          <w:sz w:val="40"/>
+          <w:szCs w:val="40"/>
+          <w:highlight w:val="yellow"/>
+        </w:rPr>
+        <w:t>product.price</w:t>
+      </w:r>
+      <w:proofErr w:type="spellEnd"/>
+      <w:r>
+        <w:rPr>
+          <w:sz w:val="40"/>
+          <w:szCs w:val="40"/>
+          <w:highlight w:val="yellow"/>
+        </w:rPr>
+        <w:t xml:space="preserve"> * (1 + </w:t>
+      </w:r>
+      <w:proofErr w:type="spellStart"/>
+      <w:r>
+        <w:rPr>
+          <w:sz w:val="40"/>
+          <w:szCs w:val="40"/>
+          <w:highlight w:val="yellow"/>
+        </w:rPr>
+        <w:t>product.vatRate</w:t>
+      </w:r>
+      <w:proofErr w:type="spellEnd"/>
+      <w:r>
+        <w:rPr>
+          <w:sz w:val="40"/>
+          <w:szCs w:val="40"/>
+          <w:highlight w:val="yellow"/>
+        </w:rPr>
+        <w:t xml:space="preserve"> / 100))|</w:t>
+      </w:r>
+      <w:proofErr w:type="spellStart"/>
+      <w:r>
+        <w:rPr>
+          <w:sz w:val="40"/>
+          <w:szCs w:val="40"/>
+          <w:highlight w:val="green"/>
+        </w:rPr>
+        <w:t>number_format</w:t>
+      </w:r>
+      <w:proofErr w:type="spellEnd"/>
+      <w:r>
+        <w:rPr>
+          <w:sz w:val="40"/>
+          <w:szCs w:val="40"/>
+          <w:highlight w:val="green"/>
+        </w:rPr>
+        <w:t xml:space="preserve">(2, ',', ' ') }} </w:t>
+      </w:r>
+      <w:r>
+        <w:rPr>
+          <w:sz w:val="40"/>
+          <w:szCs w:val="40"/>
+          <w:highlight w:val="yellow"/>
+        </w:rPr>
+        <w:t>€</w:t>
+      </w:r>
+    </w:p>
+    <w:p>
+      <w:pPr>
+        <w:spacing w:after="0" w:line="240" w:lineRule="auto"/>
+        <w:ind w:firstLine="567"/>
+        <w:rPr>
+          <w:sz w:val="32"/>
+          <w:szCs w:val="32"/>
+        </w:rPr>
+      </w:pPr>
+      <w:r>
+        <w:rPr>
+          <w:b/>
+          <w:bCs/>
+          <w:sz w:val="32"/>
+          <w:szCs w:val="32"/>
+        </w:rPr>
+        <w:t>C</w:t>
+      </w:r>
+      <w:r>
+        <w:rPr>
+          <w:sz w:val="32"/>
+          <w:szCs w:val="32"/>
+        </w:rPr>
+        <w:t>ependant, ce calcul reste uniquement destiné à l’affichage.</w:t>
+      </w:r>
+    </w:p>
+    <w:p>
+      <w:pPr>
+        <w:spacing w:after="0" w:line="240" w:lineRule="auto"/>
+        <w:rPr>
+          <w:sz w:val="32"/>
+          <w:szCs w:val="32"/>
+        </w:rPr>
+      </w:pPr>
+      <w:r>
+        <w:rPr>
+          <w:sz w:val="32"/>
+          <w:szCs w:val="32"/>
+        </w:rPr>
+        <w:t>Importance de cette approche</w:t>
+      </w:r>
+    </w:p>
+    <w:p>
+      <w:pPr>
+        <w:spacing w:after="0" w:line="240" w:lineRule="auto"/>
+        <w:rPr>
+          <w:sz w:val="32"/>
+          <w:szCs w:val="32"/>
+        </w:rPr>
+      </w:pPr>
+      <w:r>
+        <w:rPr>
+          <w:b/>
+          <w:bCs/>
+          <w:sz w:val="32"/>
+          <w:szCs w:val="32"/>
+        </w:rPr>
+        <w:t>L</w:t>
+      </w:r>
+      <w:r>
+        <w:rPr>
+          <w:sz w:val="32"/>
+          <w:szCs w:val="32"/>
+        </w:rPr>
+        <w:t>e fait de réaliser les calculs dans les entités permet :</w:t>
+      </w:r>
+    </w:p>
+    <w:p>
+      <w:pPr>
+        <w:numPr>
+          <w:ilvl w:val="0"/>
+          <w:numId w:val="12"/>
+        </w:numPr>
+        <w:spacing w:after="0" w:line="240" w:lineRule="auto"/>
+        <w:rPr>
+          <w:sz w:val="32"/>
+          <w:szCs w:val="32"/>
+        </w:rPr>
+      </w:pPr>
+      <w:r>
+        <w:rPr>
+          <w:sz w:val="32"/>
+          <w:szCs w:val="32"/>
+        </w:rPr>
+        <w:t xml:space="preserve">de centraliser la logique métier </w:t>
+      </w:r>
+    </w:p>
+    <w:p>
+      <w:pPr>
+        <w:numPr>
+          <w:ilvl w:val="0"/>
+          <w:numId w:val="12"/>
+        </w:numPr>
+        <w:spacing w:after="0" w:line="240" w:lineRule="auto"/>
+        <w:rPr>
+          <w:sz w:val="32"/>
+          <w:szCs w:val="32"/>
+        </w:rPr>
+      </w:pPr>
+      <w:r>
+        <w:rPr>
+          <w:sz w:val="32"/>
+          <w:szCs w:val="32"/>
+        </w:rPr>
+        <w:t xml:space="preserve">de garantir la cohérence des données </w:t>
+      </w:r>
+    </w:p>
+    <w:p>
+      <w:pPr>
+        <w:numPr>
+          <w:ilvl w:val="0"/>
+          <w:numId w:val="12"/>
+        </w:numPr>
+        <w:spacing w:after="0" w:line="240" w:lineRule="auto"/>
+        <w:rPr>
+          <w:sz w:val="32"/>
+          <w:szCs w:val="32"/>
+        </w:rPr>
+      </w:pPr>
+      <w:r>
+        <w:rPr>
+          <w:sz w:val="32"/>
+          <w:szCs w:val="32"/>
+        </w:rPr>
+        <w:t xml:space="preserve">d’éviter la duplication du code </w:t>
+      </w:r>
+    </w:p>
+    <w:p>
+      <w:pPr>
+        <w:numPr>
+          <w:ilvl w:val="0"/>
+          <w:numId w:val="12"/>
+        </w:numPr>
+        <w:spacing w:after="0" w:line="240" w:lineRule="auto"/>
+        <w:rPr>
+          <w:sz w:val="32"/>
+          <w:szCs w:val="32"/>
+        </w:rPr>
+      </w:pPr>
+      <w:r>
+        <w:rPr>
+          <w:sz w:val="32"/>
+          <w:szCs w:val="32"/>
+        </w:rPr>
+        <w:t xml:space="preserve">de sécuriser les calculs côté serveur </w:t>
+      </w:r>
+    </w:p>
+    <w:p>
+      <w:pPr>
+        <w:pStyle w:val="NormalWeb"/>
+        <w:ind w:firstLine="567"/>
+        <w:rPr>
+          <w:sz w:val="32"/>
+          <w:szCs w:val="32"/>
+        </w:rPr>
+      </w:pPr>
+      <w:r>
+        <w:rPr>
+          <w:b/>
+          <w:bCs/>
+          <w:sz w:val="32"/>
+          <w:szCs w:val="32"/>
+        </w:rPr>
+        <w:t>L</w:t>
+      </w:r>
+      <w:r>
+        <w:rPr>
+          <w:sz w:val="32"/>
+          <w:szCs w:val="32"/>
+        </w:rPr>
+        <w:t>es montants sont arrondis à deux décimales afin de respecter les règles de facturation.</w:t>
+      </w:r>
+      <w:r>
+        <w:rPr>
+          <w:sz w:val="32"/>
+          <w:szCs w:val="32"/>
+        </w:rPr>
+        <w:br/>
+        <w:t xml:space="preserve">Un filtre Twig est utilisé avec le symbole </w:t>
+      </w:r>
+      <w:r>
+        <w:rPr>
+          <w:rStyle w:val="CodeHTML"/>
+          <w:sz w:val="32"/>
+          <w:szCs w:val="32"/>
+        </w:rPr>
+        <w:t>|</w:t>
+      </w:r>
+      <w:r>
+        <w:rPr>
+          <w:sz w:val="32"/>
+          <w:szCs w:val="32"/>
+        </w:rPr>
+        <w:t xml:space="preserve"> (appelé pipe), suivi du filtre </w:t>
+      </w:r>
+      <w:proofErr w:type="spellStart"/>
+      <w:r>
+        <w:rPr>
+          <w:rStyle w:val="CodeHTML"/>
+          <w:sz w:val="32"/>
+          <w:szCs w:val="32"/>
+        </w:rPr>
+        <w:t>number_format</w:t>
+      </w:r>
+      <w:proofErr w:type="spellEnd"/>
+      <w:r>
+        <w:rPr>
+          <w:sz w:val="32"/>
+          <w:szCs w:val="32"/>
+        </w:rPr>
+        <w:t>.</w:t>
+      </w:r>
+    </w:p>
+    <w:p>
+      <w:pPr>
+        <w:pStyle w:val="NormalWeb"/>
+        <w:ind w:firstLine="567"/>
+        <w:rPr>
+          <w:sz w:val="32"/>
+          <w:szCs w:val="32"/>
+        </w:rPr>
+      </w:pPr>
+      <w:r>
+        <w:rPr>
+          <w:b/>
+          <w:bCs/>
+          <w:sz w:val="32"/>
+          <w:szCs w:val="32"/>
+        </w:rPr>
+        <w:t>C</w:t>
+      </w:r>
+      <w:r>
+        <w:rPr>
+          <w:sz w:val="32"/>
+          <w:szCs w:val="32"/>
+        </w:rPr>
+        <w:t>e filtre permet d’afficher les nombres avec 2 décimales, une virgule comme séparateur décimal et un espace pour les milliers.</w:t>
+      </w:r>
+    </w:p>
+    <w:p>
+      <w:pPr>
+        <w:pStyle w:val="NormalWeb"/>
         <w:pBdr>
           <w:top w:val="single" w:sz="4" w:space="1" w:color="auto"/>
           <w:left w:val="single" w:sz="4" w:space="4" w:color="auto"/>
           <w:bottom w:val="single" w:sz="4" w:space="1" w:color="auto"/>
           <w:right w:val="single" w:sz="4" w:space="4" w:color="auto"/>
         </w:pBdr>
+        <w:ind w:left="720"/>
+        <w:jc w:val="center"/>
+        <w:rPr>
+          <w:sz w:val="32"/>
+          <w:szCs w:val="32"/>
+        </w:rPr>
+      </w:pPr>
+      <w:r>
+        <w:rPr>
+          <w:sz w:val="32"/>
+          <w:szCs w:val="32"/>
+        </w:rPr>
+        <w:t>Exemple : 1278.45 devient 1 278,45.</w:t>
+      </w:r>
+    </w:p>
+    <w:p>
+      <w:pPr>
         <w:spacing w:after="0" w:line="240" w:lineRule="auto"/>
         <w:rPr>
           <w:sz w:val="32"/>
           <w:szCs w:val="32"/>
         </w:rPr>
       </w:pPr>
-      <w:r>
-        <w:rPr>
-          <w:sz w:val="32"/>
-          <w:szCs w:val="32"/>
-        </w:rPr>
-        <w:t>{{ (product.price * (1 + product.vatRate / 100))|number_format(2, ',', ' ') }} €</w:t>
-      </w:r>
-    </w:p>
-    <w:p>
-      <w:pPr>
-        <w:spacing w:after="0" w:line="240" w:lineRule="auto"/>
-        <w:ind w:firstLine="567"/>
-        <w:rPr>
-          <w:sz w:val="32"/>
-          <w:szCs w:val="32"/>
-        </w:rPr>
-      </w:pPr>
-      <w:r>
-        <w:rPr>
-          <w:b/>
-          <w:bCs/>
-          <w:sz w:val="32"/>
-          <w:szCs w:val="32"/>
-        </w:rPr>
-        <w:t>C</w:t>
-      </w:r>
-      <w:r>
-        <w:rPr>
-          <w:sz w:val="32"/>
-          <w:szCs w:val="32"/>
-        </w:rPr>
-        <w:t>ependant, ce calcul reste uniquement destiné à l’affichage.</w:t>
-      </w:r>
-    </w:p>
-    <w:p>
-      <w:pPr>
-        <w:spacing w:after="0" w:line="240" w:lineRule="auto"/>
-        <w:rPr>
-          <w:sz w:val="32"/>
-          <w:szCs w:val="32"/>
-        </w:rPr>
-      </w:pPr>
-      <w:r>
-        <w:rPr>
-          <w:sz w:val="32"/>
-          <w:szCs w:val="32"/>
-        </w:rPr>
-        <w:t>Importance de cette approche</w:t>
-      </w:r>
-    </w:p>
-    <w:p>
-      <w:pPr>
-        <w:spacing w:after="0" w:line="240" w:lineRule="auto"/>
-        <w:rPr>
-          <w:sz w:val="32"/>
-          <w:szCs w:val="32"/>
-        </w:rPr>
-      </w:pPr>
-      <w:r>
-        <w:rPr>
-          <w:b/>
-          <w:bCs/>
-          <w:sz w:val="32"/>
-          <w:szCs w:val="32"/>
-        </w:rPr>
-        <w:t>L</w:t>
-      </w:r>
-      <w:r>
-        <w:rPr>
-          <w:sz w:val="32"/>
-          <w:szCs w:val="32"/>
-        </w:rPr>
-        <w:t>e fait de réaliser les calculs dans les entités permet :</w:t>
-      </w:r>
-    </w:p>
-    <w:p>
-      <w:pPr>
-        <w:numPr>
-          <w:ilvl w:val="0"/>
-          <w:numId w:val="12"/>
-        </w:numPr>
-        <w:spacing w:after="0" w:line="240" w:lineRule="auto"/>
-        <w:rPr>
-          <w:sz w:val="32"/>
-          <w:szCs w:val="32"/>
-        </w:rPr>
-      </w:pPr>
-      <w:r>
-        <w:rPr>
-          <w:sz w:val="32"/>
-          <w:szCs w:val="32"/>
-        </w:rPr>
-        <w:t xml:space="preserve">de centraliser la logique métier </w:t>
-      </w:r>
-    </w:p>
-    <w:p>
-      <w:pPr>
-        <w:numPr>
-          <w:ilvl w:val="0"/>
-          <w:numId w:val="12"/>
-        </w:numPr>
-        <w:spacing w:after="0" w:line="240" w:lineRule="auto"/>
-        <w:rPr>
-          <w:sz w:val="32"/>
-          <w:szCs w:val="32"/>
-        </w:rPr>
-      </w:pPr>
-      <w:r>
-        <w:rPr>
-          <w:sz w:val="32"/>
-          <w:szCs w:val="32"/>
-        </w:rPr>
-        <w:t xml:space="preserve">de garantir la cohérence des données </w:t>
-      </w:r>
-    </w:p>
-    <w:p>
-      <w:pPr>
-        <w:numPr>
-          <w:ilvl w:val="0"/>
-          <w:numId w:val="12"/>
-        </w:numPr>
-        <w:spacing w:after="0" w:line="240" w:lineRule="auto"/>
-        <w:rPr>
-          <w:sz w:val="32"/>
-          <w:szCs w:val="32"/>
-        </w:rPr>
-      </w:pPr>
-      <w:r>
-        <w:rPr>
-          <w:sz w:val="32"/>
-          <w:szCs w:val="32"/>
-        </w:rPr>
-        <w:t xml:space="preserve">d’éviter la duplication du code </w:t>
-      </w:r>
-    </w:p>
-    <w:p>
-      <w:pPr>
-        <w:numPr>
-          <w:ilvl w:val="0"/>
-          <w:numId w:val="12"/>
-        </w:numPr>
-        <w:spacing w:after="0" w:line="240" w:lineRule="auto"/>
-        <w:rPr>
-          <w:sz w:val="32"/>
-          <w:szCs w:val="32"/>
-        </w:rPr>
-      </w:pPr>
-      <w:r>
-        <w:rPr>
-          <w:sz w:val="32"/>
-          <w:szCs w:val="32"/>
-        </w:rPr>
-        <w:t xml:space="preserve">de sécuriser les calculs côté serveur </w:t>
-      </w:r>
-    </w:p>
-    <w:p>
-      <w:pPr>
-        <w:spacing w:after="0" w:line="240" w:lineRule="auto"/>
-        <w:rPr>
-          <w:sz w:val="32"/>
-          <w:szCs w:val="32"/>
-        </w:rPr>
-      </w:pPr>
-      <w:r>
-        <w:rPr>
-          <w:sz w:val="32"/>
-          <w:szCs w:val="32"/>
-        </w:rPr>
-        <w:t>Les montants sont arrondis à deux décimales afin de respecter les règles de facturation.</w:t>
-      </w:r>
-    </w:p>
-    <w:p>
-      <w:pPr>
-        <w:spacing w:after="0" w:line="240" w:lineRule="auto"/>
-        <w:rPr>
-          <w:sz w:val="32"/>
-          <w:szCs w:val="32"/>
-        </w:rPr>
-      </w:pPr>
-    </w:p>
-    <w:p/>
-    <w:p/>
-    <w:p/>
-    <w:p/>
-    <w:p/>
-    <w:p/>
-    <w:p/>
+    </w:p>
     <w:p>
       <w:pPr>
         <w:pStyle w:val="Titre1"/>
       </w:pPr>
-      <w:bookmarkStart w:id="27" w:name="_Toc227845530"/>
+      <w:bookmarkStart w:id="26" w:name="_Toc227941642"/>
       <w:r>
         <w:lastRenderedPageBreak/>
         <w:t>Fonctionnement des controllers</w:t>
       </w:r>
-      <w:bookmarkEnd w:id="27"/>
+      <w:bookmarkEnd w:id="26"/>
     </w:p>
     <w:p>
       <w:pPr>
@@ -21237,7 +22907,47 @@
           <w:highlight w:val="yellow"/>
           <w:lang w:val="en-GB"/>
         </w:rPr>
-        <w:t xml:space="preserve">-&gt;setParameter("word$key", '%' . strtolower($word) . </w:t>
+        <w:t>-&gt;</w:t>
+      </w:r>
+      <w:proofErr w:type="spellStart"/>
+      <w:r>
+        <w:rPr>
+          <w:sz w:val="32"/>
+          <w:szCs w:val="32"/>
+          <w:highlight w:val="yellow"/>
+          <w:lang w:val="en-GB"/>
+        </w:rPr>
+        <w:t>setParameter</w:t>
+      </w:r>
+      <w:proofErr w:type="spellEnd"/>
+      <w:r>
+        <w:rPr>
+          <w:sz w:val="32"/>
+          <w:szCs w:val="32"/>
+          <w:highlight w:val="yellow"/>
+          <w:lang w:val="en-GB"/>
+        </w:rPr>
+        <w:t xml:space="preserve">("word$key", '%' . </w:t>
+      </w:r>
+      <w:proofErr w:type="spellStart"/>
+      <w:r>
+        <w:rPr>
+          <w:sz w:val="32"/>
+          <w:szCs w:val="32"/>
+          <w:highlight w:val="yellow"/>
+          <w:lang w:val="en-GB"/>
+        </w:rPr>
+        <w:t>strtolower</w:t>
+      </w:r>
+      <w:proofErr w:type="spellEnd"/>
+      <w:r>
+        <w:rPr>
+          <w:sz w:val="32"/>
+          <w:szCs w:val="32"/>
+          <w:highlight w:val="yellow"/>
+          <w:lang w:val="en-GB"/>
+        </w:rPr>
+        <w:t xml:space="preserve">($word) . </w:t>
       </w:r>
       <w:r>
         <w:rPr>
@@ -21321,7 +23031,25 @@
           <w:highlight w:val="yellow"/>
         </w:rPr>
         <w:br/>
-        <w:t xml:space="preserve">   -&gt;setParameter('brand', $brand);</w:t>
+        <w:t xml:space="preserve">   -&gt;</w:t>
+      </w:r>
+      <w:proofErr w:type="spellStart"/>
+      <w:r>
+        <w:rPr>
+          <w:sz w:val="32"/>
+          <w:szCs w:val="32"/>
+          <w:highlight w:val="yellow"/>
+        </w:rPr>
+        <w:t>setParameter</w:t>
+      </w:r>
+      <w:proofErr w:type="spellEnd"/>
+      <w:r>
+        <w:rPr>
+          <w:sz w:val="32"/>
+          <w:szCs w:val="32"/>
+          <w:highlight w:val="yellow"/>
+        </w:rPr>
+        <w:t>('brand', $brand);</w:t>
       </w:r>
     </w:p>
     <w:p>
@@ -21386,7 +23114,25 @@
           <w:highlight w:val="yellow"/>
         </w:rPr>
         <w:br/>
-        <w:t xml:space="preserve">    -&gt;addOrderBy('p.brand', 'ASC');</w:t>
+        <w:t xml:space="preserve">    -&gt;</w:t>
+      </w:r>
+      <w:proofErr w:type="spellStart"/>
+      <w:r>
+        <w:rPr>
+          <w:sz w:val="32"/>
+          <w:szCs w:val="32"/>
+          <w:highlight w:val="yellow"/>
+        </w:rPr>
+        <w:t>addOrderBy</w:t>
+      </w:r>
+      <w:proofErr w:type="spellEnd"/>
+      <w:r>
+        <w:rPr>
+          <w:sz w:val="32"/>
+          <w:szCs w:val="32"/>
+          <w:highlight w:val="yellow"/>
+        </w:rPr>
+        <w:t>('p.brand', 'ASC');</w:t>
       </w:r>
     </w:p>
     <w:p>
@@ -21421,6 +23167,218 @@
           <w:szCs w:val="32"/>
         </w:rPr>
       </w:pPr>
+    </w:p>
+    <w:p>
+      <w:pPr>
+        <w:pStyle w:val="Titre1"/>
+      </w:pPr>
+      <w:bookmarkStart w:id="27" w:name="_Toc227941643"/>
+      <w:r>
+        <w:t>Génération d’un PDF de la facture</w:t>
+      </w:r>
+      <w:bookmarkEnd w:id="27"/>
+    </w:p>
+    <w:p>
+      <w:pPr>
+        <w:ind w:firstLine="567"/>
+        <w:rPr>
+          <w:sz w:val="32"/>
+          <w:szCs w:val="32"/>
+        </w:rPr>
+      </w:pPr>
+      <w:r>
+        <w:rPr>
+          <w:sz w:val="32"/>
+          <w:szCs w:val="32"/>
+        </w:rPr>
+        <w:t xml:space="preserve">L’utilisation de </w:t>
+      </w:r>
+      <w:proofErr w:type="spellStart"/>
+      <w:r>
+        <w:rPr>
+          <w:b/>
+          <w:bCs/>
+          <w:sz w:val="32"/>
+          <w:szCs w:val="32"/>
+        </w:rPr>
+        <w:t>Gotenberg</w:t>
+      </w:r>
+      <w:proofErr w:type="spellEnd"/>
+      <w:r>
+        <w:rPr>
+          <w:sz w:val="32"/>
+          <w:szCs w:val="32"/>
+        </w:rPr>
+        <w:t xml:space="preserve"> permet de générer les factures PDF côté serveur à partir d’un </w:t>
+      </w:r>
+      <w:r>
+        <w:rPr>
+          <w:sz w:val="32"/>
+          <w:szCs w:val="32"/>
+        </w:rPr>
+        <w:t>Template</w:t>
+      </w:r>
+      <w:r>
+        <w:rPr>
+          <w:sz w:val="32"/>
+          <w:szCs w:val="32"/>
+        </w:rPr>
+        <w:t xml:space="preserve"> HTML/Twig. Contrairement à l’impression navigateur, cette solution garantit un rendu maîtrisé, sans dépendre des paramètres d’impression de l’utilisateur.</w:t>
+      </w:r>
+    </w:p>
+    <w:p>
+      <w:pPr>
+        <w:ind w:firstLine="567"/>
+      </w:pPr>
+      <w:r>
+        <w:rPr>
+          <w:b/>
+          <w:bCs/>
+          <w:sz w:val="32"/>
+          <w:szCs w:val="32"/>
+        </w:rPr>
+        <w:t>Gotemberg</w:t>
+      </w:r>
+      <w:r>
+        <w:rPr>
+          <w:sz w:val="32"/>
+          <w:szCs w:val="32"/>
+        </w:rPr>
+        <w:t xml:space="preserve"> est une API (</w:t>
+      </w:r>
+      <w:r>
+        <w:rPr>
+          <w:sz w:val="32"/>
+          <w:szCs w:val="32"/>
+        </w:rPr>
+        <w:t>Une API permet à une application de demander un service à une autre application.</w:t>
+      </w:r>
+      <w:r>
+        <w:rPr>
+          <w:sz w:val="32"/>
+          <w:szCs w:val="32"/>
+        </w:rPr>
+        <w:t>) Dans cette application, Symfony demande a Gotemberg de lui générer un PDF.</w:t>
+      </w:r>
+      <w:r>
+        <w:t xml:space="preserve"> </w:t>
+      </w:r>
+    </w:p>
+    <w:p>
+      <w:pPr>
+        <w:rPr>
+          <w:b/>
+          <w:bCs/>
+          <w:sz w:val="32"/>
+          <w:szCs w:val="32"/>
+        </w:rPr>
+      </w:pPr>
+      <w:r>
+        <w:rPr>
+          <w:b/>
+          <w:bCs/>
+          <w:sz w:val="32"/>
+          <w:szCs w:val="32"/>
+        </w:rPr>
+        <w:t xml:space="preserve">SensioLabs </w:t>
+      </w:r>
+      <w:proofErr w:type="spellStart"/>
+      <w:r>
+        <w:rPr>
+          <w:b/>
+          <w:bCs/>
+          <w:sz w:val="32"/>
+          <w:szCs w:val="32"/>
+        </w:rPr>
+        <w:t>GotenbergBundle</w:t>
+      </w:r>
+      <w:proofErr w:type="spellEnd"/>
+    </w:p>
+    <w:p>
+      <w:pPr>
+        <w:rPr>
+          <w:sz w:val="32"/>
+          <w:szCs w:val="32"/>
+        </w:rPr>
+      </w:pPr>
+      <w:r>
+        <w:rPr>
+          <w:sz w:val="32"/>
+          <w:szCs w:val="32"/>
+        </w:rPr>
+        <w:t>Cet API, s’installe via Composer dans le terminal de VSC</w:t>
+      </w:r>
+    </w:p>
+    <w:p>
+      <w:pPr>
+        <w:pBdr>
+          <w:top w:val="single" w:sz="4" w:space="1" w:color="auto"/>
+          <w:left w:val="single" w:sz="4" w:space="4" w:color="auto"/>
+          <w:bottom w:val="single" w:sz="4" w:space="1" w:color="auto"/>
+          <w:right w:val="single" w:sz="4" w:space="4" w:color="auto"/>
+        </w:pBdr>
+        <w:ind w:firstLine="567"/>
+        <w:rPr>
+          <w:b/>
+          <w:bCs/>
+          <w:sz w:val="32"/>
+          <w:szCs w:val="32"/>
+        </w:rPr>
+      </w:pPr>
+      <w:r>
+        <w:rPr>
+          <w:b/>
+          <w:bCs/>
+          <w:sz w:val="32"/>
+          <w:szCs w:val="32"/>
+          <w:highlight w:val="yellow"/>
+        </w:rPr>
+        <w:t xml:space="preserve">composer require </w:t>
+      </w:r>
+      <w:proofErr w:type="spellStart"/>
+      <w:r>
+        <w:rPr>
+          <w:b/>
+          <w:bCs/>
+          <w:sz w:val="32"/>
+          <w:szCs w:val="32"/>
+          <w:highlight w:val="yellow"/>
+        </w:rPr>
+        <w:t>gotenberg</w:t>
+      </w:r>
+      <w:proofErr w:type="spellEnd"/>
+      <w:r>
+        <w:rPr>
+          <w:b/>
+          <w:bCs/>
+          <w:sz w:val="32"/>
+          <w:szCs w:val="32"/>
+          <w:highlight w:val="yellow"/>
+        </w:rPr>
+        <w:t>/</w:t>
+      </w:r>
+      <w:proofErr w:type="spellStart"/>
+      <w:r>
+        <w:rPr>
+          <w:b/>
+          <w:bCs/>
+          <w:sz w:val="32"/>
+          <w:szCs w:val="32"/>
+          <w:highlight w:val="yellow"/>
+        </w:rPr>
+        <w:t>gotenberg</w:t>
+      </w:r>
+      <w:proofErr w:type="spellEnd"/>
+      <w:r>
+        <w:rPr>
+          <w:b/>
+          <w:bCs/>
+          <w:sz w:val="32"/>
+          <w:szCs w:val="32"/>
+          <w:highlight w:val="yellow"/>
+        </w:rPr>
+        <w:t>-php</w:t>
+      </w:r>
     </w:p>
     <w:p>
       <w:pPr>
@@ -21432,7 +23390,6 @@
     </w:p>
     <w:p>
       <w:pPr>
-        <w:jc w:val="center"/>
         <w:rPr>
           <w:sz w:val="40"/>
           <w:szCs w:val="40"/>
@@ -21441,7 +23398,6 @@
     </w:p>
     <w:p>
       <w:pPr>
-        <w:jc w:val="center"/>
         <w:rPr>
           <w:sz w:val="40"/>
           <w:szCs w:val="40"/>
@@ -21450,7 +23406,6 @@
     </w:p>
     <w:p>
       <w:pPr>
-        <w:jc w:val="center"/>
         <w:rPr>
           <w:sz w:val="40"/>
           <w:szCs w:val="40"/>
@@ -21459,241 +23414,165 @@
     </w:p>
     <w:p>
       <w:pPr>
-        <w:jc w:val="center"/>
-        <w:rPr>
-          <w:sz w:val="40"/>
-          <w:szCs w:val="40"/>
-        </w:rPr>
-      </w:pPr>
-    </w:p>
-    <w:p>
-      <w:pPr>
-        <w:jc w:val="center"/>
-        <w:rPr>
-          <w:sz w:val="40"/>
-          <w:szCs w:val="40"/>
-        </w:rPr>
-      </w:pPr>
-    </w:p>
-    <w:p>
-      <w:pPr>
-        <w:jc w:val="center"/>
-        <w:rPr>
-          <w:sz w:val="40"/>
-          <w:szCs w:val="40"/>
-        </w:rPr>
-      </w:pPr>
-    </w:p>
-    <w:p>
-      <w:pPr>
-        <w:jc w:val="center"/>
-        <w:rPr>
-          <w:sz w:val="40"/>
-          <w:szCs w:val="40"/>
-        </w:rPr>
-      </w:pPr>
-    </w:p>
-    <w:p>
-      <w:pPr>
-        <w:jc w:val="center"/>
-        <w:rPr>
-          <w:sz w:val="40"/>
-          <w:szCs w:val="40"/>
-        </w:rPr>
-      </w:pPr>
-    </w:p>
-    <w:p>
-      <w:pPr>
-        <w:jc w:val="center"/>
-        <w:rPr>
-          <w:sz w:val="40"/>
-          <w:szCs w:val="40"/>
-        </w:rPr>
-      </w:pPr>
-    </w:p>
-    <w:p>
-      <w:pPr>
         <w:pStyle w:val="Titre1"/>
         <w:jc w:val="center"/>
       </w:pPr>
+      <w:bookmarkStart w:id="28" w:name="_Toc227941644"/>
+      <w:r>
+        <w:t>Conclusion</w:t>
+      </w:r>
+      <w:bookmarkEnd w:id="28"/>
+    </w:p>
+    <w:p/>
+    <w:p>
+      <w:pPr>
+        <w:ind w:firstLine="567"/>
+        <w:rPr>
+          <w:sz w:val="32"/>
+          <w:szCs w:val="32"/>
+        </w:rPr>
+      </w:pPr>
+      <w:r>
+        <w:rPr>
+          <w:b/>
+          <w:bCs/>
+          <w:sz w:val="32"/>
+          <w:szCs w:val="32"/>
+        </w:rPr>
+        <w:t>C</w:t>
+      </w:r>
+      <w:r>
+        <w:rPr>
+          <w:sz w:val="32"/>
+          <w:szCs w:val="32"/>
+        </w:rPr>
+        <w:t xml:space="preserve">e projet m’a permis de mettre en pratique mes compétences en développement web avec le </w:t>
+      </w:r>
+      <w:r>
+        <w:rPr>
+          <w:sz w:val="32"/>
+          <w:szCs w:val="32"/>
+        </w:rPr>
+        <w:t>Framework</w:t>
+      </w:r>
+      <w:r>
+        <w:rPr>
+          <w:sz w:val="32"/>
+          <w:szCs w:val="32"/>
+        </w:rPr>
+        <w:t xml:space="preserve"> Symfony. J’ai pu travailler sur la gestion des données, la sécurité, ainsi que la mise en place d’une interface utilisateur. Ce projet m’a également permis de mieux comprendre l’architecture MVC et l’importance de la structuration du code. Enfin, j’ai pu améliorer mes compétences en base de données et en optimisation des performances.</w:t>
+      </w:r>
+    </w:p>
+    <w:p>
+      <w:pPr>
+        <w:rPr>
+          <w:sz w:val="32"/>
+          <w:szCs w:val="32"/>
+        </w:rPr>
+      </w:pPr>
+    </w:p>
+    <w:p>
+      <w:pPr>
+        <w:rPr>
+          <w:sz w:val="32"/>
+          <w:szCs w:val="32"/>
+        </w:rPr>
+      </w:pPr>
+    </w:p>
+    <w:p>
+      <w:pPr>
+        <w:rPr>
+          <w:sz w:val="32"/>
+          <w:szCs w:val="32"/>
+        </w:rPr>
+      </w:pPr>
+    </w:p>
+    <w:p>
+      <w:pPr>
+        <w:rPr>
+          <w:sz w:val="32"/>
+          <w:szCs w:val="32"/>
+        </w:rPr>
+      </w:pPr>
+    </w:p>
+    <w:p>
+      <w:pPr>
+        <w:rPr>
+          <w:sz w:val="32"/>
+          <w:szCs w:val="32"/>
+        </w:rPr>
+      </w:pPr>
+    </w:p>
+    <w:p>
+      <w:pPr>
+        <w:rPr>
+          <w:sz w:val="32"/>
+          <w:szCs w:val="32"/>
+        </w:rPr>
+      </w:pPr>
+    </w:p>
+    <w:p>
+      <w:pPr>
+        <w:rPr>
+          <w:sz w:val="32"/>
+          <w:szCs w:val="32"/>
+        </w:rPr>
+      </w:pPr>
+    </w:p>
+    <w:p>
+      <w:pPr>
+        <w:rPr>
+          <w:sz w:val="32"/>
+          <w:szCs w:val="32"/>
+        </w:rPr>
+      </w:pPr>
+    </w:p>
+    <w:p>
+      <w:pPr>
+        <w:rPr>
+          <w:sz w:val="32"/>
+          <w:szCs w:val="32"/>
+        </w:rPr>
+      </w:pPr>
+    </w:p>
+    <w:p>
+      <w:pPr>
+        <w:rPr>
+          <w:sz w:val="32"/>
+          <w:szCs w:val="32"/>
+        </w:rPr>
+      </w:pPr>
+    </w:p>
+    <w:p>
+      <w:pPr>
+        <w:rPr>
+          <w:sz w:val="32"/>
+          <w:szCs w:val="32"/>
+        </w:rPr>
+      </w:pPr>
+    </w:p>
+    <w:p>
+      <w:pPr>
+        <w:rPr>
+          <w:sz w:val="32"/>
+          <w:szCs w:val="32"/>
+        </w:rPr>
+      </w:pPr>
+    </w:p>
+    <w:p>
+      <w:pPr>
+        <w:rPr>
+          <w:sz w:val="32"/>
+          <w:szCs w:val="32"/>
+        </w:rPr>
+      </w:pPr>
     </w:p>
     <w:p>
       <w:pPr>
         <w:pStyle w:val="Titre1"/>
         <w:jc w:val="center"/>
       </w:pPr>
-      <w:bookmarkStart w:id="28" w:name="_Toc227845531"/>
-      <w:r>
-        <w:t>Conclusion</w:t>
-      </w:r>
-      <w:bookmarkEnd w:id="28"/>
-    </w:p>
-    <w:p/>
-    <w:p>
-      <w:pPr>
-        <w:ind w:firstLine="567"/>
-        <w:rPr>
-          <w:sz w:val="32"/>
-          <w:szCs w:val="32"/>
-        </w:rPr>
-      </w:pPr>
-      <w:r>
-        <w:rPr>
-          <w:b/>
-          <w:bCs/>
-          <w:sz w:val="32"/>
-          <w:szCs w:val="32"/>
-        </w:rPr>
-        <w:t>C</w:t>
-      </w:r>
-      <w:r>
-        <w:rPr>
-          <w:sz w:val="32"/>
-          <w:szCs w:val="32"/>
-        </w:rPr>
-        <w:t xml:space="preserve">e projet m’a permis de mettre en pratique mes compétences en développement web avec le </w:t>
-      </w:r>
-      <w:r>
-        <w:rPr>
-          <w:sz w:val="32"/>
-          <w:szCs w:val="32"/>
-        </w:rPr>
-        <w:t>Framework</w:t>
-      </w:r>
-      <w:r>
-        <w:rPr>
-          <w:sz w:val="32"/>
-          <w:szCs w:val="32"/>
-        </w:rPr>
-        <w:t xml:space="preserve"> Symfony. J’ai pu travailler sur la gestion des données, la sécurité, ainsi que la mise en place d’une interface utilisateur. Ce projet m’a également permis de mieux comprendre l’architecture MVC et l’importance de la structuration du code. Enfin, j’ai pu améliorer mes compétences en base de données et en optimisation des performances.</w:t>
-      </w:r>
-    </w:p>
-    <w:p>
-      <w:pPr>
-        <w:rPr>
-          <w:sz w:val="32"/>
-          <w:szCs w:val="32"/>
-        </w:rPr>
-      </w:pPr>
-    </w:p>
-    <w:p>
-      <w:pPr>
-        <w:rPr>
-          <w:sz w:val="32"/>
-          <w:szCs w:val="32"/>
-        </w:rPr>
-      </w:pPr>
-    </w:p>
-    <w:p>
-      <w:pPr>
-        <w:rPr>
-          <w:sz w:val="32"/>
-          <w:szCs w:val="32"/>
-        </w:rPr>
-      </w:pPr>
-    </w:p>
-    <w:p>
-      <w:pPr>
-        <w:rPr>
-          <w:sz w:val="32"/>
-          <w:szCs w:val="32"/>
-        </w:rPr>
-      </w:pPr>
-    </w:p>
-    <w:p>
-      <w:pPr>
-        <w:rPr>
-          <w:sz w:val="32"/>
-          <w:szCs w:val="32"/>
-        </w:rPr>
-      </w:pPr>
-    </w:p>
-    <w:p>
-      <w:pPr>
-        <w:rPr>
-          <w:sz w:val="32"/>
-          <w:szCs w:val="32"/>
-        </w:rPr>
-      </w:pPr>
-    </w:p>
-    <w:p>
-      <w:pPr>
-        <w:rPr>
-          <w:sz w:val="32"/>
-          <w:szCs w:val="32"/>
-        </w:rPr>
-      </w:pPr>
-    </w:p>
-    <w:p>
-      <w:pPr>
-        <w:rPr>
-          <w:sz w:val="32"/>
-          <w:szCs w:val="32"/>
-        </w:rPr>
-      </w:pPr>
-    </w:p>
-    <w:p>
-      <w:pPr>
-        <w:rPr>
-          <w:sz w:val="32"/>
-          <w:szCs w:val="32"/>
-        </w:rPr>
-      </w:pPr>
-    </w:p>
-    <w:p>
-      <w:pPr>
-        <w:rPr>
-          <w:sz w:val="32"/>
-          <w:szCs w:val="32"/>
-        </w:rPr>
-      </w:pPr>
-    </w:p>
-    <w:p>
-      <w:pPr>
-        <w:rPr>
-          <w:sz w:val="32"/>
-          <w:szCs w:val="32"/>
-        </w:rPr>
-      </w:pPr>
-    </w:p>
-    <w:p>
-      <w:pPr>
-        <w:rPr>
-          <w:sz w:val="32"/>
-          <w:szCs w:val="32"/>
-        </w:rPr>
-      </w:pPr>
-    </w:p>
-    <w:p>
-      <w:pPr>
-        <w:rPr>
-          <w:sz w:val="32"/>
-          <w:szCs w:val="32"/>
-        </w:rPr>
-      </w:pPr>
-    </w:p>
-    <w:p>
-      <w:pPr>
-        <w:rPr>
-          <w:sz w:val="32"/>
-          <w:szCs w:val="32"/>
-        </w:rPr>
-      </w:pPr>
-    </w:p>
-    <w:p>
-      <w:pPr>
-        <w:rPr>
-          <w:sz w:val="32"/>
-          <w:szCs w:val="32"/>
-        </w:rPr>
-      </w:pPr>
-    </w:p>
-    <w:p>
-      <w:pPr>
-        <w:pStyle w:val="Titre1"/>
-        <w:jc w:val="center"/>
-      </w:pPr>
-      <w:bookmarkStart w:id="29" w:name="_Toc227845532"/>
+      <w:bookmarkStart w:id="29" w:name="_Toc227941645"/>
       <w:r>
         <w:lastRenderedPageBreak/>
         <w:t>Glossaire technique</w:t>
@@ -21761,7 +23640,15 @@
         <w:t>Twig</w:t>
       </w:r>
       <w:r>
-        <w:t xml:space="preserve"> : moteur de template utilisé pour l’affichage </w:t>
+        <w:t xml:space="preserve"> : moteur de </w:t>
+      </w:r>
+      <w:proofErr w:type="spellStart"/>
+      <w:r>
+        <w:t>template</w:t>
+      </w:r>
+      <w:proofErr w:type="spellEnd"/>
+      <w:r>
+        <w:t xml:space="preserve"> utilisé pour l’affichage </w:t>
       </w:r>
     </w:p>
     <w:p/>
@@ -21779,7 +23666,7 @@
     </w:p>
     <w:p/>
     <w:sectPr>
-      <w:footerReference w:type="default" r:id="rId30"/>
+      <w:footerReference w:type="default" r:id="rId29"/>
       <w:pgSz w:w="11906" w:h="16838"/>
       <w:pgMar w:top="284" w:right="1417" w:bottom="709" w:left="1418" w:header="708" w:footer="708" w:gutter="0"/>
       <w:cols w:space="708"/>
@@ -25260,6 +27147,36 @@
       <w:u w:val="single"/>
     </w:rPr>
   </w:style>
+  <w:style w:type="paragraph" w:styleId="NormalWeb">
+    <w:name w:val="Normal (Web)"/>
+    <w:basedOn w:val="Normal"/>
+    <w:uiPriority w:val="99"/>
+    <w:semiHidden/>
+    <w:unhideWhenUsed/>
+    <w:rsid w:val="002B0E4A"/>
+    <w:pPr>
+      <w:spacing w:before="100" w:beforeAutospacing="1" w:after="100" w:afterAutospacing="1" w:line="240" w:lineRule="auto"/>
+    </w:pPr>
+    <w:rPr>
+      <w:rFonts w:ascii="Times New Roman" w:eastAsia="Times New Roman" w:hAnsi="Times New Roman" w:cs="Times New Roman"/>
+      <w:kern w:val="0"/>
+      <w:lang w:eastAsia="fr-FR"/>
+      <w14:ligatures w14:val="none"/>
+    </w:rPr>
+  </w:style>
+  <w:style w:type="character" w:styleId="CodeHTML">
+    <w:name w:val="HTML Code"/>
+    <w:basedOn w:val="Policepardfaut"/>
+    <w:uiPriority w:val="99"/>
+    <w:semiHidden/>
+    <w:unhideWhenUsed/>
+    <w:rsid w:val="002B0E4A"/>
+    <w:rPr>
+      <w:rFonts w:ascii="Courier New" w:eastAsia="Times New Roman" w:hAnsi="Courier New" w:cs="Courier New"/>
+      <w:sz w:val="20"/>
+      <w:szCs w:val="20"/>
+    </w:rPr>
+  </w:style>
 </w:styles>
 </file>
 

--- a/documentation/dossier minifacturier.docx
+++ b/documentation/dossier minifacturier.docx
@@ -2855,23 +2855,7 @@
           <w:sz w:val="32"/>
           <w:szCs w:val="32"/>
         </w:rPr>
-        <w:t>e développement de l’application a été effectué avec l’éditeur de code Visual Studio Code, offrant des fonctionnalités telles que la coloration syntaxique, l’</w:t>
-      </w:r>
-      <w:proofErr w:type="spellStart"/>
-      <w:r>
-        <w:rPr>
-          <w:sz w:val="32"/>
-          <w:szCs w:val="32"/>
-        </w:rPr>
-        <w:t>auto-complétion</w:t>
-      </w:r>
-      <w:proofErr w:type="spellEnd"/>
-      <w:r>
-        <w:rPr>
-          <w:sz w:val="32"/>
-          <w:szCs w:val="32"/>
-        </w:rPr>
-        <w:t xml:space="preserve"> et la gestion des extensions, facilitant ainsi la productivité et la lisibilité du code.</w:t>
+        <w:t>e développement de l’application a été effectué avec l’éditeur de code Visual Studio Code, offrant des fonctionnalités telles que la coloration syntaxique, l’auto-complétion et la gestion des extensions, facilitant ainsi la productivité et la lisibilité du code.</w:t>
       </w:r>
     </w:p>
     <w:p>
@@ -2896,23 +2880,7 @@
           <w:sz w:val="32"/>
           <w:szCs w:val="32"/>
         </w:rPr>
-        <w:t xml:space="preserve">a base de données est gérée avec MySQL, et son administration est assurée par l’outil </w:t>
-      </w:r>
-      <w:proofErr w:type="spellStart"/>
-      <w:r>
-        <w:rPr>
-          <w:sz w:val="32"/>
-          <w:szCs w:val="32"/>
-        </w:rPr>
-        <w:t>HeidiSQL</w:t>
-      </w:r>
-      <w:proofErr w:type="spellEnd"/>
-      <w:r>
-        <w:rPr>
-          <w:sz w:val="32"/>
-          <w:szCs w:val="32"/>
-        </w:rPr>
-        <w:t>, intégré à l’environnement Laragon.</w:t>
+        <w:t>a base de données est gérée avec MySQL, et son administration est assurée par l’outil HeidiSQL, intégré à l’environnement Laragon.</w:t>
       </w:r>
     </w:p>
     <w:p>
@@ -2942,13 +2910,31 @@
     </w:p>
     <w:p>
       <w:pPr>
-        <w:rPr>
-          <w:b/>
-          <w:bCs/>
-          <w:sz w:val="32"/>
-          <w:szCs w:val="32"/>
-        </w:rPr>
-      </w:pPr>
+        <w:ind w:firstLine="567"/>
+        <w:rPr>
+          <w:sz w:val="32"/>
+          <w:szCs w:val="32"/>
+        </w:rPr>
+      </w:pPr>
+    </w:p>
+    <w:p>
+      <w:pPr>
+        <w:rPr>
+          <w:b/>
+          <w:bCs/>
+          <w:sz w:val="32"/>
+          <w:szCs w:val="32"/>
+        </w:rPr>
+      </w:pPr>
+      <w:r>
+        <w:rPr>
+          <w:b/>
+          <w:bCs/>
+          <w:sz w:val="32"/>
+          <w:szCs w:val="32"/>
+        </w:rPr>
+        <w:t>Docker, WSL</w:t>
+      </w:r>
     </w:p>
     <w:p>
       <w:pPr>
@@ -3091,7 +3077,6 @@
         </w:rPr>
         <w:t xml:space="preserve">e </w:t>
       </w:r>
-      <w:proofErr w:type="spellStart"/>
       <w:r>
         <w:rPr>
           <w:b/>
@@ -3101,7 +3086,6 @@
         </w:rPr>
         <w:t>framework</w:t>
       </w:r>
-      <w:proofErr w:type="spellEnd"/>
       <w:r>
         <w:rPr>
           <w:sz w:val="32"/>
@@ -3148,14 +3132,7 @@
           <w:sz w:val="32"/>
           <w:szCs w:val="32"/>
         </w:rPr>
-        <w:t xml:space="preserve">e moteur de </w:t>
-      </w:r>
-      <w:r>
-        <w:rPr>
-          <w:sz w:val="32"/>
-          <w:szCs w:val="32"/>
-        </w:rPr>
-        <w:t>Templates</w:t>
+        <w:t>e moteur de Templates</w:t>
       </w:r>
       <w:r>
         <w:rPr>
@@ -3346,16 +3323,7 @@
           <w:sz w:val="32"/>
           <w:szCs w:val="32"/>
         </w:rPr>
-        <w:t>Templates</w:t>
-      </w:r>
-      <w:r>
-        <w:rPr>
-          <w:b/>
-          <w:bCs/>
-          <w:sz w:val="32"/>
-          <w:szCs w:val="32"/>
-        </w:rPr>
-        <w:t xml:space="preserve"> HTML</w:t>
+        <w:t>Templates HTML</w:t>
       </w:r>
       <w:r>
         <w:rPr>
@@ -3579,19 +3547,8 @@
           <w:szCs w:val="32"/>
         </w:rPr>
         <w:lastRenderedPageBreak/>
-        <w:t xml:space="preserve">Le workflow de l’application </w:t>
-      </w:r>
-      <w:proofErr w:type="spellStart"/>
-      <w:r>
-        <w:rPr>
-          <w:b/>
-          <w:bCs/>
-          <w:sz w:val="32"/>
-          <w:szCs w:val="32"/>
-        </w:rPr>
-        <w:t>Mini-Facturier</w:t>
-      </w:r>
-      <w:proofErr w:type="spellEnd"/>
+        <w:t>Le workflow de l’application Mini-Facturier</w:t>
+      </w:r>
     </w:p>
     <w:p>
       <w:pPr>
@@ -4061,86 +4018,6 @@
     <w:p>
       <w:pPr>
         <w:rPr>
-          <w:sz w:val="32"/>
-          <w:szCs w:val="32"/>
-        </w:rPr>
-      </w:pPr>
-    </w:p>
-    <w:p>
-      <w:pPr>
-        <w:rPr>
-          <w:sz w:val="32"/>
-          <w:szCs w:val="32"/>
-        </w:rPr>
-      </w:pPr>
-    </w:p>
-    <w:p>
-      <w:pPr>
-        <w:rPr>
-          <w:sz w:val="32"/>
-          <w:szCs w:val="32"/>
-        </w:rPr>
-      </w:pPr>
-    </w:p>
-    <w:p>
-      <w:pPr>
-        <w:rPr>
-          <w:sz w:val="32"/>
-          <w:szCs w:val="32"/>
-        </w:rPr>
-      </w:pPr>
-    </w:p>
-    <w:p>
-      <w:pPr>
-        <w:rPr>
-          <w:sz w:val="32"/>
-          <w:szCs w:val="32"/>
-        </w:rPr>
-      </w:pPr>
-    </w:p>
-    <w:p>
-      <w:pPr>
-        <w:rPr>
-          <w:sz w:val="32"/>
-          <w:szCs w:val="32"/>
-        </w:rPr>
-      </w:pPr>
-    </w:p>
-    <w:p>
-      <w:pPr>
-        <w:rPr>
-          <w:sz w:val="32"/>
-          <w:szCs w:val="32"/>
-        </w:rPr>
-      </w:pPr>
-    </w:p>
-    <w:p>
-      <w:pPr>
-        <w:rPr>
-          <w:sz w:val="32"/>
-          <w:szCs w:val="32"/>
-        </w:rPr>
-      </w:pPr>
-    </w:p>
-    <w:p>
-      <w:pPr>
-        <w:rPr>
-          <w:sz w:val="32"/>
-          <w:szCs w:val="32"/>
-        </w:rPr>
-      </w:pPr>
-    </w:p>
-    <w:p>
-      <w:pPr>
-        <w:rPr>
-          <w:sz w:val="32"/>
-          <w:szCs w:val="32"/>
-        </w:rPr>
-      </w:pPr>
-    </w:p>
-    <w:p>
-      <w:pPr>
-        <w:rPr>
           <w:b/>
           <w:bCs/>
           <w:sz w:val="32"/>
@@ -4360,10 +4237,81 @@
       </w:pPr>
       <w:bookmarkStart w:id="6" w:name="_Toc227941622"/>
       <w:r>
+        <w:t>Modèle Physique de Données (MPD)</w:t>
+      </w:r>
+      <w:bookmarkEnd w:id="6"/>
+    </w:p>
+    <w:p>
+      <w:pPr>
+        <w:ind w:firstLine="567"/>
+        <w:rPr>
+          <w:sz w:val="32"/>
+          <w:szCs w:val="32"/>
+        </w:rPr>
+      </w:pPr>
+      <w:r>
+        <w:rPr>
+          <w:b/>
+          <w:bCs/>
+          <w:sz w:val="32"/>
+          <w:szCs w:val="32"/>
+        </w:rPr>
+        <w:t>L</w:t>
+      </w:r>
+      <w:r>
+        <w:rPr>
+          <w:sz w:val="32"/>
+          <w:szCs w:val="32"/>
+        </w:rPr>
+        <w:t xml:space="preserve">e MPD correspond à la traduction du MCD en tables relationnelles, directement implémentées dans la base de données </w:t>
+      </w:r>
+      <w:r>
+        <w:rPr>
+          <w:sz w:val="32"/>
+          <w:szCs w:val="32"/>
+        </w:rPr>
+        <w:t>HeidiSql</w:t>
+      </w:r>
+      <w:r>
+        <w:rPr>
+          <w:sz w:val="32"/>
+          <w:szCs w:val="32"/>
+        </w:rPr>
+        <w:t>.</w:t>
+      </w:r>
+    </w:p>
+    <w:p>
+      <w:pPr>
+        <w:ind w:firstLine="567"/>
+        <w:rPr>
+          <w:sz w:val="32"/>
+          <w:szCs w:val="32"/>
+        </w:rPr>
+      </w:pPr>
+      <w:r>
+        <w:rPr>
+          <w:b/>
+          <w:bCs/>
+          <w:sz w:val="32"/>
+          <w:szCs w:val="32"/>
+        </w:rPr>
+        <w:t>C</w:t>
+      </w:r>
+      <w:r>
+        <w:rPr>
+          <w:sz w:val="32"/>
+          <w:szCs w:val="32"/>
+        </w:rPr>
+        <w:t xml:space="preserve">haque entité du MCD a été transformée en table, avec la définition de clés primaires pour identifier de manière unique </w:t>
+      </w:r>
+      <w:r>
+        <w:rPr>
+          <w:sz w:val="32"/>
+          <w:szCs w:val="32"/>
+        </w:rPr>
         <w:lastRenderedPageBreak/>
-        <w:t>Modèle Physique de Données (MPD)</w:t>
-      </w:r>
-      <w:bookmarkEnd w:id="6"/>
+        <w:t>chaque enregistrement. Les relations entre les tables sont assurées par des clés étrangères, garantissant l’intégrité référentielle.</w:t>
+      </w:r>
     </w:p>
     <w:p>
       <w:pPr>
@@ -4380,6 +4328,31 @@
           <w:sz w:val="32"/>
           <w:szCs w:val="32"/>
         </w:rPr>
+        <w:t>D</w:t>
+      </w:r>
+      <w:r>
+        <w:rPr>
+          <w:sz w:val="32"/>
+          <w:szCs w:val="32"/>
+        </w:rPr>
+        <w:t>es contraintes ont été ajoutées afin de sécuriser les données, telles que l’unicité de certains champs (comme l’email utilisateur ou le numéro de facture), ainsi que des contraintes de non-nullité pour les données obligatoires.</w:t>
+      </w:r>
+    </w:p>
+    <w:p>
+      <w:pPr>
+        <w:ind w:firstLine="567"/>
+        <w:rPr>
+          <w:sz w:val="32"/>
+          <w:szCs w:val="32"/>
+        </w:rPr>
+      </w:pPr>
+      <w:r>
+        <w:rPr>
+          <w:b/>
+          <w:bCs/>
+          <w:sz w:val="32"/>
+          <w:szCs w:val="32"/>
+        </w:rPr>
         <w:t>L</w:t>
       </w:r>
       <w:r>
@@ -4387,21 +4360,7 @@
           <w:sz w:val="32"/>
           <w:szCs w:val="32"/>
         </w:rPr>
-        <w:t xml:space="preserve">e MPD correspond à la traduction du MCD en tables relationnelles, directement implémentées dans la base de données </w:t>
-      </w:r>
-      <w:r>
-        <w:rPr>
-          <w:sz w:val="32"/>
-          <w:szCs w:val="32"/>
-        </w:rPr>
-        <w:t>HeidiSql</w:t>
-      </w:r>
-      <w:r>
-        <w:rPr>
-          <w:sz w:val="32"/>
-          <w:szCs w:val="32"/>
-        </w:rPr>
-        <w:t>.</w:t>
+        <w:t>a table des lignes de facture joue un rôle central dans le modèle, permettant de relier les factures aux produits tout en conservant les informations au moment de la vente (nom du produit, prix, TVA), ce qui garantit la cohérence des données même en cas de modification du catalogue.</w:t>
       </w:r>
     </w:p>
     <w:p>
@@ -4426,7 +4385,7 @@
           <w:sz w:val="32"/>
           <w:szCs w:val="32"/>
         </w:rPr>
-        <w:t>haque entité du MCD a été transformée en table, avec la définition de clés primaires pour identifier de manière unique chaque enregistrement. Les relations entre les tables sont assurées par des clés étrangères, garantissant l’intégrité référentielle.</w:t>
+        <w:t>ette modélisation assure une base de données robuste, cohérente et adaptée aux besoins fonctionnels de l’application</w:t>
       </w:r>
     </w:p>
     <w:p>
@@ -4437,38 +4396,6 @@
           <w:szCs w:val="32"/>
         </w:rPr>
       </w:pPr>
-      <w:r>
-        <w:rPr>
-          <w:b/>
-          <w:bCs/>
-          <w:sz w:val="32"/>
-          <w:szCs w:val="32"/>
-        </w:rPr>
-        <w:t>D</w:t>
-      </w:r>
-      <w:r>
-        <w:rPr>
-          <w:sz w:val="32"/>
-          <w:szCs w:val="32"/>
-        </w:rPr>
-        <w:t xml:space="preserve">es contraintes ont été ajoutées afin de sécuriser les données, telles que l’unicité de certains champs (comme </w:t>
-      </w:r>
-      <w:proofErr w:type="gramStart"/>
-      <w:r>
-        <w:rPr>
-          <w:sz w:val="32"/>
-          <w:szCs w:val="32"/>
-        </w:rPr>
-        <w:t>l’email</w:t>
-      </w:r>
-      <w:proofErr w:type="gramEnd"/>
-      <w:r>
-        <w:rPr>
-          <w:sz w:val="32"/>
-          <w:szCs w:val="32"/>
-        </w:rPr>
-        <w:t xml:space="preserve"> utilisateur ou le numéro de facture), ainsi que des contraintes de non-nullité pour les données obligatoires.</w:t>
-      </w:r>
     </w:p>
     <w:p>
       <w:pPr>
@@ -4478,22 +4405,6 @@
           <w:szCs w:val="32"/>
         </w:rPr>
       </w:pPr>
-      <w:r>
-        <w:rPr>
-          <w:b/>
-          <w:bCs/>
-          <w:sz w:val="32"/>
-          <w:szCs w:val="32"/>
-        </w:rPr>
-        <w:t>L</w:t>
-      </w:r>
-      <w:r>
-        <w:rPr>
-          <w:sz w:val="32"/>
-          <w:szCs w:val="32"/>
-        </w:rPr>
-        <w:t>a table des lignes de facture joue un rôle central dans le modèle, permettant de relier les factures aux produits tout en conservant les informations au moment de la vente (nom du produit, prix, TVA), ce qui garantit la cohérence des données même en cas de modification du catalogue.</w:t>
-      </w:r>
     </w:p>
     <w:p>
       <w:pPr>
@@ -4503,22 +4414,6 @@
           <w:szCs w:val="32"/>
         </w:rPr>
       </w:pPr>
-      <w:r>
-        <w:rPr>
-          <w:b/>
-          <w:bCs/>
-          <w:sz w:val="32"/>
-          <w:szCs w:val="32"/>
-        </w:rPr>
-        <w:t>C</w:t>
-      </w:r>
-      <w:r>
-        <w:rPr>
-          <w:sz w:val="32"/>
-          <w:szCs w:val="32"/>
-        </w:rPr>
-        <w:t>ette modélisation assure une base de données robuste, cohérente et adaptée aux besoins fonctionnels de l’application</w:t>
-      </w:r>
     </w:p>
     <w:p>
       <w:pPr>
@@ -4636,20 +4531,40 @@
           <w:szCs w:val="32"/>
         </w:rPr>
       </w:pPr>
-      <w:r>
+    </w:p>
+    <w:p>
+      <w:pPr>
+        <w:ind w:firstLine="567"/>
         <w:rPr>
           <w:noProof/>
           <w:sz w:val="32"/>
           <w:szCs w:val="32"/>
         </w:rPr>
+      </w:pPr>
+    </w:p>
+    <w:p>
+      <w:pPr>
+        <w:ind w:firstLine="567"/>
+        <w:rPr>
+          <w:noProof/>
+          <w:sz w:val="32"/>
+          <w:szCs w:val="32"/>
+        </w:rPr>
+      </w:pPr>
+      <w:r>
+        <w:rPr>
+          <w:noProof/>
+          <w:sz w:val="32"/>
+          <w:szCs w:val="32"/>
+        </w:rPr>
         <w:drawing>
-          <wp:anchor distT="0" distB="0" distL="114300" distR="114300" simplePos="0" relativeHeight="251663872" behindDoc="1" locked="0" layoutInCell="1" allowOverlap="1" wp14:anchorId="29986CCE" wp14:editId="536AF52F">
+          <wp:anchor distT="0" distB="0" distL="114300" distR="114300" simplePos="0" relativeHeight="251663872" behindDoc="1" locked="0" layoutInCell="1" allowOverlap="1" wp14:anchorId="29986CCE" wp14:editId="2DED8F9B">
             <wp:simplePos x="0" y="0"/>
             <wp:positionH relativeFrom="margin">
-              <wp:align>left</wp:align>
+              <wp:posOffset>-1543050</wp:posOffset>
             </wp:positionH>
             <wp:positionV relativeFrom="paragraph">
-              <wp:posOffset>235480</wp:posOffset>
+              <wp:posOffset>470806</wp:posOffset>
             </wp:positionV>
             <wp:extent cx="9069496" cy="6276854"/>
             <wp:effectExtent l="5715" t="0" r="4445" b="4445"/>
@@ -4710,6 +4625,7 @@
       <w:pPr>
         <w:ind w:firstLine="567"/>
         <w:rPr>
+          <w:noProof/>
           <w:sz w:val="32"/>
           <w:szCs w:val="32"/>
         </w:rPr>
@@ -4719,15 +4635,7 @@
       <w:pPr>
         <w:ind w:firstLine="567"/>
         <w:rPr>
-          <w:sz w:val="32"/>
-          <w:szCs w:val="32"/>
-        </w:rPr>
-      </w:pPr>
-    </w:p>
-    <w:p>
-      <w:pPr>
-        <w:ind w:firstLine="567"/>
-        <w:rPr>
+          <w:noProof/>
           <w:sz w:val="32"/>
           <w:szCs w:val="32"/>
         </w:rPr>
@@ -6468,24 +6376,8 @@
                 <w:lang w:eastAsia="fr-FR"/>
                 <w14:ligatures w14:val="none"/>
               </w:rPr>
-              <w:t xml:space="preserve">seller </w:t>
-            </w:r>
-            <w:proofErr w:type="gramStart"/>
-            <w:r>
-              <w:rPr>
-                <w:rFonts w:ascii="Aptos Narrow" w:eastAsia="Times New Roman" w:hAnsi="Aptos Narrow" w:cs="Times New Roman"/>
-                <w:b/>
-                <w:bCs/>
-                <w:color w:val="000000"/>
-                <w:kern w:val="0"/>
-                <w:sz w:val="22"/>
-                <w:szCs w:val="22"/>
-                <w:lang w:eastAsia="fr-FR"/>
-                <w14:ligatures w14:val="none"/>
-              </w:rPr>
-              <w:t>datas</w:t>
-            </w:r>
-            <w:proofErr w:type="gramEnd"/>
+              <w:t>seller datas</w:t>
+            </w:r>
           </w:p>
         </w:tc>
       </w:tr>
@@ -8646,8 +8538,6 @@
                 <w14:ligatures w14:val="none"/>
               </w:rPr>
             </w:pPr>
-            <w:proofErr w:type="spellStart"/>
-            <w:proofErr w:type="gramStart"/>
             <w:r>
               <w:rPr>
                 <w:rFonts w:ascii="Aptos Narrow" w:eastAsia="Times New Roman" w:hAnsi="Aptos Narrow" w:cs="Times New Roman"/>
@@ -8660,24 +8550,8 @@
                 <w:lang w:eastAsia="fr-FR"/>
                 <w14:ligatures w14:val="none"/>
               </w:rPr>
-              <w:t>invoice</w:t>
-            </w:r>
-            <w:proofErr w:type="spellEnd"/>
-            <w:r>
-              <w:rPr>
-                <w:rFonts w:ascii="Aptos Narrow" w:eastAsia="Times New Roman" w:hAnsi="Aptos Narrow" w:cs="Times New Roman"/>
-                <w:b/>
-                <w:bCs/>
-                <w:color w:val="000000"/>
-                <w:kern w:val="0"/>
-                <w:sz w:val="22"/>
-                <w:szCs w:val="22"/>
-                <w:lang w:eastAsia="fr-FR"/>
-                <w14:ligatures w14:val="none"/>
-              </w:rPr>
-              <w:t xml:space="preserve">  Data</w:t>
-            </w:r>
-            <w:proofErr w:type="gramEnd"/>
+              <w:t>invoice  Data</w:t>
+            </w:r>
           </w:p>
         </w:tc>
       </w:tr>
@@ -9859,7 +9733,6 @@
                 <w14:ligatures w14:val="none"/>
               </w:rPr>
             </w:pPr>
-            <w:proofErr w:type="gramStart"/>
             <w:r>
               <w:rPr>
                 <w:rFonts w:ascii="Aptos Narrow" w:eastAsia="Times New Roman" w:hAnsi="Aptos Narrow" w:cs="Times New Roman"/>
@@ -9888,7 +9761,6 @@
               </w:rPr>
               <w:t xml:space="preserve">  Data</w:t>
             </w:r>
-            <w:proofErr w:type="gramEnd"/>
           </w:p>
         </w:tc>
       </w:tr>
@@ -12302,23 +12174,7 @@
           <w:sz w:val="32"/>
           <w:szCs w:val="32"/>
         </w:rPr>
-        <w:t xml:space="preserve">’authentification permet de vérifier l’identité de l’utilisateur lors de la connexion. L’utilisateur saisit son </w:t>
-      </w:r>
-      <w:proofErr w:type="gramStart"/>
-      <w:r>
-        <w:rPr>
-          <w:sz w:val="32"/>
-          <w:szCs w:val="32"/>
-        </w:rPr>
-        <w:t>email</w:t>
-      </w:r>
-      <w:proofErr w:type="gramEnd"/>
-      <w:r>
-        <w:rPr>
-          <w:sz w:val="32"/>
-          <w:szCs w:val="32"/>
-        </w:rPr>
-        <w:t xml:space="preserve"> et son mot de passe dans le formulaire </w:t>
+        <w:t xml:space="preserve">’authentification permet de vérifier l’identité de l’utilisateur lors de la connexion. L’utilisateur saisit son email et son mot de passe dans le formulaire </w:t>
       </w:r>
       <w:r>
         <w:rPr>
@@ -13018,23 +12874,7 @@
           <w:sz w:val="32"/>
           <w:szCs w:val="32"/>
         </w:rPr>
-        <w:t xml:space="preserve">a sécurisation des accès est définie dans le fichier security.yaml grâce à la règle </w:t>
-      </w:r>
-      <w:proofErr w:type="spellStart"/>
-      <w:r>
-        <w:rPr>
-          <w:sz w:val="32"/>
-          <w:szCs w:val="32"/>
-        </w:rPr>
-        <w:t>access_control</w:t>
-      </w:r>
-      <w:proofErr w:type="spellEnd"/>
-      <w:r>
-        <w:rPr>
-          <w:sz w:val="32"/>
-          <w:szCs w:val="32"/>
-        </w:rPr>
-        <w:t>, et renforcée dans les contrôleurs :</w:t>
+        <w:t>a sécurisation des accès est définie dans le fichier security.yaml grâce à la règle access_control, et renforcée dans les contrôleurs :</w:t>
       </w:r>
     </w:p>
     <w:p>
@@ -16196,7 +16036,7 @@
           <w:szCs w:val="32"/>
         </w:rPr>
         <w:drawing>
-          <wp:anchor distT="0" distB="0" distL="114300" distR="114300" simplePos="0" relativeHeight="251668992" behindDoc="1" locked="0" layoutInCell="1" allowOverlap="1" wp14:anchorId="41866AE7" wp14:editId="0087D4C7">
+          <wp:anchor distT="0" distB="0" distL="114300" distR="114300" simplePos="0" relativeHeight="251668992" behindDoc="1" locked="0" layoutInCell="1" allowOverlap="1" wp14:anchorId="41866AE7" wp14:editId="276A03C1">
             <wp:simplePos x="0" y="0"/>
             <wp:positionH relativeFrom="column">
               <wp:posOffset>-151130</wp:posOffset>
@@ -17349,23 +17189,7 @@
           <w:sz w:val="32"/>
           <w:szCs w:val="32"/>
         </w:rPr>
-        <w:t xml:space="preserve"> sont identiques </w:t>
-      </w:r>
-      <w:proofErr w:type="spellStart"/>
-      <w:r>
-        <w:rPr>
-          <w:sz w:val="32"/>
-          <w:szCs w:val="32"/>
-        </w:rPr>
-        <w:t>a</w:t>
-      </w:r>
-      <w:proofErr w:type="spellEnd"/>
-      <w:r>
-        <w:rPr>
-          <w:sz w:val="32"/>
-          <w:szCs w:val="32"/>
-        </w:rPr>
-        <w:t xml:space="preserve"> celles des </w:t>
+        <w:t xml:space="preserve"> sont identiques a celles des </w:t>
       </w:r>
       <w:r>
         <w:rPr>
@@ -17463,7 +17287,6 @@
     </w:p>
     <w:p>
       <w:pPr>
-        <w:jc w:val="center"/>
         <w:rPr>
           <w:sz w:val="40"/>
           <w:szCs w:val="40"/>
@@ -17473,7 +17296,6 @@
     </w:p>
     <w:p>
       <w:pPr>
-        <w:jc w:val="center"/>
         <w:rPr>
           <w:sz w:val="40"/>
           <w:szCs w:val="40"/>
@@ -17939,27 +17761,7 @@
           <w:highlight w:val="yellow"/>
           <w:lang w:val="en-GB"/>
         </w:rPr>
-        <w:t xml:space="preserve">{% if </w:t>
-      </w:r>
-      <w:proofErr w:type="spellStart"/>
-      <w:r>
-        <w:rPr>
-          <w:sz w:val="32"/>
-          <w:szCs w:val="32"/>
-          <w:highlight w:val="yellow"/>
-          <w:lang w:val="en-GB"/>
-        </w:rPr>
-        <w:t>seller.invoices|length</w:t>
-      </w:r>
-      <w:proofErr w:type="spellEnd"/>
-      <w:r>
-        <w:rPr>
-          <w:sz w:val="32"/>
-          <w:szCs w:val="32"/>
-          <w:highlight w:val="yellow"/>
-          <w:lang w:val="en-GB"/>
-        </w:rPr>
-        <w:t xml:space="preserve"> &gt; 0 %}</w:t>
+        <w:t>{% if seller.invoices|length &gt; 0 %}</w:t>
       </w:r>
     </w:p>
     <w:p>
@@ -17983,61 +17785,7 @@
           <w:szCs w:val="32"/>
           <w:lang w:val="en-GB"/>
         </w:rPr>
-        <w:t xml:space="preserve">    &lt;button class="</w:t>
-      </w:r>
-      <w:proofErr w:type="spellStart"/>
-      <w:r>
-        <w:rPr>
-          <w:sz w:val="32"/>
-          <w:szCs w:val="32"/>
-          <w:lang w:val="en-GB"/>
-        </w:rPr>
-        <w:t>btn</w:t>
-      </w:r>
-      <w:proofErr w:type="spellEnd"/>
-      <w:r>
-        <w:rPr>
-          <w:sz w:val="32"/>
-          <w:szCs w:val="32"/>
-          <w:lang w:val="en-GB"/>
-        </w:rPr>
-        <w:t xml:space="preserve"> </w:t>
-      </w:r>
-      <w:proofErr w:type="spellStart"/>
-      <w:r>
-        <w:rPr>
-          <w:sz w:val="32"/>
-          <w:szCs w:val="32"/>
-          <w:lang w:val="en-GB"/>
-        </w:rPr>
-        <w:t>btn-sm</w:t>
-      </w:r>
-      <w:proofErr w:type="spellEnd"/>
-      <w:r>
-        <w:rPr>
-          <w:sz w:val="32"/>
-          <w:szCs w:val="32"/>
-          <w:lang w:val="en-GB"/>
-        </w:rPr>
-        <w:t xml:space="preserve"> </w:t>
-      </w:r>
-      <w:proofErr w:type="spellStart"/>
-      <w:r>
-        <w:rPr>
-          <w:sz w:val="32"/>
-          <w:szCs w:val="32"/>
-          <w:lang w:val="en-GB"/>
-        </w:rPr>
-        <w:t>btn</w:t>
-      </w:r>
-      <w:proofErr w:type="spellEnd"/>
-      <w:r>
-        <w:rPr>
-          <w:sz w:val="32"/>
-          <w:szCs w:val="32"/>
-          <w:lang w:val="en-GB"/>
-        </w:rPr>
-        <w:t>-</w:t>
+        <w:t xml:space="preserve">    &lt;button class="btn btn-sm btn-</w:t>
       </w:r>
       <w:r>
         <w:rPr>
@@ -18087,25 +17835,7 @@
           <w:szCs w:val="32"/>
           <w:lang w:val="en-GB"/>
         </w:rPr>
-        <w:t xml:space="preserve">        &lt;</w:t>
-      </w:r>
-      <w:proofErr w:type="spellStart"/>
-      <w:r>
-        <w:rPr>
-          <w:sz w:val="32"/>
-          <w:szCs w:val="32"/>
-          <w:lang w:val="en-GB"/>
-        </w:rPr>
-        <w:t>i</w:t>
-      </w:r>
-      <w:proofErr w:type="spellEnd"/>
-      <w:r>
-        <w:rPr>
-          <w:sz w:val="32"/>
-          <w:szCs w:val="32"/>
-          <w:lang w:val="en-GB"/>
-        </w:rPr>
-        <w:t xml:space="preserve"> class="</w:t>
+        <w:t xml:space="preserve">        &lt;i class="</w:t>
       </w:r>
       <w:r>
         <w:rPr>
@@ -18125,25 +17855,7 @@
           <w:szCs w:val="32"/>
           <w:lang w:val="en-GB"/>
         </w:rPr>
-        <w:t>"&gt;&lt;/</w:t>
-      </w:r>
-      <w:proofErr w:type="spellStart"/>
-      <w:r>
-        <w:rPr>
-          <w:sz w:val="32"/>
-          <w:szCs w:val="32"/>
-          <w:lang w:val="en-GB"/>
-        </w:rPr>
-        <w:t>i</w:t>
-      </w:r>
-      <w:proofErr w:type="spellEnd"/>
-      <w:r>
-        <w:rPr>
-          <w:sz w:val="32"/>
-          <w:szCs w:val="32"/>
-          <w:lang w:val="en-GB"/>
-        </w:rPr>
-        <w:t>&gt;</w:t>
+        <w:t>"&gt;&lt;/i&gt;</w:t>
       </w:r>
     </w:p>
     <w:p>
@@ -18259,25 +17971,7 @@
           <w:szCs w:val="32"/>
           <w:highlight w:val="green"/>
         </w:rPr>
-        <w:t>route: '</w:t>
-      </w:r>
-      <w:proofErr w:type="spellStart"/>
-      <w:r>
-        <w:rPr>
-          <w:sz w:val="32"/>
-          <w:szCs w:val="32"/>
-          <w:highlight w:val="green"/>
-        </w:rPr>
-        <w:t>app_seller_delete</w:t>
-      </w:r>
-      <w:proofErr w:type="spellEnd"/>
-      <w:r>
-        <w:rPr>
-          <w:sz w:val="32"/>
-          <w:szCs w:val="32"/>
-          <w:highlight w:val="green"/>
-        </w:rPr>
-        <w:t>',</w:t>
+        <w:t>route: 'app_seller_delete',</w:t>
       </w:r>
     </w:p>
     <w:p>
@@ -18344,23 +18038,7 @@
           <w:sz w:val="32"/>
           <w:szCs w:val="32"/>
         </w:rPr>
-        <w:t xml:space="preserve">{% </w:t>
-      </w:r>
-      <w:proofErr w:type="spellStart"/>
-      <w:r>
-        <w:rPr>
-          <w:sz w:val="32"/>
-          <w:szCs w:val="32"/>
-        </w:rPr>
-        <w:t>endif</w:t>
-      </w:r>
-      <w:proofErr w:type="spellEnd"/>
-      <w:r>
-        <w:rPr>
-          <w:sz w:val="32"/>
-          <w:szCs w:val="32"/>
-        </w:rPr>
-        <w:t xml:space="preserve"> %}</w:t>
+        <w:t>{% endif %}</w:t>
       </w:r>
     </w:p>
     <w:p>
@@ -18675,61 +18353,7 @@
           <w:szCs w:val="32"/>
           <w:lang w:val="en-GB"/>
         </w:rPr>
-        <w:t xml:space="preserve">    &lt;button class="</w:t>
-      </w:r>
-      <w:proofErr w:type="spellStart"/>
-      <w:r>
-        <w:rPr>
-          <w:sz w:val="32"/>
-          <w:szCs w:val="32"/>
-          <w:lang w:val="en-GB"/>
-        </w:rPr>
-        <w:t>btn</w:t>
-      </w:r>
-      <w:proofErr w:type="spellEnd"/>
-      <w:r>
-        <w:rPr>
-          <w:sz w:val="32"/>
-          <w:szCs w:val="32"/>
-          <w:lang w:val="en-GB"/>
-        </w:rPr>
-        <w:t xml:space="preserve"> </w:t>
-      </w:r>
-      <w:proofErr w:type="spellStart"/>
-      <w:r>
-        <w:rPr>
-          <w:sz w:val="32"/>
-          <w:szCs w:val="32"/>
-          <w:lang w:val="en-GB"/>
-        </w:rPr>
-        <w:t>btn-sm</w:t>
-      </w:r>
-      <w:proofErr w:type="spellEnd"/>
-      <w:r>
-        <w:rPr>
-          <w:sz w:val="32"/>
-          <w:szCs w:val="32"/>
-          <w:lang w:val="en-GB"/>
-        </w:rPr>
-        <w:t xml:space="preserve"> </w:t>
-      </w:r>
-      <w:proofErr w:type="spellStart"/>
-      <w:r>
-        <w:rPr>
-          <w:sz w:val="32"/>
-          <w:szCs w:val="32"/>
-          <w:lang w:val="en-GB"/>
-        </w:rPr>
-        <w:t>btn</w:t>
-      </w:r>
-      <w:proofErr w:type="spellEnd"/>
-      <w:r>
-        <w:rPr>
-          <w:sz w:val="32"/>
-          <w:szCs w:val="32"/>
-          <w:lang w:val="en-GB"/>
-        </w:rPr>
-        <w:t>-secondary" disabled&gt;</w:t>
+        <w:t xml:space="preserve">    &lt;button class="btn btn-sm btn-secondary" disabled&gt;</w:t>
       </w:r>
     </w:p>
     <w:p>
@@ -18855,61 +18479,7 @@
           <w:szCs w:val="32"/>
           <w:lang w:val="en-GB"/>
         </w:rPr>
-        <w:t xml:space="preserve">    class="</w:t>
-      </w:r>
-      <w:proofErr w:type="spellStart"/>
-      <w:r>
-        <w:rPr>
-          <w:sz w:val="32"/>
-          <w:szCs w:val="32"/>
-          <w:lang w:val="en-GB"/>
-        </w:rPr>
-        <w:t>btn</w:t>
-      </w:r>
-      <w:proofErr w:type="spellEnd"/>
-      <w:r>
-        <w:rPr>
-          <w:sz w:val="32"/>
-          <w:szCs w:val="32"/>
-          <w:lang w:val="en-GB"/>
-        </w:rPr>
-        <w:t xml:space="preserve"> </w:t>
-      </w:r>
-      <w:proofErr w:type="spellStart"/>
-      <w:r>
-        <w:rPr>
-          <w:sz w:val="32"/>
-          <w:szCs w:val="32"/>
-          <w:lang w:val="en-GB"/>
-        </w:rPr>
-        <w:t>btn-sm</w:t>
-      </w:r>
-      <w:proofErr w:type="spellEnd"/>
-      <w:r>
-        <w:rPr>
-          <w:sz w:val="32"/>
-          <w:szCs w:val="32"/>
-          <w:lang w:val="en-GB"/>
-        </w:rPr>
-        <w:t xml:space="preserve"> </w:t>
-      </w:r>
-      <w:proofErr w:type="spellStart"/>
-      <w:r>
-        <w:rPr>
-          <w:sz w:val="32"/>
-          <w:szCs w:val="32"/>
-          <w:lang w:val="en-GB"/>
-        </w:rPr>
-        <w:t>btn</w:t>
-      </w:r>
-      <w:proofErr w:type="spellEnd"/>
-      <w:r>
-        <w:rPr>
-          <w:sz w:val="32"/>
-          <w:szCs w:val="32"/>
-          <w:lang w:val="en-GB"/>
-        </w:rPr>
-        <w:t>-danger"</w:t>
+        <w:t xml:space="preserve">    class="btn btn-sm btn-danger"</w:t>
       </w:r>
     </w:p>
     <w:p>
@@ -18940,61 +18510,7 @@
           <w:szCs w:val="32"/>
           <w:lang w:val="it-IT"/>
         </w:rPr>
-        <w:t>data-</w:t>
-      </w:r>
-      <w:proofErr w:type="spellStart"/>
-      <w:r>
-        <w:rPr>
-          <w:sz w:val="32"/>
-          <w:szCs w:val="32"/>
-          <w:lang w:val="it-IT"/>
-        </w:rPr>
-        <w:t>bs</w:t>
-      </w:r>
-      <w:proofErr w:type="spellEnd"/>
-      <w:r>
-        <w:rPr>
-          <w:sz w:val="32"/>
-          <w:szCs w:val="32"/>
-          <w:lang w:val="it-IT"/>
-        </w:rPr>
-        <w:t>-</w:t>
-      </w:r>
-      <w:proofErr w:type="spellStart"/>
-      <w:r>
-        <w:rPr>
-          <w:sz w:val="32"/>
-          <w:szCs w:val="32"/>
-          <w:lang w:val="it-IT"/>
-        </w:rPr>
-        <w:t>toggle</w:t>
-      </w:r>
-      <w:proofErr w:type="spellEnd"/>
-      <w:r>
-        <w:rPr>
-          <w:sz w:val="32"/>
-          <w:szCs w:val="32"/>
-          <w:lang w:val="it-IT"/>
-        </w:rPr>
-        <w:t>="</w:t>
-      </w:r>
-      <w:proofErr w:type="spellStart"/>
-      <w:r>
-        <w:rPr>
-          <w:sz w:val="32"/>
-          <w:szCs w:val="32"/>
-          <w:lang w:val="it-IT"/>
-        </w:rPr>
-        <w:t>modal</w:t>
-      </w:r>
-      <w:proofErr w:type="spellEnd"/>
-      <w:r>
-        <w:rPr>
-          <w:sz w:val="32"/>
-          <w:szCs w:val="32"/>
-          <w:lang w:val="it-IT"/>
-        </w:rPr>
-        <w:t>"</w:t>
+        <w:t>data-bs-toggle="modal"</w:t>
       </w:r>
     </w:p>
     <w:p>
@@ -19017,53 +18533,7 @@
           <w:szCs w:val="32"/>
           <w:lang w:val="it-IT"/>
         </w:rPr>
-        <w:t xml:space="preserve">    data-</w:t>
-      </w:r>
-      <w:proofErr w:type="spellStart"/>
-      <w:r>
-        <w:rPr>
-          <w:sz w:val="32"/>
-          <w:szCs w:val="32"/>
-          <w:lang w:val="it-IT"/>
-        </w:rPr>
-        <w:t>bs</w:t>
-      </w:r>
-      <w:proofErr w:type="spellEnd"/>
-      <w:r>
-        <w:rPr>
-          <w:sz w:val="32"/>
-          <w:szCs w:val="32"/>
-          <w:lang w:val="it-IT"/>
-        </w:rPr>
-        <w:t>-target="</w:t>
-      </w:r>
-      <w:proofErr w:type="gramStart"/>
-      <w:r>
-        <w:rPr>
-          <w:sz w:val="32"/>
-          <w:szCs w:val="32"/>
-          <w:lang w:val="it-IT"/>
-        </w:rPr>
-        <w:t xml:space="preserve">#{{ </w:t>
-      </w:r>
-      <w:proofErr w:type="spellStart"/>
-      <w:r>
-        <w:rPr>
-          <w:sz w:val="32"/>
-          <w:szCs w:val="32"/>
-          <w:lang w:val="it-IT"/>
-        </w:rPr>
-        <w:t>modalId</w:t>
-      </w:r>
-      <w:proofErr w:type="spellEnd"/>
-      <w:proofErr w:type="gramEnd"/>
-      <w:r>
-        <w:rPr>
-          <w:sz w:val="32"/>
-          <w:szCs w:val="32"/>
-          <w:lang w:val="it-IT"/>
-        </w:rPr>
-        <w:t xml:space="preserve"> }}"</w:t>
+        <w:t xml:space="preserve">    data-bs-target="#{{ modalId }}"</w:t>
       </w:r>
     </w:p>
     <w:p>
@@ -19111,23 +18581,7 @@
           <w:sz w:val="32"/>
           <w:szCs w:val="32"/>
         </w:rPr>
-        <w:t>haque modal possède un identifiant unique (</w:t>
-      </w:r>
-      <w:proofErr w:type="spellStart"/>
-      <w:r>
-        <w:rPr>
-          <w:sz w:val="32"/>
-          <w:szCs w:val="32"/>
-        </w:rPr>
-        <w:t>modalId</w:t>
-      </w:r>
-      <w:proofErr w:type="spellEnd"/>
-      <w:r>
-        <w:rPr>
-          <w:sz w:val="32"/>
-          <w:szCs w:val="32"/>
-        </w:rPr>
-        <w:t>) afin d’éviter les conflits dans la page.</w:t>
+        <w:t>haque modal possède un identifiant unique (modalId) afin d’éviter les conflits dans la page.</w:t>
       </w:r>
     </w:p>
     <w:p>
@@ -19215,39 +18669,7 @@
           <w:sz w:val="32"/>
           <w:szCs w:val="32"/>
         </w:rPr>
-        <w:t>&lt;</w:t>
-      </w:r>
-      <w:proofErr w:type="spellStart"/>
-      <w:r>
-        <w:rPr>
-          <w:sz w:val="32"/>
-          <w:szCs w:val="32"/>
-        </w:rPr>
-        <w:t>form</w:t>
-      </w:r>
-      <w:proofErr w:type="spellEnd"/>
-      <w:r>
-        <w:rPr>
-          <w:sz w:val="32"/>
-          <w:szCs w:val="32"/>
-        </w:rPr>
-        <w:t xml:space="preserve"> </w:t>
-      </w:r>
-      <w:proofErr w:type="spellStart"/>
-      <w:r>
-        <w:rPr>
-          <w:sz w:val="32"/>
-          <w:szCs w:val="32"/>
-        </w:rPr>
-        <w:t>method</w:t>
-      </w:r>
-      <w:proofErr w:type="spellEnd"/>
-      <w:r>
-        <w:rPr>
-          <w:sz w:val="32"/>
-          <w:szCs w:val="32"/>
-        </w:rPr>
-        <w:t>="post" action="{{ path(route, {'id': id}) }}"&gt;</w:t>
+        <w:t>&lt;form method="post" action="{{ path(route, {'id': id}) }}"&gt;</w:t>
       </w:r>
       <w:r>
         <w:rPr>
@@ -19255,55 +18677,7 @@
           <w:szCs w:val="32"/>
         </w:rPr>
         <w:br/>
-        <w:t xml:space="preserve">    &lt;input type="</w:t>
-      </w:r>
-      <w:proofErr w:type="spellStart"/>
-      <w:r>
-        <w:rPr>
-          <w:sz w:val="32"/>
-          <w:szCs w:val="32"/>
-        </w:rPr>
-        <w:t>hidden</w:t>
-      </w:r>
-      <w:proofErr w:type="spellEnd"/>
-      <w:r>
-        <w:rPr>
-          <w:sz w:val="32"/>
-          <w:szCs w:val="32"/>
-        </w:rPr>
-        <w:t xml:space="preserve">" </w:t>
-      </w:r>
-      <w:proofErr w:type="spellStart"/>
-      <w:r>
-        <w:rPr>
-          <w:sz w:val="32"/>
-          <w:szCs w:val="32"/>
-        </w:rPr>
-        <w:t>name</w:t>
-      </w:r>
-      <w:proofErr w:type="spellEnd"/>
-      <w:r>
-        <w:rPr>
-          <w:sz w:val="32"/>
-          <w:szCs w:val="32"/>
-        </w:rPr>
-        <w:t>="_</w:t>
-      </w:r>
-      <w:proofErr w:type="spellStart"/>
-      <w:r>
-        <w:rPr>
-          <w:sz w:val="32"/>
-          <w:szCs w:val="32"/>
-        </w:rPr>
-        <w:t>token</w:t>
-      </w:r>
-      <w:proofErr w:type="spellEnd"/>
-      <w:r>
-        <w:rPr>
-          <w:sz w:val="32"/>
-          <w:szCs w:val="32"/>
-        </w:rPr>
-        <w:t>" value="{{ csrf_token('delete' ~ id) }}"&gt;</w:t>
+        <w:t xml:space="preserve">    &lt;input type="hidden" name="_token" value="{{ csrf_token('delete' ~ id) }}"&gt;</w:t>
       </w:r>
     </w:p>
     <w:p>
@@ -19355,7 +18729,6 @@
           <w:szCs w:val="32"/>
         </w:rPr>
       </w:pPr>
-      <w:proofErr w:type="spellStart"/>
       <w:r>
         <w:rPr>
           <w:b/>
@@ -19364,17 +18737,7 @@
           <w:szCs w:val="32"/>
         </w:rPr>
         <w:lastRenderedPageBreak/>
-        <w:t>Worflow</w:t>
-      </w:r>
-      <w:proofErr w:type="spellEnd"/>
-      <w:r>
-        <w:rPr>
-          <w:b/>
-          <w:bCs/>
-          <w:sz w:val="32"/>
-          <w:szCs w:val="32"/>
-        </w:rPr>
-        <w:t xml:space="preserve"> du bouton delete</w:t>
+        <w:t>Worflow du bouton delete</w:t>
       </w:r>
     </w:p>
     <w:p>
@@ -20012,6 +19375,9 @@
       <w:pPr>
         <w:pStyle w:val="Sous-titre"/>
         <w:spacing w:line="240" w:lineRule="auto"/>
+        <w:rPr>
+          <w:lang w:val="en-GB"/>
+        </w:rPr>
       </w:pPr>
     </w:p>
     <w:p>
@@ -20422,25 +19788,7 @@
           <w:szCs w:val="32"/>
           <w:lang w:val="en-GB"/>
         </w:rPr>
-        <w:t xml:space="preserve">public function </w:t>
-      </w:r>
-      <w:proofErr w:type="spellStart"/>
-      <w:r>
-        <w:rPr>
-          <w:sz w:val="32"/>
-          <w:szCs w:val="32"/>
-          <w:lang w:val="en-GB"/>
-        </w:rPr>
-        <w:t>getTotalHt</w:t>
-      </w:r>
-      <w:proofErr w:type="spellEnd"/>
-      <w:r>
-        <w:rPr>
-          <w:sz w:val="32"/>
-          <w:szCs w:val="32"/>
-          <w:lang w:val="en-GB"/>
-        </w:rPr>
-        <w:t>(): string</w:t>
+        <w:t>public function getTotalHt(): string</w:t>
       </w:r>
       <w:r>
         <w:rPr>
@@ -20484,25 +19832,7 @@
           <w:lang w:val="en-GB"/>
         </w:rPr>
         <w:br/>
-        <w:t xml:space="preserve">    return </w:t>
-      </w:r>
-      <w:proofErr w:type="spellStart"/>
-      <w:r>
-        <w:rPr>
-          <w:sz w:val="32"/>
-          <w:szCs w:val="32"/>
-          <w:lang w:val="en-GB"/>
-        </w:rPr>
-        <w:t>number_format</w:t>
-      </w:r>
-      <w:proofErr w:type="spellEnd"/>
-      <w:r>
-        <w:rPr>
-          <w:sz w:val="32"/>
-          <w:szCs w:val="32"/>
-          <w:lang w:val="en-GB"/>
-        </w:rPr>
-        <w:t>($price * $quantity, 2, '.', '');</w:t>
+        <w:t xml:space="preserve">    return number_format($price * $quantity, 2, '.', '');</w:t>
       </w:r>
       <w:r>
         <w:rPr>
@@ -20567,25 +19897,7 @@
           <w:szCs w:val="32"/>
           <w:lang w:val="en-GB"/>
         </w:rPr>
-        <w:t xml:space="preserve">public function </w:t>
-      </w:r>
-      <w:proofErr w:type="spellStart"/>
-      <w:r>
-        <w:rPr>
-          <w:sz w:val="32"/>
-          <w:szCs w:val="32"/>
-          <w:lang w:val="en-GB"/>
-        </w:rPr>
-        <w:t>getVatAmount</w:t>
-      </w:r>
-      <w:proofErr w:type="spellEnd"/>
-      <w:r>
-        <w:rPr>
-          <w:sz w:val="32"/>
-          <w:szCs w:val="32"/>
-          <w:lang w:val="en-GB"/>
-        </w:rPr>
-        <w:t>(): string</w:t>
+        <w:t>public function getVatAmount(): string</w:t>
       </w:r>
       <w:r>
         <w:rPr>
@@ -20603,88 +19915,16 @@
           <w:lang w:val="en-GB"/>
         </w:rPr>
         <w:br/>
-        <w:t xml:space="preserve">    $</w:t>
-      </w:r>
-      <w:proofErr w:type="spellStart"/>
+        <w:t xml:space="preserve">    $totalHt = (float) $this-&gt;getTotalHt();</w:t>
+      </w:r>
       <w:r>
         <w:rPr>
           <w:sz w:val="32"/>
           <w:szCs w:val="32"/>
           <w:lang w:val="en-GB"/>
         </w:rPr>
-        <w:t>totalHt</w:t>
-      </w:r>
-      <w:proofErr w:type="spellEnd"/>
-      <w:r>
-        <w:rPr>
-          <w:sz w:val="32"/>
-          <w:szCs w:val="32"/>
-          <w:lang w:val="en-GB"/>
-        </w:rPr>
-        <w:t xml:space="preserve"> = (float) $this-&gt;</w:t>
-      </w:r>
-      <w:proofErr w:type="spellStart"/>
-      <w:r>
-        <w:rPr>
-          <w:sz w:val="32"/>
-          <w:szCs w:val="32"/>
-          <w:lang w:val="en-GB"/>
-        </w:rPr>
-        <w:t>getTotalHt</w:t>
-      </w:r>
-      <w:proofErr w:type="spellEnd"/>
-      <w:r>
-        <w:rPr>
-          <w:sz w:val="32"/>
-          <w:szCs w:val="32"/>
-          <w:lang w:val="en-GB"/>
-        </w:rPr>
-        <w:t>();</w:t>
-      </w:r>
-      <w:r>
-        <w:rPr>
-          <w:sz w:val="32"/>
-          <w:szCs w:val="32"/>
-          <w:lang w:val="en-GB"/>
-        </w:rPr>
         <w:br/>
-        <w:t xml:space="preserve">    $</w:t>
-      </w:r>
-      <w:proofErr w:type="spellStart"/>
-      <w:r>
-        <w:rPr>
-          <w:sz w:val="32"/>
-          <w:szCs w:val="32"/>
-          <w:lang w:val="en-GB"/>
-        </w:rPr>
-        <w:t>vatRate</w:t>
-      </w:r>
-      <w:proofErr w:type="spellEnd"/>
-      <w:r>
-        <w:rPr>
-          <w:sz w:val="32"/>
-          <w:szCs w:val="32"/>
-          <w:lang w:val="en-GB"/>
-        </w:rPr>
-        <w:t xml:space="preserve"> = (float) ($this-&gt;</w:t>
-      </w:r>
-      <w:proofErr w:type="spellStart"/>
-      <w:r>
-        <w:rPr>
-          <w:sz w:val="32"/>
-          <w:szCs w:val="32"/>
-          <w:lang w:val="en-GB"/>
-        </w:rPr>
-        <w:t>vatRate</w:t>
-      </w:r>
-      <w:proofErr w:type="spellEnd"/>
-      <w:r>
-        <w:rPr>
-          <w:sz w:val="32"/>
-          <w:szCs w:val="32"/>
-          <w:lang w:val="en-GB"/>
-        </w:rPr>
-        <w:t xml:space="preserve"> ?? </w:t>
+        <w:t xml:space="preserve">    $vatRate = (float) ($this-&gt;vatRate ?? </w:t>
       </w:r>
       <w:r>
         <w:rPr>
@@ -20706,55 +19946,7 @@
           <w:szCs w:val="32"/>
         </w:rPr>
         <w:br/>
-        <w:t xml:space="preserve">    return </w:t>
-      </w:r>
-      <w:proofErr w:type="spellStart"/>
-      <w:r>
-        <w:rPr>
-          <w:sz w:val="32"/>
-          <w:szCs w:val="32"/>
-        </w:rPr>
-        <w:t>number_format</w:t>
-      </w:r>
-      <w:proofErr w:type="spellEnd"/>
-      <w:r>
-        <w:rPr>
-          <w:sz w:val="32"/>
-          <w:szCs w:val="32"/>
-        </w:rPr>
-        <w:t>($</w:t>
-      </w:r>
-      <w:proofErr w:type="spellStart"/>
-      <w:r>
-        <w:rPr>
-          <w:sz w:val="32"/>
-          <w:szCs w:val="32"/>
-        </w:rPr>
-        <w:t>totalHt</w:t>
-      </w:r>
-      <w:proofErr w:type="spellEnd"/>
-      <w:r>
-        <w:rPr>
-          <w:sz w:val="32"/>
-          <w:szCs w:val="32"/>
-        </w:rPr>
-        <w:t xml:space="preserve"> * ($</w:t>
-      </w:r>
-      <w:proofErr w:type="spellStart"/>
-      <w:r>
-        <w:rPr>
-          <w:sz w:val="32"/>
-          <w:szCs w:val="32"/>
-        </w:rPr>
-        <w:t>vatRate</w:t>
-      </w:r>
-      <w:proofErr w:type="spellEnd"/>
-      <w:r>
-        <w:rPr>
-          <w:sz w:val="32"/>
-          <w:szCs w:val="32"/>
-        </w:rPr>
-        <w:t xml:space="preserve"> / 100), 2, '.', '');</w:t>
+        <w:t xml:space="preserve">    return number_format($totalHt * ($vatRate / 100), 2, '.', '');</w:t>
       </w:r>
       <w:r>
         <w:rPr>
@@ -20850,25 +20042,7 @@
           <w:szCs w:val="32"/>
           <w:lang w:val="en-GB"/>
         </w:rPr>
-        <w:t xml:space="preserve">public function </w:t>
-      </w:r>
-      <w:proofErr w:type="spellStart"/>
-      <w:r>
-        <w:rPr>
-          <w:sz w:val="32"/>
-          <w:szCs w:val="32"/>
-          <w:lang w:val="en-GB"/>
-        </w:rPr>
-        <w:t>getTotalTtc</w:t>
-      </w:r>
-      <w:proofErr w:type="spellEnd"/>
-      <w:r>
-        <w:rPr>
-          <w:sz w:val="32"/>
-          <w:szCs w:val="32"/>
-          <w:lang w:val="en-GB"/>
-        </w:rPr>
-        <w:t>(): string</w:t>
+        <w:t>public function getTotalTtc(): string</w:t>
       </w:r>
       <w:r>
         <w:rPr>
@@ -20886,88 +20060,16 @@
           <w:lang w:val="en-GB"/>
         </w:rPr>
         <w:br/>
-        <w:t xml:space="preserve">    $</w:t>
-      </w:r>
-      <w:proofErr w:type="spellStart"/>
+        <w:t xml:space="preserve">    $totalHt = (float) $this-&gt;getTotalHt();</w:t>
+      </w:r>
       <w:r>
         <w:rPr>
           <w:sz w:val="32"/>
           <w:szCs w:val="32"/>
           <w:lang w:val="en-GB"/>
         </w:rPr>
-        <w:t>totalHt</w:t>
-      </w:r>
-      <w:proofErr w:type="spellEnd"/>
-      <w:r>
-        <w:rPr>
-          <w:sz w:val="32"/>
-          <w:szCs w:val="32"/>
-          <w:lang w:val="en-GB"/>
-        </w:rPr>
-        <w:t xml:space="preserve"> = (float) $this-&gt;</w:t>
-      </w:r>
-      <w:proofErr w:type="spellStart"/>
-      <w:r>
-        <w:rPr>
-          <w:sz w:val="32"/>
-          <w:szCs w:val="32"/>
-          <w:lang w:val="en-GB"/>
-        </w:rPr>
-        <w:t>getTotalHt</w:t>
-      </w:r>
-      <w:proofErr w:type="spellEnd"/>
-      <w:r>
-        <w:rPr>
-          <w:sz w:val="32"/>
-          <w:szCs w:val="32"/>
-          <w:lang w:val="en-GB"/>
-        </w:rPr>
-        <w:t>();</w:t>
-      </w:r>
-      <w:r>
-        <w:rPr>
-          <w:sz w:val="32"/>
-          <w:szCs w:val="32"/>
-          <w:lang w:val="en-GB"/>
-        </w:rPr>
         <w:br/>
-        <w:t xml:space="preserve">    $</w:t>
-      </w:r>
-      <w:proofErr w:type="spellStart"/>
-      <w:r>
-        <w:rPr>
-          <w:sz w:val="32"/>
-          <w:szCs w:val="32"/>
-          <w:lang w:val="en-GB"/>
-        </w:rPr>
-        <w:t>vatAmount</w:t>
-      </w:r>
-      <w:proofErr w:type="spellEnd"/>
-      <w:r>
-        <w:rPr>
-          <w:sz w:val="32"/>
-          <w:szCs w:val="32"/>
-          <w:lang w:val="en-GB"/>
-        </w:rPr>
-        <w:t xml:space="preserve"> = (float) $this-&gt;</w:t>
-      </w:r>
-      <w:proofErr w:type="spellStart"/>
-      <w:r>
-        <w:rPr>
-          <w:sz w:val="32"/>
-          <w:szCs w:val="32"/>
-          <w:lang w:val="en-GB"/>
-        </w:rPr>
-        <w:t>getVatAmount</w:t>
-      </w:r>
-      <w:proofErr w:type="spellEnd"/>
-      <w:r>
-        <w:rPr>
-          <w:sz w:val="32"/>
-          <w:szCs w:val="32"/>
-          <w:lang w:val="en-GB"/>
-        </w:rPr>
-        <w:t>();</w:t>
+        <w:t xml:space="preserve">    $vatAmount = (float) $this-&gt;getVatAmount();</w:t>
       </w:r>
       <w:r>
         <w:rPr>
@@ -20986,7 +20088,6 @@
         <w:br/>
         <w:t xml:space="preserve">    return </w:t>
       </w:r>
-      <w:proofErr w:type="spellStart"/>
       <w:r>
         <w:rPr>
           <w:sz w:val="32"/>
@@ -20994,57 +20095,7 @@
           <w:highlight w:val="yellow"/>
           <w:lang w:val="en-GB"/>
         </w:rPr>
-        <w:t>number_format</w:t>
-      </w:r>
-      <w:proofErr w:type="spellEnd"/>
-      <w:r>
-        <w:rPr>
-          <w:sz w:val="32"/>
-          <w:szCs w:val="32"/>
-          <w:highlight w:val="yellow"/>
-          <w:lang w:val="en-GB"/>
-        </w:rPr>
-        <w:t>($</w:t>
-      </w:r>
-      <w:proofErr w:type="spellStart"/>
-      <w:r>
-        <w:rPr>
-          <w:sz w:val="32"/>
-          <w:szCs w:val="32"/>
-          <w:highlight w:val="yellow"/>
-          <w:lang w:val="en-GB"/>
-        </w:rPr>
-        <w:t>totalHt</w:t>
-      </w:r>
-      <w:proofErr w:type="spellEnd"/>
-      <w:r>
-        <w:rPr>
-          <w:sz w:val="32"/>
-          <w:szCs w:val="32"/>
-          <w:highlight w:val="yellow"/>
-          <w:lang w:val="en-GB"/>
-        </w:rPr>
-        <w:t xml:space="preserve"> + $</w:t>
-      </w:r>
-      <w:proofErr w:type="spellStart"/>
-      <w:r>
-        <w:rPr>
-          <w:sz w:val="32"/>
-          <w:szCs w:val="32"/>
-          <w:highlight w:val="yellow"/>
-          <w:lang w:val="en-GB"/>
-        </w:rPr>
-        <w:t>vatAmount</w:t>
-      </w:r>
-      <w:proofErr w:type="spellEnd"/>
-      <w:r>
-        <w:rPr>
-          <w:sz w:val="32"/>
-          <w:szCs w:val="32"/>
-          <w:highlight w:val="yellow"/>
-          <w:lang w:val="en-GB"/>
-        </w:rPr>
-        <w:t>, 2, '.', '');</w:t>
+        <w:t>number_format($totalHt + $vatAmount, 2, '.', '');</w:t>
       </w:r>
       <w:r>
         <w:rPr>
@@ -21129,25 +20180,7 @@
           <w:szCs w:val="32"/>
           <w:lang w:val="en-GB"/>
         </w:rPr>
-        <w:t xml:space="preserve">public function </w:t>
-      </w:r>
-      <w:proofErr w:type="spellStart"/>
-      <w:r>
-        <w:rPr>
-          <w:sz w:val="32"/>
-          <w:szCs w:val="32"/>
-          <w:lang w:val="en-GB"/>
-        </w:rPr>
-        <w:t>getGrandTotalHt</w:t>
-      </w:r>
-      <w:proofErr w:type="spellEnd"/>
-      <w:r>
-        <w:rPr>
-          <w:sz w:val="32"/>
-          <w:szCs w:val="32"/>
-          <w:lang w:val="en-GB"/>
-        </w:rPr>
-        <w:t>(): string</w:t>
+        <w:t>public function getGrandTotalHt(): string</w:t>
       </w:r>
       <w:r>
         <w:rPr>
@@ -21174,52 +20207,16 @@
           <w:lang w:val="en-GB"/>
         </w:rPr>
         <w:br/>
-        <w:t xml:space="preserve">    foreach ($this-&gt;</w:t>
-      </w:r>
-      <w:proofErr w:type="spellStart"/>
+        <w:t xml:space="preserve">    foreach ($this-&gt;invoiceItems as $item) {</w:t>
+      </w:r>
       <w:r>
         <w:rPr>
           <w:sz w:val="32"/>
           <w:szCs w:val="32"/>
           <w:lang w:val="en-GB"/>
         </w:rPr>
-        <w:t>invoiceItems</w:t>
-      </w:r>
-      <w:proofErr w:type="spellEnd"/>
-      <w:r>
-        <w:rPr>
-          <w:sz w:val="32"/>
-          <w:szCs w:val="32"/>
-          <w:lang w:val="en-GB"/>
-        </w:rPr>
-        <w:t xml:space="preserve"> as $item) {</w:t>
-      </w:r>
-      <w:r>
-        <w:rPr>
-          <w:sz w:val="32"/>
-          <w:szCs w:val="32"/>
-          <w:lang w:val="en-GB"/>
-        </w:rPr>
         <w:br/>
-        <w:t xml:space="preserve">        $total += (float) $item-&gt;</w:t>
-      </w:r>
-      <w:proofErr w:type="spellStart"/>
-      <w:r>
-        <w:rPr>
-          <w:sz w:val="32"/>
-          <w:szCs w:val="32"/>
-          <w:lang w:val="en-GB"/>
-        </w:rPr>
-        <w:t>getTotalHt</w:t>
-      </w:r>
-      <w:proofErr w:type="spellEnd"/>
-      <w:r>
-        <w:rPr>
-          <w:sz w:val="32"/>
-          <w:szCs w:val="32"/>
-          <w:lang w:val="en-GB"/>
-        </w:rPr>
-        <w:t>();</w:t>
+        <w:t xml:space="preserve">        $total += (float) $item-&gt;getTotalHt();</w:t>
       </w:r>
       <w:r>
         <w:rPr>
@@ -21237,25 +20234,7 @@
           <w:lang w:val="en-GB"/>
         </w:rPr>
         <w:br/>
-        <w:t xml:space="preserve">    return </w:t>
-      </w:r>
-      <w:proofErr w:type="spellStart"/>
-      <w:r>
-        <w:rPr>
-          <w:sz w:val="32"/>
-          <w:szCs w:val="32"/>
-          <w:lang w:val="en-GB"/>
-        </w:rPr>
-        <w:t>number_format</w:t>
-      </w:r>
-      <w:proofErr w:type="spellEnd"/>
-      <w:r>
-        <w:rPr>
-          <w:sz w:val="32"/>
-          <w:szCs w:val="32"/>
-          <w:lang w:val="en-GB"/>
-        </w:rPr>
-        <w:t>($total, 2, '.', '');</w:t>
+        <w:t xml:space="preserve">    return number_format($total, 2, '.', '');</w:t>
       </w:r>
       <w:r>
         <w:rPr>
@@ -21312,25 +20291,7 @@
           <w:szCs w:val="32"/>
           <w:lang w:val="en-GB"/>
         </w:rPr>
-        <w:t xml:space="preserve">public function </w:t>
-      </w:r>
-      <w:proofErr w:type="spellStart"/>
-      <w:r>
-        <w:rPr>
-          <w:sz w:val="32"/>
-          <w:szCs w:val="32"/>
-          <w:lang w:val="en-GB"/>
-        </w:rPr>
-        <w:t>getGrandVatAmount</w:t>
-      </w:r>
-      <w:proofErr w:type="spellEnd"/>
-      <w:r>
-        <w:rPr>
-          <w:sz w:val="32"/>
-          <w:szCs w:val="32"/>
-          <w:lang w:val="en-GB"/>
-        </w:rPr>
-        <w:t>(): string</w:t>
+        <w:t>public function getGrandVatAmount(): string</w:t>
       </w:r>
       <w:r>
         <w:rPr>
@@ -21357,52 +20318,16 @@
           <w:lang w:val="en-GB"/>
         </w:rPr>
         <w:br/>
-        <w:t xml:space="preserve">    foreach ($this-&gt;</w:t>
-      </w:r>
-      <w:proofErr w:type="spellStart"/>
+        <w:t xml:space="preserve">    foreach ($this-&gt;invoiceItems as $item) {</w:t>
+      </w:r>
       <w:r>
         <w:rPr>
           <w:sz w:val="32"/>
           <w:szCs w:val="32"/>
           <w:lang w:val="en-GB"/>
         </w:rPr>
-        <w:t>invoiceItems</w:t>
-      </w:r>
-      <w:proofErr w:type="spellEnd"/>
-      <w:r>
-        <w:rPr>
-          <w:sz w:val="32"/>
-          <w:szCs w:val="32"/>
-          <w:lang w:val="en-GB"/>
-        </w:rPr>
-        <w:t xml:space="preserve"> as $item) {</w:t>
-      </w:r>
-      <w:r>
-        <w:rPr>
-          <w:sz w:val="32"/>
-          <w:szCs w:val="32"/>
-          <w:lang w:val="en-GB"/>
-        </w:rPr>
         <w:br/>
-        <w:t xml:space="preserve">        $total += (float) $item-&gt;</w:t>
-      </w:r>
-      <w:proofErr w:type="spellStart"/>
-      <w:r>
-        <w:rPr>
-          <w:sz w:val="32"/>
-          <w:szCs w:val="32"/>
-          <w:lang w:val="en-GB"/>
-        </w:rPr>
-        <w:t>getVatAmount</w:t>
-      </w:r>
-      <w:proofErr w:type="spellEnd"/>
-      <w:r>
-        <w:rPr>
-          <w:sz w:val="32"/>
-          <w:szCs w:val="32"/>
-          <w:lang w:val="en-GB"/>
-        </w:rPr>
-        <w:t>();</w:t>
+        <w:t xml:space="preserve">        $total += (float) $item-&gt;getVatAmount();</w:t>
       </w:r>
       <w:r>
         <w:rPr>
@@ -21420,25 +20345,7 @@
           <w:lang w:val="en-GB"/>
         </w:rPr>
         <w:br/>
-        <w:t xml:space="preserve">    return </w:t>
-      </w:r>
-      <w:proofErr w:type="spellStart"/>
-      <w:r>
-        <w:rPr>
-          <w:sz w:val="32"/>
-          <w:szCs w:val="32"/>
-          <w:lang w:val="en-GB"/>
-        </w:rPr>
-        <w:t>number_format</w:t>
-      </w:r>
-      <w:proofErr w:type="spellEnd"/>
-      <w:r>
-        <w:rPr>
-          <w:sz w:val="32"/>
-          <w:szCs w:val="32"/>
-          <w:lang w:val="en-GB"/>
-        </w:rPr>
-        <w:t>($total, 2, '.', '');</w:t>
+        <w:t xml:space="preserve">    return number_format($total, 2, '.', '');</w:t>
       </w:r>
       <w:r>
         <w:rPr>
@@ -21543,25 +20450,7 @@
           <w:szCs w:val="32"/>
           <w:lang w:val="en-GB"/>
         </w:rPr>
-        <w:t xml:space="preserve">public function </w:t>
-      </w:r>
-      <w:proofErr w:type="spellStart"/>
-      <w:r>
-        <w:rPr>
-          <w:sz w:val="32"/>
-          <w:szCs w:val="32"/>
-          <w:lang w:val="en-GB"/>
-        </w:rPr>
-        <w:t>getGrandTotalTtc</w:t>
-      </w:r>
-      <w:proofErr w:type="spellEnd"/>
-      <w:r>
-        <w:rPr>
-          <w:sz w:val="32"/>
-          <w:szCs w:val="32"/>
-          <w:lang w:val="en-GB"/>
-        </w:rPr>
-        <w:t>(): string</w:t>
+        <w:t>public function getGrandTotalTtc(): string</w:t>
       </w:r>
       <w:r>
         <w:rPr>
@@ -21596,52 +20485,16 @@
           <w:lang w:val="en-GB"/>
         </w:rPr>
         <w:br/>
-        <w:t xml:space="preserve">    foreach ($this-&gt;</w:t>
-      </w:r>
-      <w:proofErr w:type="spellStart"/>
+        <w:t xml:space="preserve">    foreach ($this-&gt;invoiceItems as $item) {</w:t>
+      </w:r>
       <w:r>
         <w:rPr>
           <w:sz w:val="32"/>
           <w:szCs w:val="32"/>
           <w:lang w:val="en-GB"/>
         </w:rPr>
-        <w:t>invoiceItems</w:t>
-      </w:r>
-      <w:proofErr w:type="spellEnd"/>
-      <w:r>
-        <w:rPr>
-          <w:sz w:val="32"/>
-          <w:szCs w:val="32"/>
-          <w:lang w:val="en-GB"/>
-        </w:rPr>
-        <w:t xml:space="preserve"> as $item) {</w:t>
-      </w:r>
-      <w:r>
-        <w:rPr>
-          <w:sz w:val="32"/>
-          <w:szCs w:val="32"/>
-          <w:lang w:val="en-GB"/>
-        </w:rPr>
         <w:br/>
-        <w:t xml:space="preserve">        $total += (float) $item-&gt;</w:t>
-      </w:r>
-      <w:proofErr w:type="spellStart"/>
-      <w:r>
-        <w:rPr>
-          <w:sz w:val="32"/>
-          <w:szCs w:val="32"/>
-          <w:lang w:val="en-GB"/>
-        </w:rPr>
-        <w:t>getTotalTtc</w:t>
-      </w:r>
-      <w:proofErr w:type="spellEnd"/>
-      <w:r>
-        <w:rPr>
-          <w:sz w:val="32"/>
-          <w:szCs w:val="32"/>
-          <w:lang w:val="en-GB"/>
-        </w:rPr>
-        <w:t>();</w:t>
+        <w:t xml:space="preserve">        $total += (float) $item-&gt;getTotalTtc();</w:t>
       </w:r>
       <w:r>
         <w:rPr>
@@ -21676,27 +20529,7 @@
           <w:highlight w:val="yellow"/>
           <w:lang w:val="en-GB"/>
         </w:rPr>
-        <w:t xml:space="preserve">return </w:t>
-      </w:r>
-      <w:proofErr w:type="spellStart"/>
-      <w:r>
-        <w:rPr>
-          <w:sz w:val="32"/>
-          <w:szCs w:val="32"/>
-          <w:highlight w:val="yellow"/>
-          <w:lang w:val="en-GB"/>
-        </w:rPr>
-        <w:t>number_format</w:t>
-      </w:r>
-      <w:proofErr w:type="spellEnd"/>
-      <w:r>
-        <w:rPr>
-          <w:sz w:val="32"/>
-          <w:szCs w:val="32"/>
-          <w:highlight w:val="yellow"/>
-          <w:lang w:val="en-GB"/>
-        </w:rPr>
-        <w:t>($total, 2, '.', '');</w:t>
+        <w:t>return number_format($total, 2, '.', '');</w:t>
       </w:r>
       <w:r>
         <w:rPr>
@@ -21779,61 +20612,15 @@
           <w:szCs w:val="40"/>
           <w:highlight w:val="yellow"/>
         </w:rPr>
-        <w:t>{{ (</w:t>
-      </w:r>
-      <w:proofErr w:type="spellStart"/>
-      <w:r>
-        <w:rPr>
-          <w:sz w:val="40"/>
-          <w:szCs w:val="40"/>
-          <w:highlight w:val="yellow"/>
-        </w:rPr>
-        <w:t>product.price</w:t>
-      </w:r>
-      <w:proofErr w:type="spellEnd"/>
-      <w:r>
-        <w:rPr>
-          <w:sz w:val="40"/>
-          <w:szCs w:val="40"/>
-          <w:highlight w:val="yellow"/>
-        </w:rPr>
-        <w:t xml:space="preserve"> * (1 + </w:t>
-      </w:r>
-      <w:proofErr w:type="spellStart"/>
-      <w:r>
-        <w:rPr>
-          <w:sz w:val="40"/>
-          <w:szCs w:val="40"/>
-          <w:highlight w:val="yellow"/>
-        </w:rPr>
-        <w:t>product.vatRate</w:t>
-      </w:r>
-      <w:proofErr w:type="spellEnd"/>
-      <w:r>
-        <w:rPr>
-          <w:sz w:val="40"/>
-          <w:szCs w:val="40"/>
-          <w:highlight w:val="yellow"/>
-        </w:rPr>
-        <w:t xml:space="preserve"> / 100))|</w:t>
-      </w:r>
-      <w:proofErr w:type="spellStart"/>
+        <w:t>{{ (product.price * (1 + product.vatRate / 100))|</w:t>
+      </w:r>
       <w:r>
         <w:rPr>
           <w:sz w:val="40"/>
           <w:szCs w:val="40"/>
           <w:highlight w:val="green"/>
         </w:rPr>
-        <w:t>number_format</w:t>
-      </w:r>
-      <w:proofErr w:type="spellEnd"/>
-      <w:r>
-        <w:rPr>
-          <w:sz w:val="40"/>
-          <w:szCs w:val="40"/>
-          <w:highlight w:val="green"/>
-        </w:rPr>
-        <w:t xml:space="preserve">(2, ',', ' ') }} </w:t>
+        <w:t xml:space="preserve">number_format(2, ',', ' ') }} </w:t>
       </w:r>
       <w:r>
         <w:rPr>
@@ -22039,7 +20826,6 @@
         </w:rPr>
         <w:t xml:space="preserve"> (appelé pipe), suivi du filtre </w:t>
       </w:r>
-      <w:proofErr w:type="spellStart"/>
       <w:r>
         <w:rPr>
           <w:rStyle w:val="CodeHTML"/>
@@ -22048,7 +20834,6 @@
         </w:rPr>
         <w:t>number_format</w:t>
       </w:r>
-      <w:proofErr w:type="spellEnd"/>
       <w:r>
         <w:rPr>
           <w:sz w:val="32"/>
@@ -22907,53 +21692,13 @@
           <w:highlight w:val="yellow"/>
           <w:lang w:val="en-GB"/>
         </w:rPr>
-        <w:t>-&gt;</w:t>
-      </w:r>
-      <w:proofErr w:type="spellStart"/>
+        <w:t xml:space="preserve">-&gt;setParameter("word$key", '%' . strtolower($word) . </w:t>
+      </w:r>
       <w:r>
         <w:rPr>
           <w:sz w:val="32"/>
           <w:szCs w:val="32"/>
           <w:highlight w:val="yellow"/>
-          <w:lang w:val="en-GB"/>
-        </w:rPr>
-        <w:t>setParameter</w:t>
-      </w:r>
-      <w:proofErr w:type="spellEnd"/>
-      <w:r>
-        <w:rPr>
-          <w:sz w:val="32"/>
-          <w:szCs w:val="32"/>
-          <w:highlight w:val="yellow"/>
-          <w:lang w:val="en-GB"/>
-        </w:rPr>
-        <w:t xml:space="preserve">("word$key", '%' . </w:t>
-      </w:r>
-      <w:proofErr w:type="spellStart"/>
-      <w:r>
-        <w:rPr>
-          <w:sz w:val="32"/>
-          <w:szCs w:val="32"/>
-          <w:highlight w:val="yellow"/>
-          <w:lang w:val="en-GB"/>
-        </w:rPr>
-        <w:t>strtolower</w:t>
-      </w:r>
-      <w:proofErr w:type="spellEnd"/>
-      <w:r>
-        <w:rPr>
-          <w:sz w:val="32"/>
-          <w:szCs w:val="32"/>
-          <w:highlight w:val="yellow"/>
-          <w:lang w:val="en-GB"/>
-        </w:rPr>
-        <w:t xml:space="preserve">($word) . </w:t>
-      </w:r>
-      <w:r>
-        <w:rPr>
-          <w:sz w:val="32"/>
-          <w:szCs w:val="32"/>
-          <w:highlight w:val="yellow"/>
         </w:rPr>
         <w:t>'%');</w:t>
       </w:r>
@@ -22980,7 +21725,21 @@
           <w:sz w:val="32"/>
           <w:szCs w:val="32"/>
         </w:rPr>
-        <w:t>ette technique permet d’effectuer une recherche multi-mots, insensible aux majuscules et minuscules.</w:t>
+        <w:t>ette technique permet d’effectuer une recherche multi-mots, insensible aux maj</w:t>
+      </w:r>
+      <w:r>
+        <w:rPr>
+          <w:sz w:val="32"/>
+          <w:szCs w:val="32"/>
+        </w:rPr>
+        <w:t>go</w:t>
+      </w:r>
+      <w:r>
+        <w:rPr>
+          <w:sz w:val="32"/>
+          <w:szCs w:val="32"/>
+        </w:rPr>
+        <w:t>uscules et minuscules.</w:t>
       </w:r>
     </w:p>
     <w:p>
@@ -23031,25 +21790,7 @@
           <w:highlight w:val="yellow"/>
         </w:rPr>
         <w:br/>
-        <w:t xml:space="preserve">   -&gt;</w:t>
-      </w:r>
-      <w:proofErr w:type="spellStart"/>
-      <w:r>
-        <w:rPr>
-          <w:sz w:val="32"/>
-          <w:szCs w:val="32"/>
-          <w:highlight w:val="yellow"/>
-        </w:rPr>
-        <w:t>setParameter</w:t>
-      </w:r>
-      <w:proofErr w:type="spellEnd"/>
-      <w:r>
-        <w:rPr>
-          <w:sz w:val="32"/>
-          <w:szCs w:val="32"/>
-          <w:highlight w:val="yellow"/>
-        </w:rPr>
-        <w:t>('brand', $brand);</w:t>
+        <w:t xml:space="preserve">   -&gt;setParameter('brand', $brand);</w:t>
       </w:r>
     </w:p>
     <w:p>
@@ -23114,25 +21855,7 @@
           <w:highlight w:val="yellow"/>
         </w:rPr>
         <w:br/>
-        <w:t xml:space="preserve">    -&gt;</w:t>
-      </w:r>
-      <w:proofErr w:type="spellStart"/>
-      <w:r>
-        <w:rPr>
-          <w:sz w:val="32"/>
-          <w:szCs w:val="32"/>
-          <w:highlight w:val="yellow"/>
-        </w:rPr>
-        <w:t>addOrderBy</w:t>
-      </w:r>
-      <w:proofErr w:type="spellEnd"/>
-      <w:r>
-        <w:rPr>
-          <w:sz w:val="32"/>
-          <w:szCs w:val="32"/>
-          <w:highlight w:val="yellow"/>
-        </w:rPr>
-        <w:t>('p.brand', 'ASC');</w:t>
+        <w:t xml:space="preserve">    -&gt;addOrderBy('p.brand', 'ASC');</w:t>
       </w:r>
     </w:p>
     <w:p>
@@ -23193,7 +21916,6 @@
         </w:rPr>
         <w:t xml:space="preserve">L’utilisation de </w:t>
       </w:r>
-      <w:proofErr w:type="spellStart"/>
       <w:r>
         <w:rPr>
           <w:b/>
@@ -23203,27 +21925,12 @@
         </w:rPr>
         <w:t>Gotenberg</w:t>
       </w:r>
-      <w:proofErr w:type="spellEnd"/>
-      <w:r>
-        <w:rPr>
-          <w:sz w:val="32"/>
-          <w:szCs w:val="32"/>
-        </w:rPr>
-        <w:t xml:space="preserve"> permet de générer les factures PDF côté serveur à partir d’un </w:t>
-      </w:r>
-      <w:r>
-        <w:rPr>
-          <w:sz w:val="32"/>
-          <w:szCs w:val="32"/>
-        </w:rPr>
-        <w:t>Template</w:t>
-      </w:r>
-      <w:r>
-        <w:rPr>
-          <w:sz w:val="32"/>
-          <w:szCs w:val="32"/>
-        </w:rPr>
-        <w:t xml:space="preserve"> HTML/Twig. Contrairement à l’impression navigateur, cette solution garantit un rendu maîtrisé, sans dépendre des paramètres d’impression de l’utilisateur.</w:t>
+      <w:r>
+        <w:rPr>
+          <w:sz w:val="32"/>
+          <w:szCs w:val="32"/>
+        </w:rPr>
+        <w:t xml:space="preserve"> permet de générer les factures PDF côté serveur à partir d’un Template HTML/Twig. Contrairement à l’impression navigateur, cette solution garantit un rendu maîtrisé, sans dépendre des paramètres d’impression de l’utilisateur.</w:t>
       </w:r>
     </w:p>
     <w:p>
@@ -23280,19 +21987,8 @@
           <w:sz w:val="32"/>
           <w:szCs w:val="32"/>
         </w:rPr>
-        <w:t xml:space="preserve">SensioLabs </w:t>
-      </w:r>
-      <w:proofErr w:type="spellStart"/>
-      <w:r>
-        <w:rPr>
-          <w:b/>
-          <w:bCs/>
-          <w:sz w:val="32"/>
-          <w:szCs w:val="32"/>
-        </w:rPr>
-        <w:t>GotenbergBundle</w:t>
-      </w:r>
-      <w:proofErr w:type="spellEnd"/>
+        <w:t>SensioLabs GotenbergBundle</w:t>
+      </w:r>
     </w:p>
     <w:p>
       <w:pPr>
@@ -23333,51 +22029,7 @@
           <w:szCs w:val="32"/>
           <w:highlight w:val="yellow"/>
         </w:rPr>
-        <w:t xml:space="preserve">composer require </w:t>
-      </w:r>
-      <w:proofErr w:type="spellStart"/>
-      <w:r>
-        <w:rPr>
-          <w:b/>
-          <w:bCs/>
-          <w:sz w:val="32"/>
-          <w:szCs w:val="32"/>
-          <w:highlight w:val="yellow"/>
-        </w:rPr>
-        <w:t>gotenberg</w:t>
-      </w:r>
-      <w:proofErr w:type="spellEnd"/>
-      <w:r>
-        <w:rPr>
-          <w:b/>
-          <w:bCs/>
-          <w:sz w:val="32"/>
-          <w:szCs w:val="32"/>
-          <w:highlight w:val="yellow"/>
-        </w:rPr>
-        <w:t>/</w:t>
-      </w:r>
-      <w:proofErr w:type="spellStart"/>
-      <w:r>
-        <w:rPr>
-          <w:b/>
-          <w:bCs/>
-          <w:sz w:val="32"/>
-          <w:szCs w:val="32"/>
-          <w:highlight w:val="yellow"/>
-        </w:rPr>
-        <w:t>gotenberg</w:t>
-      </w:r>
-      <w:proofErr w:type="spellEnd"/>
-      <w:r>
-        <w:rPr>
-          <w:b/>
-          <w:bCs/>
-          <w:sz w:val="32"/>
-          <w:szCs w:val="32"/>
-          <w:highlight w:val="yellow"/>
-        </w:rPr>
-        <w:t>-php</w:t>
+        <w:t>composer require gotenberg/gotenberg-php</w:t>
       </w:r>
     </w:p>
     <w:p>
@@ -23406,11 +22058,72 @@
     </w:p>
     <w:p>
       <w:pPr>
+        <w:pStyle w:val="Titre2"/>
+      </w:pPr>
+      <w:r>
+        <w:lastRenderedPageBreak/>
+        <w:t>Installation de l’API Gotenberg qui est une API</w:t>
+      </w:r>
+    </w:p>
+    <w:p>
+      <w:pPr>
+        <w:pStyle w:val="Paragraphedeliste"/>
+        <w:numPr>
+          <w:ilvl w:val="0"/>
+          <w:numId w:val="17"/>
+        </w:numPr>
         <w:rPr>
           <w:sz w:val="40"/>
           <w:szCs w:val="40"/>
         </w:rPr>
       </w:pPr>
+      <w:r>
+        <w:rPr>
+          <w:sz w:val="40"/>
+          <w:szCs w:val="40"/>
+        </w:rPr>
+        <w:t>Télécharger Docker</w:t>
+      </w:r>
+    </w:p>
+    <w:p>
+      <w:pPr>
+        <w:pStyle w:val="Paragraphedeliste"/>
+        <w:numPr>
+          <w:ilvl w:val="0"/>
+          <w:numId w:val="17"/>
+        </w:numPr>
+        <w:rPr>
+          <w:sz w:val="40"/>
+          <w:szCs w:val="40"/>
+        </w:rPr>
+      </w:pPr>
+      <w:r>
+        <w:rPr>
+          <w:sz w:val="40"/>
+          <w:szCs w:val="40"/>
+        </w:rPr>
+        <w:t>installer wsl a la demande de docker</w:t>
+      </w:r>
+    </w:p>
+    <w:p>
+      <w:pPr>
+        <w:pStyle w:val="Paragraphedeliste"/>
+        <w:numPr>
+          <w:ilvl w:val="0"/>
+          <w:numId w:val="17"/>
+        </w:numPr>
+        <w:rPr>
+          <w:sz w:val="40"/>
+          <w:szCs w:val="40"/>
+        </w:rPr>
+      </w:pPr>
+      <w:r>
+        <w:rPr>
+          <w:sz w:val="40"/>
+          <w:szCs w:val="40"/>
+        </w:rPr>
+        <w:t xml:space="preserve">installer gotenberg via composer dans le terminal </w:t>
+      </w:r>
     </w:p>
     <w:p>
       <w:pPr>
@@ -23574,7 +22287,6 @@
       </w:pPr>
       <w:bookmarkStart w:id="29" w:name="_Toc227941645"/>
       <w:r>
-        <w:lastRenderedPageBreak/>
         <w:t>Glossaire technique</w:t>
       </w:r>
       <w:bookmarkEnd w:id="29"/>
@@ -23640,15 +22352,7 @@
         <w:t>Twig</w:t>
       </w:r>
       <w:r>
-        <w:t xml:space="preserve"> : moteur de </w:t>
-      </w:r>
-      <w:proofErr w:type="spellStart"/>
-      <w:r>
-        <w:t>template</w:t>
-      </w:r>
-      <w:proofErr w:type="spellEnd"/>
-      <w:r>
-        <w:t xml:space="preserve"> utilisé pour l’affichage </w:t>
+        <w:t xml:space="preserve"> : moteur de template utilisé pour l’affichage </w:t>
       </w:r>
     </w:p>
     <w:p/>
@@ -25338,6 +24042,92 @@
     </w:lvl>
   </w:abstractNum>
   <w:abstractNum w:abstractNumId="11" w15:restartNumberingAfterBreak="0">
+    <w:nsid w:val="3EA86AB5"/>
+    <w:multiLevelType w:val="hybridMultilevel"/>
+    <w:tmpl w:val="050042DA"/>
+    <w:lvl w:ilvl="0" w:tplc="040C000F">
+      <w:start w:val="1"/>
+      <w:numFmt w:val="decimal"/>
+      <w:lvlText w:val="%1."/>
+      <w:lvlJc w:val="left"/>
+      <w:pPr>
+        <w:ind w:left="806" w:hanging="360"/>
+      </w:pPr>
+    </w:lvl>
+    <w:lvl w:ilvl="1" w:tplc="040C0019" w:tentative="1">
+      <w:start w:val="1"/>
+      <w:numFmt w:val="lowerLetter"/>
+      <w:lvlText w:val="%2."/>
+      <w:lvlJc w:val="left"/>
+      <w:pPr>
+        <w:ind w:left="1526" w:hanging="360"/>
+      </w:pPr>
+    </w:lvl>
+    <w:lvl w:ilvl="2" w:tplc="040C001B" w:tentative="1">
+      <w:start w:val="1"/>
+      <w:numFmt w:val="lowerRoman"/>
+      <w:lvlText w:val="%3."/>
+      <w:lvlJc w:val="right"/>
+      <w:pPr>
+        <w:ind w:left="2246" w:hanging="180"/>
+      </w:pPr>
+    </w:lvl>
+    <w:lvl w:ilvl="3" w:tplc="040C000F" w:tentative="1">
+      <w:start w:val="1"/>
+      <w:numFmt w:val="decimal"/>
+      <w:lvlText w:val="%4."/>
+      <w:lvlJc w:val="left"/>
+      <w:pPr>
+        <w:ind w:left="2966" w:hanging="360"/>
+      </w:pPr>
+    </w:lvl>
+    <w:lvl w:ilvl="4" w:tplc="040C0019" w:tentative="1">
+      <w:start w:val="1"/>
+      <w:numFmt w:val="lowerLetter"/>
+      <w:lvlText w:val="%5."/>
+      <w:lvlJc w:val="left"/>
+      <w:pPr>
+        <w:ind w:left="3686" w:hanging="360"/>
+      </w:pPr>
+    </w:lvl>
+    <w:lvl w:ilvl="5" w:tplc="040C001B" w:tentative="1">
+      <w:start w:val="1"/>
+      <w:numFmt w:val="lowerRoman"/>
+      <w:lvlText w:val="%6."/>
+      <w:lvlJc w:val="right"/>
+      <w:pPr>
+        <w:ind w:left="4406" w:hanging="180"/>
+      </w:pPr>
+    </w:lvl>
+    <w:lvl w:ilvl="6" w:tplc="040C000F" w:tentative="1">
+      <w:start w:val="1"/>
+      <w:numFmt w:val="decimal"/>
+      <w:lvlText w:val="%7."/>
+      <w:lvlJc w:val="left"/>
+      <w:pPr>
+        <w:ind w:left="5126" w:hanging="360"/>
+      </w:pPr>
+    </w:lvl>
+    <w:lvl w:ilvl="7" w:tplc="040C0019" w:tentative="1">
+      <w:start w:val="1"/>
+      <w:numFmt w:val="lowerLetter"/>
+      <w:lvlText w:val="%8."/>
+      <w:lvlJc w:val="left"/>
+      <w:pPr>
+        <w:ind w:left="5846" w:hanging="360"/>
+      </w:pPr>
+    </w:lvl>
+    <w:lvl w:ilvl="8" w:tplc="040C001B" w:tentative="1">
+      <w:start w:val="1"/>
+      <w:numFmt w:val="lowerRoman"/>
+      <w:lvlText w:val="%9."/>
+      <w:lvlJc w:val="right"/>
+      <w:pPr>
+        <w:ind w:left="6566" w:hanging="180"/>
+      </w:pPr>
+    </w:lvl>
+  </w:abstractNum>
+  <w:abstractNum w:abstractNumId="12" w15:restartNumberingAfterBreak="0">
     <w:nsid w:val="45150146"/>
     <w:multiLevelType w:val="multilevel"/>
     <w:tmpl w:val="F348BC24"/>
@@ -25486,7 +24276,7 @@
       </w:rPr>
     </w:lvl>
   </w:abstractNum>
-  <w:abstractNum w:abstractNumId="12" w15:restartNumberingAfterBreak="0">
+  <w:abstractNum w:abstractNumId="13" w15:restartNumberingAfterBreak="0">
     <w:nsid w:val="56287F51"/>
     <w:multiLevelType w:val="multilevel"/>
     <w:tmpl w:val="25661C2E"/>
@@ -25635,7 +24425,7 @@
       </w:rPr>
     </w:lvl>
   </w:abstractNum>
-  <w:abstractNum w:abstractNumId="13" w15:restartNumberingAfterBreak="0">
+  <w:abstractNum w:abstractNumId="14" w15:restartNumberingAfterBreak="0">
     <w:nsid w:val="6271456B"/>
     <w:multiLevelType w:val="multilevel"/>
     <w:tmpl w:val="A03C970A"/>
@@ -25784,7 +24574,7 @@
       </w:rPr>
     </w:lvl>
   </w:abstractNum>
-  <w:abstractNum w:abstractNumId="14" w15:restartNumberingAfterBreak="0">
+  <w:abstractNum w:abstractNumId="15" w15:restartNumberingAfterBreak="0">
     <w:nsid w:val="700C3CEA"/>
     <w:multiLevelType w:val="multilevel"/>
     <w:tmpl w:val="2AD48AB2"/>
@@ -25933,7 +24723,7 @@
       </w:rPr>
     </w:lvl>
   </w:abstractNum>
-  <w:abstractNum w:abstractNumId="15" w15:restartNumberingAfterBreak="0">
+  <w:abstractNum w:abstractNumId="16" w15:restartNumberingAfterBreak="0">
     <w:nsid w:val="7497253F"/>
     <w:multiLevelType w:val="multilevel"/>
     <w:tmpl w:val="164CD772"/>
@@ -26086,7 +24876,7 @@
     <w:abstractNumId w:val="6"/>
   </w:num>
   <w:num w:numId="2" w16cid:durableId="788279594">
-    <w:abstractNumId w:val="11"/>
+    <w:abstractNumId w:val="12"/>
   </w:num>
   <w:num w:numId="3" w16cid:durableId="192885476">
     <w:abstractNumId w:val="5"/>
@@ -26107,19 +24897,19 @@
     <w:abstractNumId w:val="2"/>
   </w:num>
   <w:num w:numId="9" w16cid:durableId="1225338985">
-    <w:abstractNumId w:val="12"/>
+    <w:abstractNumId w:val="13"/>
   </w:num>
   <w:num w:numId="10" w16cid:durableId="1830441398">
-    <w:abstractNumId w:val="15"/>
+    <w:abstractNumId w:val="16"/>
   </w:num>
   <w:num w:numId="11" w16cid:durableId="2040163789">
     <w:abstractNumId w:val="4"/>
   </w:num>
   <w:num w:numId="12" w16cid:durableId="1013533006">
-    <w:abstractNumId w:val="14"/>
+    <w:abstractNumId w:val="15"/>
   </w:num>
   <w:num w:numId="13" w16cid:durableId="1759863322">
-    <w:abstractNumId w:val="13"/>
+    <w:abstractNumId w:val="14"/>
   </w:num>
   <w:num w:numId="14" w16cid:durableId="733432097">
     <w:abstractNumId w:val="10"/>
@@ -26129,6 +24919,9 @@
   </w:num>
   <w:num w:numId="16" w16cid:durableId="169754870">
     <w:abstractNumId w:val="7"/>
+  </w:num>
+  <w:num w:numId="17" w16cid:durableId="1123185859">
+    <w:abstractNumId w:val="11"/>
   </w:num>
 </w:numbering>
 </file>
@@ -26735,6 +25528,7 @@
   <w:style w:type="character" w:default="1" w:styleId="Policepardfaut">
     <w:name w:val="Default Paragraph Font"/>
     <w:uiPriority w:val="1"/>
+    <w:semiHidden/>
     <w:unhideWhenUsed/>
   </w:style>
   <w:style w:type="table" w:default="1" w:styleId="TableauNormal">

--- a/documentation/dossier minifacturier.docx
+++ b/documentation/dossier minifacturier.docx
@@ -4909,14 +4909,15 @@
         <w:pStyle w:val="Titre1"/>
       </w:pPr>
       <w:bookmarkStart w:id="4" w:name="_Toc228464215"/>
-      <w:proofErr w:type="spellStart"/>
       <w:r>
         <w:lastRenderedPageBreak/>
-        <w:t>Worflow</w:t>
-      </w:r>
-      <w:proofErr w:type="spellEnd"/>
-      <w:r>
-        <w:t xml:space="preserve"> de Mini facturier</w:t>
+        <w:t>Wor</w:t>
+      </w:r>
+      <w:r>
+        <w:t>k</w:t>
+      </w:r>
+      <w:r>
+        <w:t>flow de Mini facturier</w:t>
       </w:r>
       <w:bookmarkEnd w:id="4"/>
     </w:p>
@@ -5756,12 +5757,7 @@
         </w:rPr>
       </w:pPr>
     </w:p>
-    <w:p>
-      <w:pPr>
-        <w:pStyle w:val="Titre1"/>
-        <w:jc w:val="center"/>
-      </w:pPr>
-    </w:p>
+    <w:p/>
     <w:p/>
     <w:p/>
     <w:p/>
@@ -6408,12 +6404,49 @@
     <w:p>
       <w:pPr>
         <w:rPr>
+          <w:sz w:val="28"/>
+          <w:szCs w:val="28"/>
+        </w:rPr>
+      </w:pPr>
+      <w:r>
+        <w:rPr>
           <w:b/>
           <w:bCs/>
-          <w:sz w:val="32"/>
-          <w:szCs w:val="32"/>
-        </w:rPr>
-      </w:pPr>
+          <w:sz w:val="28"/>
+          <w:szCs w:val="28"/>
+        </w:rPr>
+        <w:t>(</w:t>
+      </w:r>
+      <w:r>
+        <w:rPr>
+          <w:b/>
+          <w:bCs/>
+          <w:sz w:val="28"/>
+          <w:szCs w:val="28"/>
+        </w:rPr>
+        <w:t>E</w:t>
+      </w:r>
+      <w:r>
+        <w:rPr>
+          <w:sz w:val="28"/>
+          <w:szCs w:val="28"/>
+        </w:rPr>
+        <w:t>xtraits des tables réalisées en csv(EXCEL) pour illustrer le dossier</w:t>
+      </w:r>
+      <w:r>
+        <w:rPr>
+          <w:sz w:val="28"/>
+          <w:szCs w:val="28"/>
+        </w:rPr>
+        <w:t>)</w:t>
+      </w:r>
+      <w:r>
+        <w:rPr>
+          <w:sz w:val="28"/>
+          <w:szCs w:val="28"/>
+        </w:rPr>
+        <w:t>.</w:t>
+      </w:r>
     </w:p>
     <w:p>
       <w:pPr>
@@ -17617,22 +17650,34 @@
       </w:pPr>
       <w:bookmarkStart w:id="15" w:name="_Toc228464226"/>
       <w:r>
+        <w:t>Page de connexion</w:t>
+      </w:r>
+      <w:bookmarkEnd w:id="15"/>
+    </w:p>
+    <w:p>
+      <w:pPr>
+        <w:rPr>
+          <w:sz w:val="32"/>
+          <w:szCs w:val="32"/>
+        </w:rPr>
+      </w:pPr>
+      <w:r>
         <w:rPr>
           <w:noProof/>
         </w:rPr>
         <w:drawing>
-          <wp:anchor distT="0" distB="0" distL="114300" distR="114300" simplePos="0" relativeHeight="251699712" behindDoc="1" locked="0" layoutInCell="1" allowOverlap="1" wp14:anchorId="41A1E12B" wp14:editId="09A0D6DA">
+          <wp:anchor distT="0" distB="0" distL="114300" distR="114300" simplePos="0" relativeHeight="251729408" behindDoc="1" locked="0" layoutInCell="1" allowOverlap="1" wp14:anchorId="2B8627BF" wp14:editId="6BC87CA6">
             <wp:simplePos x="0" y="0"/>
-            <wp:positionH relativeFrom="column">
-              <wp:posOffset>3084</wp:posOffset>
+            <wp:positionH relativeFrom="margin">
+              <wp:align>left</wp:align>
             </wp:positionH>
             <wp:positionV relativeFrom="paragraph">
-              <wp:posOffset>-2903</wp:posOffset>
+              <wp:posOffset>6985</wp:posOffset>
             </wp:positionV>
-            <wp:extent cx="5760085" cy="4498975"/>
+            <wp:extent cx="5760085" cy="4178300"/>
             <wp:effectExtent l="0" t="0" r="0" b="0"/>
             <wp:wrapNone/>
-            <wp:docPr id="1005138946" name="Image 1"/>
+            <wp:docPr id="1309300277" name="Image 1"/>
             <wp:cNvGraphicFramePr>
               <a:graphicFrameLocks xmlns:a="http://schemas.openxmlformats.org/drawingml/2006/main" noChangeAspect="1"/>
             </wp:cNvGraphicFramePr>
@@ -17640,7 +17685,7 @@
               <a:graphicData uri="http://schemas.openxmlformats.org/drawingml/2006/picture">
                 <pic:pic xmlns:pic="http://schemas.openxmlformats.org/drawingml/2006/picture">
                   <pic:nvPicPr>
-                    <pic:cNvPr id="1005138946" name=""/>
+                    <pic:cNvPr id="1309300277" name=""/>
                     <pic:cNvPicPr/>
                   </pic:nvPicPr>
                   <pic:blipFill>
@@ -17658,7 +17703,7 @@
                   <pic:spPr>
                     <a:xfrm>
                       <a:off x="0" y="0"/>
-                      <a:ext cx="5760085" cy="4498975"/>
+                      <a:ext cx="5760085" cy="4178300"/>
                     </a:xfrm>
                     <a:prstGeom prst="rect">
                       <a:avLst/>
@@ -17667,21 +17712,12 @@
                 </pic:pic>
               </a:graphicData>
             </a:graphic>
+            <wp14:sizeRelV relativeFrom="margin">
+              <wp14:pctHeight>0</wp14:pctHeight>
+            </wp14:sizeRelV>
           </wp:anchor>
         </w:drawing>
       </w:r>
-      <w:r>
-        <w:t>Page de connexion</w:t>
-      </w:r>
-      <w:bookmarkEnd w:id="15"/>
-    </w:p>
-    <w:p>
-      <w:pPr>
-        <w:rPr>
-          <w:sz w:val="32"/>
-          <w:szCs w:val="32"/>
-        </w:rPr>
-      </w:pPr>
     </w:p>
     <w:p>
       <w:pPr>
@@ -27058,7 +27094,7 @@
           <w:szCs w:val="40"/>
         </w:rPr>
         <w:drawing>
-          <wp:anchor distT="0" distB="0" distL="114300" distR="114300" simplePos="0" relativeHeight="251715072" behindDoc="1" locked="0" layoutInCell="1" allowOverlap="1" wp14:anchorId="53BF247B" wp14:editId="427E140A">
+          <wp:anchor distT="0" distB="0" distL="114300" distR="114300" simplePos="0" relativeHeight="251715072" behindDoc="1" locked="0" layoutInCell="1" allowOverlap="1" wp14:anchorId="53BF247B" wp14:editId="1EAB79C7">
             <wp:simplePos x="0" y="0"/>
             <wp:positionH relativeFrom="page">
               <wp:posOffset>1272812</wp:posOffset>
@@ -27391,7 +27427,7 @@
           <w:szCs w:val="40"/>
         </w:rPr>
         <w:drawing>
-          <wp:anchor distT="0" distB="0" distL="114300" distR="114300" simplePos="0" relativeHeight="251718144" behindDoc="1" locked="0" layoutInCell="1" allowOverlap="1" wp14:anchorId="534CC592" wp14:editId="28EA6053">
+          <wp:anchor distT="0" distB="0" distL="114300" distR="114300" simplePos="0" relativeHeight="251718144" behindDoc="1" locked="0" layoutInCell="1" allowOverlap="1" wp14:anchorId="534CC592" wp14:editId="3C40D801">
             <wp:simplePos x="0" y="0"/>
             <wp:positionH relativeFrom="margin">
               <wp:posOffset>-486773</wp:posOffset>
@@ -27497,7 +27533,7 @@
           <w:szCs w:val="40"/>
         </w:rPr>
         <w:drawing>
-          <wp:anchor distT="0" distB="0" distL="114300" distR="114300" simplePos="0" relativeHeight="251719168" behindDoc="1" locked="0" layoutInCell="1" allowOverlap="1" wp14:anchorId="42BD067D" wp14:editId="22F194E8">
+          <wp:anchor distT="0" distB="0" distL="114300" distR="114300" simplePos="0" relativeHeight="251719168" behindDoc="1" locked="0" layoutInCell="1" allowOverlap="1" wp14:anchorId="42BD067D" wp14:editId="0562D98E">
             <wp:simplePos x="0" y="0"/>
             <wp:positionH relativeFrom="margin">
               <wp:align>left</wp:align>
@@ -28572,6 +28608,7 @@
       </w:pPr>
       <w:r>
         <w:rPr>
+          <w:noProof/>
           <w:sz w:val="32"/>
           <w:szCs w:val="32"/>
         </w:rPr>
@@ -28771,6 +28808,7 @@
       </w:pPr>
       <w:r>
         <w:rPr>
+          <w:noProof/>
           <w:sz w:val="32"/>
           <w:szCs w:val="32"/>
         </w:rPr>
@@ -28832,6 +28870,7 @@
       </w:r>
       <w:r>
         <w:rPr>
+          <w:noProof/>
           <w:sz w:val="32"/>
           <w:szCs w:val="32"/>
         </w:rPr>
@@ -28965,6 +29004,7 @@
       </w:pPr>
       <w:r>
         <w:rPr>
+          <w:noProof/>
           <w:sz w:val="32"/>
           <w:szCs w:val="32"/>
         </w:rPr>
@@ -29026,6 +29066,7 @@
       </w:r>
       <w:r>
         <w:rPr>
+          <w:noProof/>
           <w:sz w:val="32"/>
           <w:szCs w:val="32"/>
         </w:rPr>
@@ -29142,6 +29183,7 @@
       </w:pPr>
       <w:r>
         <w:rPr>
+          <w:noProof/>
           <w:sz w:val="32"/>
           <w:szCs w:val="32"/>
         </w:rPr>
@@ -29203,6 +29245,7 @@
       </w:r>
       <w:r>
         <w:rPr>
+          <w:noProof/>
           <w:sz w:val="32"/>
           <w:szCs w:val="32"/>
         </w:rPr>
@@ -29312,6 +29355,7 @@
       </w:pPr>
       <w:r>
         <w:rPr>
+          <w:noProof/>
           <w:sz w:val="32"/>
           <w:szCs w:val="32"/>
         </w:rPr>
@@ -35064,6 +35108,7 @@
   <w:style w:type="character" w:default="1" w:styleId="Policepardfaut">
     <w:name w:val="Default Paragraph Font"/>
     <w:uiPriority w:val="1"/>
+    <w:semiHidden/>
     <w:unhideWhenUsed/>
   </w:style>
   <w:style w:type="table" w:default="1" w:styleId="TableauNormal">

--- a/documentation/dossier minifacturier.docx
+++ b/documentation/dossier minifacturier.docx
@@ -21947,6 +21947,46 @@
           <w:highlight w:val="yellow"/>
         </w:rPr>
         <w:t>{% for product in products %}</w:t>
+      </w:r>
+    </w:p>
+    <w:p>
+      <w:pPr>
+        <w:rPr>
+          <w:sz w:val="32"/>
+          <w:szCs w:val="32"/>
+        </w:rPr>
+      </w:pPr>
+      <w:r>
+        <w:rPr>
+          <w:b/>
+          <w:bCs/>
+          <w:sz w:val="32"/>
+          <w:szCs w:val="32"/>
+          <w:u w:val="single"/>
+        </w:rPr>
+        <w:t>Evolution prévue du catalogue</w:t>
+      </w:r>
+      <w:r>
+        <w:rPr>
+          <w:sz w:val="32"/>
+          <w:szCs w:val="32"/>
+        </w:rPr>
+        <w:t> :</w:t>
+      </w:r>
+    </w:p>
+    <w:p>
+      <w:pPr>
+        <w:rPr>
+          <w:sz w:val="32"/>
+          <w:szCs w:val="32"/>
+        </w:rPr>
+      </w:pPr>
+      <w:r>
+        <w:rPr>
+          <w:sz w:val="32"/>
+          <w:szCs w:val="32"/>
+        </w:rPr>
+        <w:t>Une amélioration prévue est d’ajouter des images aux produits pour rendre le catalogue plus visuel et améliorer l’expérience utilisateur</w:t>
       </w:r>
     </w:p>
     <w:p>
@@ -35108,7 +35148,6 @@
   <w:style w:type="character" w:default="1" w:styleId="Policepardfaut">
     <w:name w:val="Default Paragraph Font"/>
     <w:uiPriority w:val="1"/>
-    <w:semiHidden/>
     <w:unhideWhenUsed/>
   </w:style>
   <w:style w:type="table" w:default="1" w:styleId="TableauNormal">

--- a/documentation/dossier minifacturier.docx
+++ b/documentation/dossier minifacturier.docx
@@ -17663,21 +17663,14 @@
       </w:pPr>
       <w:r>
         <w:rPr>
-          <w:noProof/>
+          <w:sz w:val="32"/>
+          <w:szCs w:val="32"/>
         </w:rPr>
         <w:drawing>
-          <wp:anchor distT="0" distB="0" distL="114300" distR="114300" simplePos="0" relativeHeight="251729408" behindDoc="1" locked="0" layoutInCell="1" allowOverlap="1" wp14:anchorId="2B8627BF" wp14:editId="6BC87CA6">
-            <wp:simplePos x="0" y="0"/>
-            <wp:positionH relativeFrom="margin">
-              <wp:align>left</wp:align>
-            </wp:positionH>
-            <wp:positionV relativeFrom="paragraph">
-              <wp:posOffset>6985</wp:posOffset>
-            </wp:positionV>
-            <wp:extent cx="5760085" cy="4178300"/>
+          <wp:inline distT="0" distB="0" distL="0" distR="0" wp14:anchorId="7E47B76F" wp14:editId="6CFF9039">
+            <wp:extent cx="5760085" cy="2916555"/>
             <wp:effectExtent l="0" t="0" r="0" b="0"/>
-            <wp:wrapNone/>
-            <wp:docPr id="1309300277" name="Image 1"/>
+            <wp:docPr id="2107691350" name="Image 1"/>
             <wp:cNvGraphicFramePr>
               <a:graphicFrameLocks xmlns:a="http://schemas.openxmlformats.org/drawingml/2006/main" noChangeAspect="1"/>
             </wp:cNvGraphicFramePr>
@@ -17685,17 +17678,11 @@
               <a:graphicData uri="http://schemas.openxmlformats.org/drawingml/2006/picture">
                 <pic:pic xmlns:pic="http://schemas.openxmlformats.org/drawingml/2006/picture">
                   <pic:nvPicPr>
-                    <pic:cNvPr id="1309300277" name=""/>
+                    <pic:cNvPr id="2107691350" name=""/>
                     <pic:cNvPicPr/>
                   </pic:nvPicPr>
                   <pic:blipFill>
-                    <a:blip r:embed="rId18">
-                      <a:extLst>
-                        <a:ext uri="{28A0092B-C50C-407E-A947-70E740481C1C}">
-                          <a14:useLocalDpi xmlns:a14="http://schemas.microsoft.com/office/drawing/2010/main" val="0"/>
-                        </a:ext>
-                      </a:extLst>
-                    </a:blip>
+                    <a:blip r:embed="rId18"/>
                     <a:stretch>
                       <a:fillRect/>
                     </a:stretch>
@@ -17703,7 +17690,7 @@
                   <pic:spPr>
                     <a:xfrm>
                       <a:off x="0" y="0"/>
-                      <a:ext cx="5760085" cy="4178300"/>
+                      <a:ext cx="5760085" cy="2916555"/>
                     </a:xfrm>
                     <a:prstGeom prst="rect">
                       <a:avLst/>
@@ -17712,92 +17699,9 @@
                 </pic:pic>
               </a:graphicData>
             </a:graphic>
-            <wp14:sizeRelV relativeFrom="margin">
-              <wp14:pctHeight>0</wp14:pctHeight>
-            </wp14:sizeRelV>
-          </wp:anchor>
+          </wp:inline>
         </w:drawing>
       </w:r>
-    </w:p>
-    <w:p>
-      <w:pPr>
-        <w:rPr>
-          <w:sz w:val="32"/>
-          <w:szCs w:val="32"/>
-        </w:rPr>
-      </w:pPr>
-    </w:p>
-    <w:p>
-      <w:pPr>
-        <w:rPr>
-          <w:sz w:val="32"/>
-          <w:szCs w:val="32"/>
-        </w:rPr>
-      </w:pPr>
-    </w:p>
-    <w:p>
-      <w:pPr>
-        <w:rPr>
-          <w:sz w:val="32"/>
-          <w:szCs w:val="32"/>
-        </w:rPr>
-      </w:pPr>
-    </w:p>
-    <w:p>
-      <w:pPr>
-        <w:rPr>
-          <w:sz w:val="32"/>
-          <w:szCs w:val="32"/>
-        </w:rPr>
-      </w:pPr>
-    </w:p>
-    <w:p>
-      <w:pPr>
-        <w:rPr>
-          <w:sz w:val="32"/>
-          <w:szCs w:val="32"/>
-        </w:rPr>
-      </w:pPr>
-    </w:p>
-    <w:p>
-      <w:pPr>
-        <w:rPr>
-          <w:sz w:val="32"/>
-          <w:szCs w:val="32"/>
-        </w:rPr>
-      </w:pPr>
-    </w:p>
-    <w:p>
-      <w:pPr>
-        <w:rPr>
-          <w:sz w:val="32"/>
-          <w:szCs w:val="32"/>
-        </w:rPr>
-      </w:pPr>
-    </w:p>
-    <w:p>
-      <w:pPr>
-        <w:rPr>
-          <w:sz w:val="32"/>
-          <w:szCs w:val="32"/>
-        </w:rPr>
-      </w:pPr>
-    </w:p>
-    <w:p>
-      <w:pPr>
-        <w:rPr>
-          <w:sz w:val="32"/>
-          <w:szCs w:val="32"/>
-        </w:rPr>
-      </w:pPr>
-    </w:p>
-    <w:p>
-      <w:pPr>
-        <w:rPr>
-          <w:sz w:val="32"/>
-          <w:szCs w:val="32"/>
-        </w:rPr>
-      </w:pPr>
     </w:p>
     <w:p>
       <w:pPr>
@@ -17963,6 +17867,22 @@
     </w:p>
     <w:p>
       <w:pPr>
+        <w:rPr>
+          <w:sz w:val="32"/>
+          <w:szCs w:val="32"/>
+        </w:rPr>
+      </w:pPr>
+    </w:p>
+    <w:p>
+      <w:pPr>
+        <w:rPr>
+          <w:sz w:val="32"/>
+          <w:szCs w:val="32"/>
+        </w:rPr>
+      </w:pPr>
+    </w:p>
+    <w:p>
+      <w:pPr>
         <w:pStyle w:val="Sous-titre"/>
       </w:pPr>
       <w:r>
@@ -17971,6 +17891,7 @@
           <w:sz w:val="32"/>
           <w:szCs w:val="32"/>
         </w:rPr>
+        <w:lastRenderedPageBreak/>
         <w:drawing>
           <wp:anchor distT="0" distB="0" distL="114300" distR="114300" simplePos="0" relativeHeight="251702784" behindDoc="1" locked="0" layoutInCell="1" allowOverlap="1" wp14:anchorId="6FA0DF78" wp14:editId="73BB487E">
             <wp:simplePos x="0" y="0"/>
@@ -18278,23 +18199,23 @@
           <w:sz w:val="32"/>
           <w:szCs w:val="32"/>
         </w:rPr>
+        <w:t>Modal de confirmation de l’envoie du message</w:t>
+      </w:r>
+    </w:p>
+    <w:p>
+      <w:pPr>
+        <w:rPr>
+          <w:sz w:val="32"/>
+          <w:szCs w:val="32"/>
+        </w:rPr>
+      </w:pPr>
+      <w:r>
+        <w:rPr>
+          <w:noProof/>
+          <w:sz w:val="32"/>
+          <w:szCs w:val="32"/>
+        </w:rPr>
         <w:lastRenderedPageBreak/>
-        <w:t>Modal de confirmation de l’envoie du message</w:t>
-      </w:r>
-    </w:p>
-    <w:p>
-      <w:pPr>
-        <w:rPr>
-          <w:sz w:val="32"/>
-          <w:szCs w:val="32"/>
-        </w:rPr>
-      </w:pPr>
-      <w:r>
-        <w:rPr>
-          <w:noProof/>
-          <w:sz w:val="32"/>
-          <w:szCs w:val="32"/>
-        </w:rPr>
         <w:drawing>
           <wp:inline distT="0" distB="0" distL="0" distR="0" wp14:anchorId="3C041B7A" wp14:editId="1B7B61DB">
             <wp:extent cx="5760085" cy="3191510"/>
@@ -18491,23 +18412,22 @@
       </w:pPr>
       <w:r>
         <w:rPr>
-          <w:noProof/>
           <w:sz w:val="32"/>
           <w:szCs w:val="32"/>
         </w:rPr>
         <w:drawing>
-          <wp:anchor distT="0" distB="0" distL="114300" distR="114300" simplePos="0" relativeHeight="251704832" behindDoc="1" locked="0" layoutInCell="1" allowOverlap="1" wp14:anchorId="35DF1676" wp14:editId="1F3A5EBB">
+          <wp:anchor distT="0" distB="0" distL="114300" distR="114300" simplePos="0" relativeHeight="251730432" behindDoc="1" locked="0" layoutInCell="1" allowOverlap="1" wp14:anchorId="3577696B" wp14:editId="723505CD">
             <wp:simplePos x="0" y="0"/>
-            <wp:positionH relativeFrom="margin">
-              <wp:posOffset>65314</wp:posOffset>
+            <wp:positionH relativeFrom="column">
+              <wp:posOffset>1270</wp:posOffset>
             </wp:positionH>
             <wp:positionV relativeFrom="paragraph">
-              <wp:posOffset>14605</wp:posOffset>
+              <wp:posOffset>-635</wp:posOffset>
             </wp:positionV>
-            <wp:extent cx="5760085" cy="4330700"/>
-            <wp:effectExtent l="0" t="0" r="0" b="0"/>
+            <wp:extent cx="5760085" cy="3782060"/>
+            <wp:effectExtent l="0" t="0" r="0" b="8890"/>
             <wp:wrapNone/>
-            <wp:docPr id="1064510759" name="Image 1"/>
+            <wp:docPr id="1929343052" name="Image 1"/>
             <wp:cNvGraphicFramePr>
               <a:graphicFrameLocks xmlns:a="http://schemas.openxmlformats.org/drawingml/2006/main" noChangeAspect="1"/>
             </wp:cNvGraphicFramePr>
@@ -18515,11 +18435,11 @@
               <a:graphicData uri="http://schemas.openxmlformats.org/drawingml/2006/picture">
                 <pic:pic xmlns:pic="http://schemas.openxmlformats.org/drawingml/2006/picture">
                   <pic:nvPicPr>
-                    <pic:cNvPr id="1064510759" name=""/>
+                    <pic:cNvPr id="1929343052" name=""/>
                     <pic:cNvPicPr/>
                   </pic:nvPicPr>
                   <pic:blipFill>
-                    <a:blip r:embed="rId24">
+                    <a:blip r:embed="rId24" cstate="print">
                       <a:extLst>
                         <a:ext uri="{28A0092B-C50C-407E-A947-70E740481C1C}">
                           <a14:useLocalDpi xmlns:a14="http://schemas.microsoft.com/office/drawing/2010/main" val="0"/>
@@ -18533,7 +18453,7 @@
                   <pic:spPr>
                     <a:xfrm>
                       <a:off x="0" y="0"/>
-                      <a:ext cx="5760085" cy="4330700"/>
+                      <a:ext cx="5760085" cy="3782060"/>
                     </a:xfrm>
                     <a:prstGeom prst="rect">
                       <a:avLst/>
@@ -18625,36 +18545,19 @@
       <w:bookmarkStart w:id="18" w:name="_Toc228464229"/>
       <w:r>
         <w:lastRenderedPageBreak/>
-        <w:t>Dashboard Sellers</w:t>
-      </w:r>
-      <w:bookmarkEnd w:id="18"/>
-    </w:p>
-    <w:p>
-      <w:pPr>
-        <w:rPr>
-          <w:sz w:val="32"/>
-          <w:szCs w:val="32"/>
-        </w:rPr>
-      </w:pPr>
-      <w:r>
-        <w:rPr>
-          <w:noProof/>
-          <w:sz w:val="32"/>
-          <w:szCs w:val="32"/>
-        </w:rPr>
         <w:drawing>
-          <wp:anchor distT="0" distB="0" distL="114300" distR="114300" simplePos="0" relativeHeight="251705856" behindDoc="1" locked="0" layoutInCell="1" allowOverlap="1" wp14:anchorId="59DE58FF" wp14:editId="1C0477CC">
+          <wp:anchor distT="0" distB="0" distL="114300" distR="114300" simplePos="0" relativeHeight="251731456" behindDoc="1" locked="0" layoutInCell="1" allowOverlap="1" wp14:anchorId="7A5017C0" wp14:editId="28B6523D">
             <wp:simplePos x="0" y="0"/>
             <wp:positionH relativeFrom="margin">
-              <wp:align>right</wp:align>
+              <wp:align>left</wp:align>
             </wp:positionH>
             <wp:positionV relativeFrom="paragraph">
-              <wp:posOffset>15240</wp:posOffset>
+              <wp:posOffset>-2540</wp:posOffset>
             </wp:positionV>
-            <wp:extent cx="5760085" cy="4511675"/>
-            <wp:effectExtent l="0" t="0" r="0" b="3175"/>
+            <wp:extent cx="5760085" cy="4216400"/>
+            <wp:effectExtent l="0" t="0" r="0" b="0"/>
             <wp:wrapNone/>
-            <wp:docPr id="1879028024" name="Image 1"/>
+            <wp:docPr id="1497994818" name="Image 1"/>
             <wp:cNvGraphicFramePr>
               <a:graphicFrameLocks xmlns:a="http://schemas.openxmlformats.org/drawingml/2006/main" noChangeAspect="1"/>
             </wp:cNvGraphicFramePr>
@@ -18662,11 +18565,11 @@
               <a:graphicData uri="http://schemas.openxmlformats.org/drawingml/2006/picture">
                 <pic:pic xmlns:pic="http://schemas.openxmlformats.org/drawingml/2006/picture">
                   <pic:nvPicPr>
-                    <pic:cNvPr id="1879028024" name=""/>
+                    <pic:cNvPr id="1497994818" name=""/>
                     <pic:cNvPicPr/>
                   </pic:nvPicPr>
                   <pic:blipFill>
-                    <a:blip r:embed="rId25">
+                    <a:blip r:embed="rId25" cstate="print">
                       <a:extLst>
                         <a:ext uri="{28A0092B-C50C-407E-A947-70E740481C1C}">
                           <a14:useLocalDpi xmlns:a14="http://schemas.microsoft.com/office/drawing/2010/main" val="0"/>
@@ -18680,7 +18583,7 @@
                   <pic:spPr>
                     <a:xfrm>
                       <a:off x="0" y="0"/>
-                      <a:ext cx="5760085" cy="4511675"/>
+                      <a:ext cx="5760085" cy="4216400"/>
                     </a:xfrm>
                     <a:prstGeom prst="rect">
                       <a:avLst/>
@@ -18689,9 +18592,16 @@
                 </pic:pic>
               </a:graphicData>
             </a:graphic>
+            <wp14:sizeRelV relativeFrom="margin">
+              <wp14:pctHeight>0</wp14:pctHeight>
+            </wp14:sizeRelV>
           </wp:anchor>
         </w:drawing>
       </w:r>
+      <w:r>
+        <w:t>Dashboard Sellers</w:t>
+      </w:r>
+      <w:bookmarkEnd w:id="18"/>
     </w:p>
     <w:p>
       <w:pPr>
@@ -18847,24 +18757,36 @@
       </w:pPr>
       <w:bookmarkStart w:id="19" w:name="_Toc228464230"/>
       <w:r>
+        <w:t>Liste des clients avec le paginator</w:t>
+      </w:r>
+      <w:bookmarkEnd w:id="19"/>
+      <w:r>
+        <w:t xml:space="preserve"> </w:t>
+      </w:r>
+    </w:p>
+    <w:p>
+      <w:pPr>
         <w:rPr>
           <w:b/>
           <w:bCs/>
-          <w:noProof/>
-        </w:rPr>
+          <w:sz w:val="32"/>
+          <w:szCs w:val="32"/>
+        </w:rPr>
+      </w:pPr>
+      <w:r>
         <w:drawing>
-          <wp:anchor distT="0" distB="0" distL="114300" distR="114300" simplePos="0" relativeHeight="251706880" behindDoc="1" locked="0" layoutInCell="1" allowOverlap="1" wp14:anchorId="05899FDB" wp14:editId="442705C5">
+          <wp:anchor distT="0" distB="0" distL="114300" distR="114300" simplePos="0" relativeHeight="251732480" behindDoc="1" locked="0" layoutInCell="1" allowOverlap="1" wp14:anchorId="0EF33D42" wp14:editId="219F78C4">
             <wp:simplePos x="0" y="0"/>
-            <wp:positionH relativeFrom="margin">
-              <wp:posOffset>-356143</wp:posOffset>
+            <wp:positionH relativeFrom="column">
+              <wp:posOffset>128270</wp:posOffset>
             </wp:positionH>
             <wp:positionV relativeFrom="paragraph">
-              <wp:posOffset>352697</wp:posOffset>
+              <wp:posOffset>15240</wp:posOffset>
             </wp:positionV>
-            <wp:extent cx="5822952" cy="3455035"/>
-            <wp:effectExtent l="0" t="0" r="6350" b="0"/>
+            <wp:extent cx="5760085" cy="3797935"/>
+            <wp:effectExtent l="0" t="0" r="0" b="0"/>
             <wp:wrapNone/>
-            <wp:docPr id="839023660" name="Image 1"/>
+            <wp:docPr id="1690896393" name="Image 1"/>
             <wp:cNvGraphicFramePr>
               <a:graphicFrameLocks xmlns:a="http://schemas.openxmlformats.org/drawingml/2006/main" noChangeAspect="1"/>
             </wp:cNvGraphicFramePr>
@@ -18872,11 +18794,11 @@
               <a:graphicData uri="http://schemas.openxmlformats.org/drawingml/2006/picture">
                 <pic:pic xmlns:pic="http://schemas.openxmlformats.org/drawingml/2006/picture">
                   <pic:nvPicPr>
-                    <pic:cNvPr id="839023660" name=""/>
+                    <pic:cNvPr id="1690896393" name=""/>
                     <pic:cNvPicPr/>
                   </pic:nvPicPr>
                   <pic:blipFill>
-                    <a:blip r:embed="rId26">
+                    <a:blip r:embed="rId26" cstate="print">
                       <a:extLst>
                         <a:ext uri="{28A0092B-C50C-407E-A947-70E740481C1C}">
                           <a14:useLocalDpi xmlns:a14="http://schemas.microsoft.com/office/drawing/2010/main" val="0"/>
@@ -18890,7 +18812,7 @@
                   <pic:spPr>
                     <a:xfrm>
                       <a:off x="0" y="0"/>
-                      <a:ext cx="5822954" cy="3455036"/>
+                      <a:ext cx="5760085" cy="3797935"/>
                     </a:xfrm>
                     <a:prstGeom prst="rect">
                       <a:avLst/>
@@ -18899,22 +18821,9 @@
                 </pic:pic>
               </a:graphicData>
             </a:graphic>
-            <wp14:sizeRelH relativeFrom="margin">
-              <wp14:pctWidth>0</wp14:pctWidth>
-            </wp14:sizeRelH>
-            <wp14:sizeRelV relativeFrom="margin">
-              <wp14:pctHeight>0</wp14:pctHeight>
-            </wp14:sizeRelV>
           </wp:anchor>
         </w:drawing>
       </w:r>
-      <w:r>
-        <w:t>Liste des clients avec le paginator</w:t>
-      </w:r>
-      <w:bookmarkEnd w:id="19"/>
-      <w:r>
-        <w:t xml:space="preserve"> </w:t>
-      </w:r>
     </w:p>
     <w:p>
       <w:pPr>
@@ -19009,23 +18918,42 @@
         <w:rPr>
           <w:b/>
           <w:bCs/>
-          <w:noProof/>
-          <w:sz w:val="32"/>
-          <w:szCs w:val="32"/>
-        </w:rPr>
+          <w:sz w:val="32"/>
+          <w:szCs w:val="32"/>
+        </w:rPr>
+        <w:t>Show client</w:t>
+      </w:r>
+    </w:p>
+    <w:p>
+      <w:pPr>
+        <w:rPr>
+          <w:b/>
+          <w:bCs/>
+          <w:sz w:val="32"/>
+          <w:szCs w:val="32"/>
+        </w:rPr>
+      </w:pPr>
+      <w:r>
+        <w:rPr>
+          <w:b/>
+          <w:bCs/>
+          <w:sz w:val="32"/>
+          <w:szCs w:val="32"/>
+        </w:rPr>
+        <w:lastRenderedPageBreak/>
         <w:drawing>
-          <wp:anchor distT="0" distB="0" distL="114300" distR="114300" simplePos="0" relativeHeight="251707904" behindDoc="1" locked="0" layoutInCell="1" allowOverlap="1" wp14:anchorId="42745786" wp14:editId="5D7DF7DF">
+          <wp:anchor distT="0" distB="0" distL="114300" distR="114300" simplePos="0" relativeHeight="251733504" behindDoc="1" locked="0" layoutInCell="1" allowOverlap="1" wp14:anchorId="7EF7C5CA" wp14:editId="0881CB8D">
             <wp:simplePos x="0" y="0"/>
-            <wp:positionH relativeFrom="margin">
-              <wp:align>right</wp:align>
+            <wp:positionH relativeFrom="column">
+              <wp:posOffset>128270</wp:posOffset>
             </wp:positionH>
             <wp:positionV relativeFrom="paragraph">
-              <wp:posOffset>341721</wp:posOffset>
+              <wp:posOffset>15240</wp:posOffset>
             </wp:positionV>
-            <wp:extent cx="5759458" cy="3276600"/>
-            <wp:effectExtent l="0" t="0" r="0" b="0"/>
+            <wp:extent cx="5760085" cy="3768725"/>
+            <wp:effectExtent l="0" t="0" r="0" b="3175"/>
             <wp:wrapNone/>
-            <wp:docPr id="785712457" name="Image 1"/>
+            <wp:docPr id="153539002" name="Image 1"/>
             <wp:cNvGraphicFramePr>
               <a:graphicFrameLocks xmlns:a="http://schemas.openxmlformats.org/drawingml/2006/main" noChangeAspect="1"/>
             </wp:cNvGraphicFramePr>
@@ -19033,11 +18961,11 @@
               <a:graphicData uri="http://schemas.openxmlformats.org/drawingml/2006/picture">
                 <pic:pic xmlns:pic="http://schemas.openxmlformats.org/drawingml/2006/picture">
                   <pic:nvPicPr>
-                    <pic:cNvPr id="785712457" name=""/>
+                    <pic:cNvPr id="153539002" name=""/>
                     <pic:cNvPicPr/>
                   </pic:nvPicPr>
                   <pic:blipFill>
-                    <a:blip r:embed="rId27">
+                    <a:blip r:embed="rId27" cstate="print">
                       <a:extLst>
                         <a:ext uri="{28A0092B-C50C-407E-A947-70E740481C1C}">
                           <a14:useLocalDpi xmlns:a14="http://schemas.microsoft.com/office/drawing/2010/main" val="0"/>
@@ -19051,7 +18979,172 @@
                   <pic:spPr>
                     <a:xfrm>
                       <a:off x="0" y="0"/>
-                      <a:ext cx="5767940" cy="3281425"/>
+                      <a:ext cx="5760085" cy="3768725"/>
+                    </a:xfrm>
+                    <a:prstGeom prst="rect">
+                      <a:avLst/>
+                    </a:prstGeom>
+                  </pic:spPr>
+                </pic:pic>
+              </a:graphicData>
+            </a:graphic>
+          </wp:anchor>
+        </w:drawing>
+      </w:r>
+    </w:p>
+    <w:p>
+      <w:pPr>
+        <w:rPr>
+          <w:b/>
+          <w:bCs/>
+          <w:sz w:val="32"/>
+          <w:szCs w:val="32"/>
+        </w:rPr>
+      </w:pPr>
+    </w:p>
+    <w:p>
+      <w:pPr>
+        <w:rPr>
+          <w:b/>
+          <w:bCs/>
+          <w:sz w:val="32"/>
+          <w:szCs w:val="32"/>
+        </w:rPr>
+      </w:pPr>
+    </w:p>
+    <w:p>
+      <w:pPr>
+        <w:rPr>
+          <w:b/>
+          <w:bCs/>
+          <w:sz w:val="32"/>
+          <w:szCs w:val="32"/>
+        </w:rPr>
+      </w:pPr>
+    </w:p>
+    <w:p>
+      <w:pPr>
+        <w:rPr>
+          <w:b/>
+          <w:bCs/>
+          <w:sz w:val="32"/>
+          <w:szCs w:val="32"/>
+        </w:rPr>
+      </w:pPr>
+    </w:p>
+    <w:p>
+      <w:pPr>
+        <w:rPr>
+          <w:b/>
+          <w:bCs/>
+          <w:sz w:val="32"/>
+          <w:szCs w:val="32"/>
+        </w:rPr>
+      </w:pPr>
+    </w:p>
+    <w:p>
+      <w:pPr>
+        <w:rPr>
+          <w:b/>
+          <w:bCs/>
+          <w:sz w:val="32"/>
+          <w:szCs w:val="32"/>
+        </w:rPr>
+      </w:pPr>
+    </w:p>
+    <w:p>
+      <w:pPr>
+        <w:rPr>
+          <w:b/>
+          <w:bCs/>
+          <w:sz w:val="32"/>
+          <w:szCs w:val="32"/>
+        </w:rPr>
+      </w:pPr>
+    </w:p>
+    <w:p>
+      <w:pPr>
+        <w:rPr>
+          <w:b/>
+          <w:bCs/>
+          <w:sz w:val="32"/>
+          <w:szCs w:val="32"/>
+        </w:rPr>
+      </w:pPr>
+    </w:p>
+    <w:p>
+      <w:pPr>
+        <w:rPr>
+          <w:b/>
+          <w:bCs/>
+          <w:sz w:val="32"/>
+          <w:szCs w:val="32"/>
+        </w:rPr>
+      </w:pPr>
+    </w:p>
+    <w:p>
+      <w:pPr>
+        <w:pStyle w:val="Titre2"/>
+      </w:pPr>
+      <w:bookmarkStart w:id="20" w:name="_Toc228464231"/>
+      <w:r>
+        <w:t>Edit client</w:t>
+      </w:r>
+      <w:bookmarkEnd w:id="20"/>
+    </w:p>
+    <w:p>
+      <w:pPr>
+        <w:rPr>
+          <w:b/>
+          <w:bCs/>
+          <w:sz w:val="32"/>
+          <w:szCs w:val="32"/>
+        </w:rPr>
+      </w:pPr>
+      <w:r>
+        <w:rPr>
+          <w:sz w:val="32"/>
+          <w:szCs w:val="32"/>
+        </w:rPr>
+        <w:drawing>
+          <wp:anchor distT="0" distB="0" distL="114300" distR="114300" simplePos="0" relativeHeight="251734528" behindDoc="1" locked="0" layoutInCell="1" allowOverlap="1" wp14:anchorId="65B65FB2" wp14:editId="30FA9856">
+            <wp:simplePos x="0" y="0"/>
+            <wp:positionH relativeFrom="margin">
+              <wp:align>left</wp:align>
+            </wp:positionH>
+            <wp:positionV relativeFrom="paragraph">
+              <wp:posOffset>143510</wp:posOffset>
+            </wp:positionV>
+            <wp:extent cx="5760085" cy="4191000"/>
+            <wp:effectExtent l="0" t="0" r="0" b="0"/>
+            <wp:wrapNone/>
+            <wp:docPr id="28006610" name="Image 1"/>
+            <wp:cNvGraphicFramePr>
+              <a:graphicFrameLocks xmlns:a="http://schemas.openxmlformats.org/drawingml/2006/main" noChangeAspect="1"/>
+            </wp:cNvGraphicFramePr>
+            <a:graphic xmlns:a="http://schemas.openxmlformats.org/drawingml/2006/main">
+              <a:graphicData uri="http://schemas.openxmlformats.org/drawingml/2006/picture">
+                <pic:pic xmlns:pic="http://schemas.openxmlformats.org/drawingml/2006/picture">
+                  <pic:nvPicPr>
+                    <pic:cNvPr id="28006610" name=""/>
+                    <pic:cNvPicPr/>
+                  </pic:nvPicPr>
+                  <pic:blipFill>
+                    <a:blip r:embed="rId28">
+                      <a:extLst>
+                        <a:ext uri="{28A0092B-C50C-407E-A947-70E740481C1C}">
+                          <a14:useLocalDpi xmlns:a14="http://schemas.microsoft.com/office/drawing/2010/main" val="0"/>
+                        </a:ext>
+                      </a:extLst>
+                    </a:blip>
+                    <a:stretch>
+                      <a:fillRect/>
+                    </a:stretch>
+                  </pic:blipFill>
+                  <pic:spPr>
+                    <a:xfrm>
+                      <a:off x="0" y="0"/>
+                      <a:ext cx="5760085" cy="4191000"/>
                     </a:xfrm>
                     <a:prstGeom prst="rect">
                       <a:avLst/>
@@ -19066,193 +19159,142 @@
           </wp:anchor>
         </w:drawing>
       </w:r>
-      <w:r>
-        <w:rPr>
-          <w:b/>
-          <w:bCs/>
-          <w:sz w:val="32"/>
-          <w:szCs w:val="32"/>
-        </w:rPr>
-        <w:t>Show client</w:t>
-      </w:r>
-    </w:p>
-    <w:p>
-      <w:pPr>
-        <w:pStyle w:val="Titre2"/>
-      </w:pPr>
-      <w:bookmarkStart w:id="20" w:name="_Toc228464231"/>
-      <w:r>
-        <w:rPr>
-          <w:b/>
-          <w:bCs/>
+    </w:p>
+    <w:p>
+      <w:pPr>
+        <w:rPr>
+          <w:sz w:val="32"/>
+          <w:szCs w:val="32"/>
+        </w:rPr>
+      </w:pPr>
+    </w:p>
+    <w:p>
+      <w:pPr>
+        <w:rPr>
+          <w:sz w:val="32"/>
+          <w:szCs w:val="32"/>
+        </w:rPr>
+      </w:pPr>
+    </w:p>
+    <w:p>
+      <w:pPr>
+        <w:rPr>
+          <w:sz w:val="32"/>
+          <w:szCs w:val="32"/>
+        </w:rPr>
+      </w:pPr>
+    </w:p>
+    <w:p>
+      <w:pPr>
+        <w:rPr>
+          <w:sz w:val="32"/>
+          <w:szCs w:val="32"/>
+        </w:rPr>
+      </w:pPr>
+    </w:p>
+    <w:p>
+      <w:pPr>
+        <w:rPr>
+          <w:sz w:val="32"/>
+          <w:szCs w:val="32"/>
+        </w:rPr>
+      </w:pPr>
+    </w:p>
+    <w:p>
+      <w:pPr>
+        <w:rPr>
+          <w:sz w:val="32"/>
+          <w:szCs w:val="32"/>
+        </w:rPr>
+      </w:pPr>
+    </w:p>
+    <w:p>
+      <w:pPr>
+        <w:rPr>
+          <w:sz w:val="32"/>
+          <w:szCs w:val="32"/>
+        </w:rPr>
+      </w:pPr>
+    </w:p>
+    <w:p>
+      <w:pPr>
+        <w:rPr>
+          <w:sz w:val="32"/>
+          <w:szCs w:val="32"/>
+        </w:rPr>
+      </w:pPr>
+    </w:p>
+    <w:p>
+      <w:pPr>
+        <w:rPr>
+          <w:sz w:val="32"/>
+          <w:szCs w:val="32"/>
+        </w:rPr>
+      </w:pPr>
+    </w:p>
+    <w:p>
+      <w:pPr>
+        <w:rPr>
+          <w:sz w:val="32"/>
+          <w:szCs w:val="32"/>
+        </w:rPr>
+      </w:pPr>
+    </w:p>
+    <w:p>
+      <w:pPr>
+        <w:rPr>
+          <w:sz w:val="32"/>
+          <w:szCs w:val="32"/>
+        </w:rPr>
+      </w:pPr>
+    </w:p>
+    <w:p>
+      <w:pPr>
+        <w:rPr>
+          <w:sz w:val="32"/>
+          <w:szCs w:val="32"/>
+        </w:rPr>
+      </w:pPr>
+    </w:p>
+    <w:p>
+      <w:pPr>
+        <w:rPr>
+          <w:sz w:val="32"/>
+          <w:szCs w:val="32"/>
+        </w:rPr>
+      </w:pPr>
+    </w:p>
+    <w:p>
+      <w:pPr>
+        <w:rPr>
+          <w:sz w:val="32"/>
+          <w:szCs w:val="32"/>
+        </w:rPr>
+      </w:pPr>
+      <w:r>
+        <w:rPr>
+          <w:sz w:val="32"/>
+          <w:szCs w:val="32"/>
+        </w:rPr>
+        <w:lastRenderedPageBreak/>
+        <w:t>Si la modification est validée, un modal de confirmation s’ouvre</w:t>
+      </w:r>
+    </w:p>
+    <w:p>
+      <w:pPr>
+        <w:rPr>
+          <w:sz w:val="32"/>
+          <w:szCs w:val="32"/>
+        </w:rPr>
+      </w:pPr>
+      <w:r>
+        <w:rPr>
           <w:noProof/>
-        </w:rPr>
-        <w:lastRenderedPageBreak/>
+          <w:sz w:val="32"/>
+          <w:szCs w:val="32"/>
+        </w:rPr>
         <w:drawing>
-          <wp:anchor distT="0" distB="0" distL="114300" distR="114300" simplePos="0" relativeHeight="251708928" behindDoc="1" locked="0" layoutInCell="1" allowOverlap="1" wp14:anchorId="071B471F" wp14:editId="2E923D27">
-            <wp:simplePos x="0" y="0"/>
-            <wp:positionH relativeFrom="margin">
-              <wp:align>left</wp:align>
-            </wp:positionH>
-            <wp:positionV relativeFrom="paragraph">
-              <wp:posOffset>338999</wp:posOffset>
-            </wp:positionV>
-            <wp:extent cx="6239739" cy="3733800"/>
-            <wp:effectExtent l="0" t="0" r="8890" b="0"/>
-            <wp:wrapNone/>
-            <wp:docPr id="1586554293" name="Image 1"/>
-            <wp:cNvGraphicFramePr>
-              <a:graphicFrameLocks xmlns:a="http://schemas.openxmlformats.org/drawingml/2006/main" noChangeAspect="1"/>
-            </wp:cNvGraphicFramePr>
-            <a:graphic xmlns:a="http://schemas.openxmlformats.org/drawingml/2006/main">
-              <a:graphicData uri="http://schemas.openxmlformats.org/drawingml/2006/picture">
-                <pic:pic xmlns:pic="http://schemas.openxmlformats.org/drawingml/2006/picture">
-                  <pic:nvPicPr>
-                    <pic:cNvPr id="1586554293" name=""/>
-                    <pic:cNvPicPr/>
-                  </pic:nvPicPr>
-                  <pic:blipFill>
-                    <a:blip r:embed="rId28" cstate="print">
-                      <a:extLst>
-                        <a:ext uri="{28A0092B-C50C-407E-A947-70E740481C1C}">
-                          <a14:useLocalDpi xmlns:a14="http://schemas.microsoft.com/office/drawing/2010/main" val="0"/>
-                        </a:ext>
-                      </a:extLst>
-                    </a:blip>
-                    <a:stretch>
-                      <a:fillRect/>
-                    </a:stretch>
-                  </pic:blipFill>
-                  <pic:spPr>
-                    <a:xfrm>
-                      <a:off x="0" y="0"/>
-                      <a:ext cx="6251879" cy="3741065"/>
-                    </a:xfrm>
-                    <a:prstGeom prst="rect">
-                      <a:avLst/>
-                    </a:prstGeom>
-                  </pic:spPr>
-                </pic:pic>
-              </a:graphicData>
-            </a:graphic>
-            <wp14:sizeRelH relativeFrom="margin">
-              <wp14:pctWidth>0</wp14:pctWidth>
-            </wp14:sizeRelH>
-            <wp14:sizeRelV relativeFrom="margin">
-              <wp14:pctHeight>0</wp14:pctHeight>
-            </wp14:sizeRelV>
-          </wp:anchor>
-        </w:drawing>
-      </w:r>
-      <w:r>
-        <w:t>Edit client</w:t>
-      </w:r>
-      <w:bookmarkEnd w:id="20"/>
-    </w:p>
-    <w:p>
-      <w:pPr>
-        <w:rPr>
-          <w:b/>
-          <w:bCs/>
-          <w:sz w:val="32"/>
-          <w:szCs w:val="32"/>
-        </w:rPr>
-      </w:pPr>
-    </w:p>
-    <w:p>
-      <w:pPr>
-        <w:rPr>
-          <w:sz w:val="32"/>
-          <w:szCs w:val="32"/>
-        </w:rPr>
-      </w:pPr>
-    </w:p>
-    <w:p>
-      <w:pPr>
-        <w:rPr>
-          <w:sz w:val="32"/>
-          <w:szCs w:val="32"/>
-        </w:rPr>
-      </w:pPr>
-    </w:p>
-    <w:p>
-      <w:pPr>
-        <w:rPr>
-          <w:sz w:val="32"/>
-          <w:szCs w:val="32"/>
-        </w:rPr>
-      </w:pPr>
-    </w:p>
-    <w:p>
-      <w:pPr>
-        <w:rPr>
-          <w:sz w:val="32"/>
-          <w:szCs w:val="32"/>
-        </w:rPr>
-      </w:pPr>
-    </w:p>
-    <w:p>
-      <w:pPr>
-        <w:rPr>
-          <w:sz w:val="32"/>
-          <w:szCs w:val="32"/>
-        </w:rPr>
-      </w:pPr>
-    </w:p>
-    <w:p>
-      <w:pPr>
-        <w:rPr>
-          <w:sz w:val="32"/>
-          <w:szCs w:val="32"/>
-        </w:rPr>
-      </w:pPr>
-    </w:p>
-    <w:p>
-      <w:pPr>
-        <w:rPr>
-          <w:sz w:val="32"/>
-          <w:szCs w:val="32"/>
-        </w:rPr>
-      </w:pPr>
-    </w:p>
-    <w:p>
-      <w:pPr>
-        <w:rPr>
-          <w:sz w:val="32"/>
-          <w:szCs w:val="32"/>
-        </w:rPr>
-      </w:pPr>
-    </w:p>
-    <w:p>
-      <w:pPr>
-        <w:rPr>
-          <w:sz w:val="32"/>
-          <w:szCs w:val="32"/>
-        </w:rPr>
-      </w:pPr>
-      <w:r>
-        <w:rPr>
-          <w:sz w:val="32"/>
-          <w:szCs w:val="32"/>
-        </w:rPr>
-        <w:t>Si la modification est validée, un modal de confirmation s’ouvre</w:t>
-      </w:r>
-    </w:p>
-    <w:p>
-      <w:pPr>
-        <w:rPr>
-          <w:sz w:val="32"/>
-          <w:szCs w:val="32"/>
-        </w:rPr>
-      </w:pPr>
-      <w:r>
-        <w:rPr>
-          <w:noProof/>
-          <w:sz w:val="32"/>
-          <w:szCs w:val="32"/>
-        </w:rPr>
-        <w:drawing>
-          <wp:anchor distT="0" distB="0" distL="114300" distR="114300" simplePos="0" relativeHeight="251709952" behindDoc="1" locked="0" layoutInCell="1" allowOverlap="1" wp14:anchorId="21FD4D45" wp14:editId="78CA96C6">
+          <wp:anchor distT="0" distB="0" distL="114300" distR="114300" simplePos="0" relativeHeight="251709952" behindDoc="1" locked="0" layoutInCell="1" allowOverlap="1" wp14:anchorId="21FD4D45" wp14:editId="711A515C">
             <wp:simplePos x="0" y="0"/>
             <wp:positionH relativeFrom="column">
               <wp:posOffset>351426</wp:posOffset>
@@ -19396,59 +19438,10 @@
     </w:p>
     <w:p>
       <w:pPr>
-        <w:rPr>
-          <w:sz w:val="32"/>
-          <w:szCs w:val="32"/>
-        </w:rPr>
-      </w:pPr>
-    </w:p>
-    <w:p>
-      <w:pPr>
-        <w:rPr>
-          <w:sz w:val="32"/>
-          <w:szCs w:val="32"/>
-        </w:rPr>
-      </w:pPr>
-    </w:p>
-    <w:p>
-      <w:pPr>
-        <w:rPr>
-          <w:sz w:val="32"/>
-          <w:szCs w:val="32"/>
-        </w:rPr>
-      </w:pPr>
-    </w:p>
-    <w:p>
-      <w:pPr>
-        <w:rPr>
-          <w:sz w:val="32"/>
-          <w:szCs w:val="32"/>
-        </w:rPr>
-      </w:pPr>
-    </w:p>
-    <w:p>
-      <w:pPr>
-        <w:rPr>
-          <w:sz w:val="32"/>
-          <w:szCs w:val="32"/>
-        </w:rPr>
-      </w:pPr>
-    </w:p>
-    <w:p>
-      <w:pPr>
-        <w:rPr>
-          <w:sz w:val="32"/>
-          <w:szCs w:val="32"/>
-        </w:rPr>
-      </w:pPr>
-    </w:p>
-    <w:p>
-      <w:pPr>
         <w:pStyle w:val="Titre2"/>
       </w:pPr>
       <w:bookmarkStart w:id="21" w:name="_Toc228464232"/>
       <w:r>
-        <w:lastRenderedPageBreak/>
         <w:t>Le bouton suppression</w:t>
       </w:r>
       <w:bookmarkEnd w:id="21"/>
@@ -19732,80 +19725,6 @@
     </w:p>
     <w:p>
       <w:pPr>
-        <w:rPr>
-          <w:sz w:val="32"/>
-          <w:szCs w:val="32"/>
-        </w:rPr>
-      </w:pPr>
-    </w:p>
-    <w:p>
-      <w:pPr>
-        <w:rPr>
-          <w:sz w:val="32"/>
-          <w:szCs w:val="32"/>
-        </w:rPr>
-      </w:pPr>
-    </w:p>
-    <w:p>
-      <w:pPr>
-        <w:rPr>
-          <w:sz w:val="32"/>
-          <w:szCs w:val="32"/>
-        </w:rPr>
-      </w:pPr>
-    </w:p>
-    <w:p>
-      <w:pPr>
-        <w:rPr>
-          <w:sz w:val="32"/>
-          <w:szCs w:val="32"/>
-        </w:rPr>
-      </w:pPr>
-    </w:p>
-    <w:p>
-      <w:pPr>
-        <w:rPr>
-          <w:sz w:val="32"/>
-          <w:szCs w:val="32"/>
-        </w:rPr>
-      </w:pPr>
-    </w:p>
-    <w:p>
-      <w:pPr>
-        <w:rPr>
-          <w:sz w:val="32"/>
-          <w:szCs w:val="32"/>
-        </w:rPr>
-      </w:pPr>
-    </w:p>
-    <w:p>
-      <w:pPr>
-        <w:rPr>
-          <w:sz w:val="32"/>
-          <w:szCs w:val="32"/>
-        </w:rPr>
-      </w:pPr>
-    </w:p>
-    <w:p>
-      <w:pPr>
-        <w:rPr>
-          <w:sz w:val="40"/>
-          <w:szCs w:val="40"/>
-          <w:bdr w:val="single" w:sz="4" w:space="0" w:color="auto"/>
-        </w:rPr>
-      </w:pPr>
-    </w:p>
-    <w:p>
-      <w:pPr>
-        <w:rPr>
-          <w:sz w:val="40"/>
-          <w:szCs w:val="40"/>
-          <w:bdr w:val="single" w:sz="4" w:space="0" w:color="auto"/>
-        </w:rPr>
-      </w:pPr>
-    </w:p>
-    <w:p>
-      <w:pPr>
         <w:pStyle w:val="Titre1"/>
       </w:pPr>
       <w:bookmarkStart w:id="22" w:name="_Toc228464233"/>
@@ -19827,23 +19746,22 @@
       </w:pPr>
       <w:r>
         <w:rPr>
-          <w:noProof/>
           <w:sz w:val="32"/>
           <w:szCs w:val="32"/>
         </w:rPr>
         <w:drawing>
-          <wp:anchor distT="0" distB="0" distL="114300" distR="114300" simplePos="0" relativeHeight="251678208" behindDoc="1" locked="0" layoutInCell="1" allowOverlap="1" wp14:anchorId="03ABAF07" wp14:editId="1C823755">
+          <wp:anchor distT="0" distB="0" distL="114300" distR="114300" simplePos="0" relativeHeight="251735552" behindDoc="1" locked="0" layoutInCell="1" allowOverlap="1" wp14:anchorId="3D2114D4" wp14:editId="5D16989E">
             <wp:simplePos x="0" y="0"/>
             <wp:positionH relativeFrom="margin">
-              <wp:align>right</wp:align>
+              <wp:align>left</wp:align>
             </wp:positionH>
             <wp:positionV relativeFrom="paragraph">
-              <wp:posOffset>15240</wp:posOffset>
+              <wp:posOffset>151130</wp:posOffset>
             </wp:positionV>
-            <wp:extent cx="5761990" cy="4143375"/>
-            <wp:effectExtent l="0" t="0" r="0" b="9525"/>
+            <wp:extent cx="5760085" cy="3778250"/>
+            <wp:effectExtent l="0" t="0" r="0" b="0"/>
             <wp:wrapNone/>
-            <wp:docPr id="264670344" name="Image 6"/>
+            <wp:docPr id="102196560" name="Image 1"/>
             <wp:cNvGraphicFramePr>
               <a:graphicFrameLocks xmlns:a="http://schemas.openxmlformats.org/drawingml/2006/main" noChangeAspect="1"/>
             </wp:cNvGraphicFramePr>
@@ -19851,43 +19769,33 @@
               <a:graphicData uri="http://schemas.openxmlformats.org/drawingml/2006/picture">
                 <pic:pic xmlns:pic="http://schemas.openxmlformats.org/drawingml/2006/picture">
                   <pic:nvPicPr>
-                    <pic:cNvPr id="0" name="Picture 2"/>
-                    <pic:cNvPicPr>
-                      <a:picLocks noChangeAspect="1" noChangeArrowheads="1"/>
-                    </pic:cNvPicPr>
+                    <pic:cNvPr id="102196560" name=""/>
+                    <pic:cNvPicPr/>
                   </pic:nvPicPr>
                   <pic:blipFill>
-                    <a:blip r:embed="rId31">
+                    <a:blip r:embed="rId31" cstate="print">
                       <a:extLst>
                         <a:ext uri="{28A0092B-C50C-407E-A947-70E740481C1C}">
                           <a14:useLocalDpi xmlns:a14="http://schemas.microsoft.com/office/drawing/2010/main" val="0"/>
                         </a:ext>
                       </a:extLst>
                     </a:blip>
-                    <a:srcRect/>
                     <a:stretch>
                       <a:fillRect/>
                     </a:stretch>
                   </pic:blipFill>
-                  <pic:spPr bwMode="auto">
+                  <pic:spPr>
                     <a:xfrm>
                       <a:off x="0" y="0"/>
-                      <a:ext cx="5761990" cy="4143375"/>
+                      <a:ext cx="5760085" cy="3778250"/>
                     </a:xfrm>
                     <a:prstGeom prst="rect">
                       <a:avLst/>
                     </a:prstGeom>
-                    <a:noFill/>
-                    <a:ln>
-                      <a:noFill/>
-                    </a:ln>
                   </pic:spPr>
                 </pic:pic>
               </a:graphicData>
             </a:graphic>
-            <wp14:sizeRelV relativeFrom="margin">
-              <wp14:pctHeight>0</wp14:pctHeight>
-            </wp14:sizeRelV>
           </wp:anchor>
         </w:drawing>
       </w:r>
@@ -19968,24 +19876,20 @@
       <w:pPr>
         <w:pStyle w:val="Titre2"/>
       </w:pPr>
-      <w:bookmarkStart w:id="23" w:name="_Toc228464234"/>
-      <w:r>
-        <w:rPr>
-          <w:noProof/>
-        </w:rPr>
+      <w:r>
         <w:drawing>
-          <wp:anchor distT="0" distB="0" distL="114300" distR="114300" simplePos="0" relativeHeight="251694592" behindDoc="1" locked="0" layoutInCell="1" allowOverlap="1" wp14:anchorId="0BB72E0B" wp14:editId="65128CE5">
+          <wp:anchor distT="0" distB="0" distL="114300" distR="114300" simplePos="0" relativeHeight="251736576" behindDoc="1" locked="0" layoutInCell="1" allowOverlap="1" wp14:anchorId="005FE41A" wp14:editId="5E32C759">
             <wp:simplePos x="0" y="0"/>
-            <wp:positionH relativeFrom="margin">
+            <wp:positionH relativeFrom="page">
               <wp:align>left</wp:align>
             </wp:positionH>
             <wp:positionV relativeFrom="paragraph">
-              <wp:posOffset>7620</wp:posOffset>
+              <wp:posOffset>380365</wp:posOffset>
             </wp:positionV>
-            <wp:extent cx="5760085" cy="648970"/>
+            <wp:extent cx="6725285" cy="1168400"/>
             <wp:effectExtent l="0" t="0" r="0" b="0"/>
             <wp:wrapNone/>
-            <wp:docPr id="9777456" name="Image 7"/>
+            <wp:docPr id="827132820" name="Image 1"/>
             <wp:cNvGraphicFramePr>
               <a:graphicFrameLocks xmlns:a="http://schemas.openxmlformats.org/drawingml/2006/main" noChangeAspect="1"/>
             </wp:cNvGraphicFramePr>
@@ -19993,7 +19897,7 @@
               <a:graphicData uri="http://schemas.openxmlformats.org/drawingml/2006/picture">
                 <pic:pic xmlns:pic="http://schemas.openxmlformats.org/drawingml/2006/picture">
                   <pic:nvPicPr>
-                    <pic:cNvPr id="9777456" name="Image 9777456"/>
+                    <pic:cNvPr id="827132820" name=""/>
                     <pic:cNvPicPr/>
                   </pic:nvPicPr>
                   <pic:blipFill>
@@ -20011,7 +19915,7 @@
                   <pic:spPr>
                     <a:xfrm>
                       <a:off x="0" y="0"/>
-                      <a:ext cx="5760085" cy="648970"/>
+                      <a:ext cx="6725285" cy="1168400"/>
                     </a:xfrm>
                     <a:prstGeom prst="rect">
                       <a:avLst/>
@@ -20023,9 +19927,22 @@
           </wp:anchor>
         </w:drawing>
       </w:r>
-      <w:bookmarkEnd w:id="23"/>
+    </w:p>
+    <w:p>
+      <w:pPr>
+        <w:pStyle w:val="Titre2"/>
+      </w:pPr>
     </w:p>
     <w:p/>
+    <w:p>
+      <w:pPr>
+        <w:ind w:firstLine="567"/>
+        <w:rPr>
+          <w:b/>
+          <w:bCs/>
+        </w:rPr>
+      </w:pPr>
+    </w:p>
     <w:p>
       <w:pPr>
         <w:ind w:firstLine="567"/>
@@ -20219,12 +20136,12 @@
       <w:pPr>
         <w:pStyle w:val="Titre1"/>
       </w:pPr>
-      <w:bookmarkStart w:id="24" w:name="_Toc228464235"/>
+      <w:bookmarkStart w:id="23" w:name="_Toc228464235"/>
       <w:r>
         <w:lastRenderedPageBreak/>
         <w:t>Fonctionnement du bouton suppression</w:t>
       </w:r>
-      <w:bookmarkEnd w:id="24"/>
+      <w:bookmarkEnd w:id="23"/>
     </w:p>
     <w:p>
       <w:pPr>
@@ -21286,12 +21203,12 @@
         <w:pStyle w:val="Titre1"/>
         <w:spacing w:after="0" w:line="240" w:lineRule="auto"/>
       </w:pPr>
-      <w:bookmarkStart w:id="25" w:name="_Toc228464236"/>
+      <w:bookmarkStart w:id="24" w:name="_Toc228464236"/>
       <w:r>
         <w:lastRenderedPageBreak/>
         <w:t>Gestion du catalogue produit</w:t>
       </w:r>
-      <w:bookmarkEnd w:id="25"/>
+      <w:bookmarkEnd w:id="24"/>
     </w:p>
     <w:p>
       <w:pPr>
@@ -21799,12 +21716,12 @@
       <w:pPr>
         <w:pStyle w:val="Titre2"/>
       </w:pPr>
-      <w:bookmarkStart w:id="26" w:name="_Toc228464237"/>
+      <w:bookmarkStart w:id="25" w:name="_Toc228464237"/>
       <w:r>
         <w:lastRenderedPageBreak/>
         <w:t>Pagination</w:t>
       </w:r>
-      <w:bookmarkEnd w:id="26"/>
+      <w:bookmarkEnd w:id="25"/>
     </w:p>
     <w:p>
       <w:pPr>
@@ -22008,12 +21925,12 @@
       <w:pPr>
         <w:pStyle w:val="Titre1"/>
       </w:pPr>
-      <w:bookmarkStart w:id="27" w:name="_Toc228464238"/>
+      <w:bookmarkStart w:id="26" w:name="_Toc228464238"/>
       <w:r>
         <w:lastRenderedPageBreak/>
         <w:t>Calcul des montants (TVA et total des factures)</w:t>
       </w:r>
-      <w:bookmarkEnd w:id="27"/>
+      <w:bookmarkEnd w:id="26"/>
     </w:p>
     <w:p>
       <w:pPr>
@@ -22764,14 +22681,14 @@
       <w:pPr>
         <w:pStyle w:val="Titre2"/>
       </w:pPr>
-      <w:bookmarkStart w:id="28" w:name="_Toc228464239"/>
+      <w:bookmarkStart w:id="27" w:name="_Toc228464239"/>
       <w:r>
         <w:t>Formules de calcul des p</w:t>
       </w:r>
       <w:r>
         <w:t>rix</w:t>
       </w:r>
-      <w:bookmarkEnd w:id="28"/>
+      <w:bookmarkEnd w:id="27"/>
     </w:p>
     <w:p>
       <w:pPr>
@@ -23528,12 +23445,12 @@
       <w:pPr>
         <w:pStyle w:val="Titre1"/>
       </w:pPr>
-      <w:bookmarkStart w:id="29" w:name="_Toc228464240"/>
+      <w:bookmarkStart w:id="28" w:name="_Toc228464240"/>
       <w:r>
         <w:lastRenderedPageBreak/>
         <w:t>Fonctionnement des controllers</w:t>
       </w:r>
-      <w:bookmarkEnd w:id="29"/>
+      <w:bookmarkEnd w:id="28"/>
     </w:p>
     <w:p>
       <w:pPr>
@@ -24003,11 +23920,11 @@
       <w:pPr>
         <w:pStyle w:val="Titre2"/>
       </w:pPr>
-      <w:bookmarkStart w:id="30" w:name="_Toc228464241"/>
+      <w:bookmarkStart w:id="29" w:name="_Toc228464241"/>
       <w:r>
         <w:t>Recherche et filtrage des produits</w:t>
       </w:r>
-      <w:bookmarkEnd w:id="30"/>
+      <w:bookmarkEnd w:id="29"/>
     </w:p>
     <w:p>
       <w:pPr>
@@ -25004,12 +24921,12 @@
       <w:pPr>
         <w:pStyle w:val="Titre1"/>
       </w:pPr>
-      <w:bookmarkStart w:id="31" w:name="_Toc228464242"/>
+      <w:bookmarkStart w:id="30" w:name="_Toc228464242"/>
       <w:r>
         <w:lastRenderedPageBreak/>
         <w:t>Génération d’un PDF de la facture</w:t>
       </w:r>
-      <w:bookmarkEnd w:id="31"/>
+      <w:bookmarkEnd w:id="30"/>
     </w:p>
     <w:p>
       <w:pPr>
@@ -25221,11 +25138,11 @@
       <w:pPr>
         <w:pStyle w:val="Titre2"/>
       </w:pPr>
-      <w:bookmarkStart w:id="32" w:name="_Toc228464243"/>
+      <w:bookmarkStart w:id="31" w:name="_Toc228464243"/>
       <w:r>
         <w:t>Mise en place de Gotenberg</w:t>
       </w:r>
-      <w:bookmarkEnd w:id="32"/>
+      <w:bookmarkEnd w:id="31"/>
     </w:p>
     <w:p>
       <w:pPr>
@@ -25658,12 +25575,12 @@
       <w:pPr>
         <w:pStyle w:val="Titre2"/>
       </w:pPr>
-      <w:bookmarkStart w:id="33" w:name="_Toc228464244"/>
+      <w:bookmarkStart w:id="32" w:name="_Toc228464244"/>
       <w:r>
         <w:lastRenderedPageBreak/>
         <w:t>Fonctionnement</w:t>
       </w:r>
-      <w:bookmarkEnd w:id="33"/>
+      <w:bookmarkEnd w:id="32"/>
     </w:p>
     <w:p>
       <w:pPr>
@@ -25833,11 +25750,11 @@
       <w:pPr>
         <w:pStyle w:val="Titre1"/>
       </w:pPr>
-      <w:bookmarkStart w:id="34" w:name="_Toc228464245"/>
+      <w:bookmarkStart w:id="33" w:name="_Toc228464245"/>
       <w:r>
         <w:t>Docker, WSL et conteneurs</w:t>
       </w:r>
-      <w:bookmarkEnd w:id="34"/>
+      <w:bookmarkEnd w:id="33"/>
     </w:p>
     <w:p>
       <w:pPr>
@@ -26143,7 +26060,7 @@
       <w:pPr>
         <w:pStyle w:val="Titre1"/>
       </w:pPr>
-      <w:bookmarkStart w:id="35" w:name="_Toc228464246"/>
+      <w:bookmarkStart w:id="34" w:name="_Toc228464246"/>
       <w:r>
         <w:t xml:space="preserve">Envoi </w:t>
       </w:r>
@@ -26155,7 +26072,7 @@
       <w:r>
         <w:t xml:space="preserve"> et utilisation de Mailpit</w:t>
       </w:r>
-      <w:bookmarkEnd w:id="35"/>
+      <w:bookmarkEnd w:id="34"/>
     </w:p>
     <w:p>
       <w:pPr>
@@ -26404,11 +26321,11 @@
       <w:pPr>
         <w:pStyle w:val="Titre2"/>
       </w:pPr>
-      <w:bookmarkStart w:id="36" w:name="_Toc228464247"/>
+      <w:bookmarkStart w:id="35" w:name="_Toc228464247"/>
       <w:r>
         <w:t>Mise en place de Mailpit</w:t>
       </w:r>
-      <w:bookmarkEnd w:id="36"/>
+      <w:bookmarkEnd w:id="35"/>
     </w:p>
     <w:p>
       <w:pPr>
@@ -27134,7 +27051,7 @@
           <w:szCs w:val="40"/>
         </w:rPr>
         <w:drawing>
-          <wp:anchor distT="0" distB="0" distL="114300" distR="114300" simplePos="0" relativeHeight="251715072" behindDoc="1" locked="0" layoutInCell="1" allowOverlap="1" wp14:anchorId="53BF247B" wp14:editId="1EAB79C7">
+          <wp:anchor distT="0" distB="0" distL="114300" distR="114300" simplePos="0" relativeHeight="251715072" behindDoc="1" locked="0" layoutInCell="1" allowOverlap="1" wp14:anchorId="53BF247B" wp14:editId="6632617C">
             <wp:simplePos x="0" y="0"/>
             <wp:positionH relativeFrom="page">
               <wp:posOffset>1272812</wp:posOffset>
@@ -27467,7 +27384,7 @@
           <w:szCs w:val="40"/>
         </w:rPr>
         <w:drawing>
-          <wp:anchor distT="0" distB="0" distL="114300" distR="114300" simplePos="0" relativeHeight="251718144" behindDoc="1" locked="0" layoutInCell="1" allowOverlap="1" wp14:anchorId="534CC592" wp14:editId="3C40D801">
+          <wp:anchor distT="0" distB="0" distL="114300" distR="114300" simplePos="0" relativeHeight="251718144" behindDoc="1" locked="0" layoutInCell="1" allowOverlap="1" wp14:anchorId="534CC592" wp14:editId="46DB4D54">
             <wp:simplePos x="0" y="0"/>
             <wp:positionH relativeFrom="margin">
               <wp:posOffset>-486773</wp:posOffset>
@@ -27573,7 +27490,7 @@
           <w:szCs w:val="40"/>
         </w:rPr>
         <w:drawing>
-          <wp:anchor distT="0" distB="0" distL="114300" distR="114300" simplePos="0" relativeHeight="251719168" behindDoc="1" locked="0" layoutInCell="1" allowOverlap="1" wp14:anchorId="42BD067D" wp14:editId="0562D98E">
+          <wp:anchor distT="0" distB="0" distL="114300" distR="114300" simplePos="0" relativeHeight="251719168" behindDoc="1" locked="0" layoutInCell="1" allowOverlap="1" wp14:anchorId="42BD067D" wp14:editId="3ACC335D">
             <wp:simplePos x="0" y="0"/>
             <wp:positionH relativeFrom="margin">
               <wp:align>left</wp:align>
@@ -27736,12 +27653,12 @@
       <w:pPr>
         <w:pStyle w:val="Titre1"/>
       </w:pPr>
-      <w:bookmarkStart w:id="37" w:name="_Toc228464248"/>
+      <w:bookmarkStart w:id="36" w:name="_Toc228464248"/>
       <w:r>
         <w:lastRenderedPageBreak/>
         <w:t>Le Launcher</w:t>
       </w:r>
-      <w:bookmarkEnd w:id="37"/>
+      <w:bookmarkEnd w:id="36"/>
     </w:p>
     <w:p>
       <w:pPr>
@@ -27906,7 +27823,7 @@
       <w:pPr>
         <w:pStyle w:val="Titre2"/>
       </w:pPr>
-      <w:bookmarkStart w:id="38" w:name="_Toc228464249"/>
+      <w:bookmarkStart w:id="37" w:name="_Toc228464249"/>
       <w:r>
         <w:rPr>
           <w:rFonts w:ascii="Segoe UI Emoji" w:hAnsi="Segoe UI Emoji" w:cs="Segoe UI Emoji"/>
@@ -27916,7 +27833,7 @@
       <w:r>
         <w:t xml:space="preserve"> Évolution vers un exécutable (.exe)</w:t>
       </w:r>
-      <w:bookmarkEnd w:id="38"/>
+      <w:bookmarkEnd w:id="37"/>
     </w:p>
     <w:p>
       <w:pPr>
@@ -28229,7 +28146,7 @@
       <w:pPr>
         <w:pStyle w:val="Titre2"/>
       </w:pPr>
-      <w:bookmarkStart w:id="39" w:name="_Toc228464250"/>
+      <w:bookmarkStart w:id="38" w:name="_Toc228464250"/>
       <w:r>
         <w:rPr>
           <w:rFonts w:ascii="Segoe UI Emoji" w:hAnsi="Segoe UI Emoji" w:cs="Segoe UI Emoji"/>
@@ -28239,7 +28156,7 @@
       <w:r>
         <w:t xml:space="preserve"> Fonctionnalités du launcher</w:t>
       </w:r>
-      <w:bookmarkEnd w:id="39"/>
+      <w:bookmarkEnd w:id="38"/>
     </w:p>
     <w:p>
       <w:pPr>
@@ -28581,7 +28498,7 @@
         <w:pStyle w:val="Titre2"/>
         <w:spacing w:line="240" w:lineRule="auto"/>
       </w:pPr>
-      <w:bookmarkStart w:id="40" w:name="_Toc228464251"/>
+      <w:bookmarkStart w:id="39" w:name="_Toc228464251"/>
       <w:r>
         <w:rPr>
           <w:rFonts w:ascii="Segoe UI Emoji" w:hAnsi="Segoe UI Emoji" w:cs="Segoe UI Emoji"/>
@@ -28592,7 +28509,7 @@
       <w:r>
         <w:t xml:space="preserve"> Objectif</w:t>
       </w:r>
-      <w:bookmarkEnd w:id="40"/>
+      <w:bookmarkEnd w:id="39"/>
     </w:p>
     <w:p>
       <w:pPr>
@@ -29491,12 +29408,12 @@
       <w:pPr>
         <w:pStyle w:val="Titre1"/>
       </w:pPr>
-      <w:bookmarkStart w:id="41" w:name="_Toc228464252"/>
+      <w:bookmarkStart w:id="40" w:name="_Toc228464252"/>
       <w:r>
         <w:lastRenderedPageBreak/>
         <w:t>Conclusion</w:t>
       </w:r>
-      <w:bookmarkEnd w:id="41"/>
+      <w:bookmarkEnd w:id="40"/>
     </w:p>
     <w:p>
       <w:pPr>
@@ -29737,12 +29654,12 @@
       <w:pPr>
         <w:pStyle w:val="Titre1"/>
       </w:pPr>
-      <w:bookmarkStart w:id="42" w:name="_Toc228464253"/>
+      <w:bookmarkStart w:id="41" w:name="_Toc228464253"/>
       <w:r>
         <w:lastRenderedPageBreak/>
         <w:t>Glossaire technique</w:t>
       </w:r>
-      <w:bookmarkEnd w:id="42"/>
+      <w:bookmarkEnd w:id="41"/>
     </w:p>
     <w:p>
       <w:pPr>
@@ -35148,6 +35065,7 @@
   <w:style w:type="character" w:default="1" w:styleId="Policepardfaut">
     <w:name w:val="Default Paragraph Font"/>
     <w:uiPriority w:val="1"/>
+    <w:semiHidden/>
     <w:unhideWhenUsed/>
   </w:style>
   <w:style w:type="table" w:default="1" w:styleId="TableauNormal">
